--- a/docact.docx
+++ b/docact.docx
@@ -1,6 +1,6 @@
 
 <file path=word/document.xml><?xml version="1.0" encoding="utf-8"?>
-<w:document xmlns:wpc="http://schemas.microsoft.com/office/word/2010/wordprocessingCanvas" xmlns:mc="http://schemas.openxmlformats.org/markup-compatibility/2006" xmlns:o="urn:schemas-microsoft-com:office:office" xmlns:r="http://schemas.openxmlformats.org/officeDocument/2006/relationships" xmlns:m="http://schemas.openxmlformats.org/officeDocument/2006/math" xmlns:v="urn:schemas-microsoft-com:vml" xmlns:wp14="http://schemas.microsoft.com/office/word/2010/wordprocessingDrawing" xmlns:wp="http://schemas.openxmlformats.org/drawingml/2006/wordprocessingDrawing" xmlns:w10="urn:schemas-microsoft-com:office:word" xmlns:w="http://schemas.openxmlformats.org/wordprocessingml/2006/main" xmlns:w14="http://schemas.microsoft.com/office/word/2010/wordml" xmlns:w15="http://schemas.microsoft.com/office/word/2012/wordml" xmlns:wpg="http://schemas.microsoft.com/office/word/2010/wordprocessingGroup" xmlns:wpi="http://schemas.microsoft.com/office/word/2010/wordprocessingInk" xmlns:wne="http://schemas.microsoft.com/office/word/2006/wordml" xmlns:wps="http://schemas.microsoft.com/office/word/2010/wordprocessingShape" mc:Ignorable="w14 w15 wp14">
+<w:document xmlns:wpc="http://schemas.microsoft.com/office/word/2010/wordprocessingCanvas" xmlns:cx="http://schemas.microsoft.com/office/drawing/2014/chartex" xmlns:cx1="http://schemas.microsoft.com/office/drawing/2015/9/8/chartex" xmlns:cx2="http://schemas.microsoft.com/office/drawing/2015/10/21/chartex" xmlns:cx3="http://schemas.microsoft.com/office/drawing/2016/5/9/chartex" xmlns:cx4="http://schemas.microsoft.com/office/drawing/2016/5/10/chartex" xmlns:cx5="http://schemas.microsoft.com/office/drawing/2016/5/11/chartex" xmlns:cx6="http://schemas.microsoft.com/office/drawing/2016/5/12/chartex" xmlns:cx7="http://schemas.microsoft.com/office/drawing/2016/5/13/chartex" xmlns:cx8="http://schemas.microsoft.com/office/drawing/2016/5/14/chartex" xmlns:mc="http://schemas.openxmlformats.org/markup-compatibility/2006" xmlns:aink="http://schemas.microsoft.com/office/drawing/2016/ink" xmlns:am3d="http://schemas.microsoft.com/office/drawing/2017/model3d" xmlns:o="urn:schemas-microsoft-com:office:office" xmlns:oel="http://schemas.microsoft.com/office/2019/extlst" xmlns:r="http://schemas.openxmlformats.org/officeDocument/2006/relationships" xmlns:m="http://schemas.openxmlformats.org/officeDocument/2006/math" xmlns:v="urn:schemas-microsoft-com:vml" xmlns:wp14="http://schemas.microsoft.com/office/word/2010/wordprocessingDrawing" xmlns:wp="http://schemas.openxmlformats.org/drawingml/2006/wordprocessingDrawing" xmlns:w10="urn:schemas-microsoft-com:office:word" xmlns:w="http://schemas.openxmlformats.org/wordprocessingml/2006/main" xmlns:w14="http://schemas.microsoft.com/office/word/2010/wordml" xmlns:w15="http://schemas.microsoft.com/office/word/2012/wordml" xmlns:w16cex="http://schemas.microsoft.com/office/word/2018/wordml/cex" xmlns:w16cid="http://schemas.microsoft.com/office/word/2016/wordml/cid" xmlns:w16="http://schemas.microsoft.com/office/word/2018/wordml" xmlns:w16du="http://schemas.microsoft.com/office/word/2023/wordml/word16du" xmlns:w16sdtdh="http://schemas.microsoft.com/office/word/2020/wordml/sdtdatahash" xmlns:w16sdtfl="http://schemas.microsoft.com/office/word/2024/wordml/sdtformatlock" xmlns:w16se="http://schemas.microsoft.com/office/word/2015/wordml/symex" xmlns:wpg="http://schemas.microsoft.com/office/word/2010/wordprocessingGroup" xmlns:wpi="http://schemas.microsoft.com/office/word/2010/wordprocessingInk" xmlns:wne="http://schemas.microsoft.com/office/word/2006/wordml" xmlns:wps="http://schemas.microsoft.com/office/word/2010/wordprocessingShape" mc:Ignorable="w14 w15 w16se w16cid w16 w16cex w16sdtdh w16sdtfl w16du wp14">
   <w:body>
     <w:p>
       <w:pPr>
@@ -197,7 +197,7 @@
                 <v:stroke joinstyle="miter"/>
                 <v:path gradientshapeok="t" o:connecttype="rect"/>
               </v:shapetype>
-              <v:shape id="Надпись 3" o:spid="_x0000_s1026" type="#_x0000_t202" style="position:absolute;left:0;text-align:left;margin-left:384.25pt;margin-top:.9pt;width:114.45pt;height:32.6pt;z-index:251659264;visibility:visible;mso-wrap-style:square;mso-wrap-distance-left:9pt;mso-wrap-distance-top:0;mso-wrap-distance-right:9pt;mso-wrap-distance-bottom:0;mso-position-horizontal:absolute;mso-position-horizontal-relative:margin;mso-position-vertical:absolute;mso-position-vertical-relative:text;v-text-anchor:top" o:gfxdata="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" filled="f" stroked="f">
+              <v:shape id="Надпись 3" o:spid="_x0000_s1026" type="#_x0000_t202" style="position:absolute;left:0;text-align:left;margin-left:384.25pt;margin-top:.9pt;width:114.45pt;height:32.6pt;z-index:251659264;visibility:visible;mso-wrap-style:square;mso-wrap-distance-left:9pt;mso-wrap-distance-top:0;mso-wrap-distance-right:9pt;mso-wrap-distance-bottom:0;mso-position-horizontal:absolute;mso-position-horizontal-relative:margin;mso-position-vertical:absolute;mso-position-vertical-relative:text;v-text-anchor:top" o:gfxdata="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" filled="f" stroked="f">
                 <v:textbox>
                   <w:txbxContent>
                     <w:p>
@@ -653,7 +653,7 @@
           </mc:Choice>
           <mc:Fallback>
             <w:pict>
-              <v:shape w14:anchorId="650F6AAB" id="Надпись 1" o:spid="_x0000_s1027" type="#_x0000_t202" style="position:absolute;left:0;text-align:left;margin-left:445.3pt;margin-top:.5pt;width:496.5pt;height:93.75pt;z-index:251660288;visibility:visible;mso-wrap-style:square;mso-wrap-distance-left:9pt;mso-wrap-distance-top:0;mso-wrap-distance-right:9pt;mso-wrap-distance-bottom:0;mso-position-horizontal:right;mso-position-horizontal-relative:margin;mso-position-vertical:absolute;mso-position-vertical-relative:text;v-text-anchor:top" o:gfxdata="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" fillcolor="window" strokecolor="window" strokeweight=".5pt">
+              <v:shape w14:anchorId="650F6AAB" id="Надпись 1" o:spid="_x0000_s1027" type="#_x0000_t202" style="position:absolute;left:0;text-align:left;margin-left:445.3pt;margin-top:.5pt;width:496.5pt;height:93.75pt;z-index:251660288;visibility:visible;mso-wrap-style:square;mso-wrap-distance-left:9pt;mso-wrap-distance-top:0;mso-wrap-distance-right:9pt;mso-wrap-distance-bottom:0;mso-position-horizontal:right;mso-position-horizontal-relative:margin;mso-position-vertical:absolute;mso-position-vertical-relative:text;v-text-anchor:top" o:gfxdata="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" fillcolor="window" strokecolor="window" strokeweight=".5pt">
                 <v:textbox>
                   <w:txbxContent>
                     <w:p>
@@ -1094,7 +1094,7 @@
           </mc:Choice>
           <mc:Fallback>
             <w:pict>
-              <v:shape w14:anchorId="079F75FB" id="Надпись 2" o:spid="_x0000_s1028" type="#_x0000_t202" style="position:absolute;left:0;text-align:left;margin-left:156.15pt;margin-top:8pt;width:22pt;height:23.85pt;z-index:251693056;visibility:visible;mso-wrap-style:square;mso-width-percent:0;mso-height-percent:0;mso-wrap-distance-left:9pt;mso-wrap-distance-top:3.6pt;mso-wrap-distance-right:9pt;mso-wrap-distance-bottom:3.6pt;mso-position-horizontal:absolute;mso-position-horizontal-relative:text;mso-position-vertical:absolute;mso-position-vertical-relative:text;mso-width-percent:0;mso-height-percent:0;mso-width-relative:margin;mso-height-relative:margin;v-text-anchor:top" o:gfxdata="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" filled="f" stroked="f">
+              <v:shape w14:anchorId="079F75FB" id="Надпись 2" o:spid="_x0000_s1028" type="#_x0000_t202" style="position:absolute;left:0;text-align:left;margin-left:156.15pt;margin-top:8pt;width:22pt;height:23.85pt;z-index:251693056;visibility:visible;mso-wrap-style:square;mso-width-percent:0;mso-height-percent:0;mso-wrap-distance-left:9pt;mso-wrap-distance-top:3.6pt;mso-wrap-distance-right:9pt;mso-wrap-distance-bottom:3.6pt;mso-position-horizontal:absolute;mso-position-horizontal-relative:text;mso-position-vertical:absolute;mso-position-vertical-relative:text;mso-width-percent:0;mso-height-percent:0;mso-width-relative:margin;mso-height-relative:margin;v-text-anchor:top" o:gfxdata="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" filled="f" stroked="f">
                 <v:textbox>
                   <w:txbxContent>
                     <w:p>
@@ -1213,7 +1213,7 @@
           </mc:Choice>
           <mc:Fallback>
             <w:pict>
-              <v:shape w14:anchorId="32793491" id="_x0000_s1029" type="#_x0000_t202" style="position:absolute;left:0;text-align:left;margin-left:213.5pt;margin-top:9.85pt;width:23pt;height:21pt;z-index:251695104;visibility:visible;mso-wrap-style:square;mso-width-percent:0;mso-height-percent:0;mso-wrap-distance-left:9pt;mso-wrap-distance-top:3.6pt;mso-wrap-distance-right:9pt;mso-wrap-distance-bottom:3.6pt;mso-position-horizontal:absolute;mso-position-horizontal-relative:text;mso-position-vertical:absolute;mso-position-vertical-relative:text;mso-width-percent:0;mso-height-percent:0;mso-width-relative:margin;mso-height-relative:margin;v-text-anchor:top" o:gfxdata="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" filled="f" stroked="f">
+              <v:shape w14:anchorId="32793491" id="_x0000_s1029" type="#_x0000_t202" style="position:absolute;left:0;text-align:left;margin-left:213.5pt;margin-top:9.85pt;width:23pt;height:21pt;z-index:251695104;visibility:visible;mso-wrap-style:square;mso-width-percent:0;mso-height-percent:0;mso-wrap-distance-left:9pt;mso-wrap-distance-top:3.6pt;mso-wrap-distance-right:9pt;mso-wrap-distance-bottom:3.6pt;mso-position-horizontal:absolute;mso-position-horizontal-relative:text;mso-position-vertical:absolute;mso-position-vertical-relative:text;mso-width-percent:0;mso-height-percent:0;mso-width-relative:margin;mso-height-relative:margin;v-text-anchor:top" o:gfxdata="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" filled="f" stroked="f">
                 <v:textbox>
                   <w:txbxContent>
                     <w:p>
@@ -1391,7 +1391,7 @@
               </wp:anchor>
             </w:drawing>
           </mc:Choice>
-          <mc:Fallback xmlns:oel="http://schemas.microsoft.com/office/2019/extlst" xmlns:w16du="http://schemas.microsoft.com/office/word/2023/wordml/word16du" xmlns:w16sdtfl="http://schemas.microsoft.com/office/word/2024/wordml/sdtformatlock" xmlns:wpsCustomData="http://www.wps.cn/officeDocument/2013/wpsCustomData" xmlns:w16se="http://schemas.microsoft.com/office/word/2015/wordml/symex" xmlns:w16sdtdh="http://schemas.microsoft.com/office/word/2020/wordml/sdtdatahash" xmlns:w16="http://schemas.microsoft.com/office/word/2018/wordml" xmlns:w16cid="http://schemas.microsoft.com/office/word/2016/wordml/cid" xmlns:w16cex="http://schemas.microsoft.com/office/word/2018/wordml/cex" xmlns:am3d="http://schemas.microsoft.com/office/drawing/2017/model3d" xmlns:aink="http://schemas.microsoft.com/office/drawing/2016/ink" xmlns:cx8="http://schemas.microsoft.com/office/drawing/2016/5/14/chartex" xmlns:cx7="http://schemas.microsoft.com/office/drawing/2016/5/13/chartex" xmlns:cx6="http://schemas.microsoft.com/office/drawing/2016/5/12/chartex" xmlns:cx5="http://schemas.microsoft.com/office/drawing/2016/5/11/chartex" xmlns:cx4="http://schemas.microsoft.com/office/drawing/2016/5/10/chartex" xmlns:cx3="http://schemas.microsoft.com/office/drawing/2016/5/9/chartex" xmlns:cx2="http://schemas.microsoft.com/office/drawing/2015/10/21/chartex" xmlns:cx1="http://schemas.microsoft.com/office/drawing/2015/9/8/chartex" xmlns:cx="http://schemas.microsoft.com/office/drawing/2014/chartex">
+          <mc:Fallback xmlns:wpsCustomData="http://www.wps.cn/officeDocument/2013/wpsCustomData">
             <w:pict>
               <v:rect id="_x0000_s1026" o:spid="_x0000_s1026" o:spt="1" style="position:absolute;left:0pt;margin-left:216.95pt;margin-top:12.4pt;height:15.25pt;width:18.45pt;z-index:251662336;v-text-anchor:middle;mso-width-relative:page;mso-height-relative:page;" fillcolor="#FFFFFF [3212]" filled="t" stroked="t" coordsize="21600,21600" o:gfxdata="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">
                 <v:fill on="t" focussize="0,0"/>
@@ -1484,7 +1484,7 @@
           </mc:Choice>
           <mc:Fallback>
             <w:pict>
-              <v:rect w14:anchorId="070A7725" id="Прямоугольник 43" o:spid="_x0000_s1030" style="position:absolute;left:0;text-align:left;margin-left:159.8pt;margin-top:11.95pt;width:18.45pt;height:15.25pt;z-index:251661312;visibility:visible;mso-wrap-style:square;mso-wrap-distance-left:9pt;mso-wrap-distance-top:0;mso-wrap-distance-right:9pt;mso-wrap-distance-bottom:0;mso-position-horizontal:absolute;mso-position-horizontal-relative:text;mso-position-vertical:absolute;mso-position-vertical-relative:text;v-text-anchor:middle" o:gfxdata="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" fillcolor="white [3212]" strokecolor="black [3213]" strokeweight="1.5pt">
+              <v:rect w14:anchorId="070A7725" id="Прямоугольник 43" o:spid="_x0000_s1030" style="position:absolute;left:0;text-align:left;margin-left:159.8pt;margin-top:11.95pt;width:18.45pt;height:15.25pt;z-index:251661312;visibility:visible;mso-wrap-style:square;mso-wrap-distance-left:9pt;mso-wrap-distance-top:0;mso-wrap-distance-right:9pt;mso-wrap-distance-bottom:0;mso-position-horizontal:absolute;mso-position-horizontal-relative:text;mso-position-vertical:absolute;mso-position-vertical-relative:text;v-text-anchor:middle" o:gfxdata="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" fillcolor="white [3212]" strokecolor="black [3213]" strokeweight="1.5pt">
                 <v:textbox>
                   <w:txbxContent>
                     <w:p>
@@ -2312,7 +2312,6 @@
                 <w:szCs w:val="22"/>
                 <w:lang w:eastAsia="ru-RU"/>
               </w:rPr>
-              <w:lastRenderedPageBreak/>
               <w:t>{{ work_type_circles[</w:t>
             </w:r>
             <w:r>
@@ -2822,7 +2821,6 @@
           <w:u w:val="single"/>
           <w:lang w:eastAsia="ru-RU" w:bidi="ru-RU"/>
         </w:rPr>
-        <w:lastRenderedPageBreak/>
         <w:t>Геометрические характеристики лесов:</w:t>
       </w:r>
       <w:r>
@@ -3259,7 +3257,7 @@
           </mc:Choice>
           <mc:Fallback>
             <w:pict>
-              <v:shape w14:anchorId="2F42479D" id="Надпись 12" o:spid="_x0000_s1031" type="#_x0000_t202" style="position:absolute;left:0;text-align:left;margin-left:0;margin-top:.6pt;width:109pt;height:1in;z-index:251676672;visibility:visible;mso-wrap-style:square;mso-wrap-distance-left:9pt;mso-wrap-distance-top:0;mso-wrap-distance-right:9pt;mso-wrap-distance-bottom:0;mso-position-horizontal:left;mso-position-horizontal-relative:margin;mso-position-vertical:absolute;mso-position-vertical-relative:text;v-text-anchor:top" o:gfxdata="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" fillcolor="white [3201]" strokecolor="white [3212]" strokeweight=".5pt">
+              <v:shape w14:anchorId="2F42479D" id="Надпись 12" o:spid="_x0000_s1031" type="#_x0000_t202" style="position:absolute;left:0;text-align:left;margin-left:0;margin-top:.6pt;width:109pt;height:1in;z-index:251676672;visibility:visible;mso-wrap-style:square;mso-wrap-distance-left:9pt;mso-wrap-distance-top:0;mso-wrap-distance-right:9pt;mso-wrap-distance-bottom:0;mso-position-horizontal:left;mso-position-horizontal-relative:margin;mso-position-vertical:absolute;mso-position-vertical-relative:text;v-text-anchor:top" o:gfxdata="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" fillcolor="white [3201]" strokecolor="white [3212]" strokeweight=".5pt">
                 <v:textbox>
                   <w:txbxContent>
                     <w:p>
@@ -4370,7 +4368,7 @@
           </mc:Choice>
           <mc:Fallback>
             <w:pict>
-              <v:shape w14:anchorId="5FBE062F" id="Надпись 145" o:spid="_x0000_s1032" type="#_x0000_t202" style="position:absolute;left:0;text-align:left;margin-left:221.75pt;margin-top:.7pt;width:149.95pt;height:77.35pt;z-index:251675648;visibility:visible;mso-wrap-style:square;mso-wrap-distance-left:9pt;mso-wrap-distance-top:0;mso-wrap-distance-right:9pt;mso-wrap-distance-bottom:0;mso-position-horizontal:absolute;mso-position-horizontal-relative:text;mso-position-vertical:absolute;mso-position-vertical-relative:text;v-text-anchor:top" o:gfxdata="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" fillcolor="white [3201]" strokecolor="white [3212]" strokeweight=".5pt">
+              <v:shape w14:anchorId="5FBE062F" id="Надпись 145" o:spid="_x0000_s1032" type="#_x0000_t202" style="position:absolute;left:0;text-align:left;margin-left:221.75pt;margin-top:.7pt;width:149.95pt;height:77.35pt;z-index:251675648;visibility:visible;mso-wrap-style:square;mso-wrap-distance-left:9pt;mso-wrap-distance-top:0;mso-wrap-distance-right:9pt;mso-wrap-distance-bottom:0;mso-position-horizontal:absolute;mso-position-horizontal-relative:text;mso-position-vertical:absolute;mso-position-vertical-relative:text;v-text-anchor:top" o:gfxdata="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" fillcolor="white [3201]" strokecolor="white [3212]" strokeweight=".5pt">
                 <v:textbox>
                   <w:txbxContent>
                     <w:p>
@@ -5476,7 +5474,7 @@
           </mc:Choice>
           <mc:Fallback>
             <w:pict>
-              <v:shape w14:anchorId="5855107C" id="Надпись 45" o:spid="_x0000_s1033" type="#_x0000_t202" style="position:absolute;left:0;text-align:left;margin-left:106.65pt;margin-top:.6pt;width:121pt;height:68pt;z-index:251671552;visibility:visible;mso-wrap-style:square;mso-wrap-distance-left:9pt;mso-wrap-distance-top:0;mso-wrap-distance-right:9pt;mso-wrap-distance-bottom:0;mso-position-horizontal:absolute;mso-position-horizontal-relative:text;mso-position-vertical:absolute;mso-position-vertical-relative:text;v-text-anchor:top" o:gfxdata="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" fillcolor="white [3201]" strokecolor="white [3212]" strokeweight=".5pt">
+              <v:shape w14:anchorId="5855107C" id="Надпись 45" o:spid="_x0000_s1033" type="#_x0000_t202" style="position:absolute;left:0;text-align:left;margin-left:106.65pt;margin-top:.6pt;width:121pt;height:68pt;z-index:251671552;visibility:visible;mso-wrap-style:square;mso-wrap-distance-left:9pt;mso-wrap-distance-top:0;mso-wrap-distance-right:9pt;mso-wrap-distance-bottom:0;mso-position-horizontal:absolute;mso-position-horizontal-relative:text;mso-position-vertical:absolute;mso-position-vertical-relative:text;v-text-anchor:top" o:gfxdata="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" fillcolor="white [3201]" strokecolor="white [3212]" strokeweight=".5pt">
                 <v:textbox>
                   <w:txbxContent>
                     <w:p>
@@ -6094,7 +6092,7 @@
           </mc:Choice>
           <mc:Fallback>
             <w:pict>
-              <v:shape w14:anchorId="3ACEB660" id="Надпись 46" o:spid="_x0000_s1034" type="#_x0000_t202" style="position:absolute;left:0;text-align:left;margin-left:61.3pt;margin-top:.6pt;width:112.5pt;height:62.1pt;z-index:251677696;visibility:visible;mso-wrap-style:square;mso-wrap-distance-left:9pt;mso-wrap-distance-top:0;mso-wrap-distance-right:9pt;mso-wrap-distance-bottom:0;mso-position-horizontal:right;mso-position-horizontal-relative:margin;mso-position-vertical:absolute;mso-position-vertical-relative:text;v-text-anchor:top" o:gfxdata="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" fillcolor="white [3201]" strokecolor="white [3212]" strokeweight=".5pt">
+              <v:shape w14:anchorId="3ACEB660" id="Надпись 46" o:spid="_x0000_s1034" type="#_x0000_t202" style="position:absolute;left:0;text-align:left;margin-left:61.3pt;margin-top:.6pt;width:112.5pt;height:62.1pt;z-index:251677696;visibility:visible;mso-wrap-style:square;mso-wrap-distance-left:9pt;mso-wrap-distance-top:0;mso-wrap-distance-right:9pt;mso-wrap-distance-bottom:0;mso-position-horizontal:right;mso-position-horizontal-relative:margin;mso-position-vertical:absolute;mso-position-vertical-relative:text;v-text-anchor:top" o:gfxdata="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" fillcolor="white [3201]" strokecolor="white [3212]" strokeweight=".5pt">
                 <v:textbox>
                   <w:txbxContent>
                     <w:p>
@@ -6415,7 +6413,7 @@
           </mc:Choice>
           <mc:Fallback>
             <w:pict>
-              <v:shape w14:anchorId="15F1483E" id="Надпись 11" o:spid="_x0000_s1035" type="#_x0000_t202" style="position:absolute;left:0;text-align:left;margin-left:66.45pt;margin-top:14.25pt;width:19.4pt;height:21.35pt;z-index:251697152;visibility:visible;mso-wrap-style:square;mso-width-percent:0;mso-height-percent:0;mso-wrap-distance-left:9pt;mso-wrap-distance-top:0;mso-wrap-distance-right:9pt;mso-wrap-distance-bottom:0;mso-position-horizontal:absolute;mso-position-horizontal-relative:text;mso-position-vertical:absolute;mso-position-vertical-relative:text;mso-width-percent:0;mso-height-percent:0;mso-width-relative:margin;mso-height-relative:margin;v-text-anchor:top" o:gfxdata="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" filled="f" stroked="f" strokeweight=".5pt">
+              <v:shape w14:anchorId="15F1483E" id="Надпись 11" o:spid="_x0000_s1035" type="#_x0000_t202" style="position:absolute;left:0;text-align:left;margin-left:66.45pt;margin-top:14.25pt;width:19.4pt;height:21.35pt;z-index:251697152;visibility:visible;mso-wrap-style:square;mso-width-percent:0;mso-height-percent:0;mso-wrap-distance-left:9pt;mso-wrap-distance-top:0;mso-wrap-distance-right:9pt;mso-wrap-distance-bottom:0;mso-position-horizontal:absolute;mso-position-horizontal-relative:text;mso-position-vertical:absolute;mso-position-vertical-relative:text;mso-width-percent:0;mso-height-percent:0;mso-width-relative:margin;mso-height-relative:margin;v-text-anchor:top" o:gfxdata="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" filled="f" stroked="f" strokeweight=".5pt">
                 <v:textbox>
                   <w:txbxContent>
                     <w:p>
@@ -6532,7 +6530,7 @@
           </mc:Choice>
           <mc:Fallback>
             <w:pict>
-              <v:shape w14:anchorId="5D6CA2DD" id="_x0000_s1036" type="#_x0000_t202" style="position:absolute;left:0;text-align:left;margin-left:440.75pt;margin-top:9.1pt;width:19.55pt;height:23.35pt;z-index:251701248;visibility:visible;mso-wrap-style:square;mso-width-percent:0;mso-height-percent:0;mso-wrap-distance-left:9pt;mso-wrap-distance-top:3.6pt;mso-wrap-distance-right:9pt;mso-wrap-distance-bottom:3.6pt;mso-position-horizontal:absolute;mso-position-horizontal-relative:text;mso-position-vertical:absolute;mso-position-vertical-relative:text;mso-width-percent:0;mso-height-percent:0;mso-width-relative:margin;mso-height-relative:margin;v-text-anchor:top" o:gfxdata="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" filled="f" stroked="f">
+              <v:shape w14:anchorId="5D6CA2DD" id="_x0000_s1036" type="#_x0000_t202" style="position:absolute;left:0;text-align:left;margin-left:440.75pt;margin-top:9.1pt;width:19.55pt;height:23.35pt;z-index:251701248;visibility:visible;mso-wrap-style:square;mso-width-percent:0;mso-height-percent:0;mso-wrap-distance-left:9pt;mso-wrap-distance-top:3.6pt;mso-wrap-distance-right:9pt;mso-wrap-distance-bottom:3.6pt;mso-position-horizontal:absolute;mso-position-horizontal-relative:text;mso-position-vertical:absolute;mso-position-vertical-relative:text;mso-width-percent:0;mso-height-percent:0;mso-width-relative:margin;mso-height-relative:margin;v-text-anchor:top" o:gfxdata="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" filled="f" stroked="f">
                 <v:textbox>
                   <w:txbxContent>
                     <w:p>
@@ -6668,7 +6666,7 @@
           </mc:Choice>
           <mc:Fallback>
             <w:pict>
-              <v:shape w14:anchorId="7A2E094E" id="_x0000_s1037" type="#_x0000_t202" style="position:absolute;left:0;text-align:left;margin-left:183.3pt;margin-top:.55pt;width:18.75pt;height:21pt;z-index:251699200;visibility:visible;mso-wrap-style:square;mso-width-percent:0;mso-height-percent:0;mso-wrap-distance-left:9pt;mso-wrap-distance-top:3.6pt;mso-wrap-distance-right:9pt;mso-wrap-distance-bottom:3.6pt;mso-position-horizontal:absolute;mso-position-horizontal-relative:margin;mso-position-vertical:absolute;mso-position-vertical-relative:text;mso-width-percent:0;mso-height-percent:0;mso-width-relative:margin;mso-height-relative:margin;v-text-anchor:top" o:gfxdata="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" filled="f" stroked="f">
+              <v:shape w14:anchorId="7A2E094E" id="_x0000_s1037" type="#_x0000_t202" style="position:absolute;left:0;text-align:left;margin-left:183.3pt;margin-top:.55pt;width:18.75pt;height:21pt;z-index:251699200;visibility:visible;mso-wrap-style:square;mso-width-percent:0;mso-height-percent:0;mso-wrap-distance-left:9pt;mso-wrap-distance-top:3.6pt;mso-wrap-distance-right:9pt;mso-wrap-distance-bottom:3.6pt;mso-position-horizontal:absolute;mso-position-horizontal-relative:margin;mso-position-vertical:absolute;mso-position-vertical-relative:text;mso-width-percent:0;mso-height-percent:0;mso-width-relative:margin;mso-height-relative:margin;v-text-anchor:top" o:gfxdata="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" filled="f" stroked="f">
                 <v:textbox>
                   <w:txbxContent>
                     <w:p>
@@ -7293,8 +7291,8 @@
           </mc:Choice>
           <mc:Fallback>
             <w:pict>
-              <v:group w14:anchorId="322131D7" id="Группа 4" o:spid="_x0000_s1038" style="position:absolute;left:0;text-align:left;margin-left:216.95pt;margin-top:17.1pt;width:85.95pt;height:78.8pt;z-index:251673600" coordorigin=",120" coordsize="10921,10018" o:gfxdata="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">
-                <v:group id="Группа 64" o:spid="_x0000_s1039" style="position:absolute;top:1296;width:10921;height:8842" coordorigin=",147" coordsize="11309,8928" o:gfxdata="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">
+              <v:group w14:anchorId="322131D7" id="Группа 4" o:spid="_x0000_s1038" style="position:absolute;left:0;text-align:left;margin-left:216.95pt;margin-top:17.1pt;width:85.95pt;height:78.8pt;z-index:251673600" coordorigin=",120" coordsize="10921,10018" o:gfxdata="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">
+                <v:group id="Группа 64" o:spid="_x0000_s1039" style="position:absolute;top:1296;width:10921;height:8842" coordorigin=",147" coordsize="11309,8928" o:gfxdata="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">
                   <v:shapetype id="_x0000_t75" coordsize="21600,21600" o:spt="75" o:preferrelative="t" path="m@4@5l@4@11@9@11@9@5xe" filled="f" stroked="f">
                     <v:stroke joinstyle="miter"/>
                     <v:formulas>
@@ -7314,12 +7312,11 @@
                     <v:path o:extrusionok="f" gradientshapeok="t" o:connecttype="rect"/>
                     <o:lock v:ext="edit" aspectratio="t"/>
                   </v:shapetype>
-                  <v:shape id="Рисунок 56" o:spid="_x0000_s1040" type="#_x0000_t75" style="position:absolute;top:147;width:11309;height:8928;visibility:visible;mso-wrap-style:square" o:gfxdata="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">
+                  <v:shape id="Рисунок 56" o:spid="_x0000_s1040" type="#_x0000_t75" style="position:absolute;top:147;width:11309;height:8928;visibility:visible;mso-wrap-style:square" o:gfxdata="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">
                     <v:imagedata r:id="rId13" o:title=""/>
-                    <v:path arrowok="t"/>
                   </v:shape>
-                  <v:group id="Группа 63" o:spid="_x0000_s1041" style="position:absolute;left:3553;top:3461;width:7383;height:5119" coordorigin="693,1164" coordsize="7382,5119" o:gfxdata="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">
-                    <v:shape id="Надпись 34" o:spid="_x0000_s1042" type="#_x0000_t202" style="position:absolute;left:6218;top:888;width:1581;height:2134;rotation:-90;visibility:visible;mso-wrap-style:square;v-text-anchor:top" o:gfxdata="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" filled="f" stroked="f">
+                  <v:group id="Группа 63" o:spid="_x0000_s1041" style="position:absolute;left:3553;top:3461;width:7383;height:5119" coordorigin="693,1164" coordsize="7382,5119" o:gfxdata="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">
+                    <v:shape id="Надпись 34" o:spid="_x0000_s1042" type="#_x0000_t202" style="position:absolute;left:6218;top:888;width:1581;height:2134;rotation:-90;visibility:visible;mso-wrap-style:square;v-text-anchor:top" o:gfxdata="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" filled="f" stroked="f">
                       <v:textbox>
                         <w:txbxContent>
                           <w:p>
@@ -7358,7 +7355,7 @@
                         </w:txbxContent>
                       </v:textbox>
                     </v:shape>
-                    <v:shape id="Надпись 33" o:spid="_x0000_s1043" type="#_x0000_t202" style="position:absolute;left:693;top:4290;width:2037;height:1993;visibility:visible;mso-wrap-style:square;v-text-anchor:top" o:gfxdata="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" filled="f" stroked="f">
+                    <v:shape id="Надпись 33" o:spid="_x0000_s1043" type="#_x0000_t202" style="position:absolute;left:693;top:4290;width:2037;height:1993;visibility:visible;mso-wrap-style:square;v-text-anchor:top" o:gfxdata="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" filled="f" stroked="f">
                       <v:textbox>
                         <w:txbxContent>
                           <w:p>
@@ -7405,7 +7402,7 @@
                     </v:shape>
                   </v:group>
                 </v:group>
-                <v:shape id="Надпись 88" o:spid="_x0000_s1044" type="#_x0000_t202" style="position:absolute;left:136;top:120;width:2794;height:2540;visibility:visible;mso-wrap-style:square;v-text-anchor:top" o:gfxdata="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" filled="f" stroked="f">
+                <v:shape id="Надпись 88" o:spid="_x0000_s1044" type="#_x0000_t202" style="position:absolute;left:136;top:120;width:2794;height:2540;visibility:visible;mso-wrap-style:square;v-text-anchor:top" o:gfxdata="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" filled="f" stroked="f">
                   <v:textbox>
                     <w:txbxContent>
                       <w:p>
@@ -7450,7 +7447,7 @@
                     </w:txbxContent>
                   </v:textbox>
                 </v:shape>
-                <v:shape id="Надпись 124" o:spid="_x0000_s1045" type="#_x0000_t202" style="position:absolute;left:6755;top:1364;width:2038;height:1975;visibility:visible;mso-wrap-style:square;v-text-anchor:top" o:gfxdata="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" filled="f" stroked="f">
+                <v:shape id="Надпись 124" o:spid="_x0000_s1045" type="#_x0000_t202" style="position:absolute;left:6755;top:1364;width:2038;height:1975;visibility:visible;mso-wrap-style:square;v-text-anchor:top" o:gfxdata="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" filled="f" stroked="f">
                   <v:textbox>
                     <w:txbxContent>
                       <w:p>
@@ -7495,8 +7492,8 @@
                     </w:txbxContent>
                   </v:textbox>
                 </v:shape>
-                <v:group id="Группа 167" o:spid="_x0000_s1046" style="position:absolute;left:3070;top:3684;width:3061;height:1975" coordsize="306070,197485" o:gfxdata="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">
-                  <v:shape id="Надпись 89" o:spid="_x0000_s1047" type="#_x0000_t202" style="position:absolute;left:44450;width:203835;height:197485;visibility:visible;mso-wrap-style:square;v-text-anchor:top" o:gfxdata="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" filled="f" stroked="f">
+                <v:group id="Группа 167" o:spid="_x0000_s1046" style="position:absolute;left:3070;top:3684;width:3061;height:1975" coordsize="306070,197485" o:gfxdata="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">
+                  <v:shape id="Надпись 89" o:spid="_x0000_s1047" type="#_x0000_t202" style="position:absolute;left:44450;width:203835;height:197485;visibility:visible;mso-wrap-style:square;v-text-anchor:top" o:gfxdata="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" filled="f" stroked="f">
                     <v:textbox>
                       <w:txbxContent>
                         <w:p>
@@ -7608,7 +7605,7 @@
                     <v:path arrowok="t" fillok="f" o:connecttype="none"/>
                     <o:lock v:ext="edit" shapetype="t"/>
                   </v:shapetype>
-                  <v:shape id="Прямая со стрелкой 140" o:spid="_x0000_s1048" type="#_x0000_t32" style="position:absolute;top:177800;width:306070;height:0;visibility:visible;mso-wrap-style:square" o:connectortype="straight" o:gfxdata="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" strokecolor="black [3040]">
+                  <v:shape id="Прямая со стрелкой 140" o:spid="_x0000_s1048" type="#_x0000_t32" style="position:absolute;top:177800;width:306070;height:0;visibility:visible;mso-wrap-style:square" o:connectortype="straight" o:gfxdata="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" strokecolor="black [3040]">
                     <v:stroke startarrow="block" endarrow="block"/>
                   </v:shape>
                 </v:group>
@@ -8010,8 +8007,8 @@
           </mc:Choice>
           <mc:Fallback>
             <w:pict>
-              <v:group w14:anchorId="141CA093" id="Группа 51" o:spid="_x0000_s1049" style="position:absolute;left:0;text-align:left;margin-left:17.15pt;margin-top:21.95pt;width:65.5pt;height:111.75pt;z-index:251665408" coordorigin="2276,7771" coordsize="14868,14331" o:gfxdata="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">
-                <v:shape id="Надпись 20" o:spid="_x0000_s1050" type="#_x0000_t202" style="position:absolute;left:2296;top:19583;width:13714;height:2520;visibility:visible;mso-wrap-style:square;v-text-anchor:top" o:gfxdata="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" fillcolor="white [3201]" strokeweight=".5pt">
+              <v:group w14:anchorId="141CA093" id="Группа 51" o:spid="_x0000_s1049" style="position:absolute;left:0;text-align:left;margin-left:17.15pt;margin-top:21.95pt;width:65.5pt;height:111.75pt;z-index:251665408" coordorigin="2276,7771" coordsize="14868,14331" o:gfxdata="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">
+                <v:shape id="Надпись 20" o:spid="_x0000_s1050" type="#_x0000_t202" style="position:absolute;left:2296;top:19583;width:13714;height:2520;visibility:visible;mso-wrap-style:square;v-text-anchor:top" o:gfxdata="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" fillcolor="white [3201]" strokeweight=".5pt">
                   <v:textbox>
                     <w:txbxContent>
                       <w:p>
@@ -8044,8 +8041,8 @@
                     </w:txbxContent>
                   </v:textbox>
                 </v:shape>
-                <v:group id="Группа 39" o:spid="_x0000_s1051" style="position:absolute;left:2276;top:11149;width:11704;height:8066" coordorigin="1496,2352" coordsize="11703,8065" o:gfxdata="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">
-                  <v:shape id="Надпись 29" o:spid="_x0000_s1052" type="#_x0000_t202" style="position:absolute;left:10375;top:8255;width:2825;height:2133;visibility:visible;mso-wrap-style:square;v-text-anchor:top" o:gfxdata="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" filled="f" stroked="f">
+                <v:group id="Группа 39" o:spid="_x0000_s1051" style="position:absolute;left:2276;top:11149;width:11704;height:8066" coordorigin="1496,2352" coordsize="11703,8065" o:gfxdata="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">
+                  <v:shape id="Надпись 29" o:spid="_x0000_s1052" type="#_x0000_t202" style="position:absolute;left:10375;top:8255;width:2825;height:2133;visibility:visible;mso-wrap-style:square;v-text-anchor:top" o:gfxdata="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" filled="f" stroked="f">
                     <v:textbox>
                       <w:txbxContent>
                         <w:p>
@@ -8084,7 +8081,7 @@
                       </w:txbxContent>
                     </v:textbox>
                   </v:shape>
-                  <v:shape id="Надпись 30" o:spid="_x0000_s1053" type="#_x0000_t202" style="position:absolute;left:5232;top:8459;width:3901;height:1959;rotation:2115891fd;visibility:visible;mso-wrap-style:square;v-text-anchor:top" o:gfxdata="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" filled="f" stroked="f">
+                  <v:shape id="Надпись 30" o:spid="_x0000_s1053" type="#_x0000_t202" style="position:absolute;left:5232;top:8459;width:3901;height:1959;rotation:2115891fd;visibility:visible;mso-wrap-style:square;v-text-anchor:top" o:gfxdata="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" filled="f" stroked="f">
                     <v:textbox>
                       <w:txbxContent>
                         <w:p>
@@ -8123,7 +8120,7 @@
                       </w:txbxContent>
                     </v:textbox>
                   </v:shape>
-                  <v:shape id="Надпись 42" o:spid="_x0000_s1054" type="#_x0000_t202" style="position:absolute;left:1496;top:2352;width:2620;height:2273;visibility:visible;mso-wrap-style:square;v-text-anchor:top" o:gfxdata="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" filled="f" stroked="f">
+                  <v:shape id="Надпись 42" o:spid="_x0000_s1054" type="#_x0000_t202" style="position:absolute;left:1496;top:2352;width:2620;height:2273;visibility:visible;mso-wrap-style:square;v-text-anchor:top" o:gfxdata="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" filled="f" stroked="f">
                     <v:textbox>
                       <w:txbxContent>
                         <w:p>
@@ -8181,8 +8178,8 @@
                     </v:textbox>
                   </v:shape>
                 </v:group>
-                <v:group id="Группа 10" o:spid="_x0000_s1055" style="position:absolute;left:11959;top:7771;width:5186;height:5559" coordorigin="-1,-592" coordsize="5185,5558" o:gfxdata="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">
-                  <v:shape id="Надпись 49" o:spid="_x0000_s1056" type="#_x0000_t202" style="position:absolute;left:-1;top:2990;width:4659;height:1976;visibility:visible;mso-wrap-style:square;v-text-anchor:top" o:gfxdata="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" filled="f" stroked="f">
+                <v:group id="Группа 10" o:spid="_x0000_s1055" style="position:absolute;left:11959;top:7771;width:5186;height:5559" coordorigin="-1,-592" coordsize="5185,5558" o:gfxdata="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">
+                  <v:shape id="Надпись 49" o:spid="_x0000_s1056" type="#_x0000_t202" style="position:absolute;left:-1;top:2990;width:4659;height:1976;visibility:visible;mso-wrap-style:square;v-text-anchor:top" o:gfxdata="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" filled="f" stroked="f">
                     <v:textbox>
                       <w:txbxContent>
                         <w:p>
@@ -8206,7 +8203,7 @@
                       </w:txbxContent>
                     </v:textbox>
                   </v:shape>
-                  <v:shape id="Надпись 50" o:spid="_x0000_s1057" type="#_x0000_t202" style="position:absolute;left:41;top:-592;width:5143;height:2338;visibility:visible;mso-wrap-style:square;v-text-anchor:top" o:gfxdata="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" filled="f" stroked="f">
+                  <v:shape id="Надпись 50" o:spid="_x0000_s1057" type="#_x0000_t202" style="position:absolute;left:41;top:-592;width:5143;height:2338;visibility:visible;mso-wrap-style:square;v-text-anchor:top" o:gfxdata="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" filled="f" stroked="f">
                     <v:textbox>
                       <w:txbxContent>
                         <w:p>
@@ -8698,8 +8695,8 @@
           </mc:Choice>
           <mc:Fallback>
             <w:pict>
-              <v:group w14:anchorId="5C275F24" id="Группа 70" o:spid="_x0000_s1058" style="position:absolute;left:0;text-align:left;margin-left:417.5pt;margin-top:22.05pt;width:77.6pt;height:48.2pt;z-index:251666432" coordorigin="615,10649" coordsize="10211,6183" o:gfxdata="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">
-                <v:shape id="Надпись 8" o:spid="_x0000_s1059" type="#_x0000_t202" style="position:absolute;left:615;top:14313;width:7336;height:2520;visibility:visible;mso-wrap-style:square;v-text-anchor:top" o:gfxdata="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" fillcolor="white [3201]" strokeweight=".5pt">
+              <v:group w14:anchorId="5C275F24" id="Группа 70" o:spid="_x0000_s1058" style="position:absolute;left:0;text-align:left;margin-left:417.5pt;margin-top:22.05pt;width:77.6pt;height:48.2pt;z-index:251666432" coordorigin="615,10649" coordsize="10211,6183" o:gfxdata="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">
+                <v:shape id="Надпись 8" o:spid="_x0000_s1059" type="#_x0000_t202" style="position:absolute;left:615;top:14313;width:7336;height:2520;visibility:visible;mso-wrap-style:square;v-text-anchor:top" o:gfxdata="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" fillcolor="white [3201]" strokeweight=".5pt">
                   <v:textbox>
                     <w:txbxContent>
                       <w:p>
@@ -8734,7 +8731,7 @@
                     </w:txbxContent>
                   </v:textbox>
                 </v:shape>
-                <v:shape id="Надпись 37" o:spid="_x0000_s1060" type="#_x0000_t202" style="position:absolute;left:7202;top:13419;width:2033;height:2133;rotation:-1736914fd;visibility:visible;mso-wrap-style:square;v-text-anchor:top" o:gfxdata="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" filled="f" stroked="f">
+                <v:shape id="Надпись 37" o:spid="_x0000_s1060" type="#_x0000_t202" style="position:absolute;left:7202;top:13419;width:2033;height:2133;rotation:-1736914fd;visibility:visible;mso-wrap-style:square;v-text-anchor:top" o:gfxdata="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" filled="f" stroked="f">
                   <v:textbox>
                     <w:txbxContent>
                       <w:p>
@@ -8773,7 +8770,7 @@
                     </w:txbxContent>
                   </v:textbox>
                 </v:shape>
-                <v:shape id="Надпись 38" o:spid="_x0000_s1061" type="#_x0000_t202" style="position:absolute;left:8616;top:10649;width:2211;height:2134;visibility:visible;mso-wrap-style:square;v-text-anchor:top" o:gfxdata="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" filled="f" stroked="f">
+                <v:shape id="Надпись 38" o:spid="_x0000_s1061" type="#_x0000_t202" style="position:absolute;left:8616;top:10649;width:2211;height:2134;visibility:visible;mso-wrap-style:square;v-text-anchor:top" o:gfxdata="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" filled="f" stroked="f">
                   <v:textbox>
                     <w:txbxContent>
                       <w:p>
@@ -8875,7 +8872,7 @@
                     </w:txbxContent>
                   </v:textbox>
                 </v:shape>
-                <v:shape id="Надпись 40" o:spid="_x0000_s1062" type="#_x0000_t202" style="position:absolute;left:1138;top:10824;width:2021;height:2540;rotation:2013713fd;visibility:visible;mso-wrap-style:square;v-text-anchor:top" o:gfxdata="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" filled="f" stroked="f">
+                <v:shape id="Надпись 40" o:spid="_x0000_s1062" type="#_x0000_t202" style="position:absolute;left:1138;top:10824;width:2021;height:2540;rotation:2013713fd;visibility:visible;mso-wrap-style:square;v-text-anchor:top" o:gfxdata="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" filled="f" stroked="f">
                   <v:textbox>
                     <w:txbxContent>
                       <w:p>
@@ -9451,14 +9448,13 @@
           </mc:Choice>
           <mc:Fallback>
             <w:pict>
-              <v:group w14:anchorId="72E3281C" id="Группа 6" o:spid="_x0000_s1063" style="position:absolute;left:0;text-align:left;margin-left:305.8pt;margin-top:.6pt;width:81.4pt;height:68.95pt;z-index:251674624" coordsize="10338,8754" o:gfxdata="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">
-                <v:group id="Группа 5" o:spid="_x0000_s1064" style="position:absolute;width:10338;height:8754" coordsize="10338,8754" o:gfxdata="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">
-                  <v:group id="Группа 68" o:spid="_x0000_s1065" style="position:absolute;left:1842;width:8496;height:8754" coordorigin="1213,6124" coordsize="8794,8840" o:gfxdata="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">
-                    <v:shape id="Рисунок 66" o:spid="_x0000_s1066" type="#_x0000_t75" style="position:absolute;left:1213;top:6124;width:8795;height:8840;visibility:visible;mso-wrap-style:square" o:gfxdata="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">
+              <v:group w14:anchorId="72E3281C" id="Группа 6" o:spid="_x0000_s1063" style="position:absolute;left:0;text-align:left;margin-left:305.8pt;margin-top:.6pt;width:81.4pt;height:68.95pt;z-index:251674624" coordsize="10338,8754" o:gfxdata="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">
+                <v:group id="Группа 5" o:spid="_x0000_s1064" style="position:absolute;width:10338;height:8754" coordsize="10338,8754" o:gfxdata="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">
+                  <v:group id="Группа 68" o:spid="_x0000_s1065" style="position:absolute;left:1842;width:8496;height:8754" coordorigin="1213,6124" coordsize="8794,8840" o:gfxdata="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">
+                    <v:shape id="Рисунок 66" o:spid="_x0000_s1066" type="#_x0000_t75" style="position:absolute;left:1213;top:6124;width:8795;height:8840;visibility:visible;mso-wrap-style:square" o:gfxdata="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">
                       <v:imagedata r:id="rId18" o:title=""/>
-                      <v:path arrowok="t"/>
                     </v:shape>
-                    <v:shape id="Надпись 35" o:spid="_x0000_s1067" type="#_x0000_t202" style="position:absolute;left:4030;top:12784;width:1581;height:2133;visibility:visible;mso-wrap-style:square;v-text-anchor:top" o:gfxdata="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" filled="f" stroked="f">
+                    <v:shape id="Надпись 35" o:spid="_x0000_s1067" type="#_x0000_t202" style="position:absolute;left:4030;top:12784;width:1581;height:2133;visibility:visible;mso-wrap-style:square;v-text-anchor:top" o:gfxdata="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" filled="f" stroked="f">
                       <v:textbox>
                         <w:txbxContent>
                           <w:p>
@@ -9497,7 +9493,7 @@
                         </w:txbxContent>
                       </v:textbox>
                     </v:shape>
-                    <v:shape id="Надпись 36" o:spid="_x0000_s1068" type="#_x0000_t202" style="position:absolute;left:6855;top:11751;width:2431;height:2336;rotation:-3013179fd;visibility:visible;mso-wrap-style:square;v-text-anchor:top" o:gfxdata="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" filled="f" stroked="f">
+                    <v:shape id="Надпись 36" o:spid="_x0000_s1068" type="#_x0000_t202" style="position:absolute;left:6855;top:11751;width:2431;height:2336;rotation:-3013179fd;visibility:visible;mso-wrap-style:square;v-text-anchor:top" o:gfxdata="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" filled="f" stroked="f">
                       <v:textbox>
                         <w:txbxContent>
                           <w:p>
@@ -9537,7 +9533,7 @@
                       </v:textbox>
                     </v:shape>
                   </v:group>
-                  <v:shape id="Надпись 98" o:spid="_x0000_s1069" type="#_x0000_t202" style="position:absolute;top:204;width:2038;height:1975;visibility:visible;mso-wrap-style:square;v-text-anchor:top" o:gfxdata="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" filled="f" stroked="f">
+                  <v:shape id="Надпись 98" o:spid="_x0000_s1069" type="#_x0000_t202" style="position:absolute;top:204;width:2038;height:1975;visibility:visible;mso-wrap-style:square;v-text-anchor:top" o:gfxdata="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" filled="f" stroked="f">
                     <v:textbox>
                       <w:txbxContent>
                         <w:p>
@@ -9582,8 +9578,8 @@
                       </w:txbxContent>
                     </v:textbox>
                   </v:shape>
-                  <v:group id="Группа 166" o:spid="_x0000_s1070" style="position:absolute;left:4162;top:2388;width:3061;height:1975" coordsize="306070,197485" o:gfxdata="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">
-                    <v:shape id="Надпись 137" o:spid="_x0000_s1071" type="#_x0000_t202" style="position:absolute;left:25400;width:203835;height:197485;visibility:visible;mso-wrap-style:square;v-text-anchor:top" o:gfxdata="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" filled="f" stroked="f">
+                  <v:group id="Группа 166" o:spid="_x0000_s1070" style="position:absolute;left:4162;top:2388;width:3061;height:1975" coordsize="306070,197485" o:gfxdata="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">
+                    <v:shape id="Надпись 137" o:spid="_x0000_s1071" type="#_x0000_t202" style="position:absolute;left:25400;width:203835;height:197485;visibility:visible;mso-wrap-style:square;v-text-anchor:top" o:gfxdata="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" filled="f" stroked="f">
                       <v:textbox>
                         <w:txbxContent>
                           <w:p>
@@ -9691,13 +9687,13 @@
                         </w:txbxContent>
                       </v:textbox>
                     </v:shape>
-                    <v:shape id="Прямая со стрелкой 139" o:spid="_x0000_s1072" type="#_x0000_t32" style="position:absolute;top:196850;width:306070;height:0;visibility:visible;mso-wrap-style:square" o:connectortype="straight" o:gfxdata="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" strokecolor="black [3040]">
+                    <v:shape id="Прямая со стрелкой 139" o:spid="_x0000_s1072" type="#_x0000_t32" style="position:absolute;top:196850;width:306070;height:0;visibility:visible;mso-wrap-style:square" o:connectortype="straight" o:gfxdata="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" strokecolor="black [3040]">
                       <v:stroke startarrow="block" endarrow="block"/>
                     </v:shape>
                   </v:group>
                 </v:group>
-                <v:line id="Прямая соединительная линия 142" o:spid="_x0000_s1073" style="position:absolute;visibility:visible;mso-wrap-style:square" from="545,1705" to="3828,2937" o:connectortype="straight" o:gfxdata="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" strokecolor="black [3040]"/>
-                <v:shape id="Надпись 143" o:spid="_x0000_s1074" type="#_x0000_t202" style="position:absolute;left:6482;top:682;width:2039;height:2121;visibility:visible;mso-wrap-style:square;v-text-anchor:top" o:gfxdata="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" filled="f" stroked="f">
+                <v:line id="Прямая соединительная линия 142" o:spid="_x0000_s1073" style="position:absolute;visibility:visible;mso-wrap-style:square" from="545,1705" to="3828,2937" o:connectortype="straight" o:gfxdata="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" strokecolor="black [3040]"/>
+                <v:shape id="Надпись 143" o:spid="_x0000_s1074" type="#_x0000_t202" style="position:absolute;left:6482;top:682;width:2039;height:2121;visibility:visible;mso-wrap-style:square;v-text-anchor:top" o:gfxdata="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" filled="f" stroked="f">
                   <v:textbox>
                     <w:txbxContent>
                       <w:p>
@@ -9818,7 +9814,7 @@
           </mc:Choice>
           <mc:Fallback>
             <w:pict>
-              <v:shape w14:anchorId="3CFF59C3" id="Надпись 122" o:spid="_x0000_s1075" type="#_x0000_t202" style="position:absolute;left:0;text-align:left;margin-left:222.85pt;margin-top:2.55pt;width:16.05pt;height:15.55pt;z-index:251672576;visibility:visible;mso-wrap-style:square;mso-wrap-distance-left:9pt;mso-wrap-distance-top:0;mso-wrap-distance-right:9pt;mso-wrap-distance-bottom:0;mso-position-horizontal:absolute;mso-position-horizontal-relative:text;mso-position-vertical:absolute;mso-position-vertical-relative:text;v-text-anchor:top" o:gfxdata="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" filled="f" stroked="f">
+              <v:shape w14:anchorId="3CFF59C3" id="Надпись 122" o:spid="_x0000_s1075" type="#_x0000_t202" style="position:absolute;left:0;text-align:left;margin-left:222.85pt;margin-top:2.55pt;width:16.05pt;height:15.55pt;z-index:251672576;visibility:visible;mso-wrap-style:square;mso-wrap-distance-left:9pt;mso-wrap-distance-top:0;mso-wrap-distance-right:9pt;mso-wrap-distance-bottom:0;mso-position-horizontal:absolute;mso-position-horizontal-relative:text;mso-position-vertical:absolute;mso-position-vertical-relative:text;v-text-anchor:top" o:gfxdata="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" filled="f" stroked="f">
                 <v:textbox>
                   <w:txbxContent>
                     <w:p>
@@ -10071,8 +10067,8 @@
           </mc:Choice>
           <mc:Fallback>
             <w:pict>
-              <v:group w14:anchorId="08B1EB5C" id="Группа 52" o:spid="_x0000_s1076" style="position:absolute;left:0;text-align:left;margin-left:136.15pt;margin-top:11.85pt;width:68pt;height:56.2pt;z-index:251667456" coordorigin="1272,1107" coordsize="7854,7204" o:gfxdata="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">
-                <v:shape id="Надпись 31" o:spid="_x0000_s1077" type="#_x0000_t202" style="position:absolute;left:1272;top:4997;width:1582;height:2134;visibility:visible;mso-wrap-style:square;v-text-anchor:top" o:gfxdata="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" filled="f" stroked="f">
+              <v:group w14:anchorId="08B1EB5C" id="Группа 52" o:spid="_x0000_s1076" style="position:absolute;left:0;text-align:left;margin-left:136.15pt;margin-top:11.85pt;width:68pt;height:56.2pt;z-index:251667456" coordorigin="1272,1107" coordsize="7854,7204" o:gfxdata="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">
+                <v:shape id="Надпись 31" o:spid="_x0000_s1077" type="#_x0000_t202" style="position:absolute;left:1272;top:4997;width:1582;height:2134;visibility:visible;mso-wrap-style:square;v-text-anchor:top" o:gfxdata="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" filled="f" stroked="f">
                   <v:textbox>
                     <w:txbxContent>
                       <w:p>
@@ -10111,7 +10107,7 @@
                     </w:txbxContent>
                   </v:textbox>
                 </v:shape>
-                <v:shape id="Надпись 32" o:spid="_x0000_s1078" type="#_x0000_t202" style="position:absolute;left:6918;top:6177;width:2209;height:2134;rotation:1979131fd;visibility:visible;mso-wrap-style:square;v-text-anchor:top" o:gfxdata="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" filled="f" stroked="f">
+                <v:shape id="Надпись 32" o:spid="_x0000_s1078" type="#_x0000_t202" style="position:absolute;left:6918;top:6177;width:2209;height:2134;rotation:1979131fd;visibility:visible;mso-wrap-style:square;v-text-anchor:top" o:gfxdata="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" filled="f" stroked="f">
                   <v:textbox>
                     <w:txbxContent>
                       <w:p>
@@ -10150,7 +10146,7 @@
                     </w:txbxContent>
                   </v:textbox>
                 </v:shape>
-                <v:shape id="Надпись 28" o:spid="_x0000_s1079" type="#_x0000_t202" style="position:absolute;left:7372;top:1107;width:1566;height:2155;rotation:475145fd;visibility:visible;mso-wrap-style:square;v-text-anchor:top" o:gfxdata="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" filled="f" stroked="f">
+                <v:shape id="Надпись 28" o:spid="_x0000_s1079" type="#_x0000_t202" style="position:absolute;left:7372;top:1107;width:1566;height:2155;rotation:475145fd;visibility:visible;mso-wrap-style:square;v-text-anchor:top" o:gfxdata="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" filled="f" stroked="f">
                   <v:textbox>
                     <w:txbxContent>
                       <w:p>
@@ -11396,11 +11392,11 @@
           </mc:Choice>
           <mc:Fallback>
             <w:pict>
-              <v:group w14:anchorId="66B72918" id="Группа 18" o:spid="_x0000_s1080" style="position:absolute;left:0;text-align:left;margin-left:202.8pt;margin-top:9.6pt;width:181.6pt;height:109.25pt;z-index:251678720" coordorigin="-2" coordsize="23009,10010" o:gfxdata="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">
-                <v:group id="Группа 150" o:spid="_x0000_s1081" style="position:absolute;width:23006;height:7692" coordsize="23012,7692" o:gfxdata="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">
-                  <v:group id="Группа 149" o:spid="_x0000_s1082" style="position:absolute;left:17728;top:432;width:5280;height:1586" coordorigin="-1131,432" coordsize="5280,1585" o:gfxdata="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">
-                    <v:rect id="Прямоугольник 91" o:spid="_x0000_s1083" style="position:absolute;left:-1131;top:563;width:2482;height:1359;visibility:visible;mso-wrap-style:square;v-text-anchor:middle" o:gfxdata="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" fillcolor="white [3201]" strokecolor="black [3200]" strokeweight="2pt"/>
-                    <v:shape id="Надпись 7" o:spid="_x0000_s1084" type="#_x0000_t202" style="position:absolute;left:693;top:432;width:3456;height:1586;visibility:visible;mso-wrap-style:square;v-text-anchor:top" o:gfxdata="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" filled="f" stroked="f" strokeweight=".5pt">
+              <v:group w14:anchorId="66B72918" id="Группа 18" o:spid="_x0000_s1080" style="position:absolute;left:0;text-align:left;margin-left:202.8pt;margin-top:9.6pt;width:181.6pt;height:109.25pt;z-index:251678720" coordorigin="-2" coordsize="23009,10010" o:gfxdata="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">
+                <v:group id="Группа 150" o:spid="_x0000_s1081" style="position:absolute;width:23006;height:7692" coordsize="23012,7692" o:gfxdata="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">
+                  <v:group id="Группа 149" o:spid="_x0000_s1082" style="position:absolute;left:17728;top:432;width:5280;height:1586" coordorigin="-1131,432" coordsize="5280,1585" o:gfxdata="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">
+                    <v:rect id="Прямоугольник 91" o:spid="_x0000_s1083" style="position:absolute;left:-1131;top:563;width:2482;height:1359;visibility:visible;mso-wrap-style:square;v-text-anchor:middle" o:gfxdata="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" fillcolor="white [3201]" strokecolor="black [3200]" strokeweight="2pt"/>
+                    <v:shape id="Надпись 7" o:spid="_x0000_s1084" type="#_x0000_t202" style="position:absolute;left:693;top:432;width:3456;height:1586;visibility:visible;mso-wrap-style:square;v-text-anchor:top" o:gfxdata="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" filled="f" stroked="f" strokeweight=".5pt">
                       <v:textbox>
                         <w:txbxContent>
                           <w:p>
@@ -11430,8 +11426,8 @@
                       </v:textbox>
                     </v:shape>
                   </v:group>
-                  <v:group id="Группа 144" o:spid="_x0000_s1085" style="position:absolute;left:17752;top:5627;width:5260;height:1808" coordorigin="-1170,-214" coordsize="5260,1807" o:gfxdata="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">
-                    <v:shape id="_x0000_s1086" type="#_x0000_t202" style="position:absolute;left:629;top:-214;width:3460;height:1807;visibility:visible;mso-wrap-style:square;v-text-anchor:top" o:gfxdata="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" filled="f" stroked="f" strokeweight=".5pt">
+                  <v:group id="Группа 144" o:spid="_x0000_s1085" style="position:absolute;left:17752;top:5627;width:5260;height:1808" coordorigin="-1170,-214" coordsize="5260,1807" o:gfxdata="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">
+                    <v:shape id="_x0000_s1086" type="#_x0000_t202" style="position:absolute;left:629;top:-214;width:3460;height:1807;visibility:visible;mso-wrap-style:square;v-text-anchor:top" o:gfxdata="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" filled="f" stroked="f" strokeweight=".5pt">
                       <v:textbox>
                         <w:txbxContent>
                           <w:p>
@@ -11460,10 +11456,10 @@
                         </w:txbxContent>
                       </v:textbox>
                     </v:shape>
-                    <v:rect id="Прямоугольник 113" o:spid="_x0000_s1087" style="position:absolute;left:-1170;top:140;width:2482;height:1359;visibility:visible;mso-wrap-style:square;v-text-anchor:middle" o:gfxdata="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" fillcolor="white [3201]" strokecolor="black [3200]" strokeweight="2pt"/>
+                    <v:rect id="Прямоугольник 113" o:spid="_x0000_s1087" style="position:absolute;left:-1170;top:140;width:2482;height:1359;visibility:visible;mso-wrap-style:square;v-text-anchor:middle" o:gfxdata="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" fillcolor="white [3201]" strokecolor="black [3200]" strokeweight="2pt"/>
                   </v:group>
-                  <v:group id="Группа 135" o:spid="_x0000_s1088" style="position:absolute;width:17243;height:7692" coordsize="16923,7692" o:gfxdata="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">
-                    <v:shape id="Надпись 97" o:spid="_x0000_s1089" type="#_x0000_t202" style="position:absolute;top:5627;width:16921;height:2065;visibility:visible;mso-wrap-style:square;v-text-anchor:top" o:gfxdata="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" fillcolor="white [3201]" strokeweight=".5pt">
+                  <v:group id="Группа 135" o:spid="_x0000_s1088" style="position:absolute;width:17243;height:7692" coordsize="16923,7692" o:gfxdata="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">
+                    <v:shape id="Надпись 97" o:spid="_x0000_s1089" type="#_x0000_t202" style="position:absolute;top:5627;width:16921;height:2065;visibility:visible;mso-wrap-style:square;v-text-anchor:top" o:gfxdata="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" fillcolor="white [3201]" strokeweight=".5pt">
                       <v:textbox>
                         <w:txbxContent>
                           <w:p>
@@ -11602,7 +11598,7 @@
                         </w:txbxContent>
                       </v:textbox>
                     </v:shape>
-                    <v:shape id="Надпись 22" o:spid="_x0000_s1090" type="#_x0000_t202" style="position:absolute;top:2857;width:16921;height:2464;visibility:visible;mso-wrap-style:square;v-text-anchor:top" o:gfxdata="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" fillcolor="white [3201]" strokeweight=".5pt">
+                    <v:shape id="Надпись 22" o:spid="_x0000_s1090" type="#_x0000_t202" style="position:absolute;top:2857;width:16921;height:2464;visibility:visible;mso-wrap-style:square;v-text-anchor:top" o:gfxdata="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" fillcolor="white [3201]" strokeweight=".5pt">
                       <v:textbox>
                         <w:txbxContent>
                           <w:p>
@@ -11774,7 +11770,7 @@
                         </w:txbxContent>
                       </v:textbox>
                     </v:shape>
-                    <v:shape id="Надпись 92" o:spid="_x0000_s1091" type="#_x0000_t202" style="position:absolute;width:16923;height:2529;visibility:visible;mso-wrap-style:square;v-text-anchor:top" o:gfxdata="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" fillcolor="white [3201]" strokeweight=".5pt">
+                    <v:shape id="Надпись 92" o:spid="_x0000_s1091" type="#_x0000_t202" style="position:absolute;width:16923;height:2529;visibility:visible;mso-wrap-style:square;v-text-anchor:top" o:gfxdata="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" fillcolor="white [3201]" strokeweight=".5pt">
                       <v:textbox>
                         <w:txbxContent>
                           <w:p>
@@ -11982,8 +11978,8 @@
                       </v:textbox>
                     </v:shape>
                   </v:group>
-                  <v:group id="Группа 148" o:spid="_x0000_s1092" style="position:absolute;left:17724;top:3141;width:5198;height:1832" coordorigin="-119858,15690" coordsize="519771,183184" o:gfxdata="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">
-                    <v:shape id="Надпись 9" o:spid="_x0000_s1093" type="#_x0000_t202" style="position:absolute;left:53891;top:15690;width:346022;height:183184;visibility:visible;mso-wrap-style:square;v-text-anchor:top" o:gfxdata="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" filled="f" stroked="f" strokeweight=".5pt">
+                  <v:group id="Группа 148" o:spid="_x0000_s1092" style="position:absolute;left:17724;top:3141;width:5198;height:1832" coordorigin="-119858,15690" coordsize="519771,183184" o:gfxdata="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">
+                    <v:shape id="Надпись 9" o:spid="_x0000_s1093" type="#_x0000_t202" style="position:absolute;left:53891;top:15690;width:346022;height:183184;visibility:visible;mso-wrap-style:square;v-text-anchor:top" o:gfxdata="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" filled="f" stroked="f" strokeweight=".5pt">
                       <v:textbox>
                         <w:txbxContent>
                           <w:p>
@@ -12012,11 +12008,11 @@
                         </w:txbxContent>
                       </v:textbox>
                     </v:shape>
-                    <v:rect id="Прямоугольник 141" o:spid="_x0000_s1094" style="position:absolute;left:-119858;top:42195;width:248285;height:135890;visibility:visible;mso-wrap-style:square;v-text-anchor:middle" o:gfxdata="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" fillcolor="white [3201]" strokecolor="black [3200]" strokeweight="2pt"/>
+                    <v:rect id="Прямоугольник 141" o:spid="_x0000_s1094" style="position:absolute;left:-119858;top:42195;width:248285;height:135890;visibility:visible;mso-wrap-style:square;v-text-anchor:middle" o:gfxdata="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" fillcolor="white [3201]" strokecolor="black [3200]" strokeweight="2pt"/>
                   </v:group>
                 </v:group>
-                <v:group id="Группа 17" o:spid="_x0000_s1095" style="position:absolute;left:-2;top:7988;width:23008;height:2022" coordorigin="-2,-863" coordsize="23009,2021" o:gfxdata="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">
-                  <v:shape id="Надпись 13" o:spid="_x0000_s1096" type="#_x0000_t202" style="position:absolute;left:-2;top:-859;width:17308;height:2017;visibility:visible;mso-wrap-style:square;v-text-anchor:top" o:gfxdata="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" filled="f" strokecolor="black [3200]">
+                <v:group id="Группа 17" o:spid="_x0000_s1095" style="position:absolute;left:-2;top:7988;width:23008;height:2022" coordorigin="-2,-863" coordsize="23009,2021" o:gfxdata="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">
+                  <v:shape id="Надпись 13" o:spid="_x0000_s1096" type="#_x0000_t202" style="position:absolute;left:-2;top:-859;width:17308;height:2017;visibility:visible;mso-wrap-style:square;v-text-anchor:top" o:gfxdata="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" filled="f" strokecolor="black [3200]">
                     <v:stroke joinstyle="round"/>
                     <v:textbox>
                       <w:txbxContent>
@@ -12127,8 +12123,8 @@
                       </w:txbxContent>
                     </v:textbox>
                   </v:shape>
-                  <v:rect id="Прямоугольник 14" o:spid="_x0000_s1097" style="position:absolute;left:17781;top:-533;width:2482;height:1358;visibility:visible;mso-wrap-style:square;v-text-anchor:middle" o:gfxdata="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" fillcolor="white [3201]" strokecolor="black [3200]" strokeweight="2pt"/>
-                  <v:shape id="Надпись 16" o:spid="_x0000_s1098" type="#_x0000_t202" style="position:absolute;left:19547;top:-863;width:3459;height:1686;visibility:visible;mso-wrap-style:square;v-text-anchor:top" o:gfxdata="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" filled="f" stroked="f" strokeweight=".5pt">
+                  <v:rect id="Прямоугольник 14" o:spid="_x0000_s1097" style="position:absolute;left:17781;top:-533;width:2482;height:1358;visibility:visible;mso-wrap-style:square;v-text-anchor:middle" o:gfxdata="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" fillcolor="white [3201]" strokecolor="black [3200]" strokeweight="2pt"/>
+                  <v:shape id="Надпись 16" o:spid="_x0000_s1098" type="#_x0000_t202" style="position:absolute;left:19547;top:-863;width:3459;height:1686;visibility:visible;mso-wrap-style:square;v-text-anchor:top" o:gfxdata="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" filled="f" stroked="f" strokeweight=".5pt">
                     <v:textbox>
                       <w:txbxContent>
                         <w:p>
@@ -12347,7 +12343,7 @@
           </mc:Choice>
           <mc:Fallback>
             <w:pict>
-              <v:shape w14:anchorId="5985DED1" id="Надпись 53" o:spid="_x0000_s1099" type="#_x0000_t202" style="position:absolute;left:0;text-align:left;margin-left:383.5pt;margin-top:.65pt;width:128.95pt;height:24.2pt;z-index:251681792;visibility:visible;mso-wrap-style:square;mso-wrap-distance-left:9pt;mso-wrap-distance-top:0;mso-wrap-distance-right:9pt;mso-wrap-distance-bottom:0;mso-position-horizontal:absolute;mso-position-horizontal-relative:margin;mso-position-vertical:absolute;mso-position-vertical-relative:text;v-text-anchor:top" o:gfxdata="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" fillcolor="white [3201]" strokecolor="white [3212]" strokeweight=".5pt">
+              <v:shape w14:anchorId="5985DED1" id="Надпись 53" o:spid="_x0000_s1099" type="#_x0000_t202" style="position:absolute;left:0;text-align:left;margin-left:383.5pt;margin-top:.65pt;width:128.95pt;height:24.2pt;z-index:251681792;visibility:visible;mso-wrap-style:square;mso-wrap-distance-left:9pt;mso-wrap-distance-top:0;mso-wrap-distance-right:9pt;mso-wrap-distance-bottom:0;mso-position-horizontal:absolute;mso-position-horizontal-relative:margin;mso-position-vertical:absolute;mso-position-vertical-relative:text;v-text-anchor:top" o:gfxdata="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" fillcolor="white [3201]" strokecolor="white [3212]" strokeweight=".5pt">
                 <v:textbox>
                   <w:txbxContent>
                     <w:p>
@@ -12529,7 +12525,7 @@
           </mc:Choice>
           <mc:Fallback>
             <w:pict>
-              <v:shape w14:anchorId="48FB04FD" id="Надпись 21" o:spid="_x0000_s1100" type="#_x0000_t202" style="position:absolute;left:0;text-align:left;margin-left:128.65pt;margin-top:9.1pt;width:50.5pt;height:19.65pt;z-index:251668480;visibility:visible;mso-wrap-style:square;mso-wrap-distance-left:9pt;mso-wrap-distance-top:0;mso-wrap-distance-right:9pt;mso-wrap-distance-bottom:0;mso-position-horizontal:absolute;mso-position-horizontal-relative:text;mso-position-vertical:absolute;mso-position-vertical-relative:text;v-text-anchor:top" o:gfxdata="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" fillcolor="white [3201]" strokeweight=".5pt">
+              <v:shape w14:anchorId="48FB04FD" id="Надпись 21" o:spid="_x0000_s1100" type="#_x0000_t202" style="position:absolute;left:0;text-align:left;margin-left:128.65pt;margin-top:9.1pt;width:50.5pt;height:19.65pt;z-index:251668480;visibility:visible;mso-wrap-style:square;mso-wrap-distance-left:9pt;mso-wrap-distance-top:0;mso-wrap-distance-right:9pt;mso-wrap-distance-bottom:0;mso-position-horizontal:absolute;mso-position-horizontal-relative:text;mso-position-vertical:absolute;mso-position-vertical-relative:text;v-text-anchor:top" o:gfxdata="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" fillcolor="white [3201]" strokeweight=".5pt">
                 <v:textbox>
                   <w:txbxContent>
                     <w:p>
@@ -12978,8 +12974,8 @@
           </mc:Choice>
           <mc:Fallback>
             <w:pict>
-              <v:group w14:anchorId="20011926" id="Группа 73" o:spid="_x0000_s1101" style="position:absolute;left:0;text-align:left;margin-left:372.15pt;margin-top:9.45pt;width:158.25pt;height:81.1pt;z-index:251682816" coordorigin="1391,-624" coordsize="18580,10304" o:gfxdata="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">
-                <v:shape id="Надпись 59" o:spid="_x0000_s1102" style="position:absolute;left:10764;top:-624;width:9208;height:10303;visibility:visible;mso-wrap-style:square;v-text-anchor:top" coordsize="920750,634365" o:spt="100" o:gfxdata="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" adj="-11796480,,5400" path="m,l627323,10726,920750,634365,,634365,,xe" fillcolor="white [3201]" strokecolor="white [3212]" strokeweight=".5pt">
+              <v:group w14:anchorId="20011926" id="Группа 73" o:spid="_x0000_s1101" style="position:absolute;left:0;text-align:left;margin-left:372.15pt;margin-top:9.45pt;width:158.25pt;height:81.1pt;z-index:251682816" coordorigin="1391,-624" coordsize="18580,10304" o:gfxdata="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">
+                <v:shape id="Надпись 59" o:spid="_x0000_s1102" style="position:absolute;left:10764;top:-624;width:9208;height:10303;visibility:visible;mso-wrap-style:square;v-text-anchor:top" coordsize="920750,634365" o:spt="100" o:gfxdata="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" adj="-11796480,,5400" path="m,l627323,10726,920750,634365,,634365,,xe" fillcolor="white [3201]" strokecolor="white [3212]" strokeweight=".5pt">
                   <v:stroke joinstyle="miter"/>
                   <v:formulas/>
                   <v:path arrowok="t" o:connecttype="custom" o:connectlocs="0,0;627323,17422;920750,1030406;0,1030406;0,0" o:connectangles="0,0,0,0,0" textboxrect="0,0,920750,634365"/>
@@ -13114,7 +13110,7 @@
                     </w:txbxContent>
                   </v:textbox>
                 </v:shape>
-                <v:shape id="Надпись 65" o:spid="_x0000_s1103" type="#_x0000_t202" style="position:absolute;left:1391;top:-575;width:10166;height:10235;visibility:visible;mso-wrap-style:square;v-text-anchor:top" o:gfxdata="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" fillcolor="white [3201]" strokecolor="white [3212]" strokeweight=".5pt">
+                <v:shape id="Надпись 65" o:spid="_x0000_s1103" type="#_x0000_t202" style="position:absolute;left:1391;top:-575;width:10166;height:10235;visibility:visible;mso-wrap-style:square;v-text-anchor:top" o:gfxdata="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" fillcolor="white [3201]" strokecolor="white [3212]" strokeweight=".5pt">
                   <v:textbox>
                     <w:txbxContent>
                       <w:p>
@@ -13417,7 +13413,7 @@
           </mc:Choice>
           <mc:Fallback>
             <w:pict>
-              <v:shape w14:anchorId="34527586" id="_x0000_s1104" type="#_x0000_t202" style="position:absolute;margin-left:12.5pt;margin-top:10.6pt;width:16.25pt;height:21.8pt;z-index:251703296;visibility:visible;mso-wrap-style:square;mso-width-percent:0;mso-height-percent:0;mso-wrap-distance-left:9pt;mso-wrap-distance-top:3.6pt;mso-wrap-distance-right:9pt;mso-wrap-distance-bottom:3.6pt;mso-position-horizontal:absolute;mso-position-horizontal-relative:text;mso-position-vertical:absolute;mso-position-vertical-relative:text;mso-width-percent:0;mso-height-percent:0;mso-width-relative:margin;mso-height-relative:margin;v-text-anchor:top" o:gfxdata="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" filled="f" stroked="f">
+              <v:shape w14:anchorId="34527586" id="_x0000_s1104" type="#_x0000_t202" style="position:absolute;margin-left:12.5pt;margin-top:10.6pt;width:16.25pt;height:21.8pt;z-index:251703296;visibility:visible;mso-wrap-style:square;mso-width-percent:0;mso-height-percent:0;mso-wrap-distance-left:9pt;mso-wrap-distance-top:3.6pt;mso-wrap-distance-right:9pt;mso-wrap-distance-bottom:3.6pt;mso-position-horizontal:absolute;mso-position-horizontal-relative:text;mso-position-vertical:absolute;mso-position-vertical-relative:text;mso-width-percent:0;mso-height-percent:0;mso-width-relative:margin;mso-height-relative:margin;v-text-anchor:top" o:gfxdata="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" filled="f" stroked="f">
                 <v:textbox>
                   <w:txbxContent>
                     <w:p>
@@ -13588,7 +13584,7 @@
               </wp:anchor>
             </w:drawing>
           </mc:Choice>
-          <mc:Fallback xmlns:oel="http://schemas.microsoft.com/office/2019/extlst" xmlns:w16du="http://schemas.microsoft.com/office/word/2023/wordml/word16du" xmlns:w16sdtfl="http://schemas.microsoft.com/office/word/2024/wordml/sdtformatlock" xmlns:wpsCustomData="http://www.wps.cn/officeDocument/2013/wpsCustomData" xmlns:w16se="http://schemas.microsoft.com/office/word/2015/wordml/symex" xmlns:w16sdtdh="http://schemas.microsoft.com/office/word/2020/wordml/sdtdatahash" xmlns:w16="http://schemas.microsoft.com/office/word/2018/wordml" xmlns:w16cid="http://schemas.microsoft.com/office/word/2016/wordml/cid" xmlns:w16cex="http://schemas.microsoft.com/office/word/2018/wordml/cex" xmlns:am3d="http://schemas.microsoft.com/office/drawing/2017/model3d" xmlns:aink="http://schemas.microsoft.com/office/drawing/2016/ink" xmlns:cx8="http://schemas.microsoft.com/office/drawing/2016/5/14/chartex" xmlns:cx7="http://schemas.microsoft.com/office/drawing/2016/5/13/chartex" xmlns:cx6="http://schemas.microsoft.com/office/drawing/2016/5/12/chartex" xmlns:cx5="http://schemas.microsoft.com/office/drawing/2016/5/11/chartex" xmlns:cx4="http://schemas.microsoft.com/office/drawing/2016/5/10/chartex" xmlns:cx3="http://schemas.microsoft.com/office/drawing/2016/5/9/chartex" xmlns:cx2="http://schemas.microsoft.com/office/drawing/2015/10/21/chartex" xmlns:cx1="http://schemas.microsoft.com/office/drawing/2015/9/8/chartex" xmlns:cx="http://schemas.microsoft.com/office/drawing/2014/chartex">
+          <mc:Fallback xmlns:wpsCustomData="http://www.wps.cn/officeDocument/2013/wpsCustomData">
             <w:pict>
               <v:rect id="_x0000_s1026" o:spid="_x0000_s1026" o:spt="1" style="position:absolute;left:0pt;margin-left:16.75pt;margin-top:0.15pt;height:9.05pt;width:19pt;z-index:251683840;v-text-anchor:middle;mso-width-relative:page;mso-height-relative:page;" fillcolor="#FFFFFF [3212]" filled="t" stroked="t" coordsize="21600,21600" o:gfxdata="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">
                 <v:fill on="t" focussize="0,0"/>
@@ -13739,7 +13735,7 @@
               </wp:anchor>
             </w:drawing>
           </mc:Choice>
-          <mc:Fallback xmlns:oel="http://schemas.microsoft.com/office/2019/extlst" xmlns:w16du="http://schemas.microsoft.com/office/word/2023/wordml/word16du" xmlns:w16sdtfl="http://schemas.microsoft.com/office/word/2024/wordml/sdtformatlock" xmlns:wpsCustomData="http://www.wps.cn/officeDocument/2013/wpsCustomData" xmlns:w16se="http://schemas.microsoft.com/office/word/2015/wordml/symex" xmlns:w16sdtdh="http://schemas.microsoft.com/office/word/2020/wordml/sdtdatahash" xmlns:w16="http://schemas.microsoft.com/office/word/2018/wordml" xmlns:w16cid="http://schemas.microsoft.com/office/word/2016/wordml/cid" xmlns:w16cex="http://schemas.microsoft.com/office/word/2018/wordml/cex" xmlns:am3d="http://schemas.microsoft.com/office/drawing/2017/model3d" xmlns:aink="http://schemas.microsoft.com/office/drawing/2016/ink" xmlns:cx8="http://schemas.microsoft.com/office/drawing/2016/5/14/chartex" xmlns:cx7="http://schemas.microsoft.com/office/drawing/2016/5/13/chartex" xmlns:cx6="http://schemas.microsoft.com/office/drawing/2016/5/12/chartex" xmlns:cx5="http://schemas.microsoft.com/office/drawing/2016/5/11/chartex" xmlns:cx4="http://schemas.microsoft.com/office/drawing/2016/5/10/chartex" xmlns:cx3="http://schemas.microsoft.com/office/drawing/2016/5/9/chartex" xmlns:cx2="http://schemas.microsoft.com/office/drawing/2015/10/21/chartex" xmlns:cx1="http://schemas.microsoft.com/office/drawing/2015/9/8/chartex" xmlns:cx="http://schemas.microsoft.com/office/drawing/2014/chartex">
+          <mc:Fallback xmlns:wpsCustomData="http://www.wps.cn/officeDocument/2013/wpsCustomData">
             <w:pict>
               <v:rect id="_x0000_s1026" o:spid="_x0000_s1026" o:spt="1" style="position:absolute;left:0pt;margin-left:15.75pt;margin-top:0.9pt;height:9.05pt;width:19pt;z-index:251685888;v-text-anchor:middle;mso-width-relative:page;mso-height-relative:page;" fillcolor="#FFFFFF [3212]" filled="t" stroked="t" coordsize="21600,21600" o:gfxdata="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">
                 <v:fill on="t" focussize="0,0"/>
@@ -14186,7 +14182,7 @@
           </mc:Choice>
           <mc:Fallback>
             <w:pict>
-              <v:shape w14:anchorId="5E7D04B4" id="Надпись 78" o:spid="_x0000_s1105" type="#_x0000_t202" style="position:absolute;left:0;text-align:left;margin-left:0;margin-top:7.8pt;width:255.9pt;height:81.25pt;z-index:251679744;visibility:visible;mso-wrap-style:square;mso-wrap-distance-left:9pt;mso-wrap-distance-top:0;mso-wrap-distance-right:9pt;mso-wrap-distance-bottom:0;mso-position-horizontal:left;mso-position-horizontal-relative:margin;mso-position-vertical:absolute;mso-position-vertical-relative:text;v-text-anchor:top" o:gfxdata="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" fillcolor="window" strokecolor="window" strokeweight=".5pt">
+              <v:shape w14:anchorId="5E7D04B4" id="Надпись 78" o:spid="_x0000_s1105" type="#_x0000_t202" style="position:absolute;left:0;text-align:left;margin-left:0;margin-top:7.8pt;width:255.9pt;height:81.25pt;z-index:251679744;visibility:visible;mso-wrap-style:square;mso-wrap-distance-left:9pt;mso-wrap-distance-top:0;mso-wrap-distance-right:9pt;mso-wrap-distance-bottom:0;mso-position-horizontal:left;mso-position-horizontal-relative:margin;mso-position-vertical:absolute;mso-position-vertical-relative:text;v-text-anchor:top" o:gfxdata="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" fillcolor="window" strokecolor="window" strokeweight=".5pt">
                 <v:textbox>
                   <w:txbxContent>
                     <w:p>
@@ -14935,7 +14931,7 @@
           </mc:Choice>
           <mc:Fallback>
             <w:pict>
-              <v:shape w14:anchorId="5BEF9D9A" id="Надпись 107" o:spid="_x0000_s1106" type="#_x0000_t202" style="position:absolute;left:0;text-align:left;margin-left:245.65pt;margin-top:.95pt;width:261.5pt;height:80.35pt;z-index:251680768;visibility:visible;mso-wrap-style:square;mso-wrap-distance-left:9pt;mso-wrap-distance-top:0;mso-wrap-distance-right:9pt;mso-wrap-distance-bottom:0;mso-position-horizontal:absolute;mso-position-horizontal-relative:margin;mso-position-vertical:absolute;mso-position-vertical-relative:text;v-text-anchor:top" o:gfxdata="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" fillcolor="window" strokecolor="window" strokeweight=".5pt">
+              <v:shape w14:anchorId="5BEF9D9A" id="Надпись 107" o:spid="_x0000_s1106" type="#_x0000_t202" style="position:absolute;left:0;text-align:left;margin-left:245.65pt;margin-top:.95pt;width:261.5pt;height:80.35pt;z-index:251680768;visibility:visible;mso-wrap-style:square;mso-wrap-distance-left:9pt;mso-wrap-distance-top:0;mso-wrap-distance-right:9pt;mso-wrap-distance-bottom:0;mso-position-horizontal:absolute;mso-position-horizontal-relative:margin;mso-position-vertical:absolute;mso-position-vertical-relative:text;v-text-anchor:top" o:gfxdata="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" fillcolor="window" strokecolor="window" strokeweight=".5pt">
                 <v:textbox>
                   <w:txbxContent>
                     <w:p>
@@ -16166,7 +16162,6 @@
               <w:bottom w:val="single" w:sz="4" w:space="0" w:color="auto"/>
               <w:right w:val="single" w:sz="8" w:space="0" w:color="auto"/>
             </w:tcBorders>
-            <w:shd w:val="clear" w:color="auto" w:fill="auto"/>
             <w:noWrap/>
             <w:vAlign w:val="bottom"/>
           </w:tcPr>
@@ -16244,7 +16239,6 @@
               <w:bottom w:val="single" w:sz="4" w:space="0" w:color="auto"/>
               <w:right w:val="single" w:sz="8" w:space="0" w:color="auto"/>
             </w:tcBorders>
-            <w:shd w:val="clear" w:color="auto" w:fill="auto"/>
             <w:noWrap/>
             <w:vAlign w:val="bottom"/>
           </w:tcPr>
@@ -16260,72 +16254,6 @@
                 <w:lang w:val="en-US" w:eastAsia="ru-RU"/>
               </w:rPr>
             </w:pPr>
-            <w:r>
-              <w:rPr>
-                <w:rFonts w:eastAsia="Times New Roman" w:cs="Times New Roman"/>
-                <w:bCs/>
-                <w:color w:val="000000"/>
-                <w:sz w:val="18"/>
-                <w:szCs w:val="18"/>
-                <w:lang w:val="en-US" w:eastAsia="ru-RU"/>
-              </w:rPr>
-              <w:t xml:space="preserve">{% if </w:t>
-            </w:r>
-            <w:r>
-              <w:rPr>
-                <w:rFonts w:eastAsia="Times New Roman" w:cs="Times New Roman"/>
-                <w:bCs/>
-                <w:color w:val="000000"/>
-                <w:sz w:val="18"/>
-                <w:szCs w:val="18"/>
-                <w:lang w:val="en-US" w:eastAsia="ru-RU"/>
-              </w:rPr>
-              <w:t>wrkCount</w:t>
-            </w:r>
-            <w:r>
-              <w:rPr>
-                <w:rFonts w:eastAsia="Times New Roman" w:cs="Times New Roman"/>
-                <w:bCs/>
-                <w:color w:val="000000"/>
-                <w:sz w:val="18"/>
-                <w:szCs w:val="18"/>
-                <w:lang w:val="en-US" w:eastAsia="ru-RU"/>
-              </w:rPr>
-              <w:t>|int</w:t>
-            </w:r>
-            <w:r>
-              <w:rPr>
-                <w:rFonts w:eastAsia="Times New Roman" w:cs="Times New Roman"/>
-                <w:bCs/>
-                <w:color w:val="000000"/>
-                <w:sz w:val="18"/>
-                <w:szCs w:val="18"/>
-                <w:lang w:val="en-US" w:eastAsia="ru-RU"/>
-              </w:rPr>
-              <w:t xml:space="preserve"> &gt; 16</w:t>
-            </w:r>
-            <w:r>
-              <w:rPr>
-                <w:rFonts w:eastAsia="Times New Roman" w:cs="Times New Roman"/>
-                <w:bCs/>
-                <w:color w:val="000000"/>
-                <w:sz w:val="18"/>
-                <w:szCs w:val="18"/>
-                <w:lang w:val="en-US" w:eastAsia="ru-RU"/>
-              </w:rPr>
-              <w:t xml:space="preserve"> </w:t>
-            </w:r>
-            <w:r>
-              <w:rPr>
-                <w:rFonts w:eastAsia="Times New Roman" w:cs="Times New Roman"/>
-                <w:bCs/>
-                <w:color w:val="000000"/>
-                <w:sz w:val="18"/>
-                <w:szCs w:val="18"/>
-                <w:lang w:val="en-US" w:eastAsia="ru-RU"/>
-              </w:rPr>
-              <w:t>%}{{actNumber}}{% endif %}</w:t>
-            </w:r>
           </w:p>
         </w:tc>
       </w:tr>
@@ -16383,7 +16311,6 @@
               <w:bottom w:val="single" w:sz="4" w:space="0" w:color="auto"/>
               <w:right w:val="single" w:sz="8" w:space="0" w:color="auto"/>
             </w:tcBorders>
-            <w:shd w:val="clear" w:color="auto" w:fill="auto"/>
             <w:noWrap/>
             <w:vAlign w:val="center"/>
           </w:tcPr>
@@ -16460,7 +16387,6 @@
               <w:bottom w:val="single" w:sz="4" w:space="0" w:color="auto"/>
               <w:right w:val="single" w:sz="8" w:space="0" w:color="auto"/>
             </w:tcBorders>
-            <w:shd w:val="clear" w:color="auto" w:fill="auto"/>
             <w:noWrap/>
             <w:vAlign w:val="center"/>
           </w:tcPr>
@@ -16474,127 +16400,9 @@
                 <w:color w:val="000000"/>
                 <w:sz w:val="18"/>
                 <w:szCs w:val="18"/>
-                <w:lang w:eastAsia="ru-RU"/>
+                <w:lang w:val="en-US" w:eastAsia="ru-RU"/>
               </w:rPr>
             </w:pPr>
-            <w:r>
-              <w:rPr>
-                <w:rFonts w:eastAsia="Times New Roman" w:cs="Times New Roman"/>
-                <w:bCs/>
-                <w:color w:val="000000"/>
-                <w:sz w:val="18"/>
-                <w:szCs w:val="18"/>
-                <w:lang w:eastAsia="ru-RU"/>
-              </w:rPr>
-              <w:t xml:space="preserve">{% </w:t>
-            </w:r>
-            <w:r>
-              <w:rPr>
-                <w:rFonts w:eastAsia="Times New Roman" w:cs="Times New Roman"/>
-                <w:bCs/>
-                <w:color w:val="000000"/>
-                <w:sz w:val="18"/>
-                <w:szCs w:val="18"/>
-                <w:lang w:val="en-US" w:eastAsia="ru-RU"/>
-              </w:rPr>
-              <w:t>if</w:t>
-            </w:r>
-            <w:r>
-              <w:rPr>
-                <w:rFonts w:eastAsia="Times New Roman" w:cs="Times New Roman"/>
-                <w:bCs/>
-                <w:color w:val="000000"/>
-                <w:sz w:val="18"/>
-                <w:szCs w:val="18"/>
-                <w:lang w:eastAsia="ru-RU"/>
-              </w:rPr>
-              <w:t xml:space="preserve"> </w:t>
-            </w:r>
-            <w:r>
-              <w:rPr>
-                <w:rFonts w:eastAsia="Times New Roman" w:cs="Times New Roman"/>
-                <w:bCs/>
-                <w:color w:val="000000"/>
-                <w:sz w:val="18"/>
-                <w:szCs w:val="18"/>
-                <w:lang w:val="en-US" w:eastAsia="ru-RU"/>
-              </w:rPr>
-              <w:t>wrkCount</w:t>
-            </w:r>
-            <w:r>
-              <w:rPr>
-                <w:rFonts w:eastAsia="Times New Roman" w:cs="Times New Roman"/>
-                <w:bCs/>
-                <w:color w:val="000000"/>
-                <w:sz w:val="18"/>
-                <w:szCs w:val="18"/>
-                <w:lang w:eastAsia="ru-RU"/>
-              </w:rPr>
-              <w:t>|</w:t>
-            </w:r>
-            <w:r>
-              <w:rPr>
-                <w:rFonts w:eastAsia="Times New Roman" w:cs="Times New Roman"/>
-                <w:bCs/>
-                <w:color w:val="000000"/>
-                <w:sz w:val="18"/>
-                <w:szCs w:val="18"/>
-                <w:lang w:val="en-US" w:eastAsia="ru-RU"/>
-              </w:rPr>
-              <w:t>int</w:t>
-            </w:r>
-            <w:r>
-              <w:rPr>
-                <w:rFonts w:eastAsia="Times New Roman" w:cs="Times New Roman"/>
-                <w:bCs/>
-                <w:color w:val="000000"/>
-                <w:sz w:val="18"/>
-                <w:szCs w:val="18"/>
-                <w:lang w:eastAsia="ru-RU"/>
-              </w:rPr>
-              <w:t xml:space="preserve"> &gt; 16 %}{{</w:t>
-            </w:r>
-            <w:r>
-              <w:rPr>
-                <w:sz w:val="18"/>
-                <w:szCs w:val="18"/>
-                <w:lang w:val="en-US"/>
-              </w:rPr>
-              <w:t>actBrigadir</w:t>
-            </w:r>
-            <w:r>
-              <w:rPr>
-                <w:rFonts w:eastAsia="Times New Roman" w:cs="Times New Roman"/>
-                <w:bCs/>
-                <w:color w:val="000000"/>
-                <w:sz w:val="18"/>
-                <w:szCs w:val="18"/>
-                <w:lang w:eastAsia="ru-RU"/>
-              </w:rPr>
-              <w:t xml:space="preserve">}}{% </w:t>
-            </w:r>
-            <w:r>
-              <w:rPr>
-                <w:rFonts w:eastAsia="Times New Roman" w:cs="Times New Roman"/>
-                <w:bCs/>
-                <w:color w:val="000000"/>
-                <w:sz w:val="18"/>
-                <w:szCs w:val="18"/>
-                <w:lang w:val="en-US" w:eastAsia="ru-RU"/>
-              </w:rPr>
-              <w:t>endif</w:t>
-            </w:r>
-            <w:r>
-              <w:rPr>
-                <w:rFonts w:eastAsia="Times New Roman" w:cs="Times New Roman"/>
-                <w:bCs/>
-                <w:color w:val="000000"/>
-                <w:sz w:val="18"/>
-                <w:szCs w:val="18"/>
-                <w:lang w:eastAsia="ru-RU"/>
-              </w:rPr>
-              <w:t xml:space="preserve"> %}</w:t>
-            </w:r>
           </w:p>
         </w:tc>
       </w:tr>
@@ -16652,7 +16460,6 @@
               <w:bottom w:val="single" w:sz="4" w:space="0" w:color="auto"/>
               <w:right w:val="single" w:sz="8" w:space="0" w:color="auto"/>
             </w:tcBorders>
-            <w:shd w:val="clear" w:color="auto" w:fill="auto"/>
             <w:noWrap/>
             <w:vAlign w:val="center"/>
           </w:tcPr>
@@ -16731,7 +16538,6 @@
               <w:bottom w:val="single" w:sz="4" w:space="0" w:color="auto"/>
               <w:right w:val="single" w:sz="8" w:space="0" w:color="auto"/>
             </w:tcBorders>
-            <w:shd w:val="clear" w:color="auto" w:fill="auto"/>
             <w:noWrap/>
             <w:vAlign w:val="center"/>
           </w:tcPr>
@@ -16748,127 +16554,6 @@
                 <w:lang w:val="en-US" w:eastAsia="ru-RU"/>
               </w:rPr>
             </w:pPr>
-            <w:r>
-              <w:rPr>
-                <w:rFonts w:eastAsia="Times New Roman" w:cs="Times New Roman"/>
-                <w:bCs/>
-                <w:color w:val="000000"/>
-                <w:sz w:val="18"/>
-                <w:szCs w:val="18"/>
-                <w:lang w:val="en-US" w:eastAsia="ru-RU"/>
-              </w:rPr>
-              <w:t xml:space="preserve">{% </w:t>
-            </w:r>
-            <w:r>
-              <w:rPr>
-                <w:rFonts w:eastAsia="Times New Roman" w:cs="Times New Roman"/>
-                <w:bCs/>
-                <w:color w:val="000000"/>
-                <w:sz w:val="18"/>
-                <w:szCs w:val="18"/>
-                <w:lang w:val="en-US" w:eastAsia="ru-RU"/>
-              </w:rPr>
-              <w:t>if</w:t>
-            </w:r>
-            <w:r>
-              <w:rPr>
-                <w:rFonts w:eastAsia="Times New Roman" w:cs="Times New Roman"/>
-                <w:bCs/>
-                <w:color w:val="000000"/>
-                <w:sz w:val="18"/>
-                <w:szCs w:val="18"/>
-                <w:lang w:val="en-US" w:eastAsia="ru-RU"/>
-              </w:rPr>
-              <w:t xml:space="preserve"> </w:t>
-            </w:r>
-            <w:r>
-              <w:rPr>
-                <w:rFonts w:eastAsia="Times New Roman" w:cs="Times New Roman"/>
-                <w:bCs/>
-                <w:color w:val="000000"/>
-                <w:sz w:val="18"/>
-                <w:szCs w:val="18"/>
-                <w:lang w:val="en-US" w:eastAsia="ru-RU"/>
-              </w:rPr>
-              <w:t>wrkCount</w:t>
-            </w:r>
-            <w:r>
-              <w:rPr>
-                <w:rFonts w:eastAsia="Times New Roman" w:cs="Times New Roman"/>
-                <w:bCs/>
-                <w:color w:val="000000"/>
-                <w:sz w:val="18"/>
-                <w:szCs w:val="18"/>
-                <w:lang w:val="en-US" w:eastAsia="ru-RU"/>
-              </w:rPr>
-              <w:t>|</w:t>
-            </w:r>
-            <w:r>
-              <w:rPr>
-                <w:rFonts w:eastAsia="Times New Roman" w:cs="Times New Roman"/>
-                <w:bCs/>
-                <w:color w:val="000000"/>
-                <w:sz w:val="18"/>
-                <w:szCs w:val="18"/>
-                <w:lang w:val="en-US" w:eastAsia="ru-RU"/>
-              </w:rPr>
-              <w:t>int</w:t>
-            </w:r>
-            <w:r>
-              <w:rPr>
-                <w:rFonts w:eastAsia="Times New Roman" w:cs="Times New Roman"/>
-                <w:bCs/>
-                <w:color w:val="000000"/>
-                <w:sz w:val="18"/>
-                <w:szCs w:val="18"/>
-                <w:lang w:val="en-US" w:eastAsia="ru-RU"/>
-              </w:rPr>
-              <w:t xml:space="preserve"> &gt; 16 %}{{</w:t>
-            </w:r>
-            <w:r>
-              <w:rPr>
-                <w:rFonts w:eastAsia="Times New Roman" w:cs="Times New Roman"/>
-                <w:bCs/>
-                <w:color w:val="000000"/>
-                <w:sz w:val="18"/>
-                <w:szCs w:val="18"/>
-                <w:lang w:val="en-US" w:eastAsia="ru-RU"/>
-              </w:rPr>
-              <w:t>actMaster</w:t>
-            </w:r>
-            <w:r>
-              <w:rPr>
-                <w:rFonts w:eastAsia="Times New Roman" w:cs="Times New Roman"/>
-                <w:bCs/>
-                <w:color w:val="000000"/>
-                <w:sz w:val="18"/>
-                <w:szCs w:val="18"/>
-                <w:lang w:val="en-US" w:eastAsia="ru-RU"/>
-              </w:rPr>
-              <w:t xml:space="preserve">}}{% </w:t>
-            </w:r>
-            <w:r>
-              <w:rPr>
-                <w:rFonts w:eastAsia="Times New Roman" w:cs="Times New Roman"/>
-                <w:bCs/>
-                <w:color w:val="000000"/>
-                <w:sz w:val="18"/>
-                <w:szCs w:val="18"/>
-                <w:lang w:val="en-US" w:eastAsia="ru-RU"/>
-              </w:rPr>
-              <w:t>endif</w:t>
-            </w:r>
-            <w:r>
-              <w:rPr>
-                <w:rFonts w:eastAsia="Times New Roman" w:cs="Times New Roman"/>
-                <w:bCs/>
-                <w:color w:val="000000"/>
-                <w:sz w:val="18"/>
-                <w:szCs w:val="18"/>
-                <w:lang w:val="en-US" w:eastAsia="ru-RU"/>
-              </w:rPr>
-              <w:t xml:space="preserve"> %}</w:t>
-            </w:r>
           </w:p>
         </w:tc>
       </w:tr>
@@ -16939,7 +16624,6 @@
               <w:bottom w:val="single" w:sz="4" w:space="0" w:color="auto"/>
               <w:right w:val="single" w:sz="4" w:space="0" w:color="auto"/>
             </w:tcBorders>
-            <w:shd w:val="clear" w:color="auto" w:fill="auto"/>
             <w:noWrap/>
             <w:vAlign w:val="bottom"/>
           </w:tcPr>
@@ -16980,7 +16664,6 @@
               <w:bottom w:val="single" w:sz="4" w:space="0" w:color="auto"/>
               <w:right w:val="single" w:sz="4" w:space="0" w:color="auto"/>
             </w:tcBorders>
-            <w:shd w:val="clear" w:color="auto" w:fill="auto"/>
             <w:noWrap/>
             <w:vAlign w:val="bottom"/>
           </w:tcPr>
@@ -17008,7 +16691,6 @@
               <w:bottom w:val="single" w:sz="4" w:space="0" w:color="auto"/>
               <w:right w:val="single" w:sz="4" w:space="0" w:color="auto"/>
             </w:tcBorders>
-            <w:shd w:val="clear" w:color="auto" w:fill="auto"/>
             <w:noWrap/>
             <w:vAlign w:val="bottom"/>
           </w:tcPr>
@@ -17036,7 +16718,6 @@
               <w:bottom w:val="single" w:sz="4" w:space="0" w:color="auto"/>
               <w:right w:val="single" w:sz="4" w:space="0" w:color="auto"/>
             </w:tcBorders>
-            <w:shd w:val="clear" w:color="auto" w:fill="auto"/>
             <w:noWrap/>
             <w:vAlign w:val="bottom"/>
           </w:tcPr>
@@ -17064,7 +16745,6 @@
               <w:bottom w:val="single" w:sz="4" w:space="0" w:color="auto"/>
               <w:right w:val="single" w:sz="4" w:space="0" w:color="auto"/>
             </w:tcBorders>
-            <w:shd w:val="clear" w:color="auto" w:fill="auto"/>
             <w:noWrap/>
             <w:vAlign w:val="bottom"/>
           </w:tcPr>
@@ -17092,7 +16772,6 @@
               <w:bottom w:val="single" w:sz="4" w:space="0" w:color="auto"/>
               <w:right w:val="single" w:sz="8" w:space="0" w:color="auto"/>
             </w:tcBorders>
-            <w:shd w:val="clear" w:color="auto" w:fill="auto"/>
             <w:noWrap/>
             <w:vAlign w:val="bottom"/>
           </w:tcPr>
@@ -17174,7 +16853,6 @@
               <w:bottom w:val="single" w:sz="4" w:space="0" w:color="auto"/>
               <w:right w:val="single" w:sz="4" w:space="0" w:color="auto"/>
             </w:tcBorders>
-            <w:shd w:val="clear" w:color="auto" w:fill="auto"/>
             <w:noWrap/>
             <w:vAlign w:val="bottom"/>
           </w:tcPr>
@@ -17214,7 +16892,6 @@
               <w:bottom w:val="single" w:sz="4" w:space="0" w:color="auto"/>
               <w:right w:val="single" w:sz="4" w:space="0" w:color="auto"/>
             </w:tcBorders>
-            <w:shd w:val="clear" w:color="auto" w:fill="auto"/>
             <w:noWrap/>
             <w:vAlign w:val="bottom"/>
           </w:tcPr>
@@ -17254,7 +16931,6 @@
               <w:bottom w:val="single" w:sz="4" w:space="0" w:color="auto"/>
               <w:right w:val="single" w:sz="4" w:space="0" w:color="auto"/>
             </w:tcBorders>
-            <w:shd w:val="clear" w:color="auto" w:fill="auto"/>
             <w:noWrap/>
             <w:vAlign w:val="bottom"/>
           </w:tcPr>
@@ -17294,7 +16970,6 @@
               <w:bottom w:val="single" w:sz="4" w:space="0" w:color="auto"/>
               <w:right w:val="single" w:sz="4" w:space="0" w:color="auto"/>
             </w:tcBorders>
-            <w:shd w:val="clear" w:color="auto" w:fill="auto"/>
             <w:noWrap/>
             <w:vAlign w:val="bottom"/>
           </w:tcPr>
@@ -17334,7 +17009,6 @@
               <w:bottom w:val="single" w:sz="4" w:space="0" w:color="auto"/>
               <w:right w:val="single" w:sz="4" w:space="0" w:color="auto"/>
             </w:tcBorders>
-            <w:shd w:val="clear" w:color="auto" w:fill="auto"/>
             <w:noWrap/>
             <w:vAlign w:val="bottom"/>
           </w:tcPr>
@@ -17374,7 +17048,6 @@
               <w:bottom w:val="single" w:sz="4" w:space="0" w:color="auto"/>
               <w:right w:val="single" w:sz="8" w:space="0" w:color="auto"/>
             </w:tcBorders>
-            <w:shd w:val="clear" w:color="auto" w:fill="auto"/>
             <w:noWrap/>
             <w:vAlign w:val="bottom"/>
           </w:tcPr>
@@ -17455,7 +17128,6 @@
               <w:bottom w:val="single" w:sz="4" w:space="0" w:color="auto"/>
               <w:right w:val="single" w:sz="4" w:space="0" w:color="auto"/>
             </w:tcBorders>
-            <w:shd w:val="clear" w:color="auto" w:fill="auto"/>
             <w:noWrap/>
           </w:tcPr>
           <w:p>
@@ -17481,7 +17153,6 @@
               <w:bottom w:val="single" w:sz="4" w:space="0" w:color="auto"/>
               <w:right w:val="single" w:sz="4" w:space="0" w:color="auto"/>
             </w:tcBorders>
-            <w:shd w:val="clear" w:color="auto" w:fill="auto"/>
             <w:noWrap/>
             <w:vAlign w:val="bottom"/>
           </w:tcPr>
@@ -17517,7 +17188,6 @@
               <w:bottom w:val="single" w:sz="4" w:space="0" w:color="auto"/>
               <w:right w:val="single" w:sz="4" w:space="0" w:color="auto"/>
             </w:tcBorders>
-            <w:shd w:val="clear" w:color="auto" w:fill="auto"/>
             <w:noWrap/>
             <w:vAlign w:val="bottom"/>
           </w:tcPr>
@@ -17543,7 +17213,6 @@
               <w:bottom w:val="single" w:sz="4" w:space="0" w:color="auto"/>
               <w:right w:val="single" w:sz="4" w:space="0" w:color="auto"/>
             </w:tcBorders>
-            <w:shd w:val="clear" w:color="auto" w:fill="auto"/>
             <w:noWrap/>
             <w:vAlign w:val="bottom"/>
           </w:tcPr>
@@ -17569,7 +17238,6 @@
               <w:bottom w:val="single" w:sz="4" w:space="0" w:color="auto"/>
               <w:right w:val="single" w:sz="4" w:space="0" w:color="auto"/>
             </w:tcBorders>
-            <w:shd w:val="clear" w:color="auto" w:fill="auto"/>
             <w:noWrap/>
             <w:vAlign w:val="bottom"/>
           </w:tcPr>
@@ -17595,7 +17263,6 @@
               <w:bottom w:val="single" w:sz="4" w:space="0" w:color="auto"/>
               <w:right w:val="single" w:sz="8" w:space="0" w:color="auto"/>
             </w:tcBorders>
-            <w:shd w:val="clear" w:color="auto" w:fill="auto"/>
             <w:noWrap/>
             <w:vAlign w:val="bottom"/>
           </w:tcPr>
@@ -17622,7 +17289,6 @@
               <w:bottom w:val="single" w:sz="4" w:space="0" w:color="auto"/>
               <w:right w:val="single" w:sz="4" w:space="0" w:color="auto"/>
             </w:tcBorders>
-            <w:shd w:val="clear" w:color="auto" w:fill="auto"/>
             <w:noWrap/>
           </w:tcPr>
           <w:p>
@@ -17647,7 +17313,6 @@
               <w:bottom w:val="single" w:sz="4" w:space="0" w:color="auto"/>
               <w:right w:val="single" w:sz="4" w:space="0" w:color="auto"/>
             </w:tcBorders>
-            <w:shd w:val="clear" w:color="auto" w:fill="auto"/>
             <w:noWrap/>
             <w:vAlign w:val="bottom"/>
           </w:tcPr>
@@ -17683,7 +17348,6 @@
               <w:bottom w:val="single" w:sz="4" w:space="0" w:color="auto"/>
               <w:right w:val="single" w:sz="4" w:space="0" w:color="auto"/>
             </w:tcBorders>
-            <w:shd w:val="clear" w:color="auto" w:fill="auto"/>
             <w:noWrap/>
             <w:vAlign w:val="bottom"/>
           </w:tcPr>
@@ -17719,7 +17383,6 @@
               <w:bottom w:val="single" w:sz="4" w:space="0" w:color="auto"/>
               <w:right w:val="single" w:sz="4" w:space="0" w:color="auto"/>
             </w:tcBorders>
-            <w:shd w:val="clear" w:color="auto" w:fill="auto"/>
             <w:noWrap/>
             <w:vAlign w:val="bottom"/>
           </w:tcPr>
@@ -17755,7 +17418,6 @@
               <w:bottom w:val="single" w:sz="4" w:space="0" w:color="auto"/>
               <w:right w:val="single" w:sz="4" w:space="0" w:color="auto"/>
             </w:tcBorders>
-            <w:shd w:val="clear" w:color="auto" w:fill="auto"/>
             <w:noWrap/>
             <w:vAlign w:val="bottom"/>
           </w:tcPr>
@@ -17791,7 +17453,6 @@
               <w:bottom w:val="single" w:sz="4" w:space="0" w:color="auto"/>
               <w:right w:val="single" w:sz="4" w:space="0" w:color="auto"/>
             </w:tcBorders>
-            <w:shd w:val="clear" w:color="auto" w:fill="auto"/>
             <w:noWrap/>
             <w:vAlign w:val="bottom"/>
           </w:tcPr>
@@ -17827,7 +17488,6 @@
               <w:bottom w:val="single" w:sz="4" w:space="0" w:color="auto"/>
               <w:right w:val="single" w:sz="8" w:space="0" w:color="auto"/>
             </w:tcBorders>
-            <w:shd w:val="clear" w:color="auto" w:fill="auto"/>
             <w:noWrap/>
             <w:vAlign w:val="bottom"/>
           </w:tcPr>
@@ -17904,7 +17564,6 @@
               <w:bottom w:val="single" w:sz="4" w:space="0" w:color="auto"/>
               <w:right w:val="single" w:sz="4" w:space="0" w:color="auto"/>
             </w:tcBorders>
-            <w:shd w:val="clear" w:color="auto" w:fill="auto"/>
             <w:noWrap/>
           </w:tcPr>
           <w:p>
@@ -17940,7 +17599,6 @@
               <w:bottom w:val="single" w:sz="4" w:space="0" w:color="auto"/>
               <w:right w:val="single" w:sz="4" w:space="0" w:color="auto"/>
             </w:tcBorders>
-            <w:shd w:val="clear" w:color="auto" w:fill="auto"/>
             <w:noWrap/>
             <w:vAlign w:val="bottom"/>
           </w:tcPr>
@@ -17966,7 +17624,6 @@
               <w:bottom w:val="single" w:sz="4" w:space="0" w:color="auto"/>
               <w:right w:val="single" w:sz="4" w:space="0" w:color="auto"/>
             </w:tcBorders>
-            <w:shd w:val="clear" w:color="auto" w:fill="auto"/>
             <w:noWrap/>
             <w:vAlign w:val="bottom"/>
           </w:tcPr>
@@ -17992,7 +17649,6 @@
               <w:bottom w:val="single" w:sz="4" w:space="0" w:color="auto"/>
               <w:right w:val="single" w:sz="4" w:space="0" w:color="auto"/>
             </w:tcBorders>
-            <w:shd w:val="clear" w:color="auto" w:fill="auto"/>
             <w:noWrap/>
             <w:vAlign w:val="bottom"/>
           </w:tcPr>
@@ -18018,7 +17674,6 @@
               <w:bottom w:val="single" w:sz="4" w:space="0" w:color="auto"/>
               <w:right w:val="single" w:sz="4" w:space="0" w:color="auto"/>
             </w:tcBorders>
-            <w:shd w:val="clear" w:color="auto" w:fill="auto"/>
             <w:noWrap/>
             <w:vAlign w:val="bottom"/>
           </w:tcPr>
@@ -18044,7 +17699,6 @@
               <w:bottom w:val="single" w:sz="4" w:space="0" w:color="auto"/>
               <w:right w:val="single" w:sz="8" w:space="0" w:color="auto"/>
             </w:tcBorders>
-            <w:shd w:val="clear" w:color="auto" w:fill="auto"/>
             <w:noWrap/>
             <w:vAlign w:val="bottom"/>
           </w:tcPr>
@@ -18071,7 +17725,6 @@
               <w:bottom w:val="single" w:sz="4" w:space="0" w:color="auto"/>
               <w:right w:val="single" w:sz="4" w:space="0" w:color="auto"/>
             </w:tcBorders>
-            <w:shd w:val="clear" w:color="auto" w:fill="auto"/>
             <w:noWrap/>
           </w:tcPr>
           <w:p>
@@ -18106,7 +17759,6 @@
               <w:bottom w:val="single" w:sz="4" w:space="0" w:color="auto"/>
               <w:right w:val="single" w:sz="4" w:space="0" w:color="auto"/>
             </w:tcBorders>
-            <w:shd w:val="clear" w:color="auto" w:fill="auto"/>
             <w:noWrap/>
             <w:vAlign w:val="bottom"/>
           </w:tcPr>
@@ -18142,7 +17794,6 @@
               <w:bottom w:val="single" w:sz="4" w:space="0" w:color="auto"/>
               <w:right w:val="single" w:sz="4" w:space="0" w:color="auto"/>
             </w:tcBorders>
-            <w:shd w:val="clear" w:color="auto" w:fill="auto"/>
             <w:noWrap/>
             <w:vAlign w:val="bottom"/>
           </w:tcPr>
@@ -18178,7 +17829,6 @@
               <w:bottom w:val="single" w:sz="4" w:space="0" w:color="auto"/>
               <w:right w:val="single" w:sz="4" w:space="0" w:color="auto"/>
             </w:tcBorders>
-            <w:shd w:val="clear" w:color="auto" w:fill="auto"/>
             <w:noWrap/>
             <w:vAlign w:val="bottom"/>
           </w:tcPr>
@@ -18214,7 +17864,6 @@
               <w:bottom w:val="single" w:sz="4" w:space="0" w:color="auto"/>
               <w:right w:val="single" w:sz="4" w:space="0" w:color="auto"/>
             </w:tcBorders>
-            <w:shd w:val="clear" w:color="auto" w:fill="auto"/>
             <w:noWrap/>
             <w:vAlign w:val="bottom"/>
           </w:tcPr>
@@ -18250,7 +17899,6 @@
               <w:bottom w:val="single" w:sz="4" w:space="0" w:color="auto"/>
               <w:right w:val="single" w:sz="4" w:space="0" w:color="auto"/>
             </w:tcBorders>
-            <w:shd w:val="clear" w:color="auto" w:fill="auto"/>
             <w:noWrap/>
             <w:vAlign w:val="bottom"/>
           </w:tcPr>
@@ -18286,7 +17934,6 @@
               <w:bottom w:val="single" w:sz="4" w:space="0" w:color="auto"/>
               <w:right w:val="single" w:sz="8" w:space="0" w:color="auto"/>
             </w:tcBorders>
-            <w:shd w:val="clear" w:color="auto" w:fill="auto"/>
             <w:noWrap/>
             <w:vAlign w:val="bottom"/>
           </w:tcPr>
@@ -18363,7 +18010,6 @@
               <w:bottom w:val="single" w:sz="4" w:space="0" w:color="auto"/>
               <w:right w:val="single" w:sz="4" w:space="0" w:color="auto"/>
             </w:tcBorders>
-            <w:shd w:val="clear" w:color="auto" w:fill="auto"/>
             <w:noWrap/>
           </w:tcPr>
           <w:p>
@@ -18389,7 +18035,6 @@
               <w:bottom w:val="single" w:sz="4" w:space="0" w:color="auto"/>
               <w:right w:val="single" w:sz="4" w:space="0" w:color="auto"/>
             </w:tcBorders>
-            <w:shd w:val="clear" w:color="auto" w:fill="auto"/>
             <w:noWrap/>
             <w:vAlign w:val="bottom"/>
           </w:tcPr>
@@ -18425,7 +18070,6 @@
               <w:bottom w:val="single" w:sz="4" w:space="0" w:color="auto"/>
               <w:right w:val="single" w:sz="4" w:space="0" w:color="auto"/>
             </w:tcBorders>
-            <w:shd w:val="clear" w:color="auto" w:fill="auto"/>
             <w:noWrap/>
             <w:vAlign w:val="bottom"/>
           </w:tcPr>
@@ -18451,7 +18095,6 @@
               <w:bottom w:val="single" w:sz="4" w:space="0" w:color="auto"/>
               <w:right w:val="single" w:sz="4" w:space="0" w:color="auto"/>
             </w:tcBorders>
-            <w:shd w:val="clear" w:color="auto" w:fill="auto"/>
             <w:noWrap/>
             <w:vAlign w:val="bottom"/>
           </w:tcPr>
@@ -18477,7 +18120,6 @@
               <w:bottom w:val="single" w:sz="4" w:space="0" w:color="auto"/>
               <w:right w:val="single" w:sz="4" w:space="0" w:color="auto"/>
             </w:tcBorders>
-            <w:shd w:val="clear" w:color="auto" w:fill="auto"/>
             <w:noWrap/>
             <w:vAlign w:val="bottom"/>
           </w:tcPr>
@@ -18503,7 +18145,6 @@
               <w:bottom w:val="single" w:sz="4" w:space="0" w:color="auto"/>
               <w:right w:val="single" w:sz="8" w:space="0" w:color="auto"/>
             </w:tcBorders>
-            <w:shd w:val="clear" w:color="auto" w:fill="auto"/>
             <w:noWrap/>
             <w:vAlign w:val="bottom"/>
           </w:tcPr>
@@ -18530,7 +18171,6 @@
               <w:bottom w:val="single" w:sz="4" w:space="0" w:color="auto"/>
               <w:right w:val="single" w:sz="4" w:space="0" w:color="auto"/>
             </w:tcBorders>
-            <w:shd w:val="clear" w:color="auto" w:fill="auto"/>
             <w:noWrap/>
             <w:vAlign w:val="bottom"/>
           </w:tcPr>
@@ -18557,7 +18197,6 @@
               <w:bottom w:val="single" w:sz="4" w:space="0" w:color="auto"/>
               <w:right w:val="single" w:sz="4" w:space="0" w:color="auto"/>
             </w:tcBorders>
-            <w:shd w:val="clear" w:color="auto" w:fill="auto"/>
             <w:noWrap/>
             <w:vAlign w:val="bottom"/>
           </w:tcPr>
@@ -18593,7 +18232,6 @@
               <w:bottom w:val="single" w:sz="4" w:space="0" w:color="auto"/>
               <w:right w:val="single" w:sz="4" w:space="0" w:color="auto"/>
             </w:tcBorders>
-            <w:shd w:val="clear" w:color="auto" w:fill="auto"/>
             <w:noWrap/>
             <w:vAlign w:val="bottom"/>
           </w:tcPr>
@@ -18629,7 +18267,6 @@
               <w:bottom w:val="single" w:sz="4" w:space="0" w:color="auto"/>
               <w:right w:val="single" w:sz="4" w:space="0" w:color="auto"/>
             </w:tcBorders>
-            <w:shd w:val="clear" w:color="auto" w:fill="auto"/>
             <w:noWrap/>
             <w:vAlign w:val="bottom"/>
           </w:tcPr>
@@ -18665,7 +18302,6 @@
               <w:bottom w:val="single" w:sz="4" w:space="0" w:color="auto"/>
               <w:right w:val="single" w:sz="4" w:space="0" w:color="auto"/>
             </w:tcBorders>
-            <w:shd w:val="clear" w:color="auto" w:fill="auto"/>
             <w:noWrap/>
             <w:vAlign w:val="bottom"/>
           </w:tcPr>
@@ -18701,7 +18337,6 @@
               <w:bottom w:val="single" w:sz="4" w:space="0" w:color="auto"/>
               <w:right w:val="single" w:sz="4" w:space="0" w:color="auto"/>
             </w:tcBorders>
-            <w:shd w:val="clear" w:color="auto" w:fill="auto"/>
             <w:noWrap/>
             <w:vAlign w:val="bottom"/>
           </w:tcPr>
@@ -18737,7 +18372,6 @@
               <w:bottom w:val="single" w:sz="4" w:space="0" w:color="auto"/>
               <w:right w:val="single" w:sz="8" w:space="0" w:color="auto"/>
             </w:tcBorders>
-            <w:shd w:val="clear" w:color="auto" w:fill="auto"/>
             <w:noWrap/>
             <w:vAlign w:val="bottom"/>
           </w:tcPr>
@@ -18859,7 +18493,6 @@
               <w:bottom w:val="single" w:sz="4" w:space="0" w:color="auto"/>
               <w:right w:val="single" w:sz="8" w:space="0" w:color="auto"/>
             </w:tcBorders>
-            <w:shd w:val="clear" w:color="auto" w:fill="auto"/>
             <w:noWrap/>
             <w:vAlign w:val="bottom"/>
           </w:tcPr>
@@ -18877,112 +18510,79 @@
             <w:r>
               <w:rPr>
                 <w:rFonts w:eastAsia="Times New Roman" w:cs="Times New Roman"/>
-                <w:color w:val="000000"/>
-                <w:sz w:val="18"/>
-                <w:szCs w:val="18"/>
-                <w:lang w:eastAsia="ru-RU"/>
-              </w:rPr>
-              <w:t>{{</w:t>
-            </w:r>
-            <w:r>
-              <w:rPr>
-                <w:rFonts w:eastAsia="Times New Roman" w:cs="Times New Roman"/>
-                <w:color w:val="000000"/>
-                <w:sz w:val="18"/>
-                <w:szCs w:val="18"/>
-                <w:lang w:val="en-US" w:eastAsia="ru-RU"/>
-              </w:rPr>
-              <w:t>actDlina</w:t>
-            </w:r>
-            <w:r>
-              <w:rPr>
-                <w:rFonts w:eastAsia="Times New Roman" w:cs="Times New Roman"/>
-                <w:color w:val="000000"/>
-                <w:sz w:val="18"/>
-                <w:szCs w:val="18"/>
-                <w:lang w:eastAsia="ru-RU"/>
-              </w:rPr>
-              <w:t>}}</w:t>
-            </w:r>
-            <w:r>
-              <w:rPr>
-                <w:rFonts w:eastAsia="Times New Roman" w:cs="Times New Roman"/>
-                <w:color w:val="000000"/>
-                <w:sz w:val="18"/>
-                <w:szCs w:val="18"/>
-                <w:lang w:val="en-US" w:eastAsia="ru-RU"/>
-              </w:rPr>
-              <w:t>x</w:t>
-            </w:r>
-            <w:r>
-              <w:rPr>
-                <w:rFonts w:eastAsia="Times New Roman" w:cs="Times New Roman"/>
-                <w:color w:val="000000"/>
-                <w:sz w:val="18"/>
-                <w:szCs w:val="18"/>
-                <w:lang w:eastAsia="ru-RU"/>
-              </w:rPr>
-              <w:t>{{</w:t>
-            </w:r>
-            <w:r>
-              <w:rPr>
-                <w:rFonts w:eastAsia="Times New Roman" w:cs="Times New Roman"/>
-                <w:color w:val="000000"/>
-                <w:sz w:val="18"/>
-                <w:szCs w:val="18"/>
-                <w:lang w:val="en-US" w:eastAsia="ru-RU"/>
-              </w:rPr>
-              <w:t>actWirina</w:t>
-            </w:r>
-            <w:r>
-              <w:rPr>
-                <w:rFonts w:eastAsia="Times New Roman" w:cs="Times New Roman"/>
-                <w:color w:val="000000"/>
-                <w:sz w:val="18"/>
-                <w:szCs w:val="18"/>
-                <w:lang w:eastAsia="ru-RU"/>
-              </w:rPr>
-              <w:t>}}</w:t>
-            </w:r>
-            <w:r>
-              <w:rPr>
-                <w:rFonts w:eastAsia="Times New Roman" w:cs="Times New Roman"/>
-                <w:color w:val="000000"/>
-                <w:sz w:val="18"/>
-                <w:szCs w:val="18"/>
-                <w:lang w:val="en-US" w:eastAsia="ru-RU"/>
-              </w:rPr>
-              <w:t>x</w:t>
-            </w:r>
-            <w:r>
-              <w:rPr>
-                <w:rFonts w:eastAsia="Times New Roman" w:cs="Times New Roman"/>
-                <w:color w:val="000000"/>
-                <w:sz w:val="18"/>
-                <w:szCs w:val="18"/>
-                <w:lang w:eastAsia="ru-RU"/>
-              </w:rPr>
-              <w:t>{{</w:t>
-            </w:r>
-            <w:r>
-              <w:rPr>
-                <w:rFonts w:eastAsia="Times New Roman" w:cs="Times New Roman"/>
-                <w:color w:val="000000"/>
-                <w:sz w:val="18"/>
-                <w:szCs w:val="18"/>
-                <w:lang w:val="en-US" w:eastAsia="ru-RU"/>
-              </w:rPr>
-              <w:t>actHeight</w:t>
-            </w:r>
-            <w:r>
-              <w:rPr>
-                <w:rFonts w:eastAsia="Times New Roman" w:cs="Times New Roman"/>
-                <w:color w:val="000000"/>
-                <w:sz w:val="18"/>
-                <w:szCs w:val="18"/>
-                <w:lang w:eastAsia="ru-RU"/>
-              </w:rPr>
-              <w:t>}}</w:t>
+                <w:bCs/>
+                <w:color w:val="000000"/>
+                <w:sz w:val="18"/>
+                <w:szCs w:val="18"/>
+                <w:lang w:eastAsia="ru-RU"/>
+              </w:rPr>
+              <w:t xml:space="preserve">{% if wrkCount|int &gt; </w:t>
+            </w:r>
+            <w:r>
+              <w:rPr>
+                <w:rFonts w:eastAsia="Times New Roman" w:cs="Times New Roman"/>
+                <w:bCs/>
+                <w:color w:val="000000"/>
+                <w:sz w:val="18"/>
+                <w:szCs w:val="18"/>
+                <w:lang w:val="kk-KZ" w:eastAsia="ru-RU"/>
+              </w:rPr>
+              <w:t>0</w:t>
+            </w:r>
+            <w:r>
+              <w:rPr>
+                <w:rFonts w:eastAsia="Times New Roman" w:cs="Times New Roman"/>
+                <w:bCs/>
+                <w:color w:val="000000"/>
+                <w:sz w:val="18"/>
+                <w:szCs w:val="18"/>
+                <w:lang w:eastAsia="ru-RU"/>
+              </w:rPr>
+              <w:t xml:space="preserve"> and wrkCount|int &lt;=</w:t>
+            </w:r>
+            <w:r>
+              <w:rPr>
+                <w:rFonts w:eastAsia="Times New Roman" w:cs="Times New Roman"/>
+                <w:bCs/>
+                <w:color w:val="000000"/>
+                <w:sz w:val="18"/>
+                <w:szCs w:val="18"/>
+                <w:lang w:val="kk-KZ" w:eastAsia="ru-RU"/>
+              </w:rPr>
+              <w:t xml:space="preserve"> 16</w:t>
+            </w:r>
+            <w:r>
+              <w:rPr>
+                <w:rFonts w:eastAsia="Times New Roman" w:cs="Times New Roman"/>
+                <w:bCs/>
+                <w:color w:val="000000"/>
+                <w:sz w:val="18"/>
+                <w:szCs w:val="18"/>
+                <w:lang w:eastAsia="ru-RU"/>
+              </w:rPr>
+              <w:t xml:space="preserve"> %}{{actDlina}}x{{actWirina}}x{{actHeight}}{%</w:t>
+            </w:r>
+            <w:r>
+              <w:rPr>
+                <w:rFonts w:eastAsia="Times New Roman" w:cs="Times New Roman"/>
+                <w:bCs/>
+                <w:color w:val="000000"/>
+                <w:sz w:val="18"/>
+                <w:szCs w:val="18"/>
+                <w:lang w:val="kk-KZ" w:eastAsia="ru-RU"/>
+              </w:rPr>
+              <w:t xml:space="preserve"> </w:t>
+            </w:r>
+            <w:r>
+              <w:rPr>
+                <w:rFonts w:eastAsia="Times New Roman" w:cs="Times New Roman"/>
+                <w:bCs/>
+                <w:color w:val="000000"/>
+                <w:sz w:val="18"/>
+                <w:szCs w:val="18"/>
+                <w:lang w:eastAsia="ru-RU"/>
+              </w:rPr>
+              <w:t>endif %}</w:t>
             </w:r>
           </w:p>
         </w:tc>
@@ -19076,7 +18676,6 @@
               <w:bottom w:val="single" w:sz="4" w:space="0" w:color="auto"/>
               <w:right w:val="single" w:sz="8" w:space="0" w:color="auto"/>
             </w:tcBorders>
-            <w:shd w:val="clear" w:color="auto" w:fill="auto"/>
             <w:noWrap/>
             <w:vAlign w:val="bottom"/>
           </w:tcPr>
@@ -19100,27 +18699,16 @@
                 <w:szCs w:val="18"/>
                 <w:lang w:eastAsia="ru-RU"/>
               </w:rPr>
-              <w:t xml:space="preserve">{% </w:t>
-            </w:r>
-            <w:r>
-              <w:rPr>
-                <w:rFonts w:eastAsia="Times New Roman" w:cs="Times New Roman"/>
-                <w:bCs/>
-                <w:color w:val="000000"/>
-                <w:sz w:val="18"/>
-                <w:szCs w:val="18"/>
-                <w:lang w:val="en-US" w:eastAsia="ru-RU"/>
-              </w:rPr>
-              <w:t>if</w:t>
-            </w:r>
-            <w:r>
-              <w:rPr>
-                <w:rFonts w:eastAsia="Times New Roman" w:cs="Times New Roman"/>
-                <w:bCs/>
-                <w:color w:val="000000"/>
-                <w:sz w:val="18"/>
-                <w:szCs w:val="18"/>
-                <w:lang w:eastAsia="ru-RU"/>
+              <w:t>{% if wrkCount|int &gt; 16 and wrkCount|int &lt;= 32 %}{{actDlina}}x{{actWirina}}x{{actHeight}}{%</w:t>
+            </w:r>
+            <w:r>
+              <w:rPr>
+                <w:rFonts w:eastAsia="Times New Roman" w:cs="Times New Roman"/>
+                <w:bCs/>
+                <w:color w:val="000000"/>
+                <w:sz w:val="18"/>
+                <w:szCs w:val="18"/>
+                <w:lang w:val="kk-KZ" w:eastAsia="ru-RU"/>
               </w:rPr>
               <w:t xml:space="preserve"> </w:t>
             </w:r>
@@ -19131,185 +18719,9 @@
                 <w:color w:val="000000"/>
                 <w:sz w:val="18"/>
                 <w:szCs w:val="18"/>
-                <w:lang w:val="en-US" w:eastAsia="ru-RU"/>
-              </w:rPr>
-              <w:t>wrkCount</w:t>
-            </w:r>
-            <w:r>
-              <w:rPr>
-                <w:rFonts w:eastAsia="Times New Roman" w:cs="Times New Roman"/>
-                <w:bCs/>
-                <w:color w:val="000000"/>
-                <w:sz w:val="18"/>
-                <w:szCs w:val="18"/>
-                <w:lang w:eastAsia="ru-RU"/>
-              </w:rPr>
-              <w:t>|</w:t>
-            </w:r>
-            <w:r>
-              <w:rPr>
-                <w:rFonts w:eastAsia="Times New Roman" w:cs="Times New Roman"/>
-                <w:bCs/>
-                <w:color w:val="000000"/>
-                <w:sz w:val="18"/>
-                <w:szCs w:val="18"/>
-                <w:lang w:val="en-US" w:eastAsia="ru-RU"/>
-              </w:rPr>
-              <w:t>int</w:t>
-            </w:r>
-            <w:r>
-              <w:rPr>
-                <w:rFonts w:eastAsia="Times New Roman" w:cs="Times New Roman"/>
-                <w:bCs/>
-                <w:color w:val="000000"/>
-                <w:sz w:val="18"/>
-                <w:szCs w:val="18"/>
-                <w:lang w:eastAsia="ru-RU"/>
-              </w:rPr>
-              <w:t xml:space="preserve"> &gt; 16 %}</w:t>
-            </w:r>
-            <w:r>
-              <w:rPr>
-                <w:rFonts w:eastAsia="Times New Roman" w:cs="Times New Roman"/>
-                <w:color w:val="000000"/>
-                <w:sz w:val="18"/>
-                <w:szCs w:val="18"/>
-                <w:lang w:eastAsia="ru-RU"/>
-              </w:rPr>
-              <w:t>{{</w:t>
-            </w:r>
-            <w:r>
-              <w:rPr>
-                <w:rFonts w:eastAsia="Times New Roman" w:cs="Times New Roman"/>
-                <w:color w:val="000000"/>
-                <w:sz w:val="18"/>
-                <w:szCs w:val="18"/>
-                <w:lang w:val="en-US" w:eastAsia="ru-RU"/>
-              </w:rPr>
-              <w:t>actDlina</w:t>
-            </w:r>
-            <w:r>
-              <w:rPr>
-                <w:rFonts w:eastAsia="Times New Roman" w:cs="Times New Roman"/>
-                <w:color w:val="000000"/>
-                <w:sz w:val="18"/>
-                <w:szCs w:val="18"/>
-                <w:lang w:eastAsia="ru-RU"/>
-              </w:rPr>
-              <w:t>}}</w:t>
-            </w:r>
-            <w:r>
-              <w:rPr>
-                <w:rFonts w:eastAsia="Times New Roman" w:cs="Times New Roman"/>
-                <w:color w:val="000000"/>
-                <w:sz w:val="18"/>
-                <w:szCs w:val="18"/>
-                <w:lang w:val="en-US" w:eastAsia="ru-RU"/>
-              </w:rPr>
-              <w:t>x</w:t>
-            </w:r>
-            <w:r>
-              <w:rPr>
-                <w:rFonts w:eastAsia="Times New Roman" w:cs="Times New Roman"/>
-                <w:color w:val="000000"/>
-                <w:sz w:val="18"/>
-                <w:szCs w:val="18"/>
-                <w:lang w:eastAsia="ru-RU"/>
-              </w:rPr>
-              <w:t>{{</w:t>
-            </w:r>
-            <w:r>
-              <w:rPr>
-                <w:rFonts w:eastAsia="Times New Roman" w:cs="Times New Roman"/>
-                <w:color w:val="000000"/>
-                <w:sz w:val="18"/>
-                <w:szCs w:val="18"/>
-                <w:lang w:val="en-US" w:eastAsia="ru-RU"/>
-              </w:rPr>
-              <w:t>actWirina</w:t>
-            </w:r>
-            <w:r>
-              <w:rPr>
-                <w:rFonts w:eastAsia="Times New Roman" w:cs="Times New Roman"/>
-                <w:color w:val="000000"/>
-                <w:sz w:val="18"/>
-                <w:szCs w:val="18"/>
-                <w:lang w:eastAsia="ru-RU"/>
-              </w:rPr>
-              <w:t>}}</w:t>
-            </w:r>
-            <w:r>
-              <w:rPr>
-                <w:rFonts w:eastAsia="Times New Roman" w:cs="Times New Roman"/>
-                <w:color w:val="000000"/>
-                <w:sz w:val="18"/>
-                <w:szCs w:val="18"/>
-                <w:lang w:val="en-US" w:eastAsia="ru-RU"/>
-              </w:rPr>
-              <w:t>x</w:t>
-            </w:r>
-            <w:r>
-              <w:rPr>
-                <w:rFonts w:eastAsia="Times New Roman" w:cs="Times New Roman"/>
-                <w:color w:val="000000"/>
-                <w:sz w:val="18"/>
-                <w:szCs w:val="18"/>
-                <w:lang w:eastAsia="ru-RU"/>
-              </w:rPr>
-              <w:t>{{</w:t>
-            </w:r>
-            <w:r>
-              <w:rPr>
-                <w:rFonts w:eastAsia="Times New Roman" w:cs="Times New Roman"/>
-                <w:color w:val="000000"/>
-                <w:sz w:val="18"/>
-                <w:szCs w:val="18"/>
-                <w:lang w:val="en-US" w:eastAsia="ru-RU"/>
-              </w:rPr>
-              <w:t>actHeight</w:t>
-            </w:r>
-            <w:r>
-              <w:rPr>
-                <w:rFonts w:eastAsia="Times New Roman" w:cs="Times New Roman"/>
-                <w:color w:val="000000"/>
-                <w:sz w:val="18"/>
-                <w:szCs w:val="18"/>
-                <w:lang w:eastAsia="ru-RU"/>
-              </w:rPr>
-              <w:t>}}</w:t>
-            </w:r>
-            <w:r>
-              <w:rPr>
-                <w:rFonts w:eastAsia="Times New Roman" w:cs="Times New Roman"/>
-                <w:bCs/>
-                <w:color w:val="000000"/>
-                <w:sz w:val="18"/>
-                <w:szCs w:val="18"/>
-                <w:lang w:eastAsia="ru-RU"/>
-              </w:rPr>
-              <w:t xml:space="preserve">{% </w:t>
-            </w:r>
-            <w:r>
-              <w:rPr>
-                <w:rFonts w:eastAsia="Times New Roman" w:cs="Times New Roman"/>
-                <w:bCs/>
-                <w:color w:val="000000"/>
-                <w:sz w:val="18"/>
-                <w:szCs w:val="18"/>
-                <w:lang w:val="en-US" w:eastAsia="ru-RU"/>
-              </w:rPr>
-              <w:t>endif</w:t>
-            </w:r>
-            <w:r>
-              <w:rPr>
-                <w:rFonts w:eastAsia="Times New Roman" w:cs="Times New Roman"/>
-                <w:bCs/>
-                <w:color w:val="000000"/>
-                <w:sz w:val="18"/>
-                <w:szCs w:val="18"/>
-                <w:lang w:eastAsia="ru-RU"/>
-              </w:rPr>
-              <w:t xml:space="preserve"> %}</w:t>
+                <w:lang w:eastAsia="ru-RU"/>
+              </w:rPr>
+              <w:t>endif %}</w:t>
             </w:r>
           </w:p>
         </w:tc>
@@ -19367,7 +18779,6 @@
               <w:bottom w:val="single" w:sz="4" w:space="0" w:color="auto"/>
               <w:right w:val="single" w:sz="4" w:space="0" w:color="auto"/>
             </w:tcBorders>
-            <w:shd w:val="clear" w:color="auto" w:fill="auto"/>
             <w:noWrap/>
             <w:vAlign w:val="bottom"/>
           </w:tcPr>
@@ -19385,12 +18796,100 @@
             <w:r>
               <w:rPr>
                 <w:rFonts w:eastAsia="Times New Roman" w:cs="Times New Roman"/>
+                <w:bCs/>
+                <w:color w:val="000000"/>
+                <w:sz w:val="18"/>
+                <w:szCs w:val="18"/>
+                <w:lang w:val="en-US" w:eastAsia="ru-RU"/>
+              </w:rPr>
+              <w:t xml:space="preserve">{% if wrkCount|int &gt; </w:t>
+            </w:r>
+            <w:r>
+              <w:rPr>
+                <w:rFonts w:eastAsia="Times New Roman" w:cs="Times New Roman"/>
+                <w:bCs/>
+                <w:color w:val="000000"/>
+                <w:sz w:val="18"/>
+                <w:szCs w:val="18"/>
+                <w:lang w:val="en-US" w:eastAsia="ru-RU"/>
+              </w:rPr>
+              <w:t>0</w:t>
+            </w:r>
+            <w:r>
+              <w:rPr>
+                <w:rFonts w:eastAsia="Times New Roman" w:cs="Times New Roman"/>
+                <w:bCs/>
+                <w:color w:val="000000"/>
+                <w:sz w:val="18"/>
+                <w:szCs w:val="18"/>
+                <w:lang w:val="kk-KZ" w:eastAsia="ru-RU"/>
+              </w:rPr>
+              <w:t xml:space="preserve"> </w:t>
+            </w:r>
+            <w:r>
+              <w:rPr>
+                <w:rFonts w:eastAsia="Times New Roman" w:cs="Times New Roman"/>
+                <w:bCs/>
+                <w:color w:val="000000"/>
+                <w:sz w:val="18"/>
+                <w:szCs w:val="18"/>
+                <w:lang w:val="en-US" w:eastAsia="ru-RU"/>
+              </w:rPr>
+              <w:t xml:space="preserve">and wrkCount|int &lt;= </w:t>
+            </w:r>
+            <w:r>
+              <w:rPr>
+                <w:rFonts w:eastAsia="Times New Roman" w:cs="Times New Roman"/>
+                <w:bCs/>
+                <w:color w:val="000000"/>
+                <w:sz w:val="18"/>
+                <w:szCs w:val="18"/>
+                <w:lang w:val="en-US" w:eastAsia="ru-RU"/>
+              </w:rPr>
+              <w:t>16</w:t>
+            </w:r>
+            <w:r>
+              <w:rPr>
+                <w:rFonts w:eastAsia="Times New Roman" w:cs="Times New Roman"/>
+                <w:bCs/>
+                <w:color w:val="000000"/>
+                <w:sz w:val="18"/>
+                <w:szCs w:val="18"/>
+                <w:lang w:val="en-US" w:eastAsia="ru-RU"/>
+              </w:rPr>
+              <w:t xml:space="preserve"> </w:t>
+            </w:r>
+            <w:r>
+              <w:rPr>
+                <w:rFonts w:eastAsia="Times New Roman" w:cs="Times New Roman"/>
+                <w:bCs/>
+                <w:color w:val="000000"/>
+                <w:sz w:val="18"/>
+                <w:szCs w:val="18"/>
+                <w:lang w:val="en-US" w:eastAsia="ru-RU"/>
+              </w:rPr>
+              <w:t>%}</w:t>
+            </w:r>
+            <w:r>
+              <w:rPr>
+                <w:rFonts w:eastAsia="Times New Roman" w:cs="Times New Roman"/>
                 <w:color w:val="000000"/>
                 <w:sz w:val="18"/>
                 <w:szCs w:val="18"/>
                 <w:lang w:val="en-US" w:eastAsia="ru-RU"/>
               </w:rPr>
               <w:t>{{actHour}}</w:t>
+            </w:r>
+            <w:r>
+              <w:rPr>
+                <w:rFonts w:eastAsia="Times New Roman" w:cs="Times New Roman"/>
+                <w:bCs/>
+                <w:color w:val="000000"/>
+                <w:sz w:val="18"/>
+                <w:szCs w:val="18"/>
+                <w:lang w:val="en-US" w:eastAsia="ru-RU"/>
+              </w:rPr>
+              <w:t>{% endif %}</w:t>
             </w:r>
           </w:p>
         </w:tc>
@@ -19494,7 +18993,6 @@
               <w:bottom w:val="single" w:sz="4" w:space="0" w:color="auto"/>
               <w:right w:val="single" w:sz="8" w:space="0" w:color="auto"/>
             </w:tcBorders>
-            <w:shd w:val="clear" w:color="auto" w:fill="auto"/>
             <w:noWrap/>
             <w:vAlign w:val="bottom"/>
           </w:tcPr>
@@ -19512,6 +19010,72 @@
             <w:r>
               <w:rPr>
                 <w:rFonts w:eastAsia="Times New Roman" w:cs="Times New Roman"/>
+                <w:bCs/>
+                <w:color w:val="000000"/>
+                <w:sz w:val="18"/>
+                <w:szCs w:val="18"/>
+                <w:lang w:val="en-US" w:eastAsia="ru-RU"/>
+              </w:rPr>
+              <w:t xml:space="preserve">{% if wrkCount|int &gt; </w:t>
+            </w:r>
+            <w:r>
+              <w:rPr>
+                <w:rFonts w:eastAsia="Times New Roman" w:cs="Times New Roman"/>
+                <w:bCs/>
+                <w:color w:val="000000"/>
+                <w:sz w:val="18"/>
+                <w:szCs w:val="18"/>
+                <w:lang w:val="en-US" w:eastAsia="ru-RU"/>
+              </w:rPr>
+              <w:t>0</w:t>
+            </w:r>
+            <w:r>
+              <w:rPr>
+                <w:rFonts w:eastAsia="Times New Roman" w:cs="Times New Roman"/>
+                <w:bCs/>
+                <w:color w:val="000000"/>
+                <w:sz w:val="18"/>
+                <w:szCs w:val="18"/>
+                <w:lang w:val="en-US" w:eastAsia="ru-RU"/>
+              </w:rPr>
+              <w:t xml:space="preserve"> and wrkCount|int &lt;= </w:t>
+            </w:r>
+            <w:r>
+              <w:rPr>
+                <w:rFonts w:eastAsia="Times New Roman" w:cs="Times New Roman"/>
+                <w:bCs/>
+                <w:color w:val="000000"/>
+                <w:sz w:val="18"/>
+                <w:szCs w:val="18"/>
+                <w:lang w:val="en-US" w:eastAsia="ru-RU"/>
+              </w:rPr>
+              <w:t>16</w:t>
+            </w:r>
+            <w:r>
+              <w:rPr>
+                <w:rFonts w:eastAsia="Times New Roman" w:cs="Times New Roman"/>
+                <w:bCs/>
+                <w:color w:val="000000"/>
+                <w:sz w:val="18"/>
+                <w:szCs w:val="18"/>
+                <w:lang w:val="en-US" w:eastAsia="ru-RU"/>
+              </w:rPr>
+              <w:t xml:space="preserve"> </w:t>
+            </w:r>
+            <w:r>
+              <w:rPr>
+                <w:rFonts w:eastAsia="Times New Roman" w:cs="Times New Roman"/>
+                <w:bCs/>
+                <w:color w:val="000000"/>
+                <w:sz w:val="18"/>
+                <w:szCs w:val="18"/>
+                <w:lang w:val="en-US" w:eastAsia="ru-RU"/>
+              </w:rPr>
+              <w:t>%}</w:t>
+            </w:r>
+            <w:r>
+              <w:rPr>
+                <w:rFonts w:eastAsia="Times New Roman" w:cs="Times New Roman"/>
                 <w:color w:val="000000"/>
                 <w:sz w:val="18"/>
                 <w:szCs w:val="18"/>
@@ -19538,6 +19102,27 @@
                 <w:lang w:val="en-US" w:eastAsia="ru-RU"/>
               </w:rPr>
               <w:t>}}</w:t>
+            </w:r>
+            <w:r>
+              <w:rPr>
+                <w:rFonts w:eastAsia="Times New Roman" w:cs="Times New Roman"/>
+                <w:color w:val="000000"/>
+                <w:sz w:val="18"/>
+                <w:szCs w:val="18"/>
+                <w:lang w:val="en-US" w:eastAsia="ru-RU"/>
+              </w:rPr>
+              <w:t>{</w:t>
+            </w:r>
+            <w:r>
+              <w:rPr>
+                <w:rFonts w:eastAsia="Times New Roman" w:cs="Times New Roman"/>
+                <w:bCs/>
+                <w:color w:val="000000"/>
+                <w:sz w:val="18"/>
+                <w:szCs w:val="18"/>
+                <w:lang w:val="en-US" w:eastAsia="ru-RU"/>
+              </w:rPr>
+              <w:t>% endif %}</w:t>
             </w:r>
           </w:p>
         </w:tc>
@@ -19590,7 +19175,6 @@
               <w:bottom w:val="single" w:sz="4" w:space="0" w:color="auto"/>
               <w:right w:val="single" w:sz="4" w:space="0" w:color="auto"/>
             </w:tcBorders>
-            <w:shd w:val="clear" w:color="auto" w:fill="auto"/>
             <w:noWrap/>
             <w:vAlign w:val="bottom"/>
           </w:tcPr>
@@ -19614,7 +19198,40 @@
                 <w:szCs w:val="18"/>
                 <w:lang w:val="en-US" w:eastAsia="ru-RU"/>
               </w:rPr>
-              <w:t xml:space="preserve">{% if wrkCount|int &gt; 16 </w:t>
+              <w:t>{% if wrkCount|int &gt; 16</w:t>
+            </w:r>
+            <w:r>
+              <w:rPr>
+                <w:rFonts w:eastAsia="Times New Roman" w:cs="Times New Roman"/>
+                <w:bCs/>
+                <w:color w:val="000000"/>
+                <w:sz w:val="18"/>
+                <w:szCs w:val="18"/>
+                <w:lang w:val="kk-KZ" w:eastAsia="ru-RU"/>
+              </w:rPr>
+              <w:t xml:space="preserve"> </w:t>
+            </w:r>
+            <w:r>
+              <w:rPr>
+                <w:rFonts w:eastAsia="Times New Roman" w:cs="Times New Roman"/>
+                <w:bCs/>
+                <w:color w:val="000000"/>
+                <w:sz w:val="18"/>
+                <w:szCs w:val="18"/>
+                <w:lang w:val="en-US" w:eastAsia="ru-RU"/>
+              </w:rPr>
+              <w:t>and wrkCount|int &lt;= 32</w:t>
+            </w:r>
+            <w:r>
+              <w:rPr>
+                <w:rFonts w:eastAsia="Times New Roman" w:cs="Times New Roman"/>
+                <w:bCs/>
+                <w:color w:val="000000"/>
+                <w:sz w:val="18"/>
+                <w:szCs w:val="18"/>
+                <w:lang w:val="en-US" w:eastAsia="ru-RU"/>
+              </w:rPr>
+              <w:t xml:space="preserve"> </w:t>
             </w:r>
             <w:r>
               <w:rPr>
@@ -19726,7 +19343,6 @@
               <w:bottom w:val="single" w:sz="4" w:space="0" w:color="auto"/>
               <w:right w:val="single" w:sz="8" w:space="0" w:color="auto"/>
             </w:tcBorders>
-            <w:shd w:val="clear" w:color="auto" w:fill="auto"/>
             <w:noWrap/>
             <w:vAlign w:val="bottom"/>
           </w:tcPr>
@@ -19751,6 +19367,17 @@
                 <w:lang w:val="en-US" w:eastAsia="ru-RU"/>
               </w:rPr>
               <w:t xml:space="preserve">{% if wrkCount|int &gt; 16 </w:t>
+            </w:r>
+            <w:r>
+              <w:rPr>
+                <w:rFonts w:eastAsia="Times New Roman" w:cs="Times New Roman"/>
+                <w:bCs/>
+                <w:color w:val="000000"/>
+                <w:sz w:val="18"/>
+                <w:szCs w:val="18"/>
+                <w:lang w:val="en-US" w:eastAsia="ru-RU"/>
+              </w:rPr>
+              <w:t xml:space="preserve">and wrkCount|int &lt;= 32 </w:t>
             </w:r>
             <w:r>
               <w:rPr>
@@ -19871,7 +19498,6 @@
               <w:bottom w:val="single" w:sz="4" w:space="0" w:color="auto"/>
               <w:right w:val="single" w:sz="8" w:space="0" w:color="auto"/>
             </w:tcBorders>
-            <w:shd w:val="clear" w:color="auto" w:fill="auto"/>
             <w:noWrap/>
             <w:vAlign w:val="center"/>
           </w:tcPr>
@@ -19888,11 +19514,176 @@
             </w:pPr>
             <w:r>
               <w:rPr>
+                <w:rFonts w:eastAsia="Times New Roman" w:cs="Times New Roman"/>
+                <w:bCs/>
+                <w:color w:val="000000"/>
+                <w:sz w:val="18"/>
+                <w:szCs w:val="18"/>
+                <w:lang w:val="en-US" w:eastAsia="ru-RU"/>
+              </w:rPr>
+              <w:t xml:space="preserve">{% </w:t>
+            </w:r>
+            <w:r>
+              <w:rPr>
+                <w:rFonts w:eastAsia="Times New Roman" w:cs="Times New Roman"/>
+                <w:bCs/>
+                <w:color w:val="000000"/>
+                <w:sz w:val="18"/>
+                <w:szCs w:val="18"/>
+                <w:lang w:val="en-US" w:eastAsia="ru-RU"/>
+              </w:rPr>
+              <w:t>if</w:t>
+            </w:r>
+            <w:r>
+              <w:rPr>
+                <w:rFonts w:eastAsia="Times New Roman" w:cs="Times New Roman"/>
+                <w:bCs/>
+                <w:color w:val="000000"/>
+                <w:sz w:val="18"/>
+                <w:szCs w:val="18"/>
+                <w:lang w:val="en-US" w:eastAsia="ru-RU"/>
+              </w:rPr>
+              <w:t xml:space="preserve"> </w:t>
+            </w:r>
+            <w:r>
+              <w:rPr>
+                <w:rFonts w:eastAsia="Times New Roman" w:cs="Times New Roman"/>
+                <w:bCs/>
+                <w:color w:val="000000"/>
+                <w:sz w:val="18"/>
+                <w:szCs w:val="18"/>
+                <w:lang w:val="en-US" w:eastAsia="ru-RU"/>
+              </w:rPr>
+              <w:t>wrkCount</w:t>
+            </w:r>
+            <w:r>
+              <w:rPr>
+                <w:rFonts w:eastAsia="Times New Roman" w:cs="Times New Roman"/>
+                <w:bCs/>
+                <w:color w:val="000000"/>
+                <w:sz w:val="18"/>
+                <w:szCs w:val="18"/>
+                <w:lang w:val="en-US" w:eastAsia="ru-RU"/>
+              </w:rPr>
+              <w:t>|</w:t>
+            </w:r>
+            <w:r>
+              <w:rPr>
+                <w:rFonts w:eastAsia="Times New Roman" w:cs="Times New Roman"/>
+                <w:bCs/>
+                <w:color w:val="000000"/>
+                <w:sz w:val="18"/>
+                <w:szCs w:val="18"/>
+                <w:lang w:val="en-US" w:eastAsia="ru-RU"/>
+              </w:rPr>
+              <w:t>int</w:t>
+            </w:r>
+            <w:r>
+              <w:rPr>
+                <w:rFonts w:eastAsia="Times New Roman" w:cs="Times New Roman"/>
+                <w:bCs/>
+                <w:color w:val="000000"/>
+                <w:sz w:val="18"/>
+                <w:szCs w:val="18"/>
+                <w:lang w:val="en-US" w:eastAsia="ru-RU"/>
+              </w:rPr>
+              <w:t xml:space="preserve"> &gt; </w:t>
+            </w:r>
+            <w:r>
+              <w:rPr>
+                <w:rFonts w:eastAsia="Times New Roman" w:cs="Times New Roman"/>
+                <w:bCs/>
+                <w:color w:val="000000"/>
+                <w:sz w:val="18"/>
+                <w:szCs w:val="18"/>
+                <w:lang w:val="en-US" w:eastAsia="ru-RU"/>
+              </w:rPr>
+              <w:t>0</w:t>
+            </w:r>
+            <w:r>
+              <w:rPr>
+                <w:rFonts w:eastAsia="Times New Roman" w:cs="Times New Roman"/>
+                <w:bCs/>
+                <w:color w:val="000000"/>
+                <w:sz w:val="18"/>
+                <w:szCs w:val="18"/>
+                <w:lang w:val="en-US" w:eastAsia="ru-RU"/>
+              </w:rPr>
+              <w:t xml:space="preserve"> </w:t>
+            </w:r>
+            <w:r>
+              <w:rPr>
+                <w:rFonts w:eastAsia="Times New Roman" w:cs="Times New Roman"/>
+                <w:bCs/>
+                <w:color w:val="000000"/>
+                <w:sz w:val="18"/>
+                <w:szCs w:val="18"/>
+                <w:lang w:val="en-US" w:eastAsia="ru-RU"/>
+              </w:rPr>
+              <w:t xml:space="preserve">and wrkCount|int &lt;= </w:t>
+            </w:r>
+            <w:r>
+              <w:rPr>
+                <w:rFonts w:eastAsia="Times New Roman" w:cs="Times New Roman"/>
+                <w:bCs/>
+                <w:color w:val="000000"/>
+                <w:sz w:val="18"/>
+                <w:szCs w:val="18"/>
+                <w:lang w:val="en-US" w:eastAsia="ru-RU"/>
+              </w:rPr>
+              <w:t>16</w:t>
+            </w:r>
+            <w:r>
+              <w:rPr>
+                <w:rFonts w:eastAsia="Times New Roman" w:cs="Times New Roman"/>
+                <w:bCs/>
+                <w:color w:val="000000"/>
+                <w:sz w:val="18"/>
+                <w:szCs w:val="18"/>
+                <w:lang w:val="en-US" w:eastAsia="ru-RU"/>
+              </w:rPr>
+              <w:t xml:space="preserve"> %}{{</w:t>
+            </w:r>
+            <w:r>
+              <w:rPr>
                 <w:sz w:val="18"/>
                 <w:szCs w:val="18"/>
                 <w:lang w:val="en-US"/>
               </w:rPr>
-              <w:t>{{actBrigadir}}</w:t>
+              <w:t>actBrigadir</w:t>
+            </w:r>
+            <w:r>
+              <w:rPr>
+                <w:rFonts w:eastAsia="Times New Roman" w:cs="Times New Roman"/>
+                <w:bCs/>
+                <w:color w:val="000000"/>
+                <w:sz w:val="18"/>
+                <w:szCs w:val="18"/>
+                <w:lang w:val="en-US" w:eastAsia="ru-RU"/>
+              </w:rPr>
+              <w:t xml:space="preserve">}}{% </w:t>
+            </w:r>
+            <w:r>
+              <w:rPr>
+                <w:rFonts w:eastAsia="Times New Roman" w:cs="Times New Roman"/>
+                <w:bCs/>
+                <w:color w:val="000000"/>
+                <w:sz w:val="18"/>
+                <w:szCs w:val="18"/>
+                <w:lang w:val="en-US" w:eastAsia="ru-RU"/>
+              </w:rPr>
+              <w:t>endif</w:t>
+            </w:r>
+            <w:r>
+              <w:rPr>
+                <w:rFonts w:eastAsia="Times New Roman" w:cs="Times New Roman"/>
+                <w:bCs/>
+                <w:color w:val="000000"/>
+                <w:sz w:val="18"/>
+                <w:szCs w:val="18"/>
+                <w:lang w:val="en-US" w:eastAsia="ru-RU"/>
+              </w:rPr>
+              <w:t xml:space="preserve"> %}</w:t>
             </w:r>
           </w:p>
         </w:tc>
@@ -19946,7 +19737,6 @@
               <w:bottom w:val="single" w:sz="4" w:space="0" w:color="auto"/>
               <w:right w:val="single" w:sz="8" w:space="0" w:color="auto"/>
             </w:tcBorders>
-            <w:shd w:val="clear" w:color="auto" w:fill="auto"/>
             <w:noWrap/>
             <w:vAlign w:val="bottom"/>
           </w:tcPr>
@@ -19958,7 +19748,7 @@
                 <w:color w:val="000000"/>
                 <w:sz w:val="18"/>
                 <w:szCs w:val="18"/>
-                <w:lang w:eastAsia="ru-RU"/>
+                <w:lang w:val="en-US" w:eastAsia="ru-RU"/>
               </w:rPr>
             </w:pPr>
             <w:r>
@@ -19968,7 +19758,7 @@
                 <w:color w:val="000000"/>
                 <w:sz w:val="18"/>
                 <w:szCs w:val="18"/>
-                <w:lang w:eastAsia="ru-RU"/>
+                <w:lang w:val="en-US" w:eastAsia="ru-RU"/>
               </w:rPr>
               <w:t xml:space="preserve">{% </w:t>
             </w:r>
@@ -19990,7 +19780,7 @@
                 <w:color w:val="000000"/>
                 <w:sz w:val="18"/>
                 <w:szCs w:val="18"/>
-                <w:lang w:eastAsia="ru-RU"/>
+                <w:lang w:val="en-US" w:eastAsia="ru-RU"/>
               </w:rPr>
               <w:t xml:space="preserve"> </w:t>
             </w:r>
@@ -20012,7 +19802,7 @@
                 <w:color w:val="000000"/>
                 <w:sz w:val="18"/>
                 <w:szCs w:val="18"/>
-                <w:lang w:eastAsia="ru-RU"/>
+                <w:lang w:val="en-US" w:eastAsia="ru-RU"/>
               </w:rPr>
               <w:t>|</w:t>
             </w:r>
@@ -20034,9 +19824,42 @@
                 <w:color w:val="000000"/>
                 <w:sz w:val="18"/>
                 <w:szCs w:val="18"/>
-                <w:lang w:eastAsia="ru-RU"/>
-              </w:rPr>
-              <w:t xml:space="preserve"> &gt; 16 %}{{</w:t>
+                <w:lang w:val="en-US" w:eastAsia="ru-RU"/>
+              </w:rPr>
+              <w:t xml:space="preserve"> &gt; 16</w:t>
+            </w:r>
+            <w:r>
+              <w:rPr>
+                <w:rFonts w:eastAsia="Times New Roman" w:cs="Times New Roman"/>
+                <w:bCs/>
+                <w:color w:val="000000"/>
+                <w:sz w:val="18"/>
+                <w:szCs w:val="18"/>
+                <w:lang w:val="en-US" w:eastAsia="ru-RU"/>
+              </w:rPr>
+              <w:t xml:space="preserve"> </w:t>
+            </w:r>
+            <w:r>
+              <w:rPr>
+                <w:rFonts w:eastAsia="Times New Roman" w:cs="Times New Roman"/>
+                <w:bCs/>
+                <w:color w:val="000000"/>
+                <w:sz w:val="18"/>
+                <w:szCs w:val="18"/>
+                <w:lang w:val="en-US" w:eastAsia="ru-RU"/>
+              </w:rPr>
+              <w:t>and wrkCount|int &lt;= 32</w:t>
+            </w:r>
+            <w:r>
+              <w:rPr>
+                <w:rFonts w:eastAsia="Times New Roman" w:cs="Times New Roman"/>
+                <w:bCs/>
+                <w:color w:val="000000"/>
+                <w:sz w:val="18"/>
+                <w:szCs w:val="18"/>
+                <w:lang w:val="en-US" w:eastAsia="ru-RU"/>
+              </w:rPr>
+              <w:t xml:space="preserve"> %}{{</w:t>
             </w:r>
             <w:r>
               <w:rPr>
@@ -20053,7 +19876,7 @@
                 <w:color w:val="000000"/>
                 <w:sz w:val="18"/>
                 <w:szCs w:val="18"/>
-                <w:lang w:eastAsia="ru-RU"/>
+                <w:lang w:val="en-US" w:eastAsia="ru-RU"/>
               </w:rPr>
               <w:t xml:space="preserve">}}{% </w:t>
             </w:r>
@@ -20075,7 +19898,7 @@
                 <w:color w:val="000000"/>
                 <w:sz w:val="18"/>
                 <w:szCs w:val="18"/>
-                <w:lang w:eastAsia="ru-RU"/>
+                <w:lang w:val="en-US" w:eastAsia="ru-RU"/>
               </w:rPr>
               <w:t xml:space="preserve"> %}</w:t>
             </w:r>
@@ -20136,7 +19959,6 @@
               <w:bottom w:val="single" w:sz="8" w:space="0" w:color="auto"/>
               <w:right w:val="single" w:sz="8" w:space="0" w:color="auto"/>
             </w:tcBorders>
-            <w:shd w:val="clear" w:color="auto" w:fill="auto"/>
             <w:noWrap/>
             <w:vAlign w:val="bottom"/>
           </w:tcPr>
@@ -20154,12 +19976,189 @@
             <w:r>
               <w:rPr>
                 <w:rFonts w:eastAsia="Times New Roman" w:cs="Times New Roman"/>
-                <w:color w:val="000000"/>
-                <w:sz w:val="18"/>
-                <w:szCs w:val="18"/>
-                <w:lang w:val="en-US" w:eastAsia="ru-RU"/>
-              </w:rPr>
-              <w:t>{{actMaster}}</w:t>
+                <w:bCs/>
+                <w:color w:val="000000"/>
+                <w:sz w:val="18"/>
+                <w:szCs w:val="18"/>
+                <w:lang w:val="en-US" w:eastAsia="ru-RU"/>
+              </w:rPr>
+              <w:t xml:space="preserve">{% </w:t>
+            </w:r>
+            <w:r>
+              <w:rPr>
+                <w:rFonts w:eastAsia="Times New Roman" w:cs="Times New Roman"/>
+                <w:bCs/>
+                <w:color w:val="000000"/>
+                <w:sz w:val="18"/>
+                <w:szCs w:val="18"/>
+                <w:lang w:val="en-US" w:eastAsia="ru-RU"/>
+              </w:rPr>
+              <w:t>if</w:t>
+            </w:r>
+            <w:r>
+              <w:rPr>
+                <w:rFonts w:eastAsia="Times New Roman" w:cs="Times New Roman"/>
+                <w:bCs/>
+                <w:color w:val="000000"/>
+                <w:sz w:val="18"/>
+                <w:szCs w:val="18"/>
+                <w:lang w:val="en-US" w:eastAsia="ru-RU"/>
+              </w:rPr>
+              <w:t xml:space="preserve"> </w:t>
+            </w:r>
+            <w:r>
+              <w:rPr>
+                <w:rFonts w:eastAsia="Times New Roman" w:cs="Times New Roman"/>
+                <w:bCs/>
+                <w:color w:val="000000"/>
+                <w:sz w:val="18"/>
+                <w:szCs w:val="18"/>
+                <w:lang w:val="en-US" w:eastAsia="ru-RU"/>
+              </w:rPr>
+              <w:t>wrkCount</w:t>
+            </w:r>
+            <w:r>
+              <w:rPr>
+                <w:rFonts w:eastAsia="Times New Roman" w:cs="Times New Roman"/>
+                <w:bCs/>
+                <w:color w:val="000000"/>
+                <w:sz w:val="18"/>
+                <w:szCs w:val="18"/>
+                <w:lang w:val="en-US" w:eastAsia="ru-RU"/>
+              </w:rPr>
+              <w:t>|</w:t>
+            </w:r>
+            <w:r>
+              <w:rPr>
+                <w:rFonts w:eastAsia="Times New Roman" w:cs="Times New Roman"/>
+                <w:bCs/>
+                <w:color w:val="000000"/>
+                <w:sz w:val="18"/>
+                <w:szCs w:val="18"/>
+                <w:lang w:val="en-US" w:eastAsia="ru-RU"/>
+              </w:rPr>
+              <w:t>int</w:t>
+            </w:r>
+            <w:r>
+              <w:rPr>
+                <w:rFonts w:eastAsia="Times New Roman" w:cs="Times New Roman"/>
+                <w:bCs/>
+                <w:color w:val="000000"/>
+                <w:sz w:val="18"/>
+                <w:szCs w:val="18"/>
+                <w:lang w:val="en-US" w:eastAsia="ru-RU"/>
+              </w:rPr>
+              <w:t xml:space="preserve"> &gt; </w:t>
+            </w:r>
+            <w:r>
+              <w:rPr>
+                <w:rFonts w:eastAsia="Times New Roman" w:cs="Times New Roman"/>
+                <w:bCs/>
+                <w:color w:val="000000"/>
+                <w:sz w:val="18"/>
+                <w:szCs w:val="18"/>
+                <w:lang w:val="en-US" w:eastAsia="ru-RU"/>
+              </w:rPr>
+              <w:t>0</w:t>
+            </w:r>
+            <w:r>
+              <w:rPr>
+                <w:rFonts w:eastAsia="Times New Roman" w:cs="Times New Roman"/>
+                <w:bCs/>
+                <w:color w:val="000000"/>
+                <w:sz w:val="18"/>
+                <w:szCs w:val="18"/>
+                <w:lang w:val="en-US" w:eastAsia="ru-RU"/>
+              </w:rPr>
+              <w:t xml:space="preserve"> </w:t>
+            </w:r>
+            <w:r>
+              <w:rPr>
+                <w:rFonts w:eastAsia="Times New Roman" w:cs="Times New Roman"/>
+                <w:bCs/>
+                <w:color w:val="000000"/>
+                <w:sz w:val="18"/>
+                <w:szCs w:val="18"/>
+                <w:lang w:val="en-US" w:eastAsia="ru-RU"/>
+              </w:rPr>
+              <w:t xml:space="preserve">and wrkCount|int &lt;= </w:t>
+            </w:r>
+            <w:r>
+              <w:rPr>
+                <w:rFonts w:eastAsia="Times New Roman" w:cs="Times New Roman"/>
+                <w:bCs/>
+                <w:color w:val="000000"/>
+                <w:sz w:val="18"/>
+                <w:szCs w:val="18"/>
+                <w:lang w:val="en-US" w:eastAsia="ru-RU"/>
+              </w:rPr>
+              <w:t>16</w:t>
+            </w:r>
+            <w:r>
+              <w:rPr>
+                <w:rFonts w:eastAsia="Times New Roman" w:cs="Times New Roman"/>
+                <w:bCs/>
+                <w:color w:val="000000"/>
+                <w:sz w:val="18"/>
+                <w:szCs w:val="18"/>
+                <w:lang w:val="en-US" w:eastAsia="ru-RU"/>
+              </w:rPr>
+              <w:t xml:space="preserve"> </w:t>
+            </w:r>
+            <w:r>
+              <w:rPr>
+                <w:rFonts w:eastAsia="Times New Roman" w:cs="Times New Roman"/>
+                <w:bCs/>
+                <w:color w:val="000000"/>
+                <w:sz w:val="18"/>
+                <w:szCs w:val="18"/>
+                <w:lang w:val="en-US" w:eastAsia="ru-RU"/>
+              </w:rPr>
+              <w:t>%}{{</w:t>
+            </w:r>
+            <w:r>
+              <w:rPr>
+                <w:rFonts w:eastAsia="Times New Roman" w:cs="Times New Roman"/>
+                <w:bCs/>
+                <w:color w:val="000000"/>
+                <w:sz w:val="18"/>
+                <w:szCs w:val="18"/>
+                <w:lang w:val="en-US" w:eastAsia="ru-RU"/>
+              </w:rPr>
+              <w:t>actMaster</w:t>
+            </w:r>
+            <w:r>
+              <w:rPr>
+                <w:rFonts w:eastAsia="Times New Roman" w:cs="Times New Roman"/>
+                <w:bCs/>
+                <w:color w:val="000000"/>
+                <w:sz w:val="18"/>
+                <w:szCs w:val="18"/>
+                <w:lang w:val="en-US" w:eastAsia="ru-RU"/>
+              </w:rPr>
+              <w:t xml:space="preserve">}}{% </w:t>
+            </w:r>
+            <w:r>
+              <w:rPr>
+                <w:rFonts w:eastAsia="Times New Roman" w:cs="Times New Roman"/>
+                <w:bCs/>
+                <w:color w:val="000000"/>
+                <w:sz w:val="18"/>
+                <w:szCs w:val="18"/>
+                <w:lang w:val="en-US" w:eastAsia="ru-RU"/>
+              </w:rPr>
+              <w:t>endif</w:t>
+            </w:r>
+            <w:r>
+              <w:rPr>
+                <w:rFonts w:eastAsia="Times New Roman" w:cs="Times New Roman"/>
+                <w:bCs/>
+                <w:color w:val="000000"/>
+                <w:sz w:val="18"/>
+                <w:szCs w:val="18"/>
+                <w:lang w:val="en-US" w:eastAsia="ru-RU"/>
+              </w:rPr>
+              <w:t xml:space="preserve"> %}</w:t>
             </w:r>
           </w:p>
         </w:tc>
@@ -20213,7 +20212,6 @@
               <w:bottom w:val="single" w:sz="8" w:space="0" w:color="auto"/>
               <w:right w:val="single" w:sz="8" w:space="0" w:color="auto"/>
             </w:tcBorders>
-            <w:shd w:val="clear" w:color="auto" w:fill="auto"/>
             <w:noWrap/>
             <w:vAlign w:val="bottom"/>
           </w:tcPr>
@@ -20303,7 +20301,29 @@
                 <w:szCs w:val="18"/>
                 <w:lang w:val="en-US" w:eastAsia="ru-RU"/>
               </w:rPr>
-              <w:t xml:space="preserve"> &gt; 16 %}{{</w:t>
+              <w:t xml:space="preserve"> &gt; 16 </w:t>
+            </w:r>
+            <w:r>
+              <w:rPr>
+                <w:rFonts w:eastAsia="Times New Roman" w:cs="Times New Roman"/>
+                <w:bCs/>
+                <w:color w:val="000000"/>
+                <w:sz w:val="18"/>
+                <w:szCs w:val="18"/>
+                <w:lang w:val="en-US" w:eastAsia="ru-RU"/>
+              </w:rPr>
+              <w:t xml:space="preserve">and wrkCount|int &lt;= 32 </w:t>
+            </w:r>
+            <w:r>
+              <w:rPr>
+                <w:rFonts w:eastAsia="Times New Roman" w:cs="Times New Roman"/>
+                <w:bCs/>
+                <w:color w:val="000000"/>
+                <w:sz w:val="18"/>
+                <w:szCs w:val="18"/>
+                <w:lang w:val="en-US" w:eastAsia="ru-RU"/>
+              </w:rPr>
+              <w:t>%}{{</w:t>
             </w:r>
             <w:r>
               <w:rPr>
@@ -20406,7 +20426,6 @@
               <w:bottom w:val="single" w:sz="4" w:space="0" w:color="auto"/>
               <w:right w:val="single" w:sz="8" w:space="0" w:color="auto"/>
             </w:tcBorders>
-            <w:shd w:val="clear" w:color="auto" w:fill="auto"/>
             <w:noWrap/>
             <w:vAlign w:val="bottom"/>
           </w:tcPr>
@@ -20423,62 +20442,6 @@
                 <w:lang w:val="en-US" w:eastAsia="ru-RU"/>
               </w:rPr>
             </w:pPr>
-            <w:r>
-              <w:rPr>
-                <w:rFonts w:eastAsia="Times New Roman" w:cs="Times New Roman"/>
-                <w:bCs/>
-                <w:color w:val="000000"/>
-                <w:sz w:val="18"/>
-                <w:szCs w:val="18"/>
-                <w:lang w:val="en-US" w:eastAsia="ru-RU"/>
-              </w:rPr>
-              <w:t>{% if wrkCount|int</w:t>
-            </w:r>
-            <w:r>
-              <w:rPr>
-                <w:rFonts w:eastAsia="Times New Roman" w:cs="Times New Roman"/>
-                <w:bCs/>
-                <w:color w:val="000000"/>
-                <w:sz w:val="18"/>
-                <w:szCs w:val="18"/>
-                <w:lang w:val="en-US" w:eastAsia="ru-RU"/>
-              </w:rPr>
-              <w:t xml:space="preserve"> &gt; 32</w:t>
-            </w:r>
-            <w:r>
-              <w:rPr>
-                <w:rFonts w:eastAsia="Times New Roman" w:cs="Times New Roman"/>
-                <w:bCs/>
-                <w:color w:val="000000"/>
-                <w:sz w:val="18"/>
-                <w:szCs w:val="18"/>
-                <w:lang w:val="en-US" w:eastAsia="ru-RU"/>
-              </w:rPr>
-              <w:t xml:space="preserve"> </w:t>
-            </w:r>
-            <w:r>
-              <w:rPr>
-                <w:rFonts w:eastAsia="Times New Roman" w:cs="Times New Roman"/>
-                <w:bCs/>
-                <w:color w:val="000000"/>
-                <w:sz w:val="18"/>
-                <w:szCs w:val="18"/>
-                <w:lang w:val="en-US" w:eastAsia="ru-RU"/>
-              </w:rPr>
-              <w:t>%}{{actNumber}}{% endif %}</w:t>
-            </w:r>
-            <w:r>
-              <w:rPr>
-                <w:rFonts w:eastAsia="Times New Roman" w:cs="Times New Roman"/>
-                <w:b/>
-                <w:bCs/>
-                <w:color w:val="000000"/>
-                <w:sz w:val="18"/>
-                <w:szCs w:val="18"/>
-                <w:lang w:val="en-US" w:eastAsia="ru-RU"/>
-              </w:rPr>
-              <w:t> </w:t>
-            </w:r>
           </w:p>
         </w:tc>
         <w:tc>
@@ -20531,7 +20494,6 @@
               <w:bottom w:val="single" w:sz="4" w:space="0" w:color="auto"/>
               <w:right w:val="single" w:sz="8" w:space="0" w:color="auto"/>
             </w:tcBorders>
-            <w:shd w:val="clear" w:color="auto" w:fill="auto"/>
             <w:noWrap/>
             <w:vAlign w:val="bottom"/>
           </w:tcPr>
@@ -20548,62 +20510,6 @@
                 <w:lang w:val="en-US" w:eastAsia="ru-RU"/>
               </w:rPr>
             </w:pPr>
-            <w:r>
-              <w:rPr>
-                <w:rFonts w:eastAsia="Times New Roman" w:cs="Times New Roman"/>
-                <w:bCs/>
-                <w:color w:val="000000"/>
-                <w:sz w:val="18"/>
-                <w:szCs w:val="18"/>
-                <w:lang w:val="en-US" w:eastAsia="ru-RU"/>
-              </w:rPr>
-              <w:t>{% if wrkCount|int</w:t>
-            </w:r>
-            <w:r>
-              <w:rPr>
-                <w:rFonts w:eastAsia="Times New Roman" w:cs="Times New Roman"/>
-                <w:bCs/>
-                <w:color w:val="000000"/>
-                <w:sz w:val="18"/>
-                <w:szCs w:val="18"/>
-                <w:lang w:val="en-US" w:eastAsia="ru-RU"/>
-              </w:rPr>
-              <w:t xml:space="preserve"> &gt; 48</w:t>
-            </w:r>
-            <w:r>
-              <w:rPr>
-                <w:rFonts w:eastAsia="Times New Roman" w:cs="Times New Roman"/>
-                <w:bCs/>
-                <w:color w:val="000000"/>
-                <w:sz w:val="18"/>
-                <w:szCs w:val="18"/>
-                <w:lang w:val="en-US" w:eastAsia="ru-RU"/>
-              </w:rPr>
-              <w:t xml:space="preserve"> </w:t>
-            </w:r>
-            <w:r>
-              <w:rPr>
-                <w:rFonts w:eastAsia="Times New Roman" w:cs="Times New Roman"/>
-                <w:bCs/>
-                <w:color w:val="000000"/>
-                <w:sz w:val="18"/>
-                <w:szCs w:val="18"/>
-                <w:lang w:val="en-US" w:eastAsia="ru-RU"/>
-              </w:rPr>
-              <w:t>%}{{actNumber}}{% endif %}</w:t>
-            </w:r>
-            <w:r>
-              <w:rPr>
-                <w:rFonts w:eastAsia="Times New Roman" w:cs="Times New Roman"/>
-                <w:b/>
-                <w:bCs/>
-                <w:color w:val="000000"/>
-                <w:sz w:val="18"/>
-                <w:szCs w:val="18"/>
-                <w:lang w:val="en-US" w:eastAsia="ru-RU"/>
-              </w:rPr>
-              <w:t> </w:t>
-            </w:r>
           </w:p>
         </w:tc>
       </w:tr>
@@ -20661,7 +20567,6 @@
               <w:bottom w:val="single" w:sz="4" w:space="0" w:color="auto"/>
               <w:right w:val="single" w:sz="8" w:space="0" w:color="auto"/>
             </w:tcBorders>
-            <w:shd w:val="clear" w:color="auto" w:fill="auto"/>
             <w:noWrap/>
             <w:vAlign w:val="center"/>
           </w:tcPr>
@@ -20678,124 +20583,6 @@
                 <w:lang w:eastAsia="ru-RU"/>
               </w:rPr>
             </w:pPr>
-            <w:r>
-              <w:rPr>
-                <w:rFonts w:eastAsia="Times New Roman" w:cs="Times New Roman"/>
-                <w:bCs/>
-                <w:color w:val="000000"/>
-                <w:sz w:val="18"/>
-                <w:szCs w:val="18"/>
-                <w:lang w:eastAsia="ru-RU"/>
-              </w:rPr>
-              <w:t xml:space="preserve">{% </w:t>
-            </w:r>
-            <w:r>
-              <w:rPr>
-                <w:rFonts w:eastAsia="Times New Roman" w:cs="Times New Roman"/>
-                <w:bCs/>
-                <w:color w:val="000000"/>
-                <w:sz w:val="18"/>
-                <w:szCs w:val="18"/>
-                <w:lang w:val="en-US" w:eastAsia="ru-RU"/>
-              </w:rPr>
-              <w:t>if</w:t>
-            </w:r>
-            <w:r>
-              <w:rPr>
-                <w:rFonts w:eastAsia="Times New Roman" w:cs="Times New Roman"/>
-                <w:bCs/>
-                <w:color w:val="000000"/>
-                <w:sz w:val="18"/>
-                <w:szCs w:val="18"/>
-                <w:lang w:eastAsia="ru-RU"/>
-              </w:rPr>
-              <w:t xml:space="preserve"> </w:t>
-            </w:r>
-            <w:r>
-              <w:rPr>
-                <w:rFonts w:eastAsia="Times New Roman" w:cs="Times New Roman"/>
-                <w:bCs/>
-                <w:color w:val="000000"/>
-                <w:sz w:val="18"/>
-                <w:szCs w:val="18"/>
-                <w:lang w:val="en-US" w:eastAsia="ru-RU"/>
-              </w:rPr>
-              <w:t>wrkCount</w:t>
-            </w:r>
-            <w:r>
-              <w:rPr>
-                <w:rFonts w:eastAsia="Times New Roman" w:cs="Times New Roman"/>
-                <w:bCs/>
-                <w:color w:val="000000"/>
-                <w:sz w:val="18"/>
-                <w:szCs w:val="18"/>
-                <w:lang w:eastAsia="ru-RU"/>
-              </w:rPr>
-              <w:t>|</w:t>
-            </w:r>
-            <w:r>
-              <w:rPr>
-                <w:rFonts w:eastAsia="Times New Roman" w:cs="Times New Roman"/>
-                <w:bCs/>
-                <w:color w:val="000000"/>
-                <w:sz w:val="18"/>
-                <w:szCs w:val="18"/>
-                <w:lang w:val="en-US" w:eastAsia="ru-RU"/>
-              </w:rPr>
-              <w:t>int</w:t>
-            </w:r>
-            <w:r>
-              <w:rPr>
-                <w:rFonts w:eastAsia="Times New Roman" w:cs="Times New Roman"/>
-                <w:bCs/>
-                <w:color w:val="000000"/>
-                <w:sz w:val="18"/>
-                <w:szCs w:val="18"/>
-                <w:lang w:eastAsia="ru-RU"/>
-              </w:rPr>
-              <w:t xml:space="preserve"> &gt; 32 %}{{</w:t>
-            </w:r>
-            <w:r>
-              <w:rPr>
-                <w:sz w:val="18"/>
-                <w:szCs w:val="18"/>
-                <w:lang w:val="en-US"/>
-              </w:rPr>
-              <w:t>actBrigadir</w:t>
-            </w:r>
-            <w:r>
-              <w:rPr>
-                <w:rFonts w:eastAsia="Times New Roman" w:cs="Times New Roman"/>
-                <w:bCs/>
-                <w:color w:val="000000"/>
-                <w:sz w:val="18"/>
-                <w:szCs w:val="18"/>
-                <w:lang w:eastAsia="ru-RU"/>
-              </w:rPr>
-              <w:t xml:space="preserve">}}{% </w:t>
-            </w:r>
-            <w:r>
-              <w:rPr>
-                <w:rFonts w:eastAsia="Times New Roman" w:cs="Times New Roman"/>
-                <w:bCs/>
-                <w:color w:val="000000"/>
-                <w:sz w:val="18"/>
-                <w:szCs w:val="18"/>
-                <w:lang w:val="en-US" w:eastAsia="ru-RU"/>
-              </w:rPr>
-              <w:t>endif</w:t>
-            </w:r>
-            <w:r>
-              <w:rPr>
-                <w:rFonts w:eastAsia="Times New Roman" w:cs="Times New Roman"/>
-                <w:bCs/>
-                <w:color w:val="000000"/>
-                <w:sz w:val="18"/>
-                <w:szCs w:val="18"/>
-                <w:lang w:eastAsia="ru-RU"/>
-              </w:rPr>
-              <w:t xml:space="preserve"> %}</w:t>
-            </w:r>
           </w:p>
         </w:tc>
         <w:tc>
@@ -20848,7 +20635,6 @@
               <w:bottom w:val="single" w:sz="4" w:space="0" w:color="auto"/>
               <w:right w:val="single" w:sz="8" w:space="0" w:color="auto"/>
             </w:tcBorders>
-            <w:shd w:val="clear" w:color="auto" w:fill="auto"/>
             <w:noWrap/>
             <w:vAlign w:val="center"/>
           </w:tcPr>
@@ -20862,139 +20648,9 @@
                 <w:color w:val="000000"/>
                 <w:sz w:val="18"/>
                 <w:szCs w:val="18"/>
-                <w:lang w:eastAsia="ru-RU"/>
+                <w:lang w:val="en-US" w:eastAsia="ru-RU"/>
               </w:rPr>
             </w:pPr>
-            <w:r>
-              <w:rPr>
-                <w:rFonts w:eastAsia="Times New Roman" w:cs="Times New Roman"/>
-                <w:bCs/>
-                <w:color w:val="000000"/>
-                <w:sz w:val="18"/>
-                <w:szCs w:val="18"/>
-                <w:lang w:eastAsia="ru-RU"/>
-              </w:rPr>
-              <w:t xml:space="preserve">{% </w:t>
-            </w:r>
-            <w:r>
-              <w:rPr>
-                <w:rFonts w:eastAsia="Times New Roman" w:cs="Times New Roman"/>
-                <w:bCs/>
-                <w:color w:val="000000"/>
-                <w:sz w:val="18"/>
-                <w:szCs w:val="18"/>
-                <w:lang w:val="en-US" w:eastAsia="ru-RU"/>
-              </w:rPr>
-              <w:t>if</w:t>
-            </w:r>
-            <w:r>
-              <w:rPr>
-                <w:rFonts w:eastAsia="Times New Roman" w:cs="Times New Roman"/>
-                <w:bCs/>
-                <w:color w:val="000000"/>
-                <w:sz w:val="18"/>
-                <w:szCs w:val="18"/>
-                <w:lang w:eastAsia="ru-RU"/>
-              </w:rPr>
-              <w:t xml:space="preserve"> </w:t>
-            </w:r>
-            <w:r>
-              <w:rPr>
-                <w:rFonts w:eastAsia="Times New Roman" w:cs="Times New Roman"/>
-                <w:bCs/>
-                <w:color w:val="000000"/>
-                <w:sz w:val="18"/>
-                <w:szCs w:val="18"/>
-                <w:lang w:val="en-US" w:eastAsia="ru-RU"/>
-              </w:rPr>
-              <w:t>wrkCount</w:t>
-            </w:r>
-            <w:r>
-              <w:rPr>
-                <w:rFonts w:eastAsia="Times New Roman" w:cs="Times New Roman"/>
-                <w:bCs/>
-                <w:color w:val="000000"/>
-                <w:sz w:val="18"/>
-                <w:szCs w:val="18"/>
-                <w:lang w:eastAsia="ru-RU"/>
-              </w:rPr>
-              <w:t>|</w:t>
-            </w:r>
-            <w:r>
-              <w:rPr>
-                <w:rFonts w:eastAsia="Times New Roman" w:cs="Times New Roman"/>
-                <w:bCs/>
-                <w:color w:val="000000"/>
-                <w:sz w:val="18"/>
-                <w:szCs w:val="18"/>
-                <w:lang w:val="en-US" w:eastAsia="ru-RU"/>
-              </w:rPr>
-              <w:t>int</w:t>
-            </w:r>
-            <w:r>
-              <w:rPr>
-                <w:rFonts w:eastAsia="Times New Roman" w:cs="Times New Roman"/>
-                <w:bCs/>
-                <w:color w:val="000000"/>
-                <w:sz w:val="18"/>
-                <w:szCs w:val="18"/>
-                <w:lang w:eastAsia="ru-RU"/>
-              </w:rPr>
-              <w:t xml:space="preserve"> &gt; 48 %}{{</w:t>
-            </w:r>
-            <w:r>
-              <w:rPr>
-                <w:sz w:val="18"/>
-                <w:szCs w:val="18"/>
-                <w:lang w:val="en-US"/>
-              </w:rPr>
-              <w:t>actBrigadir</w:t>
-            </w:r>
-            <w:r>
-              <w:rPr>
-                <w:rFonts w:eastAsia="Times New Roman" w:cs="Times New Roman"/>
-                <w:bCs/>
-                <w:color w:val="000000"/>
-                <w:sz w:val="18"/>
-                <w:szCs w:val="18"/>
-                <w:lang w:eastAsia="ru-RU"/>
-              </w:rPr>
-              <w:t xml:space="preserve">}}{% </w:t>
-            </w:r>
-            <w:r>
-              <w:rPr>
-                <w:rFonts w:eastAsia="Times New Roman" w:cs="Times New Roman"/>
-                <w:bCs/>
-                <w:color w:val="000000"/>
-                <w:sz w:val="18"/>
-                <w:szCs w:val="18"/>
-                <w:lang w:val="en-US" w:eastAsia="ru-RU"/>
-              </w:rPr>
-              <w:t>endif</w:t>
-            </w:r>
-            <w:r>
-              <w:rPr>
-                <w:rFonts w:eastAsia="Times New Roman" w:cs="Times New Roman"/>
-                <w:bCs/>
-                <w:color w:val="000000"/>
-                <w:sz w:val="18"/>
-                <w:szCs w:val="18"/>
-                <w:lang w:eastAsia="ru-RU"/>
-              </w:rPr>
-              <w:t xml:space="preserve"> %}</w:t>
-            </w:r>
-            <w:r>
-              <w:rPr>
-                <w:rFonts w:eastAsia="Times New Roman" w:cs="Times New Roman"/>
-                <w:b/>
-                <w:bCs/>
-                <w:color w:val="000000"/>
-                <w:sz w:val="18"/>
-                <w:szCs w:val="18"/>
-                <w:lang w:val="en-US" w:eastAsia="ru-RU"/>
-              </w:rPr>
-              <w:t> </w:t>
-            </w:r>
           </w:p>
         </w:tc>
       </w:tr>
@@ -21052,7 +20708,6 @@
               <w:bottom w:val="single" w:sz="4" w:space="0" w:color="auto"/>
               <w:right w:val="single" w:sz="8" w:space="0" w:color="auto"/>
             </w:tcBorders>
-            <w:shd w:val="clear" w:color="auto" w:fill="auto"/>
             <w:noWrap/>
             <w:vAlign w:val="center"/>
           </w:tcPr>
@@ -21069,127 +20724,6 @@
                 <w:lang w:val="en-US" w:eastAsia="ru-RU"/>
               </w:rPr>
             </w:pPr>
-            <w:r>
-              <w:rPr>
-                <w:rFonts w:eastAsia="Times New Roman" w:cs="Times New Roman"/>
-                <w:bCs/>
-                <w:color w:val="000000"/>
-                <w:sz w:val="18"/>
-                <w:szCs w:val="18"/>
-                <w:lang w:val="en-US" w:eastAsia="ru-RU"/>
-              </w:rPr>
-              <w:t xml:space="preserve">{% </w:t>
-            </w:r>
-            <w:r>
-              <w:rPr>
-                <w:rFonts w:eastAsia="Times New Roman" w:cs="Times New Roman"/>
-                <w:bCs/>
-                <w:color w:val="000000"/>
-                <w:sz w:val="18"/>
-                <w:szCs w:val="18"/>
-                <w:lang w:val="en-US" w:eastAsia="ru-RU"/>
-              </w:rPr>
-              <w:t>if</w:t>
-            </w:r>
-            <w:r>
-              <w:rPr>
-                <w:rFonts w:eastAsia="Times New Roman" w:cs="Times New Roman"/>
-                <w:bCs/>
-                <w:color w:val="000000"/>
-                <w:sz w:val="18"/>
-                <w:szCs w:val="18"/>
-                <w:lang w:val="en-US" w:eastAsia="ru-RU"/>
-              </w:rPr>
-              <w:t xml:space="preserve"> </w:t>
-            </w:r>
-            <w:r>
-              <w:rPr>
-                <w:rFonts w:eastAsia="Times New Roman" w:cs="Times New Roman"/>
-                <w:bCs/>
-                <w:color w:val="000000"/>
-                <w:sz w:val="18"/>
-                <w:szCs w:val="18"/>
-                <w:lang w:val="en-US" w:eastAsia="ru-RU"/>
-              </w:rPr>
-              <w:t>wrkCount</w:t>
-            </w:r>
-            <w:r>
-              <w:rPr>
-                <w:rFonts w:eastAsia="Times New Roman" w:cs="Times New Roman"/>
-                <w:bCs/>
-                <w:color w:val="000000"/>
-                <w:sz w:val="18"/>
-                <w:szCs w:val="18"/>
-                <w:lang w:val="en-US" w:eastAsia="ru-RU"/>
-              </w:rPr>
-              <w:t>|</w:t>
-            </w:r>
-            <w:r>
-              <w:rPr>
-                <w:rFonts w:eastAsia="Times New Roman" w:cs="Times New Roman"/>
-                <w:bCs/>
-                <w:color w:val="000000"/>
-                <w:sz w:val="18"/>
-                <w:szCs w:val="18"/>
-                <w:lang w:val="en-US" w:eastAsia="ru-RU"/>
-              </w:rPr>
-              <w:t>int</w:t>
-            </w:r>
-            <w:r>
-              <w:rPr>
-                <w:rFonts w:eastAsia="Times New Roman" w:cs="Times New Roman"/>
-                <w:bCs/>
-                <w:color w:val="000000"/>
-                <w:sz w:val="18"/>
-                <w:szCs w:val="18"/>
-                <w:lang w:val="en-US" w:eastAsia="ru-RU"/>
-              </w:rPr>
-              <w:t xml:space="preserve"> &gt; 32 %}{{</w:t>
-            </w:r>
-            <w:r>
-              <w:rPr>
-                <w:rFonts w:eastAsia="Times New Roman" w:cs="Times New Roman"/>
-                <w:bCs/>
-                <w:color w:val="000000"/>
-                <w:sz w:val="18"/>
-                <w:szCs w:val="18"/>
-                <w:lang w:val="en-US" w:eastAsia="ru-RU"/>
-              </w:rPr>
-              <w:t>actMaster</w:t>
-            </w:r>
-            <w:r>
-              <w:rPr>
-                <w:rFonts w:eastAsia="Times New Roman" w:cs="Times New Roman"/>
-                <w:bCs/>
-                <w:color w:val="000000"/>
-                <w:sz w:val="18"/>
-                <w:szCs w:val="18"/>
-                <w:lang w:val="en-US" w:eastAsia="ru-RU"/>
-              </w:rPr>
-              <w:t xml:space="preserve">}}{% </w:t>
-            </w:r>
-            <w:r>
-              <w:rPr>
-                <w:rFonts w:eastAsia="Times New Roman" w:cs="Times New Roman"/>
-                <w:bCs/>
-                <w:color w:val="000000"/>
-                <w:sz w:val="18"/>
-                <w:szCs w:val="18"/>
-                <w:lang w:val="en-US" w:eastAsia="ru-RU"/>
-              </w:rPr>
-              <w:t>endif</w:t>
-            </w:r>
-            <w:r>
-              <w:rPr>
-                <w:rFonts w:eastAsia="Times New Roman" w:cs="Times New Roman"/>
-                <w:bCs/>
-                <w:color w:val="000000"/>
-                <w:sz w:val="18"/>
-                <w:szCs w:val="18"/>
-                <w:lang w:val="en-US" w:eastAsia="ru-RU"/>
-              </w:rPr>
-              <w:t xml:space="preserve"> %}</w:t>
-            </w:r>
           </w:p>
         </w:tc>
         <w:tc>
@@ -21242,7 +20776,6 @@
               <w:bottom w:val="single" w:sz="4" w:space="0" w:color="auto"/>
               <w:right w:val="single" w:sz="8" w:space="0" w:color="auto"/>
             </w:tcBorders>
-            <w:shd w:val="clear" w:color="auto" w:fill="auto"/>
             <w:noWrap/>
             <w:vAlign w:val="center"/>
           </w:tcPr>
@@ -21256,65 +20789,9 @@
                 <w:color w:val="000000"/>
                 <w:sz w:val="18"/>
                 <w:szCs w:val="18"/>
-                <w:lang w:val="en-US" w:eastAsia="ru-RU"/>
+                <w:lang w:val="kk-KZ" w:eastAsia="ru-RU"/>
               </w:rPr>
             </w:pPr>
-            <w:r>
-              <w:rPr>
-                <w:rFonts w:eastAsia="Times New Roman" w:cs="Times New Roman"/>
-                <w:bCs/>
-                <w:color w:val="000000"/>
-                <w:sz w:val="18"/>
-                <w:szCs w:val="18"/>
-                <w:lang w:val="en-US" w:eastAsia="ru-RU"/>
-              </w:rPr>
-              <w:t xml:space="preserve">{% if wrkCount|int &gt; 48 </w:t>
-            </w:r>
-            <w:r>
-              <w:rPr>
-                <w:rFonts w:eastAsia="Times New Roman" w:cs="Times New Roman"/>
-                <w:bCs/>
-                <w:color w:val="000000"/>
-                <w:sz w:val="18"/>
-                <w:szCs w:val="18"/>
-                <w:lang w:val="en-US" w:eastAsia="ru-RU"/>
-              </w:rPr>
-              <w:t>%}{{</w:t>
-            </w:r>
-            <w:r>
-              <w:rPr>
-                <w:rFonts w:eastAsia="Times New Roman" w:cs="Times New Roman"/>
-                <w:bCs/>
-                <w:color w:val="000000"/>
-                <w:sz w:val="18"/>
-                <w:szCs w:val="18"/>
-                <w:lang w:val="en-US" w:eastAsia="ru-RU"/>
-              </w:rPr>
-              <w:t>actMaster</w:t>
-            </w:r>
-            <w:r>
-              <w:rPr>
-                <w:rFonts w:eastAsia="Times New Roman" w:cs="Times New Roman"/>
-                <w:bCs/>
-                <w:color w:val="000000"/>
-                <w:sz w:val="18"/>
-                <w:szCs w:val="18"/>
-                <w:lang w:val="en-US" w:eastAsia="ru-RU"/>
-              </w:rPr>
-              <w:t>}}{% endif %}</w:t>
-            </w:r>
-            <w:r>
-              <w:rPr>
-                <w:rFonts w:eastAsia="Times New Roman" w:cs="Times New Roman"/>
-                <w:b/>
-                <w:bCs/>
-                <w:color w:val="000000"/>
-                <w:sz w:val="18"/>
-                <w:szCs w:val="18"/>
-                <w:lang w:val="en-US" w:eastAsia="ru-RU"/>
-              </w:rPr>
-              <w:t> </w:t>
-            </w:r>
           </w:p>
         </w:tc>
       </w:tr>
@@ -21359,6 +20836,7 @@
                 <w:szCs w:val="18"/>
                 <w:lang w:eastAsia="ru-RU"/>
               </w:rPr>
+              <w:lastRenderedPageBreak/>
               <w:t>ФИО</w:t>
             </w:r>
             <w:r>
@@ -21385,7 +20863,6 @@
               <w:bottom w:val="single" w:sz="4" w:space="0" w:color="auto"/>
               <w:right w:val="single" w:sz="4" w:space="0" w:color="auto"/>
             </w:tcBorders>
-            <w:shd w:val="clear" w:color="auto" w:fill="auto"/>
             <w:noWrap/>
             <w:vAlign w:val="bottom"/>
           </w:tcPr>
@@ -21425,7 +20902,6 @@
               <w:bottom w:val="single" w:sz="4" w:space="0" w:color="auto"/>
               <w:right w:val="single" w:sz="4" w:space="0" w:color="auto"/>
             </w:tcBorders>
-            <w:shd w:val="clear" w:color="auto" w:fill="auto"/>
             <w:noWrap/>
             <w:vAlign w:val="bottom"/>
           </w:tcPr>
@@ -21466,7 +20942,6 @@
               <w:bottom w:val="single" w:sz="4" w:space="0" w:color="auto"/>
               <w:right w:val="single" w:sz="4" w:space="0" w:color="auto"/>
             </w:tcBorders>
-            <w:shd w:val="clear" w:color="auto" w:fill="auto"/>
             <w:noWrap/>
             <w:vAlign w:val="bottom"/>
           </w:tcPr>
@@ -21506,7 +20981,6 @@
               <w:bottom w:val="single" w:sz="4" w:space="0" w:color="auto"/>
               <w:right w:val="single" w:sz="4" w:space="0" w:color="auto"/>
             </w:tcBorders>
-            <w:shd w:val="clear" w:color="auto" w:fill="auto"/>
             <w:noWrap/>
             <w:vAlign w:val="bottom"/>
           </w:tcPr>
@@ -21546,7 +21020,6 @@
               <w:bottom w:val="single" w:sz="4" w:space="0" w:color="auto"/>
               <w:right w:val="single" w:sz="4" w:space="0" w:color="auto"/>
             </w:tcBorders>
-            <w:shd w:val="clear" w:color="auto" w:fill="auto"/>
             <w:noWrap/>
             <w:vAlign w:val="bottom"/>
           </w:tcPr>
@@ -21586,7 +21059,6 @@
               <w:bottom w:val="single" w:sz="4" w:space="0" w:color="auto"/>
               <w:right w:val="single" w:sz="8" w:space="0" w:color="auto"/>
             </w:tcBorders>
-            <w:shd w:val="clear" w:color="auto" w:fill="auto"/>
             <w:noWrap/>
             <w:vAlign w:val="bottom"/>
           </w:tcPr>
@@ -21680,7 +21152,6 @@
               <w:bottom w:val="single" w:sz="4" w:space="0" w:color="auto"/>
               <w:right w:val="single" w:sz="4" w:space="0" w:color="auto"/>
             </w:tcBorders>
-            <w:shd w:val="clear" w:color="auto" w:fill="auto"/>
             <w:noWrap/>
             <w:vAlign w:val="bottom"/>
           </w:tcPr>
@@ -21720,7 +21191,6 @@
               <w:bottom w:val="single" w:sz="4" w:space="0" w:color="auto"/>
               <w:right w:val="single" w:sz="4" w:space="0" w:color="auto"/>
             </w:tcBorders>
-            <w:shd w:val="clear" w:color="auto" w:fill="auto"/>
             <w:noWrap/>
             <w:vAlign w:val="bottom"/>
           </w:tcPr>
@@ -21760,7 +21230,6 @@
               <w:bottom w:val="single" w:sz="4" w:space="0" w:color="auto"/>
               <w:right w:val="single" w:sz="4" w:space="0" w:color="auto"/>
             </w:tcBorders>
-            <w:shd w:val="clear" w:color="auto" w:fill="auto"/>
             <w:noWrap/>
             <w:vAlign w:val="bottom"/>
           </w:tcPr>
@@ -21800,7 +21269,6 @@
               <w:bottom w:val="single" w:sz="4" w:space="0" w:color="auto"/>
               <w:right w:val="single" w:sz="4" w:space="0" w:color="auto"/>
             </w:tcBorders>
-            <w:shd w:val="clear" w:color="auto" w:fill="auto"/>
             <w:noWrap/>
             <w:vAlign w:val="bottom"/>
           </w:tcPr>
@@ -21840,7 +21308,6 @@
               <w:bottom w:val="single" w:sz="4" w:space="0" w:color="auto"/>
               <w:right w:val="single" w:sz="4" w:space="0" w:color="auto"/>
             </w:tcBorders>
-            <w:shd w:val="clear" w:color="auto" w:fill="auto"/>
             <w:noWrap/>
             <w:vAlign w:val="bottom"/>
           </w:tcPr>
@@ -21880,7 +21347,6 @@
               <w:bottom w:val="single" w:sz="4" w:space="0" w:color="auto"/>
               <w:right w:val="single" w:sz="8" w:space="0" w:color="auto"/>
             </w:tcBorders>
-            <w:shd w:val="clear" w:color="auto" w:fill="auto"/>
             <w:noWrap/>
             <w:vAlign w:val="bottom"/>
           </w:tcPr>
@@ -21926,7 +21392,6 @@
               <w:bottom w:val="single" w:sz="4" w:space="0" w:color="auto"/>
               <w:right w:val="single" w:sz="4" w:space="0" w:color="auto"/>
             </w:tcBorders>
-            <w:shd w:val="clear" w:color="auto" w:fill="auto"/>
             <w:noWrap/>
             <w:vAlign w:val="bottom"/>
           </w:tcPr>
@@ -21941,8 +21406,6 @@
                 <w:lang w:val="en-US" w:eastAsia="ru-RU"/>
               </w:rPr>
             </w:pPr>
-            <w:bookmarkStart w:id="1" w:name="_GoBack"/>
-            <w:bookmarkEnd w:id="1"/>
             <w:r>
               <w:rPr>
                 <w:rFonts w:eastAsia="Times New Roman" w:cs="Times New Roman"/>
@@ -21974,7 +21437,6 @@
               <w:bottom w:val="single" w:sz="4" w:space="0" w:color="auto"/>
               <w:right w:val="single" w:sz="4" w:space="0" w:color="auto"/>
             </w:tcBorders>
-            <w:shd w:val="clear" w:color="auto" w:fill="auto"/>
             <w:noWrap/>
             <w:vAlign w:val="bottom"/>
           </w:tcPr>
@@ -22010,7 +21472,6 @@
               <w:bottom w:val="single" w:sz="4" w:space="0" w:color="auto"/>
               <w:right w:val="single" w:sz="4" w:space="0" w:color="auto"/>
             </w:tcBorders>
-            <w:shd w:val="clear" w:color="auto" w:fill="auto"/>
             <w:noWrap/>
             <w:vAlign w:val="bottom"/>
           </w:tcPr>
@@ -22047,7 +21508,6 @@
               <w:bottom w:val="single" w:sz="4" w:space="0" w:color="auto"/>
               <w:right w:val="single" w:sz="4" w:space="0" w:color="auto"/>
             </w:tcBorders>
-            <w:shd w:val="clear" w:color="auto" w:fill="auto"/>
             <w:noWrap/>
             <w:vAlign w:val="bottom"/>
           </w:tcPr>
@@ -22083,7 +21543,6 @@
               <w:bottom w:val="single" w:sz="4" w:space="0" w:color="auto"/>
               <w:right w:val="single" w:sz="4" w:space="0" w:color="auto"/>
             </w:tcBorders>
-            <w:shd w:val="clear" w:color="auto" w:fill="auto"/>
             <w:noWrap/>
             <w:vAlign w:val="bottom"/>
           </w:tcPr>
@@ -22119,7 +21578,6 @@
               <w:bottom w:val="single" w:sz="4" w:space="0" w:color="auto"/>
               <w:right w:val="single" w:sz="4" w:space="0" w:color="auto"/>
             </w:tcBorders>
-            <w:shd w:val="clear" w:color="auto" w:fill="auto"/>
             <w:noWrap/>
             <w:vAlign w:val="bottom"/>
           </w:tcPr>
@@ -22155,7 +21613,6 @@
               <w:bottom w:val="single" w:sz="4" w:space="0" w:color="auto"/>
               <w:right w:val="single" w:sz="8" w:space="0" w:color="auto"/>
             </w:tcBorders>
-            <w:shd w:val="clear" w:color="auto" w:fill="auto"/>
             <w:noWrap/>
             <w:vAlign w:val="bottom"/>
           </w:tcPr>
@@ -22192,7 +21649,6 @@
               <w:bottom w:val="single" w:sz="4" w:space="0" w:color="auto"/>
               <w:right w:val="single" w:sz="4" w:space="0" w:color="auto"/>
             </w:tcBorders>
-            <w:shd w:val="clear" w:color="auto" w:fill="auto"/>
             <w:noWrap/>
             <w:vAlign w:val="bottom"/>
           </w:tcPr>
@@ -22229,7 +21685,6 @@
               <w:bottom w:val="single" w:sz="4" w:space="0" w:color="auto"/>
               <w:right w:val="single" w:sz="4" w:space="0" w:color="auto"/>
             </w:tcBorders>
-            <w:shd w:val="clear" w:color="auto" w:fill="auto"/>
             <w:noWrap/>
             <w:vAlign w:val="bottom"/>
           </w:tcPr>
@@ -22265,7 +21720,6 @@
               <w:bottom w:val="single" w:sz="4" w:space="0" w:color="auto"/>
               <w:right w:val="single" w:sz="4" w:space="0" w:color="auto"/>
             </w:tcBorders>
-            <w:shd w:val="clear" w:color="auto" w:fill="auto"/>
             <w:noWrap/>
             <w:vAlign w:val="bottom"/>
           </w:tcPr>
@@ -22301,7 +21755,6 @@
               <w:bottom w:val="single" w:sz="4" w:space="0" w:color="auto"/>
               <w:right w:val="single" w:sz="4" w:space="0" w:color="auto"/>
             </w:tcBorders>
-            <w:shd w:val="clear" w:color="auto" w:fill="auto"/>
             <w:noWrap/>
             <w:vAlign w:val="bottom"/>
           </w:tcPr>
@@ -22337,7 +21790,6 @@
               <w:bottom w:val="single" w:sz="4" w:space="0" w:color="auto"/>
               <w:right w:val="single" w:sz="4" w:space="0" w:color="auto"/>
             </w:tcBorders>
-            <w:shd w:val="clear" w:color="auto" w:fill="auto"/>
             <w:noWrap/>
             <w:vAlign w:val="bottom"/>
           </w:tcPr>
@@ -22373,7 +21825,6 @@
               <w:bottom w:val="single" w:sz="4" w:space="0" w:color="auto"/>
               <w:right w:val="single" w:sz="4" w:space="0" w:color="auto"/>
             </w:tcBorders>
-            <w:shd w:val="clear" w:color="auto" w:fill="auto"/>
             <w:noWrap/>
             <w:vAlign w:val="bottom"/>
           </w:tcPr>
@@ -22409,7 +21860,6 @@
               <w:bottom w:val="single" w:sz="4" w:space="0" w:color="auto"/>
               <w:right w:val="single" w:sz="8" w:space="0" w:color="auto"/>
             </w:tcBorders>
-            <w:shd w:val="clear" w:color="auto" w:fill="auto"/>
             <w:noWrap/>
             <w:vAlign w:val="bottom"/>
           </w:tcPr>
@@ -22451,7 +21901,6 @@
               <w:bottom w:val="single" w:sz="4" w:space="0" w:color="auto"/>
               <w:right w:val="single" w:sz="4" w:space="0" w:color="auto"/>
             </w:tcBorders>
-            <w:shd w:val="clear" w:color="auto" w:fill="auto"/>
             <w:noWrap/>
             <w:vAlign w:val="bottom"/>
           </w:tcPr>
@@ -22497,7 +21946,6 @@
               <w:bottom w:val="single" w:sz="4" w:space="0" w:color="auto"/>
               <w:right w:val="single" w:sz="4" w:space="0" w:color="auto"/>
             </w:tcBorders>
-            <w:shd w:val="clear" w:color="auto" w:fill="auto"/>
             <w:noWrap/>
             <w:vAlign w:val="bottom"/>
           </w:tcPr>
@@ -22520,18 +21968,7 @@
                 <w:szCs w:val="18"/>
                 <w:lang w:val="en-US" w:eastAsia="ru-RU"/>
               </w:rPr>
-              <w:t>{{wor</w:t>
-            </w:r>
-            <w:r>
-              <w:rPr>
-                <w:rFonts w:eastAsia="Times New Roman" w:cs="Times New Roman"/>
-                <w:color w:val="000000"/>
-                <w:sz w:val="18"/>
-                <w:szCs w:val="18"/>
-                <w:lang w:val="en-US" w:eastAsia="ru-RU"/>
-              </w:rPr>
-              <w:lastRenderedPageBreak/>
-              <w:t>ker.left.hour}}</w:t>
+              <w:t>{{worker.left.hour}}</w:t>
             </w:r>
           </w:p>
         </w:tc>
@@ -22544,7 +21981,6 @@
               <w:bottom w:val="single" w:sz="4" w:space="0" w:color="auto"/>
               <w:right w:val="single" w:sz="4" w:space="0" w:color="auto"/>
             </w:tcBorders>
-            <w:shd w:val="clear" w:color="auto" w:fill="auto"/>
             <w:noWrap/>
             <w:vAlign w:val="bottom"/>
           </w:tcPr>
@@ -22567,7 +22003,6 @@
                 <w:szCs w:val="18"/>
                 <w:lang w:val="en-US" w:eastAsia="ru-RU"/>
               </w:rPr>
-              <w:lastRenderedPageBreak/>
               <w:t> </w:t>
             </w:r>
           </w:p>
@@ -22582,7 +22017,6 @@
               <w:bottom w:val="single" w:sz="4" w:space="0" w:color="auto"/>
               <w:right w:val="single" w:sz="4" w:space="0" w:color="auto"/>
             </w:tcBorders>
-            <w:shd w:val="clear" w:color="auto" w:fill="auto"/>
             <w:noWrap/>
             <w:vAlign w:val="bottom"/>
           </w:tcPr>
@@ -22618,7 +22052,6 @@
               <w:bottom w:val="single" w:sz="4" w:space="0" w:color="auto"/>
               <w:right w:val="single" w:sz="4" w:space="0" w:color="auto"/>
             </w:tcBorders>
-            <w:shd w:val="clear" w:color="auto" w:fill="auto"/>
             <w:noWrap/>
             <w:vAlign w:val="bottom"/>
           </w:tcPr>
@@ -22654,7 +22087,6 @@
               <w:bottom w:val="single" w:sz="4" w:space="0" w:color="auto"/>
               <w:right w:val="single" w:sz="4" w:space="0" w:color="auto"/>
             </w:tcBorders>
-            <w:shd w:val="clear" w:color="auto" w:fill="auto"/>
             <w:noWrap/>
             <w:vAlign w:val="bottom"/>
           </w:tcPr>
@@ -22690,7 +22122,6 @@
               <w:bottom w:val="single" w:sz="4" w:space="0" w:color="auto"/>
               <w:right w:val="single" w:sz="8" w:space="0" w:color="auto"/>
             </w:tcBorders>
-            <w:shd w:val="clear" w:color="auto" w:fill="auto"/>
             <w:noWrap/>
             <w:vAlign w:val="bottom"/>
           </w:tcPr>
@@ -22727,7 +22158,6 @@
               <w:bottom w:val="single" w:sz="4" w:space="0" w:color="auto"/>
               <w:right w:val="single" w:sz="4" w:space="0" w:color="auto"/>
             </w:tcBorders>
-            <w:shd w:val="clear" w:color="auto" w:fill="auto"/>
             <w:noWrap/>
             <w:vAlign w:val="bottom"/>
           </w:tcPr>
@@ -22773,7 +22203,6 @@
               <w:bottom w:val="single" w:sz="4" w:space="0" w:color="auto"/>
               <w:right w:val="single" w:sz="4" w:space="0" w:color="auto"/>
             </w:tcBorders>
-            <w:shd w:val="clear" w:color="auto" w:fill="auto"/>
             <w:noWrap/>
             <w:vAlign w:val="bottom"/>
           </w:tcPr>
@@ -22796,18 +22225,7 @@
                 <w:szCs w:val="18"/>
                 <w:lang w:val="en-US" w:eastAsia="ru-RU"/>
               </w:rPr>
-              <w:t>{{wor</w:t>
-            </w:r>
-            <w:r>
-              <w:rPr>
-                <w:rFonts w:eastAsia="Times New Roman" w:cs="Times New Roman"/>
-                <w:color w:val="000000"/>
-                <w:sz w:val="18"/>
-                <w:szCs w:val="18"/>
-                <w:lang w:val="en-US" w:eastAsia="ru-RU"/>
-              </w:rPr>
-              <w:lastRenderedPageBreak/>
-              <w:t>ker.right.hour}}</w:t>
+              <w:t>{{worker.right.hour}}</w:t>
             </w:r>
             <w:r>
               <w:rPr>
@@ -22830,7 +22248,6 @@
               <w:bottom w:val="single" w:sz="4" w:space="0" w:color="auto"/>
               <w:right w:val="single" w:sz="4" w:space="0" w:color="auto"/>
             </w:tcBorders>
-            <w:shd w:val="clear" w:color="auto" w:fill="auto"/>
             <w:noWrap/>
             <w:vAlign w:val="bottom"/>
           </w:tcPr>
@@ -22853,7 +22270,6 @@
                 <w:szCs w:val="18"/>
                 <w:lang w:val="en-US" w:eastAsia="ru-RU"/>
               </w:rPr>
-              <w:lastRenderedPageBreak/>
               <w:t> </w:t>
             </w:r>
           </w:p>
@@ -22867,7 +22283,6 @@
               <w:bottom w:val="single" w:sz="4" w:space="0" w:color="auto"/>
               <w:right w:val="single" w:sz="4" w:space="0" w:color="auto"/>
             </w:tcBorders>
-            <w:shd w:val="clear" w:color="auto" w:fill="auto"/>
             <w:noWrap/>
             <w:vAlign w:val="bottom"/>
           </w:tcPr>
@@ -22903,7 +22318,6 @@
               <w:bottom w:val="single" w:sz="4" w:space="0" w:color="auto"/>
               <w:right w:val="single" w:sz="4" w:space="0" w:color="auto"/>
             </w:tcBorders>
-            <w:shd w:val="clear" w:color="auto" w:fill="auto"/>
             <w:noWrap/>
             <w:vAlign w:val="bottom"/>
           </w:tcPr>
@@ -22939,7 +22353,6 @@
               <w:bottom w:val="single" w:sz="4" w:space="0" w:color="auto"/>
               <w:right w:val="single" w:sz="4" w:space="0" w:color="auto"/>
             </w:tcBorders>
-            <w:shd w:val="clear" w:color="auto" w:fill="auto"/>
             <w:noWrap/>
             <w:vAlign w:val="bottom"/>
           </w:tcPr>
@@ -22975,7 +22388,6 @@
               <w:bottom w:val="single" w:sz="4" w:space="0" w:color="auto"/>
               <w:right w:val="single" w:sz="8" w:space="0" w:color="auto"/>
             </w:tcBorders>
-            <w:shd w:val="clear" w:color="auto" w:fill="auto"/>
             <w:noWrap/>
             <w:vAlign w:val="bottom"/>
           </w:tcPr>
@@ -23017,7 +22429,6 @@
               <w:bottom w:val="single" w:sz="4" w:space="0" w:color="auto"/>
               <w:right w:val="single" w:sz="4" w:space="0" w:color="auto"/>
             </w:tcBorders>
-            <w:shd w:val="clear" w:color="auto" w:fill="auto"/>
             <w:noWrap/>
             <w:vAlign w:val="bottom"/>
           </w:tcPr>
@@ -23040,7 +22451,6 @@
                 <w:szCs w:val="18"/>
                 <w:lang w:val="en-US" w:eastAsia="ru-RU"/>
               </w:rPr>
-              <w:lastRenderedPageBreak/>
               <w:t>{%tr endfor %}</w:t>
             </w:r>
             <w:r>
@@ -23064,7 +22474,6 @@
               <w:bottom w:val="single" w:sz="4" w:space="0" w:color="auto"/>
               <w:right w:val="single" w:sz="4" w:space="0" w:color="auto"/>
             </w:tcBorders>
-            <w:shd w:val="clear" w:color="auto" w:fill="auto"/>
             <w:noWrap/>
             <w:vAlign w:val="bottom"/>
           </w:tcPr>
@@ -23100,7 +22509,6 @@
               <w:bottom w:val="single" w:sz="4" w:space="0" w:color="auto"/>
               <w:right w:val="single" w:sz="4" w:space="0" w:color="auto"/>
             </w:tcBorders>
-            <w:shd w:val="clear" w:color="auto" w:fill="auto"/>
             <w:noWrap/>
             <w:vAlign w:val="bottom"/>
           </w:tcPr>
@@ -23137,7 +22545,6 @@
               <w:bottom w:val="single" w:sz="4" w:space="0" w:color="auto"/>
               <w:right w:val="single" w:sz="4" w:space="0" w:color="auto"/>
             </w:tcBorders>
-            <w:shd w:val="clear" w:color="auto" w:fill="auto"/>
             <w:noWrap/>
             <w:vAlign w:val="bottom"/>
           </w:tcPr>
@@ -23173,7 +22580,6 @@
               <w:bottom w:val="single" w:sz="4" w:space="0" w:color="auto"/>
               <w:right w:val="single" w:sz="4" w:space="0" w:color="auto"/>
             </w:tcBorders>
-            <w:shd w:val="clear" w:color="auto" w:fill="auto"/>
             <w:noWrap/>
             <w:vAlign w:val="bottom"/>
           </w:tcPr>
@@ -23209,7 +22615,6 @@
               <w:bottom w:val="single" w:sz="4" w:space="0" w:color="auto"/>
               <w:right w:val="single" w:sz="4" w:space="0" w:color="auto"/>
             </w:tcBorders>
-            <w:shd w:val="clear" w:color="auto" w:fill="auto"/>
             <w:noWrap/>
             <w:vAlign w:val="bottom"/>
           </w:tcPr>
@@ -23245,7 +22650,6 @@
               <w:bottom w:val="single" w:sz="4" w:space="0" w:color="auto"/>
               <w:right w:val="single" w:sz="8" w:space="0" w:color="auto"/>
             </w:tcBorders>
-            <w:shd w:val="clear" w:color="auto" w:fill="auto"/>
             <w:noWrap/>
             <w:vAlign w:val="bottom"/>
           </w:tcPr>
@@ -23282,7 +22686,6 @@
               <w:bottom w:val="single" w:sz="4" w:space="0" w:color="auto"/>
               <w:right w:val="single" w:sz="4" w:space="0" w:color="auto"/>
             </w:tcBorders>
-            <w:shd w:val="clear" w:color="auto" w:fill="auto"/>
             <w:noWrap/>
             <w:vAlign w:val="bottom"/>
           </w:tcPr>
@@ -23319,7 +22722,6 @@
               <w:bottom w:val="single" w:sz="4" w:space="0" w:color="auto"/>
               <w:right w:val="single" w:sz="4" w:space="0" w:color="auto"/>
             </w:tcBorders>
-            <w:shd w:val="clear" w:color="auto" w:fill="auto"/>
             <w:noWrap/>
             <w:vAlign w:val="bottom"/>
           </w:tcPr>
@@ -23355,7 +22757,6 @@
               <w:bottom w:val="single" w:sz="4" w:space="0" w:color="auto"/>
               <w:right w:val="single" w:sz="4" w:space="0" w:color="auto"/>
             </w:tcBorders>
-            <w:shd w:val="clear" w:color="auto" w:fill="auto"/>
             <w:noWrap/>
             <w:vAlign w:val="bottom"/>
           </w:tcPr>
@@ -23391,7 +22792,6 @@
               <w:bottom w:val="single" w:sz="4" w:space="0" w:color="auto"/>
               <w:right w:val="single" w:sz="4" w:space="0" w:color="auto"/>
             </w:tcBorders>
-            <w:shd w:val="clear" w:color="auto" w:fill="auto"/>
             <w:noWrap/>
             <w:vAlign w:val="bottom"/>
           </w:tcPr>
@@ -23427,7 +22827,6 @@
               <w:bottom w:val="single" w:sz="4" w:space="0" w:color="auto"/>
               <w:right w:val="single" w:sz="4" w:space="0" w:color="auto"/>
             </w:tcBorders>
-            <w:shd w:val="clear" w:color="auto" w:fill="auto"/>
             <w:noWrap/>
             <w:vAlign w:val="bottom"/>
           </w:tcPr>
@@ -23463,7 +22862,6 @@
               <w:bottom w:val="single" w:sz="4" w:space="0" w:color="auto"/>
               <w:right w:val="single" w:sz="4" w:space="0" w:color="auto"/>
             </w:tcBorders>
-            <w:shd w:val="clear" w:color="auto" w:fill="auto"/>
             <w:noWrap/>
             <w:vAlign w:val="bottom"/>
           </w:tcPr>
@@ -23499,7 +22897,6 @@
               <w:bottom w:val="single" w:sz="4" w:space="0" w:color="auto"/>
               <w:right w:val="single" w:sz="8" w:space="0" w:color="auto"/>
             </w:tcBorders>
-            <w:shd w:val="clear" w:color="auto" w:fill="auto"/>
             <w:noWrap/>
             <w:vAlign w:val="bottom"/>
           </w:tcPr>
@@ -23621,7 +23018,6 @@
               <w:bottom w:val="single" w:sz="4" w:space="0" w:color="auto"/>
               <w:right w:val="single" w:sz="8" w:space="0" w:color="auto"/>
             </w:tcBorders>
-            <w:shd w:val="clear" w:color="auto" w:fill="auto"/>
             <w:noWrap/>
             <w:vAlign w:val="bottom"/>
           </w:tcPr>
@@ -23645,27 +23041,60 @@
                 <w:szCs w:val="18"/>
                 <w:lang w:eastAsia="ru-RU"/>
               </w:rPr>
-              <w:t xml:space="preserve">{% </w:t>
-            </w:r>
-            <w:r>
-              <w:rPr>
-                <w:rFonts w:eastAsia="Times New Roman" w:cs="Times New Roman"/>
-                <w:bCs/>
-                <w:color w:val="000000"/>
-                <w:sz w:val="18"/>
-                <w:szCs w:val="18"/>
-                <w:lang w:val="en-US" w:eastAsia="ru-RU"/>
-              </w:rPr>
-              <w:t>if</w:t>
-            </w:r>
-            <w:r>
-              <w:rPr>
-                <w:rFonts w:eastAsia="Times New Roman" w:cs="Times New Roman"/>
-                <w:bCs/>
-                <w:color w:val="000000"/>
-                <w:sz w:val="18"/>
-                <w:szCs w:val="18"/>
-                <w:lang w:eastAsia="ru-RU"/>
+              <w:t xml:space="preserve">{% if wrkCount|int &gt; </w:t>
+            </w:r>
+            <w:r>
+              <w:rPr>
+                <w:rFonts w:eastAsia="Times New Roman" w:cs="Times New Roman"/>
+                <w:bCs/>
+                <w:color w:val="000000"/>
+                <w:sz w:val="18"/>
+                <w:szCs w:val="18"/>
+                <w:lang w:val="kk-KZ" w:eastAsia="ru-RU"/>
+              </w:rPr>
+              <w:t>32</w:t>
+            </w:r>
+            <w:r>
+              <w:rPr>
+                <w:rFonts w:eastAsia="Times New Roman" w:cs="Times New Roman"/>
+                <w:bCs/>
+                <w:color w:val="000000"/>
+                <w:sz w:val="18"/>
+                <w:szCs w:val="18"/>
+                <w:lang w:eastAsia="ru-RU"/>
+              </w:rPr>
+              <w:t xml:space="preserve"> and wrkCount|int &lt;=</w:t>
+            </w:r>
+            <w:r>
+              <w:rPr>
+                <w:rFonts w:eastAsia="Times New Roman" w:cs="Times New Roman"/>
+                <w:bCs/>
+                <w:color w:val="000000"/>
+                <w:sz w:val="18"/>
+                <w:szCs w:val="18"/>
+                <w:lang w:val="kk-KZ" w:eastAsia="ru-RU"/>
+              </w:rPr>
+              <w:t xml:space="preserve"> 48</w:t>
+            </w:r>
+            <w:r>
+              <w:rPr>
+                <w:rFonts w:eastAsia="Times New Roman" w:cs="Times New Roman"/>
+                <w:bCs/>
+                <w:color w:val="000000"/>
+                <w:sz w:val="18"/>
+                <w:szCs w:val="18"/>
+                <w:lang w:eastAsia="ru-RU"/>
+              </w:rPr>
+              <w:t xml:space="preserve"> %}{{actDlina}}x{{actWirina}}x{{actHeight}}{%</w:t>
+            </w:r>
+            <w:r>
+              <w:rPr>
+                <w:rFonts w:eastAsia="Times New Roman" w:cs="Times New Roman"/>
+                <w:bCs/>
+                <w:color w:val="000000"/>
+                <w:sz w:val="18"/>
+                <w:szCs w:val="18"/>
+                <w:lang w:val="kk-KZ" w:eastAsia="ru-RU"/>
               </w:rPr>
               <w:t xml:space="preserve"> </w:t>
             </w:r>
@@ -23676,207 +23105,9 @@
                 <w:color w:val="000000"/>
                 <w:sz w:val="18"/>
                 <w:szCs w:val="18"/>
-                <w:lang w:val="en-US" w:eastAsia="ru-RU"/>
-              </w:rPr>
-              <w:t>wrkCount</w:t>
-            </w:r>
-            <w:r>
-              <w:rPr>
-                <w:rFonts w:eastAsia="Times New Roman" w:cs="Times New Roman"/>
-                <w:bCs/>
-                <w:color w:val="000000"/>
-                <w:sz w:val="18"/>
-                <w:szCs w:val="18"/>
-                <w:lang w:eastAsia="ru-RU"/>
-              </w:rPr>
-              <w:t>|</w:t>
-            </w:r>
-            <w:r>
-              <w:rPr>
-                <w:rFonts w:eastAsia="Times New Roman" w:cs="Times New Roman"/>
-                <w:bCs/>
-                <w:color w:val="000000"/>
-                <w:sz w:val="18"/>
-                <w:szCs w:val="18"/>
-                <w:lang w:val="en-US" w:eastAsia="ru-RU"/>
-              </w:rPr>
-              <w:t>int</w:t>
-            </w:r>
-            <w:r>
-              <w:rPr>
-                <w:rFonts w:eastAsia="Times New Roman" w:cs="Times New Roman"/>
-                <w:bCs/>
-                <w:color w:val="000000"/>
-                <w:sz w:val="18"/>
-                <w:szCs w:val="18"/>
-                <w:lang w:eastAsia="ru-RU"/>
-              </w:rPr>
-              <w:t xml:space="preserve"> &gt; </w:t>
-            </w:r>
-            <w:r>
-              <w:rPr>
-                <w:rFonts w:eastAsia="Times New Roman" w:cs="Times New Roman"/>
-                <w:bCs/>
-                <w:color w:val="000000"/>
-                <w:sz w:val="18"/>
-                <w:szCs w:val="18"/>
-                <w:lang w:eastAsia="ru-RU"/>
-              </w:rPr>
-              <w:t>32</w:t>
-            </w:r>
-            <w:r>
-              <w:rPr>
-                <w:rFonts w:eastAsia="Times New Roman" w:cs="Times New Roman"/>
-                <w:bCs/>
-                <w:color w:val="000000"/>
-                <w:sz w:val="18"/>
-                <w:szCs w:val="18"/>
-                <w:lang w:eastAsia="ru-RU"/>
-              </w:rPr>
-              <w:t xml:space="preserve"> %}</w:t>
-            </w:r>
-            <w:r>
-              <w:rPr>
-                <w:rFonts w:eastAsia="Times New Roman" w:cs="Times New Roman"/>
-                <w:color w:val="000000"/>
-                <w:sz w:val="18"/>
-                <w:szCs w:val="18"/>
-                <w:lang w:eastAsia="ru-RU"/>
-              </w:rPr>
-              <w:t>{{</w:t>
-            </w:r>
-            <w:r>
-              <w:rPr>
-                <w:rFonts w:eastAsia="Times New Roman" w:cs="Times New Roman"/>
-                <w:color w:val="000000"/>
-                <w:sz w:val="18"/>
-                <w:szCs w:val="18"/>
-                <w:lang w:val="en-US" w:eastAsia="ru-RU"/>
-              </w:rPr>
-              <w:t>actDlina</w:t>
-            </w:r>
-            <w:r>
-              <w:rPr>
-                <w:rFonts w:eastAsia="Times New Roman" w:cs="Times New Roman"/>
-                <w:color w:val="000000"/>
-                <w:sz w:val="18"/>
-                <w:szCs w:val="18"/>
-                <w:lang w:eastAsia="ru-RU"/>
-              </w:rPr>
-              <w:t>}}</w:t>
-            </w:r>
-            <w:r>
-              <w:rPr>
-                <w:rFonts w:eastAsia="Times New Roman" w:cs="Times New Roman"/>
-                <w:color w:val="000000"/>
-                <w:sz w:val="18"/>
-                <w:szCs w:val="18"/>
-                <w:lang w:val="en-US" w:eastAsia="ru-RU"/>
-              </w:rPr>
-              <w:t>x</w:t>
-            </w:r>
-            <w:r>
-              <w:rPr>
-                <w:rFonts w:eastAsia="Times New Roman" w:cs="Times New Roman"/>
-                <w:color w:val="000000"/>
-                <w:sz w:val="18"/>
-                <w:szCs w:val="18"/>
-                <w:lang w:eastAsia="ru-RU"/>
-              </w:rPr>
-              <w:t>{{</w:t>
-            </w:r>
-            <w:r>
-              <w:rPr>
-                <w:rFonts w:eastAsia="Times New Roman" w:cs="Times New Roman"/>
-                <w:color w:val="000000"/>
-                <w:sz w:val="18"/>
-                <w:szCs w:val="18"/>
-                <w:lang w:val="en-US" w:eastAsia="ru-RU"/>
-              </w:rPr>
-              <w:t>actWirina</w:t>
-            </w:r>
-            <w:r>
-              <w:rPr>
-                <w:rFonts w:eastAsia="Times New Roman" w:cs="Times New Roman"/>
-                <w:color w:val="000000"/>
-                <w:sz w:val="18"/>
-                <w:szCs w:val="18"/>
-                <w:lang w:eastAsia="ru-RU"/>
-              </w:rPr>
-              <w:t>}}</w:t>
-            </w:r>
-            <w:r>
-              <w:rPr>
-                <w:rFonts w:eastAsia="Times New Roman" w:cs="Times New Roman"/>
-                <w:color w:val="000000"/>
-                <w:sz w:val="18"/>
-                <w:szCs w:val="18"/>
-                <w:lang w:val="en-US" w:eastAsia="ru-RU"/>
-              </w:rPr>
-              <w:t>x</w:t>
-            </w:r>
-            <w:r>
-              <w:rPr>
-                <w:rFonts w:eastAsia="Times New Roman" w:cs="Times New Roman"/>
-                <w:color w:val="000000"/>
-                <w:sz w:val="18"/>
-                <w:szCs w:val="18"/>
-                <w:lang w:eastAsia="ru-RU"/>
-              </w:rPr>
-              <w:t>{{</w:t>
-            </w:r>
-            <w:r>
-              <w:rPr>
-                <w:rFonts w:eastAsia="Times New Roman" w:cs="Times New Roman"/>
-                <w:color w:val="000000"/>
-                <w:sz w:val="18"/>
-                <w:szCs w:val="18"/>
-                <w:lang w:val="en-US" w:eastAsia="ru-RU"/>
-              </w:rPr>
-              <w:t>actHeight</w:t>
-            </w:r>
-            <w:r>
-              <w:rPr>
-                <w:rFonts w:eastAsia="Times New Roman" w:cs="Times New Roman"/>
-                <w:color w:val="000000"/>
-                <w:sz w:val="18"/>
-                <w:szCs w:val="18"/>
-                <w:lang w:eastAsia="ru-RU"/>
-              </w:rPr>
-              <w:t>}}</w:t>
-            </w:r>
-            <w:r>
-              <w:rPr>
-                <w:rFonts w:eastAsia="Times New Roman" w:cs="Times New Roman"/>
-                <w:bCs/>
-                <w:color w:val="000000"/>
-                <w:sz w:val="18"/>
-                <w:szCs w:val="18"/>
-                <w:lang w:eastAsia="ru-RU"/>
-              </w:rPr>
-              <w:t xml:space="preserve">{% </w:t>
-            </w:r>
-            <w:r>
-              <w:rPr>
-                <w:rFonts w:eastAsia="Times New Roman" w:cs="Times New Roman"/>
-                <w:bCs/>
-                <w:color w:val="000000"/>
-                <w:sz w:val="18"/>
-                <w:szCs w:val="18"/>
-                <w:lang w:val="en-US" w:eastAsia="ru-RU"/>
-              </w:rPr>
-              <w:t>endif</w:t>
-            </w:r>
-            <w:r>
-              <w:rPr>
-                <w:rFonts w:eastAsia="Times New Roman" w:cs="Times New Roman"/>
-                <w:bCs/>
-                <w:color w:val="000000"/>
-                <w:sz w:val="18"/>
-                <w:szCs w:val="18"/>
-                <w:lang w:eastAsia="ru-RU"/>
-              </w:rPr>
-              <w:t xml:space="preserve"> %}</w:t>
+                <w:lang w:eastAsia="ru-RU"/>
+              </w:rPr>
+              <w:t>endif %}</w:t>
             </w:r>
             <w:r>
               <w:rPr>
@@ -23980,7 +23211,6 @@
               <w:bottom w:val="single" w:sz="4" w:space="0" w:color="auto"/>
               <w:right w:val="single" w:sz="8" w:space="0" w:color="auto"/>
             </w:tcBorders>
-            <w:shd w:val="clear" w:color="auto" w:fill="auto"/>
             <w:noWrap/>
             <w:vAlign w:val="bottom"/>
           </w:tcPr>
@@ -24004,27 +23234,60 @@
                 <w:szCs w:val="18"/>
                 <w:lang w:eastAsia="ru-RU"/>
               </w:rPr>
-              <w:t xml:space="preserve">{% </w:t>
-            </w:r>
-            <w:r>
-              <w:rPr>
-                <w:rFonts w:eastAsia="Times New Roman" w:cs="Times New Roman"/>
-                <w:bCs/>
-                <w:color w:val="000000"/>
-                <w:sz w:val="18"/>
-                <w:szCs w:val="18"/>
-                <w:lang w:val="en-US" w:eastAsia="ru-RU"/>
-              </w:rPr>
-              <w:t>if</w:t>
-            </w:r>
-            <w:r>
-              <w:rPr>
-                <w:rFonts w:eastAsia="Times New Roman" w:cs="Times New Roman"/>
-                <w:bCs/>
-                <w:color w:val="000000"/>
-                <w:sz w:val="18"/>
-                <w:szCs w:val="18"/>
-                <w:lang w:eastAsia="ru-RU"/>
+              <w:t xml:space="preserve">{% if wrkCount|int &gt; </w:t>
+            </w:r>
+            <w:r>
+              <w:rPr>
+                <w:rFonts w:eastAsia="Times New Roman" w:cs="Times New Roman"/>
+                <w:bCs/>
+                <w:color w:val="000000"/>
+                <w:sz w:val="18"/>
+                <w:szCs w:val="18"/>
+                <w:lang w:val="kk-KZ" w:eastAsia="ru-RU"/>
+              </w:rPr>
+              <w:t>48</w:t>
+            </w:r>
+            <w:r>
+              <w:rPr>
+                <w:rFonts w:eastAsia="Times New Roman" w:cs="Times New Roman"/>
+                <w:bCs/>
+                <w:color w:val="000000"/>
+                <w:sz w:val="18"/>
+                <w:szCs w:val="18"/>
+                <w:lang w:eastAsia="ru-RU"/>
+              </w:rPr>
+              <w:t xml:space="preserve"> and wrkCount|int &lt;= </w:t>
+            </w:r>
+            <w:r>
+              <w:rPr>
+                <w:rFonts w:eastAsia="Times New Roman" w:cs="Times New Roman"/>
+                <w:bCs/>
+                <w:color w:val="000000"/>
+                <w:sz w:val="18"/>
+                <w:szCs w:val="18"/>
+                <w:lang w:val="kk-KZ" w:eastAsia="ru-RU"/>
+              </w:rPr>
+              <w:t>64</w:t>
+            </w:r>
+            <w:r>
+              <w:rPr>
+                <w:rFonts w:eastAsia="Times New Roman" w:cs="Times New Roman"/>
+                <w:bCs/>
+                <w:color w:val="000000"/>
+                <w:sz w:val="18"/>
+                <w:szCs w:val="18"/>
+                <w:lang w:eastAsia="ru-RU"/>
+              </w:rPr>
+              <w:t xml:space="preserve"> %}{{actDlina}}x{{actWirina}}x{{actHeight}}{%</w:t>
+            </w:r>
+            <w:r>
+              <w:rPr>
+                <w:rFonts w:eastAsia="Times New Roman" w:cs="Times New Roman"/>
+                <w:bCs/>
+                <w:color w:val="000000"/>
+                <w:sz w:val="18"/>
+                <w:szCs w:val="18"/>
+                <w:lang w:val="kk-KZ" w:eastAsia="ru-RU"/>
               </w:rPr>
               <w:t xml:space="preserve"> </w:t>
             </w:r>
@@ -24035,207 +23298,9 @@
                 <w:color w:val="000000"/>
                 <w:sz w:val="18"/>
                 <w:szCs w:val="18"/>
-                <w:lang w:val="en-US" w:eastAsia="ru-RU"/>
-              </w:rPr>
-              <w:t>wrkCount</w:t>
-            </w:r>
-            <w:r>
-              <w:rPr>
-                <w:rFonts w:eastAsia="Times New Roman" w:cs="Times New Roman"/>
-                <w:bCs/>
-                <w:color w:val="000000"/>
-                <w:sz w:val="18"/>
-                <w:szCs w:val="18"/>
-                <w:lang w:eastAsia="ru-RU"/>
-              </w:rPr>
-              <w:t>|</w:t>
-            </w:r>
-            <w:r>
-              <w:rPr>
-                <w:rFonts w:eastAsia="Times New Roman" w:cs="Times New Roman"/>
-                <w:bCs/>
-                <w:color w:val="000000"/>
-                <w:sz w:val="18"/>
-                <w:szCs w:val="18"/>
-                <w:lang w:val="en-US" w:eastAsia="ru-RU"/>
-              </w:rPr>
-              <w:t>int</w:t>
-            </w:r>
-            <w:r>
-              <w:rPr>
-                <w:rFonts w:eastAsia="Times New Roman" w:cs="Times New Roman"/>
-                <w:bCs/>
-                <w:color w:val="000000"/>
-                <w:sz w:val="18"/>
-                <w:szCs w:val="18"/>
-                <w:lang w:eastAsia="ru-RU"/>
-              </w:rPr>
-              <w:t xml:space="preserve"> &gt; </w:t>
-            </w:r>
-            <w:r>
-              <w:rPr>
-                <w:rFonts w:eastAsia="Times New Roman" w:cs="Times New Roman"/>
-                <w:bCs/>
-                <w:color w:val="000000"/>
-                <w:sz w:val="18"/>
-                <w:szCs w:val="18"/>
-                <w:lang w:eastAsia="ru-RU"/>
-              </w:rPr>
-              <w:t>48</w:t>
-            </w:r>
-            <w:r>
-              <w:rPr>
-                <w:rFonts w:eastAsia="Times New Roman" w:cs="Times New Roman"/>
-                <w:bCs/>
-                <w:color w:val="000000"/>
-                <w:sz w:val="18"/>
-                <w:szCs w:val="18"/>
-                <w:lang w:eastAsia="ru-RU"/>
-              </w:rPr>
-              <w:t xml:space="preserve"> %}</w:t>
-            </w:r>
-            <w:r>
-              <w:rPr>
-                <w:rFonts w:eastAsia="Times New Roman" w:cs="Times New Roman"/>
-                <w:color w:val="000000"/>
-                <w:sz w:val="18"/>
-                <w:szCs w:val="18"/>
-                <w:lang w:eastAsia="ru-RU"/>
-              </w:rPr>
-              <w:t>{{</w:t>
-            </w:r>
-            <w:r>
-              <w:rPr>
-                <w:rFonts w:eastAsia="Times New Roman" w:cs="Times New Roman"/>
-                <w:color w:val="000000"/>
-                <w:sz w:val="18"/>
-                <w:szCs w:val="18"/>
-                <w:lang w:val="en-US" w:eastAsia="ru-RU"/>
-              </w:rPr>
-              <w:t>actDlina</w:t>
-            </w:r>
-            <w:r>
-              <w:rPr>
-                <w:rFonts w:eastAsia="Times New Roman" w:cs="Times New Roman"/>
-                <w:color w:val="000000"/>
-                <w:sz w:val="18"/>
-                <w:szCs w:val="18"/>
-                <w:lang w:eastAsia="ru-RU"/>
-              </w:rPr>
-              <w:t>}}</w:t>
-            </w:r>
-            <w:r>
-              <w:rPr>
-                <w:rFonts w:eastAsia="Times New Roman" w:cs="Times New Roman"/>
-                <w:color w:val="000000"/>
-                <w:sz w:val="18"/>
-                <w:szCs w:val="18"/>
-                <w:lang w:val="en-US" w:eastAsia="ru-RU"/>
-              </w:rPr>
-              <w:t>x</w:t>
-            </w:r>
-            <w:r>
-              <w:rPr>
-                <w:rFonts w:eastAsia="Times New Roman" w:cs="Times New Roman"/>
-                <w:color w:val="000000"/>
-                <w:sz w:val="18"/>
-                <w:szCs w:val="18"/>
-                <w:lang w:eastAsia="ru-RU"/>
-              </w:rPr>
-              <w:t>{{</w:t>
-            </w:r>
-            <w:r>
-              <w:rPr>
-                <w:rFonts w:eastAsia="Times New Roman" w:cs="Times New Roman"/>
-                <w:color w:val="000000"/>
-                <w:sz w:val="18"/>
-                <w:szCs w:val="18"/>
-                <w:lang w:val="en-US" w:eastAsia="ru-RU"/>
-              </w:rPr>
-              <w:t>actWirina</w:t>
-            </w:r>
-            <w:r>
-              <w:rPr>
-                <w:rFonts w:eastAsia="Times New Roman" w:cs="Times New Roman"/>
-                <w:color w:val="000000"/>
-                <w:sz w:val="18"/>
-                <w:szCs w:val="18"/>
-                <w:lang w:eastAsia="ru-RU"/>
-              </w:rPr>
-              <w:t>}}</w:t>
-            </w:r>
-            <w:r>
-              <w:rPr>
-                <w:rFonts w:eastAsia="Times New Roman" w:cs="Times New Roman"/>
-                <w:color w:val="000000"/>
-                <w:sz w:val="18"/>
-                <w:szCs w:val="18"/>
-                <w:lang w:val="en-US" w:eastAsia="ru-RU"/>
-              </w:rPr>
-              <w:t>x</w:t>
-            </w:r>
-            <w:r>
-              <w:rPr>
-                <w:rFonts w:eastAsia="Times New Roman" w:cs="Times New Roman"/>
-                <w:color w:val="000000"/>
-                <w:sz w:val="18"/>
-                <w:szCs w:val="18"/>
-                <w:lang w:eastAsia="ru-RU"/>
-              </w:rPr>
-              <w:t>{{</w:t>
-            </w:r>
-            <w:r>
-              <w:rPr>
-                <w:rFonts w:eastAsia="Times New Roman" w:cs="Times New Roman"/>
-                <w:color w:val="000000"/>
-                <w:sz w:val="18"/>
-                <w:szCs w:val="18"/>
-                <w:lang w:val="en-US" w:eastAsia="ru-RU"/>
-              </w:rPr>
-              <w:t>actHeight</w:t>
-            </w:r>
-            <w:r>
-              <w:rPr>
-                <w:rFonts w:eastAsia="Times New Roman" w:cs="Times New Roman"/>
-                <w:color w:val="000000"/>
-                <w:sz w:val="18"/>
-                <w:szCs w:val="18"/>
-                <w:lang w:eastAsia="ru-RU"/>
-              </w:rPr>
-              <w:t>}}</w:t>
-            </w:r>
-            <w:r>
-              <w:rPr>
-                <w:rFonts w:eastAsia="Times New Roman" w:cs="Times New Roman"/>
-                <w:bCs/>
-                <w:color w:val="000000"/>
-                <w:sz w:val="18"/>
-                <w:szCs w:val="18"/>
-                <w:lang w:eastAsia="ru-RU"/>
-              </w:rPr>
-              <w:t xml:space="preserve">{% </w:t>
-            </w:r>
-            <w:r>
-              <w:rPr>
-                <w:rFonts w:eastAsia="Times New Roman" w:cs="Times New Roman"/>
-                <w:bCs/>
-                <w:color w:val="000000"/>
-                <w:sz w:val="18"/>
-                <w:szCs w:val="18"/>
-                <w:lang w:val="en-US" w:eastAsia="ru-RU"/>
-              </w:rPr>
-              <w:t>endif</w:t>
-            </w:r>
-            <w:r>
-              <w:rPr>
-                <w:rFonts w:eastAsia="Times New Roman" w:cs="Times New Roman"/>
-                <w:bCs/>
-                <w:color w:val="000000"/>
-                <w:sz w:val="18"/>
-                <w:szCs w:val="18"/>
-                <w:lang w:eastAsia="ru-RU"/>
-              </w:rPr>
-              <w:t xml:space="preserve"> %}</w:t>
+                <w:lang w:eastAsia="ru-RU"/>
+              </w:rPr>
+              <w:t>endif %}</w:t>
             </w:r>
             <w:r>
               <w:rPr>
@@ -24303,7 +23368,6 @@
               <w:bottom w:val="single" w:sz="4" w:space="0" w:color="auto"/>
               <w:right w:val="single" w:sz="4" w:space="0" w:color="auto"/>
             </w:tcBorders>
-            <w:shd w:val="clear" w:color="auto" w:fill="auto"/>
             <w:noWrap/>
             <w:vAlign w:val="bottom"/>
           </w:tcPr>
@@ -24321,34 +23385,57 @@
             <w:r>
               <w:rPr>
                 <w:rFonts w:eastAsia="Times New Roman" w:cs="Times New Roman"/>
-                <w:color w:val="000000"/>
-                <w:sz w:val="18"/>
-                <w:szCs w:val="18"/>
-                <w:lang w:val="en-US" w:eastAsia="ru-RU"/>
-              </w:rPr>
-              <w:t> </w:t>
-            </w:r>
-            <w:r>
-              <w:rPr>
-                <w:rFonts w:eastAsia="Times New Roman" w:cs="Times New Roman"/>
-                <w:bCs/>
-                <w:color w:val="000000"/>
-                <w:sz w:val="18"/>
-                <w:szCs w:val="18"/>
-                <w:lang w:val="en-US" w:eastAsia="ru-RU"/>
-              </w:rPr>
-              <w:t>{% if wrkCount|int</w:t>
-            </w:r>
-            <w:r>
-              <w:rPr>
-                <w:rFonts w:eastAsia="Times New Roman" w:cs="Times New Roman"/>
-                <w:bCs/>
-                <w:color w:val="000000"/>
-                <w:sz w:val="18"/>
-                <w:szCs w:val="18"/>
-                <w:lang w:val="en-US" w:eastAsia="ru-RU"/>
-              </w:rPr>
-              <w:t xml:space="preserve"> &gt; 32</w:t>
+                <w:bCs/>
+                <w:color w:val="000000"/>
+                <w:sz w:val="18"/>
+                <w:szCs w:val="18"/>
+                <w:lang w:val="en-US" w:eastAsia="ru-RU"/>
+              </w:rPr>
+              <w:t xml:space="preserve">{% if wrkCount|int &gt; </w:t>
+            </w:r>
+            <w:r>
+              <w:rPr>
+                <w:rFonts w:eastAsia="Times New Roman" w:cs="Times New Roman"/>
+                <w:bCs/>
+                <w:color w:val="000000"/>
+                <w:sz w:val="18"/>
+                <w:szCs w:val="18"/>
+                <w:lang w:val="en-US" w:eastAsia="ru-RU"/>
+              </w:rPr>
+              <w:t>32</w:t>
+            </w:r>
+            <w:r>
+              <w:rPr>
+                <w:rFonts w:eastAsia="Times New Roman" w:cs="Times New Roman"/>
+                <w:bCs/>
+                <w:color w:val="000000"/>
+                <w:sz w:val="18"/>
+                <w:szCs w:val="18"/>
+                <w:lang w:val="kk-KZ" w:eastAsia="ru-RU"/>
+              </w:rPr>
+              <w:t xml:space="preserve"> </w:t>
+            </w:r>
+            <w:r>
+              <w:rPr>
+                <w:rFonts w:eastAsia="Times New Roman" w:cs="Times New Roman"/>
+                <w:bCs/>
+                <w:color w:val="000000"/>
+                <w:sz w:val="18"/>
+                <w:szCs w:val="18"/>
+                <w:lang w:val="en-US" w:eastAsia="ru-RU"/>
+              </w:rPr>
+              <w:t xml:space="preserve">and wrkCount|int &lt;= </w:t>
+            </w:r>
+            <w:r>
+              <w:rPr>
+                <w:rFonts w:eastAsia="Times New Roman" w:cs="Times New Roman"/>
+                <w:bCs/>
+                <w:color w:val="000000"/>
+                <w:sz w:val="18"/>
+                <w:szCs w:val="18"/>
+                <w:lang w:val="en-US" w:eastAsia="ru-RU"/>
+              </w:rPr>
+              <w:t>48</w:t>
             </w:r>
             <w:r>
               <w:rPr>
@@ -24447,7 +23534,6 @@
               <w:bottom w:val="single" w:sz="4" w:space="0" w:color="auto"/>
               <w:right w:val="single" w:sz="8" w:space="0" w:color="auto"/>
             </w:tcBorders>
-            <w:shd w:val="clear" w:color="auto" w:fill="auto"/>
             <w:noWrap/>
             <w:vAlign w:val="bottom"/>
           </w:tcPr>
@@ -24471,18 +23557,40 @@
                 <w:szCs w:val="18"/>
                 <w:lang w:val="en-US" w:eastAsia="ru-RU"/>
               </w:rPr>
-              <w:t>{% if wrkCount|int</w:t>
-            </w:r>
-            <w:r>
-              <w:rPr>
-                <w:rFonts w:eastAsia="Times New Roman" w:cs="Times New Roman"/>
-                <w:bCs/>
-                <w:color w:val="000000"/>
-                <w:sz w:val="18"/>
-                <w:szCs w:val="18"/>
-                <w:lang w:val="en-US" w:eastAsia="ru-RU"/>
-              </w:rPr>
-              <w:t xml:space="preserve"> &gt; 32</w:t>
+              <w:t xml:space="preserve">{% if wrkCount|int &gt; </w:t>
+            </w:r>
+            <w:r>
+              <w:rPr>
+                <w:rFonts w:eastAsia="Times New Roman" w:cs="Times New Roman"/>
+                <w:bCs/>
+                <w:color w:val="000000"/>
+                <w:sz w:val="18"/>
+                <w:szCs w:val="18"/>
+                <w:lang w:val="en-US" w:eastAsia="ru-RU"/>
+              </w:rPr>
+              <w:t>32</w:t>
+            </w:r>
+            <w:r>
+              <w:rPr>
+                <w:rFonts w:eastAsia="Times New Roman" w:cs="Times New Roman"/>
+                <w:bCs/>
+                <w:color w:val="000000"/>
+                <w:sz w:val="18"/>
+                <w:szCs w:val="18"/>
+                <w:lang w:val="en-US" w:eastAsia="ru-RU"/>
+              </w:rPr>
+              <w:t xml:space="preserve"> and wrkCount|int &lt;= </w:t>
+            </w:r>
+            <w:r>
+              <w:rPr>
+                <w:rFonts w:eastAsia="Times New Roman" w:cs="Times New Roman"/>
+                <w:bCs/>
+                <w:color w:val="000000"/>
+                <w:sz w:val="18"/>
+                <w:szCs w:val="18"/>
+                <w:lang w:val="en-US" w:eastAsia="ru-RU"/>
+              </w:rPr>
+              <w:t>48</w:t>
             </w:r>
             <w:r>
               <w:rPr>
@@ -24618,7 +23726,6 @@
               <w:bottom w:val="single" w:sz="4" w:space="0" w:color="auto"/>
               <w:right w:val="single" w:sz="4" w:space="0" w:color="auto"/>
             </w:tcBorders>
-            <w:shd w:val="clear" w:color="auto" w:fill="auto"/>
             <w:noWrap/>
             <w:vAlign w:val="bottom"/>
           </w:tcPr>
@@ -24636,34 +23743,57 @@
             <w:r>
               <w:rPr>
                 <w:rFonts w:eastAsia="Times New Roman" w:cs="Times New Roman"/>
-                <w:color w:val="000000"/>
-                <w:sz w:val="18"/>
-                <w:szCs w:val="18"/>
-                <w:lang w:val="en-US" w:eastAsia="ru-RU"/>
-              </w:rPr>
-              <w:t> </w:t>
-            </w:r>
-            <w:r>
-              <w:rPr>
-                <w:rFonts w:eastAsia="Times New Roman" w:cs="Times New Roman"/>
-                <w:bCs/>
-                <w:color w:val="000000"/>
-                <w:sz w:val="18"/>
-                <w:szCs w:val="18"/>
-                <w:lang w:val="en-US" w:eastAsia="ru-RU"/>
-              </w:rPr>
-              <w:t>{% if wrkCount|int</w:t>
-            </w:r>
-            <w:r>
-              <w:rPr>
-                <w:rFonts w:eastAsia="Times New Roman" w:cs="Times New Roman"/>
-                <w:bCs/>
-                <w:color w:val="000000"/>
-                <w:sz w:val="18"/>
-                <w:szCs w:val="18"/>
-                <w:lang w:val="en-US" w:eastAsia="ru-RU"/>
-              </w:rPr>
-              <w:t xml:space="preserve"> &gt; 48</w:t>
+                <w:bCs/>
+                <w:color w:val="000000"/>
+                <w:sz w:val="18"/>
+                <w:szCs w:val="18"/>
+                <w:lang w:val="en-US" w:eastAsia="ru-RU"/>
+              </w:rPr>
+              <w:t xml:space="preserve">{% if wrkCount|int &gt; </w:t>
+            </w:r>
+            <w:r>
+              <w:rPr>
+                <w:rFonts w:eastAsia="Times New Roman" w:cs="Times New Roman"/>
+                <w:bCs/>
+                <w:color w:val="000000"/>
+                <w:sz w:val="18"/>
+                <w:szCs w:val="18"/>
+                <w:lang w:val="en-US" w:eastAsia="ru-RU"/>
+              </w:rPr>
+              <w:t>48</w:t>
+            </w:r>
+            <w:r>
+              <w:rPr>
+                <w:rFonts w:eastAsia="Times New Roman" w:cs="Times New Roman"/>
+                <w:bCs/>
+                <w:color w:val="000000"/>
+                <w:sz w:val="18"/>
+                <w:szCs w:val="18"/>
+                <w:lang w:val="kk-KZ" w:eastAsia="ru-RU"/>
+              </w:rPr>
+              <w:t xml:space="preserve"> </w:t>
+            </w:r>
+            <w:r>
+              <w:rPr>
+                <w:rFonts w:eastAsia="Times New Roman" w:cs="Times New Roman"/>
+                <w:bCs/>
+                <w:color w:val="000000"/>
+                <w:sz w:val="18"/>
+                <w:szCs w:val="18"/>
+                <w:lang w:val="en-US" w:eastAsia="ru-RU"/>
+              </w:rPr>
+              <w:t xml:space="preserve">and wrkCount|int &lt;= </w:t>
+            </w:r>
+            <w:r>
+              <w:rPr>
+                <w:rFonts w:eastAsia="Times New Roman" w:cs="Times New Roman"/>
+                <w:bCs/>
+                <w:color w:val="000000"/>
+                <w:sz w:val="18"/>
+                <w:szCs w:val="18"/>
+                <w:lang w:val="en-US" w:eastAsia="ru-RU"/>
+              </w:rPr>
+              <w:t>64</w:t>
             </w:r>
             <w:r>
               <w:rPr>
@@ -24762,7 +23892,6 @@
               <w:bottom w:val="single" w:sz="4" w:space="0" w:color="auto"/>
               <w:right w:val="single" w:sz="8" w:space="0" w:color="auto"/>
             </w:tcBorders>
-            <w:shd w:val="clear" w:color="auto" w:fill="auto"/>
             <w:noWrap/>
             <w:vAlign w:val="bottom"/>
           </w:tcPr>
@@ -24786,18 +23915,40 @@
                 <w:szCs w:val="18"/>
                 <w:lang w:val="en-US" w:eastAsia="ru-RU"/>
               </w:rPr>
-              <w:t>{% if wrkCount|int</w:t>
-            </w:r>
-            <w:r>
-              <w:rPr>
-                <w:rFonts w:eastAsia="Times New Roman" w:cs="Times New Roman"/>
-                <w:bCs/>
-                <w:color w:val="000000"/>
-                <w:sz w:val="18"/>
-                <w:szCs w:val="18"/>
-                <w:lang w:val="en-US" w:eastAsia="ru-RU"/>
-              </w:rPr>
-              <w:t xml:space="preserve"> &gt; 48</w:t>
+              <w:t xml:space="preserve">{% if wrkCount|int &gt; </w:t>
+            </w:r>
+            <w:r>
+              <w:rPr>
+                <w:rFonts w:eastAsia="Times New Roman" w:cs="Times New Roman"/>
+                <w:bCs/>
+                <w:color w:val="000000"/>
+                <w:sz w:val="18"/>
+                <w:szCs w:val="18"/>
+                <w:lang w:val="en-US" w:eastAsia="ru-RU"/>
+              </w:rPr>
+              <w:t>48</w:t>
+            </w:r>
+            <w:r>
+              <w:rPr>
+                <w:rFonts w:eastAsia="Times New Roman" w:cs="Times New Roman"/>
+                <w:bCs/>
+                <w:color w:val="000000"/>
+                <w:sz w:val="18"/>
+                <w:szCs w:val="18"/>
+                <w:lang w:val="en-US" w:eastAsia="ru-RU"/>
+              </w:rPr>
+              <w:t xml:space="preserve"> and wrkCount|int &lt;= </w:t>
+            </w:r>
+            <w:r>
+              <w:rPr>
+                <w:rFonts w:eastAsia="Times New Roman" w:cs="Times New Roman"/>
+                <w:bCs/>
+                <w:color w:val="000000"/>
+                <w:sz w:val="18"/>
+                <w:szCs w:val="18"/>
+                <w:lang w:val="en-US" w:eastAsia="ru-RU"/>
+              </w:rPr>
+              <w:t>64</w:t>
             </w:r>
             <w:r>
               <w:rPr>
@@ -24871,16 +24022,6 @@
                 <w:lang w:val="en-US" w:eastAsia="ru-RU"/>
               </w:rPr>
               <w:t>% endif %}</w:t>
-            </w:r>
-            <w:r>
-              <w:rPr>
-                <w:rFonts w:eastAsia="Times New Roman" w:cs="Times New Roman"/>
-                <w:color w:val="000000"/>
-                <w:sz w:val="18"/>
-                <w:szCs w:val="18"/>
-                <w:lang w:val="en-US" w:eastAsia="ru-RU"/>
-              </w:rPr>
-              <w:t> </w:t>
             </w:r>
           </w:p>
         </w:tc>
@@ -24939,7 +24080,6 @@
               <w:bottom w:val="single" w:sz="4" w:space="0" w:color="auto"/>
               <w:right w:val="single" w:sz="8" w:space="0" w:color="auto"/>
             </w:tcBorders>
-            <w:shd w:val="clear" w:color="auto" w:fill="auto"/>
             <w:noWrap/>
             <w:vAlign w:val="bottom"/>
           </w:tcPr>
@@ -24951,7 +24091,7 @@
                 <w:color w:val="000000"/>
                 <w:sz w:val="18"/>
                 <w:szCs w:val="18"/>
-                <w:lang w:eastAsia="ru-RU"/>
+                <w:lang w:val="en-US" w:eastAsia="ru-RU"/>
               </w:rPr>
             </w:pPr>
             <w:r>
@@ -24961,7 +24101,7 @@
                 <w:color w:val="000000"/>
                 <w:sz w:val="18"/>
                 <w:szCs w:val="18"/>
-                <w:lang w:eastAsia="ru-RU"/>
+                <w:lang w:val="en-US" w:eastAsia="ru-RU"/>
               </w:rPr>
               <w:t xml:space="preserve">{% </w:t>
             </w:r>
@@ -24983,7 +24123,7 @@
                 <w:color w:val="000000"/>
                 <w:sz w:val="18"/>
                 <w:szCs w:val="18"/>
-                <w:lang w:eastAsia="ru-RU"/>
+                <w:lang w:val="en-US" w:eastAsia="ru-RU"/>
               </w:rPr>
               <w:t xml:space="preserve"> </w:t>
             </w:r>
@@ -25005,7 +24145,7 @@
                 <w:color w:val="000000"/>
                 <w:sz w:val="18"/>
                 <w:szCs w:val="18"/>
-                <w:lang w:eastAsia="ru-RU"/>
+                <w:lang w:val="en-US" w:eastAsia="ru-RU"/>
               </w:rPr>
               <w:t>|</w:t>
             </w:r>
@@ -25027,7 +24167,7 @@
                 <w:color w:val="000000"/>
                 <w:sz w:val="18"/>
                 <w:szCs w:val="18"/>
-                <w:lang w:eastAsia="ru-RU"/>
+                <w:lang w:val="en-US" w:eastAsia="ru-RU"/>
               </w:rPr>
               <w:t xml:space="preserve"> &gt; </w:t>
             </w:r>
@@ -25038,7 +24178,7 @@
                 <w:color w:val="000000"/>
                 <w:sz w:val="18"/>
                 <w:szCs w:val="18"/>
-                <w:lang w:eastAsia="ru-RU"/>
+                <w:lang w:val="en-US" w:eastAsia="ru-RU"/>
               </w:rPr>
               <w:t>32</w:t>
             </w:r>
@@ -25049,7 +24189,40 @@
                 <w:color w:val="000000"/>
                 <w:sz w:val="18"/>
                 <w:szCs w:val="18"/>
-                <w:lang w:eastAsia="ru-RU"/>
+                <w:lang w:val="en-US" w:eastAsia="ru-RU"/>
+              </w:rPr>
+              <w:t xml:space="preserve"> </w:t>
+            </w:r>
+            <w:r>
+              <w:rPr>
+                <w:rFonts w:eastAsia="Times New Roman" w:cs="Times New Roman"/>
+                <w:bCs/>
+                <w:color w:val="000000"/>
+                <w:sz w:val="18"/>
+                <w:szCs w:val="18"/>
+                <w:lang w:val="en-US" w:eastAsia="ru-RU"/>
+              </w:rPr>
+              <w:t xml:space="preserve">and wrkCount|int &lt;= </w:t>
+            </w:r>
+            <w:r>
+              <w:rPr>
+                <w:rFonts w:eastAsia="Times New Roman" w:cs="Times New Roman"/>
+                <w:bCs/>
+                <w:color w:val="000000"/>
+                <w:sz w:val="18"/>
+                <w:szCs w:val="18"/>
+                <w:lang w:val="en-US" w:eastAsia="ru-RU"/>
+              </w:rPr>
+              <w:t>48</w:t>
+            </w:r>
+            <w:r>
+              <w:rPr>
+                <w:rFonts w:eastAsia="Times New Roman" w:cs="Times New Roman"/>
+                <w:bCs/>
+                <w:color w:val="000000"/>
+                <w:sz w:val="18"/>
+                <w:szCs w:val="18"/>
+                <w:lang w:val="en-US" w:eastAsia="ru-RU"/>
               </w:rPr>
               <w:t xml:space="preserve"> %}{{</w:t>
             </w:r>
@@ -25068,7 +24241,7 @@
                 <w:color w:val="000000"/>
                 <w:sz w:val="18"/>
                 <w:szCs w:val="18"/>
-                <w:lang w:eastAsia="ru-RU"/>
+                <w:lang w:val="en-US" w:eastAsia="ru-RU"/>
               </w:rPr>
               <w:t xml:space="preserve">}}{% </w:t>
             </w:r>
@@ -25090,19 +24263,9 @@
                 <w:color w:val="000000"/>
                 <w:sz w:val="18"/>
                 <w:szCs w:val="18"/>
-                <w:lang w:eastAsia="ru-RU"/>
+                <w:lang w:val="en-US" w:eastAsia="ru-RU"/>
               </w:rPr>
               <w:t xml:space="preserve"> %}</w:t>
-            </w:r>
-            <w:r>
-              <w:rPr>
-                <w:rFonts w:eastAsia="Times New Roman" w:cs="Times New Roman"/>
-                <w:color w:val="000000"/>
-                <w:sz w:val="18"/>
-                <w:szCs w:val="18"/>
-                <w:lang w:eastAsia="ru-RU"/>
-              </w:rPr>
-              <w:t> </w:t>
             </w:r>
           </w:p>
         </w:tc>
@@ -25156,7 +24319,6 @@
               <w:bottom w:val="single" w:sz="4" w:space="0" w:color="auto"/>
               <w:right w:val="single" w:sz="8" w:space="0" w:color="auto"/>
             </w:tcBorders>
-            <w:shd w:val="clear" w:color="auto" w:fill="auto"/>
             <w:noWrap/>
             <w:vAlign w:val="bottom"/>
           </w:tcPr>
@@ -25168,7 +24330,7 @@
                 <w:color w:val="000000"/>
                 <w:sz w:val="18"/>
                 <w:szCs w:val="18"/>
-                <w:lang w:eastAsia="ru-RU"/>
+                <w:lang w:val="en-US" w:eastAsia="ru-RU"/>
               </w:rPr>
             </w:pPr>
             <w:r>
@@ -25178,7 +24340,7 @@
                 <w:color w:val="000000"/>
                 <w:sz w:val="18"/>
                 <w:szCs w:val="18"/>
-                <w:lang w:eastAsia="ru-RU"/>
+                <w:lang w:val="en-US" w:eastAsia="ru-RU"/>
               </w:rPr>
               <w:t xml:space="preserve">{% </w:t>
             </w:r>
@@ -25200,7 +24362,7 @@
                 <w:color w:val="000000"/>
                 <w:sz w:val="18"/>
                 <w:szCs w:val="18"/>
-                <w:lang w:eastAsia="ru-RU"/>
+                <w:lang w:val="en-US" w:eastAsia="ru-RU"/>
               </w:rPr>
               <w:t xml:space="preserve"> </w:t>
             </w:r>
@@ -25222,7 +24384,7 @@
                 <w:color w:val="000000"/>
                 <w:sz w:val="18"/>
                 <w:szCs w:val="18"/>
-                <w:lang w:eastAsia="ru-RU"/>
+                <w:lang w:val="en-US" w:eastAsia="ru-RU"/>
               </w:rPr>
               <w:t>|</w:t>
             </w:r>
@@ -25244,7 +24406,7 @@
                 <w:color w:val="000000"/>
                 <w:sz w:val="18"/>
                 <w:szCs w:val="18"/>
-                <w:lang w:eastAsia="ru-RU"/>
+                <w:lang w:val="en-US" w:eastAsia="ru-RU"/>
               </w:rPr>
               <w:t xml:space="preserve"> &gt; </w:t>
             </w:r>
@@ -25255,7 +24417,7 @@
                 <w:color w:val="000000"/>
                 <w:sz w:val="18"/>
                 <w:szCs w:val="18"/>
-                <w:lang w:eastAsia="ru-RU"/>
+                <w:lang w:val="en-US" w:eastAsia="ru-RU"/>
               </w:rPr>
               <w:t>48</w:t>
             </w:r>
@@ -25266,7 +24428,40 @@
                 <w:color w:val="000000"/>
                 <w:sz w:val="18"/>
                 <w:szCs w:val="18"/>
-                <w:lang w:eastAsia="ru-RU"/>
+                <w:lang w:val="en-US" w:eastAsia="ru-RU"/>
+              </w:rPr>
+              <w:t xml:space="preserve"> </w:t>
+            </w:r>
+            <w:r>
+              <w:rPr>
+                <w:rFonts w:eastAsia="Times New Roman" w:cs="Times New Roman"/>
+                <w:bCs/>
+                <w:color w:val="000000"/>
+                <w:sz w:val="18"/>
+                <w:szCs w:val="18"/>
+                <w:lang w:val="en-US" w:eastAsia="ru-RU"/>
+              </w:rPr>
+              <w:t xml:space="preserve">and wrkCount|int &lt;= </w:t>
+            </w:r>
+            <w:r>
+              <w:rPr>
+                <w:rFonts w:eastAsia="Times New Roman" w:cs="Times New Roman"/>
+                <w:bCs/>
+                <w:color w:val="000000"/>
+                <w:sz w:val="18"/>
+                <w:szCs w:val="18"/>
+                <w:lang w:val="en-US" w:eastAsia="ru-RU"/>
+              </w:rPr>
+              <w:t>64</w:t>
+            </w:r>
+            <w:r>
+              <w:rPr>
+                <w:rFonts w:eastAsia="Times New Roman" w:cs="Times New Roman"/>
+                <w:bCs/>
+                <w:color w:val="000000"/>
+                <w:sz w:val="18"/>
+                <w:szCs w:val="18"/>
+                <w:lang w:val="en-US" w:eastAsia="ru-RU"/>
               </w:rPr>
               <w:t xml:space="preserve"> %}{{</w:t>
             </w:r>
@@ -25285,7 +24480,7 @@
                 <w:color w:val="000000"/>
                 <w:sz w:val="18"/>
                 <w:szCs w:val="18"/>
-                <w:lang w:eastAsia="ru-RU"/>
+                <w:lang w:val="en-US" w:eastAsia="ru-RU"/>
               </w:rPr>
               <w:t xml:space="preserve">}}{% </w:t>
             </w:r>
@@ -25307,19 +24502,9 @@
                 <w:color w:val="000000"/>
                 <w:sz w:val="18"/>
                 <w:szCs w:val="18"/>
-                <w:lang w:eastAsia="ru-RU"/>
+                <w:lang w:val="en-US" w:eastAsia="ru-RU"/>
               </w:rPr>
               <w:t xml:space="preserve"> %}</w:t>
-            </w:r>
-            <w:r>
-              <w:rPr>
-                <w:rFonts w:eastAsia="Times New Roman" w:cs="Times New Roman"/>
-                <w:color w:val="000000"/>
-                <w:sz w:val="18"/>
-                <w:szCs w:val="18"/>
-                <w:lang w:eastAsia="ru-RU"/>
-              </w:rPr>
-              <w:t> </w:t>
             </w:r>
           </w:p>
         </w:tc>
@@ -25378,7 +24563,6 @@
               <w:bottom w:val="single" w:sz="8" w:space="0" w:color="auto"/>
               <w:right w:val="single" w:sz="8" w:space="0" w:color="auto"/>
             </w:tcBorders>
-            <w:shd w:val="clear" w:color="auto" w:fill="auto"/>
             <w:noWrap/>
             <w:vAlign w:val="bottom"/>
           </w:tcPr>
@@ -25468,18 +24652,73 @@
                 <w:szCs w:val="18"/>
                 <w:lang w:val="en-US" w:eastAsia="ru-RU"/>
               </w:rPr>
-              <w:t xml:space="preserve"> &gt; 32</w:t>
-            </w:r>
-            <w:r>
-              <w:rPr>
-                <w:rFonts w:eastAsia="Times New Roman" w:cs="Times New Roman"/>
-                <w:bCs/>
-                <w:color w:val="000000"/>
-                <w:sz w:val="18"/>
-                <w:szCs w:val="18"/>
-                <w:lang w:val="en-US" w:eastAsia="ru-RU"/>
-              </w:rPr>
-              <w:t xml:space="preserve"> %}{{</w:t>
+              <w:t xml:space="preserve"> &gt; </w:t>
+            </w:r>
+            <w:r>
+              <w:rPr>
+                <w:rFonts w:eastAsia="Times New Roman" w:cs="Times New Roman"/>
+                <w:bCs/>
+                <w:color w:val="000000"/>
+                <w:sz w:val="18"/>
+                <w:szCs w:val="18"/>
+                <w:lang w:val="en-US" w:eastAsia="ru-RU"/>
+              </w:rPr>
+              <w:t>32</w:t>
+            </w:r>
+            <w:r>
+              <w:rPr>
+                <w:rFonts w:eastAsia="Times New Roman" w:cs="Times New Roman"/>
+                <w:bCs/>
+                <w:color w:val="000000"/>
+                <w:sz w:val="18"/>
+                <w:szCs w:val="18"/>
+                <w:lang w:val="en-US" w:eastAsia="ru-RU"/>
+              </w:rPr>
+              <w:t xml:space="preserve"> </w:t>
+            </w:r>
+            <w:r>
+              <w:rPr>
+                <w:rFonts w:eastAsia="Times New Roman" w:cs="Times New Roman"/>
+                <w:bCs/>
+                <w:color w:val="000000"/>
+                <w:sz w:val="18"/>
+                <w:szCs w:val="18"/>
+                <w:lang w:val="en-US" w:eastAsia="ru-RU"/>
+              </w:rPr>
+              <w:t xml:space="preserve">and wrkCount|int &lt;= </w:t>
+            </w:r>
+            <w:r>
+              <w:rPr>
+                <w:rFonts w:eastAsia="Times New Roman" w:cs="Times New Roman"/>
+                <w:bCs/>
+                <w:color w:val="000000"/>
+                <w:sz w:val="18"/>
+                <w:szCs w:val="18"/>
+                <w:lang w:val="en-US" w:eastAsia="ru-RU"/>
+              </w:rPr>
+              <w:t>48</w:t>
+            </w:r>
+            <w:r>
+              <w:rPr>
+                <w:rFonts w:eastAsia="Times New Roman" w:cs="Times New Roman"/>
+                <w:bCs/>
+                <w:color w:val="000000"/>
+                <w:sz w:val="18"/>
+                <w:szCs w:val="18"/>
+                <w:lang w:val="en-US" w:eastAsia="ru-RU"/>
+              </w:rPr>
+              <w:t xml:space="preserve"> </w:t>
+            </w:r>
+            <w:r>
+              <w:rPr>
+                <w:rFonts w:eastAsia="Times New Roman" w:cs="Times New Roman"/>
+                <w:bCs/>
+                <w:color w:val="000000"/>
+                <w:sz w:val="18"/>
+                <w:szCs w:val="18"/>
+                <w:lang w:val="en-US" w:eastAsia="ru-RU"/>
+              </w:rPr>
+              <w:t>%}{{</w:t>
             </w:r>
             <w:r>
               <w:rPr>
@@ -25524,16 +24763,6 @@
                 <w:lang w:val="en-US" w:eastAsia="ru-RU"/>
               </w:rPr>
               <w:t xml:space="preserve"> %}</w:t>
-            </w:r>
-            <w:r>
-              <w:rPr>
-                <w:rFonts w:eastAsia="Times New Roman" w:cs="Times New Roman"/>
-                <w:color w:val="000000"/>
-                <w:sz w:val="18"/>
-                <w:szCs w:val="18"/>
-                <w:lang w:val="en-US" w:eastAsia="ru-RU"/>
-              </w:rPr>
-              <w:t> </w:t>
             </w:r>
           </w:p>
         </w:tc>
@@ -25587,7 +24816,6 @@
               <w:bottom w:val="single" w:sz="8" w:space="0" w:color="auto"/>
               <w:right w:val="single" w:sz="8" w:space="0" w:color="auto"/>
             </w:tcBorders>
-            <w:shd w:val="clear" w:color="auto" w:fill="auto"/>
             <w:noWrap/>
             <w:vAlign w:val="bottom"/>
           </w:tcPr>
@@ -25677,18 +24905,73 @@
                 <w:szCs w:val="18"/>
                 <w:lang w:val="en-US" w:eastAsia="ru-RU"/>
               </w:rPr>
-              <w:t xml:space="preserve"> &gt; 48</w:t>
-            </w:r>
-            <w:r>
-              <w:rPr>
-                <w:rFonts w:eastAsia="Times New Roman" w:cs="Times New Roman"/>
-                <w:bCs/>
-                <w:color w:val="000000"/>
-                <w:sz w:val="18"/>
-                <w:szCs w:val="18"/>
-                <w:lang w:val="en-US" w:eastAsia="ru-RU"/>
-              </w:rPr>
-              <w:t xml:space="preserve"> %}{{</w:t>
+              <w:t xml:space="preserve"> &gt; </w:t>
+            </w:r>
+            <w:r>
+              <w:rPr>
+                <w:rFonts w:eastAsia="Times New Roman" w:cs="Times New Roman"/>
+                <w:bCs/>
+                <w:color w:val="000000"/>
+                <w:sz w:val="18"/>
+                <w:szCs w:val="18"/>
+                <w:lang w:val="en-US" w:eastAsia="ru-RU"/>
+              </w:rPr>
+              <w:t>48</w:t>
+            </w:r>
+            <w:r>
+              <w:rPr>
+                <w:rFonts w:eastAsia="Times New Roman" w:cs="Times New Roman"/>
+                <w:bCs/>
+                <w:color w:val="000000"/>
+                <w:sz w:val="18"/>
+                <w:szCs w:val="18"/>
+                <w:lang w:val="en-US" w:eastAsia="ru-RU"/>
+              </w:rPr>
+              <w:t xml:space="preserve"> </w:t>
+            </w:r>
+            <w:r>
+              <w:rPr>
+                <w:rFonts w:eastAsia="Times New Roman" w:cs="Times New Roman"/>
+                <w:bCs/>
+                <w:color w:val="000000"/>
+                <w:sz w:val="18"/>
+                <w:szCs w:val="18"/>
+                <w:lang w:val="en-US" w:eastAsia="ru-RU"/>
+              </w:rPr>
+              <w:t xml:space="preserve">and wrkCount|int &lt;= </w:t>
+            </w:r>
+            <w:r>
+              <w:rPr>
+                <w:rFonts w:eastAsia="Times New Roman" w:cs="Times New Roman"/>
+                <w:bCs/>
+                <w:color w:val="000000"/>
+                <w:sz w:val="18"/>
+                <w:szCs w:val="18"/>
+                <w:lang w:val="en-US" w:eastAsia="ru-RU"/>
+              </w:rPr>
+              <w:t>64</w:t>
+            </w:r>
+            <w:r>
+              <w:rPr>
+                <w:rFonts w:eastAsia="Times New Roman" w:cs="Times New Roman"/>
+                <w:bCs/>
+                <w:color w:val="000000"/>
+                <w:sz w:val="18"/>
+                <w:szCs w:val="18"/>
+                <w:lang w:val="en-US" w:eastAsia="ru-RU"/>
+              </w:rPr>
+              <w:t xml:space="preserve"> </w:t>
+            </w:r>
+            <w:r>
+              <w:rPr>
+                <w:rFonts w:eastAsia="Times New Roman" w:cs="Times New Roman"/>
+                <w:bCs/>
+                <w:color w:val="000000"/>
+                <w:sz w:val="18"/>
+                <w:szCs w:val="18"/>
+                <w:lang w:val="en-US" w:eastAsia="ru-RU"/>
+              </w:rPr>
+              <w:t>%}{{</w:t>
             </w:r>
             <w:r>
               <w:rPr>
@@ -25733,16 +25016,6 @@
                 <w:lang w:val="en-US" w:eastAsia="ru-RU"/>
               </w:rPr>
               <w:t xml:space="preserve"> %}</w:t>
-            </w:r>
-            <w:r>
-              <w:rPr>
-                <w:rFonts w:eastAsia="Times New Roman" w:cs="Times New Roman"/>
-                <w:color w:val="000000"/>
-                <w:sz w:val="18"/>
-                <w:szCs w:val="18"/>
-                <w:lang w:val="en-US" w:eastAsia="ru-RU"/>
-              </w:rPr>
-              <w:t> </w:t>
             </w:r>
           </w:p>
         </w:tc>
@@ -25776,7 +25049,7 @@
 </file>
 
 <file path=word/endnotes.xml><?xml version="1.0" encoding="utf-8"?>
-<w:endnotes xmlns:wpc="http://schemas.microsoft.com/office/word/2010/wordprocessingCanvas" xmlns:mc="http://schemas.openxmlformats.org/markup-compatibility/2006" xmlns:o="urn:schemas-microsoft-com:office:office" xmlns:r="http://schemas.openxmlformats.org/officeDocument/2006/relationships" xmlns:m="http://schemas.openxmlformats.org/officeDocument/2006/math" xmlns:v="urn:schemas-microsoft-com:vml" xmlns:wp14="http://schemas.microsoft.com/office/word/2010/wordprocessingDrawing" xmlns:wp="http://schemas.openxmlformats.org/drawingml/2006/wordprocessingDrawing" xmlns:w10="urn:schemas-microsoft-com:office:word" xmlns:w="http://schemas.openxmlformats.org/wordprocessingml/2006/main" xmlns:w14="http://schemas.microsoft.com/office/word/2010/wordml" xmlns:w15="http://schemas.microsoft.com/office/word/2012/wordml" xmlns:wpg="http://schemas.microsoft.com/office/word/2010/wordprocessingGroup" xmlns:wpi="http://schemas.microsoft.com/office/word/2010/wordprocessingInk" xmlns:wne="http://schemas.microsoft.com/office/word/2006/wordml" xmlns:wps="http://schemas.microsoft.com/office/word/2010/wordprocessingShape" mc:Ignorable="w14 w15 wp14">
+<w:endnotes xmlns:wpc="http://schemas.microsoft.com/office/word/2010/wordprocessingCanvas" xmlns:cx="http://schemas.microsoft.com/office/drawing/2014/chartex" xmlns:cx1="http://schemas.microsoft.com/office/drawing/2015/9/8/chartex" xmlns:cx2="http://schemas.microsoft.com/office/drawing/2015/10/21/chartex" xmlns:cx3="http://schemas.microsoft.com/office/drawing/2016/5/9/chartex" xmlns:cx4="http://schemas.microsoft.com/office/drawing/2016/5/10/chartex" xmlns:cx5="http://schemas.microsoft.com/office/drawing/2016/5/11/chartex" xmlns:cx6="http://schemas.microsoft.com/office/drawing/2016/5/12/chartex" xmlns:cx7="http://schemas.microsoft.com/office/drawing/2016/5/13/chartex" xmlns:cx8="http://schemas.microsoft.com/office/drawing/2016/5/14/chartex" xmlns:mc="http://schemas.openxmlformats.org/markup-compatibility/2006" xmlns:aink="http://schemas.microsoft.com/office/drawing/2016/ink" xmlns:am3d="http://schemas.microsoft.com/office/drawing/2017/model3d" xmlns:o="urn:schemas-microsoft-com:office:office" xmlns:oel="http://schemas.microsoft.com/office/2019/extlst" xmlns:r="http://schemas.openxmlformats.org/officeDocument/2006/relationships" xmlns:m="http://schemas.openxmlformats.org/officeDocument/2006/math" xmlns:v="urn:schemas-microsoft-com:vml" xmlns:wp14="http://schemas.microsoft.com/office/word/2010/wordprocessingDrawing" xmlns:wp="http://schemas.openxmlformats.org/drawingml/2006/wordprocessingDrawing" xmlns:w10="urn:schemas-microsoft-com:office:word" xmlns:w="http://schemas.openxmlformats.org/wordprocessingml/2006/main" xmlns:w14="http://schemas.microsoft.com/office/word/2010/wordml" xmlns:w15="http://schemas.microsoft.com/office/word/2012/wordml" xmlns:w16cex="http://schemas.microsoft.com/office/word/2018/wordml/cex" xmlns:w16cid="http://schemas.microsoft.com/office/word/2016/wordml/cid" xmlns:w16="http://schemas.microsoft.com/office/word/2018/wordml" xmlns:w16du="http://schemas.microsoft.com/office/word/2023/wordml/word16du" xmlns:w16sdtdh="http://schemas.microsoft.com/office/word/2020/wordml/sdtdatahash" xmlns:w16sdtfl="http://schemas.microsoft.com/office/word/2024/wordml/sdtformatlock" xmlns:w16se="http://schemas.microsoft.com/office/word/2015/wordml/symex" xmlns:wpg="http://schemas.microsoft.com/office/word/2010/wordprocessingGroup" xmlns:wpi="http://schemas.microsoft.com/office/word/2010/wordprocessingInk" xmlns:wne="http://schemas.microsoft.com/office/word/2006/wordml" xmlns:wps="http://schemas.microsoft.com/office/word/2010/wordprocessingShape" mc:Ignorable="w14 w15 w16se w16cid w16 w16cex w16sdtdh w16sdtfl w16du wp14">
   <w:endnote w:type="separator" w:id="-1">
     <w:p>
       <w:pPr>
@@ -25801,7 +25074,7 @@
 </file>
 
 <file path=word/footnotes.xml><?xml version="1.0" encoding="utf-8"?>
-<w:footnotes xmlns:wpc="http://schemas.microsoft.com/office/word/2010/wordprocessingCanvas" xmlns:mc="http://schemas.openxmlformats.org/markup-compatibility/2006" xmlns:o="urn:schemas-microsoft-com:office:office" xmlns:r="http://schemas.openxmlformats.org/officeDocument/2006/relationships" xmlns:m="http://schemas.openxmlformats.org/officeDocument/2006/math" xmlns:v="urn:schemas-microsoft-com:vml" xmlns:wp14="http://schemas.microsoft.com/office/word/2010/wordprocessingDrawing" xmlns:wp="http://schemas.openxmlformats.org/drawingml/2006/wordprocessingDrawing" xmlns:w10="urn:schemas-microsoft-com:office:word" xmlns:w="http://schemas.openxmlformats.org/wordprocessingml/2006/main" xmlns:w14="http://schemas.microsoft.com/office/word/2010/wordml" xmlns:w15="http://schemas.microsoft.com/office/word/2012/wordml" xmlns:wpg="http://schemas.microsoft.com/office/word/2010/wordprocessingGroup" xmlns:wpi="http://schemas.microsoft.com/office/word/2010/wordprocessingInk" xmlns:wne="http://schemas.microsoft.com/office/word/2006/wordml" xmlns:wps="http://schemas.microsoft.com/office/word/2010/wordprocessingShape" mc:Ignorable="w14 w15 wp14">
+<w:footnotes xmlns:wpc="http://schemas.microsoft.com/office/word/2010/wordprocessingCanvas" xmlns:cx="http://schemas.microsoft.com/office/drawing/2014/chartex" xmlns:cx1="http://schemas.microsoft.com/office/drawing/2015/9/8/chartex" xmlns:cx2="http://schemas.microsoft.com/office/drawing/2015/10/21/chartex" xmlns:cx3="http://schemas.microsoft.com/office/drawing/2016/5/9/chartex" xmlns:cx4="http://schemas.microsoft.com/office/drawing/2016/5/10/chartex" xmlns:cx5="http://schemas.microsoft.com/office/drawing/2016/5/11/chartex" xmlns:cx6="http://schemas.microsoft.com/office/drawing/2016/5/12/chartex" xmlns:cx7="http://schemas.microsoft.com/office/drawing/2016/5/13/chartex" xmlns:cx8="http://schemas.microsoft.com/office/drawing/2016/5/14/chartex" xmlns:mc="http://schemas.openxmlformats.org/markup-compatibility/2006" xmlns:aink="http://schemas.microsoft.com/office/drawing/2016/ink" xmlns:am3d="http://schemas.microsoft.com/office/drawing/2017/model3d" xmlns:o="urn:schemas-microsoft-com:office:office" xmlns:oel="http://schemas.microsoft.com/office/2019/extlst" xmlns:r="http://schemas.openxmlformats.org/officeDocument/2006/relationships" xmlns:m="http://schemas.openxmlformats.org/officeDocument/2006/math" xmlns:v="urn:schemas-microsoft-com:vml" xmlns:wp14="http://schemas.microsoft.com/office/word/2010/wordprocessingDrawing" xmlns:wp="http://schemas.openxmlformats.org/drawingml/2006/wordprocessingDrawing" xmlns:w10="urn:schemas-microsoft-com:office:word" xmlns:w="http://schemas.openxmlformats.org/wordprocessingml/2006/main" xmlns:w14="http://schemas.microsoft.com/office/word/2010/wordml" xmlns:w15="http://schemas.microsoft.com/office/word/2012/wordml" xmlns:w16cex="http://schemas.microsoft.com/office/word/2018/wordml/cex" xmlns:w16cid="http://schemas.microsoft.com/office/word/2016/wordml/cid" xmlns:w16="http://schemas.microsoft.com/office/word/2018/wordml" xmlns:w16du="http://schemas.microsoft.com/office/word/2023/wordml/word16du" xmlns:w16sdtdh="http://schemas.microsoft.com/office/word/2020/wordml/sdtdatahash" xmlns:w16sdtfl="http://schemas.microsoft.com/office/word/2024/wordml/sdtformatlock" xmlns:w16se="http://schemas.microsoft.com/office/word/2015/wordml/symex" xmlns:wpg="http://schemas.microsoft.com/office/word/2010/wordprocessingGroup" xmlns:wpi="http://schemas.microsoft.com/office/word/2010/wordprocessingInk" xmlns:wne="http://schemas.microsoft.com/office/word/2006/wordml" xmlns:wps="http://schemas.microsoft.com/office/word/2010/wordprocessingShape" mc:Ignorable="w14 w15 w16se w16cid w16 w16cex w16sdtdh w16sdtfl w16du wp14">
   <w:footnote w:type="separator" w:id="-1">
     <w:p>
       <w:pPr>
@@ -25826,7 +25099,7 @@
 </file>
 
 <file path=word/header1.xml><?xml version="1.0" encoding="utf-8"?>
-<w:hdr xmlns:wpc="http://schemas.microsoft.com/office/word/2010/wordprocessingCanvas" xmlns:mc="http://schemas.openxmlformats.org/markup-compatibility/2006" xmlns:o="urn:schemas-microsoft-com:office:office" xmlns:r="http://schemas.openxmlformats.org/officeDocument/2006/relationships" xmlns:m="http://schemas.openxmlformats.org/officeDocument/2006/math" xmlns:v="urn:schemas-microsoft-com:vml" xmlns:wp14="http://schemas.microsoft.com/office/word/2010/wordprocessingDrawing" xmlns:wp="http://schemas.openxmlformats.org/drawingml/2006/wordprocessingDrawing" xmlns:w10="urn:schemas-microsoft-com:office:word" xmlns:w="http://schemas.openxmlformats.org/wordprocessingml/2006/main" xmlns:w14="http://schemas.microsoft.com/office/word/2010/wordml" xmlns:w15="http://schemas.microsoft.com/office/word/2012/wordml" xmlns:wpg="http://schemas.microsoft.com/office/word/2010/wordprocessingGroup" xmlns:wpi="http://schemas.microsoft.com/office/word/2010/wordprocessingInk" xmlns:wne="http://schemas.microsoft.com/office/word/2006/wordml" xmlns:wps="http://schemas.microsoft.com/office/word/2010/wordprocessingShape" mc:Ignorable="w14 w15 wp14">
+<w:hdr xmlns:wpc="http://schemas.microsoft.com/office/word/2010/wordprocessingCanvas" xmlns:cx="http://schemas.microsoft.com/office/drawing/2014/chartex" xmlns:cx1="http://schemas.microsoft.com/office/drawing/2015/9/8/chartex" xmlns:cx2="http://schemas.microsoft.com/office/drawing/2015/10/21/chartex" xmlns:cx3="http://schemas.microsoft.com/office/drawing/2016/5/9/chartex" xmlns:cx4="http://schemas.microsoft.com/office/drawing/2016/5/10/chartex" xmlns:cx5="http://schemas.microsoft.com/office/drawing/2016/5/11/chartex" xmlns:cx6="http://schemas.microsoft.com/office/drawing/2016/5/12/chartex" xmlns:cx7="http://schemas.microsoft.com/office/drawing/2016/5/13/chartex" xmlns:cx8="http://schemas.microsoft.com/office/drawing/2016/5/14/chartex" xmlns:mc="http://schemas.openxmlformats.org/markup-compatibility/2006" xmlns:aink="http://schemas.microsoft.com/office/drawing/2016/ink" xmlns:am3d="http://schemas.microsoft.com/office/drawing/2017/model3d" xmlns:o="urn:schemas-microsoft-com:office:office" xmlns:oel="http://schemas.microsoft.com/office/2019/extlst" xmlns:r="http://schemas.openxmlformats.org/officeDocument/2006/relationships" xmlns:m="http://schemas.openxmlformats.org/officeDocument/2006/math" xmlns:v="urn:schemas-microsoft-com:vml" xmlns:wp14="http://schemas.microsoft.com/office/word/2010/wordprocessingDrawing" xmlns:wp="http://schemas.openxmlformats.org/drawingml/2006/wordprocessingDrawing" xmlns:w10="urn:schemas-microsoft-com:office:word" xmlns:w="http://schemas.openxmlformats.org/wordprocessingml/2006/main" xmlns:w14="http://schemas.microsoft.com/office/word/2010/wordml" xmlns:w15="http://schemas.microsoft.com/office/word/2012/wordml" xmlns:w16cex="http://schemas.microsoft.com/office/word/2018/wordml/cex" xmlns:w16cid="http://schemas.microsoft.com/office/word/2016/wordml/cid" xmlns:w16="http://schemas.microsoft.com/office/word/2018/wordml" xmlns:w16du="http://schemas.microsoft.com/office/word/2023/wordml/word16du" xmlns:w16sdtdh="http://schemas.microsoft.com/office/word/2020/wordml/sdtdatahash" xmlns:w16sdtfl="http://schemas.microsoft.com/office/word/2024/wordml/sdtformatlock" xmlns:w16se="http://schemas.microsoft.com/office/word/2015/wordml/symex" xmlns:wpg="http://schemas.microsoft.com/office/word/2010/wordprocessingGroup" xmlns:wpi="http://schemas.microsoft.com/office/word/2010/wordprocessingInk" xmlns:wne="http://schemas.microsoft.com/office/word/2006/wordml" xmlns:wps="http://schemas.microsoft.com/office/word/2010/wordprocessingShape" mc:Ignorable="w14 w15 w16se w16cid w16 w16cex w16sdtdh w16sdtfl w16du wp14">
   <w:p>
     <w:pPr>
       <w:pStyle w:val="a8"/>
@@ -25896,7 +25169,7 @@
 </file>
 
 <file path=word/header2.xml><?xml version="1.0" encoding="utf-8"?>
-<w:hdr xmlns:wpc="http://schemas.microsoft.com/office/word/2010/wordprocessingCanvas" xmlns:mc="http://schemas.openxmlformats.org/markup-compatibility/2006" xmlns:o="urn:schemas-microsoft-com:office:office" xmlns:r="http://schemas.openxmlformats.org/officeDocument/2006/relationships" xmlns:m="http://schemas.openxmlformats.org/officeDocument/2006/math" xmlns:v="urn:schemas-microsoft-com:vml" xmlns:wp14="http://schemas.microsoft.com/office/word/2010/wordprocessingDrawing" xmlns:wp="http://schemas.openxmlformats.org/drawingml/2006/wordprocessingDrawing" xmlns:w10="urn:schemas-microsoft-com:office:word" xmlns:w="http://schemas.openxmlformats.org/wordprocessingml/2006/main" xmlns:w14="http://schemas.microsoft.com/office/word/2010/wordml" xmlns:w15="http://schemas.microsoft.com/office/word/2012/wordml" xmlns:wpg="http://schemas.microsoft.com/office/word/2010/wordprocessingGroup" xmlns:wpi="http://schemas.microsoft.com/office/word/2010/wordprocessingInk" xmlns:wne="http://schemas.microsoft.com/office/word/2006/wordml" xmlns:wps="http://schemas.microsoft.com/office/word/2010/wordprocessingShape" mc:Ignorable="w14 w15 wp14">
+<w:hdr xmlns:wpc="http://schemas.microsoft.com/office/word/2010/wordprocessingCanvas" xmlns:cx="http://schemas.microsoft.com/office/drawing/2014/chartex" xmlns:cx1="http://schemas.microsoft.com/office/drawing/2015/9/8/chartex" xmlns:cx2="http://schemas.microsoft.com/office/drawing/2015/10/21/chartex" xmlns:cx3="http://schemas.microsoft.com/office/drawing/2016/5/9/chartex" xmlns:cx4="http://schemas.microsoft.com/office/drawing/2016/5/10/chartex" xmlns:cx5="http://schemas.microsoft.com/office/drawing/2016/5/11/chartex" xmlns:cx6="http://schemas.microsoft.com/office/drawing/2016/5/12/chartex" xmlns:cx7="http://schemas.microsoft.com/office/drawing/2016/5/13/chartex" xmlns:cx8="http://schemas.microsoft.com/office/drawing/2016/5/14/chartex" xmlns:mc="http://schemas.openxmlformats.org/markup-compatibility/2006" xmlns:aink="http://schemas.microsoft.com/office/drawing/2016/ink" xmlns:am3d="http://schemas.microsoft.com/office/drawing/2017/model3d" xmlns:o="urn:schemas-microsoft-com:office:office" xmlns:oel="http://schemas.microsoft.com/office/2019/extlst" xmlns:r="http://schemas.openxmlformats.org/officeDocument/2006/relationships" xmlns:m="http://schemas.openxmlformats.org/officeDocument/2006/math" xmlns:v="urn:schemas-microsoft-com:vml" xmlns:wp14="http://schemas.microsoft.com/office/word/2010/wordprocessingDrawing" xmlns:wp="http://schemas.openxmlformats.org/drawingml/2006/wordprocessingDrawing" xmlns:w10="urn:schemas-microsoft-com:office:word" xmlns:w="http://schemas.openxmlformats.org/wordprocessingml/2006/main" xmlns:w14="http://schemas.microsoft.com/office/word/2010/wordml" xmlns:w15="http://schemas.microsoft.com/office/word/2012/wordml" xmlns:w16cex="http://schemas.microsoft.com/office/word/2018/wordml/cex" xmlns:w16cid="http://schemas.microsoft.com/office/word/2016/wordml/cid" xmlns:w16="http://schemas.microsoft.com/office/word/2018/wordml" xmlns:w16du="http://schemas.microsoft.com/office/word/2023/wordml/word16du" xmlns:w16sdtdh="http://schemas.microsoft.com/office/word/2020/wordml/sdtdatahash" xmlns:w16sdtfl="http://schemas.microsoft.com/office/word/2024/wordml/sdtformatlock" xmlns:w16se="http://schemas.microsoft.com/office/word/2015/wordml/symex" xmlns:wpg="http://schemas.microsoft.com/office/word/2010/wordprocessingGroup" xmlns:wpi="http://schemas.microsoft.com/office/word/2010/wordprocessingInk" xmlns:wne="http://schemas.microsoft.com/office/word/2006/wordml" xmlns:wps="http://schemas.microsoft.com/office/word/2010/wordprocessingShape" mc:Ignorable="w14 w15 w16se w16cid w16 w16cex w16sdtdh w16sdtfl w16du wp14">
   <w:p>
     <w:pPr>
       <w:pStyle w:val="a8"/>
@@ -25956,8 +25229,8 @@
 </file>
 
 <file path=word/numbering.xml><?xml version="1.0" encoding="utf-8"?>
-<w:numbering xmlns:wpc="http://schemas.microsoft.com/office/word/2010/wordprocessingCanvas" xmlns:mc="http://schemas.openxmlformats.org/markup-compatibility/2006" xmlns:o="urn:schemas-microsoft-com:office:office" xmlns:r="http://schemas.openxmlformats.org/officeDocument/2006/relationships" xmlns:m="http://schemas.openxmlformats.org/officeDocument/2006/math" xmlns:v="urn:schemas-microsoft-com:vml" xmlns:wp14="http://schemas.microsoft.com/office/word/2010/wordprocessingDrawing" xmlns:wp="http://schemas.openxmlformats.org/drawingml/2006/wordprocessingDrawing" xmlns:w10="urn:schemas-microsoft-com:office:word" xmlns:w="http://schemas.openxmlformats.org/wordprocessingml/2006/main" xmlns:w14="http://schemas.microsoft.com/office/word/2010/wordml" xmlns:w15="http://schemas.microsoft.com/office/word/2012/wordml" xmlns:wpg="http://schemas.microsoft.com/office/word/2010/wordprocessingGroup" xmlns:wpi="http://schemas.microsoft.com/office/word/2010/wordprocessingInk" xmlns:wne="http://schemas.microsoft.com/office/word/2006/wordml" xmlns:wps="http://schemas.microsoft.com/office/word/2010/wordprocessingShape" mc:Ignorable="w14 w15 wp14">
-  <w:abstractNum w:abstractNumId="0">
+<w:numbering xmlns:wpc="http://schemas.microsoft.com/office/word/2010/wordprocessingCanvas" xmlns:cx="http://schemas.microsoft.com/office/drawing/2014/chartex" xmlns:cx1="http://schemas.microsoft.com/office/drawing/2015/9/8/chartex" xmlns:cx2="http://schemas.microsoft.com/office/drawing/2015/10/21/chartex" xmlns:cx3="http://schemas.microsoft.com/office/drawing/2016/5/9/chartex" xmlns:cx4="http://schemas.microsoft.com/office/drawing/2016/5/10/chartex" xmlns:cx5="http://schemas.microsoft.com/office/drawing/2016/5/11/chartex" xmlns:cx6="http://schemas.microsoft.com/office/drawing/2016/5/12/chartex" xmlns:cx7="http://schemas.microsoft.com/office/drawing/2016/5/13/chartex" xmlns:cx8="http://schemas.microsoft.com/office/drawing/2016/5/14/chartex" xmlns:mc="http://schemas.openxmlformats.org/markup-compatibility/2006" xmlns:aink="http://schemas.microsoft.com/office/drawing/2016/ink" xmlns:am3d="http://schemas.microsoft.com/office/drawing/2017/model3d" xmlns:o="urn:schemas-microsoft-com:office:office" xmlns:oel="http://schemas.microsoft.com/office/2019/extlst" xmlns:r="http://schemas.openxmlformats.org/officeDocument/2006/relationships" xmlns:m="http://schemas.openxmlformats.org/officeDocument/2006/math" xmlns:v="urn:schemas-microsoft-com:vml" xmlns:wp14="http://schemas.microsoft.com/office/word/2010/wordprocessingDrawing" xmlns:wp="http://schemas.openxmlformats.org/drawingml/2006/wordprocessingDrawing" xmlns:w10="urn:schemas-microsoft-com:office:word" xmlns:w="http://schemas.openxmlformats.org/wordprocessingml/2006/main" xmlns:w14="http://schemas.microsoft.com/office/word/2010/wordml" xmlns:w15="http://schemas.microsoft.com/office/word/2012/wordml" xmlns:w16cex="http://schemas.microsoft.com/office/word/2018/wordml/cex" xmlns:w16cid="http://schemas.microsoft.com/office/word/2016/wordml/cid" xmlns:w16="http://schemas.microsoft.com/office/word/2018/wordml" xmlns:w16du="http://schemas.microsoft.com/office/word/2023/wordml/word16du" xmlns:w16sdtdh="http://schemas.microsoft.com/office/word/2020/wordml/sdtdatahash" xmlns:w16sdtfl="http://schemas.microsoft.com/office/word/2024/wordml/sdtformatlock" xmlns:w16se="http://schemas.microsoft.com/office/word/2015/wordml/symex" xmlns:wpg="http://schemas.microsoft.com/office/word/2010/wordprocessingGroup" xmlns:wpi="http://schemas.microsoft.com/office/word/2010/wordprocessingInk" xmlns:wne="http://schemas.microsoft.com/office/word/2006/wordml" xmlns:wps="http://schemas.microsoft.com/office/word/2010/wordprocessingShape" mc:Ignorable="w14 w15 w16se w16cid w16 w16cex w16sdtdh w16sdtfl w16du wp14">
+  <w:abstractNum w:abstractNumId="0" w15:restartNumberingAfterBreak="0">
     <w:nsid w:val="1BF13319"/>
     <w:multiLevelType w:val="multilevel"/>
     <w:tmpl w:val="1BF13319"/>
@@ -26046,7 +25319,7 @@
       </w:pPr>
     </w:lvl>
   </w:abstractNum>
-  <w:abstractNum w:abstractNumId="1">
+  <w:abstractNum w:abstractNumId="1" w15:restartNumberingAfterBreak="0">
     <w:nsid w:val="5A9B425B"/>
     <w:multiLevelType w:val="multilevel"/>
     <w:tmpl w:val="5A9B425B"/>
@@ -26132,7 +25405,7 @@
       </w:pPr>
     </w:lvl>
   </w:abstractNum>
-  <w:abstractNum w:abstractNumId="2">
+  <w:abstractNum w:abstractNumId="2" w15:restartNumberingAfterBreak="0">
     <w:nsid w:val="5D8F05B1"/>
     <w:multiLevelType w:val="multilevel"/>
     <w:tmpl w:val="5D8F05B1"/>
@@ -26221,20 +25494,20 @@
       </w:pPr>
     </w:lvl>
   </w:abstractNum>
-  <w:num w:numId="1">
+  <w:num w:numId="1" w16cid:durableId="57022908">
     <w:abstractNumId w:val="1"/>
   </w:num>
-  <w:num w:numId="2">
+  <w:num w:numId="2" w16cid:durableId="921330598">
     <w:abstractNumId w:val="2"/>
   </w:num>
-  <w:num w:numId="3">
+  <w:num w:numId="3" w16cid:durableId="190579364">
     <w:abstractNumId w:val="0"/>
   </w:num>
 </w:numbering>
 </file>
 
 <file path=word/styles.xml><?xml version="1.0" encoding="utf-8"?>
-<w:styles xmlns:mc="http://schemas.openxmlformats.org/markup-compatibility/2006" xmlns:r="http://schemas.openxmlformats.org/officeDocument/2006/relationships" xmlns:w="http://schemas.openxmlformats.org/wordprocessingml/2006/main" xmlns:w14="http://schemas.microsoft.com/office/word/2010/wordml" xmlns:w15="http://schemas.microsoft.com/office/word/2012/wordml" mc:Ignorable="w14 w15">
+<w:styles xmlns:mc="http://schemas.openxmlformats.org/markup-compatibility/2006" xmlns:r="http://schemas.openxmlformats.org/officeDocument/2006/relationships" xmlns:w="http://schemas.openxmlformats.org/wordprocessingml/2006/main" xmlns:w14="http://schemas.microsoft.com/office/word/2010/wordml" xmlns:w15="http://schemas.microsoft.com/office/word/2012/wordml" xmlns:w16cex="http://schemas.microsoft.com/office/word/2018/wordml/cex" xmlns:w16cid="http://schemas.microsoft.com/office/word/2016/wordml/cid" xmlns:w16="http://schemas.microsoft.com/office/word/2018/wordml" xmlns:w16du="http://schemas.microsoft.com/office/word/2023/wordml/word16du" xmlns:w16sdtdh="http://schemas.microsoft.com/office/word/2020/wordml/sdtdatahash" xmlns:w16sdtfl="http://schemas.microsoft.com/office/word/2024/wordml/sdtformatlock" xmlns:w16se="http://schemas.microsoft.com/office/word/2015/wordml/symex" mc:Ignorable="w14 w15 w16se w16cid w16 w16cex w16sdtdh w16sdtfl w16du">
   <w:docDefaults>
     <w:rPrDefault>
       <w:rPr>
@@ -26244,7 +25517,7 @@
     </w:rPrDefault>
     <w:pPrDefault/>
   </w:docDefaults>
-  <w:latentStyles w:defLockedState="0" w:defUIPriority="99" w:defSemiHidden="0" w:defUnhideWhenUsed="0" w:defQFormat="0" w:count="371">
+  <w:latentStyles w:defLockedState="0" w:defUIPriority="99" w:defSemiHidden="0" w:defUnhideWhenUsed="0" w:defQFormat="0" w:count="376">
     <w:lsdException w:name="Normal" w:uiPriority="0" w:qFormat="1"/>
     <w:lsdException w:name="heading 1" w:uiPriority="9" w:qFormat="1"/>
     <w:lsdException w:name="heading 2" w:semiHidden="1" w:uiPriority="9" w:unhideWhenUsed="1" w:qFormat="1"/>
@@ -26616,6 +25889,11 @@
     <w:lsdException w:name="List Table 5 Dark Accent 6" w:uiPriority="50"/>
     <w:lsdException w:name="List Table 6 Colorful Accent 6" w:uiPriority="51"/>
     <w:lsdException w:name="List Table 7 Colorful Accent 6" w:uiPriority="52"/>
+    <w:lsdException w:name="Mention" w:semiHidden="1" w:unhideWhenUsed="1"/>
+    <w:lsdException w:name="Smart Hyperlink" w:semiHidden="1" w:unhideWhenUsed="1"/>
+    <w:lsdException w:name="Hashtag" w:semiHidden="1" w:unhideWhenUsed="1"/>
+    <w:lsdException w:name="Unresolved Mention" w:semiHidden="1" w:unhideWhenUsed="1"/>
+    <w:lsdException w:name="Smart Link" w:semiHidden="1" w:unhideWhenUsed="1"/>
   </w:latentStyles>
   <w:style w:type="paragraph" w:default="1" w:styleId="a">
     <w:name w:val="Normal"/>
@@ -26979,7 +26257,6 @@
     <w:uiPriority w:val="59"/>
     <w:qFormat/>
     <w:tblPr>
-      <w:tblInd w:w="0" w:type="dxa"/>
       <w:tblBorders>
         <w:top w:val="single" w:sz="4" w:space="0" w:color="auto"/>
         <w:left w:val="single" w:sz="4" w:space="0" w:color="auto"/>
@@ -26988,12 +26265,6 @@
         <w:insideH w:val="single" w:sz="4" w:space="0" w:color="auto"/>
         <w:insideV w:val="single" w:sz="4" w:space="0" w:color="auto"/>
       </w:tblBorders>
-      <w:tblCellMar>
-        <w:top w:w="0" w:type="dxa"/>
-        <w:left w:w="108" w:type="dxa"/>
-        <w:bottom w:w="0" w:type="dxa"/>
-        <w:right w:w="108" w:type="dxa"/>
-      </w:tblCellMar>
     </w:tblPr>
   </w:style>
   <w:style w:type="character" w:customStyle="1" w:styleId="a6">
@@ -27037,7 +26308,6 @@
     <w:uiPriority w:val="40"/>
     <w:qFormat/>
     <w:tblPr>
-      <w:tblInd w:w="0" w:type="dxa"/>
       <w:tblBorders>
         <w:top w:val="single" w:sz="4" w:space="0" w:color="BFBFBF" w:themeColor="background1" w:themeShade="BF"/>
         <w:left w:val="single" w:sz="4" w:space="0" w:color="BFBFBF" w:themeColor="background1" w:themeShade="BF"/>
@@ -27046,12 +26316,6 @@
         <w:insideH w:val="single" w:sz="4" w:space="0" w:color="BFBFBF" w:themeColor="background1" w:themeShade="BF"/>
         <w:insideV w:val="single" w:sz="4" w:space="0" w:color="BFBFBF" w:themeColor="background1" w:themeShade="BF"/>
       </w:tblBorders>
-      <w:tblCellMar>
-        <w:top w:w="0" w:type="dxa"/>
-        <w:left w:w="108" w:type="dxa"/>
-        <w:bottom w:w="0" w:type="dxa"/>
-        <w:right w:w="108" w:type="dxa"/>
-      </w:tblCellMar>
     </w:tblPr>
   </w:style>
   <w:style w:type="character" w:customStyle="1" w:styleId="10">
@@ -27187,7 +26451,7 @@
     </w:rPr>
   </w:style>
   <w:style w:type="character" w:customStyle="1" w:styleId="ab">
-    <w:name w:val="Название Знак"/>
+    <w:name w:val="Заголовок Знак"/>
     <w:basedOn w:val="a0"/>
     <w:link w:val="aa"/>
     <w:uiPriority w:val="10"/>
@@ -27638,6 +26902,10 @@
 </file>
 
 <file path=customXml/item1.xml><?xml version="1.0" encoding="utf-8"?>
+<b:Sources xmlns:b="http://schemas.openxmlformats.org/officeDocument/2006/bibliography" xmlns="http://schemas.openxmlformats.org/officeDocument/2006/bibliography" SelectedStyle="\APASixthEditionOfficeOnline.xsl" StyleName="APA" Version="6"/>
+</file>
+
+<file path=customXml/item2.xml><?xml version="1.0" encoding="utf-8"?>
 <s:customData xmlns="http://www.wps.cn/officeDocument/2013/wpsCustomData" xmlns:s="http://www.wps.cn/officeDocument/2013/wpsCustomData">
   <customSectProps/>
   <customShpExts>
@@ -27646,22 +26914,18 @@
 </s:customData>
 </file>
 
-<file path=customXml/item2.xml><?xml version="1.0" encoding="utf-8"?>
-<b:Sources xmlns:b="http://schemas.openxmlformats.org/officeDocument/2006/bibliography" xmlns="http://schemas.openxmlformats.org/officeDocument/2006/bibliography" SelectedStyle="\APASixthEditionOfficeOnline.xsl" StyleName="APA" Version="6"/>
+<file path=customXml/itemProps1.xml><?xml version="1.0" encoding="utf-8"?>
+<ds:datastoreItem xmlns:ds="http://schemas.openxmlformats.org/officeDocument/2006/customXml" ds:itemID="{4C5C553C-55F3-4821-94C2-BF1D67BC649E}">
+  <ds:schemaRefs>
+    <ds:schemaRef ds:uri="http://schemas.openxmlformats.org/officeDocument/2006/bibliography"/>
+  </ds:schemaRefs>
+</ds:datastoreItem>
 </file>
 
-<file path=customXml/itemProps1.xml><?xml version="1.0" encoding="utf-8"?>
+<file path=customXml/itemProps2.xml><?xml version="1.0" encoding="utf-8"?>
 <ds:datastoreItem xmlns:ds="http://schemas.openxmlformats.org/officeDocument/2006/customXml" ds:itemID="{B1977F7D-205B-4081-913C-38D41E755F92}">
   <ds:schemaRefs>
     <ds:schemaRef ds:uri="http://www.wps.cn/officeDocument/2013/wpsCustomData"/>
   </ds:schemaRefs>
 </ds:datastoreItem>
-</file>
-
-<file path=customXml/itemProps2.xml><?xml version="1.0" encoding="utf-8"?>
-<ds:datastoreItem xmlns:ds="http://schemas.openxmlformats.org/officeDocument/2006/customXml" ds:itemID="{4C5C553C-55F3-4821-94C2-BF1D67BC649E}">
-  <ds:schemaRefs>
-    <ds:schemaRef ds:uri="http://schemas.openxmlformats.org/officeDocument/2006/bibliography"/>
-  </ds:schemaRefs>
-</ds:datastoreItem>
 </file>
--- a/docact.docx
+++ b/docact.docx
@@ -145,8 +145,9 @@
                                 <w:u w:val="single"/>
                                 <w:lang w:val="en-US" w:eastAsia="ru-RU" w:bidi="ru-RU"/>
                               </w:rPr>
-                              <w:t>{{act</w:t>
-                            </w:r>
+                              <w:t>{{</w:t>
+                            </w:r>
+                            <w:proofErr w:type="spellStart"/>
                             <w:r>
                               <w:rPr>
                                 <w:rFonts w:ascii="Arial" w:hAnsi="Arial" w:cs="Arial"/>
@@ -156,7 +157,7 @@
                                 <w:u w:val="single"/>
                                 <w:lang w:val="en-US" w:eastAsia="ru-RU" w:bidi="ru-RU"/>
                               </w:rPr>
-                              <w:t>D</w:t>
+                              <w:t>act</w:t>
                             </w:r>
                             <w:r>
                               <w:rPr>
@@ -167,7 +168,31 @@
                                 <w:u w:val="single"/>
                                 <w:lang w:val="en-US" w:eastAsia="ru-RU" w:bidi="ru-RU"/>
                               </w:rPr>
-                              <w:t>ate}}</w:t>
+                              <w:t>D</w:t>
+                            </w:r>
+                            <w:r>
+                              <w:rPr>
+                                <w:rFonts w:ascii="Arial" w:hAnsi="Arial" w:cs="Arial"/>
+                                <w:color w:val="000000"/>
+                                <w:sz w:val="22"/>
+                                <w:szCs w:val="24"/>
+                                <w:u w:val="single"/>
+                                <w:lang w:val="en-US" w:eastAsia="ru-RU" w:bidi="ru-RU"/>
+                              </w:rPr>
+                              <w:t>ate</w:t>
+                            </w:r>
+                            <w:proofErr w:type="spellEnd"/>
+                            <w:proofErr w:type="gramStart"/>
+                            <w:r>
+                              <w:rPr>
+                                <w:rFonts w:ascii="Arial" w:hAnsi="Arial" w:cs="Arial"/>
+                                <w:color w:val="000000"/>
+                                <w:sz w:val="22"/>
+                                <w:szCs w:val="24"/>
+                                <w:u w:val="single"/>
+                                <w:lang w:val="en-US" w:eastAsia="ru-RU" w:bidi="ru-RU"/>
+                              </w:rPr>
+                              <w:t>}}</w:t>
                             </w:r>
                             <w:r>
                               <w:rPr>
@@ -179,6 +204,7 @@
                               </w:rPr>
                               <w:t>г.</w:t>
                             </w:r>
+                            <w:proofErr w:type="gramEnd"/>
                           </w:p>
                         </w:txbxContent>
                       </wps:txbx>
@@ -462,7 +488,31 @@
                                 <w:u w:val="single"/>
                                 <w:lang w:val="en-US" w:eastAsia="ru-RU" w:bidi="ru-RU"/>
                               </w:rPr>
-                              <w:t>{{actNumber}}</w:t>
+                              <w:t>{{</w:t>
+                            </w:r>
+                            <w:proofErr w:type="spellStart"/>
+                            <w:r>
+                              <w:rPr>
+                                <w:rFonts w:cstheme="minorHAnsi"/>
+                                <w:color w:val="000000"/>
+                                <w:sz w:val="22"/>
+                                <w:szCs w:val="22"/>
+                                <w:u w:val="single"/>
+                                <w:lang w:val="en-US" w:eastAsia="ru-RU" w:bidi="ru-RU"/>
+                              </w:rPr>
+                              <w:t>actNumber</w:t>
+                            </w:r>
+                            <w:proofErr w:type="spellEnd"/>
+                            <w:r>
+                              <w:rPr>
+                                <w:rFonts w:cstheme="minorHAnsi"/>
+                                <w:color w:val="000000"/>
+                                <w:sz w:val="22"/>
+                                <w:szCs w:val="22"/>
+                                <w:u w:val="single"/>
+                                <w:lang w:val="en-US" w:eastAsia="ru-RU" w:bidi="ru-RU"/>
+                              </w:rPr>
+                              <w:t>}}</w:t>
                             </w:r>
                           </w:p>
                           <w:p>
@@ -523,7 +573,51 @@
                                 <w:szCs w:val="22"/>
                                 <w:lang w:val="en-US" w:eastAsia="ru-RU" w:bidi="ru-RU"/>
                               </w:rPr>
-                              <w:t xml:space="preserve">              {{actObject}}</w:t>
+                              <w:t xml:space="preserve">           </w:t>
+                            </w:r>
+                            <w:proofErr w:type="gramStart"/>
+                            <w:r>
+                              <w:rPr>
+                                <w:rFonts w:cstheme="minorHAnsi"/>
+                                <w:color w:val="000000"/>
+                                <w:sz w:val="22"/>
+                                <w:szCs w:val="22"/>
+                                <w:lang w:val="en-US" w:eastAsia="ru-RU" w:bidi="ru-RU"/>
+                              </w:rPr>
+                              <w:t xml:space="preserve">   {</w:t>
+                            </w:r>
+                            <w:proofErr w:type="gramEnd"/>
+                            <w:r>
+                              <w:rPr>
+                                <w:rFonts w:cstheme="minorHAnsi"/>
+                                <w:color w:val="000000"/>
+                                <w:sz w:val="22"/>
+                                <w:szCs w:val="22"/>
+                                <w:lang w:val="en-US" w:eastAsia="ru-RU" w:bidi="ru-RU"/>
+                              </w:rPr>
+                              <w:t>{</w:t>
+                            </w:r>
+                            <w:proofErr w:type="spellStart"/>
+                            <w:r>
+                              <w:rPr>
+                                <w:rFonts w:cstheme="minorHAnsi"/>
+                                <w:color w:val="000000"/>
+                                <w:sz w:val="22"/>
+                                <w:szCs w:val="22"/>
+                                <w:lang w:val="en-US" w:eastAsia="ru-RU" w:bidi="ru-RU"/>
+                              </w:rPr>
+                              <w:t>actObject</w:t>
+                            </w:r>
+                            <w:proofErr w:type="spellEnd"/>
+                            <w:r>
+                              <w:rPr>
+                                <w:rFonts w:cstheme="minorHAnsi"/>
+                                <w:color w:val="000000"/>
+                                <w:sz w:val="22"/>
+                                <w:szCs w:val="22"/>
+                                <w:lang w:val="en-US" w:eastAsia="ru-RU" w:bidi="ru-RU"/>
+                              </w:rPr>
+                              <w:t>}}</w:t>
                             </w:r>
                           </w:p>
                           <w:p>
@@ -584,7 +678,29 @@
                                 <w:szCs w:val="22"/>
                                 <w:lang w:val="en-US" w:eastAsia="ru-RU" w:bidi="ru-RU"/>
                               </w:rPr>
-                              <w:t>{{actPosition}}</w:t>
+                              <w:t>{{</w:t>
+                            </w:r>
+                            <w:proofErr w:type="spellStart"/>
+                            <w:r>
+                              <w:rPr>
+                                <w:rFonts w:cstheme="minorHAnsi"/>
+                                <w:color w:val="000000"/>
+                                <w:sz w:val="22"/>
+                                <w:szCs w:val="22"/>
+                                <w:lang w:val="en-US" w:eastAsia="ru-RU" w:bidi="ru-RU"/>
+                              </w:rPr>
+                              <w:t>actPosition</w:t>
+                            </w:r>
+                            <w:proofErr w:type="spellEnd"/>
+                            <w:r>
+                              <w:rPr>
+                                <w:rFonts w:cstheme="minorHAnsi"/>
+                                <w:color w:val="000000"/>
+                                <w:sz w:val="22"/>
+                                <w:szCs w:val="22"/>
+                                <w:lang w:val="en-US" w:eastAsia="ru-RU" w:bidi="ru-RU"/>
+                              </w:rPr>
+                              <w:t>}}</w:t>
                             </w:r>
                           </w:p>
                           <w:p>
@@ -1017,7 +1133,171 @@
         <mc:AlternateContent>
           <mc:Choice Requires="wps">
             <w:drawing>
-              <wp:anchor distT="45720" distB="45720" distL="114300" distR="114300" simplePos="0" relativeHeight="251693056" behindDoc="0" locked="0" layoutInCell="1" allowOverlap="1" wp14:anchorId="079F75FB" wp14:editId="53EAE2CB">
+              <wp:anchor distT="45720" distB="45720" distL="114300" distR="114300" simplePos="0" relativeHeight="251695104" behindDoc="0" locked="0" layoutInCell="1" allowOverlap="1" wp14:anchorId="32793491" wp14:editId="218415D3">
+                <wp:simplePos x="0" y="0"/>
+                <wp:positionH relativeFrom="column">
+                  <wp:posOffset>2701290</wp:posOffset>
+                </wp:positionH>
+                <wp:positionV relativeFrom="paragraph">
+                  <wp:posOffset>96520</wp:posOffset>
+                </wp:positionV>
+                <wp:extent cx="292100" cy="266700"/>
+                <wp:effectExtent l="0" t="0" r="0" b="0"/>
+                <wp:wrapSquare wrapText="bothSides"/>
+                <wp:docPr id="60" name="Надпись 2"/>
+                <wp:cNvGraphicFramePr>
+                  <a:graphicFrameLocks xmlns:a="http://schemas.openxmlformats.org/drawingml/2006/main"/>
+                </wp:cNvGraphicFramePr>
+                <a:graphic xmlns:a="http://schemas.openxmlformats.org/drawingml/2006/main">
+                  <a:graphicData uri="http://schemas.microsoft.com/office/word/2010/wordprocessingShape">
+                    <wps:wsp>
+                      <wps:cNvSpPr txBox="1">
+                        <a:spLocks noChangeArrowheads="1"/>
+                      </wps:cNvSpPr>
+                      <wps:spPr bwMode="auto">
+                        <a:xfrm>
+                          <a:off x="0" y="0"/>
+                          <a:ext cx="292100" cy="266700"/>
+                        </a:xfrm>
+                        <a:prstGeom prst="rect">
+                          <a:avLst/>
+                        </a:prstGeom>
+                        <a:noFill/>
+                        <a:ln w="9525">
+                          <a:noFill/>
+                          <a:miter lim="800000"/>
+                          <a:headEnd/>
+                          <a:tailEnd/>
+                        </a:ln>
+                      </wps:spPr>
+                      <wps:txbx>
+                        <w:txbxContent>
+                          <w:p>
+                            <w:pPr>
+                              <w:jc w:val="left"/>
+                              <w:rPr>
+                                <w:b/>
+                                <w:sz w:val="24"/>
+                                <w:szCs w:val="24"/>
+                                <w:lang w:val="en-US"/>
+                              </w:rPr>
+                            </w:pPr>
+                            <w:r>
+                              <w:rPr>
+                                <w:b/>
+                                <w:sz w:val="24"/>
+                                <w:szCs w:val="24"/>
+                                <w:lang w:val="en-US"/>
+                              </w:rPr>
+                              <w:t>{{</w:t>
+                            </w:r>
+                            <w:proofErr w:type="spellStart"/>
+                            <w:r>
+                              <w:rPr>
+                                <w:b/>
+                                <w:sz w:val="24"/>
+                                <w:szCs w:val="24"/>
+                                <w:lang w:val="en-US"/>
+                              </w:rPr>
+                              <w:t>checkDemontazh</w:t>
+                            </w:r>
+                            <w:proofErr w:type="spellEnd"/>
+                            <w:r>
+                              <w:rPr>
+                                <w:b/>
+                                <w:sz w:val="24"/>
+                                <w:szCs w:val="24"/>
+                                <w:lang w:val="en-US"/>
+                              </w:rPr>
+                              <w:t>}}</w:t>
+                            </w:r>
+                          </w:p>
+                        </w:txbxContent>
+                      </wps:txbx>
+                      <wps:bodyPr rot="0" vert="horz" wrap="square" lIns="91440" tIns="45720" rIns="91440" bIns="45720" anchor="t" anchorCtr="0">
+                        <a:noAutofit/>
+                      </wps:bodyPr>
+                    </wps:wsp>
+                  </a:graphicData>
+                </a:graphic>
+                <wp14:sizeRelH relativeFrom="margin">
+                  <wp14:pctWidth>0</wp14:pctWidth>
+                </wp14:sizeRelH>
+                <wp14:sizeRelV relativeFrom="margin">
+                  <wp14:pctHeight>0</wp14:pctHeight>
+                </wp14:sizeRelV>
+              </wp:anchor>
+            </w:drawing>
+          </mc:Choice>
+          <mc:Fallback>
+            <w:pict>
+              <v:shapetype w14:anchorId="32793491" id="_x0000_t202" coordsize="21600,21600" o:spt="202" path="m,l,21600r21600,l21600,xe">
+                <v:stroke joinstyle="miter"/>
+                <v:path gradientshapeok="t" o:connecttype="rect"/>
+              </v:shapetype>
+              <v:shape id="Надпись 2" o:spid="_x0000_s1028" type="#_x0000_t202" style="position:absolute;left:0;text-align:left;margin-left:212.7pt;margin-top:7.6pt;width:23pt;height:21pt;z-index:251695104;visibility:visible;mso-wrap-style:square;mso-width-percent:0;mso-height-percent:0;mso-wrap-distance-left:9pt;mso-wrap-distance-top:3.6pt;mso-wrap-distance-right:9pt;mso-wrap-distance-bottom:3.6pt;mso-position-horizontal:absolute;mso-position-horizontal-relative:text;mso-position-vertical:absolute;mso-position-vertical-relative:text;mso-width-percent:0;mso-height-percent:0;mso-width-relative:margin;mso-height-relative:margin;v-text-anchor:top" o:gfxdata="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" filled="f" stroked="f">
+                <v:textbox>
+                  <w:txbxContent>
+                    <w:p>
+                      <w:pPr>
+                        <w:jc w:val="left"/>
+                        <w:rPr>
+                          <w:b/>
+                          <w:sz w:val="24"/>
+                          <w:szCs w:val="24"/>
+                          <w:lang w:val="en-US"/>
+                        </w:rPr>
+                      </w:pPr>
+                      <w:r>
+                        <w:rPr>
+                          <w:b/>
+                          <w:sz w:val="24"/>
+                          <w:szCs w:val="24"/>
+                          <w:lang w:val="en-US"/>
+                        </w:rPr>
+                        <w:t>{{</w:t>
+                      </w:r>
+                      <w:proofErr w:type="spellStart"/>
+                      <w:r>
+                        <w:rPr>
+                          <w:b/>
+                          <w:sz w:val="24"/>
+                          <w:szCs w:val="24"/>
+                          <w:lang w:val="en-US"/>
+                        </w:rPr>
+                        <w:t>checkDemontazh</w:t>
+                      </w:r>
+                      <w:proofErr w:type="spellEnd"/>
+                      <w:r>
+                        <w:rPr>
+                          <w:b/>
+                          <w:sz w:val="24"/>
+                          <w:szCs w:val="24"/>
+                          <w:lang w:val="en-US"/>
+                        </w:rPr>
+                        <w:t>}}</w:t>
+                      </w:r>
+                    </w:p>
+                  </w:txbxContent>
+                </v:textbox>
+                <w10:wrap type="square"/>
+              </v:shape>
+            </w:pict>
+          </mc:Fallback>
+        </mc:AlternateContent>
+      </w:r>
+      <w:r>
+        <w:rPr>
+          <w:rFonts w:cs="Arial"/>
+          <w:noProof/>
+          <w:color w:val="000000"/>
+          <w:szCs w:val="24"/>
+          <w:lang w:eastAsia="ru-RU"/>
+        </w:rPr>
+        <mc:AlternateContent>
+          <mc:Choice Requires="wps">
+            <w:drawing>
+              <wp:anchor distT="45720" distB="45720" distL="114300" distR="114300" simplePos="0" relativeHeight="251693056" behindDoc="0" locked="0" layoutInCell="1" allowOverlap="1" wp14:anchorId="079F75FB" wp14:editId="78E57A6B">
                 <wp:simplePos x="0" y="0"/>
                 <wp:positionH relativeFrom="column">
                   <wp:posOffset>1983105</wp:posOffset>
@@ -1072,7 +1352,27 @@
                                 <w:szCs w:val="24"/>
                                 <w:lang w:val="en-US"/>
                               </w:rPr>
-                              <w:t>{{checkMontazh}}</w:t>
+                              <w:t>{{</w:t>
+                            </w:r>
+                            <w:proofErr w:type="spellStart"/>
+                            <w:r>
+                              <w:rPr>
+                                <w:b/>
+                                <w:sz w:val="24"/>
+                                <w:szCs w:val="24"/>
+                                <w:lang w:val="en-US"/>
+                              </w:rPr>
+                              <w:t>checkMontazh</w:t>
+                            </w:r>
+                            <w:proofErr w:type="spellEnd"/>
+                            <w:r>
+                              <w:rPr>
+                                <w:b/>
+                                <w:sz w:val="24"/>
+                                <w:szCs w:val="24"/>
+                                <w:lang w:val="en-US"/>
+                              </w:rPr>
+                              <w:t>}}</w:t>
                             </w:r>
                           </w:p>
                         </w:txbxContent>
@@ -1094,7 +1394,7 @@
           </mc:Choice>
           <mc:Fallback>
             <w:pict>
-              <v:shape w14:anchorId="079F75FB" id="Надпись 2" o:spid="_x0000_s1028" type="#_x0000_t202" style="position:absolute;left:0;text-align:left;margin-left:156.15pt;margin-top:8pt;width:22pt;height:23.85pt;z-index:251693056;visibility:visible;mso-wrap-style:square;mso-width-percent:0;mso-height-percent:0;mso-wrap-distance-left:9pt;mso-wrap-distance-top:3.6pt;mso-wrap-distance-right:9pt;mso-wrap-distance-bottom:3.6pt;mso-position-horizontal:absolute;mso-position-horizontal-relative:text;mso-position-vertical:absolute;mso-position-vertical-relative:text;mso-width-percent:0;mso-height-percent:0;mso-width-relative:margin;mso-height-relative:margin;v-text-anchor:top" o:gfxdata="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" filled="f" stroked="f">
+              <v:shape w14:anchorId="079F75FB" id="_x0000_s1029" type="#_x0000_t202" style="position:absolute;left:0;text-align:left;margin-left:156.15pt;margin-top:8pt;width:22pt;height:23.85pt;z-index:251693056;visibility:visible;mso-wrap-style:square;mso-width-percent:0;mso-height-percent:0;mso-wrap-distance-left:9pt;mso-wrap-distance-top:3.6pt;mso-wrap-distance-right:9pt;mso-wrap-distance-bottom:3.6pt;mso-position-horizontal:absolute;mso-position-horizontal-relative:text;mso-position-vertical:absolute;mso-position-vertical-relative:text;mso-width-percent:0;mso-height-percent:0;mso-width-relative:margin;mso-height-relative:margin;v-text-anchor:top" o:gfxdata="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" filled="f" stroked="f">
                 <v:textbox>
                   <w:txbxContent>
                     <w:p>
@@ -1113,119 +1413,9 @@
                           <w:szCs w:val="24"/>
                           <w:lang w:val="en-US"/>
                         </w:rPr>
-                        <w:t>{{checkMontazh}}</w:t>
+                        <w:t>{{</w:t>
                       </w:r>
-                    </w:p>
-                  </w:txbxContent>
-                </v:textbox>
-                <w10:wrap type="square"/>
-              </v:shape>
-            </w:pict>
-          </mc:Fallback>
-        </mc:AlternateContent>
-      </w:r>
-      <w:r>
-        <w:rPr>
-          <w:rFonts w:cs="Arial"/>
-          <w:noProof/>
-          <w:color w:val="000000"/>
-          <w:szCs w:val="24"/>
-          <w:lang w:eastAsia="ru-RU"/>
-        </w:rPr>
-        <mc:AlternateContent>
-          <mc:Choice Requires="wps">
-            <w:drawing>
-              <wp:anchor distT="45720" distB="45720" distL="114300" distR="114300" simplePos="0" relativeHeight="251695104" behindDoc="0" locked="0" layoutInCell="1" allowOverlap="1" wp14:anchorId="32793491" wp14:editId="5101A362">
-                <wp:simplePos x="0" y="0"/>
-                <wp:positionH relativeFrom="column">
-                  <wp:posOffset>2711450</wp:posOffset>
-                </wp:positionH>
-                <wp:positionV relativeFrom="paragraph">
-                  <wp:posOffset>125095</wp:posOffset>
-                </wp:positionV>
-                <wp:extent cx="292100" cy="266700"/>
-                <wp:effectExtent l="0" t="0" r="0" b="0"/>
-                <wp:wrapSquare wrapText="bothSides"/>
-                <wp:docPr id="60" name="Надпись 2"/>
-                <wp:cNvGraphicFramePr>
-                  <a:graphicFrameLocks xmlns:a="http://schemas.openxmlformats.org/drawingml/2006/main"/>
-                </wp:cNvGraphicFramePr>
-                <a:graphic xmlns:a="http://schemas.openxmlformats.org/drawingml/2006/main">
-                  <a:graphicData uri="http://schemas.microsoft.com/office/word/2010/wordprocessingShape">
-                    <wps:wsp>
-                      <wps:cNvSpPr txBox="1">
-                        <a:spLocks noChangeArrowheads="1"/>
-                      </wps:cNvSpPr>
-                      <wps:spPr bwMode="auto">
-                        <a:xfrm>
-                          <a:off x="0" y="0"/>
-                          <a:ext cx="292100" cy="266700"/>
-                        </a:xfrm>
-                        <a:prstGeom prst="rect">
-                          <a:avLst/>
-                        </a:prstGeom>
-                        <a:noFill/>
-                        <a:ln w="9525">
-                          <a:noFill/>
-                          <a:miter lim="800000"/>
-                          <a:headEnd/>
-                          <a:tailEnd/>
-                        </a:ln>
-                      </wps:spPr>
-                      <wps:txbx>
-                        <w:txbxContent>
-                          <w:p>
-                            <w:pPr>
-                              <w:jc w:val="left"/>
-                              <w:rPr>
-                                <w:b/>
-                                <w:sz w:val="24"/>
-                                <w:szCs w:val="24"/>
-                                <w:lang w:val="en-US"/>
-                              </w:rPr>
-                            </w:pPr>
-                            <w:r>
-                              <w:rPr>
-                                <w:b/>
-                                <w:sz w:val="24"/>
-                                <w:szCs w:val="24"/>
-                                <w:lang w:val="en-US"/>
-                              </w:rPr>
-                              <w:t>{{checkDemontazh}}</w:t>
-                            </w:r>
-                          </w:p>
-                        </w:txbxContent>
-                      </wps:txbx>
-                      <wps:bodyPr rot="0" vert="horz" wrap="square" lIns="91440" tIns="45720" rIns="91440" bIns="45720" anchor="t" anchorCtr="0">
-                        <a:noAutofit/>
-                      </wps:bodyPr>
-                    </wps:wsp>
-                  </a:graphicData>
-                </a:graphic>
-                <wp14:sizeRelH relativeFrom="margin">
-                  <wp14:pctWidth>0</wp14:pctWidth>
-                </wp14:sizeRelH>
-                <wp14:sizeRelV relativeFrom="margin">
-                  <wp14:pctHeight>0</wp14:pctHeight>
-                </wp14:sizeRelV>
-              </wp:anchor>
-            </w:drawing>
-          </mc:Choice>
-          <mc:Fallback>
-            <w:pict>
-              <v:shape w14:anchorId="32793491" id="_x0000_s1029" type="#_x0000_t202" style="position:absolute;left:0;text-align:left;margin-left:213.5pt;margin-top:9.85pt;width:23pt;height:21pt;z-index:251695104;visibility:visible;mso-wrap-style:square;mso-width-percent:0;mso-height-percent:0;mso-wrap-distance-left:9pt;mso-wrap-distance-top:3.6pt;mso-wrap-distance-right:9pt;mso-wrap-distance-bottom:3.6pt;mso-position-horizontal:absolute;mso-position-horizontal-relative:text;mso-position-vertical:absolute;mso-position-vertical-relative:text;mso-width-percent:0;mso-height-percent:0;mso-width-relative:margin;mso-height-relative:margin;v-text-anchor:top" o:gfxdata="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" filled="f" stroked="f">
-                <v:textbox>
-                  <w:txbxContent>
-                    <w:p>
-                      <w:pPr>
-                        <w:jc w:val="left"/>
-                        <w:rPr>
-                          <w:b/>
-                          <w:sz w:val="24"/>
-                          <w:szCs w:val="24"/>
-                          <w:lang w:val="en-US"/>
-                        </w:rPr>
-                      </w:pPr>
+                      <w:proofErr w:type="spellStart"/>
                       <w:r>
                         <w:rPr>
                           <w:b/>
@@ -1233,7 +1423,17 @@
                           <w:szCs w:val="24"/>
                           <w:lang w:val="en-US"/>
                         </w:rPr>
-                        <w:t>{{checkDemontazh}}</w:t>
+                        <w:t>checkMontazh</w:t>
+                      </w:r>
+                      <w:proofErr w:type="spellEnd"/>
+                      <w:r>
+                        <w:rPr>
+                          <w:b/>
+                          <w:sz w:val="24"/>
+                          <w:szCs w:val="24"/>
+                          <w:lang w:val="en-US"/>
+                        </w:rPr>
+                        <w:t>}}</w:t>
                       </w:r>
                     </w:p>
                   </w:txbxContent>
@@ -1517,14 +1717,14 @@
         <w:tblLook w:val="04A0" w:firstRow="1" w:lastRow="0" w:firstColumn="1" w:lastColumn="0" w:noHBand="0" w:noVBand="1"/>
       </w:tblPr>
       <w:tblGrid>
-        <w:gridCol w:w="421"/>
-        <w:gridCol w:w="1874"/>
-        <w:gridCol w:w="394"/>
-        <w:gridCol w:w="2126"/>
+        <w:gridCol w:w="420"/>
+        <w:gridCol w:w="1872"/>
         <w:gridCol w:w="425"/>
-        <w:gridCol w:w="2102"/>
-        <w:gridCol w:w="450"/>
-        <w:gridCol w:w="1984"/>
+        <w:gridCol w:w="2125"/>
+        <w:gridCol w:w="425"/>
+        <w:gridCol w:w="2101"/>
+        <w:gridCol w:w="425"/>
+        <w:gridCol w:w="1983"/>
       </w:tblGrid>
       <w:tr>
         <w:trPr>
@@ -1546,14 +1746,52 @@
                 <w:lang w:val="en-US" w:eastAsia="ru-RU"/>
               </w:rPr>
             </w:pPr>
+            <w:proofErr w:type="gramStart"/>
             <w:r>
               <w:rPr>
                 <w:sz w:val="22"/>
                 <w:szCs w:val="22"/>
                 <w:lang w:eastAsia="ru-RU"/>
               </w:rPr>
-              <w:t>{{ work_type_circles[</w:t>
-            </w:r>
+              <w:t xml:space="preserve">{{ </w:t>
+            </w:r>
+            <w:proofErr w:type="spellStart"/>
+            <w:r>
+              <w:rPr>
+                <w:sz w:val="22"/>
+                <w:szCs w:val="22"/>
+                <w:lang w:eastAsia="ru-RU"/>
+              </w:rPr>
+              <w:t>work</w:t>
+            </w:r>
+            <w:proofErr w:type="gramEnd"/>
+            <w:r>
+              <w:rPr>
+                <w:sz w:val="22"/>
+                <w:szCs w:val="22"/>
+                <w:lang w:eastAsia="ru-RU"/>
+              </w:rPr>
+              <w:t>_type_</w:t>
+            </w:r>
+            <w:proofErr w:type="gramStart"/>
+            <w:r>
+              <w:rPr>
+                <w:sz w:val="22"/>
+                <w:szCs w:val="22"/>
+                <w:lang w:eastAsia="ru-RU"/>
+              </w:rPr>
+              <w:t>circles</w:t>
+            </w:r>
+            <w:proofErr w:type="spellEnd"/>
+            <w:r>
+              <w:rPr>
+                <w:sz w:val="22"/>
+                <w:szCs w:val="22"/>
+                <w:lang w:eastAsia="ru-RU"/>
+              </w:rPr>
+              <w:t>[</w:t>
+            </w:r>
+            <w:proofErr w:type="gramEnd"/>
             <w:r>
               <w:rPr>
                 <w:sz w:val="22"/>
@@ -1598,7 +1836,7 @@
         </w:tc>
         <w:tc>
           <w:tcPr>
-            <w:tcW w:w="394" w:type="dxa"/>
+            <w:tcW w:w="425" w:type="dxa"/>
             <w:vAlign w:val="center"/>
           </w:tcPr>
           <w:p>
@@ -1610,12 +1848,42 @@
                 <w:lang w:eastAsia="ru-RU"/>
               </w:rPr>
             </w:pPr>
-            <w:r>
-              <w:rPr>
-                <w:lang w:eastAsia="ru-RU"/>
-              </w:rPr>
-              <w:t>{{ work_type_circles[</w:t>
-            </w:r>
+            <w:proofErr w:type="gramStart"/>
+            <w:r>
+              <w:rPr>
+                <w:lang w:eastAsia="ru-RU"/>
+              </w:rPr>
+              <w:t xml:space="preserve">{{ </w:t>
+            </w:r>
+            <w:proofErr w:type="spellStart"/>
+            <w:r>
+              <w:rPr>
+                <w:lang w:eastAsia="ru-RU"/>
+              </w:rPr>
+              <w:t>work</w:t>
+            </w:r>
+            <w:proofErr w:type="gramEnd"/>
+            <w:r>
+              <w:rPr>
+                <w:lang w:eastAsia="ru-RU"/>
+              </w:rPr>
+              <w:t>_type_</w:t>
+            </w:r>
+            <w:proofErr w:type="gramStart"/>
+            <w:r>
+              <w:rPr>
+                <w:lang w:eastAsia="ru-RU"/>
+              </w:rPr>
+              <w:t>circles</w:t>
+            </w:r>
+            <w:proofErr w:type="spellEnd"/>
+            <w:r>
+              <w:rPr>
+                <w:lang w:eastAsia="ru-RU"/>
+              </w:rPr>
+              <w:t>[</w:t>
+            </w:r>
+            <w:proofErr w:type="gramEnd"/>
             <w:r>
               <w:rPr>
                 <w:lang w:val="kk-KZ" w:eastAsia="ru-RU"/>
@@ -1668,12 +1936,42 @@
                 <w:lang w:eastAsia="ru-RU"/>
               </w:rPr>
             </w:pPr>
-            <w:r>
-              <w:rPr>
-                <w:lang w:eastAsia="ru-RU"/>
-              </w:rPr>
-              <w:t>{{ work_type_circles[</w:t>
-            </w:r>
+            <w:proofErr w:type="gramStart"/>
+            <w:r>
+              <w:rPr>
+                <w:lang w:eastAsia="ru-RU"/>
+              </w:rPr>
+              <w:t xml:space="preserve">{{ </w:t>
+            </w:r>
+            <w:proofErr w:type="spellStart"/>
+            <w:r>
+              <w:rPr>
+                <w:lang w:eastAsia="ru-RU"/>
+              </w:rPr>
+              <w:t>work</w:t>
+            </w:r>
+            <w:proofErr w:type="gramEnd"/>
+            <w:r>
+              <w:rPr>
+                <w:lang w:eastAsia="ru-RU"/>
+              </w:rPr>
+              <w:t>_type_</w:t>
+            </w:r>
+            <w:proofErr w:type="gramStart"/>
+            <w:r>
+              <w:rPr>
+                <w:lang w:eastAsia="ru-RU"/>
+              </w:rPr>
+              <w:t>circles</w:t>
+            </w:r>
+            <w:proofErr w:type="spellEnd"/>
+            <w:r>
+              <w:rPr>
+                <w:lang w:eastAsia="ru-RU"/>
+              </w:rPr>
+              <w:t>[</w:t>
+            </w:r>
+            <w:proofErr w:type="gramEnd"/>
             <w:r>
               <w:rPr>
                 <w:lang w:val="kk-KZ" w:eastAsia="ru-RU"/>
@@ -1727,7 +2025,7 @@
         </w:tc>
         <w:tc>
           <w:tcPr>
-            <w:tcW w:w="450" w:type="dxa"/>
+            <w:tcW w:w="425" w:type="dxa"/>
             <w:vAlign w:val="center"/>
           </w:tcPr>
           <w:p>
@@ -1739,12 +2037,42 @@
                 <w:lang w:eastAsia="ru-RU"/>
               </w:rPr>
             </w:pPr>
-            <w:r>
-              <w:rPr>
-                <w:lang w:eastAsia="ru-RU"/>
-              </w:rPr>
-              <w:t>{{ work_type_circles[</w:t>
-            </w:r>
+            <w:proofErr w:type="gramStart"/>
+            <w:r>
+              <w:rPr>
+                <w:lang w:eastAsia="ru-RU"/>
+              </w:rPr>
+              <w:t xml:space="preserve">{{ </w:t>
+            </w:r>
+            <w:proofErr w:type="spellStart"/>
+            <w:r>
+              <w:rPr>
+                <w:lang w:eastAsia="ru-RU"/>
+              </w:rPr>
+              <w:t>work</w:t>
+            </w:r>
+            <w:proofErr w:type="gramEnd"/>
+            <w:r>
+              <w:rPr>
+                <w:lang w:eastAsia="ru-RU"/>
+              </w:rPr>
+              <w:t>_type_</w:t>
+            </w:r>
+            <w:proofErr w:type="gramStart"/>
+            <w:r>
+              <w:rPr>
+                <w:lang w:eastAsia="ru-RU"/>
+              </w:rPr>
+              <w:t>circles</w:t>
+            </w:r>
+            <w:proofErr w:type="spellEnd"/>
+            <w:r>
+              <w:rPr>
+                <w:lang w:eastAsia="ru-RU"/>
+              </w:rPr>
+              <w:t>[</w:t>
+            </w:r>
+            <w:proofErr w:type="gramEnd"/>
             <w:r>
               <w:rPr>
                 <w:lang w:val="kk-KZ" w:eastAsia="ru-RU"/>
@@ -1804,14 +2132,52 @@
                 <w:lang w:val="en-US" w:eastAsia="ru-RU"/>
               </w:rPr>
             </w:pPr>
+            <w:proofErr w:type="gramStart"/>
             <w:r>
               <w:rPr>
                 <w:sz w:val="22"/>
                 <w:szCs w:val="22"/>
                 <w:lang w:eastAsia="ru-RU"/>
               </w:rPr>
-              <w:t>{{ work_type_circles[</w:t>
-            </w:r>
+              <w:t xml:space="preserve">{{ </w:t>
+            </w:r>
+            <w:proofErr w:type="spellStart"/>
+            <w:r>
+              <w:rPr>
+                <w:sz w:val="22"/>
+                <w:szCs w:val="22"/>
+                <w:lang w:eastAsia="ru-RU"/>
+              </w:rPr>
+              <w:t>work</w:t>
+            </w:r>
+            <w:proofErr w:type="gramEnd"/>
+            <w:r>
+              <w:rPr>
+                <w:sz w:val="22"/>
+                <w:szCs w:val="22"/>
+                <w:lang w:eastAsia="ru-RU"/>
+              </w:rPr>
+              <w:t>_type_</w:t>
+            </w:r>
+            <w:proofErr w:type="gramStart"/>
+            <w:r>
+              <w:rPr>
+                <w:sz w:val="22"/>
+                <w:szCs w:val="22"/>
+                <w:lang w:eastAsia="ru-RU"/>
+              </w:rPr>
+              <w:t>circles</w:t>
+            </w:r>
+            <w:proofErr w:type="spellEnd"/>
+            <w:r>
+              <w:rPr>
+                <w:sz w:val="22"/>
+                <w:szCs w:val="22"/>
+                <w:lang w:eastAsia="ru-RU"/>
+              </w:rPr>
+              <w:t>[</w:t>
+            </w:r>
+            <w:proofErr w:type="gramEnd"/>
             <w:r>
               <w:rPr>
                 <w:sz w:val="22"/>
@@ -1856,7 +2222,7 @@
         </w:tc>
         <w:tc>
           <w:tcPr>
-            <w:tcW w:w="394" w:type="dxa"/>
+            <w:tcW w:w="425" w:type="dxa"/>
             <w:vAlign w:val="center"/>
           </w:tcPr>
           <w:p>
@@ -1868,12 +2234,42 @@
                 <w:lang w:eastAsia="ru-RU"/>
               </w:rPr>
             </w:pPr>
-            <w:r>
-              <w:rPr>
-                <w:lang w:eastAsia="ru-RU"/>
-              </w:rPr>
-              <w:t>{{ work_type_circles[</w:t>
-            </w:r>
+            <w:proofErr w:type="gramStart"/>
+            <w:r>
+              <w:rPr>
+                <w:lang w:eastAsia="ru-RU"/>
+              </w:rPr>
+              <w:t xml:space="preserve">{{ </w:t>
+            </w:r>
+            <w:proofErr w:type="spellStart"/>
+            <w:r>
+              <w:rPr>
+                <w:lang w:eastAsia="ru-RU"/>
+              </w:rPr>
+              <w:t>work</w:t>
+            </w:r>
+            <w:proofErr w:type="gramEnd"/>
+            <w:r>
+              <w:rPr>
+                <w:lang w:eastAsia="ru-RU"/>
+              </w:rPr>
+              <w:t>_type_</w:t>
+            </w:r>
+            <w:proofErr w:type="gramStart"/>
+            <w:r>
+              <w:rPr>
+                <w:lang w:eastAsia="ru-RU"/>
+              </w:rPr>
+              <w:t>circles</w:t>
+            </w:r>
+            <w:proofErr w:type="spellEnd"/>
+            <w:r>
+              <w:rPr>
+                <w:lang w:eastAsia="ru-RU"/>
+              </w:rPr>
+              <w:t>[</w:t>
+            </w:r>
+            <w:proofErr w:type="gramEnd"/>
             <w:r>
               <w:rPr>
                 <w:lang w:val="kk-KZ" w:eastAsia="ru-RU"/>
@@ -1926,12 +2322,42 @@
                 <w:lang w:eastAsia="ru-RU"/>
               </w:rPr>
             </w:pPr>
-            <w:r>
-              <w:rPr>
-                <w:lang w:eastAsia="ru-RU"/>
-              </w:rPr>
-              <w:t>{{ work_type_circles[</w:t>
-            </w:r>
+            <w:proofErr w:type="gramStart"/>
+            <w:r>
+              <w:rPr>
+                <w:lang w:eastAsia="ru-RU"/>
+              </w:rPr>
+              <w:t xml:space="preserve">{{ </w:t>
+            </w:r>
+            <w:proofErr w:type="spellStart"/>
+            <w:r>
+              <w:rPr>
+                <w:lang w:eastAsia="ru-RU"/>
+              </w:rPr>
+              <w:t>work</w:t>
+            </w:r>
+            <w:proofErr w:type="gramEnd"/>
+            <w:r>
+              <w:rPr>
+                <w:lang w:eastAsia="ru-RU"/>
+              </w:rPr>
+              <w:t>_type_</w:t>
+            </w:r>
+            <w:proofErr w:type="gramStart"/>
+            <w:r>
+              <w:rPr>
+                <w:lang w:eastAsia="ru-RU"/>
+              </w:rPr>
+              <w:t>circles</w:t>
+            </w:r>
+            <w:proofErr w:type="spellEnd"/>
+            <w:r>
+              <w:rPr>
+                <w:lang w:eastAsia="ru-RU"/>
+              </w:rPr>
+              <w:t>[</w:t>
+            </w:r>
+            <w:proofErr w:type="gramEnd"/>
             <w:r>
               <w:rPr>
                 <w:lang w:val="kk-KZ" w:eastAsia="ru-RU"/>
@@ -1972,7 +2398,7 @@
         </w:tc>
         <w:tc>
           <w:tcPr>
-            <w:tcW w:w="450" w:type="dxa"/>
+            <w:tcW w:w="425" w:type="dxa"/>
             <w:vAlign w:val="center"/>
           </w:tcPr>
           <w:p>
@@ -1984,12 +2410,42 @@
                 <w:lang w:eastAsia="ru-RU"/>
               </w:rPr>
             </w:pPr>
-            <w:r>
-              <w:rPr>
-                <w:lang w:eastAsia="ru-RU"/>
-              </w:rPr>
-              <w:t>{{ work_type_circles[</w:t>
-            </w:r>
+            <w:proofErr w:type="gramStart"/>
+            <w:r>
+              <w:rPr>
+                <w:lang w:eastAsia="ru-RU"/>
+              </w:rPr>
+              <w:t xml:space="preserve">{{ </w:t>
+            </w:r>
+            <w:proofErr w:type="spellStart"/>
+            <w:r>
+              <w:rPr>
+                <w:lang w:eastAsia="ru-RU"/>
+              </w:rPr>
+              <w:t>work</w:t>
+            </w:r>
+            <w:proofErr w:type="gramEnd"/>
+            <w:r>
+              <w:rPr>
+                <w:lang w:eastAsia="ru-RU"/>
+              </w:rPr>
+              <w:t>_type_</w:t>
+            </w:r>
+            <w:proofErr w:type="gramStart"/>
+            <w:r>
+              <w:rPr>
+                <w:lang w:eastAsia="ru-RU"/>
+              </w:rPr>
+              <w:t>circles</w:t>
+            </w:r>
+            <w:proofErr w:type="spellEnd"/>
+            <w:r>
+              <w:rPr>
+                <w:lang w:eastAsia="ru-RU"/>
+              </w:rPr>
+              <w:t>[</w:t>
+            </w:r>
+            <w:proofErr w:type="gramEnd"/>
             <w:r>
               <w:rPr>
                 <w:lang w:val="kk-KZ" w:eastAsia="ru-RU"/>
@@ -2057,14 +2513,52 @@
                 <w:lang w:val="en-US" w:eastAsia="ru-RU"/>
               </w:rPr>
             </w:pPr>
+            <w:proofErr w:type="gramStart"/>
             <w:r>
               <w:rPr>
                 <w:sz w:val="22"/>
                 <w:szCs w:val="22"/>
                 <w:lang w:eastAsia="ru-RU"/>
               </w:rPr>
-              <w:t>{{ work_type_circles[</w:t>
-            </w:r>
+              <w:t xml:space="preserve">{{ </w:t>
+            </w:r>
+            <w:proofErr w:type="spellStart"/>
+            <w:r>
+              <w:rPr>
+                <w:sz w:val="22"/>
+                <w:szCs w:val="22"/>
+                <w:lang w:eastAsia="ru-RU"/>
+              </w:rPr>
+              <w:t>work</w:t>
+            </w:r>
+            <w:proofErr w:type="gramEnd"/>
+            <w:r>
+              <w:rPr>
+                <w:sz w:val="22"/>
+                <w:szCs w:val="22"/>
+                <w:lang w:eastAsia="ru-RU"/>
+              </w:rPr>
+              <w:t>_type_</w:t>
+            </w:r>
+            <w:proofErr w:type="gramStart"/>
+            <w:r>
+              <w:rPr>
+                <w:sz w:val="22"/>
+                <w:szCs w:val="22"/>
+                <w:lang w:eastAsia="ru-RU"/>
+              </w:rPr>
+              <w:t>circles</w:t>
+            </w:r>
+            <w:proofErr w:type="spellEnd"/>
+            <w:r>
+              <w:rPr>
+                <w:sz w:val="22"/>
+                <w:szCs w:val="22"/>
+                <w:lang w:eastAsia="ru-RU"/>
+              </w:rPr>
+              <w:t>[</w:t>
+            </w:r>
+            <w:proofErr w:type="gramEnd"/>
             <w:r>
               <w:rPr>
                 <w:sz w:val="22"/>
@@ -2111,7 +2605,7 @@
         </w:tc>
         <w:tc>
           <w:tcPr>
-            <w:tcW w:w="394" w:type="dxa"/>
+            <w:tcW w:w="425" w:type="dxa"/>
             <w:vAlign w:val="center"/>
           </w:tcPr>
           <w:p>
@@ -2123,17 +2617,46 @@
                 <w:lang w:eastAsia="ru-RU"/>
               </w:rPr>
             </w:pPr>
-            <w:r>
-              <w:rPr>
-                <w:lang w:eastAsia="ru-RU"/>
-              </w:rPr>
-              <w:t>{{ work_type_circles[</w:t>
-            </w:r>
+            <w:proofErr w:type="gramStart"/>
+            <w:r>
+              <w:rPr>
+                <w:lang w:eastAsia="ru-RU"/>
+              </w:rPr>
+              <w:t xml:space="preserve">{{ </w:t>
+            </w:r>
+            <w:proofErr w:type="spellStart"/>
+            <w:r>
+              <w:rPr>
+                <w:lang w:eastAsia="ru-RU"/>
+              </w:rPr>
+              <w:t>work</w:t>
+            </w:r>
+            <w:proofErr w:type="gramEnd"/>
+            <w:r>
+              <w:rPr>
+                <w:lang w:eastAsia="ru-RU"/>
+              </w:rPr>
+              <w:t>_type_</w:t>
+            </w:r>
+            <w:proofErr w:type="gramStart"/>
+            <w:r>
+              <w:rPr>
+                <w:lang w:eastAsia="ru-RU"/>
+              </w:rPr>
+              <w:t>circles</w:t>
+            </w:r>
+            <w:proofErr w:type="spellEnd"/>
+            <w:r>
+              <w:rPr>
+                <w:lang w:eastAsia="ru-RU"/>
+              </w:rPr>
+              <w:t>[</w:t>
+            </w:r>
+            <w:proofErr w:type="gramEnd"/>
             <w:r>
               <w:rPr>
                 <w:lang w:val="kk-KZ" w:eastAsia="ru-RU"/>
               </w:rPr>
-              <w:lastRenderedPageBreak/>
               <w:t>8</w:t>
             </w:r>
             <w:r>
@@ -2158,15 +2681,34 @@
                 <w:lang w:eastAsia="ru-RU"/>
               </w:rPr>
             </w:pPr>
+            <w:proofErr w:type="spellStart"/>
             <w:r>
               <w:rPr>
                 <w:rFonts w:eastAsia="Times New Roman"/>
                 <w:szCs w:val="22"/>
                 <w:lang w:val="en-US" w:eastAsia="ru-RU"/>
               </w:rPr>
-              <w:lastRenderedPageBreak/>
-              <w:t>Монтаж лотков</w:t>
-            </w:r>
+              <w:t>Монтаж</w:t>
+            </w:r>
+            <w:proofErr w:type="spellEnd"/>
+            <w:r>
+              <w:rPr>
+                <w:rFonts w:eastAsia="Times New Roman"/>
+                <w:szCs w:val="22"/>
+                <w:lang w:val="en-US" w:eastAsia="ru-RU"/>
+              </w:rPr>
+              <w:t xml:space="preserve"> </w:t>
+            </w:r>
+            <w:proofErr w:type="spellStart"/>
+            <w:r>
+              <w:rPr>
+                <w:rFonts w:eastAsia="Times New Roman"/>
+                <w:szCs w:val="22"/>
+                <w:lang w:val="en-US" w:eastAsia="ru-RU"/>
+              </w:rPr>
+              <w:t>лотков</w:t>
+            </w:r>
+            <w:proofErr w:type="spellEnd"/>
           </w:p>
         </w:tc>
         <w:tc>
@@ -2183,12 +2725,42 @@
                 <w:lang w:eastAsia="ru-RU"/>
               </w:rPr>
             </w:pPr>
-            <w:r>
-              <w:rPr>
-                <w:lang w:eastAsia="ru-RU"/>
-              </w:rPr>
-              <w:t>{{ work_type_circles[</w:t>
-            </w:r>
+            <w:proofErr w:type="gramStart"/>
+            <w:r>
+              <w:rPr>
+                <w:lang w:eastAsia="ru-RU"/>
+              </w:rPr>
+              <w:t xml:space="preserve">{{ </w:t>
+            </w:r>
+            <w:proofErr w:type="spellStart"/>
+            <w:r>
+              <w:rPr>
+                <w:lang w:eastAsia="ru-RU"/>
+              </w:rPr>
+              <w:t>work</w:t>
+            </w:r>
+            <w:proofErr w:type="gramEnd"/>
+            <w:r>
+              <w:rPr>
+                <w:lang w:eastAsia="ru-RU"/>
+              </w:rPr>
+              <w:t>_type_</w:t>
+            </w:r>
+            <w:proofErr w:type="gramStart"/>
+            <w:r>
+              <w:rPr>
+                <w:lang w:eastAsia="ru-RU"/>
+              </w:rPr>
+              <w:t>circles</w:t>
+            </w:r>
+            <w:proofErr w:type="spellEnd"/>
+            <w:r>
+              <w:rPr>
+                <w:lang w:eastAsia="ru-RU"/>
+              </w:rPr>
+              <w:t>[</w:t>
+            </w:r>
+            <w:proofErr w:type="gramEnd"/>
             <w:r>
               <w:rPr>
                 <w:lang w:val="kk-KZ" w:eastAsia="ru-RU"/>
@@ -2217,19 +2789,39 @@
                 <w:lang w:eastAsia="ru-RU"/>
               </w:rPr>
             </w:pPr>
+            <w:proofErr w:type="spellStart"/>
             <w:r>
               <w:rPr>
                 <w:rFonts w:eastAsia="Times New Roman"/>
                 <w:szCs w:val="22"/>
                 <w:lang w:val="en-US" w:eastAsia="ru-RU"/>
               </w:rPr>
-              <w:t>Окраска резервуара</w:t>
-            </w:r>
+              <w:t>Окраска</w:t>
+            </w:r>
+            <w:proofErr w:type="spellEnd"/>
+            <w:r>
+              <w:rPr>
+                <w:rFonts w:eastAsia="Times New Roman"/>
+                <w:szCs w:val="22"/>
+                <w:lang w:val="en-US" w:eastAsia="ru-RU"/>
+              </w:rPr>
+              <w:t xml:space="preserve"> </w:t>
+            </w:r>
+            <w:proofErr w:type="spellStart"/>
+            <w:r>
+              <w:rPr>
+                <w:rFonts w:eastAsia="Times New Roman"/>
+                <w:szCs w:val="22"/>
+                <w:lang w:val="en-US" w:eastAsia="ru-RU"/>
+              </w:rPr>
+              <w:t>резервуара</w:t>
+            </w:r>
+            <w:proofErr w:type="spellEnd"/>
           </w:p>
         </w:tc>
         <w:tc>
           <w:tcPr>
-            <w:tcW w:w="450" w:type="dxa"/>
+            <w:tcW w:w="425" w:type="dxa"/>
             <w:vAlign w:val="center"/>
           </w:tcPr>
           <w:p>
@@ -2241,12 +2833,42 @@
                 <w:lang w:val="en-US" w:eastAsia="ru-RU"/>
               </w:rPr>
             </w:pPr>
-            <w:r>
-              <w:rPr>
-                <w:lang w:eastAsia="ru-RU"/>
-              </w:rPr>
-              <w:t>{{ work_type_circles[</w:t>
-            </w:r>
+            <w:proofErr w:type="gramStart"/>
+            <w:r>
+              <w:rPr>
+                <w:lang w:eastAsia="ru-RU"/>
+              </w:rPr>
+              <w:t xml:space="preserve">{{ </w:t>
+            </w:r>
+            <w:proofErr w:type="spellStart"/>
+            <w:r>
+              <w:rPr>
+                <w:lang w:eastAsia="ru-RU"/>
+              </w:rPr>
+              <w:t>work</w:t>
+            </w:r>
+            <w:proofErr w:type="gramEnd"/>
+            <w:r>
+              <w:rPr>
+                <w:lang w:eastAsia="ru-RU"/>
+              </w:rPr>
+              <w:t>_type_</w:t>
+            </w:r>
+            <w:proofErr w:type="gramStart"/>
+            <w:r>
+              <w:rPr>
+                <w:lang w:eastAsia="ru-RU"/>
+              </w:rPr>
+              <w:t>circles</w:t>
+            </w:r>
+            <w:proofErr w:type="spellEnd"/>
+            <w:r>
+              <w:rPr>
+                <w:lang w:eastAsia="ru-RU"/>
+              </w:rPr>
+              <w:t>[</w:t>
+            </w:r>
+            <w:proofErr w:type="gramEnd"/>
             <w:r>
               <w:rPr>
                 <w:lang w:val="kk-KZ" w:eastAsia="ru-RU"/>
@@ -2275,14 +2897,34 @@
                 <w:lang w:val="sr-Cyrl-RS" w:eastAsia="ru-RU"/>
               </w:rPr>
             </w:pPr>
+            <w:proofErr w:type="spellStart"/>
             <w:r>
               <w:rPr>
                 <w:rFonts w:eastAsia="Times New Roman"/>
                 <w:szCs w:val="22"/>
                 <w:lang w:val="en-US" w:eastAsia="ru-RU"/>
               </w:rPr>
-              <w:t>Окраска трубы</w:t>
-            </w:r>
+              <w:t>Окраска</w:t>
+            </w:r>
+            <w:proofErr w:type="spellEnd"/>
+            <w:r>
+              <w:rPr>
+                <w:rFonts w:eastAsia="Times New Roman"/>
+                <w:szCs w:val="22"/>
+                <w:lang w:val="en-US" w:eastAsia="ru-RU"/>
+              </w:rPr>
+              <w:t xml:space="preserve"> </w:t>
+            </w:r>
+            <w:proofErr w:type="spellStart"/>
+            <w:r>
+              <w:rPr>
+                <w:rFonts w:eastAsia="Times New Roman"/>
+                <w:szCs w:val="22"/>
+                <w:lang w:val="en-US" w:eastAsia="ru-RU"/>
+              </w:rPr>
+              <w:t>трубы</w:t>
+            </w:r>
+            <w:proofErr w:type="spellEnd"/>
           </w:p>
         </w:tc>
       </w:tr>
@@ -2306,14 +2948,52 @@
                 <w:lang w:val="sr-Cyrl-RS" w:eastAsia="ru-RU"/>
               </w:rPr>
             </w:pPr>
+            <w:proofErr w:type="gramStart"/>
             <w:r>
               <w:rPr>
                 <w:sz w:val="22"/>
                 <w:szCs w:val="22"/>
                 <w:lang w:eastAsia="ru-RU"/>
               </w:rPr>
-              <w:t>{{ work_type_circles[</w:t>
-            </w:r>
+              <w:t xml:space="preserve">{{ </w:t>
+            </w:r>
+            <w:proofErr w:type="spellStart"/>
+            <w:r>
+              <w:rPr>
+                <w:sz w:val="22"/>
+                <w:szCs w:val="22"/>
+                <w:lang w:eastAsia="ru-RU"/>
+              </w:rPr>
+              <w:t>work</w:t>
+            </w:r>
+            <w:proofErr w:type="gramEnd"/>
+            <w:r>
+              <w:rPr>
+                <w:sz w:val="22"/>
+                <w:szCs w:val="22"/>
+                <w:lang w:eastAsia="ru-RU"/>
+              </w:rPr>
+              <w:t>_type_</w:t>
+            </w:r>
+            <w:proofErr w:type="gramStart"/>
+            <w:r>
+              <w:rPr>
+                <w:sz w:val="22"/>
+                <w:szCs w:val="22"/>
+                <w:lang w:eastAsia="ru-RU"/>
+              </w:rPr>
+              <w:t>circles</w:t>
+            </w:r>
+            <w:proofErr w:type="spellEnd"/>
+            <w:r>
+              <w:rPr>
+                <w:sz w:val="22"/>
+                <w:szCs w:val="22"/>
+                <w:lang w:eastAsia="ru-RU"/>
+              </w:rPr>
+              <w:t>[</w:t>
+            </w:r>
+            <w:proofErr w:type="gramEnd"/>
             <w:r>
               <w:rPr>
                 <w:sz w:val="22"/>
@@ -2346,13 +3026,23 @@
                 <w:lang w:val="sr-Cyrl-RS" w:eastAsia="ru-RU"/>
               </w:rPr>
             </w:pPr>
+            <w:proofErr w:type="spellStart"/>
             <w:r>
               <w:rPr>
                 <w:rFonts w:eastAsia="Times New Roman"/>
                 <w:szCs w:val="22"/>
                 <w:lang w:val="en-US" w:eastAsia="ru-RU"/>
               </w:rPr>
-              <w:t xml:space="preserve">Монтаж </w:t>
+              <w:t>Монтаж</w:t>
+            </w:r>
+            <w:proofErr w:type="spellEnd"/>
+            <w:r>
+              <w:rPr>
+                <w:rFonts w:eastAsia="Times New Roman"/>
+                <w:szCs w:val="22"/>
+                <w:lang w:val="en-US" w:eastAsia="ru-RU"/>
+              </w:rPr>
+              <w:t xml:space="preserve"> </w:t>
             </w:r>
             <w:r>
               <w:rPr>
@@ -2380,7 +3070,7 @@
         </w:tc>
         <w:tc>
           <w:tcPr>
-            <w:tcW w:w="394" w:type="dxa"/>
+            <w:tcW w:w="425" w:type="dxa"/>
             <w:vAlign w:val="center"/>
           </w:tcPr>
           <w:p>
@@ -2392,12 +3082,42 @@
                 <w:lang w:eastAsia="ru-RU"/>
               </w:rPr>
             </w:pPr>
-            <w:r>
-              <w:rPr>
-                <w:lang w:eastAsia="ru-RU"/>
-              </w:rPr>
-              <w:t>{{ work_type_circles[</w:t>
-            </w:r>
+            <w:proofErr w:type="gramStart"/>
+            <w:r>
+              <w:rPr>
+                <w:lang w:eastAsia="ru-RU"/>
+              </w:rPr>
+              <w:t xml:space="preserve">{{ </w:t>
+            </w:r>
+            <w:proofErr w:type="spellStart"/>
+            <w:r>
+              <w:rPr>
+                <w:lang w:eastAsia="ru-RU"/>
+              </w:rPr>
+              <w:t>work</w:t>
+            </w:r>
+            <w:proofErr w:type="gramEnd"/>
+            <w:r>
+              <w:rPr>
+                <w:lang w:eastAsia="ru-RU"/>
+              </w:rPr>
+              <w:t>_type_</w:t>
+            </w:r>
+            <w:proofErr w:type="gramStart"/>
+            <w:r>
+              <w:rPr>
+                <w:lang w:eastAsia="ru-RU"/>
+              </w:rPr>
+              <w:t>circles</w:t>
+            </w:r>
+            <w:proofErr w:type="spellEnd"/>
+            <w:r>
+              <w:rPr>
+                <w:lang w:eastAsia="ru-RU"/>
+              </w:rPr>
+              <w:t>[</w:t>
+            </w:r>
+            <w:proofErr w:type="gramEnd"/>
             <w:r>
               <w:rPr>
                 <w:lang w:val="kk-KZ" w:eastAsia="ru-RU"/>
@@ -2426,14 +3146,34 @@
                 <w:lang w:eastAsia="ru-RU"/>
               </w:rPr>
             </w:pPr>
+            <w:proofErr w:type="spellStart"/>
             <w:r>
               <w:rPr>
                 <w:rFonts w:eastAsia="Times New Roman"/>
                 <w:szCs w:val="22"/>
                 <w:lang w:val="en-US" w:eastAsia="ru-RU"/>
               </w:rPr>
-              <w:t>Монтаж оборудования</w:t>
-            </w:r>
+              <w:t>Монтаж</w:t>
+            </w:r>
+            <w:proofErr w:type="spellEnd"/>
+            <w:r>
+              <w:rPr>
+                <w:rFonts w:eastAsia="Times New Roman"/>
+                <w:szCs w:val="22"/>
+                <w:lang w:val="en-US" w:eastAsia="ru-RU"/>
+              </w:rPr>
+              <w:t xml:space="preserve"> </w:t>
+            </w:r>
+            <w:proofErr w:type="spellStart"/>
+            <w:r>
+              <w:rPr>
+                <w:rFonts w:eastAsia="Times New Roman"/>
+                <w:szCs w:val="22"/>
+                <w:lang w:val="en-US" w:eastAsia="ru-RU"/>
+              </w:rPr>
+              <w:t>оборудования</w:t>
+            </w:r>
+            <w:proofErr w:type="spellEnd"/>
           </w:p>
         </w:tc>
         <w:tc>
@@ -2450,12 +3190,42 @@
                 <w:lang w:eastAsia="ru-RU"/>
               </w:rPr>
             </w:pPr>
-            <w:r>
-              <w:rPr>
-                <w:lang w:eastAsia="ru-RU"/>
-              </w:rPr>
-              <w:t>{{ work_type_circles[</w:t>
-            </w:r>
+            <w:proofErr w:type="gramStart"/>
+            <w:r>
+              <w:rPr>
+                <w:lang w:eastAsia="ru-RU"/>
+              </w:rPr>
+              <w:t xml:space="preserve">{{ </w:t>
+            </w:r>
+            <w:proofErr w:type="spellStart"/>
+            <w:r>
+              <w:rPr>
+                <w:lang w:eastAsia="ru-RU"/>
+              </w:rPr>
+              <w:t>work</w:t>
+            </w:r>
+            <w:proofErr w:type="gramEnd"/>
+            <w:r>
+              <w:rPr>
+                <w:lang w:eastAsia="ru-RU"/>
+              </w:rPr>
+              <w:t>_type_</w:t>
+            </w:r>
+            <w:proofErr w:type="gramStart"/>
+            <w:r>
+              <w:rPr>
+                <w:lang w:eastAsia="ru-RU"/>
+              </w:rPr>
+              <w:t>circles</w:t>
+            </w:r>
+            <w:proofErr w:type="spellEnd"/>
+            <w:r>
+              <w:rPr>
+                <w:lang w:eastAsia="ru-RU"/>
+              </w:rPr>
+              <w:t>[</w:t>
+            </w:r>
+            <w:proofErr w:type="gramEnd"/>
             <w:r>
               <w:rPr>
                 <w:lang w:val="kk-KZ" w:eastAsia="ru-RU"/>
@@ -2496,7 +3266,7 @@
         </w:tc>
         <w:tc>
           <w:tcPr>
-            <w:tcW w:w="450" w:type="dxa"/>
+            <w:tcW w:w="425" w:type="dxa"/>
             <w:vAlign w:val="center"/>
           </w:tcPr>
           <w:p>
@@ -2508,12 +3278,42 @@
                 <w:lang w:val="en-US" w:eastAsia="ru-RU"/>
               </w:rPr>
             </w:pPr>
-            <w:r>
-              <w:rPr>
-                <w:lang w:eastAsia="ru-RU"/>
-              </w:rPr>
-              <w:t>{{ work_type_circles[</w:t>
-            </w:r>
+            <w:proofErr w:type="gramStart"/>
+            <w:r>
+              <w:rPr>
+                <w:lang w:eastAsia="ru-RU"/>
+              </w:rPr>
+              <w:t xml:space="preserve">{{ </w:t>
+            </w:r>
+            <w:proofErr w:type="spellStart"/>
+            <w:r>
+              <w:rPr>
+                <w:lang w:eastAsia="ru-RU"/>
+              </w:rPr>
+              <w:t>work</w:t>
+            </w:r>
+            <w:proofErr w:type="gramEnd"/>
+            <w:r>
+              <w:rPr>
+                <w:lang w:eastAsia="ru-RU"/>
+              </w:rPr>
+              <w:t>_type_</w:t>
+            </w:r>
+            <w:proofErr w:type="gramStart"/>
+            <w:r>
+              <w:rPr>
+                <w:lang w:eastAsia="ru-RU"/>
+              </w:rPr>
+              <w:t>circles</w:t>
+            </w:r>
+            <w:proofErr w:type="spellEnd"/>
+            <w:r>
+              <w:rPr>
+                <w:lang w:eastAsia="ru-RU"/>
+              </w:rPr>
+              <w:t>[</w:t>
+            </w:r>
+            <w:proofErr w:type="gramEnd"/>
             <w:r>
               <w:rPr>
                 <w:lang w:val="kk-KZ" w:eastAsia="ru-RU"/>
@@ -2542,14 +3342,52 @@
                 <w:lang w:eastAsia="ru-RU"/>
               </w:rPr>
             </w:pPr>
+            <w:proofErr w:type="spellStart"/>
             <w:r>
               <w:rPr>
                 <w:rFonts w:eastAsia="Times New Roman"/>
                 <w:szCs w:val="22"/>
                 <w:lang w:val="en-US" w:eastAsia="ru-RU"/>
               </w:rPr>
-              <w:t>Окраска болтовых соединений</w:t>
-            </w:r>
+              <w:t>Окраска</w:t>
+            </w:r>
+            <w:proofErr w:type="spellEnd"/>
+            <w:r>
+              <w:rPr>
+                <w:rFonts w:eastAsia="Times New Roman"/>
+                <w:szCs w:val="22"/>
+                <w:lang w:val="en-US" w:eastAsia="ru-RU"/>
+              </w:rPr>
+              <w:t xml:space="preserve"> </w:t>
+            </w:r>
+            <w:proofErr w:type="spellStart"/>
+            <w:r>
+              <w:rPr>
+                <w:rFonts w:eastAsia="Times New Roman"/>
+                <w:szCs w:val="22"/>
+                <w:lang w:val="en-US" w:eastAsia="ru-RU"/>
+              </w:rPr>
+              <w:t>болтовых</w:t>
+            </w:r>
+            <w:proofErr w:type="spellEnd"/>
+            <w:r>
+              <w:rPr>
+                <w:rFonts w:eastAsia="Times New Roman"/>
+                <w:szCs w:val="22"/>
+                <w:lang w:val="en-US" w:eastAsia="ru-RU"/>
+              </w:rPr>
+              <w:t xml:space="preserve"> </w:t>
+            </w:r>
+            <w:proofErr w:type="spellStart"/>
+            <w:r>
+              <w:rPr>
+                <w:rFonts w:eastAsia="Times New Roman"/>
+                <w:szCs w:val="22"/>
+                <w:lang w:val="en-US" w:eastAsia="ru-RU"/>
+              </w:rPr>
+              <w:t>соединений</w:t>
+            </w:r>
+            <w:proofErr w:type="spellEnd"/>
           </w:p>
         </w:tc>
       </w:tr>
@@ -2572,14 +3410,52 @@
                 <w:lang w:val="en-US" w:eastAsia="ru-RU"/>
               </w:rPr>
             </w:pPr>
+            <w:proofErr w:type="gramStart"/>
             <w:r>
               <w:rPr>
                 <w:sz w:val="22"/>
                 <w:szCs w:val="22"/>
                 <w:lang w:eastAsia="ru-RU"/>
               </w:rPr>
-              <w:t>{{ work_type_circles[</w:t>
-            </w:r>
+              <w:t xml:space="preserve">{{ </w:t>
+            </w:r>
+            <w:proofErr w:type="spellStart"/>
+            <w:r>
+              <w:rPr>
+                <w:sz w:val="22"/>
+                <w:szCs w:val="22"/>
+                <w:lang w:eastAsia="ru-RU"/>
+              </w:rPr>
+              <w:t>work</w:t>
+            </w:r>
+            <w:proofErr w:type="gramEnd"/>
+            <w:r>
+              <w:rPr>
+                <w:sz w:val="22"/>
+                <w:szCs w:val="22"/>
+                <w:lang w:eastAsia="ru-RU"/>
+              </w:rPr>
+              <w:t>_type_</w:t>
+            </w:r>
+            <w:proofErr w:type="gramStart"/>
+            <w:r>
+              <w:rPr>
+                <w:sz w:val="22"/>
+                <w:szCs w:val="22"/>
+                <w:lang w:eastAsia="ru-RU"/>
+              </w:rPr>
+              <w:t>circles</w:t>
+            </w:r>
+            <w:proofErr w:type="spellEnd"/>
+            <w:r>
+              <w:rPr>
+                <w:sz w:val="22"/>
+                <w:szCs w:val="22"/>
+                <w:lang w:eastAsia="ru-RU"/>
+              </w:rPr>
+              <w:t>[</w:t>
+            </w:r>
+            <w:proofErr w:type="gramEnd"/>
             <w:r>
               <w:rPr>
                 <w:sz w:val="22"/>
@@ -2625,7 +3501,7 @@
         </w:tc>
         <w:tc>
           <w:tcPr>
-            <w:tcW w:w="394" w:type="dxa"/>
+            <w:tcW w:w="425" w:type="dxa"/>
             <w:vAlign w:val="center"/>
           </w:tcPr>
           <w:p>
@@ -2637,12 +3513,42 @@
                 <w:lang w:eastAsia="ru-RU"/>
               </w:rPr>
             </w:pPr>
-            <w:r>
-              <w:rPr>
-                <w:lang w:eastAsia="ru-RU"/>
-              </w:rPr>
-              <w:t>{{ work_type_circles[</w:t>
-            </w:r>
+            <w:proofErr w:type="gramStart"/>
+            <w:r>
+              <w:rPr>
+                <w:lang w:eastAsia="ru-RU"/>
+              </w:rPr>
+              <w:t xml:space="preserve">{{ </w:t>
+            </w:r>
+            <w:proofErr w:type="spellStart"/>
+            <w:r>
+              <w:rPr>
+                <w:lang w:eastAsia="ru-RU"/>
+              </w:rPr>
+              <w:t>work</w:t>
+            </w:r>
+            <w:proofErr w:type="gramEnd"/>
+            <w:r>
+              <w:rPr>
+                <w:lang w:eastAsia="ru-RU"/>
+              </w:rPr>
+              <w:t>_type_</w:t>
+            </w:r>
+            <w:proofErr w:type="gramStart"/>
+            <w:r>
+              <w:rPr>
+                <w:lang w:eastAsia="ru-RU"/>
+              </w:rPr>
+              <w:t>circles</w:t>
+            </w:r>
+            <w:proofErr w:type="spellEnd"/>
+            <w:r>
+              <w:rPr>
+                <w:lang w:eastAsia="ru-RU"/>
+              </w:rPr>
+              <w:t>[</w:t>
+            </w:r>
+            <w:proofErr w:type="gramEnd"/>
             <w:r>
               <w:rPr>
                 <w:lang w:val="kk-KZ" w:eastAsia="ru-RU"/>
@@ -2695,12 +3601,42 @@
                 <w:lang w:eastAsia="ru-RU"/>
               </w:rPr>
             </w:pPr>
-            <w:r>
-              <w:rPr>
-                <w:lang w:eastAsia="ru-RU"/>
-              </w:rPr>
-              <w:t>{{ work_type_circles[</w:t>
-            </w:r>
+            <w:proofErr w:type="gramStart"/>
+            <w:r>
+              <w:rPr>
+                <w:lang w:eastAsia="ru-RU"/>
+              </w:rPr>
+              <w:t xml:space="preserve">{{ </w:t>
+            </w:r>
+            <w:proofErr w:type="spellStart"/>
+            <w:r>
+              <w:rPr>
+                <w:lang w:eastAsia="ru-RU"/>
+              </w:rPr>
+              <w:t>work</w:t>
+            </w:r>
+            <w:proofErr w:type="gramEnd"/>
+            <w:r>
+              <w:rPr>
+                <w:lang w:eastAsia="ru-RU"/>
+              </w:rPr>
+              <w:t>_type_</w:t>
+            </w:r>
+            <w:proofErr w:type="gramStart"/>
+            <w:r>
+              <w:rPr>
+                <w:lang w:eastAsia="ru-RU"/>
+              </w:rPr>
+              <w:t>circles</w:t>
+            </w:r>
+            <w:proofErr w:type="spellEnd"/>
+            <w:r>
+              <w:rPr>
+                <w:lang w:eastAsia="ru-RU"/>
+              </w:rPr>
+              <w:t>[</w:t>
+            </w:r>
+            <w:proofErr w:type="gramEnd"/>
             <w:r>
               <w:rPr>
                 <w:lang w:val="kk-KZ" w:eastAsia="ru-RU"/>
@@ -2730,19 +3666,39 @@
                 <w:lang w:val="en-US" w:eastAsia="ru-RU"/>
               </w:rPr>
             </w:pPr>
+            <w:proofErr w:type="spellStart"/>
             <w:r>
               <w:rPr>
                 <w:rFonts w:eastAsia="Times New Roman"/>
                 <w:szCs w:val="22"/>
                 <w:lang w:val="en-US" w:eastAsia="ru-RU"/>
               </w:rPr>
-              <w:t>Абразивная обработка</w:t>
-            </w:r>
+              <w:t>Абразивная</w:t>
+            </w:r>
+            <w:proofErr w:type="spellEnd"/>
+            <w:r>
+              <w:rPr>
+                <w:rFonts w:eastAsia="Times New Roman"/>
+                <w:szCs w:val="22"/>
+                <w:lang w:val="en-US" w:eastAsia="ru-RU"/>
+              </w:rPr>
+              <w:t xml:space="preserve"> </w:t>
+            </w:r>
+            <w:proofErr w:type="spellStart"/>
+            <w:r>
+              <w:rPr>
+                <w:rFonts w:eastAsia="Times New Roman"/>
+                <w:szCs w:val="22"/>
+                <w:lang w:val="en-US" w:eastAsia="ru-RU"/>
+              </w:rPr>
+              <w:t>обработка</w:t>
+            </w:r>
+            <w:proofErr w:type="spellEnd"/>
           </w:p>
         </w:tc>
         <w:tc>
           <w:tcPr>
-            <w:tcW w:w="450" w:type="dxa"/>
+            <w:tcW w:w="425" w:type="dxa"/>
             <w:vAlign w:val="center"/>
           </w:tcPr>
           <w:p>
@@ -2753,12 +3709,42 @@
                 <w:lang w:val="en-US" w:eastAsia="ru-RU"/>
               </w:rPr>
             </w:pPr>
-            <w:r>
-              <w:rPr>
-                <w:lang w:eastAsia="ru-RU"/>
-              </w:rPr>
-              <w:t>{{ work_type_circles[</w:t>
-            </w:r>
+            <w:proofErr w:type="gramStart"/>
+            <w:r>
+              <w:rPr>
+                <w:lang w:eastAsia="ru-RU"/>
+              </w:rPr>
+              <w:t xml:space="preserve">{{ </w:t>
+            </w:r>
+            <w:proofErr w:type="spellStart"/>
+            <w:r>
+              <w:rPr>
+                <w:lang w:eastAsia="ru-RU"/>
+              </w:rPr>
+              <w:t>work</w:t>
+            </w:r>
+            <w:proofErr w:type="gramEnd"/>
+            <w:r>
+              <w:rPr>
+                <w:lang w:eastAsia="ru-RU"/>
+              </w:rPr>
+              <w:t>_type_</w:t>
+            </w:r>
+            <w:proofErr w:type="gramStart"/>
+            <w:r>
+              <w:rPr>
+                <w:lang w:eastAsia="ru-RU"/>
+              </w:rPr>
+              <w:t>circles</w:t>
+            </w:r>
+            <w:proofErr w:type="spellEnd"/>
+            <w:r>
+              <w:rPr>
+                <w:lang w:eastAsia="ru-RU"/>
+              </w:rPr>
+              <w:t>[</w:t>
+            </w:r>
+            <w:proofErr w:type="gramEnd"/>
             <w:r>
               <w:rPr>
                 <w:lang w:val="kk-KZ" w:eastAsia="ru-RU"/>
@@ -2792,7 +3778,23 @@
                 <w:rFonts w:eastAsia="Times New Roman"/>
                 <w:lang w:val="en-US" w:eastAsia="ru-RU"/>
               </w:rPr>
-              <w:t>{{custom_work_type_text}}</w:t>
+              <w:t>{{</w:t>
+            </w:r>
+            <w:proofErr w:type="spellStart"/>
+            <w:r>
+              <w:rPr>
+                <w:rFonts w:eastAsia="Times New Roman"/>
+                <w:lang w:val="en-US" w:eastAsia="ru-RU"/>
+              </w:rPr>
+              <w:t>custom_work_type_text</w:t>
+            </w:r>
+            <w:proofErr w:type="spellEnd"/>
+            <w:r>
+              <w:rPr>
+                <w:rFonts w:eastAsia="Times New Roman"/>
+                <w:lang w:val="en-US" w:eastAsia="ru-RU"/>
+              </w:rPr>
+              <w:t>}}</w:t>
             </w:r>
           </w:p>
         </w:tc>
@@ -3395,7 +4397,7 @@
                                     </pic:cNvPicPr>
                                   </pic:nvPicPr>
                                   <pic:blipFill>
-                                    <a:blip r:embed="rId9">
+                                    <a:blip r:embed="rId10">
                                       <a:extLst>
                                         <a:ext uri="{28A0092B-C50C-407E-A947-70E740481C1C}">
                                           <a14:useLocalDpi xmlns:a14="http://schemas.microsoft.com/office/drawing/2010/main" val="0"/>
@@ -3466,7 +4468,7 @@
                                     </pic:cNvPicPr>
                                   </pic:nvPicPr>
                                   <pic:blipFill>
-                                    <a:blip r:embed="rId9">
+                                    <a:blip r:embed="rId10">
                                       <a:extLst>
                                         <a:ext uri="{28A0092B-C50C-407E-A947-70E740481C1C}">
                                           <a14:useLocalDpi xmlns:a14="http://schemas.microsoft.com/office/drawing/2010/main" val="0"/>
@@ -4589,7 +5591,7 @@
                                     </pic:cNvPicPr>
                                   </pic:nvPicPr>
                                   <pic:blipFill>
-                                    <a:blip r:embed="rId9">
+                                    <a:blip r:embed="rId10">
                                       <a:extLst>
                                         <a:ext uri="{28A0092B-C50C-407E-A947-70E740481C1C}">
                                           <a14:useLocalDpi xmlns:a14="http://schemas.microsoft.com/office/drawing/2010/main" val="0"/>
@@ -4705,7 +5707,7 @@
                                     </pic:cNvPicPr>
                                   </pic:nvPicPr>
                                   <pic:blipFill>
-                                    <a:blip r:embed="rId9">
+                                    <a:blip r:embed="rId10">
                                       <a:extLst>
                                         <a:ext uri="{28A0092B-C50C-407E-A947-70E740481C1C}">
                                           <a14:useLocalDpi xmlns:a14="http://schemas.microsoft.com/office/drawing/2010/main" val="0"/>
@@ -4859,7 +5861,7 @@
                                     </pic:cNvPicPr>
                                   </pic:nvPicPr>
                                   <pic:blipFill>
-                                    <a:blip r:embed="rId9">
+                                    <a:blip r:embed="rId10">
                                       <a:extLst>
                                         <a:ext uri="{28A0092B-C50C-407E-A947-70E740481C1C}">
                                           <a14:useLocalDpi xmlns:a14="http://schemas.microsoft.com/office/drawing/2010/main" val="0"/>
@@ -4945,7 +5947,7 @@
                                     </pic:cNvPicPr>
                                   </pic:nvPicPr>
                                   <pic:blipFill>
-                                    <a:blip r:embed="rId9">
+                                    <a:blip r:embed="rId10">
                                       <a:extLst>
                                         <a:ext uri="{28A0092B-C50C-407E-A947-70E740481C1C}">
                                           <a14:useLocalDpi xmlns:a14="http://schemas.microsoft.com/office/drawing/2010/main" val="0"/>
@@ -5618,7 +6620,7 @@
                                     </pic:cNvPicPr>
                                   </pic:nvPicPr>
                                   <pic:blipFill>
-                                    <a:blip r:embed="rId9">
+                                    <a:blip r:embed="rId10">
                                       <a:extLst>
                                         <a:ext uri="{28A0092B-C50C-407E-A947-70E740481C1C}">
                                           <a14:useLocalDpi xmlns:a14="http://schemas.microsoft.com/office/drawing/2010/main" val="0"/>
@@ -5689,7 +6691,7 @@
                                     </pic:cNvPicPr>
                                   </pic:nvPicPr>
                                   <pic:blipFill>
-                                    <a:blip r:embed="rId9">
+                                    <a:blip r:embed="rId10">
                                       <a:extLst>
                                         <a:ext uri="{28A0092B-C50C-407E-A947-70E740481C1C}">
                                           <a14:useLocalDpi xmlns:a14="http://schemas.microsoft.com/office/drawing/2010/main" val="0"/>
@@ -6192,7 +7194,7 @@
                                     </pic:cNvPicPr>
                                   </pic:nvPicPr>
                                   <pic:blipFill>
-                                    <a:blip r:embed="rId9">
+                                    <a:blip r:embed="rId10">
                                       <a:extLst>
                                         <a:ext uri="{28A0092B-C50C-407E-A947-70E740481C1C}">
                                           <a14:useLocalDpi xmlns:a14="http://schemas.microsoft.com/office/drawing/2010/main" val="0"/>
@@ -6317,6 +7319,124 @@
       </w:pPr>
       <w:r>
         <w:rPr>
+          <w:rFonts w:cs="Arial"/>
+          <w:noProof/>
+          <w:color w:val="000000"/>
+          <w:szCs w:val="24"/>
+          <w:lang w:eastAsia="ru-RU"/>
+        </w:rPr>
+        <mc:AlternateContent>
+          <mc:Choice Requires="wps">
+            <w:drawing>
+              <wp:anchor distT="45720" distB="45720" distL="114300" distR="114300" simplePos="0" relativeHeight="251699200" behindDoc="0" locked="0" layoutInCell="1" allowOverlap="1" wp14:anchorId="7A2E094E" wp14:editId="64336A51">
+                <wp:simplePos x="0" y="0"/>
+                <wp:positionH relativeFrom="margin">
+                  <wp:posOffset>2361707</wp:posOffset>
+                </wp:positionH>
+                <wp:positionV relativeFrom="paragraph">
+                  <wp:posOffset>149670</wp:posOffset>
+                </wp:positionV>
+                <wp:extent cx="238125" cy="266700"/>
+                <wp:effectExtent l="0" t="0" r="0" b="0"/>
+                <wp:wrapSquare wrapText="bothSides"/>
+                <wp:docPr id="61" name="Надпись 2"/>
+                <wp:cNvGraphicFramePr>
+                  <a:graphicFrameLocks xmlns:a="http://schemas.openxmlformats.org/drawingml/2006/main"/>
+                </wp:cNvGraphicFramePr>
+                <a:graphic xmlns:a="http://schemas.openxmlformats.org/drawingml/2006/main">
+                  <a:graphicData uri="http://schemas.microsoft.com/office/word/2010/wordprocessingShape">
+                    <wps:wsp>
+                      <wps:cNvSpPr txBox="1">
+                        <a:spLocks noChangeArrowheads="1"/>
+                      </wps:cNvSpPr>
+                      <wps:spPr bwMode="auto">
+                        <a:xfrm>
+                          <a:off x="0" y="0"/>
+                          <a:ext cx="238125" cy="266700"/>
+                        </a:xfrm>
+                        <a:prstGeom prst="rect">
+                          <a:avLst/>
+                        </a:prstGeom>
+                        <a:noFill/>
+                        <a:ln w="9525">
+                          <a:noFill/>
+                          <a:miter lim="800000"/>
+                          <a:headEnd/>
+                          <a:tailEnd/>
+                        </a:ln>
+                      </wps:spPr>
+                      <wps:txbx>
+                        <w:txbxContent>
+                          <w:p>
+                            <w:pPr>
+                              <w:rPr>
+                                <w:b/>
+                                <w:sz w:val="24"/>
+                                <w:szCs w:val="24"/>
+                                <w:lang w:val="en-US"/>
+                              </w:rPr>
+                            </w:pPr>
+                            <w:r>
+                              <w:rPr>
+                                <w:b/>
+                                <w:sz w:val="24"/>
+                                <w:szCs w:val="24"/>
+                                <w:lang w:val="en-US"/>
+                              </w:rPr>
+                              <w:t>{{type21}}</w:t>
+                            </w:r>
+                          </w:p>
+                        </w:txbxContent>
+                      </wps:txbx>
+                      <wps:bodyPr rot="0" vert="horz" wrap="square" lIns="91440" tIns="45720" rIns="91440" bIns="45720" anchor="t" anchorCtr="0">
+                        <a:noAutofit/>
+                      </wps:bodyPr>
+                    </wps:wsp>
+                  </a:graphicData>
+                </a:graphic>
+                <wp14:sizeRelH relativeFrom="margin">
+                  <wp14:pctWidth>0</wp14:pctWidth>
+                </wp14:sizeRelH>
+                <wp14:sizeRelV relativeFrom="margin">
+                  <wp14:pctHeight>0</wp14:pctHeight>
+                </wp14:sizeRelV>
+              </wp:anchor>
+            </w:drawing>
+          </mc:Choice>
+          <mc:Fallback>
+            <w:pict>
+              <v:shape w14:anchorId="7A2E094E" id="_x0000_s1035" type="#_x0000_t202" style="position:absolute;left:0;text-align:left;margin-left:185.95pt;margin-top:11.8pt;width:18.75pt;height:21pt;z-index:251699200;visibility:visible;mso-wrap-style:square;mso-width-percent:0;mso-height-percent:0;mso-wrap-distance-left:9pt;mso-wrap-distance-top:3.6pt;mso-wrap-distance-right:9pt;mso-wrap-distance-bottom:3.6pt;mso-position-horizontal:absolute;mso-position-horizontal-relative:margin;mso-position-vertical:absolute;mso-position-vertical-relative:text;mso-width-percent:0;mso-height-percent:0;mso-width-relative:margin;mso-height-relative:margin;v-text-anchor:top" o:gfxdata="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" filled="f" stroked="f">
+                <v:textbox>
+                  <w:txbxContent>
+                    <w:p>
+                      <w:pPr>
+                        <w:rPr>
+                          <w:b/>
+                          <w:sz w:val="24"/>
+                          <w:szCs w:val="24"/>
+                          <w:lang w:val="en-US"/>
+                        </w:rPr>
+                      </w:pPr>
+                      <w:r>
+                        <w:rPr>
+                          <w:b/>
+                          <w:sz w:val="24"/>
+                          <w:szCs w:val="24"/>
+                          <w:lang w:val="en-US"/>
+                        </w:rPr>
+                        <w:t>{{type21}}</w:t>
+                      </w:r>
+                    </w:p>
+                  </w:txbxContent>
+                </v:textbox>
+                <w10:wrap type="square" anchorx="margin"/>
+              </v:shape>
+            </w:pict>
+          </mc:Fallback>
+        </mc:AlternateContent>
+      </w:r>
+      <w:r>
+        <w:rPr>
           <w:noProof/>
           <w:sz w:val="22"/>
           <w:szCs w:val="22"/>
@@ -6325,13 +7445,13 @@
         <mc:AlternateContent>
           <mc:Choice Requires="wps">
             <w:drawing>
-              <wp:anchor distT="0" distB="0" distL="114300" distR="114300" simplePos="0" relativeHeight="251697152" behindDoc="0" locked="0" layoutInCell="1" allowOverlap="1" wp14:anchorId="15F1483E" wp14:editId="36D84C12">
+              <wp:anchor distT="0" distB="0" distL="114300" distR="114300" simplePos="0" relativeHeight="251697152" behindDoc="0" locked="0" layoutInCell="1" allowOverlap="1" wp14:anchorId="15F1483E" wp14:editId="4AA46428">
                 <wp:simplePos x="0" y="0"/>
                 <wp:positionH relativeFrom="column">
-                  <wp:posOffset>843966</wp:posOffset>
+                  <wp:posOffset>853121</wp:posOffset>
                 </wp:positionH>
                 <wp:positionV relativeFrom="paragraph">
-                  <wp:posOffset>181038</wp:posOffset>
+                  <wp:posOffset>154081</wp:posOffset>
                 </wp:positionV>
                 <wp:extent cx="246380" cy="271034"/>
                 <wp:effectExtent l="0" t="0" r="0" b="0"/>
@@ -6413,7 +7533,7 @@
           </mc:Choice>
           <mc:Fallback>
             <w:pict>
-              <v:shape w14:anchorId="15F1483E" id="Надпись 11" o:spid="_x0000_s1035" type="#_x0000_t202" style="position:absolute;left:0;text-align:left;margin-left:66.45pt;margin-top:14.25pt;width:19.4pt;height:21.35pt;z-index:251697152;visibility:visible;mso-wrap-style:square;mso-width-percent:0;mso-height-percent:0;mso-wrap-distance-left:9pt;mso-wrap-distance-top:0;mso-wrap-distance-right:9pt;mso-wrap-distance-bottom:0;mso-position-horizontal:absolute;mso-position-horizontal-relative:text;mso-position-vertical:absolute;mso-position-vertical-relative:text;mso-width-percent:0;mso-height-percent:0;mso-width-relative:margin;mso-height-relative:margin;v-text-anchor:top" o:gfxdata="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" filled="f" stroked="f" strokeweight=".5pt">
+              <v:shape w14:anchorId="15F1483E" id="Надпись 11" o:spid="_x0000_s1036" type="#_x0000_t202" style="position:absolute;left:0;text-align:left;margin-left:67.15pt;margin-top:12.15pt;width:19.4pt;height:21.35pt;z-index:251697152;visibility:visible;mso-wrap-style:square;mso-width-percent:0;mso-height-percent:0;mso-wrap-distance-left:9pt;mso-wrap-distance-top:0;mso-wrap-distance-right:9pt;mso-wrap-distance-bottom:0;mso-position-horizontal:absolute;mso-position-horizontal-relative:text;mso-position-vertical:absolute;mso-position-vertical-relative:text;mso-width-percent:0;mso-height-percent:0;mso-width-relative:margin;mso-height-relative:margin;v-text-anchor:top" o:gfxdata="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" filled="f" stroked="f" strokeweight=".5pt">
                 <v:textbox>
                   <w:txbxContent>
                     <w:p>
@@ -6578,124 +7698,6 @@
           <w:lang w:eastAsia="ru-RU"/>
         </w:rPr>
       </w:pPr>
-      <w:r>
-        <w:rPr>
-          <w:rFonts w:cs="Arial"/>
-          <w:noProof/>
-          <w:color w:val="000000"/>
-          <w:szCs w:val="24"/>
-          <w:lang w:eastAsia="ru-RU"/>
-        </w:rPr>
-        <mc:AlternateContent>
-          <mc:Choice Requires="wps">
-            <w:drawing>
-              <wp:anchor distT="45720" distB="45720" distL="114300" distR="114300" simplePos="0" relativeHeight="251699200" behindDoc="0" locked="0" layoutInCell="1" allowOverlap="1" wp14:anchorId="7A2E094E" wp14:editId="36F87E73">
-                <wp:simplePos x="0" y="0"/>
-                <wp:positionH relativeFrom="margin">
-                  <wp:posOffset>2327910</wp:posOffset>
-                </wp:positionH>
-                <wp:positionV relativeFrom="paragraph">
-                  <wp:posOffset>6985</wp:posOffset>
-                </wp:positionV>
-                <wp:extent cx="238125" cy="266700"/>
-                <wp:effectExtent l="0" t="0" r="0" b="0"/>
-                <wp:wrapSquare wrapText="bothSides"/>
-                <wp:docPr id="61" name="Надпись 2"/>
-                <wp:cNvGraphicFramePr>
-                  <a:graphicFrameLocks xmlns:a="http://schemas.openxmlformats.org/drawingml/2006/main"/>
-                </wp:cNvGraphicFramePr>
-                <a:graphic xmlns:a="http://schemas.openxmlformats.org/drawingml/2006/main">
-                  <a:graphicData uri="http://schemas.microsoft.com/office/word/2010/wordprocessingShape">
-                    <wps:wsp>
-                      <wps:cNvSpPr txBox="1">
-                        <a:spLocks noChangeArrowheads="1"/>
-                      </wps:cNvSpPr>
-                      <wps:spPr bwMode="auto">
-                        <a:xfrm>
-                          <a:off x="0" y="0"/>
-                          <a:ext cx="238125" cy="266700"/>
-                        </a:xfrm>
-                        <a:prstGeom prst="rect">
-                          <a:avLst/>
-                        </a:prstGeom>
-                        <a:noFill/>
-                        <a:ln w="9525">
-                          <a:noFill/>
-                          <a:miter lim="800000"/>
-                          <a:headEnd/>
-                          <a:tailEnd/>
-                        </a:ln>
-                      </wps:spPr>
-                      <wps:txbx>
-                        <w:txbxContent>
-                          <w:p>
-                            <w:pPr>
-                              <w:rPr>
-                                <w:b/>
-                                <w:sz w:val="24"/>
-                                <w:szCs w:val="24"/>
-                                <w:lang w:val="en-US"/>
-                              </w:rPr>
-                            </w:pPr>
-                            <w:r>
-                              <w:rPr>
-                                <w:b/>
-                                <w:sz w:val="24"/>
-                                <w:szCs w:val="24"/>
-                                <w:lang w:val="en-US"/>
-                              </w:rPr>
-                              <w:t>{{type21}}</w:t>
-                            </w:r>
-                          </w:p>
-                        </w:txbxContent>
-                      </wps:txbx>
-                      <wps:bodyPr rot="0" vert="horz" wrap="square" lIns="91440" tIns="45720" rIns="91440" bIns="45720" anchor="t" anchorCtr="0">
-                        <a:noAutofit/>
-                      </wps:bodyPr>
-                    </wps:wsp>
-                  </a:graphicData>
-                </a:graphic>
-                <wp14:sizeRelH relativeFrom="margin">
-                  <wp14:pctWidth>0</wp14:pctWidth>
-                </wp14:sizeRelH>
-                <wp14:sizeRelV relativeFrom="margin">
-                  <wp14:pctHeight>0</wp14:pctHeight>
-                </wp14:sizeRelV>
-              </wp:anchor>
-            </w:drawing>
-          </mc:Choice>
-          <mc:Fallback>
-            <w:pict>
-              <v:shape w14:anchorId="7A2E094E" id="_x0000_s1037" type="#_x0000_t202" style="position:absolute;left:0;text-align:left;margin-left:183.3pt;margin-top:.55pt;width:18.75pt;height:21pt;z-index:251699200;visibility:visible;mso-wrap-style:square;mso-width-percent:0;mso-height-percent:0;mso-wrap-distance-left:9pt;mso-wrap-distance-top:3.6pt;mso-wrap-distance-right:9pt;mso-wrap-distance-bottom:3.6pt;mso-position-horizontal:absolute;mso-position-horizontal-relative:margin;mso-position-vertical:absolute;mso-position-vertical-relative:text;mso-width-percent:0;mso-height-percent:0;mso-width-relative:margin;mso-height-relative:margin;v-text-anchor:top" o:gfxdata="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" filled="f" stroked="f">
-                <v:textbox>
-                  <w:txbxContent>
-                    <w:p>
-                      <w:pPr>
-                        <w:rPr>
-                          <w:b/>
-                          <w:sz w:val="24"/>
-                          <w:szCs w:val="24"/>
-                          <w:lang w:val="en-US"/>
-                        </w:rPr>
-                      </w:pPr>
-                      <w:r>
-                        <w:rPr>
-                          <w:b/>
-                          <w:sz w:val="24"/>
-                          <w:szCs w:val="24"/>
-                          <w:lang w:val="en-US"/>
-                        </w:rPr>
-                        <w:t>{{type21}}</w:t>
-                      </w:r>
-                    </w:p>
-                  </w:txbxContent>
-                </v:textbox>
-                <w10:wrap type="square" anchorx="margin"/>
-              </v:shape>
-            </w:pict>
-          </mc:Fallback>
-        </mc:AlternateContent>
-      </w:r>
     </w:p>
     <w:p>
       <w:pPr>
@@ -6755,7 +7757,7 @@
                     </pic:cNvPicPr>
                   </pic:nvPicPr>
                   <pic:blipFill>
-                    <a:blip r:embed="rId10" cstate="print">
+                    <a:blip r:embed="rId11" cstate="print">
                       <a:extLst>
                         <a:ext uri="{28A0092B-C50C-407E-A947-70E740481C1C}">
                           <a14:useLocalDpi xmlns:a14="http://schemas.microsoft.com/office/drawing/2010/main" val="0"/>
@@ -6833,7 +7835,7 @@
                             </pic:cNvPicPr>
                           </pic:nvPicPr>
                           <pic:blipFill>
-                            <a:blip r:embed="rId11">
+                            <a:blip r:embed="rId12">
                               <a:extLst>
                                 <a:ext uri="{28A0092B-C50C-407E-A947-70E740481C1C}">
                                   <a14:useLocalDpi xmlns:a14="http://schemas.microsoft.com/office/drawing/2010/main" val="0"/>
@@ -7206,7 +8208,7 @@
                                               </pic:cNvPicPr>
                                             </pic:nvPicPr>
                                             <pic:blipFill>
-                                              <a:blip r:embed="rId12">
+                                              <a:blip r:embed="rId13">
                                                 <a:extLst>
                                                   <a:ext uri="{28A0092B-C50C-407E-A947-70E740481C1C}">
                                                     <a14:useLocalDpi xmlns:a14="http://schemas.microsoft.com/office/drawing/2010/main" val="0"/>
@@ -7313,7 +8315,7 @@
                     <o:lock v:ext="edit" aspectratio="t"/>
                   </v:shapetype>
                   <v:shape id="Рисунок 56" o:spid="_x0000_s1040" type="#_x0000_t75" style="position:absolute;top:147;width:11309;height:8928;visibility:visible;mso-wrap-style:square" o:gfxdata="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">
-                    <v:imagedata r:id="rId13" o:title=""/>
+                    <v:imagedata r:id="rId14" o:title=""/>
                   </v:shape>
                   <v:group id="Группа 63" o:spid="_x0000_s1041" style="position:absolute;left:3553;top:3461;width:7383;height:5119" coordorigin="693,1164" coordsize="7382,5119" o:gfxdata="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">
                     <v:shape id="Надпись 34" o:spid="_x0000_s1042" type="#_x0000_t202" style="position:absolute;left:6218;top:888;width:1581;height:2134;rotation:-90;visibility:visible;mso-wrap-style:square;v-text-anchor:top" o:gfxdata="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" filled="f" stroked="f">
@@ -7560,7 +8562,7 @@
                                         </pic:cNvPicPr>
                                       </pic:nvPicPr>
                                       <pic:blipFill>
-                                        <a:blip r:embed="rId12">
+                                        <a:blip r:embed="rId15">
                                           <a:extLst>
                                             <a:ext uri="{28A0092B-C50C-407E-A947-70E740481C1C}">
                                               <a14:useLocalDpi xmlns:a14="http://schemas.microsoft.com/office/drawing/2010/main" val="0"/>
@@ -8264,7 +9266,7 @@
                     </pic:cNvPicPr>
                   </pic:nvPicPr>
                   <pic:blipFill>
-                    <a:blip r:embed="rId14" cstate="print">
+                    <a:blip r:embed="rId16" cstate="print">
                       <a:extLst>
                         <a:ext uri="{28A0092B-C50C-407E-A947-70E740481C1C}">
                           <a14:useLocalDpi xmlns:a14="http://schemas.microsoft.com/office/drawing/2010/main" val="0"/>
@@ -8325,7 +9327,7 @@
                     </pic:cNvPicPr>
                   </pic:nvPicPr>
                   <pic:blipFill>
-                    <a:blip r:embed="rId15" cstate="print">
+                    <a:blip r:embed="rId17" cstate="print">
                       <a:extLst>
                         <a:ext uri="{28A0092B-C50C-407E-A947-70E740481C1C}">
                           <a14:useLocalDpi xmlns:a14="http://schemas.microsoft.com/office/drawing/2010/main" val="0"/>
@@ -8592,7 +9594,7 @@
                                             </pic:cNvPicPr>
                                           </pic:nvPicPr>
                                           <pic:blipFill>
-                                            <a:blip r:embed="rId16">
+                                            <a:blip r:embed="rId18">
                                               <a:extLst>
                                                 <a:ext uri="{28A0092B-C50C-407E-A947-70E740481C1C}">
                                                   <a14:useLocalDpi xmlns:a14="http://schemas.microsoft.com/office/drawing/2010/main" val="0"/>
@@ -8837,7 +9839,7 @@
                                       </pic:cNvPicPr>
                                     </pic:nvPicPr>
                                     <pic:blipFill>
-                                      <a:blip r:embed="rId16">
+                                      <a:blip r:embed="rId19">
                                         <a:extLst>
                                           <a:ext uri="{28A0092B-C50C-407E-A947-70E740481C1C}">
                                             <a14:useLocalDpi xmlns:a14="http://schemas.microsoft.com/office/drawing/2010/main" val="0"/>
@@ -8979,7 +9981,7 @@
                               </pic:cNvPicPr>
                             </pic:nvPicPr>
                             <pic:blipFill>
-                              <a:blip r:embed="rId17">
+                              <a:blip r:embed="rId20">
                                 <a:extLst>
                                   <a:ext uri="{28A0092B-C50C-407E-A947-70E740481C1C}">
                                     <a14:useLocalDpi xmlns:a14="http://schemas.microsoft.com/office/drawing/2010/main" val="0"/>
@@ -9271,7 +10273,7 @@
                                                 </pic:cNvPicPr>
                                               </pic:nvPicPr>
                                               <pic:blipFill>
-                                                <a:blip r:embed="rId12">
+                                                <a:blip r:embed="rId13">
                                                   <a:extLst>
                                                     <a:ext uri="{28A0092B-C50C-407E-A947-70E740481C1C}">
                                                       <a14:useLocalDpi xmlns:a14="http://schemas.microsoft.com/office/drawing/2010/main" val="0"/>
@@ -9452,7 +10454,7 @@
                 <v:group id="Группа 5" o:spid="_x0000_s1064" style="position:absolute;width:10338;height:8754" coordsize="10338,8754" o:gfxdata="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">
                   <v:group id="Группа 68" o:spid="_x0000_s1065" style="position:absolute;left:1842;width:8496;height:8754" coordorigin="1213,6124" coordsize="8794,8840" o:gfxdata="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">
                     <v:shape id="Рисунок 66" o:spid="_x0000_s1066" type="#_x0000_t75" style="position:absolute;left:1213;top:6124;width:8795;height:8840;visibility:visible;mso-wrap-style:square" o:gfxdata="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">
-                      <v:imagedata r:id="rId18" o:title=""/>
+                      <v:imagedata r:id="rId21" o:title=""/>
                     </v:shape>
                     <v:shape id="Надпись 35" o:spid="_x0000_s1067" type="#_x0000_t202" style="position:absolute;left:4030;top:12784;width:1581;height:2133;visibility:visible;mso-wrap-style:square;v-text-anchor:top" o:gfxdata="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" filled="f" stroked="f">
                       <v:textbox>
@@ -9646,7 +10648,7 @@
                                           </pic:cNvPicPr>
                                         </pic:nvPicPr>
                                         <pic:blipFill>
-                                          <a:blip r:embed="rId12">
+                                          <a:blip r:embed="rId15">
                                             <a:extLst>
                                               <a:ext uri="{28A0092B-C50C-407E-A947-70E740481C1C}">
                                                 <a14:useLocalDpi xmlns:a14="http://schemas.microsoft.com/office/drawing/2010/main" val="0"/>
@@ -10799,7 +11801,27 @@
                                       <w:sz w:val="16"/>
                                       <w:lang w:val="sr-Cyrl-RS"/>
                                     </w:rPr>
-                                    <w:t xml:space="preserve"> как  ТИП2, либо ТИП</w:t>
+                                    <w:t xml:space="preserve"> </w:t>
+                                  </w:r>
+                                  <w:proofErr w:type="gramStart"/>
+                                  <w:r>
+                                    <w:rPr>
+                                      <w:bCs/>
+                                      <w:i/>
+                                      <w:sz w:val="16"/>
+                                      <w:lang w:val="sr-Cyrl-RS"/>
+                                    </w:rPr>
+                                    <w:t>как  ТИП</w:t>
+                                  </w:r>
+                                  <w:proofErr w:type="gramEnd"/>
+                                  <w:r>
+                                    <w:rPr>
+                                      <w:bCs/>
+                                      <w:i/>
+                                      <w:sz w:val="16"/>
+                                      <w:lang w:val="sr-Cyrl-RS"/>
+                                    </w:rPr>
+                                    <w:t>2, либо ТИП</w:t>
                                   </w:r>
                                   <w:r>
                                     <w:rPr>
@@ -13056,7 +14078,7 @@
                                       </pic:cNvPicPr>
                                     </pic:nvPicPr>
                                     <pic:blipFill>
-                                      <a:blip r:embed="rId9">
+                                      <a:blip r:embed="rId10">
                                         <a:extLst>
                                           <a:ext uri="{28A0092B-C50C-407E-A947-70E740481C1C}">
                                             <a14:useLocalDpi xmlns:a14="http://schemas.microsoft.com/office/drawing/2010/main" val="0"/>
@@ -13188,7 +14210,7 @@
                                       </pic:cNvPicPr>
                                     </pic:nvPicPr>
                                     <pic:blipFill>
-                                      <a:blip r:embed="rId9">
+                                      <a:blip r:embed="rId10">
                                         <a:extLst>
                                           <a:ext uri="{28A0092B-C50C-407E-A947-70E740481C1C}">
                                             <a14:useLocalDpi xmlns:a14="http://schemas.microsoft.com/office/drawing/2010/main" val="0"/>
@@ -13336,13 +14358,13 @@
         <mc:AlternateContent>
           <mc:Choice Requires="wps">
             <w:drawing>
-              <wp:anchor distT="45720" distB="45720" distL="114300" distR="114300" simplePos="0" relativeHeight="251703296" behindDoc="0" locked="0" layoutInCell="1" allowOverlap="1" wp14:anchorId="34527586" wp14:editId="150E4D60">
+              <wp:anchor distT="45720" distB="45720" distL="114300" distR="114300" simplePos="0" relativeHeight="251703296" behindDoc="0" locked="0" layoutInCell="1" allowOverlap="1" wp14:anchorId="34527586" wp14:editId="16D701B8">
                 <wp:simplePos x="0" y="0"/>
                 <wp:positionH relativeFrom="column">
-                  <wp:posOffset>158750</wp:posOffset>
+                  <wp:posOffset>169321</wp:posOffset>
                 </wp:positionH>
                 <wp:positionV relativeFrom="paragraph">
-                  <wp:posOffset>134620</wp:posOffset>
+                  <wp:posOffset>117416</wp:posOffset>
                 </wp:positionV>
                 <wp:extent cx="206375" cy="276860"/>
                 <wp:effectExtent l="0" t="0" r="0" b="0"/>
@@ -13413,7 +14435,7 @@
           </mc:Choice>
           <mc:Fallback>
             <w:pict>
-              <v:shape w14:anchorId="34527586" id="_x0000_s1104" type="#_x0000_t202" style="position:absolute;margin-left:12.5pt;margin-top:10.6pt;width:16.25pt;height:21.8pt;z-index:251703296;visibility:visible;mso-wrap-style:square;mso-width-percent:0;mso-height-percent:0;mso-wrap-distance-left:9pt;mso-wrap-distance-top:3.6pt;mso-wrap-distance-right:9pt;mso-wrap-distance-bottom:3.6pt;mso-position-horizontal:absolute;mso-position-horizontal-relative:text;mso-position-vertical:absolute;mso-position-vertical-relative:text;mso-width-percent:0;mso-height-percent:0;mso-width-relative:margin;mso-height-relative:margin;v-text-anchor:top" o:gfxdata="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" filled="f" stroked="f">
+              <v:shape w14:anchorId="34527586" id="_x0000_s1104" type="#_x0000_t202" style="position:absolute;margin-left:13.35pt;margin-top:9.25pt;width:16.25pt;height:21.8pt;z-index:251703296;visibility:visible;mso-wrap-style:square;mso-width-percent:0;mso-height-percent:0;mso-wrap-distance-left:9pt;mso-wrap-distance-top:3.6pt;mso-wrap-distance-right:9pt;mso-wrap-distance-bottom:3.6pt;mso-position-horizontal:absolute;mso-position-horizontal-relative:text;mso-position-vertical:absolute;mso-position-vertical-relative:text;mso-width-percent:0;mso-height-percent:0;mso-width-relative:margin;mso-height-relative:margin;v-text-anchor:top" o:gfxdata="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" filled="f" stroked="f">
                 <v:textbox>
                   <w:txbxContent>
                     <w:p>
@@ -13917,21 +14939,53 @@
                                 <w:rFonts w:cs="Arial"/>
                                 <w:lang w:val="en-US"/>
                               </w:rPr>
-                              <w:t xml:space="preserve">        </w:t>
-                            </w:r>
+                              <w:t xml:space="preserve">      </w:t>
+                            </w:r>
+                            <w:proofErr w:type="gramStart"/>
                             <w:r>
                               <w:rPr>
                                 <w:rFonts w:cs="Arial"/>
                                 <w:lang w:val="en-US"/>
                               </w:rPr>
-                              <w:t xml:space="preserve"> </w:t>
+                              <w:t xml:space="preserve">  </w:t>
                             </w:r>
                             <w:r>
                               <w:rPr>
                                 <w:rFonts w:cs="Arial"/>
                                 <w:lang w:val="en-US"/>
                               </w:rPr>
-                              <w:t>{{actDlina}}</w:t>
+                              <w:t xml:space="preserve"> </w:t>
+                            </w:r>
+                            <w:r>
+                              <w:rPr>
+                                <w:rFonts w:cs="Arial"/>
+                                <w:lang w:val="en-US"/>
+                              </w:rPr>
+                              <w:t>{</w:t>
+                            </w:r>
+                            <w:proofErr w:type="gramEnd"/>
+                            <w:r>
+                              <w:rPr>
+                                <w:rFonts w:cs="Arial"/>
+                                <w:lang w:val="en-US"/>
+                              </w:rPr>
+                              <w:t>{</w:t>
+                            </w:r>
+                            <w:proofErr w:type="spellStart"/>
+                            <w:r>
+                              <w:rPr>
+                                <w:rFonts w:cs="Arial"/>
+                                <w:lang w:val="en-US"/>
+                              </w:rPr>
+                              <w:t>actDlina</w:t>
+                            </w:r>
+                            <w:proofErr w:type="spellEnd"/>
+                            <w:r>
+                              <w:rPr>
+                                <w:rFonts w:cs="Arial"/>
+                                <w:lang w:val="en-US"/>
+                              </w:rPr>
+                              <w:t>}}</w:t>
                             </w:r>
                           </w:p>
                           <w:p>
@@ -13997,19 +15051,47 @@
                               <w:rPr>
                                 <w:lang w:val="en-US"/>
                               </w:rPr>
-                              <w:t xml:space="preserve">        </w:t>
-                            </w:r>
+                              <w:t xml:space="preserve">      </w:t>
+                            </w:r>
+                            <w:proofErr w:type="gramStart"/>
                             <w:r>
                               <w:rPr>
                                 <w:lang w:val="en-US"/>
                               </w:rPr>
+                              <w:t xml:space="preserve">  </w:t>
+                            </w:r>
+                            <w:r>
+                              <w:rPr>
+                                <w:lang w:val="en-US"/>
+                              </w:rPr>
                               <w:t xml:space="preserve"> </w:t>
                             </w:r>
                             <w:r>
                               <w:rPr>
                                 <w:lang w:val="en-US"/>
                               </w:rPr>
-                              <w:t>{{actWirina}}</w:t>
+                              <w:t>{</w:t>
+                            </w:r>
+                            <w:proofErr w:type="gramEnd"/>
+                            <w:r>
+                              <w:rPr>
+                                <w:lang w:val="en-US"/>
+                              </w:rPr>
+                              <w:t>{</w:t>
+                            </w:r>
+                            <w:proofErr w:type="spellStart"/>
+                            <w:r>
+                              <w:rPr>
+                                <w:lang w:val="en-US"/>
+                              </w:rPr>
+                              <w:t>actWirina</w:t>
+                            </w:r>
+                            <w:proofErr w:type="spellEnd"/>
+                            <w:r>
+                              <w:rPr>
+                                <w:lang w:val="en-US"/>
+                              </w:rPr>
+                              <w:t>}}</w:t>
                             </w:r>
                           </w:p>
                           <w:p>
@@ -14067,21 +15149,53 @@
                                 <w:rFonts w:cs="Arial"/>
                                 <w:lang w:val="en-US"/>
                               </w:rPr>
-                              <w:t xml:space="preserve">        </w:t>
-                            </w:r>
+                              <w:t xml:space="preserve">      </w:t>
+                            </w:r>
+                            <w:proofErr w:type="gramStart"/>
                             <w:r>
                               <w:rPr>
                                 <w:rFonts w:cs="Arial"/>
                                 <w:lang w:val="en-US"/>
                               </w:rPr>
-                              <w:t xml:space="preserve"> </w:t>
+                              <w:t xml:space="preserve">  </w:t>
                             </w:r>
                             <w:r>
                               <w:rPr>
                                 <w:rFonts w:cs="Arial"/>
                                 <w:lang w:val="en-US"/>
                               </w:rPr>
-                              <w:t>{{actHeight}}</w:t>
+                              <w:t xml:space="preserve"> </w:t>
+                            </w:r>
+                            <w:r>
+                              <w:rPr>
+                                <w:rFonts w:cs="Arial"/>
+                                <w:lang w:val="en-US"/>
+                              </w:rPr>
+                              <w:t>{</w:t>
+                            </w:r>
+                            <w:proofErr w:type="gramEnd"/>
+                            <w:r>
+                              <w:rPr>
+                                <w:rFonts w:cs="Arial"/>
+                                <w:lang w:val="en-US"/>
+                              </w:rPr>
+                              <w:t>{</w:t>
+                            </w:r>
+                            <w:proofErr w:type="spellStart"/>
+                            <w:r>
+                              <w:rPr>
+                                <w:rFonts w:cs="Arial"/>
+                                <w:lang w:val="en-US"/>
+                              </w:rPr>
+                              <w:t>actHeight</w:t>
+                            </w:r>
+                            <w:proofErr w:type="spellEnd"/>
+                            <w:r>
+                              <w:rPr>
+                                <w:rFonts w:cs="Arial"/>
+                                <w:lang w:val="en-US"/>
+                              </w:rPr>
+                              <w:t>}}</w:t>
                             </w:r>
                           </w:p>
                           <w:p>
@@ -14152,21 +15266,53 @@
                                 <w:rFonts w:cs="Arial"/>
                                 <w:lang w:val="en-US"/>
                               </w:rPr>
-                              <w:t xml:space="preserve">        </w:t>
-                            </w:r>
+                              <w:t xml:space="preserve">      </w:t>
+                            </w:r>
+                            <w:proofErr w:type="gramStart"/>
                             <w:r>
                               <w:rPr>
                                 <w:rFonts w:cs="Arial"/>
                                 <w:lang w:val="en-US"/>
                               </w:rPr>
-                              <w:t xml:space="preserve"> </w:t>
+                              <w:t xml:space="preserve">  </w:t>
                             </w:r>
                             <w:r>
                               <w:rPr>
                                 <w:rFonts w:cs="Arial"/>
                                 <w:lang w:val="en-US"/>
                               </w:rPr>
-                              <w:t>{{actSumma}}</w:t>
+                              <w:t xml:space="preserve"> </w:t>
+                            </w:r>
+                            <w:r>
+                              <w:rPr>
+                                <w:rFonts w:cs="Arial"/>
+                                <w:lang w:val="en-US"/>
+                              </w:rPr>
+                              <w:t>{</w:t>
+                            </w:r>
+                            <w:proofErr w:type="gramEnd"/>
+                            <w:r>
+                              <w:rPr>
+                                <w:rFonts w:cs="Arial"/>
+                                <w:lang w:val="en-US"/>
+                              </w:rPr>
+                              <w:t>{</w:t>
+                            </w:r>
+                            <w:proofErr w:type="spellStart"/>
+                            <w:r>
+                              <w:rPr>
+                                <w:rFonts w:cs="Arial"/>
+                                <w:lang w:val="en-US"/>
+                              </w:rPr>
+                              <w:t>actSumma</w:t>
+                            </w:r>
+                            <w:proofErr w:type="spellEnd"/>
+                            <w:r>
+                              <w:rPr>
+                                <w:rFonts w:cs="Arial"/>
+                                <w:lang w:val="en-US"/>
+                              </w:rPr>
+                              <w:t>}}</w:t>
                             </w:r>
                           </w:p>
                         </w:txbxContent>
@@ -14770,6 +15916,7 @@
                               </w:rPr>
                               <w:t xml:space="preserve">             </w:t>
                             </w:r>
+                            <w:proofErr w:type="gramStart"/>
                             <w:r>
                               <w:rPr>
                                 <w:rFonts w:ascii="Calibri" w:hAnsi="Calibri"/>
@@ -14789,7 +15936,31 @@
                                 <w:rFonts w:ascii="Calibri" w:hAnsi="Calibri"/>
                                 <w:lang w:val="en-US"/>
                               </w:rPr>
-                              <w:t>{{actV}}</w:t>
+                              <w:t>{</w:t>
+                            </w:r>
+                            <w:proofErr w:type="gramEnd"/>
+                            <w:r>
+                              <w:rPr>
+                                <w:rFonts w:ascii="Calibri" w:hAnsi="Calibri"/>
+                                <w:lang w:val="en-US"/>
+                              </w:rPr>
+                              <w:t>{</w:t>
+                            </w:r>
+                            <w:proofErr w:type="spellStart"/>
+                            <w:r>
+                              <w:rPr>
+                                <w:rFonts w:ascii="Calibri" w:hAnsi="Calibri"/>
+                                <w:lang w:val="en-US"/>
+                              </w:rPr>
+                              <w:t>actV</w:t>
+                            </w:r>
+                            <w:proofErr w:type="spellEnd"/>
+                            <w:r>
+                              <w:rPr>
+                                <w:rFonts w:ascii="Calibri" w:hAnsi="Calibri"/>
+                                <w:lang w:val="en-US"/>
+                              </w:rPr>
+                              <w:t>}}</w:t>
                             </w:r>
                           </w:p>
                           <w:p>
@@ -14841,6 +16012,7 @@
                               </w:rPr>
                               <w:t>{{</w:t>
                             </w:r>
+                            <w:proofErr w:type="spellStart"/>
                             <w:r>
                               <w:rPr>
                                 <w:rFonts w:ascii="Calibri" w:hAnsi="Calibri" w:cs="Arial"/>
@@ -14849,6 +16021,7 @@
                               </w:rPr>
                               <w:t>actH</w:t>
                             </w:r>
+                            <w:proofErr w:type="spellEnd"/>
                             <w:r>
                               <w:rPr>
                                 <w:rFonts w:ascii="Calibri" w:hAnsi="Calibri" w:cs="Arial"/>
@@ -14896,6 +16069,7 @@
                               </w:rPr>
                               <w:t xml:space="preserve">             </w:t>
                             </w:r>
+                            <w:proofErr w:type="gramStart"/>
                             <w:r>
                               <w:rPr>
                                 <w:rFonts w:ascii="Calibri" w:hAnsi="Calibri" w:cs="Arial"/>
@@ -14915,7 +16089,31 @@
                                 <w:rFonts w:ascii="Calibri" w:hAnsi="Calibri" w:cs="Arial"/>
                                 <w:lang w:val="en-US"/>
                               </w:rPr>
-                              <w:t>{{actHour}}</w:t>
+                              <w:t>{</w:t>
+                            </w:r>
+                            <w:proofErr w:type="gramEnd"/>
+                            <w:r>
+                              <w:rPr>
+                                <w:rFonts w:ascii="Calibri" w:hAnsi="Calibri" w:cs="Arial"/>
+                                <w:lang w:val="en-US"/>
+                              </w:rPr>
+                              <w:t>{</w:t>
+                            </w:r>
+                            <w:proofErr w:type="spellStart"/>
+                            <w:r>
+                              <w:rPr>
+                                <w:rFonts w:ascii="Calibri" w:hAnsi="Calibri" w:cs="Arial"/>
+                                <w:lang w:val="en-US"/>
+                              </w:rPr>
+                              <w:t>actHour</w:t>
+                            </w:r>
+                            <w:proofErr w:type="spellEnd"/>
+                            <w:r>
+                              <w:rPr>
+                                <w:rFonts w:ascii="Calibri" w:hAnsi="Calibri" w:cs="Arial"/>
+                                <w:lang w:val="en-US"/>
+                              </w:rPr>
+                              <w:t>}}</w:t>
                             </w:r>
                           </w:p>
                         </w:txbxContent>
@@ -15650,7 +16848,29 @@
                 <w:szCs w:val="22"/>
                 <w:lang w:val="en-US" w:eastAsia="ru-RU"/>
               </w:rPr>
-              <w:t>{{actMaster}}</w:t>
+              <w:t>{{</w:t>
+            </w:r>
+            <w:proofErr w:type="spellStart"/>
+            <w:r>
+              <w:rPr>
+                <w:b/>
+                <w:i/>
+                <w:sz w:val="22"/>
+                <w:szCs w:val="22"/>
+                <w:lang w:val="en-US" w:eastAsia="ru-RU"/>
+              </w:rPr>
+              <w:t>actMaster</w:t>
+            </w:r>
+            <w:proofErr w:type="spellEnd"/>
+            <w:r>
+              <w:rPr>
+                <w:b/>
+                <w:i/>
+                <w:sz w:val="22"/>
+                <w:szCs w:val="22"/>
+                <w:lang w:val="en-US" w:eastAsia="ru-RU"/>
+              </w:rPr>
+              <w:t>}}</w:t>
             </w:r>
           </w:p>
         </w:tc>
@@ -15810,7 +17030,31 @@
                 <w:szCs w:val="28"/>
                 <w:lang w:val="en-US" w:eastAsia="ru-RU"/>
               </w:rPr>
-              <w:t>{{actLes}}</w:t>
+              <w:t>{{</w:t>
+            </w:r>
+            <w:proofErr w:type="spellStart"/>
+            <w:r>
+              <w:rPr>
+                <w:b/>
+                <w:bCs/>
+                <w:i/>
+                <w:sz w:val="28"/>
+                <w:szCs w:val="28"/>
+                <w:lang w:val="en-US" w:eastAsia="ru-RU"/>
+              </w:rPr>
+              <w:t>actLes</w:t>
+            </w:r>
+            <w:proofErr w:type="spellEnd"/>
+            <w:r>
+              <w:rPr>
+                <w:b/>
+                <w:bCs/>
+                <w:i/>
+                <w:sz w:val="28"/>
+                <w:szCs w:val="28"/>
+                <w:lang w:val="en-US" w:eastAsia="ru-RU"/>
+              </w:rPr>
+              <w:t>}}</w:t>
             </w:r>
           </w:p>
         </w:tc>
@@ -15832,7 +17076,32 @@
                 <w:sz w:val="24"/>
                 <w:szCs w:val="24"/>
               </w:rPr>
-              <w:t xml:space="preserve">Представитель ООО «СтройКонстракшен»         </w:t>
+              <w:t>Представитель ООО «</w:t>
+            </w:r>
+            <w:proofErr w:type="spellStart"/>
+            <w:proofErr w:type="gramStart"/>
+            <w:r>
+              <w:rPr>
+                <w:sz w:val="24"/>
+                <w:szCs w:val="24"/>
+              </w:rPr>
+              <w:t>СтройКонстракшен</w:t>
+            </w:r>
+            <w:proofErr w:type="spellEnd"/>
+            <w:r>
+              <w:rPr>
+                <w:sz w:val="24"/>
+                <w:szCs w:val="24"/>
+              </w:rPr>
+              <w:t xml:space="preserve">»   </w:t>
+            </w:r>
+            <w:proofErr w:type="gramEnd"/>
+            <w:r>
+              <w:rPr>
+                <w:sz w:val="24"/>
+                <w:szCs w:val="24"/>
+              </w:rPr>
+              <w:t xml:space="preserve">      </w:t>
             </w:r>
           </w:p>
         </w:tc>
@@ -15866,25 +17135,58 @@
                 <w:sz w:val="24"/>
                 <w:lang w:eastAsia="ru-RU"/>
               </w:rPr>
-              <w:t>«Начальник участка»</w:t>
-            </w:r>
+              <w:t xml:space="preserve">«Начальник </w:t>
+            </w:r>
+            <w:proofErr w:type="gramStart"/>
             <w:r>
               <w:rPr>
                 <w:i/>
                 <w:sz w:val="24"/>
-                <w:lang w:val="en-US" w:eastAsia="ru-RU"/>
-              </w:rPr>
-              <w:t xml:space="preserve">  </w:t>
-            </w:r>
-            <w:r>
-              <w:rPr>
-                <w:b/>
-                <w:bCs/>
+                <w:lang w:eastAsia="ru-RU"/>
+              </w:rPr>
+              <w:t>участка»</w:t>
+            </w:r>
+            <w:r>
+              <w:rPr>
                 <w:i/>
                 <w:sz w:val="24"/>
-                <w:lang w:eastAsia="ru-RU"/>
-              </w:rPr>
-              <w:t>Андрийевич И</w:t>
+                <w:lang w:val="en-US" w:eastAsia="ru-RU"/>
+              </w:rPr>
+              <w:t xml:space="preserve">  </w:t>
+            </w:r>
+            <w:proofErr w:type="spellStart"/>
+            <w:r>
+              <w:rPr>
+                <w:b/>
+                <w:bCs/>
+                <w:i/>
+                <w:sz w:val="24"/>
+                <w:lang w:eastAsia="ru-RU"/>
+              </w:rPr>
+              <w:t>Андрийевич</w:t>
+            </w:r>
+            <w:proofErr w:type="spellEnd"/>
+            <w:proofErr w:type="gramEnd"/>
+            <w:r>
+              <w:rPr>
+                <w:b/>
+                <w:bCs/>
+                <w:i/>
+                <w:sz w:val="24"/>
+                <w:lang w:eastAsia="ru-RU"/>
+              </w:rPr>
+              <w:t xml:space="preserve"> </w:t>
+            </w:r>
+            <w:proofErr w:type="gramStart"/>
+            <w:r>
+              <w:rPr>
+                <w:b/>
+                <w:bCs/>
+                <w:i/>
+                <w:sz w:val="24"/>
+                <w:lang w:eastAsia="ru-RU"/>
+              </w:rPr>
+              <w:t>И</w:t>
             </w:r>
             <w:r>
               <w:rPr>
@@ -15907,6 +17209,7 @@
               </w:rPr>
               <w:t>.</w:t>
             </w:r>
+            <w:proofErr w:type="gramEnd"/>
             <w:r>
               <w:rPr>
                 <w:i/>
@@ -16185,7 +17488,29 @@
                 <w:szCs w:val="18"/>
                 <w:lang w:val="en-US" w:eastAsia="ru-RU" w:bidi="ru-RU"/>
               </w:rPr>
-              <w:t>{{actNumber}}</w:t>
+              <w:t>{{</w:t>
+            </w:r>
+            <w:proofErr w:type="spellStart"/>
+            <w:r>
+              <w:rPr>
+                <w:rFonts w:cstheme="minorHAnsi"/>
+                <w:color w:val="000000"/>
+                <w:sz w:val="18"/>
+                <w:szCs w:val="18"/>
+                <w:lang w:val="en-US" w:eastAsia="ru-RU" w:bidi="ru-RU"/>
+              </w:rPr>
+              <w:t>actNumber</w:t>
+            </w:r>
+            <w:proofErr w:type="spellEnd"/>
+            <w:r>
+              <w:rPr>
+                <w:rFonts w:cstheme="minorHAnsi"/>
+                <w:color w:val="000000"/>
+                <w:sz w:val="18"/>
+                <w:szCs w:val="18"/>
+                <w:lang w:val="en-US" w:eastAsia="ru-RU" w:bidi="ru-RU"/>
+              </w:rPr>
+              <w:t>}}</w:t>
             </w:r>
           </w:p>
         </w:tc>
@@ -16333,7 +17658,25 @@
                 <w:szCs w:val="18"/>
                 <w:lang w:val="en-US"/>
               </w:rPr>
-              <w:t>{{actBrigadir}}</w:t>
+              <w:t>{{</w:t>
+            </w:r>
+            <w:proofErr w:type="spellStart"/>
+            <w:r>
+              <w:rPr>
+                <w:sz w:val="18"/>
+                <w:szCs w:val="18"/>
+                <w:lang w:val="en-US"/>
+              </w:rPr>
+              <w:t>actBrigadir</w:t>
+            </w:r>
+            <w:proofErr w:type="spellEnd"/>
+            <w:r>
+              <w:rPr>
+                <w:sz w:val="18"/>
+                <w:szCs w:val="18"/>
+                <w:lang w:val="en-US"/>
+              </w:rPr>
+              <w:t>}}</w:t>
             </w:r>
           </w:p>
         </w:tc>
@@ -16484,7 +17827,31 @@
                 <w:szCs w:val="18"/>
                 <w:lang w:val="en-US" w:eastAsia="ru-RU"/>
               </w:rPr>
-              <w:t>{{actMaster}}</w:t>
+              <w:t>{{</w:t>
+            </w:r>
+            <w:proofErr w:type="spellStart"/>
+            <w:r>
+              <w:rPr>
+                <w:rFonts w:eastAsia="Times New Roman" w:cs="Times New Roman"/>
+                <w:bCs/>
+                <w:color w:val="000000"/>
+                <w:sz w:val="18"/>
+                <w:szCs w:val="18"/>
+                <w:lang w:val="en-US" w:eastAsia="ru-RU"/>
+              </w:rPr>
+              <w:t>actMaster</w:t>
+            </w:r>
+            <w:proofErr w:type="spellEnd"/>
+            <w:r>
+              <w:rPr>
+                <w:rFonts w:eastAsia="Times New Roman" w:cs="Times New Roman"/>
+                <w:bCs/>
+                <w:color w:val="000000"/>
+                <w:sz w:val="18"/>
+                <w:szCs w:val="18"/>
+                <w:lang w:val="en-US" w:eastAsia="ru-RU"/>
+              </w:rPr>
+              <w:t>}}</w:t>
             </w:r>
           </w:p>
         </w:tc>
@@ -17115,7 +18482,29 @@
                 <w:szCs w:val="18"/>
                 <w:lang w:val="en-US" w:eastAsia="ru-RU"/>
               </w:rPr>
-              <w:t>{%tr for worker in workers_top %}</w:t>
+              <w:t xml:space="preserve">{%tr for worker in </w:t>
+            </w:r>
+            <w:proofErr w:type="spellStart"/>
+            <w:r>
+              <w:rPr>
+                <w:rFonts w:eastAsia="Times New Roman" w:cs="Times New Roman"/>
+                <w:color w:val="000000"/>
+                <w:sz w:val="18"/>
+                <w:szCs w:val="18"/>
+                <w:lang w:val="en-US" w:eastAsia="ru-RU"/>
+              </w:rPr>
+              <w:t>workers_top</w:t>
+            </w:r>
+            <w:proofErr w:type="spellEnd"/>
+            <w:r>
+              <w:rPr>
+                <w:rFonts w:eastAsia="Times New Roman" w:cs="Times New Roman"/>
+                <w:color w:val="000000"/>
+                <w:sz w:val="18"/>
+                <w:szCs w:val="18"/>
+                <w:lang w:val="en-US" w:eastAsia="ru-RU"/>
+              </w:rPr>
+              <w:t xml:space="preserve"> %}</w:t>
             </w:r>
           </w:p>
         </w:tc>
@@ -17551,7 +18940,41 @@
                 <w:szCs w:val="18"/>
                 <w:lang w:val="en-US" w:eastAsia="ru-RU"/>
               </w:rPr>
-              <w:t>{{worker.left.FullName}}</w:t>
+              <w:t>{{</w:t>
+            </w:r>
+            <w:proofErr w:type="spellStart"/>
+            <w:proofErr w:type="gramStart"/>
+            <w:r>
+              <w:rPr>
+                <w:rFonts w:eastAsia="Times New Roman" w:cs="Times New Roman"/>
+                <w:color w:val="000000"/>
+                <w:sz w:val="18"/>
+                <w:szCs w:val="18"/>
+                <w:lang w:val="en-US" w:eastAsia="ru-RU"/>
+              </w:rPr>
+              <w:t>worker.left</w:t>
+            </w:r>
+            <w:proofErr w:type="gramEnd"/>
+            <w:r>
+              <w:rPr>
+                <w:rFonts w:eastAsia="Times New Roman" w:cs="Times New Roman"/>
+                <w:color w:val="000000"/>
+                <w:sz w:val="18"/>
+                <w:szCs w:val="18"/>
+                <w:lang w:val="en-US" w:eastAsia="ru-RU"/>
+              </w:rPr>
+              <w:t>.FullName</w:t>
+            </w:r>
+            <w:proofErr w:type="spellEnd"/>
+            <w:r>
+              <w:rPr>
+                <w:rFonts w:eastAsia="Times New Roman" w:cs="Times New Roman"/>
+                <w:color w:val="000000"/>
+                <w:sz w:val="18"/>
+                <w:szCs w:val="18"/>
+                <w:lang w:val="en-US" w:eastAsia="ru-RU"/>
+              </w:rPr>
+              <w:t>}}</w:t>
             </w:r>
           </w:p>
         </w:tc>
@@ -17585,7 +19008,41 @@
                 <w:szCs w:val="18"/>
                 <w:lang w:val="en-US" w:eastAsia="ru-RU"/>
               </w:rPr>
-              <w:t>{{worker.left.hour}}</w:t>
+              <w:t>{{</w:t>
+            </w:r>
+            <w:proofErr w:type="spellStart"/>
+            <w:proofErr w:type="gramStart"/>
+            <w:r>
+              <w:rPr>
+                <w:rFonts w:eastAsia="Times New Roman" w:cs="Times New Roman"/>
+                <w:color w:val="000000"/>
+                <w:sz w:val="18"/>
+                <w:szCs w:val="18"/>
+                <w:lang w:val="en-US" w:eastAsia="ru-RU"/>
+              </w:rPr>
+              <w:t>worker.left</w:t>
+            </w:r>
+            <w:proofErr w:type="gramEnd"/>
+            <w:r>
+              <w:rPr>
+                <w:rFonts w:eastAsia="Times New Roman" w:cs="Times New Roman"/>
+                <w:color w:val="000000"/>
+                <w:sz w:val="18"/>
+                <w:szCs w:val="18"/>
+                <w:lang w:val="en-US" w:eastAsia="ru-RU"/>
+              </w:rPr>
+              <w:t>.hour</w:t>
+            </w:r>
+            <w:proofErr w:type="spellEnd"/>
+            <w:r>
+              <w:rPr>
+                <w:rFonts w:eastAsia="Times New Roman" w:cs="Times New Roman"/>
+                <w:color w:val="000000"/>
+                <w:sz w:val="18"/>
+                <w:szCs w:val="18"/>
+                <w:lang w:val="en-US" w:eastAsia="ru-RU"/>
+              </w:rPr>
+              <w:t>}}</w:t>
             </w:r>
           </w:p>
         </w:tc>
@@ -17746,7 +19203,41 @@
                 <w:szCs w:val="18"/>
                 <w:lang w:val="en-US" w:eastAsia="ru-RU"/>
               </w:rPr>
-              <w:t>{{worker.right.FullName}}</w:t>
+              <w:t>{{</w:t>
+            </w:r>
+            <w:proofErr w:type="spellStart"/>
+            <w:proofErr w:type="gramStart"/>
+            <w:r>
+              <w:rPr>
+                <w:rFonts w:eastAsia="Times New Roman" w:cs="Times New Roman"/>
+                <w:color w:val="000000"/>
+                <w:sz w:val="18"/>
+                <w:szCs w:val="18"/>
+                <w:lang w:val="en-US" w:eastAsia="ru-RU"/>
+              </w:rPr>
+              <w:t>worker.right</w:t>
+            </w:r>
+            <w:proofErr w:type="gramEnd"/>
+            <w:r>
+              <w:rPr>
+                <w:rFonts w:eastAsia="Times New Roman" w:cs="Times New Roman"/>
+                <w:color w:val="000000"/>
+                <w:sz w:val="18"/>
+                <w:szCs w:val="18"/>
+                <w:lang w:val="en-US" w:eastAsia="ru-RU"/>
+              </w:rPr>
+              <w:t>.FullName</w:t>
+            </w:r>
+            <w:proofErr w:type="spellEnd"/>
+            <w:r>
+              <w:rPr>
+                <w:rFonts w:eastAsia="Times New Roman" w:cs="Times New Roman"/>
+                <w:color w:val="000000"/>
+                <w:sz w:val="18"/>
+                <w:szCs w:val="18"/>
+                <w:lang w:val="en-US" w:eastAsia="ru-RU"/>
+              </w:rPr>
+              <w:t>}}</w:t>
             </w:r>
           </w:p>
         </w:tc>
@@ -17781,7 +19272,41 @@
                 <w:szCs w:val="18"/>
                 <w:lang w:val="en-US" w:eastAsia="ru-RU"/>
               </w:rPr>
-              <w:t>{{worker.right.hour}}</w:t>
+              <w:t>{{</w:t>
+            </w:r>
+            <w:proofErr w:type="spellStart"/>
+            <w:proofErr w:type="gramStart"/>
+            <w:r>
+              <w:rPr>
+                <w:rFonts w:eastAsia="Times New Roman" w:cs="Times New Roman"/>
+                <w:color w:val="000000"/>
+                <w:sz w:val="18"/>
+                <w:szCs w:val="18"/>
+                <w:lang w:val="en-US" w:eastAsia="ru-RU"/>
+              </w:rPr>
+              <w:t>worker.right</w:t>
+            </w:r>
+            <w:proofErr w:type="gramEnd"/>
+            <w:r>
+              <w:rPr>
+                <w:rFonts w:eastAsia="Times New Roman" w:cs="Times New Roman"/>
+                <w:color w:val="000000"/>
+                <w:sz w:val="18"/>
+                <w:szCs w:val="18"/>
+                <w:lang w:val="en-US" w:eastAsia="ru-RU"/>
+              </w:rPr>
+              <w:t>.hour</w:t>
+            </w:r>
+            <w:proofErr w:type="spellEnd"/>
+            <w:r>
+              <w:rPr>
+                <w:rFonts w:eastAsia="Times New Roman" w:cs="Times New Roman"/>
+                <w:color w:val="000000"/>
+                <w:sz w:val="18"/>
+                <w:szCs w:val="18"/>
+                <w:lang w:val="en-US" w:eastAsia="ru-RU"/>
+              </w:rPr>
+              <w:t>}}</w:t>
             </w:r>
           </w:p>
         </w:tc>
@@ -17997,7 +19522,29 @@
                 <w:szCs w:val="18"/>
                 <w:lang w:val="en-US" w:eastAsia="ru-RU"/>
               </w:rPr>
-              <w:t>{%tr endfor %}</w:t>
+              <w:t xml:space="preserve">{%tr </w:t>
+            </w:r>
+            <w:proofErr w:type="spellStart"/>
+            <w:r>
+              <w:rPr>
+                <w:rFonts w:eastAsia="Times New Roman" w:cs="Times New Roman"/>
+                <w:color w:val="000000"/>
+                <w:sz w:val="18"/>
+                <w:szCs w:val="18"/>
+                <w:lang w:val="en-US" w:eastAsia="ru-RU"/>
+              </w:rPr>
+              <w:t>endfor</w:t>
+            </w:r>
+            <w:proofErr w:type="spellEnd"/>
+            <w:r>
+              <w:rPr>
+                <w:rFonts w:eastAsia="Times New Roman" w:cs="Times New Roman"/>
+                <w:color w:val="000000"/>
+                <w:sz w:val="18"/>
+                <w:szCs w:val="18"/>
+                <w:lang w:val="en-US" w:eastAsia="ru-RU"/>
+              </w:rPr>
+              <w:t xml:space="preserve"> %}</w:t>
             </w:r>
           </w:p>
         </w:tc>
@@ -18516,7 +20063,79 @@
                 <w:szCs w:val="18"/>
                 <w:lang w:eastAsia="ru-RU"/>
               </w:rPr>
-              <w:t xml:space="preserve">{% if wrkCount|int &gt; </w:t>
+              <w:t xml:space="preserve">{% </w:t>
+            </w:r>
+            <w:proofErr w:type="spellStart"/>
+            <w:r>
+              <w:rPr>
+                <w:rFonts w:eastAsia="Times New Roman" w:cs="Times New Roman"/>
+                <w:bCs/>
+                <w:color w:val="000000"/>
+                <w:sz w:val="18"/>
+                <w:szCs w:val="18"/>
+                <w:lang w:eastAsia="ru-RU"/>
+              </w:rPr>
+              <w:t>if</w:t>
+            </w:r>
+            <w:proofErr w:type="spellEnd"/>
+            <w:r>
+              <w:rPr>
+                <w:rFonts w:eastAsia="Times New Roman" w:cs="Times New Roman"/>
+                <w:bCs/>
+                <w:color w:val="000000"/>
+                <w:sz w:val="18"/>
+                <w:szCs w:val="18"/>
+                <w:lang w:eastAsia="ru-RU"/>
+              </w:rPr>
+              <w:t xml:space="preserve"> </w:t>
+            </w:r>
+            <w:proofErr w:type="spellStart"/>
+            <w:r>
+              <w:rPr>
+                <w:rFonts w:eastAsia="Times New Roman" w:cs="Times New Roman"/>
+                <w:bCs/>
+                <w:color w:val="000000"/>
+                <w:sz w:val="18"/>
+                <w:szCs w:val="18"/>
+                <w:lang w:eastAsia="ru-RU"/>
+              </w:rPr>
+              <w:t>wrkCount|</w:t>
+            </w:r>
+            <w:proofErr w:type="gramStart"/>
+            <w:r>
+              <w:rPr>
+                <w:rFonts w:eastAsia="Times New Roman" w:cs="Times New Roman"/>
+                <w:bCs/>
+                <w:color w:val="000000"/>
+                <w:sz w:val="18"/>
+                <w:szCs w:val="18"/>
+                <w:lang w:eastAsia="ru-RU"/>
+              </w:rPr>
+              <w:t>int</w:t>
+            </w:r>
+            <w:proofErr w:type="spellEnd"/>
+            <w:r>
+              <w:rPr>
+                <w:rFonts w:eastAsia="Times New Roman" w:cs="Times New Roman"/>
+                <w:bCs/>
+                <w:color w:val="000000"/>
+                <w:sz w:val="18"/>
+                <w:szCs w:val="18"/>
+                <w:lang w:eastAsia="ru-RU"/>
+              </w:rPr>
+              <w:t xml:space="preserve"> &gt;</w:t>
+            </w:r>
+            <w:proofErr w:type="gramEnd"/>
+            <w:r>
+              <w:rPr>
+                <w:rFonts w:eastAsia="Times New Roman" w:cs="Times New Roman"/>
+                <w:bCs/>
+                <w:color w:val="000000"/>
+                <w:sz w:val="18"/>
+                <w:szCs w:val="18"/>
+                <w:lang w:eastAsia="ru-RU"/>
+              </w:rPr>
+              <w:t xml:space="preserve"> </w:t>
             </w:r>
             <w:r>
               <w:rPr>
@@ -18538,7 +20157,55 @@
                 <w:szCs w:val="18"/>
                 <w:lang w:eastAsia="ru-RU"/>
               </w:rPr>
-              <w:t xml:space="preserve"> and wrkCount|int &lt;=</w:t>
+              <w:t xml:space="preserve"> </w:t>
+            </w:r>
+            <w:proofErr w:type="spellStart"/>
+            <w:r>
+              <w:rPr>
+                <w:rFonts w:eastAsia="Times New Roman" w:cs="Times New Roman"/>
+                <w:bCs/>
+                <w:color w:val="000000"/>
+                <w:sz w:val="18"/>
+                <w:szCs w:val="18"/>
+                <w:lang w:eastAsia="ru-RU"/>
+              </w:rPr>
+              <w:t>and</w:t>
+            </w:r>
+            <w:proofErr w:type="spellEnd"/>
+            <w:r>
+              <w:rPr>
+                <w:rFonts w:eastAsia="Times New Roman" w:cs="Times New Roman"/>
+                <w:bCs/>
+                <w:color w:val="000000"/>
+                <w:sz w:val="18"/>
+                <w:szCs w:val="18"/>
+                <w:lang w:eastAsia="ru-RU"/>
+              </w:rPr>
+              <w:t xml:space="preserve"> </w:t>
+            </w:r>
+            <w:proofErr w:type="spellStart"/>
+            <w:r>
+              <w:rPr>
+                <w:rFonts w:eastAsia="Times New Roman" w:cs="Times New Roman"/>
+                <w:bCs/>
+                <w:color w:val="000000"/>
+                <w:sz w:val="18"/>
+                <w:szCs w:val="18"/>
+                <w:lang w:eastAsia="ru-RU"/>
+              </w:rPr>
+              <w:t>wrkCount|int</w:t>
+            </w:r>
+            <w:proofErr w:type="spellEnd"/>
+            <w:r>
+              <w:rPr>
+                <w:rFonts w:eastAsia="Times New Roman" w:cs="Times New Roman"/>
+                <w:bCs/>
+                <w:color w:val="000000"/>
+                <w:sz w:val="18"/>
+                <w:szCs w:val="18"/>
+                <w:lang w:eastAsia="ru-RU"/>
+              </w:rPr>
+              <w:t xml:space="preserve"> &lt;=</w:t>
             </w:r>
             <w:r>
               <w:rPr>
@@ -18560,7 +20227,116 @@
                 <w:szCs w:val="18"/>
                 <w:lang w:eastAsia="ru-RU"/>
               </w:rPr>
-              <w:t xml:space="preserve"> %}{{actDlina}}x{{actWirina}}x{{actHeight}}{%</w:t>
+              <w:t xml:space="preserve"> </w:t>
+            </w:r>
+            <w:proofErr w:type="gramStart"/>
+            <w:r>
+              <w:rPr>
+                <w:rFonts w:eastAsia="Times New Roman" w:cs="Times New Roman"/>
+                <w:bCs/>
+                <w:color w:val="000000"/>
+                <w:sz w:val="18"/>
+                <w:szCs w:val="18"/>
+                <w:lang w:eastAsia="ru-RU"/>
+              </w:rPr>
+              <w:t>%}{</w:t>
+            </w:r>
+            <w:proofErr w:type="gramEnd"/>
+            <w:r>
+              <w:rPr>
+                <w:rFonts w:eastAsia="Times New Roman" w:cs="Times New Roman"/>
+                <w:bCs/>
+                <w:color w:val="000000"/>
+                <w:sz w:val="18"/>
+                <w:szCs w:val="18"/>
+                <w:lang w:eastAsia="ru-RU"/>
+              </w:rPr>
+              <w:t>{</w:t>
+            </w:r>
+            <w:proofErr w:type="spellStart"/>
+            <w:r>
+              <w:rPr>
+                <w:rFonts w:eastAsia="Times New Roman" w:cs="Times New Roman"/>
+                <w:bCs/>
+                <w:color w:val="000000"/>
+                <w:sz w:val="18"/>
+                <w:szCs w:val="18"/>
+                <w:lang w:eastAsia="ru-RU"/>
+              </w:rPr>
+              <w:t>actDlina</w:t>
+            </w:r>
+            <w:proofErr w:type="spellEnd"/>
+            <w:r>
+              <w:rPr>
+                <w:rFonts w:eastAsia="Times New Roman" w:cs="Times New Roman"/>
+                <w:bCs/>
+                <w:color w:val="000000"/>
+                <w:sz w:val="18"/>
+                <w:szCs w:val="18"/>
+                <w:lang w:eastAsia="ru-RU"/>
+              </w:rPr>
+              <w:t>}}x{{</w:t>
+            </w:r>
+            <w:proofErr w:type="spellStart"/>
+            <w:r>
+              <w:rPr>
+                <w:rFonts w:eastAsia="Times New Roman" w:cs="Times New Roman"/>
+                <w:bCs/>
+                <w:color w:val="000000"/>
+                <w:sz w:val="18"/>
+                <w:szCs w:val="18"/>
+                <w:lang w:eastAsia="ru-RU"/>
+              </w:rPr>
+              <w:t>actWirina</w:t>
+            </w:r>
+            <w:proofErr w:type="spellEnd"/>
+            <w:r>
+              <w:rPr>
+                <w:rFonts w:eastAsia="Times New Roman" w:cs="Times New Roman"/>
+                <w:bCs/>
+                <w:color w:val="000000"/>
+                <w:sz w:val="18"/>
+                <w:szCs w:val="18"/>
+                <w:lang w:eastAsia="ru-RU"/>
+              </w:rPr>
+              <w:t>}}x{{</w:t>
+            </w:r>
+            <w:proofErr w:type="spellStart"/>
+            <w:r>
+              <w:rPr>
+                <w:rFonts w:eastAsia="Times New Roman" w:cs="Times New Roman"/>
+                <w:bCs/>
+                <w:color w:val="000000"/>
+                <w:sz w:val="18"/>
+                <w:szCs w:val="18"/>
+                <w:lang w:eastAsia="ru-RU"/>
+              </w:rPr>
+              <w:t>actHeight</w:t>
+            </w:r>
+            <w:proofErr w:type="spellEnd"/>
+            <w:proofErr w:type="gramStart"/>
+            <w:r>
+              <w:rPr>
+                <w:rFonts w:eastAsia="Times New Roman" w:cs="Times New Roman"/>
+                <w:bCs/>
+                <w:color w:val="000000"/>
+                <w:sz w:val="18"/>
+                <w:szCs w:val="18"/>
+                <w:lang w:eastAsia="ru-RU"/>
+              </w:rPr>
+              <w:t>}}{</w:t>
+            </w:r>
+            <w:proofErr w:type="gramEnd"/>
+            <w:r>
+              <w:rPr>
+                <w:rFonts w:eastAsia="Times New Roman" w:cs="Times New Roman"/>
+                <w:bCs/>
+                <w:color w:val="000000"/>
+                <w:sz w:val="18"/>
+                <w:szCs w:val="18"/>
+                <w:lang w:eastAsia="ru-RU"/>
+              </w:rPr>
+              <w:t>%</w:t>
             </w:r>
             <w:r>
               <w:rPr>
@@ -18573,16 +20349,29 @@
               </w:rPr>
               <w:t xml:space="preserve"> </w:t>
             </w:r>
-            <w:r>
-              <w:rPr>
-                <w:rFonts w:eastAsia="Times New Roman" w:cs="Times New Roman"/>
-                <w:bCs/>
-                <w:color w:val="000000"/>
-                <w:sz w:val="18"/>
-                <w:szCs w:val="18"/>
-                <w:lang w:eastAsia="ru-RU"/>
-              </w:rPr>
-              <w:t>endif %}</w:t>
+            <w:proofErr w:type="spellStart"/>
+            <w:r>
+              <w:rPr>
+                <w:rFonts w:eastAsia="Times New Roman" w:cs="Times New Roman"/>
+                <w:bCs/>
+                <w:color w:val="000000"/>
+                <w:sz w:val="18"/>
+                <w:szCs w:val="18"/>
+                <w:lang w:eastAsia="ru-RU"/>
+              </w:rPr>
+              <w:t>endif</w:t>
+            </w:r>
+            <w:proofErr w:type="spellEnd"/>
+            <w:r>
+              <w:rPr>
+                <w:rFonts w:eastAsia="Times New Roman" w:cs="Times New Roman"/>
+                <w:bCs/>
+                <w:color w:val="000000"/>
+                <w:sz w:val="18"/>
+                <w:szCs w:val="18"/>
+                <w:lang w:eastAsia="ru-RU"/>
+              </w:rPr>
+              <w:t xml:space="preserve"> %}</w:t>
             </w:r>
           </w:p>
         </w:tc>
@@ -18699,7 +20488,236 @@
                 <w:szCs w:val="18"/>
                 <w:lang w:eastAsia="ru-RU"/>
               </w:rPr>
-              <w:t>{% if wrkCount|int &gt; 16 and wrkCount|int &lt;= 32 %}{{actDlina}}x{{actWirina}}x{{actHeight}}{%</w:t>
+              <w:t xml:space="preserve">{% </w:t>
+            </w:r>
+            <w:proofErr w:type="spellStart"/>
+            <w:r>
+              <w:rPr>
+                <w:rFonts w:eastAsia="Times New Roman" w:cs="Times New Roman"/>
+                <w:bCs/>
+                <w:color w:val="000000"/>
+                <w:sz w:val="18"/>
+                <w:szCs w:val="18"/>
+                <w:lang w:eastAsia="ru-RU"/>
+              </w:rPr>
+              <w:t>if</w:t>
+            </w:r>
+            <w:proofErr w:type="spellEnd"/>
+            <w:r>
+              <w:rPr>
+                <w:rFonts w:eastAsia="Times New Roman" w:cs="Times New Roman"/>
+                <w:bCs/>
+                <w:color w:val="000000"/>
+                <w:sz w:val="18"/>
+                <w:szCs w:val="18"/>
+                <w:lang w:eastAsia="ru-RU"/>
+              </w:rPr>
+              <w:t xml:space="preserve"> </w:t>
+            </w:r>
+            <w:proofErr w:type="spellStart"/>
+            <w:r>
+              <w:rPr>
+                <w:rFonts w:eastAsia="Times New Roman" w:cs="Times New Roman"/>
+                <w:bCs/>
+                <w:color w:val="000000"/>
+                <w:sz w:val="18"/>
+                <w:szCs w:val="18"/>
+                <w:lang w:eastAsia="ru-RU"/>
+              </w:rPr>
+              <w:t>wrkCount|</w:t>
+            </w:r>
+            <w:proofErr w:type="gramStart"/>
+            <w:r>
+              <w:rPr>
+                <w:rFonts w:eastAsia="Times New Roman" w:cs="Times New Roman"/>
+                <w:bCs/>
+                <w:color w:val="000000"/>
+                <w:sz w:val="18"/>
+                <w:szCs w:val="18"/>
+                <w:lang w:eastAsia="ru-RU"/>
+              </w:rPr>
+              <w:t>int</w:t>
+            </w:r>
+            <w:proofErr w:type="spellEnd"/>
+            <w:r>
+              <w:rPr>
+                <w:rFonts w:eastAsia="Times New Roman" w:cs="Times New Roman"/>
+                <w:bCs/>
+                <w:color w:val="000000"/>
+                <w:sz w:val="18"/>
+                <w:szCs w:val="18"/>
+                <w:lang w:eastAsia="ru-RU"/>
+              </w:rPr>
+              <w:t xml:space="preserve"> &gt;</w:t>
+            </w:r>
+            <w:proofErr w:type="gramEnd"/>
+            <w:r>
+              <w:rPr>
+                <w:rFonts w:eastAsia="Times New Roman" w:cs="Times New Roman"/>
+                <w:bCs/>
+                <w:color w:val="000000"/>
+                <w:sz w:val="18"/>
+                <w:szCs w:val="18"/>
+                <w:lang w:eastAsia="ru-RU"/>
+              </w:rPr>
+              <w:t xml:space="preserve"> 16 </w:t>
+            </w:r>
+            <w:proofErr w:type="spellStart"/>
+            <w:r>
+              <w:rPr>
+                <w:rFonts w:eastAsia="Times New Roman" w:cs="Times New Roman"/>
+                <w:bCs/>
+                <w:color w:val="000000"/>
+                <w:sz w:val="18"/>
+                <w:szCs w:val="18"/>
+                <w:lang w:eastAsia="ru-RU"/>
+              </w:rPr>
+              <w:t>and</w:t>
+            </w:r>
+            <w:proofErr w:type="spellEnd"/>
+            <w:r>
+              <w:rPr>
+                <w:rFonts w:eastAsia="Times New Roman" w:cs="Times New Roman"/>
+                <w:bCs/>
+                <w:color w:val="000000"/>
+                <w:sz w:val="18"/>
+                <w:szCs w:val="18"/>
+                <w:lang w:eastAsia="ru-RU"/>
+              </w:rPr>
+              <w:t xml:space="preserve"> </w:t>
+            </w:r>
+            <w:proofErr w:type="spellStart"/>
+            <w:r>
+              <w:rPr>
+                <w:rFonts w:eastAsia="Times New Roman" w:cs="Times New Roman"/>
+                <w:bCs/>
+                <w:color w:val="000000"/>
+                <w:sz w:val="18"/>
+                <w:szCs w:val="18"/>
+                <w:lang w:eastAsia="ru-RU"/>
+              </w:rPr>
+              <w:t>wrkCount|int</w:t>
+            </w:r>
+            <w:proofErr w:type="spellEnd"/>
+            <w:r>
+              <w:rPr>
+                <w:rFonts w:eastAsia="Times New Roman" w:cs="Times New Roman"/>
+                <w:bCs/>
+                <w:color w:val="000000"/>
+                <w:sz w:val="18"/>
+                <w:szCs w:val="18"/>
+                <w:lang w:eastAsia="ru-RU"/>
+              </w:rPr>
+              <w:t xml:space="preserve"> &lt;= 32 </w:t>
+            </w:r>
+            <w:proofErr w:type="gramStart"/>
+            <w:r>
+              <w:rPr>
+                <w:rFonts w:eastAsia="Times New Roman" w:cs="Times New Roman"/>
+                <w:bCs/>
+                <w:color w:val="000000"/>
+                <w:sz w:val="18"/>
+                <w:szCs w:val="18"/>
+                <w:lang w:eastAsia="ru-RU"/>
+              </w:rPr>
+              <w:t>%}{</w:t>
+            </w:r>
+            <w:proofErr w:type="gramEnd"/>
+            <w:r>
+              <w:rPr>
+                <w:rFonts w:eastAsia="Times New Roman" w:cs="Times New Roman"/>
+                <w:bCs/>
+                <w:color w:val="000000"/>
+                <w:sz w:val="18"/>
+                <w:szCs w:val="18"/>
+                <w:lang w:eastAsia="ru-RU"/>
+              </w:rPr>
+              <w:t>{</w:t>
+            </w:r>
+            <w:proofErr w:type="spellStart"/>
+            <w:r>
+              <w:rPr>
+                <w:rFonts w:eastAsia="Times New Roman" w:cs="Times New Roman"/>
+                <w:bCs/>
+                <w:color w:val="000000"/>
+                <w:sz w:val="18"/>
+                <w:szCs w:val="18"/>
+                <w:lang w:eastAsia="ru-RU"/>
+              </w:rPr>
+              <w:t>actDlina</w:t>
+            </w:r>
+            <w:proofErr w:type="spellEnd"/>
+            <w:r>
+              <w:rPr>
+                <w:rFonts w:eastAsia="Times New Roman" w:cs="Times New Roman"/>
+                <w:bCs/>
+                <w:color w:val="000000"/>
+                <w:sz w:val="18"/>
+                <w:szCs w:val="18"/>
+                <w:lang w:eastAsia="ru-RU"/>
+              </w:rPr>
+              <w:t>}}x{{</w:t>
+            </w:r>
+            <w:proofErr w:type="spellStart"/>
+            <w:r>
+              <w:rPr>
+                <w:rFonts w:eastAsia="Times New Roman" w:cs="Times New Roman"/>
+                <w:bCs/>
+                <w:color w:val="000000"/>
+                <w:sz w:val="18"/>
+                <w:szCs w:val="18"/>
+                <w:lang w:eastAsia="ru-RU"/>
+              </w:rPr>
+              <w:t>actWirina</w:t>
+            </w:r>
+            <w:proofErr w:type="spellEnd"/>
+            <w:r>
+              <w:rPr>
+                <w:rFonts w:eastAsia="Times New Roman" w:cs="Times New Roman"/>
+                <w:bCs/>
+                <w:color w:val="000000"/>
+                <w:sz w:val="18"/>
+                <w:szCs w:val="18"/>
+                <w:lang w:eastAsia="ru-RU"/>
+              </w:rPr>
+              <w:t>}}x{{</w:t>
+            </w:r>
+            <w:proofErr w:type="spellStart"/>
+            <w:r>
+              <w:rPr>
+                <w:rFonts w:eastAsia="Times New Roman" w:cs="Times New Roman"/>
+                <w:bCs/>
+                <w:color w:val="000000"/>
+                <w:sz w:val="18"/>
+                <w:szCs w:val="18"/>
+                <w:lang w:eastAsia="ru-RU"/>
+              </w:rPr>
+              <w:t>actHeight</w:t>
+            </w:r>
+            <w:proofErr w:type="spellEnd"/>
+            <w:proofErr w:type="gramStart"/>
+            <w:r>
+              <w:rPr>
+                <w:rFonts w:eastAsia="Times New Roman" w:cs="Times New Roman"/>
+                <w:bCs/>
+                <w:color w:val="000000"/>
+                <w:sz w:val="18"/>
+                <w:szCs w:val="18"/>
+                <w:lang w:eastAsia="ru-RU"/>
+              </w:rPr>
+              <w:t>}}{</w:t>
+            </w:r>
+            <w:proofErr w:type="gramEnd"/>
+            <w:r>
+              <w:rPr>
+                <w:rFonts w:eastAsia="Times New Roman" w:cs="Times New Roman"/>
+                <w:bCs/>
+                <w:color w:val="000000"/>
+                <w:sz w:val="18"/>
+                <w:szCs w:val="18"/>
+                <w:lang w:eastAsia="ru-RU"/>
+              </w:rPr>
+              <w:t>%</w:t>
             </w:r>
             <w:r>
               <w:rPr>
@@ -18712,16 +20730,29 @@
               </w:rPr>
               <w:t xml:space="preserve"> </w:t>
             </w:r>
-            <w:r>
-              <w:rPr>
-                <w:rFonts w:eastAsia="Times New Roman" w:cs="Times New Roman"/>
-                <w:bCs/>
-                <w:color w:val="000000"/>
-                <w:sz w:val="18"/>
-                <w:szCs w:val="18"/>
-                <w:lang w:eastAsia="ru-RU"/>
-              </w:rPr>
-              <w:t>endif %}</w:t>
+            <w:proofErr w:type="spellStart"/>
+            <w:r>
+              <w:rPr>
+                <w:rFonts w:eastAsia="Times New Roman" w:cs="Times New Roman"/>
+                <w:bCs/>
+                <w:color w:val="000000"/>
+                <w:sz w:val="18"/>
+                <w:szCs w:val="18"/>
+                <w:lang w:eastAsia="ru-RU"/>
+              </w:rPr>
+              <w:t>endif</w:t>
+            </w:r>
+            <w:proofErr w:type="spellEnd"/>
+            <w:r>
+              <w:rPr>
+                <w:rFonts w:eastAsia="Times New Roman" w:cs="Times New Roman"/>
+                <w:bCs/>
+                <w:color w:val="000000"/>
+                <w:sz w:val="18"/>
+                <w:szCs w:val="18"/>
+                <w:lang w:eastAsia="ru-RU"/>
+              </w:rPr>
+              <w:t xml:space="preserve"> %}</w:t>
             </w:r>
           </w:p>
         </w:tc>
@@ -18756,6 +20787,7 @@
                 <w:lang w:eastAsia="ru-RU"/>
               </w:rPr>
             </w:pPr>
+            <w:proofErr w:type="gramStart"/>
             <w:r>
               <w:rPr>
                 <w:rFonts w:eastAsia="Times New Roman" w:cs="Times New Roman"/>
@@ -18768,6 +20800,7 @@
               </w:rPr>
               <w:t>Ч-Ч Всего</w:t>
             </w:r>
+            <w:proofErr w:type="gramEnd"/>
           </w:p>
         </w:tc>
         <w:tc>
@@ -18802,18 +20835,31 @@
                 <w:szCs w:val="18"/>
                 <w:lang w:val="en-US" w:eastAsia="ru-RU"/>
               </w:rPr>
-              <w:t xml:space="preserve">{% if wrkCount|int &gt; </w:t>
-            </w:r>
-            <w:r>
-              <w:rPr>
-                <w:rFonts w:eastAsia="Times New Roman" w:cs="Times New Roman"/>
-                <w:bCs/>
-                <w:color w:val="000000"/>
-                <w:sz w:val="18"/>
-                <w:szCs w:val="18"/>
-                <w:lang w:val="en-US" w:eastAsia="ru-RU"/>
-              </w:rPr>
-              <w:t>0</w:t>
+              <w:t xml:space="preserve">{% if </w:t>
+            </w:r>
+            <w:proofErr w:type="spellStart"/>
+            <w:r>
+              <w:rPr>
+                <w:rFonts w:eastAsia="Times New Roman" w:cs="Times New Roman"/>
+                <w:bCs/>
+                <w:color w:val="000000"/>
+                <w:sz w:val="18"/>
+                <w:szCs w:val="18"/>
+                <w:lang w:val="en-US" w:eastAsia="ru-RU"/>
+              </w:rPr>
+              <w:t>wrkCount|int</w:t>
+            </w:r>
+            <w:proofErr w:type="spellEnd"/>
+            <w:r>
+              <w:rPr>
+                <w:rFonts w:eastAsia="Times New Roman" w:cs="Times New Roman"/>
+                <w:bCs/>
+                <w:color w:val="000000"/>
+                <w:sz w:val="18"/>
+                <w:szCs w:val="18"/>
+                <w:lang w:val="en-US" w:eastAsia="ru-RU"/>
+              </w:rPr>
+              <w:t xml:space="preserve"> &gt; 0</w:t>
             </w:r>
             <w:r>
               <w:rPr>
@@ -18835,30 +20881,33 @@
                 <w:szCs w:val="18"/>
                 <w:lang w:val="en-US" w:eastAsia="ru-RU"/>
               </w:rPr>
-              <w:t xml:space="preserve">and wrkCount|int &lt;= </w:t>
-            </w:r>
-            <w:r>
-              <w:rPr>
-                <w:rFonts w:eastAsia="Times New Roman" w:cs="Times New Roman"/>
-                <w:bCs/>
-                <w:color w:val="000000"/>
-                <w:sz w:val="18"/>
-                <w:szCs w:val="18"/>
-                <w:lang w:val="en-US" w:eastAsia="ru-RU"/>
-              </w:rPr>
-              <w:t>16</w:t>
-            </w:r>
-            <w:r>
-              <w:rPr>
-                <w:rFonts w:eastAsia="Times New Roman" w:cs="Times New Roman"/>
-                <w:bCs/>
-                <w:color w:val="000000"/>
-                <w:sz w:val="18"/>
-                <w:szCs w:val="18"/>
-                <w:lang w:val="en-US" w:eastAsia="ru-RU"/>
-              </w:rPr>
-              <w:t xml:space="preserve"> </w:t>
-            </w:r>
+              <w:t xml:space="preserve">and </w:t>
+            </w:r>
+            <w:proofErr w:type="spellStart"/>
+            <w:r>
+              <w:rPr>
+                <w:rFonts w:eastAsia="Times New Roman" w:cs="Times New Roman"/>
+                <w:bCs/>
+                <w:color w:val="000000"/>
+                <w:sz w:val="18"/>
+                <w:szCs w:val="18"/>
+                <w:lang w:val="en-US" w:eastAsia="ru-RU"/>
+              </w:rPr>
+              <w:t>wrkCount|int</w:t>
+            </w:r>
+            <w:proofErr w:type="spellEnd"/>
+            <w:r>
+              <w:rPr>
+                <w:rFonts w:eastAsia="Times New Roman" w:cs="Times New Roman"/>
+                <w:bCs/>
+                <w:color w:val="000000"/>
+                <w:sz w:val="18"/>
+                <w:szCs w:val="18"/>
+                <w:lang w:val="en-US" w:eastAsia="ru-RU"/>
+              </w:rPr>
+              <w:t xml:space="preserve"> &lt;= 16 </w:t>
+            </w:r>
+            <w:proofErr w:type="gramStart"/>
             <w:r>
               <w:rPr>
                 <w:rFonts w:eastAsia="Times New Roman" w:cs="Times New Roman"/>
@@ -18878,18 +20927,64 @@
                 <w:szCs w:val="18"/>
                 <w:lang w:val="en-US" w:eastAsia="ru-RU"/>
               </w:rPr>
-              <w:t>{{actHour}}</w:t>
-            </w:r>
-            <w:r>
-              <w:rPr>
-                <w:rFonts w:eastAsia="Times New Roman" w:cs="Times New Roman"/>
-                <w:bCs/>
-                <w:color w:val="000000"/>
-                <w:sz w:val="18"/>
-                <w:szCs w:val="18"/>
-                <w:lang w:val="en-US" w:eastAsia="ru-RU"/>
-              </w:rPr>
-              <w:t>{% endif %}</w:t>
+              <w:t>{</w:t>
+            </w:r>
+            <w:proofErr w:type="gramEnd"/>
+            <w:r>
+              <w:rPr>
+                <w:rFonts w:eastAsia="Times New Roman" w:cs="Times New Roman"/>
+                <w:color w:val="000000"/>
+                <w:sz w:val="18"/>
+                <w:szCs w:val="18"/>
+                <w:lang w:val="en-US" w:eastAsia="ru-RU"/>
+              </w:rPr>
+              <w:t>{</w:t>
+            </w:r>
+            <w:proofErr w:type="spellStart"/>
+            <w:r>
+              <w:rPr>
+                <w:rFonts w:eastAsia="Times New Roman" w:cs="Times New Roman"/>
+                <w:color w:val="000000"/>
+                <w:sz w:val="18"/>
+                <w:szCs w:val="18"/>
+                <w:lang w:val="en-US" w:eastAsia="ru-RU"/>
+              </w:rPr>
+              <w:t>actHour</w:t>
+            </w:r>
+            <w:proofErr w:type="spellEnd"/>
+            <w:proofErr w:type="gramStart"/>
+            <w:r>
+              <w:rPr>
+                <w:rFonts w:eastAsia="Times New Roman" w:cs="Times New Roman"/>
+                <w:color w:val="000000"/>
+                <w:sz w:val="18"/>
+                <w:szCs w:val="18"/>
+                <w:lang w:val="en-US" w:eastAsia="ru-RU"/>
+              </w:rPr>
+              <w:t>}}</w:t>
+            </w:r>
+            <w:r>
+              <w:rPr>
+                <w:rFonts w:eastAsia="Times New Roman" w:cs="Times New Roman"/>
+                <w:bCs/>
+                <w:color w:val="000000"/>
+                <w:sz w:val="18"/>
+                <w:szCs w:val="18"/>
+                <w:lang w:val="en-US" w:eastAsia="ru-RU"/>
+              </w:rPr>
+              <w:t>{</w:t>
+            </w:r>
+            <w:proofErr w:type="gramEnd"/>
+            <w:r>
+              <w:rPr>
+                <w:rFonts w:eastAsia="Times New Roman" w:cs="Times New Roman"/>
+                <w:bCs/>
+                <w:color w:val="000000"/>
+                <w:sz w:val="18"/>
+                <w:szCs w:val="18"/>
+                <w:lang w:val="en-US" w:eastAsia="ru-RU"/>
+              </w:rPr>
+              <w:t>% endif %}</w:t>
             </w:r>
           </w:p>
         </w:tc>
@@ -18945,6 +21040,7 @@
               </w:rPr>
               <w:t>(</w:t>
             </w:r>
+            <w:proofErr w:type="gramStart"/>
             <w:r>
               <w:rPr>
                 <w:rFonts w:eastAsia="Times New Roman" w:cs="Times New Roman"/>
@@ -18981,6 +21077,7 @@
               </w:rPr>
               <w:t xml:space="preserve">   </w:t>
             </w:r>
+            <w:proofErr w:type="gramEnd"/>
           </w:p>
         </w:tc>
         <w:tc>
@@ -19016,52 +21113,57 @@
                 <w:szCs w:val="18"/>
                 <w:lang w:val="en-US" w:eastAsia="ru-RU"/>
               </w:rPr>
-              <w:t xml:space="preserve">{% if wrkCount|int &gt; </w:t>
-            </w:r>
-            <w:r>
-              <w:rPr>
-                <w:rFonts w:eastAsia="Times New Roman" w:cs="Times New Roman"/>
-                <w:bCs/>
-                <w:color w:val="000000"/>
-                <w:sz w:val="18"/>
-                <w:szCs w:val="18"/>
-                <w:lang w:val="en-US" w:eastAsia="ru-RU"/>
-              </w:rPr>
-              <w:t>0</w:t>
-            </w:r>
-            <w:r>
-              <w:rPr>
-                <w:rFonts w:eastAsia="Times New Roman" w:cs="Times New Roman"/>
-                <w:bCs/>
-                <w:color w:val="000000"/>
-                <w:sz w:val="18"/>
-                <w:szCs w:val="18"/>
-                <w:lang w:val="en-US" w:eastAsia="ru-RU"/>
-              </w:rPr>
-              <w:t xml:space="preserve"> and wrkCount|int &lt;= </w:t>
-            </w:r>
-            <w:r>
-              <w:rPr>
-                <w:rFonts w:eastAsia="Times New Roman" w:cs="Times New Roman"/>
-                <w:bCs/>
-                <w:color w:val="000000"/>
-                <w:sz w:val="18"/>
-                <w:szCs w:val="18"/>
-                <w:lang w:val="en-US" w:eastAsia="ru-RU"/>
-              </w:rPr>
-              <w:t>16</w:t>
-            </w:r>
-            <w:r>
-              <w:rPr>
-                <w:rFonts w:eastAsia="Times New Roman" w:cs="Times New Roman"/>
-                <w:bCs/>
-                <w:color w:val="000000"/>
-                <w:sz w:val="18"/>
-                <w:szCs w:val="18"/>
-                <w:lang w:val="en-US" w:eastAsia="ru-RU"/>
-              </w:rPr>
-              <w:t xml:space="preserve"> </w:t>
-            </w:r>
+              <w:t xml:space="preserve">{% if </w:t>
+            </w:r>
+            <w:proofErr w:type="spellStart"/>
+            <w:r>
+              <w:rPr>
+                <w:rFonts w:eastAsia="Times New Roman" w:cs="Times New Roman"/>
+                <w:bCs/>
+                <w:color w:val="000000"/>
+                <w:sz w:val="18"/>
+                <w:szCs w:val="18"/>
+                <w:lang w:val="en-US" w:eastAsia="ru-RU"/>
+              </w:rPr>
+              <w:t>wrkCount|int</w:t>
+            </w:r>
+            <w:proofErr w:type="spellEnd"/>
+            <w:r>
+              <w:rPr>
+                <w:rFonts w:eastAsia="Times New Roman" w:cs="Times New Roman"/>
+                <w:bCs/>
+                <w:color w:val="000000"/>
+                <w:sz w:val="18"/>
+                <w:szCs w:val="18"/>
+                <w:lang w:val="en-US" w:eastAsia="ru-RU"/>
+              </w:rPr>
+              <w:t xml:space="preserve"> &gt; 0 and </w:t>
+            </w:r>
+            <w:proofErr w:type="spellStart"/>
+            <w:r>
+              <w:rPr>
+                <w:rFonts w:eastAsia="Times New Roman" w:cs="Times New Roman"/>
+                <w:bCs/>
+                <w:color w:val="000000"/>
+                <w:sz w:val="18"/>
+                <w:szCs w:val="18"/>
+                <w:lang w:val="en-US" w:eastAsia="ru-RU"/>
+              </w:rPr>
+              <w:t>wrkCount|int</w:t>
+            </w:r>
+            <w:proofErr w:type="spellEnd"/>
+            <w:r>
+              <w:rPr>
+                <w:rFonts w:eastAsia="Times New Roman" w:cs="Times New Roman"/>
+                <w:bCs/>
+                <w:color w:val="000000"/>
+                <w:sz w:val="18"/>
+                <w:szCs w:val="18"/>
+                <w:lang w:val="en-US" w:eastAsia="ru-RU"/>
+              </w:rPr>
+              <w:t xml:space="preserve"> &lt;= 16 </w:t>
+            </w:r>
+            <w:proofErr w:type="gramStart"/>
             <w:r>
               <w:rPr>
                 <w:rFonts w:eastAsia="Times New Roman" w:cs="Times New Roman"/>
@@ -19081,7 +21183,29 @@
                 <w:szCs w:val="18"/>
                 <w:lang w:val="en-US" w:eastAsia="ru-RU"/>
               </w:rPr>
-              <w:t>{{actV</w:t>
+              <w:t>{</w:t>
+            </w:r>
+            <w:proofErr w:type="gramEnd"/>
+            <w:r>
+              <w:rPr>
+                <w:rFonts w:eastAsia="Times New Roman" w:cs="Times New Roman"/>
+                <w:color w:val="000000"/>
+                <w:sz w:val="18"/>
+                <w:szCs w:val="18"/>
+                <w:lang w:val="en-US" w:eastAsia="ru-RU"/>
+              </w:rPr>
+              <w:t>{</w:t>
+            </w:r>
+            <w:proofErr w:type="spellStart"/>
+            <w:r>
+              <w:rPr>
+                <w:rFonts w:eastAsia="Times New Roman" w:cs="Times New Roman"/>
+                <w:color w:val="000000"/>
+                <w:sz w:val="18"/>
+                <w:szCs w:val="18"/>
+                <w:lang w:val="en-US" w:eastAsia="ru-RU"/>
+              </w:rPr>
+              <w:t>actV</w:t>
             </w:r>
             <w:r>
               <w:rPr>
@@ -19093,6 +21217,8 @@
               </w:rPr>
               <w:t>em</w:t>
             </w:r>
+            <w:proofErr w:type="spellEnd"/>
+            <w:proofErr w:type="gramStart"/>
             <w:r>
               <w:rPr>
                 <w:rFonts w:eastAsia="Times New Roman" w:cs="Times New Roman"/>
@@ -19113,6 +21239,7 @@
               </w:rPr>
               <w:t>{</w:t>
             </w:r>
+            <w:proofErr w:type="gramEnd"/>
             <w:r>
               <w:rPr>
                 <w:rFonts w:eastAsia="Times New Roman" w:cs="Times New Roman"/>
@@ -19152,6 +21279,7 @@
                 <w:lang w:eastAsia="ru-RU"/>
               </w:rPr>
             </w:pPr>
+            <w:proofErr w:type="gramStart"/>
             <w:r>
               <w:rPr>
                 <w:rFonts w:eastAsia="Times New Roman" w:cs="Times New Roman"/>
@@ -19164,6 +21292,7 @@
               </w:rPr>
               <w:t>Ч-Ч Всего</w:t>
             </w:r>
+            <w:proofErr w:type="gramEnd"/>
           </w:p>
         </w:tc>
         <w:tc>
@@ -19198,7 +21327,31 @@
                 <w:szCs w:val="18"/>
                 <w:lang w:val="en-US" w:eastAsia="ru-RU"/>
               </w:rPr>
-              <w:t>{% if wrkCount|int &gt; 16</w:t>
+              <w:t xml:space="preserve">{% if </w:t>
+            </w:r>
+            <w:proofErr w:type="spellStart"/>
+            <w:r>
+              <w:rPr>
+                <w:rFonts w:eastAsia="Times New Roman" w:cs="Times New Roman"/>
+                <w:bCs/>
+                <w:color w:val="000000"/>
+                <w:sz w:val="18"/>
+                <w:szCs w:val="18"/>
+                <w:lang w:val="en-US" w:eastAsia="ru-RU"/>
+              </w:rPr>
+              <w:t>wrkCount|int</w:t>
+            </w:r>
+            <w:proofErr w:type="spellEnd"/>
+            <w:r>
+              <w:rPr>
+                <w:rFonts w:eastAsia="Times New Roman" w:cs="Times New Roman"/>
+                <w:bCs/>
+                <w:color w:val="000000"/>
+                <w:sz w:val="18"/>
+                <w:szCs w:val="18"/>
+                <w:lang w:val="en-US" w:eastAsia="ru-RU"/>
+              </w:rPr>
+              <w:t xml:space="preserve"> &gt; 16</w:t>
             </w:r>
             <w:r>
               <w:rPr>
@@ -19220,7 +21373,31 @@
                 <w:szCs w:val="18"/>
                 <w:lang w:val="en-US" w:eastAsia="ru-RU"/>
               </w:rPr>
-              <w:t>and wrkCount|int &lt;= 32</w:t>
+              <w:t xml:space="preserve">and </w:t>
+            </w:r>
+            <w:proofErr w:type="spellStart"/>
+            <w:r>
+              <w:rPr>
+                <w:rFonts w:eastAsia="Times New Roman" w:cs="Times New Roman"/>
+                <w:bCs/>
+                <w:color w:val="000000"/>
+                <w:sz w:val="18"/>
+                <w:szCs w:val="18"/>
+                <w:lang w:val="en-US" w:eastAsia="ru-RU"/>
+              </w:rPr>
+              <w:t>wrkCount|int</w:t>
+            </w:r>
+            <w:proofErr w:type="spellEnd"/>
+            <w:r>
+              <w:rPr>
+                <w:rFonts w:eastAsia="Times New Roman" w:cs="Times New Roman"/>
+                <w:bCs/>
+                <w:color w:val="000000"/>
+                <w:sz w:val="18"/>
+                <w:szCs w:val="18"/>
+                <w:lang w:val="en-US" w:eastAsia="ru-RU"/>
+              </w:rPr>
+              <w:t xml:space="preserve"> &lt;= 32</w:t>
             </w:r>
             <w:r>
               <w:rPr>
@@ -19233,6 +21410,7 @@
               </w:rPr>
               <w:t xml:space="preserve"> </w:t>
             </w:r>
+            <w:proofErr w:type="gramStart"/>
             <w:r>
               <w:rPr>
                 <w:rFonts w:eastAsia="Times New Roman" w:cs="Times New Roman"/>
@@ -19252,18 +21430,64 @@
                 <w:szCs w:val="18"/>
                 <w:lang w:val="en-US" w:eastAsia="ru-RU"/>
               </w:rPr>
-              <w:t>{{actHour}}</w:t>
-            </w:r>
-            <w:r>
-              <w:rPr>
-                <w:rFonts w:eastAsia="Times New Roman" w:cs="Times New Roman"/>
-                <w:bCs/>
-                <w:color w:val="000000"/>
-                <w:sz w:val="18"/>
-                <w:szCs w:val="18"/>
-                <w:lang w:val="en-US" w:eastAsia="ru-RU"/>
-              </w:rPr>
-              <w:t>{% endif %}</w:t>
+              <w:t>{</w:t>
+            </w:r>
+            <w:proofErr w:type="gramEnd"/>
+            <w:r>
+              <w:rPr>
+                <w:rFonts w:eastAsia="Times New Roman" w:cs="Times New Roman"/>
+                <w:color w:val="000000"/>
+                <w:sz w:val="18"/>
+                <w:szCs w:val="18"/>
+                <w:lang w:val="en-US" w:eastAsia="ru-RU"/>
+              </w:rPr>
+              <w:t>{</w:t>
+            </w:r>
+            <w:proofErr w:type="spellStart"/>
+            <w:r>
+              <w:rPr>
+                <w:rFonts w:eastAsia="Times New Roman" w:cs="Times New Roman"/>
+                <w:color w:val="000000"/>
+                <w:sz w:val="18"/>
+                <w:szCs w:val="18"/>
+                <w:lang w:val="en-US" w:eastAsia="ru-RU"/>
+              </w:rPr>
+              <w:t>actHour</w:t>
+            </w:r>
+            <w:proofErr w:type="spellEnd"/>
+            <w:proofErr w:type="gramStart"/>
+            <w:r>
+              <w:rPr>
+                <w:rFonts w:eastAsia="Times New Roman" w:cs="Times New Roman"/>
+                <w:color w:val="000000"/>
+                <w:sz w:val="18"/>
+                <w:szCs w:val="18"/>
+                <w:lang w:val="en-US" w:eastAsia="ru-RU"/>
+              </w:rPr>
+              <w:t>}}</w:t>
+            </w:r>
+            <w:r>
+              <w:rPr>
+                <w:rFonts w:eastAsia="Times New Roman" w:cs="Times New Roman"/>
+                <w:bCs/>
+                <w:color w:val="000000"/>
+                <w:sz w:val="18"/>
+                <w:szCs w:val="18"/>
+                <w:lang w:val="en-US" w:eastAsia="ru-RU"/>
+              </w:rPr>
+              <w:t>{</w:t>
+            </w:r>
+            <w:proofErr w:type="gramEnd"/>
+            <w:r>
+              <w:rPr>
+                <w:rFonts w:eastAsia="Times New Roman" w:cs="Times New Roman"/>
+                <w:bCs/>
+                <w:color w:val="000000"/>
+                <w:sz w:val="18"/>
+                <w:szCs w:val="18"/>
+                <w:lang w:val="en-US" w:eastAsia="ru-RU"/>
+              </w:rPr>
+              <w:t>% endif %}</w:t>
             </w:r>
           </w:p>
         </w:tc>
@@ -19366,19 +21590,68 @@
                 <w:szCs w:val="18"/>
                 <w:lang w:val="en-US" w:eastAsia="ru-RU"/>
               </w:rPr>
-              <w:t xml:space="preserve">{% if wrkCount|int &gt; 16 </w:t>
-            </w:r>
-            <w:r>
-              <w:rPr>
-                <w:rFonts w:eastAsia="Times New Roman" w:cs="Times New Roman"/>
-                <w:bCs/>
-                <w:color w:val="000000"/>
-                <w:sz w:val="18"/>
-                <w:szCs w:val="18"/>
-                <w:lang w:val="en-US" w:eastAsia="ru-RU"/>
-              </w:rPr>
-              <w:t xml:space="preserve">and wrkCount|int &lt;= 32 </w:t>
-            </w:r>
+              <w:t xml:space="preserve">{% if </w:t>
+            </w:r>
+            <w:proofErr w:type="spellStart"/>
+            <w:r>
+              <w:rPr>
+                <w:rFonts w:eastAsia="Times New Roman" w:cs="Times New Roman"/>
+                <w:bCs/>
+                <w:color w:val="000000"/>
+                <w:sz w:val="18"/>
+                <w:szCs w:val="18"/>
+                <w:lang w:val="en-US" w:eastAsia="ru-RU"/>
+              </w:rPr>
+              <w:t>wrkCount|int</w:t>
+            </w:r>
+            <w:proofErr w:type="spellEnd"/>
+            <w:r>
+              <w:rPr>
+                <w:rFonts w:eastAsia="Times New Roman" w:cs="Times New Roman"/>
+                <w:bCs/>
+                <w:color w:val="000000"/>
+                <w:sz w:val="18"/>
+                <w:szCs w:val="18"/>
+                <w:lang w:val="en-US" w:eastAsia="ru-RU"/>
+              </w:rPr>
+              <w:t xml:space="preserve"> &gt; 16 </w:t>
+            </w:r>
+            <w:r>
+              <w:rPr>
+                <w:rFonts w:eastAsia="Times New Roman" w:cs="Times New Roman"/>
+                <w:bCs/>
+                <w:color w:val="000000"/>
+                <w:sz w:val="18"/>
+                <w:szCs w:val="18"/>
+                <w:lang w:val="en-US" w:eastAsia="ru-RU"/>
+              </w:rPr>
+              <w:t xml:space="preserve">and </w:t>
+            </w:r>
+            <w:proofErr w:type="spellStart"/>
+            <w:r>
+              <w:rPr>
+                <w:rFonts w:eastAsia="Times New Roman" w:cs="Times New Roman"/>
+                <w:bCs/>
+                <w:color w:val="000000"/>
+                <w:sz w:val="18"/>
+                <w:szCs w:val="18"/>
+                <w:lang w:val="en-US" w:eastAsia="ru-RU"/>
+              </w:rPr>
+              <w:t>wrkCount|int</w:t>
+            </w:r>
+            <w:proofErr w:type="spellEnd"/>
+            <w:r>
+              <w:rPr>
+                <w:rFonts w:eastAsia="Times New Roman" w:cs="Times New Roman"/>
+                <w:bCs/>
+                <w:color w:val="000000"/>
+                <w:sz w:val="18"/>
+                <w:szCs w:val="18"/>
+                <w:lang w:val="en-US" w:eastAsia="ru-RU"/>
+              </w:rPr>
+              <w:t xml:space="preserve"> &lt;= 32 </w:t>
+            </w:r>
+            <w:proofErr w:type="gramStart"/>
             <w:r>
               <w:rPr>
                 <w:rFonts w:eastAsia="Times New Roman" w:cs="Times New Roman"/>
@@ -19398,7 +21671,29 @@
                 <w:szCs w:val="18"/>
                 <w:lang w:val="en-US" w:eastAsia="ru-RU"/>
               </w:rPr>
-              <w:t>{{actV</w:t>
+              <w:t>{</w:t>
+            </w:r>
+            <w:proofErr w:type="gramEnd"/>
+            <w:r>
+              <w:rPr>
+                <w:rFonts w:eastAsia="Times New Roman" w:cs="Times New Roman"/>
+                <w:color w:val="000000"/>
+                <w:sz w:val="18"/>
+                <w:szCs w:val="18"/>
+                <w:lang w:val="en-US" w:eastAsia="ru-RU"/>
+              </w:rPr>
+              <w:t>{</w:t>
+            </w:r>
+            <w:proofErr w:type="spellStart"/>
+            <w:r>
+              <w:rPr>
+                <w:rFonts w:eastAsia="Times New Roman" w:cs="Times New Roman"/>
+                <w:color w:val="000000"/>
+                <w:sz w:val="18"/>
+                <w:szCs w:val="18"/>
+                <w:lang w:val="en-US" w:eastAsia="ru-RU"/>
+              </w:rPr>
+              <w:t>actV</w:t>
             </w:r>
             <w:r>
               <w:rPr>
@@ -19410,6 +21705,8 @@
               </w:rPr>
               <w:t>em</w:t>
             </w:r>
+            <w:proofErr w:type="spellEnd"/>
+            <w:proofErr w:type="gramStart"/>
             <w:r>
               <w:rPr>
                 <w:rFonts w:eastAsia="Times New Roman" w:cs="Times New Roman"/>
@@ -19430,6 +21727,7 @@
               </w:rPr>
               <w:t>{</w:t>
             </w:r>
+            <w:proofErr w:type="gramEnd"/>
             <w:r>
               <w:rPr>
                 <w:rFonts w:eastAsia="Times New Roman" w:cs="Times New Roman"/>
@@ -19545,6 +21843,7 @@
               </w:rPr>
               <w:t xml:space="preserve"> </w:t>
             </w:r>
+            <w:proofErr w:type="spellStart"/>
             <w:r>
               <w:rPr>
                 <w:rFonts w:eastAsia="Times New Roman" w:cs="Times New Roman"/>
@@ -19578,6 +21877,7 @@
               </w:rPr>
               <w:t>int</w:t>
             </w:r>
+            <w:proofErr w:type="spellEnd"/>
             <w:r>
               <w:rPr>
                 <w:rFonts w:eastAsia="Times New Roman" w:cs="Times New Roman"/>
@@ -19620,30 +21920,68 @@
                 <w:szCs w:val="18"/>
                 <w:lang w:val="en-US" w:eastAsia="ru-RU"/>
               </w:rPr>
-              <w:t xml:space="preserve">and wrkCount|int &lt;= </w:t>
-            </w:r>
-            <w:r>
-              <w:rPr>
-                <w:rFonts w:eastAsia="Times New Roman" w:cs="Times New Roman"/>
-                <w:bCs/>
-                <w:color w:val="000000"/>
-                <w:sz w:val="18"/>
-                <w:szCs w:val="18"/>
-                <w:lang w:val="en-US" w:eastAsia="ru-RU"/>
-              </w:rPr>
-              <w:t>16</w:t>
-            </w:r>
-            <w:r>
-              <w:rPr>
-                <w:rFonts w:eastAsia="Times New Roman" w:cs="Times New Roman"/>
-                <w:bCs/>
-                <w:color w:val="000000"/>
-                <w:sz w:val="18"/>
-                <w:szCs w:val="18"/>
-                <w:lang w:val="en-US" w:eastAsia="ru-RU"/>
-              </w:rPr>
-              <w:t xml:space="preserve"> %}{{</w:t>
-            </w:r>
+              <w:t xml:space="preserve">and </w:t>
+            </w:r>
+            <w:proofErr w:type="spellStart"/>
+            <w:r>
+              <w:rPr>
+                <w:rFonts w:eastAsia="Times New Roman" w:cs="Times New Roman"/>
+                <w:bCs/>
+                <w:color w:val="000000"/>
+                <w:sz w:val="18"/>
+                <w:szCs w:val="18"/>
+                <w:lang w:val="en-US" w:eastAsia="ru-RU"/>
+              </w:rPr>
+              <w:t>wrkCount|int</w:t>
+            </w:r>
+            <w:proofErr w:type="spellEnd"/>
+            <w:r>
+              <w:rPr>
+                <w:rFonts w:eastAsia="Times New Roman" w:cs="Times New Roman"/>
+                <w:bCs/>
+                <w:color w:val="000000"/>
+                <w:sz w:val="18"/>
+                <w:szCs w:val="18"/>
+                <w:lang w:val="en-US" w:eastAsia="ru-RU"/>
+              </w:rPr>
+              <w:t xml:space="preserve"> &lt;= 16</w:t>
+            </w:r>
+            <w:r>
+              <w:rPr>
+                <w:rFonts w:eastAsia="Times New Roman" w:cs="Times New Roman"/>
+                <w:bCs/>
+                <w:color w:val="000000"/>
+                <w:sz w:val="18"/>
+                <w:szCs w:val="18"/>
+                <w:lang w:val="en-US" w:eastAsia="ru-RU"/>
+              </w:rPr>
+              <w:t xml:space="preserve"> </w:t>
+            </w:r>
+            <w:proofErr w:type="gramStart"/>
+            <w:r>
+              <w:rPr>
+                <w:rFonts w:eastAsia="Times New Roman" w:cs="Times New Roman"/>
+                <w:bCs/>
+                <w:color w:val="000000"/>
+                <w:sz w:val="18"/>
+                <w:szCs w:val="18"/>
+                <w:lang w:val="en-US" w:eastAsia="ru-RU"/>
+              </w:rPr>
+              <w:t>%}{</w:t>
+            </w:r>
+            <w:proofErr w:type="gramEnd"/>
+            <w:r>
+              <w:rPr>
+                <w:rFonts w:eastAsia="Times New Roman" w:cs="Times New Roman"/>
+                <w:bCs/>
+                <w:color w:val="000000"/>
+                <w:sz w:val="18"/>
+                <w:szCs w:val="18"/>
+                <w:lang w:val="en-US" w:eastAsia="ru-RU"/>
+              </w:rPr>
+              <w:t>{</w:t>
+            </w:r>
+            <w:proofErr w:type="spellStart"/>
             <w:r>
               <w:rPr>
                 <w:sz w:val="18"/>
@@ -19652,16 +21990,30 @@
               </w:rPr>
               <w:t>actBrigadir</w:t>
             </w:r>
-            <w:r>
-              <w:rPr>
-                <w:rFonts w:eastAsia="Times New Roman" w:cs="Times New Roman"/>
-                <w:bCs/>
-                <w:color w:val="000000"/>
-                <w:sz w:val="18"/>
-                <w:szCs w:val="18"/>
-                <w:lang w:val="en-US" w:eastAsia="ru-RU"/>
-              </w:rPr>
-              <w:t xml:space="preserve">}}{% </w:t>
+            <w:proofErr w:type="spellEnd"/>
+            <w:proofErr w:type="gramStart"/>
+            <w:r>
+              <w:rPr>
+                <w:rFonts w:eastAsia="Times New Roman" w:cs="Times New Roman"/>
+                <w:bCs/>
+                <w:color w:val="000000"/>
+                <w:sz w:val="18"/>
+                <w:szCs w:val="18"/>
+                <w:lang w:val="en-US" w:eastAsia="ru-RU"/>
+              </w:rPr>
+              <w:t>}}{</w:t>
+            </w:r>
+            <w:proofErr w:type="gramEnd"/>
+            <w:r>
+              <w:rPr>
+                <w:rFonts w:eastAsia="Times New Roman" w:cs="Times New Roman"/>
+                <w:bCs/>
+                <w:color w:val="000000"/>
+                <w:sz w:val="18"/>
+                <w:szCs w:val="18"/>
+                <w:lang w:val="en-US" w:eastAsia="ru-RU"/>
+              </w:rPr>
+              <w:t xml:space="preserve">% </w:t>
             </w:r>
             <w:r>
               <w:rPr>
@@ -19784,6 +22136,7 @@
               </w:rPr>
               <w:t xml:space="preserve"> </w:t>
             </w:r>
+            <w:proofErr w:type="spellStart"/>
             <w:r>
               <w:rPr>
                 <w:rFonts w:eastAsia="Times New Roman" w:cs="Times New Roman"/>
@@ -19817,6 +22170,7 @@
               </w:rPr>
               <w:t>int</w:t>
             </w:r>
+            <w:proofErr w:type="spellEnd"/>
             <w:r>
               <w:rPr>
                 <w:rFonts w:eastAsia="Times New Roman" w:cs="Times New Roman"/>
@@ -19848,19 +22202,68 @@
                 <w:szCs w:val="18"/>
                 <w:lang w:val="en-US" w:eastAsia="ru-RU"/>
               </w:rPr>
-              <w:t>and wrkCount|int &lt;= 32</w:t>
-            </w:r>
-            <w:r>
-              <w:rPr>
-                <w:rFonts w:eastAsia="Times New Roman" w:cs="Times New Roman"/>
-                <w:bCs/>
-                <w:color w:val="000000"/>
-                <w:sz w:val="18"/>
-                <w:szCs w:val="18"/>
-                <w:lang w:val="en-US" w:eastAsia="ru-RU"/>
-              </w:rPr>
-              <w:t xml:space="preserve"> %}{{</w:t>
-            </w:r>
+              <w:t xml:space="preserve">and </w:t>
+            </w:r>
+            <w:proofErr w:type="spellStart"/>
+            <w:r>
+              <w:rPr>
+                <w:rFonts w:eastAsia="Times New Roman" w:cs="Times New Roman"/>
+                <w:bCs/>
+                <w:color w:val="000000"/>
+                <w:sz w:val="18"/>
+                <w:szCs w:val="18"/>
+                <w:lang w:val="en-US" w:eastAsia="ru-RU"/>
+              </w:rPr>
+              <w:t>wrkCount|int</w:t>
+            </w:r>
+            <w:proofErr w:type="spellEnd"/>
+            <w:r>
+              <w:rPr>
+                <w:rFonts w:eastAsia="Times New Roman" w:cs="Times New Roman"/>
+                <w:bCs/>
+                <w:color w:val="000000"/>
+                <w:sz w:val="18"/>
+                <w:szCs w:val="18"/>
+                <w:lang w:val="en-US" w:eastAsia="ru-RU"/>
+              </w:rPr>
+              <w:t xml:space="preserve"> &lt;= 32</w:t>
+            </w:r>
+            <w:r>
+              <w:rPr>
+                <w:rFonts w:eastAsia="Times New Roman" w:cs="Times New Roman"/>
+                <w:bCs/>
+                <w:color w:val="000000"/>
+                <w:sz w:val="18"/>
+                <w:szCs w:val="18"/>
+                <w:lang w:val="en-US" w:eastAsia="ru-RU"/>
+              </w:rPr>
+              <w:t xml:space="preserve"> </w:t>
+            </w:r>
+            <w:proofErr w:type="gramStart"/>
+            <w:r>
+              <w:rPr>
+                <w:rFonts w:eastAsia="Times New Roman" w:cs="Times New Roman"/>
+                <w:bCs/>
+                <w:color w:val="000000"/>
+                <w:sz w:val="18"/>
+                <w:szCs w:val="18"/>
+                <w:lang w:val="en-US" w:eastAsia="ru-RU"/>
+              </w:rPr>
+              <w:t>%}{</w:t>
+            </w:r>
+            <w:proofErr w:type="gramEnd"/>
+            <w:r>
+              <w:rPr>
+                <w:rFonts w:eastAsia="Times New Roman" w:cs="Times New Roman"/>
+                <w:bCs/>
+                <w:color w:val="000000"/>
+                <w:sz w:val="18"/>
+                <w:szCs w:val="18"/>
+                <w:lang w:val="en-US" w:eastAsia="ru-RU"/>
+              </w:rPr>
+              <w:t>{</w:t>
+            </w:r>
+            <w:proofErr w:type="spellStart"/>
             <w:r>
               <w:rPr>
                 <w:sz w:val="18"/>
@@ -19869,16 +22272,30 @@
               </w:rPr>
               <w:t>actBrigadir</w:t>
             </w:r>
-            <w:r>
-              <w:rPr>
-                <w:rFonts w:eastAsia="Times New Roman" w:cs="Times New Roman"/>
-                <w:bCs/>
-                <w:color w:val="000000"/>
-                <w:sz w:val="18"/>
-                <w:szCs w:val="18"/>
-                <w:lang w:val="en-US" w:eastAsia="ru-RU"/>
-              </w:rPr>
-              <w:t xml:space="preserve">}}{% </w:t>
+            <w:proofErr w:type="spellEnd"/>
+            <w:proofErr w:type="gramStart"/>
+            <w:r>
+              <w:rPr>
+                <w:rFonts w:eastAsia="Times New Roman" w:cs="Times New Roman"/>
+                <w:bCs/>
+                <w:color w:val="000000"/>
+                <w:sz w:val="18"/>
+                <w:szCs w:val="18"/>
+                <w:lang w:val="en-US" w:eastAsia="ru-RU"/>
+              </w:rPr>
+              <w:t>}}{</w:t>
+            </w:r>
+            <w:proofErr w:type="gramEnd"/>
+            <w:r>
+              <w:rPr>
+                <w:rFonts w:eastAsia="Times New Roman" w:cs="Times New Roman"/>
+                <w:bCs/>
+                <w:color w:val="000000"/>
+                <w:sz w:val="18"/>
+                <w:szCs w:val="18"/>
+                <w:lang w:val="en-US" w:eastAsia="ru-RU"/>
+              </w:rPr>
+              <w:t xml:space="preserve">% </w:t>
             </w:r>
             <w:r>
               <w:rPr>
@@ -20006,6 +22423,7 @@
               </w:rPr>
               <w:t xml:space="preserve"> </w:t>
             </w:r>
+            <w:proofErr w:type="spellStart"/>
             <w:r>
               <w:rPr>
                 <w:rFonts w:eastAsia="Times New Roman" w:cs="Times New Roman"/>
@@ -20039,6 +22457,7 @@
               </w:rPr>
               <w:t>int</w:t>
             </w:r>
+            <w:proofErr w:type="spellEnd"/>
             <w:r>
               <w:rPr>
                 <w:rFonts w:eastAsia="Times New Roman" w:cs="Times New Roman"/>
@@ -20081,41 +22500,57 @@
                 <w:szCs w:val="18"/>
                 <w:lang w:val="en-US" w:eastAsia="ru-RU"/>
               </w:rPr>
-              <w:t xml:space="preserve">and wrkCount|int &lt;= </w:t>
-            </w:r>
-            <w:r>
-              <w:rPr>
-                <w:rFonts w:eastAsia="Times New Roman" w:cs="Times New Roman"/>
-                <w:bCs/>
-                <w:color w:val="000000"/>
-                <w:sz w:val="18"/>
-                <w:szCs w:val="18"/>
-                <w:lang w:val="en-US" w:eastAsia="ru-RU"/>
-              </w:rPr>
-              <w:t>16</w:t>
-            </w:r>
-            <w:r>
-              <w:rPr>
-                <w:rFonts w:eastAsia="Times New Roman" w:cs="Times New Roman"/>
-                <w:bCs/>
-                <w:color w:val="000000"/>
-                <w:sz w:val="18"/>
-                <w:szCs w:val="18"/>
-                <w:lang w:val="en-US" w:eastAsia="ru-RU"/>
-              </w:rPr>
-              <w:t xml:space="preserve"> </w:t>
-            </w:r>
-            <w:r>
-              <w:rPr>
-                <w:rFonts w:eastAsia="Times New Roman" w:cs="Times New Roman"/>
-                <w:bCs/>
-                <w:color w:val="000000"/>
-                <w:sz w:val="18"/>
-                <w:szCs w:val="18"/>
-                <w:lang w:val="en-US" w:eastAsia="ru-RU"/>
-              </w:rPr>
-              <w:t>%}{{</w:t>
-            </w:r>
+              <w:t xml:space="preserve">and </w:t>
+            </w:r>
+            <w:proofErr w:type="spellStart"/>
+            <w:r>
+              <w:rPr>
+                <w:rFonts w:eastAsia="Times New Roman" w:cs="Times New Roman"/>
+                <w:bCs/>
+                <w:color w:val="000000"/>
+                <w:sz w:val="18"/>
+                <w:szCs w:val="18"/>
+                <w:lang w:val="en-US" w:eastAsia="ru-RU"/>
+              </w:rPr>
+              <w:t>wrkCount|int</w:t>
+            </w:r>
+            <w:proofErr w:type="spellEnd"/>
+            <w:r>
+              <w:rPr>
+                <w:rFonts w:eastAsia="Times New Roman" w:cs="Times New Roman"/>
+                <w:bCs/>
+                <w:color w:val="000000"/>
+                <w:sz w:val="18"/>
+                <w:szCs w:val="18"/>
+                <w:lang w:val="en-US" w:eastAsia="ru-RU"/>
+              </w:rPr>
+              <w:t xml:space="preserve"> &lt;= 16 </w:t>
+            </w:r>
+            <w:proofErr w:type="gramStart"/>
+            <w:r>
+              <w:rPr>
+                <w:rFonts w:eastAsia="Times New Roman" w:cs="Times New Roman"/>
+                <w:bCs/>
+                <w:color w:val="000000"/>
+                <w:sz w:val="18"/>
+                <w:szCs w:val="18"/>
+                <w:lang w:val="en-US" w:eastAsia="ru-RU"/>
+              </w:rPr>
+              <w:t>%}{</w:t>
+            </w:r>
+            <w:proofErr w:type="gramEnd"/>
+            <w:r>
+              <w:rPr>
+                <w:rFonts w:eastAsia="Times New Roman" w:cs="Times New Roman"/>
+                <w:bCs/>
+                <w:color w:val="000000"/>
+                <w:sz w:val="18"/>
+                <w:szCs w:val="18"/>
+                <w:lang w:val="en-US" w:eastAsia="ru-RU"/>
+              </w:rPr>
+              <w:t>{</w:t>
+            </w:r>
+            <w:proofErr w:type="spellStart"/>
             <w:r>
               <w:rPr>
                 <w:rFonts w:eastAsia="Times New Roman" w:cs="Times New Roman"/>
@@ -20127,16 +22562,30 @@
               </w:rPr>
               <w:t>actMaster</w:t>
             </w:r>
-            <w:r>
-              <w:rPr>
-                <w:rFonts w:eastAsia="Times New Roman" w:cs="Times New Roman"/>
-                <w:bCs/>
-                <w:color w:val="000000"/>
-                <w:sz w:val="18"/>
-                <w:szCs w:val="18"/>
-                <w:lang w:val="en-US" w:eastAsia="ru-RU"/>
-              </w:rPr>
-              <w:t xml:space="preserve">}}{% </w:t>
+            <w:proofErr w:type="spellEnd"/>
+            <w:proofErr w:type="gramStart"/>
+            <w:r>
+              <w:rPr>
+                <w:rFonts w:eastAsia="Times New Roman" w:cs="Times New Roman"/>
+                <w:bCs/>
+                <w:color w:val="000000"/>
+                <w:sz w:val="18"/>
+                <w:szCs w:val="18"/>
+                <w:lang w:val="en-US" w:eastAsia="ru-RU"/>
+              </w:rPr>
+              <w:t>}}{</w:t>
+            </w:r>
+            <w:proofErr w:type="gramEnd"/>
+            <w:r>
+              <w:rPr>
+                <w:rFonts w:eastAsia="Times New Roman" w:cs="Times New Roman"/>
+                <w:bCs/>
+                <w:color w:val="000000"/>
+                <w:sz w:val="18"/>
+                <w:szCs w:val="18"/>
+                <w:lang w:val="en-US" w:eastAsia="ru-RU"/>
+              </w:rPr>
+              <w:t xml:space="preserve">% </w:t>
             </w:r>
             <w:r>
               <w:rPr>
@@ -20259,6 +22708,7 @@
               </w:rPr>
               <w:t xml:space="preserve"> </w:t>
             </w:r>
+            <w:proofErr w:type="spellStart"/>
             <w:r>
               <w:rPr>
                 <w:rFonts w:eastAsia="Times New Roman" w:cs="Times New Roman"/>
@@ -20292,6 +22742,7 @@
               </w:rPr>
               <w:t>int</w:t>
             </w:r>
+            <w:proofErr w:type="spellEnd"/>
             <w:r>
               <w:rPr>
                 <w:rFonts w:eastAsia="Times New Roman" w:cs="Times New Roman"/>
@@ -20312,19 +22763,57 @@
                 <w:szCs w:val="18"/>
                 <w:lang w:val="en-US" w:eastAsia="ru-RU"/>
               </w:rPr>
-              <w:t xml:space="preserve">and wrkCount|int &lt;= 32 </w:t>
-            </w:r>
-            <w:r>
-              <w:rPr>
-                <w:rFonts w:eastAsia="Times New Roman" w:cs="Times New Roman"/>
-                <w:bCs/>
-                <w:color w:val="000000"/>
-                <w:sz w:val="18"/>
-                <w:szCs w:val="18"/>
-                <w:lang w:val="en-US" w:eastAsia="ru-RU"/>
-              </w:rPr>
-              <w:t>%}{{</w:t>
-            </w:r>
+              <w:t xml:space="preserve">and </w:t>
+            </w:r>
+            <w:proofErr w:type="spellStart"/>
+            <w:r>
+              <w:rPr>
+                <w:rFonts w:eastAsia="Times New Roman" w:cs="Times New Roman"/>
+                <w:bCs/>
+                <w:color w:val="000000"/>
+                <w:sz w:val="18"/>
+                <w:szCs w:val="18"/>
+                <w:lang w:val="en-US" w:eastAsia="ru-RU"/>
+              </w:rPr>
+              <w:t>wrkCount|int</w:t>
+            </w:r>
+            <w:proofErr w:type="spellEnd"/>
+            <w:r>
+              <w:rPr>
+                <w:rFonts w:eastAsia="Times New Roman" w:cs="Times New Roman"/>
+                <w:bCs/>
+                <w:color w:val="000000"/>
+                <w:sz w:val="18"/>
+                <w:szCs w:val="18"/>
+                <w:lang w:val="en-US" w:eastAsia="ru-RU"/>
+              </w:rPr>
+              <w:t xml:space="preserve"> &lt;= 32 </w:t>
+            </w:r>
+            <w:proofErr w:type="gramStart"/>
+            <w:r>
+              <w:rPr>
+                <w:rFonts w:eastAsia="Times New Roman" w:cs="Times New Roman"/>
+                <w:bCs/>
+                <w:color w:val="000000"/>
+                <w:sz w:val="18"/>
+                <w:szCs w:val="18"/>
+                <w:lang w:val="en-US" w:eastAsia="ru-RU"/>
+              </w:rPr>
+              <w:t>%}{</w:t>
+            </w:r>
+            <w:proofErr w:type="gramEnd"/>
+            <w:r>
+              <w:rPr>
+                <w:rFonts w:eastAsia="Times New Roman" w:cs="Times New Roman"/>
+                <w:bCs/>
+                <w:color w:val="000000"/>
+                <w:sz w:val="18"/>
+                <w:szCs w:val="18"/>
+                <w:lang w:val="en-US" w:eastAsia="ru-RU"/>
+              </w:rPr>
+              <w:t>{</w:t>
+            </w:r>
+            <w:proofErr w:type="spellStart"/>
             <w:r>
               <w:rPr>
                 <w:rFonts w:eastAsia="Times New Roman" w:cs="Times New Roman"/>
@@ -20336,16 +22825,30 @@
               </w:rPr>
               <w:t>actMaster</w:t>
             </w:r>
-            <w:r>
-              <w:rPr>
-                <w:rFonts w:eastAsia="Times New Roman" w:cs="Times New Roman"/>
-                <w:bCs/>
-                <w:color w:val="000000"/>
-                <w:sz w:val="18"/>
-                <w:szCs w:val="18"/>
-                <w:lang w:val="en-US" w:eastAsia="ru-RU"/>
-              </w:rPr>
-              <w:t xml:space="preserve">}}{% </w:t>
+            <w:proofErr w:type="spellEnd"/>
+            <w:proofErr w:type="gramStart"/>
+            <w:r>
+              <w:rPr>
+                <w:rFonts w:eastAsia="Times New Roman" w:cs="Times New Roman"/>
+                <w:bCs/>
+                <w:color w:val="000000"/>
+                <w:sz w:val="18"/>
+                <w:szCs w:val="18"/>
+                <w:lang w:val="en-US" w:eastAsia="ru-RU"/>
+              </w:rPr>
+              <w:t>}}{</w:t>
+            </w:r>
+            <w:proofErr w:type="gramEnd"/>
+            <w:r>
+              <w:rPr>
+                <w:rFonts w:eastAsia="Times New Roman" w:cs="Times New Roman"/>
+                <w:bCs/>
+                <w:color w:val="000000"/>
+                <w:sz w:val="18"/>
+                <w:szCs w:val="18"/>
+                <w:lang w:val="en-US" w:eastAsia="ru-RU"/>
+              </w:rPr>
+              <w:t xml:space="preserve">% </w:t>
             </w:r>
             <w:r>
               <w:rPr>
@@ -21414,7 +23917,29 @@
                 <w:szCs w:val="18"/>
                 <w:lang w:val="en-US" w:eastAsia="ru-RU"/>
               </w:rPr>
-              <w:t>{%tr for worker in workers_bottom %}</w:t>
+              <w:t xml:space="preserve">{%tr for worker in </w:t>
+            </w:r>
+            <w:proofErr w:type="spellStart"/>
+            <w:r>
+              <w:rPr>
+                <w:rFonts w:eastAsia="Times New Roman" w:cs="Times New Roman"/>
+                <w:color w:val="000000"/>
+                <w:sz w:val="18"/>
+                <w:szCs w:val="18"/>
+                <w:lang w:val="en-US" w:eastAsia="ru-RU"/>
+              </w:rPr>
+              <w:t>workers_bottom</w:t>
+            </w:r>
+            <w:proofErr w:type="spellEnd"/>
+            <w:r>
+              <w:rPr>
+                <w:rFonts w:eastAsia="Times New Roman" w:cs="Times New Roman"/>
+                <w:color w:val="000000"/>
+                <w:sz w:val="18"/>
+                <w:szCs w:val="18"/>
+                <w:lang w:val="en-US" w:eastAsia="ru-RU"/>
+              </w:rPr>
+              <w:t xml:space="preserve"> %}</w:t>
             </w:r>
             <w:r>
               <w:rPr>
@@ -21923,7 +24448,41 @@
                 <w:szCs w:val="18"/>
                 <w:lang w:val="en-US" w:eastAsia="ru-RU"/>
               </w:rPr>
-              <w:t>{{worker.left.FullName}}</w:t>
+              <w:t>{{</w:t>
+            </w:r>
+            <w:proofErr w:type="spellStart"/>
+            <w:proofErr w:type="gramStart"/>
+            <w:r>
+              <w:rPr>
+                <w:rFonts w:eastAsia="Times New Roman" w:cs="Times New Roman"/>
+                <w:color w:val="000000"/>
+                <w:sz w:val="18"/>
+                <w:szCs w:val="18"/>
+                <w:lang w:val="en-US" w:eastAsia="ru-RU"/>
+              </w:rPr>
+              <w:t>worker.left</w:t>
+            </w:r>
+            <w:proofErr w:type="gramEnd"/>
+            <w:r>
+              <w:rPr>
+                <w:rFonts w:eastAsia="Times New Roman" w:cs="Times New Roman"/>
+                <w:color w:val="000000"/>
+                <w:sz w:val="18"/>
+                <w:szCs w:val="18"/>
+                <w:lang w:val="en-US" w:eastAsia="ru-RU"/>
+              </w:rPr>
+              <w:t>.FullName</w:t>
+            </w:r>
+            <w:proofErr w:type="spellEnd"/>
+            <w:r>
+              <w:rPr>
+                <w:rFonts w:eastAsia="Times New Roman" w:cs="Times New Roman"/>
+                <w:color w:val="000000"/>
+                <w:sz w:val="18"/>
+                <w:szCs w:val="18"/>
+                <w:lang w:val="en-US" w:eastAsia="ru-RU"/>
+              </w:rPr>
+              <w:t>}}</w:t>
             </w:r>
             <w:r>
               <w:rPr>
@@ -21968,7 +24527,41 @@
                 <w:szCs w:val="18"/>
                 <w:lang w:val="en-US" w:eastAsia="ru-RU"/>
               </w:rPr>
-              <w:t>{{worker.left.hour}}</w:t>
+              <w:t>{{</w:t>
+            </w:r>
+            <w:proofErr w:type="spellStart"/>
+            <w:proofErr w:type="gramStart"/>
+            <w:r>
+              <w:rPr>
+                <w:rFonts w:eastAsia="Times New Roman" w:cs="Times New Roman"/>
+                <w:color w:val="000000"/>
+                <w:sz w:val="18"/>
+                <w:szCs w:val="18"/>
+                <w:lang w:val="en-US" w:eastAsia="ru-RU"/>
+              </w:rPr>
+              <w:t>worker.left</w:t>
+            </w:r>
+            <w:proofErr w:type="gramEnd"/>
+            <w:r>
+              <w:rPr>
+                <w:rFonts w:eastAsia="Times New Roman" w:cs="Times New Roman"/>
+                <w:color w:val="000000"/>
+                <w:sz w:val="18"/>
+                <w:szCs w:val="18"/>
+                <w:lang w:val="en-US" w:eastAsia="ru-RU"/>
+              </w:rPr>
+              <w:t>.hour</w:t>
+            </w:r>
+            <w:proofErr w:type="spellEnd"/>
+            <w:r>
+              <w:rPr>
+                <w:rFonts w:eastAsia="Times New Roman" w:cs="Times New Roman"/>
+                <w:color w:val="000000"/>
+                <w:sz w:val="18"/>
+                <w:szCs w:val="18"/>
+                <w:lang w:val="en-US" w:eastAsia="ru-RU"/>
+              </w:rPr>
+              <w:t>}}</w:t>
             </w:r>
           </w:p>
         </w:tc>
@@ -22180,7 +24773,41 @@
                 <w:szCs w:val="18"/>
                 <w:lang w:val="en-US" w:eastAsia="ru-RU"/>
               </w:rPr>
-              <w:t>{{worker.right.FullName}}</w:t>
+              <w:t>{{</w:t>
+            </w:r>
+            <w:proofErr w:type="spellStart"/>
+            <w:proofErr w:type="gramStart"/>
+            <w:r>
+              <w:rPr>
+                <w:rFonts w:eastAsia="Times New Roman" w:cs="Times New Roman"/>
+                <w:color w:val="000000"/>
+                <w:sz w:val="18"/>
+                <w:szCs w:val="18"/>
+                <w:lang w:val="en-US" w:eastAsia="ru-RU"/>
+              </w:rPr>
+              <w:t>worker.right</w:t>
+            </w:r>
+            <w:proofErr w:type="gramEnd"/>
+            <w:r>
+              <w:rPr>
+                <w:rFonts w:eastAsia="Times New Roman" w:cs="Times New Roman"/>
+                <w:color w:val="000000"/>
+                <w:sz w:val="18"/>
+                <w:szCs w:val="18"/>
+                <w:lang w:val="en-US" w:eastAsia="ru-RU"/>
+              </w:rPr>
+              <w:t>.FullName</w:t>
+            </w:r>
+            <w:proofErr w:type="spellEnd"/>
+            <w:r>
+              <w:rPr>
+                <w:rFonts w:eastAsia="Times New Roman" w:cs="Times New Roman"/>
+                <w:color w:val="000000"/>
+                <w:sz w:val="18"/>
+                <w:szCs w:val="18"/>
+                <w:lang w:val="en-US" w:eastAsia="ru-RU"/>
+              </w:rPr>
+              <w:t>}}</w:t>
             </w:r>
             <w:r>
               <w:rPr>
@@ -22225,7 +24852,41 @@
                 <w:szCs w:val="18"/>
                 <w:lang w:val="en-US" w:eastAsia="ru-RU"/>
               </w:rPr>
-              <w:t>{{worker.right.hour}}</w:t>
+              <w:t>{{</w:t>
+            </w:r>
+            <w:proofErr w:type="spellStart"/>
+            <w:proofErr w:type="gramStart"/>
+            <w:r>
+              <w:rPr>
+                <w:rFonts w:eastAsia="Times New Roman" w:cs="Times New Roman"/>
+                <w:color w:val="000000"/>
+                <w:sz w:val="18"/>
+                <w:szCs w:val="18"/>
+                <w:lang w:val="en-US" w:eastAsia="ru-RU"/>
+              </w:rPr>
+              <w:t>worker.right</w:t>
+            </w:r>
+            <w:proofErr w:type="gramEnd"/>
+            <w:r>
+              <w:rPr>
+                <w:rFonts w:eastAsia="Times New Roman" w:cs="Times New Roman"/>
+                <w:color w:val="000000"/>
+                <w:sz w:val="18"/>
+                <w:szCs w:val="18"/>
+                <w:lang w:val="en-US" w:eastAsia="ru-RU"/>
+              </w:rPr>
+              <w:t>.hour</w:t>
+            </w:r>
+            <w:proofErr w:type="spellEnd"/>
+            <w:r>
+              <w:rPr>
+                <w:rFonts w:eastAsia="Times New Roman" w:cs="Times New Roman"/>
+                <w:color w:val="000000"/>
+                <w:sz w:val="18"/>
+                <w:szCs w:val="18"/>
+                <w:lang w:val="en-US" w:eastAsia="ru-RU"/>
+              </w:rPr>
+              <w:t>}}</w:t>
             </w:r>
             <w:r>
               <w:rPr>
@@ -22451,7 +25112,29 @@
                 <w:szCs w:val="18"/>
                 <w:lang w:val="en-US" w:eastAsia="ru-RU"/>
               </w:rPr>
-              <w:t>{%tr endfor %}</w:t>
+              <w:t xml:space="preserve">{%tr </w:t>
+            </w:r>
+            <w:proofErr w:type="spellStart"/>
+            <w:r>
+              <w:rPr>
+                <w:rFonts w:eastAsia="Times New Roman" w:cs="Times New Roman"/>
+                <w:color w:val="000000"/>
+                <w:sz w:val="18"/>
+                <w:szCs w:val="18"/>
+                <w:lang w:val="en-US" w:eastAsia="ru-RU"/>
+              </w:rPr>
+              <w:t>endfor</w:t>
+            </w:r>
+            <w:proofErr w:type="spellEnd"/>
+            <w:r>
+              <w:rPr>
+                <w:rFonts w:eastAsia="Times New Roman" w:cs="Times New Roman"/>
+                <w:color w:val="000000"/>
+                <w:sz w:val="18"/>
+                <w:szCs w:val="18"/>
+                <w:lang w:val="en-US" w:eastAsia="ru-RU"/>
+              </w:rPr>
+              <w:t xml:space="preserve"> %}</w:t>
             </w:r>
             <w:r>
               <w:rPr>
@@ -23041,7 +25724,79 @@
                 <w:szCs w:val="18"/>
                 <w:lang w:eastAsia="ru-RU"/>
               </w:rPr>
-              <w:t xml:space="preserve">{% if wrkCount|int &gt; </w:t>
+              <w:t xml:space="preserve">{% </w:t>
+            </w:r>
+            <w:proofErr w:type="spellStart"/>
+            <w:r>
+              <w:rPr>
+                <w:rFonts w:eastAsia="Times New Roman" w:cs="Times New Roman"/>
+                <w:bCs/>
+                <w:color w:val="000000"/>
+                <w:sz w:val="18"/>
+                <w:szCs w:val="18"/>
+                <w:lang w:eastAsia="ru-RU"/>
+              </w:rPr>
+              <w:t>if</w:t>
+            </w:r>
+            <w:proofErr w:type="spellEnd"/>
+            <w:r>
+              <w:rPr>
+                <w:rFonts w:eastAsia="Times New Roman" w:cs="Times New Roman"/>
+                <w:bCs/>
+                <w:color w:val="000000"/>
+                <w:sz w:val="18"/>
+                <w:szCs w:val="18"/>
+                <w:lang w:eastAsia="ru-RU"/>
+              </w:rPr>
+              <w:t xml:space="preserve"> </w:t>
+            </w:r>
+            <w:proofErr w:type="spellStart"/>
+            <w:r>
+              <w:rPr>
+                <w:rFonts w:eastAsia="Times New Roman" w:cs="Times New Roman"/>
+                <w:bCs/>
+                <w:color w:val="000000"/>
+                <w:sz w:val="18"/>
+                <w:szCs w:val="18"/>
+                <w:lang w:eastAsia="ru-RU"/>
+              </w:rPr>
+              <w:t>wrkCount|</w:t>
+            </w:r>
+            <w:proofErr w:type="gramStart"/>
+            <w:r>
+              <w:rPr>
+                <w:rFonts w:eastAsia="Times New Roman" w:cs="Times New Roman"/>
+                <w:bCs/>
+                <w:color w:val="000000"/>
+                <w:sz w:val="18"/>
+                <w:szCs w:val="18"/>
+                <w:lang w:eastAsia="ru-RU"/>
+              </w:rPr>
+              <w:t>int</w:t>
+            </w:r>
+            <w:proofErr w:type="spellEnd"/>
+            <w:r>
+              <w:rPr>
+                <w:rFonts w:eastAsia="Times New Roman" w:cs="Times New Roman"/>
+                <w:bCs/>
+                <w:color w:val="000000"/>
+                <w:sz w:val="18"/>
+                <w:szCs w:val="18"/>
+                <w:lang w:eastAsia="ru-RU"/>
+              </w:rPr>
+              <w:t xml:space="preserve"> &gt;</w:t>
+            </w:r>
+            <w:proofErr w:type="gramEnd"/>
+            <w:r>
+              <w:rPr>
+                <w:rFonts w:eastAsia="Times New Roman" w:cs="Times New Roman"/>
+                <w:bCs/>
+                <w:color w:val="000000"/>
+                <w:sz w:val="18"/>
+                <w:szCs w:val="18"/>
+                <w:lang w:eastAsia="ru-RU"/>
+              </w:rPr>
+              <w:t xml:space="preserve"> </w:t>
             </w:r>
             <w:r>
               <w:rPr>
@@ -23063,7 +25818,55 @@
                 <w:szCs w:val="18"/>
                 <w:lang w:eastAsia="ru-RU"/>
               </w:rPr>
-              <w:t xml:space="preserve"> and wrkCount|int &lt;=</w:t>
+              <w:t xml:space="preserve"> </w:t>
+            </w:r>
+            <w:proofErr w:type="spellStart"/>
+            <w:r>
+              <w:rPr>
+                <w:rFonts w:eastAsia="Times New Roman" w:cs="Times New Roman"/>
+                <w:bCs/>
+                <w:color w:val="000000"/>
+                <w:sz w:val="18"/>
+                <w:szCs w:val="18"/>
+                <w:lang w:eastAsia="ru-RU"/>
+              </w:rPr>
+              <w:t>and</w:t>
+            </w:r>
+            <w:proofErr w:type="spellEnd"/>
+            <w:r>
+              <w:rPr>
+                <w:rFonts w:eastAsia="Times New Roman" w:cs="Times New Roman"/>
+                <w:bCs/>
+                <w:color w:val="000000"/>
+                <w:sz w:val="18"/>
+                <w:szCs w:val="18"/>
+                <w:lang w:eastAsia="ru-RU"/>
+              </w:rPr>
+              <w:t xml:space="preserve"> </w:t>
+            </w:r>
+            <w:proofErr w:type="spellStart"/>
+            <w:r>
+              <w:rPr>
+                <w:rFonts w:eastAsia="Times New Roman" w:cs="Times New Roman"/>
+                <w:bCs/>
+                <w:color w:val="000000"/>
+                <w:sz w:val="18"/>
+                <w:szCs w:val="18"/>
+                <w:lang w:eastAsia="ru-RU"/>
+              </w:rPr>
+              <w:t>wrkCount|int</w:t>
+            </w:r>
+            <w:proofErr w:type="spellEnd"/>
+            <w:r>
+              <w:rPr>
+                <w:rFonts w:eastAsia="Times New Roman" w:cs="Times New Roman"/>
+                <w:bCs/>
+                <w:color w:val="000000"/>
+                <w:sz w:val="18"/>
+                <w:szCs w:val="18"/>
+                <w:lang w:eastAsia="ru-RU"/>
+              </w:rPr>
+              <w:t xml:space="preserve"> &lt;=</w:t>
             </w:r>
             <w:r>
               <w:rPr>
@@ -23085,7 +25888,116 @@
                 <w:szCs w:val="18"/>
                 <w:lang w:eastAsia="ru-RU"/>
               </w:rPr>
-              <w:t xml:space="preserve"> %}{{actDlina}}x{{actWirina}}x{{actHeight}}{%</w:t>
+              <w:t xml:space="preserve"> </w:t>
+            </w:r>
+            <w:proofErr w:type="gramStart"/>
+            <w:r>
+              <w:rPr>
+                <w:rFonts w:eastAsia="Times New Roman" w:cs="Times New Roman"/>
+                <w:bCs/>
+                <w:color w:val="000000"/>
+                <w:sz w:val="18"/>
+                <w:szCs w:val="18"/>
+                <w:lang w:eastAsia="ru-RU"/>
+              </w:rPr>
+              <w:t>%}{</w:t>
+            </w:r>
+            <w:proofErr w:type="gramEnd"/>
+            <w:r>
+              <w:rPr>
+                <w:rFonts w:eastAsia="Times New Roman" w:cs="Times New Roman"/>
+                <w:bCs/>
+                <w:color w:val="000000"/>
+                <w:sz w:val="18"/>
+                <w:szCs w:val="18"/>
+                <w:lang w:eastAsia="ru-RU"/>
+              </w:rPr>
+              <w:t>{</w:t>
+            </w:r>
+            <w:proofErr w:type="spellStart"/>
+            <w:r>
+              <w:rPr>
+                <w:rFonts w:eastAsia="Times New Roman" w:cs="Times New Roman"/>
+                <w:bCs/>
+                <w:color w:val="000000"/>
+                <w:sz w:val="18"/>
+                <w:szCs w:val="18"/>
+                <w:lang w:eastAsia="ru-RU"/>
+              </w:rPr>
+              <w:t>actDlina</w:t>
+            </w:r>
+            <w:proofErr w:type="spellEnd"/>
+            <w:r>
+              <w:rPr>
+                <w:rFonts w:eastAsia="Times New Roman" w:cs="Times New Roman"/>
+                <w:bCs/>
+                <w:color w:val="000000"/>
+                <w:sz w:val="18"/>
+                <w:szCs w:val="18"/>
+                <w:lang w:eastAsia="ru-RU"/>
+              </w:rPr>
+              <w:t>}}x{{</w:t>
+            </w:r>
+            <w:proofErr w:type="spellStart"/>
+            <w:r>
+              <w:rPr>
+                <w:rFonts w:eastAsia="Times New Roman" w:cs="Times New Roman"/>
+                <w:bCs/>
+                <w:color w:val="000000"/>
+                <w:sz w:val="18"/>
+                <w:szCs w:val="18"/>
+                <w:lang w:eastAsia="ru-RU"/>
+              </w:rPr>
+              <w:t>actWirina</w:t>
+            </w:r>
+            <w:proofErr w:type="spellEnd"/>
+            <w:r>
+              <w:rPr>
+                <w:rFonts w:eastAsia="Times New Roman" w:cs="Times New Roman"/>
+                <w:bCs/>
+                <w:color w:val="000000"/>
+                <w:sz w:val="18"/>
+                <w:szCs w:val="18"/>
+                <w:lang w:eastAsia="ru-RU"/>
+              </w:rPr>
+              <w:t>}}x{{</w:t>
+            </w:r>
+            <w:proofErr w:type="spellStart"/>
+            <w:r>
+              <w:rPr>
+                <w:rFonts w:eastAsia="Times New Roman" w:cs="Times New Roman"/>
+                <w:bCs/>
+                <w:color w:val="000000"/>
+                <w:sz w:val="18"/>
+                <w:szCs w:val="18"/>
+                <w:lang w:eastAsia="ru-RU"/>
+              </w:rPr>
+              <w:t>actHeight</w:t>
+            </w:r>
+            <w:proofErr w:type="spellEnd"/>
+            <w:proofErr w:type="gramStart"/>
+            <w:r>
+              <w:rPr>
+                <w:rFonts w:eastAsia="Times New Roman" w:cs="Times New Roman"/>
+                <w:bCs/>
+                <w:color w:val="000000"/>
+                <w:sz w:val="18"/>
+                <w:szCs w:val="18"/>
+                <w:lang w:eastAsia="ru-RU"/>
+              </w:rPr>
+              <w:t>}}{</w:t>
+            </w:r>
+            <w:proofErr w:type="gramEnd"/>
+            <w:r>
+              <w:rPr>
+                <w:rFonts w:eastAsia="Times New Roman" w:cs="Times New Roman"/>
+                <w:bCs/>
+                <w:color w:val="000000"/>
+                <w:sz w:val="18"/>
+                <w:szCs w:val="18"/>
+                <w:lang w:eastAsia="ru-RU"/>
+              </w:rPr>
+              <w:t>%</w:t>
             </w:r>
             <w:r>
               <w:rPr>
@@ -23098,16 +26010,29 @@
               </w:rPr>
               <w:t xml:space="preserve"> </w:t>
             </w:r>
-            <w:r>
-              <w:rPr>
-                <w:rFonts w:eastAsia="Times New Roman" w:cs="Times New Roman"/>
-                <w:bCs/>
-                <w:color w:val="000000"/>
-                <w:sz w:val="18"/>
-                <w:szCs w:val="18"/>
-                <w:lang w:eastAsia="ru-RU"/>
-              </w:rPr>
-              <w:t>endif %}</w:t>
+            <w:proofErr w:type="spellStart"/>
+            <w:r>
+              <w:rPr>
+                <w:rFonts w:eastAsia="Times New Roman" w:cs="Times New Roman"/>
+                <w:bCs/>
+                <w:color w:val="000000"/>
+                <w:sz w:val="18"/>
+                <w:szCs w:val="18"/>
+                <w:lang w:eastAsia="ru-RU"/>
+              </w:rPr>
+              <w:t>endif</w:t>
+            </w:r>
+            <w:proofErr w:type="spellEnd"/>
+            <w:r>
+              <w:rPr>
+                <w:rFonts w:eastAsia="Times New Roman" w:cs="Times New Roman"/>
+                <w:bCs/>
+                <w:color w:val="000000"/>
+                <w:sz w:val="18"/>
+                <w:szCs w:val="18"/>
+                <w:lang w:eastAsia="ru-RU"/>
+              </w:rPr>
+              <w:t xml:space="preserve"> %}</w:t>
             </w:r>
             <w:r>
               <w:rPr>
@@ -23234,7 +26159,79 @@
                 <w:szCs w:val="18"/>
                 <w:lang w:eastAsia="ru-RU"/>
               </w:rPr>
-              <w:t xml:space="preserve">{% if wrkCount|int &gt; </w:t>
+              <w:t xml:space="preserve">{% </w:t>
+            </w:r>
+            <w:proofErr w:type="spellStart"/>
+            <w:r>
+              <w:rPr>
+                <w:rFonts w:eastAsia="Times New Roman" w:cs="Times New Roman"/>
+                <w:bCs/>
+                <w:color w:val="000000"/>
+                <w:sz w:val="18"/>
+                <w:szCs w:val="18"/>
+                <w:lang w:eastAsia="ru-RU"/>
+              </w:rPr>
+              <w:t>if</w:t>
+            </w:r>
+            <w:proofErr w:type="spellEnd"/>
+            <w:r>
+              <w:rPr>
+                <w:rFonts w:eastAsia="Times New Roman" w:cs="Times New Roman"/>
+                <w:bCs/>
+                <w:color w:val="000000"/>
+                <w:sz w:val="18"/>
+                <w:szCs w:val="18"/>
+                <w:lang w:eastAsia="ru-RU"/>
+              </w:rPr>
+              <w:t xml:space="preserve"> </w:t>
+            </w:r>
+            <w:proofErr w:type="spellStart"/>
+            <w:r>
+              <w:rPr>
+                <w:rFonts w:eastAsia="Times New Roman" w:cs="Times New Roman"/>
+                <w:bCs/>
+                <w:color w:val="000000"/>
+                <w:sz w:val="18"/>
+                <w:szCs w:val="18"/>
+                <w:lang w:eastAsia="ru-RU"/>
+              </w:rPr>
+              <w:t>wrkCount|</w:t>
+            </w:r>
+            <w:proofErr w:type="gramStart"/>
+            <w:r>
+              <w:rPr>
+                <w:rFonts w:eastAsia="Times New Roman" w:cs="Times New Roman"/>
+                <w:bCs/>
+                <w:color w:val="000000"/>
+                <w:sz w:val="18"/>
+                <w:szCs w:val="18"/>
+                <w:lang w:eastAsia="ru-RU"/>
+              </w:rPr>
+              <w:t>int</w:t>
+            </w:r>
+            <w:proofErr w:type="spellEnd"/>
+            <w:r>
+              <w:rPr>
+                <w:rFonts w:eastAsia="Times New Roman" w:cs="Times New Roman"/>
+                <w:bCs/>
+                <w:color w:val="000000"/>
+                <w:sz w:val="18"/>
+                <w:szCs w:val="18"/>
+                <w:lang w:eastAsia="ru-RU"/>
+              </w:rPr>
+              <w:t xml:space="preserve"> &gt;</w:t>
+            </w:r>
+            <w:proofErr w:type="gramEnd"/>
+            <w:r>
+              <w:rPr>
+                <w:rFonts w:eastAsia="Times New Roman" w:cs="Times New Roman"/>
+                <w:bCs/>
+                <w:color w:val="000000"/>
+                <w:sz w:val="18"/>
+                <w:szCs w:val="18"/>
+                <w:lang w:eastAsia="ru-RU"/>
+              </w:rPr>
+              <w:t xml:space="preserve"> </w:t>
             </w:r>
             <w:r>
               <w:rPr>
@@ -23256,7 +26253,55 @@
                 <w:szCs w:val="18"/>
                 <w:lang w:eastAsia="ru-RU"/>
               </w:rPr>
-              <w:t xml:space="preserve"> and wrkCount|int &lt;= </w:t>
+              <w:t xml:space="preserve"> </w:t>
+            </w:r>
+            <w:proofErr w:type="spellStart"/>
+            <w:r>
+              <w:rPr>
+                <w:rFonts w:eastAsia="Times New Roman" w:cs="Times New Roman"/>
+                <w:bCs/>
+                <w:color w:val="000000"/>
+                <w:sz w:val="18"/>
+                <w:szCs w:val="18"/>
+                <w:lang w:eastAsia="ru-RU"/>
+              </w:rPr>
+              <w:t>and</w:t>
+            </w:r>
+            <w:proofErr w:type="spellEnd"/>
+            <w:r>
+              <w:rPr>
+                <w:rFonts w:eastAsia="Times New Roman" w:cs="Times New Roman"/>
+                <w:bCs/>
+                <w:color w:val="000000"/>
+                <w:sz w:val="18"/>
+                <w:szCs w:val="18"/>
+                <w:lang w:eastAsia="ru-RU"/>
+              </w:rPr>
+              <w:t xml:space="preserve"> </w:t>
+            </w:r>
+            <w:proofErr w:type="spellStart"/>
+            <w:r>
+              <w:rPr>
+                <w:rFonts w:eastAsia="Times New Roman" w:cs="Times New Roman"/>
+                <w:bCs/>
+                <w:color w:val="000000"/>
+                <w:sz w:val="18"/>
+                <w:szCs w:val="18"/>
+                <w:lang w:eastAsia="ru-RU"/>
+              </w:rPr>
+              <w:t>wrkCount|int</w:t>
+            </w:r>
+            <w:proofErr w:type="spellEnd"/>
+            <w:r>
+              <w:rPr>
+                <w:rFonts w:eastAsia="Times New Roman" w:cs="Times New Roman"/>
+                <w:bCs/>
+                <w:color w:val="000000"/>
+                <w:sz w:val="18"/>
+                <w:szCs w:val="18"/>
+                <w:lang w:eastAsia="ru-RU"/>
+              </w:rPr>
+              <w:t xml:space="preserve"> &lt;= </w:t>
             </w:r>
             <w:r>
               <w:rPr>
@@ -23278,7 +26323,116 @@
                 <w:szCs w:val="18"/>
                 <w:lang w:eastAsia="ru-RU"/>
               </w:rPr>
-              <w:t xml:space="preserve"> %}{{actDlina}}x{{actWirina}}x{{actHeight}}{%</w:t>
+              <w:t xml:space="preserve"> </w:t>
+            </w:r>
+            <w:proofErr w:type="gramStart"/>
+            <w:r>
+              <w:rPr>
+                <w:rFonts w:eastAsia="Times New Roman" w:cs="Times New Roman"/>
+                <w:bCs/>
+                <w:color w:val="000000"/>
+                <w:sz w:val="18"/>
+                <w:szCs w:val="18"/>
+                <w:lang w:eastAsia="ru-RU"/>
+              </w:rPr>
+              <w:t>%}{</w:t>
+            </w:r>
+            <w:proofErr w:type="gramEnd"/>
+            <w:r>
+              <w:rPr>
+                <w:rFonts w:eastAsia="Times New Roman" w:cs="Times New Roman"/>
+                <w:bCs/>
+                <w:color w:val="000000"/>
+                <w:sz w:val="18"/>
+                <w:szCs w:val="18"/>
+                <w:lang w:eastAsia="ru-RU"/>
+              </w:rPr>
+              <w:t>{</w:t>
+            </w:r>
+            <w:proofErr w:type="spellStart"/>
+            <w:r>
+              <w:rPr>
+                <w:rFonts w:eastAsia="Times New Roman" w:cs="Times New Roman"/>
+                <w:bCs/>
+                <w:color w:val="000000"/>
+                <w:sz w:val="18"/>
+                <w:szCs w:val="18"/>
+                <w:lang w:eastAsia="ru-RU"/>
+              </w:rPr>
+              <w:t>actDlina</w:t>
+            </w:r>
+            <w:proofErr w:type="spellEnd"/>
+            <w:r>
+              <w:rPr>
+                <w:rFonts w:eastAsia="Times New Roman" w:cs="Times New Roman"/>
+                <w:bCs/>
+                <w:color w:val="000000"/>
+                <w:sz w:val="18"/>
+                <w:szCs w:val="18"/>
+                <w:lang w:eastAsia="ru-RU"/>
+              </w:rPr>
+              <w:t>}}x{{</w:t>
+            </w:r>
+            <w:proofErr w:type="spellStart"/>
+            <w:r>
+              <w:rPr>
+                <w:rFonts w:eastAsia="Times New Roman" w:cs="Times New Roman"/>
+                <w:bCs/>
+                <w:color w:val="000000"/>
+                <w:sz w:val="18"/>
+                <w:szCs w:val="18"/>
+                <w:lang w:eastAsia="ru-RU"/>
+              </w:rPr>
+              <w:t>actWirina</w:t>
+            </w:r>
+            <w:proofErr w:type="spellEnd"/>
+            <w:r>
+              <w:rPr>
+                <w:rFonts w:eastAsia="Times New Roman" w:cs="Times New Roman"/>
+                <w:bCs/>
+                <w:color w:val="000000"/>
+                <w:sz w:val="18"/>
+                <w:szCs w:val="18"/>
+                <w:lang w:eastAsia="ru-RU"/>
+              </w:rPr>
+              <w:t>}}x{{</w:t>
+            </w:r>
+            <w:proofErr w:type="spellStart"/>
+            <w:r>
+              <w:rPr>
+                <w:rFonts w:eastAsia="Times New Roman" w:cs="Times New Roman"/>
+                <w:bCs/>
+                <w:color w:val="000000"/>
+                <w:sz w:val="18"/>
+                <w:szCs w:val="18"/>
+                <w:lang w:eastAsia="ru-RU"/>
+              </w:rPr>
+              <w:t>actHeight</w:t>
+            </w:r>
+            <w:proofErr w:type="spellEnd"/>
+            <w:proofErr w:type="gramStart"/>
+            <w:r>
+              <w:rPr>
+                <w:rFonts w:eastAsia="Times New Roman" w:cs="Times New Roman"/>
+                <w:bCs/>
+                <w:color w:val="000000"/>
+                <w:sz w:val="18"/>
+                <w:szCs w:val="18"/>
+                <w:lang w:eastAsia="ru-RU"/>
+              </w:rPr>
+              <w:t>}}{</w:t>
+            </w:r>
+            <w:proofErr w:type="gramEnd"/>
+            <w:r>
+              <w:rPr>
+                <w:rFonts w:eastAsia="Times New Roman" w:cs="Times New Roman"/>
+                <w:bCs/>
+                <w:color w:val="000000"/>
+                <w:sz w:val="18"/>
+                <w:szCs w:val="18"/>
+                <w:lang w:eastAsia="ru-RU"/>
+              </w:rPr>
+              <w:t>%</w:t>
             </w:r>
             <w:r>
               <w:rPr>
@@ -23291,16 +26445,29 @@
               </w:rPr>
               <w:t xml:space="preserve"> </w:t>
             </w:r>
-            <w:r>
-              <w:rPr>
-                <w:rFonts w:eastAsia="Times New Roman" w:cs="Times New Roman"/>
-                <w:bCs/>
-                <w:color w:val="000000"/>
-                <w:sz w:val="18"/>
-                <w:szCs w:val="18"/>
-                <w:lang w:eastAsia="ru-RU"/>
-              </w:rPr>
-              <w:t>endif %}</w:t>
+            <w:proofErr w:type="spellStart"/>
+            <w:r>
+              <w:rPr>
+                <w:rFonts w:eastAsia="Times New Roman" w:cs="Times New Roman"/>
+                <w:bCs/>
+                <w:color w:val="000000"/>
+                <w:sz w:val="18"/>
+                <w:szCs w:val="18"/>
+                <w:lang w:eastAsia="ru-RU"/>
+              </w:rPr>
+              <w:t>endif</w:t>
+            </w:r>
+            <w:proofErr w:type="spellEnd"/>
+            <w:r>
+              <w:rPr>
+                <w:rFonts w:eastAsia="Times New Roman" w:cs="Times New Roman"/>
+                <w:bCs/>
+                <w:color w:val="000000"/>
+                <w:sz w:val="18"/>
+                <w:szCs w:val="18"/>
+                <w:lang w:eastAsia="ru-RU"/>
+              </w:rPr>
+              <w:t xml:space="preserve"> %}</w:t>
             </w:r>
             <w:r>
               <w:rPr>
@@ -23345,6 +26512,7 @@
                 <w:lang w:eastAsia="ru-RU"/>
               </w:rPr>
             </w:pPr>
+            <w:proofErr w:type="gramStart"/>
             <w:r>
               <w:rPr>
                 <w:rFonts w:eastAsia="Times New Roman" w:cs="Times New Roman"/>
@@ -23357,6 +26525,7 @@
               </w:rPr>
               <w:t>Ч-Ч Всего</w:t>
             </w:r>
+            <w:proofErr w:type="gramEnd"/>
           </w:p>
         </w:tc>
         <w:tc>
@@ -23391,18 +26560,31 @@
                 <w:szCs w:val="18"/>
                 <w:lang w:val="en-US" w:eastAsia="ru-RU"/>
               </w:rPr>
-              <w:t xml:space="preserve">{% if wrkCount|int &gt; </w:t>
-            </w:r>
-            <w:r>
-              <w:rPr>
-                <w:rFonts w:eastAsia="Times New Roman" w:cs="Times New Roman"/>
-                <w:bCs/>
-                <w:color w:val="000000"/>
-                <w:sz w:val="18"/>
-                <w:szCs w:val="18"/>
-                <w:lang w:val="en-US" w:eastAsia="ru-RU"/>
-              </w:rPr>
-              <w:t>32</w:t>
+              <w:t xml:space="preserve">{% if </w:t>
+            </w:r>
+            <w:proofErr w:type="spellStart"/>
+            <w:r>
+              <w:rPr>
+                <w:rFonts w:eastAsia="Times New Roman" w:cs="Times New Roman"/>
+                <w:bCs/>
+                <w:color w:val="000000"/>
+                <w:sz w:val="18"/>
+                <w:szCs w:val="18"/>
+                <w:lang w:val="en-US" w:eastAsia="ru-RU"/>
+              </w:rPr>
+              <w:t>wrkCount|int</w:t>
+            </w:r>
+            <w:proofErr w:type="spellEnd"/>
+            <w:r>
+              <w:rPr>
+                <w:rFonts w:eastAsia="Times New Roman" w:cs="Times New Roman"/>
+                <w:bCs/>
+                <w:color w:val="000000"/>
+                <w:sz w:val="18"/>
+                <w:szCs w:val="18"/>
+                <w:lang w:val="en-US" w:eastAsia="ru-RU"/>
+              </w:rPr>
+              <w:t xml:space="preserve"> &gt; 32</w:t>
             </w:r>
             <w:r>
               <w:rPr>
@@ -23424,30 +26606,33 @@
                 <w:szCs w:val="18"/>
                 <w:lang w:val="en-US" w:eastAsia="ru-RU"/>
               </w:rPr>
-              <w:t xml:space="preserve">and wrkCount|int &lt;= </w:t>
-            </w:r>
-            <w:r>
-              <w:rPr>
-                <w:rFonts w:eastAsia="Times New Roman" w:cs="Times New Roman"/>
-                <w:bCs/>
-                <w:color w:val="000000"/>
-                <w:sz w:val="18"/>
-                <w:szCs w:val="18"/>
-                <w:lang w:val="en-US" w:eastAsia="ru-RU"/>
-              </w:rPr>
-              <w:t>48</w:t>
-            </w:r>
-            <w:r>
-              <w:rPr>
-                <w:rFonts w:eastAsia="Times New Roman" w:cs="Times New Roman"/>
-                <w:bCs/>
-                <w:color w:val="000000"/>
-                <w:sz w:val="18"/>
-                <w:szCs w:val="18"/>
-                <w:lang w:val="en-US" w:eastAsia="ru-RU"/>
-              </w:rPr>
-              <w:t xml:space="preserve"> </w:t>
-            </w:r>
+              <w:t xml:space="preserve">and </w:t>
+            </w:r>
+            <w:proofErr w:type="spellStart"/>
+            <w:r>
+              <w:rPr>
+                <w:rFonts w:eastAsia="Times New Roman" w:cs="Times New Roman"/>
+                <w:bCs/>
+                <w:color w:val="000000"/>
+                <w:sz w:val="18"/>
+                <w:szCs w:val="18"/>
+                <w:lang w:val="en-US" w:eastAsia="ru-RU"/>
+              </w:rPr>
+              <w:t>wrkCount|int</w:t>
+            </w:r>
+            <w:proofErr w:type="spellEnd"/>
+            <w:r>
+              <w:rPr>
+                <w:rFonts w:eastAsia="Times New Roman" w:cs="Times New Roman"/>
+                <w:bCs/>
+                <w:color w:val="000000"/>
+                <w:sz w:val="18"/>
+                <w:szCs w:val="18"/>
+                <w:lang w:val="en-US" w:eastAsia="ru-RU"/>
+              </w:rPr>
+              <w:t xml:space="preserve"> &lt;= 48 </w:t>
+            </w:r>
+            <w:proofErr w:type="gramStart"/>
             <w:r>
               <w:rPr>
                 <w:rFonts w:eastAsia="Times New Roman" w:cs="Times New Roman"/>
@@ -23467,18 +26652,64 @@
                 <w:szCs w:val="18"/>
                 <w:lang w:val="en-US" w:eastAsia="ru-RU"/>
               </w:rPr>
-              <w:t>{{actHour}}</w:t>
-            </w:r>
-            <w:r>
-              <w:rPr>
-                <w:rFonts w:eastAsia="Times New Roman" w:cs="Times New Roman"/>
-                <w:bCs/>
-                <w:color w:val="000000"/>
-                <w:sz w:val="18"/>
-                <w:szCs w:val="18"/>
-                <w:lang w:val="en-US" w:eastAsia="ru-RU"/>
-              </w:rPr>
-              <w:t>{% endif %}</w:t>
+              <w:t>{</w:t>
+            </w:r>
+            <w:proofErr w:type="gramEnd"/>
+            <w:r>
+              <w:rPr>
+                <w:rFonts w:eastAsia="Times New Roman" w:cs="Times New Roman"/>
+                <w:color w:val="000000"/>
+                <w:sz w:val="18"/>
+                <w:szCs w:val="18"/>
+                <w:lang w:val="en-US" w:eastAsia="ru-RU"/>
+              </w:rPr>
+              <w:t>{</w:t>
+            </w:r>
+            <w:proofErr w:type="spellStart"/>
+            <w:r>
+              <w:rPr>
+                <w:rFonts w:eastAsia="Times New Roman" w:cs="Times New Roman"/>
+                <w:color w:val="000000"/>
+                <w:sz w:val="18"/>
+                <w:szCs w:val="18"/>
+                <w:lang w:val="en-US" w:eastAsia="ru-RU"/>
+              </w:rPr>
+              <w:t>actHour</w:t>
+            </w:r>
+            <w:proofErr w:type="spellEnd"/>
+            <w:proofErr w:type="gramStart"/>
+            <w:r>
+              <w:rPr>
+                <w:rFonts w:eastAsia="Times New Roman" w:cs="Times New Roman"/>
+                <w:color w:val="000000"/>
+                <w:sz w:val="18"/>
+                <w:szCs w:val="18"/>
+                <w:lang w:val="en-US" w:eastAsia="ru-RU"/>
+              </w:rPr>
+              <w:t>}}</w:t>
+            </w:r>
+            <w:r>
+              <w:rPr>
+                <w:rFonts w:eastAsia="Times New Roman" w:cs="Times New Roman"/>
+                <w:bCs/>
+                <w:color w:val="000000"/>
+                <w:sz w:val="18"/>
+                <w:szCs w:val="18"/>
+                <w:lang w:val="en-US" w:eastAsia="ru-RU"/>
+              </w:rPr>
+              <w:t>{</w:t>
+            </w:r>
+            <w:proofErr w:type="gramEnd"/>
+            <w:r>
+              <w:rPr>
+                <w:rFonts w:eastAsia="Times New Roman" w:cs="Times New Roman"/>
+                <w:bCs/>
+                <w:color w:val="000000"/>
+                <w:sz w:val="18"/>
+                <w:szCs w:val="18"/>
+                <w:lang w:val="en-US" w:eastAsia="ru-RU"/>
+              </w:rPr>
+              <w:t>% endif %}</w:t>
             </w:r>
           </w:p>
         </w:tc>
@@ -23557,52 +26788,57 @@
                 <w:szCs w:val="18"/>
                 <w:lang w:val="en-US" w:eastAsia="ru-RU"/>
               </w:rPr>
-              <w:t xml:space="preserve">{% if wrkCount|int &gt; </w:t>
-            </w:r>
-            <w:r>
-              <w:rPr>
-                <w:rFonts w:eastAsia="Times New Roman" w:cs="Times New Roman"/>
-                <w:bCs/>
-                <w:color w:val="000000"/>
-                <w:sz w:val="18"/>
-                <w:szCs w:val="18"/>
-                <w:lang w:val="en-US" w:eastAsia="ru-RU"/>
-              </w:rPr>
-              <w:t>32</w:t>
-            </w:r>
-            <w:r>
-              <w:rPr>
-                <w:rFonts w:eastAsia="Times New Roman" w:cs="Times New Roman"/>
-                <w:bCs/>
-                <w:color w:val="000000"/>
-                <w:sz w:val="18"/>
-                <w:szCs w:val="18"/>
-                <w:lang w:val="en-US" w:eastAsia="ru-RU"/>
-              </w:rPr>
-              <w:t xml:space="preserve"> and wrkCount|int &lt;= </w:t>
-            </w:r>
-            <w:r>
-              <w:rPr>
-                <w:rFonts w:eastAsia="Times New Roman" w:cs="Times New Roman"/>
-                <w:bCs/>
-                <w:color w:val="000000"/>
-                <w:sz w:val="18"/>
-                <w:szCs w:val="18"/>
-                <w:lang w:val="en-US" w:eastAsia="ru-RU"/>
-              </w:rPr>
-              <w:t>48</w:t>
-            </w:r>
-            <w:r>
-              <w:rPr>
-                <w:rFonts w:eastAsia="Times New Roman" w:cs="Times New Roman"/>
-                <w:bCs/>
-                <w:color w:val="000000"/>
-                <w:sz w:val="18"/>
-                <w:szCs w:val="18"/>
-                <w:lang w:val="en-US" w:eastAsia="ru-RU"/>
-              </w:rPr>
-              <w:t xml:space="preserve"> </w:t>
-            </w:r>
+              <w:t xml:space="preserve">{% if </w:t>
+            </w:r>
+            <w:proofErr w:type="spellStart"/>
+            <w:r>
+              <w:rPr>
+                <w:rFonts w:eastAsia="Times New Roman" w:cs="Times New Roman"/>
+                <w:bCs/>
+                <w:color w:val="000000"/>
+                <w:sz w:val="18"/>
+                <w:szCs w:val="18"/>
+                <w:lang w:val="en-US" w:eastAsia="ru-RU"/>
+              </w:rPr>
+              <w:t>wrkCount|int</w:t>
+            </w:r>
+            <w:proofErr w:type="spellEnd"/>
+            <w:r>
+              <w:rPr>
+                <w:rFonts w:eastAsia="Times New Roman" w:cs="Times New Roman"/>
+                <w:bCs/>
+                <w:color w:val="000000"/>
+                <w:sz w:val="18"/>
+                <w:szCs w:val="18"/>
+                <w:lang w:val="en-US" w:eastAsia="ru-RU"/>
+              </w:rPr>
+              <w:t xml:space="preserve"> &gt; 32 and </w:t>
+            </w:r>
+            <w:proofErr w:type="spellStart"/>
+            <w:r>
+              <w:rPr>
+                <w:rFonts w:eastAsia="Times New Roman" w:cs="Times New Roman"/>
+                <w:bCs/>
+                <w:color w:val="000000"/>
+                <w:sz w:val="18"/>
+                <w:szCs w:val="18"/>
+                <w:lang w:val="en-US" w:eastAsia="ru-RU"/>
+              </w:rPr>
+              <w:t>wrkCount|int</w:t>
+            </w:r>
+            <w:proofErr w:type="spellEnd"/>
+            <w:r>
+              <w:rPr>
+                <w:rFonts w:eastAsia="Times New Roman" w:cs="Times New Roman"/>
+                <w:bCs/>
+                <w:color w:val="000000"/>
+                <w:sz w:val="18"/>
+                <w:szCs w:val="18"/>
+                <w:lang w:val="en-US" w:eastAsia="ru-RU"/>
+              </w:rPr>
+              <w:t xml:space="preserve"> &lt;= 48 </w:t>
+            </w:r>
+            <w:proofErr w:type="gramStart"/>
             <w:r>
               <w:rPr>
                 <w:rFonts w:eastAsia="Times New Roman" w:cs="Times New Roman"/>
@@ -23622,7 +26858,29 @@
                 <w:szCs w:val="18"/>
                 <w:lang w:val="en-US" w:eastAsia="ru-RU"/>
               </w:rPr>
-              <w:t>{{actV</w:t>
+              <w:t>{</w:t>
+            </w:r>
+            <w:proofErr w:type="gramEnd"/>
+            <w:r>
+              <w:rPr>
+                <w:rFonts w:eastAsia="Times New Roman" w:cs="Times New Roman"/>
+                <w:color w:val="000000"/>
+                <w:sz w:val="18"/>
+                <w:szCs w:val="18"/>
+                <w:lang w:val="en-US" w:eastAsia="ru-RU"/>
+              </w:rPr>
+              <w:t>{</w:t>
+            </w:r>
+            <w:proofErr w:type="spellStart"/>
+            <w:r>
+              <w:rPr>
+                <w:rFonts w:eastAsia="Times New Roman" w:cs="Times New Roman"/>
+                <w:color w:val="000000"/>
+                <w:sz w:val="18"/>
+                <w:szCs w:val="18"/>
+                <w:lang w:val="en-US" w:eastAsia="ru-RU"/>
+              </w:rPr>
+              <w:t>actV</w:t>
             </w:r>
             <w:r>
               <w:rPr>
@@ -23634,6 +26892,8 @@
               </w:rPr>
               <w:t>em</w:t>
             </w:r>
+            <w:proofErr w:type="spellEnd"/>
+            <w:proofErr w:type="gramStart"/>
             <w:r>
               <w:rPr>
                 <w:rFonts w:eastAsia="Times New Roman" w:cs="Times New Roman"/>
@@ -23654,6 +26914,7 @@
               </w:rPr>
               <w:t>{</w:t>
             </w:r>
+            <w:proofErr w:type="gramEnd"/>
             <w:r>
               <w:rPr>
                 <w:rFonts w:eastAsia="Times New Roman" w:cs="Times New Roman"/>
@@ -23703,6 +26964,7 @@
                 <w:lang w:eastAsia="ru-RU"/>
               </w:rPr>
             </w:pPr>
+            <w:proofErr w:type="gramStart"/>
             <w:r>
               <w:rPr>
                 <w:rFonts w:eastAsia="Times New Roman" w:cs="Times New Roman"/>
@@ -23715,6 +26977,7 @@
               </w:rPr>
               <w:t>Ч-Ч Всего</w:t>
             </w:r>
+            <w:proofErr w:type="gramEnd"/>
           </w:p>
         </w:tc>
         <w:tc>
@@ -23749,18 +27012,31 @@
                 <w:szCs w:val="18"/>
                 <w:lang w:val="en-US" w:eastAsia="ru-RU"/>
               </w:rPr>
-              <w:t xml:space="preserve">{% if wrkCount|int &gt; </w:t>
-            </w:r>
-            <w:r>
-              <w:rPr>
-                <w:rFonts w:eastAsia="Times New Roman" w:cs="Times New Roman"/>
-                <w:bCs/>
-                <w:color w:val="000000"/>
-                <w:sz w:val="18"/>
-                <w:szCs w:val="18"/>
-                <w:lang w:val="en-US" w:eastAsia="ru-RU"/>
-              </w:rPr>
-              <w:t>48</w:t>
+              <w:t xml:space="preserve">{% if </w:t>
+            </w:r>
+            <w:proofErr w:type="spellStart"/>
+            <w:r>
+              <w:rPr>
+                <w:rFonts w:eastAsia="Times New Roman" w:cs="Times New Roman"/>
+                <w:bCs/>
+                <w:color w:val="000000"/>
+                <w:sz w:val="18"/>
+                <w:szCs w:val="18"/>
+                <w:lang w:val="en-US" w:eastAsia="ru-RU"/>
+              </w:rPr>
+              <w:t>wrkCount|int</w:t>
+            </w:r>
+            <w:proofErr w:type="spellEnd"/>
+            <w:r>
+              <w:rPr>
+                <w:rFonts w:eastAsia="Times New Roman" w:cs="Times New Roman"/>
+                <w:bCs/>
+                <w:color w:val="000000"/>
+                <w:sz w:val="18"/>
+                <w:szCs w:val="18"/>
+                <w:lang w:val="en-US" w:eastAsia="ru-RU"/>
+              </w:rPr>
+              <w:t xml:space="preserve"> &gt; 48</w:t>
             </w:r>
             <w:r>
               <w:rPr>
@@ -23782,30 +27058,33 @@
                 <w:szCs w:val="18"/>
                 <w:lang w:val="en-US" w:eastAsia="ru-RU"/>
               </w:rPr>
-              <w:t xml:space="preserve">and wrkCount|int &lt;= </w:t>
-            </w:r>
-            <w:r>
-              <w:rPr>
-                <w:rFonts w:eastAsia="Times New Roman" w:cs="Times New Roman"/>
-                <w:bCs/>
-                <w:color w:val="000000"/>
-                <w:sz w:val="18"/>
-                <w:szCs w:val="18"/>
-                <w:lang w:val="en-US" w:eastAsia="ru-RU"/>
-              </w:rPr>
-              <w:t>64</w:t>
-            </w:r>
-            <w:r>
-              <w:rPr>
-                <w:rFonts w:eastAsia="Times New Roman" w:cs="Times New Roman"/>
-                <w:bCs/>
-                <w:color w:val="000000"/>
-                <w:sz w:val="18"/>
-                <w:szCs w:val="18"/>
-                <w:lang w:val="en-US" w:eastAsia="ru-RU"/>
-              </w:rPr>
-              <w:t xml:space="preserve"> </w:t>
-            </w:r>
+              <w:t xml:space="preserve">and </w:t>
+            </w:r>
+            <w:proofErr w:type="spellStart"/>
+            <w:r>
+              <w:rPr>
+                <w:rFonts w:eastAsia="Times New Roman" w:cs="Times New Roman"/>
+                <w:bCs/>
+                <w:color w:val="000000"/>
+                <w:sz w:val="18"/>
+                <w:szCs w:val="18"/>
+                <w:lang w:val="en-US" w:eastAsia="ru-RU"/>
+              </w:rPr>
+              <w:t>wrkCount|int</w:t>
+            </w:r>
+            <w:proofErr w:type="spellEnd"/>
+            <w:r>
+              <w:rPr>
+                <w:rFonts w:eastAsia="Times New Roman" w:cs="Times New Roman"/>
+                <w:bCs/>
+                <w:color w:val="000000"/>
+                <w:sz w:val="18"/>
+                <w:szCs w:val="18"/>
+                <w:lang w:val="en-US" w:eastAsia="ru-RU"/>
+              </w:rPr>
+              <w:t xml:space="preserve"> &lt;= 64 </w:t>
+            </w:r>
+            <w:proofErr w:type="gramStart"/>
             <w:r>
               <w:rPr>
                 <w:rFonts w:eastAsia="Times New Roman" w:cs="Times New Roman"/>
@@ -23825,18 +27104,64 @@
                 <w:szCs w:val="18"/>
                 <w:lang w:val="en-US" w:eastAsia="ru-RU"/>
               </w:rPr>
-              <w:t>{{actHour}}</w:t>
-            </w:r>
-            <w:r>
-              <w:rPr>
-                <w:rFonts w:eastAsia="Times New Roman" w:cs="Times New Roman"/>
-                <w:bCs/>
-                <w:color w:val="000000"/>
-                <w:sz w:val="18"/>
-                <w:szCs w:val="18"/>
-                <w:lang w:val="en-US" w:eastAsia="ru-RU"/>
-              </w:rPr>
-              <w:t>{% endif %}</w:t>
+              <w:t>{</w:t>
+            </w:r>
+            <w:proofErr w:type="gramEnd"/>
+            <w:r>
+              <w:rPr>
+                <w:rFonts w:eastAsia="Times New Roman" w:cs="Times New Roman"/>
+                <w:color w:val="000000"/>
+                <w:sz w:val="18"/>
+                <w:szCs w:val="18"/>
+                <w:lang w:val="en-US" w:eastAsia="ru-RU"/>
+              </w:rPr>
+              <w:t>{</w:t>
+            </w:r>
+            <w:proofErr w:type="spellStart"/>
+            <w:r>
+              <w:rPr>
+                <w:rFonts w:eastAsia="Times New Roman" w:cs="Times New Roman"/>
+                <w:color w:val="000000"/>
+                <w:sz w:val="18"/>
+                <w:szCs w:val="18"/>
+                <w:lang w:val="en-US" w:eastAsia="ru-RU"/>
+              </w:rPr>
+              <w:t>actHour</w:t>
+            </w:r>
+            <w:proofErr w:type="spellEnd"/>
+            <w:proofErr w:type="gramStart"/>
+            <w:r>
+              <w:rPr>
+                <w:rFonts w:eastAsia="Times New Roman" w:cs="Times New Roman"/>
+                <w:color w:val="000000"/>
+                <w:sz w:val="18"/>
+                <w:szCs w:val="18"/>
+                <w:lang w:val="en-US" w:eastAsia="ru-RU"/>
+              </w:rPr>
+              <w:t>}}</w:t>
+            </w:r>
+            <w:r>
+              <w:rPr>
+                <w:rFonts w:eastAsia="Times New Roman" w:cs="Times New Roman"/>
+                <w:bCs/>
+                <w:color w:val="000000"/>
+                <w:sz w:val="18"/>
+                <w:szCs w:val="18"/>
+                <w:lang w:val="en-US" w:eastAsia="ru-RU"/>
+              </w:rPr>
+              <w:t>{</w:t>
+            </w:r>
+            <w:proofErr w:type="gramEnd"/>
+            <w:r>
+              <w:rPr>
+                <w:rFonts w:eastAsia="Times New Roman" w:cs="Times New Roman"/>
+                <w:bCs/>
+                <w:color w:val="000000"/>
+                <w:sz w:val="18"/>
+                <w:szCs w:val="18"/>
+                <w:lang w:val="en-US" w:eastAsia="ru-RU"/>
+              </w:rPr>
+              <w:t>% endif %}</w:t>
             </w:r>
           </w:p>
         </w:tc>
@@ -23915,52 +27240,57 @@
                 <w:szCs w:val="18"/>
                 <w:lang w:val="en-US" w:eastAsia="ru-RU"/>
               </w:rPr>
-              <w:t xml:space="preserve">{% if wrkCount|int &gt; </w:t>
-            </w:r>
-            <w:r>
-              <w:rPr>
-                <w:rFonts w:eastAsia="Times New Roman" w:cs="Times New Roman"/>
-                <w:bCs/>
-                <w:color w:val="000000"/>
-                <w:sz w:val="18"/>
-                <w:szCs w:val="18"/>
-                <w:lang w:val="en-US" w:eastAsia="ru-RU"/>
-              </w:rPr>
-              <w:t>48</w:t>
-            </w:r>
-            <w:r>
-              <w:rPr>
-                <w:rFonts w:eastAsia="Times New Roman" w:cs="Times New Roman"/>
-                <w:bCs/>
-                <w:color w:val="000000"/>
-                <w:sz w:val="18"/>
-                <w:szCs w:val="18"/>
-                <w:lang w:val="en-US" w:eastAsia="ru-RU"/>
-              </w:rPr>
-              <w:t xml:space="preserve"> and wrkCount|int &lt;= </w:t>
-            </w:r>
-            <w:r>
-              <w:rPr>
-                <w:rFonts w:eastAsia="Times New Roman" w:cs="Times New Roman"/>
-                <w:bCs/>
-                <w:color w:val="000000"/>
-                <w:sz w:val="18"/>
-                <w:szCs w:val="18"/>
-                <w:lang w:val="en-US" w:eastAsia="ru-RU"/>
-              </w:rPr>
-              <w:t>64</w:t>
-            </w:r>
-            <w:r>
-              <w:rPr>
-                <w:rFonts w:eastAsia="Times New Roman" w:cs="Times New Roman"/>
-                <w:bCs/>
-                <w:color w:val="000000"/>
-                <w:sz w:val="18"/>
-                <w:szCs w:val="18"/>
-                <w:lang w:val="en-US" w:eastAsia="ru-RU"/>
-              </w:rPr>
-              <w:t xml:space="preserve"> </w:t>
-            </w:r>
+              <w:t xml:space="preserve">{% if </w:t>
+            </w:r>
+            <w:proofErr w:type="spellStart"/>
+            <w:r>
+              <w:rPr>
+                <w:rFonts w:eastAsia="Times New Roman" w:cs="Times New Roman"/>
+                <w:bCs/>
+                <w:color w:val="000000"/>
+                <w:sz w:val="18"/>
+                <w:szCs w:val="18"/>
+                <w:lang w:val="en-US" w:eastAsia="ru-RU"/>
+              </w:rPr>
+              <w:t>wrkCount|int</w:t>
+            </w:r>
+            <w:proofErr w:type="spellEnd"/>
+            <w:r>
+              <w:rPr>
+                <w:rFonts w:eastAsia="Times New Roman" w:cs="Times New Roman"/>
+                <w:bCs/>
+                <w:color w:val="000000"/>
+                <w:sz w:val="18"/>
+                <w:szCs w:val="18"/>
+                <w:lang w:val="en-US" w:eastAsia="ru-RU"/>
+              </w:rPr>
+              <w:t xml:space="preserve"> &gt; 48 and </w:t>
+            </w:r>
+            <w:proofErr w:type="spellStart"/>
+            <w:r>
+              <w:rPr>
+                <w:rFonts w:eastAsia="Times New Roman" w:cs="Times New Roman"/>
+                <w:bCs/>
+                <w:color w:val="000000"/>
+                <w:sz w:val="18"/>
+                <w:szCs w:val="18"/>
+                <w:lang w:val="en-US" w:eastAsia="ru-RU"/>
+              </w:rPr>
+              <w:t>wrkCount|int</w:t>
+            </w:r>
+            <w:proofErr w:type="spellEnd"/>
+            <w:r>
+              <w:rPr>
+                <w:rFonts w:eastAsia="Times New Roman" w:cs="Times New Roman"/>
+                <w:bCs/>
+                <w:color w:val="000000"/>
+                <w:sz w:val="18"/>
+                <w:szCs w:val="18"/>
+                <w:lang w:val="en-US" w:eastAsia="ru-RU"/>
+              </w:rPr>
+              <w:t xml:space="preserve"> &lt;= 64 </w:t>
+            </w:r>
+            <w:proofErr w:type="gramStart"/>
             <w:r>
               <w:rPr>
                 <w:rFonts w:eastAsia="Times New Roman" w:cs="Times New Roman"/>
@@ -23980,7 +27310,29 @@
                 <w:szCs w:val="18"/>
                 <w:lang w:val="en-US" w:eastAsia="ru-RU"/>
               </w:rPr>
-              <w:t>{{actV</w:t>
+              <w:t>{</w:t>
+            </w:r>
+            <w:proofErr w:type="gramEnd"/>
+            <w:r>
+              <w:rPr>
+                <w:rFonts w:eastAsia="Times New Roman" w:cs="Times New Roman"/>
+                <w:color w:val="000000"/>
+                <w:sz w:val="18"/>
+                <w:szCs w:val="18"/>
+                <w:lang w:val="en-US" w:eastAsia="ru-RU"/>
+              </w:rPr>
+              <w:t>{</w:t>
+            </w:r>
+            <w:proofErr w:type="spellStart"/>
+            <w:r>
+              <w:rPr>
+                <w:rFonts w:eastAsia="Times New Roman" w:cs="Times New Roman"/>
+                <w:color w:val="000000"/>
+                <w:sz w:val="18"/>
+                <w:szCs w:val="18"/>
+                <w:lang w:val="en-US" w:eastAsia="ru-RU"/>
+              </w:rPr>
+              <w:t>actV</w:t>
             </w:r>
             <w:r>
               <w:rPr>
@@ -23992,6 +27344,8 @@
               </w:rPr>
               <w:t>em</w:t>
             </w:r>
+            <w:proofErr w:type="spellEnd"/>
+            <w:proofErr w:type="gramStart"/>
             <w:r>
               <w:rPr>
                 <w:rFonts w:eastAsia="Times New Roman" w:cs="Times New Roman"/>
@@ -24012,6 +27366,7 @@
               </w:rPr>
               <w:t>{</w:t>
             </w:r>
+            <w:proofErr w:type="gramEnd"/>
             <w:r>
               <w:rPr>
                 <w:rFonts w:eastAsia="Times New Roman" w:cs="Times New Roman"/>
@@ -24127,6 +27482,7 @@
               </w:rPr>
               <w:t xml:space="preserve"> </w:t>
             </w:r>
+            <w:proofErr w:type="spellStart"/>
             <w:r>
               <w:rPr>
                 <w:rFonts w:eastAsia="Times New Roman" w:cs="Times New Roman"/>
@@ -24160,6 +27516,7 @@
               </w:rPr>
               <w:t>int</w:t>
             </w:r>
+            <w:proofErr w:type="spellEnd"/>
             <w:r>
               <w:rPr>
                 <w:rFonts w:eastAsia="Times New Roman" w:cs="Times New Roman"/>
@@ -24202,30 +27559,68 @@
                 <w:szCs w:val="18"/>
                 <w:lang w:val="en-US" w:eastAsia="ru-RU"/>
               </w:rPr>
-              <w:t xml:space="preserve">and wrkCount|int &lt;= </w:t>
-            </w:r>
-            <w:r>
-              <w:rPr>
-                <w:rFonts w:eastAsia="Times New Roman" w:cs="Times New Roman"/>
-                <w:bCs/>
-                <w:color w:val="000000"/>
-                <w:sz w:val="18"/>
-                <w:szCs w:val="18"/>
-                <w:lang w:val="en-US" w:eastAsia="ru-RU"/>
-              </w:rPr>
-              <w:t>48</w:t>
-            </w:r>
-            <w:r>
-              <w:rPr>
-                <w:rFonts w:eastAsia="Times New Roman" w:cs="Times New Roman"/>
-                <w:bCs/>
-                <w:color w:val="000000"/>
-                <w:sz w:val="18"/>
-                <w:szCs w:val="18"/>
-                <w:lang w:val="en-US" w:eastAsia="ru-RU"/>
-              </w:rPr>
-              <w:t xml:space="preserve"> %}{{</w:t>
-            </w:r>
+              <w:t xml:space="preserve">and </w:t>
+            </w:r>
+            <w:proofErr w:type="spellStart"/>
+            <w:r>
+              <w:rPr>
+                <w:rFonts w:eastAsia="Times New Roman" w:cs="Times New Roman"/>
+                <w:bCs/>
+                <w:color w:val="000000"/>
+                <w:sz w:val="18"/>
+                <w:szCs w:val="18"/>
+                <w:lang w:val="en-US" w:eastAsia="ru-RU"/>
+              </w:rPr>
+              <w:t>wrkCount|int</w:t>
+            </w:r>
+            <w:proofErr w:type="spellEnd"/>
+            <w:r>
+              <w:rPr>
+                <w:rFonts w:eastAsia="Times New Roman" w:cs="Times New Roman"/>
+                <w:bCs/>
+                <w:color w:val="000000"/>
+                <w:sz w:val="18"/>
+                <w:szCs w:val="18"/>
+                <w:lang w:val="en-US" w:eastAsia="ru-RU"/>
+              </w:rPr>
+              <w:t xml:space="preserve"> &lt;= 48</w:t>
+            </w:r>
+            <w:r>
+              <w:rPr>
+                <w:rFonts w:eastAsia="Times New Roman" w:cs="Times New Roman"/>
+                <w:bCs/>
+                <w:color w:val="000000"/>
+                <w:sz w:val="18"/>
+                <w:szCs w:val="18"/>
+                <w:lang w:val="en-US" w:eastAsia="ru-RU"/>
+              </w:rPr>
+              <w:t xml:space="preserve"> </w:t>
+            </w:r>
+            <w:proofErr w:type="gramStart"/>
+            <w:r>
+              <w:rPr>
+                <w:rFonts w:eastAsia="Times New Roman" w:cs="Times New Roman"/>
+                <w:bCs/>
+                <w:color w:val="000000"/>
+                <w:sz w:val="18"/>
+                <w:szCs w:val="18"/>
+                <w:lang w:val="en-US" w:eastAsia="ru-RU"/>
+              </w:rPr>
+              <w:t>%}{</w:t>
+            </w:r>
+            <w:proofErr w:type="gramEnd"/>
+            <w:r>
+              <w:rPr>
+                <w:rFonts w:eastAsia="Times New Roman" w:cs="Times New Roman"/>
+                <w:bCs/>
+                <w:color w:val="000000"/>
+                <w:sz w:val="18"/>
+                <w:szCs w:val="18"/>
+                <w:lang w:val="en-US" w:eastAsia="ru-RU"/>
+              </w:rPr>
+              <w:t>{</w:t>
+            </w:r>
+            <w:proofErr w:type="spellStart"/>
             <w:r>
               <w:rPr>
                 <w:sz w:val="18"/>
@@ -24234,16 +27629,30 @@
               </w:rPr>
               <w:t>actBrigadir</w:t>
             </w:r>
-            <w:r>
-              <w:rPr>
-                <w:rFonts w:eastAsia="Times New Roman" w:cs="Times New Roman"/>
-                <w:bCs/>
-                <w:color w:val="000000"/>
-                <w:sz w:val="18"/>
-                <w:szCs w:val="18"/>
-                <w:lang w:val="en-US" w:eastAsia="ru-RU"/>
-              </w:rPr>
-              <w:t xml:space="preserve">}}{% </w:t>
+            <w:proofErr w:type="spellEnd"/>
+            <w:proofErr w:type="gramStart"/>
+            <w:r>
+              <w:rPr>
+                <w:rFonts w:eastAsia="Times New Roman" w:cs="Times New Roman"/>
+                <w:bCs/>
+                <w:color w:val="000000"/>
+                <w:sz w:val="18"/>
+                <w:szCs w:val="18"/>
+                <w:lang w:val="en-US" w:eastAsia="ru-RU"/>
+              </w:rPr>
+              <w:t>}}{</w:t>
+            </w:r>
+            <w:proofErr w:type="gramEnd"/>
+            <w:r>
+              <w:rPr>
+                <w:rFonts w:eastAsia="Times New Roman" w:cs="Times New Roman"/>
+                <w:bCs/>
+                <w:color w:val="000000"/>
+                <w:sz w:val="18"/>
+                <w:szCs w:val="18"/>
+                <w:lang w:val="en-US" w:eastAsia="ru-RU"/>
+              </w:rPr>
+              <w:t xml:space="preserve">% </w:t>
             </w:r>
             <w:r>
               <w:rPr>
@@ -24366,6 +27775,7 @@
               </w:rPr>
               <w:t xml:space="preserve"> </w:t>
             </w:r>
+            <w:proofErr w:type="spellStart"/>
             <w:r>
               <w:rPr>
                 <w:rFonts w:eastAsia="Times New Roman" w:cs="Times New Roman"/>
@@ -24399,6 +27809,7 @@
               </w:rPr>
               <w:t>int</w:t>
             </w:r>
+            <w:proofErr w:type="spellEnd"/>
             <w:r>
               <w:rPr>
                 <w:rFonts w:eastAsia="Times New Roman" w:cs="Times New Roman"/>
@@ -24441,30 +27852,68 @@
                 <w:szCs w:val="18"/>
                 <w:lang w:val="en-US" w:eastAsia="ru-RU"/>
               </w:rPr>
-              <w:t xml:space="preserve">and wrkCount|int &lt;= </w:t>
-            </w:r>
-            <w:r>
-              <w:rPr>
-                <w:rFonts w:eastAsia="Times New Roman" w:cs="Times New Roman"/>
-                <w:bCs/>
-                <w:color w:val="000000"/>
-                <w:sz w:val="18"/>
-                <w:szCs w:val="18"/>
-                <w:lang w:val="en-US" w:eastAsia="ru-RU"/>
-              </w:rPr>
-              <w:t>64</w:t>
-            </w:r>
-            <w:r>
-              <w:rPr>
-                <w:rFonts w:eastAsia="Times New Roman" w:cs="Times New Roman"/>
-                <w:bCs/>
-                <w:color w:val="000000"/>
-                <w:sz w:val="18"/>
-                <w:szCs w:val="18"/>
-                <w:lang w:val="en-US" w:eastAsia="ru-RU"/>
-              </w:rPr>
-              <w:t xml:space="preserve"> %}{{</w:t>
-            </w:r>
+              <w:t xml:space="preserve">and </w:t>
+            </w:r>
+            <w:proofErr w:type="spellStart"/>
+            <w:r>
+              <w:rPr>
+                <w:rFonts w:eastAsia="Times New Roman" w:cs="Times New Roman"/>
+                <w:bCs/>
+                <w:color w:val="000000"/>
+                <w:sz w:val="18"/>
+                <w:szCs w:val="18"/>
+                <w:lang w:val="en-US" w:eastAsia="ru-RU"/>
+              </w:rPr>
+              <w:t>wrkCount|int</w:t>
+            </w:r>
+            <w:proofErr w:type="spellEnd"/>
+            <w:r>
+              <w:rPr>
+                <w:rFonts w:eastAsia="Times New Roman" w:cs="Times New Roman"/>
+                <w:bCs/>
+                <w:color w:val="000000"/>
+                <w:sz w:val="18"/>
+                <w:szCs w:val="18"/>
+                <w:lang w:val="en-US" w:eastAsia="ru-RU"/>
+              </w:rPr>
+              <w:t xml:space="preserve"> &lt;= 64</w:t>
+            </w:r>
+            <w:r>
+              <w:rPr>
+                <w:rFonts w:eastAsia="Times New Roman" w:cs="Times New Roman"/>
+                <w:bCs/>
+                <w:color w:val="000000"/>
+                <w:sz w:val="18"/>
+                <w:szCs w:val="18"/>
+                <w:lang w:val="en-US" w:eastAsia="ru-RU"/>
+              </w:rPr>
+              <w:t xml:space="preserve"> </w:t>
+            </w:r>
+            <w:proofErr w:type="gramStart"/>
+            <w:r>
+              <w:rPr>
+                <w:rFonts w:eastAsia="Times New Roman" w:cs="Times New Roman"/>
+                <w:bCs/>
+                <w:color w:val="000000"/>
+                <w:sz w:val="18"/>
+                <w:szCs w:val="18"/>
+                <w:lang w:val="en-US" w:eastAsia="ru-RU"/>
+              </w:rPr>
+              <w:t>%}{</w:t>
+            </w:r>
+            <w:proofErr w:type="gramEnd"/>
+            <w:r>
+              <w:rPr>
+                <w:rFonts w:eastAsia="Times New Roman" w:cs="Times New Roman"/>
+                <w:bCs/>
+                <w:color w:val="000000"/>
+                <w:sz w:val="18"/>
+                <w:szCs w:val="18"/>
+                <w:lang w:val="en-US" w:eastAsia="ru-RU"/>
+              </w:rPr>
+              <w:t>{</w:t>
+            </w:r>
+            <w:proofErr w:type="spellStart"/>
             <w:r>
               <w:rPr>
                 <w:sz w:val="18"/>
@@ -24473,16 +27922,30 @@
               </w:rPr>
               <w:t>actBrigadir</w:t>
             </w:r>
-            <w:r>
-              <w:rPr>
-                <w:rFonts w:eastAsia="Times New Roman" w:cs="Times New Roman"/>
-                <w:bCs/>
-                <w:color w:val="000000"/>
-                <w:sz w:val="18"/>
-                <w:szCs w:val="18"/>
-                <w:lang w:val="en-US" w:eastAsia="ru-RU"/>
-              </w:rPr>
-              <w:t xml:space="preserve">}}{% </w:t>
+            <w:proofErr w:type="spellEnd"/>
+            <w:proofErr w:type="gramStart"/>
+            <w:r>
+              <w:rPr>
+                <w:rFonts w:eastAsia="Times New Roman" w:cs="Times New Roman"/>
+                <w:bCs/>
+                <w:color w:val="000000"/>
+                <w:sz w:val="18"/>
+                <w:szCs w:val="18"/>
+                <w:lang w:val="en-US" w:eastAsia="ru-RU"/>
+              </w:rPr>
+              <w:t>}}{</w:t>
+            </w:r>
+            <w:proofErr w:type="gramEnd"/>
+            <w:r>
+              <w:rPr>
+                <w:rFonts w:eastAsia="Times New Roman" w:cs="Times New Roman"/>
+                <w:bCs/>
+                <w:color w:val="000000"/>
+                <w:sz w:val="18"/>
+                <w:szCs w:val="18"/>
+                <w:lang w:val="en-US" w:eastAsia="ru-RU"/>
+              </w:rPr>
+              <w:t xml:space="preserve">% </w:t>
             </w:r>
             <w:r>
               <w:rPr>
@@ -24610,6 +28073,7 @@
               </w:rPr>
               <w:t xml:space="preserve"> </w:t>
             </w:r>
+            <w:proofErr w:type="spellStart"/>
             <w:r>
               <w:rPr>
                 <w:rFonts w:eastAsia="Times New Roman" w:cs="Times New Roman"/>
@@ -24643,6 +28107,7 @@
               </w:rPr>
               <w:t>int</w:t>
             </w:r>
+            <w:proofErr w:type="spellEnd"/>
             <w:r>
               <w:rPr>
                 <w:rFonts w:eastAsia="Times New Roman" w:cs="Times New Roman"/>
@@ -24685,41 +28150,57 @@
                 <w:szCs w:val="18"/>
                 <w:lang w:val="en-US" w:eastAsia="ru-RU"/>
               </w:rPr>
-              <w:t xml:space="preserve">and wrkCount|int &lt;= </w:t>
-            </w:r>
-            <w:r>
-              <w:rPr>
-                <w:rFonts w:eastAsia="Times New Roman" w:cs="Times New Roman"/>
-                <w:bCs/>
-                <w:color w:val="000000"/>
-                <w:sz w:val="18"/>
-                <w:szCs w:val="18"/>
-                <w:lang w:val="en-US" w:eastAsia="ru-RU"/>
-              </w:rPr>
-              <w:t>48</w:t>
-            </w:r>
-            <w:r>
-              <w:rPr>
-                <w:rFonts w:eastAsia="Times New Roman" w:cs="Times New Roman"/>
-                <w:bCs/>
-                <w:color w:val="000000"/>
-                <w:sz w:val="18"/>
-                <w:szCs w:val="18"/>
-                <w:lang w:val="en-US" w:eastAsia="ru-RU"/>
-              </w:rPr>
-              <w:t xml:space="preserve"> </w:t>
-            </w:r>
-            <w:r>
-              <w:rPr>
-                <w:rFonts w:eastAsia="Times New Roman" w:cs="Times New Roman"/>
-                <w:bCs/>
-                <w:color w:val="000000"/>
-                <w:sz w:val="18"/>
-                <w:szCs w:val="18"/>
-                <w:lang w:val="en-US" w:eastAsia="ru-RU"/>
-              </w:rPr>
-              <w:t>%}{{</w:t>
-            </w:r>
+              <w:t xml:space="preserve">and </w:t>
+            </w:r>
+            <w:proofErr w:type="spellStart"/>
+            <w:r>
+              <w:rPr>
+                <w:rFonts w:eastAsia="Times New Roman" w:cs="Times New Roman"/>
+                <w:bCs/>
+                <w:color w:val="000000"/>
+                <w:sz w:val="18"/>
+                <w:szCs w:val="18"/>
+                <w:lang w:val="en-US" w:eastAsia="ru-RU"/>
+              </w:rPr>
+              <w:t>wrkCount|int</w:t>
+            </w:r>
+            <w:proofErr w:type="spellEnd"/>
+            <w:r>
+              <w:rPr>
+                <w:rFonts w:eastAsia="Times New Roman" w:cs="Times New Roman"/>
+                <w:bCs/>
+                <w:color w:val="000000"/>
+                <w:sz w:val="18"/>
+                <w:szCs w:val="18"/>
+                <w:lang w:val="en-US" w:eastAsia="ru-RU"/>
+              </w:rPr>
+              <w:t xml:space="preserve"> &lt;= 48 </w:t>
+            </w:r>
+            <w:proofErr w:type="gramStart"/>
+            <w:r>
+              <w:rPr>
+                <w:rFonts w:eastAsia="Times New Roman" w:cs="Times New Roman"/>
+                <w:bCs/>
+                <w:color w:val="000000"/>
+                <w:sz w:val="18"/>
+                <w:szCs w:val="18"/>
+                <w:lang w:val="en-US" w:eastAsia="ru-RU"/>
+              </w:rPr>
+              <w:t>%}{</w:t>
+            </w:r>
+            <w:proofErr w:type="gramEnd"/>
+            <w:r>
+              <w:rPr>
+                <w:rFonts w:eastAsia="Times New Roman" w:cs="Times New Roman"/>
+                <w:bCs/>
+                <w:color w:val="000000"/>
+                <w:sz w:val="18"/>
+                <w:szCs w:val="18"/>
+                <w:lang w:val="en-US" w:eastAsia="ru-RU"/>
+              </w:rPr>
+              <w:t>{</w:t>
+            </w:r>
+            <w:proofErr w:type="spellStart"/>
             <w:r>
               <w:rPr>
                 <w:rFonts w:eastAsia="Times New Roman" w:cs="Times New Roman"/>
@@ -24731,16 +28212,30 @@
               </w:rPr>
               <w:t>actMaster</w:t>
             </w:r>
-            <w:r>
-              <w:rPr>
-                <w:rFonts w:eastAsia="Times New Roman" w:cs="Times New Roman"/>
-                <w:bCs/>
-                <w:color w:val="000000"/>
-                <w:sz w:val="18"/>
-                <w:szCs w:val="18"/>
-                <w:lang w:val="en-US" w:eastAsia="ru-RU"/>
-              </w:rPr>
-              <w:t xml:space="preserve">}}{% </w:t>
+            <w:proofErr w:type="spellEnd"/>
+            <w:proofErr w:type="gramStart"/>
+            <w:r>
+              <w:rPr>
+                <w:rFonts w:eastAsia="Times New Roman" w:cs="Times New Roman"/>
+                <w:bCs/>
+                <w:color w:val="000000"/>
+                <w:sz w:val="18"/>
+                <w:szCs w:val="18"/>
+                <w:lang w:val="en-US" w:eastAsia="ru-RU"/>
+              </w:rPr>
+              <w:t>}}{</w:t>
+            </w:r>
+            <w:proofErr w:type="gramEnd"/>
+            <w:r>
+              <w:rPr>
+                <w:rFonts w:eastAsia="Times New Roman" w:cs="Times New Roman"/>
+                <w:bCs/>
+                <w:color w:val="000000"/>
+                <w:sz w:val="18"/>
+                <w:szCs w:val="18"/>
+                <w:lang w:val="en-US" w:eastAsia="ru-RU"/>
+              </w:rPr>
+              <w:t xml:space="preserve">% </w:t>
             </w:r>
             <w:r>
               <w:rPr>
@@ -24863,6 +28358,7 @@
               </w:rPr>
               <w:t xml:space="preserve"> </w:t>
             </w:r>
+            <w:proofErr w:type="spellStart"/>
             <w:r>
               <w:rPr>
                 <w:rFonts w:eastAsia="Times New Roman" w:cs="Times New Roman"/>
@@ -24896,6 +28392,7 @@
               </w:rPr>
               <w:t>int</w:t>
             </w:r>
+            <w:proofErr w:type="spellEnd"/>
             <w:r>
               <w:rPr>
                 <w:rFonts w:eastAsia="Times New Roman" w:cs="Times New Roman"/>
@@ -24938,41 +28435,57 @@
                 <w:szCs w:val="18"/>
                 <w:lang w:val="en-US" w:eastAsia="ru-RU"/>
               </w:rPr>
-              <w:t xml:space="preserve">and wrkCount|int &lt;= </w:t>
-            </w:r>
-            <w:r>
-              <w:rPr>
-                <w:rFonts w:eastAsia="Times New Roman" w:cs="Times New Roman"/>
-                <w:bCs/>
-                <w:color w:val="000000"/>
-                <w:sz w:val="18"/>
-                <w:szCs w:val="18"/>
-                <w:lang w:val="en-US" w:eastAsia="ru-RU"/>
-              </w:rPr>
-              <w:t>64</w:t>
-            </w:r>
-            <w:r>
-              <w:rPr>
-                <w:rFonts w:eastAsia="Times New Roman" w:cs="Times New Roman"/>
-                <w:bCs/>
-                <w:color w:val="000000"/>
-                <w:sz w:val="18"/>
-                <w:szCs w:val="18"/>
-                <w:lang w:val="en-US" w:eastAsia="ru-RU"/>
-              </w:rPr>
-              <w:t xml:space="preserve"> </w:t>
-            </w:r>
-            <w:r>
-              <w:rPr>
-                <w:rFonts w:eastAsia="Times New Roman" w:cs="Times New Roman"/>
-                <w:bCs/>
-                <w:color w:val="000000"/>
-                <w:sz w:val="18"/>
-                <w:szCs w:val="18"/>
-                <w:lang w:val="en-US" w:eastAsia="ru-RU"/>
-              </w:rPr>
-              <w:t>%}{{</w:t>
-            </w:r>
+              <w:t xml:space="preserve">and </w:t>
+            </w:r>
+            <w:proofErr w:type="spellStart"/>
+            <w:r>
+              <w:rPr>
+                <w:rFonts w:eastAsia="Times New Roman" w:cs="Times New Roman"/>
+                <w:bCs/>
+                <w:color w:val="000000"/>
+                <w:sz w:val="18"/>
+                <w:szCs w:val="18"/>
+                <w:lang w:val="en-US" w:eastAsia="ru-RU"/>
+              </w:rPr>
+              <w:t>wrkCount|int</w:t>
+            </w:r>
+            <w:proofErr w:type="spellEnd"/>
+            <w:r>
+              <w:rPr>
+                <w:rFonts w:eastAsia="Times New Roman" w:cs="Times New Roman"/>
+                <w:bCs/>
+                <w:color w:val="000000"/>
+                <w:sz w:val="18"/>
+                <w:szCs w:val="18"/>
+                <w:lang w:val="en-US" w:eastAsia="ru-RU"/>
+              </w:rPr>
+              <w:t xml:space="preserve"> &lt;= 64 </w:t>
+            </w:r>
+            <w:proofErr w:type="gramStart"/>
+            <w:r>
+              <w:rPr>
+                <w:rFonts w:eastAsia="Times New Roman" w:cs="Times New Roman"/>
+                <w:bCs/>
+                <w:color w:val="000000"/>
+                <w:sz w:val="18"/>
+                <w:szCs w:val="18"/>
+                <w:lang w:val="en-US" w:eastAsia="ru-RU"/>
+              </w:rPr>
+              <w:t>%}{</w:t>
+            </w:r>
+            <w:proofErr w:type="gramEnd"/>
+            <w:r>
+              <w:rPr>
+                <w:rFonts w:eastAsia="Times New Roman" w:cs="Times New Roman"/>
+                <w:bCs/>
+                <w:color w:val="000000"/>
+                <w:sz w:val="18"/>
+                <w:szCs w:val="18"/>
+                <w:lang w:val="en-US" w:eastAsia="ru-RU"/>
+              </w:rPr>
+              <w:t>{</w:t>
+            </w:r>
+            <w:proofErr w:type="spellStart"/>
             <w:r>
               <w:rPr>
                 <w:rFonts w:eastAsia="Times New Roman" w:cs="Times New Roman"/>
@@ -24984,16 +28497,30 @@
               </w:rPr>
               <w:t>actMaster</w:t>
             </w:r>
-            <w:r>
-              <w:rPr>
-                <w:rFonts w:eastAsia="Times New Roman" w:cs="Times New Roman"/>
-                <w:bCs/>
-                <w:color w:val="000000"/>
-                <w:sz w:val="18"/>
-                <w:szCs w:val="18"/>
-                <w:lang w:val="en-US" w:eastAsia="ru-RU"/>
-              </w:rPr>
-              <w:t xml:space="preserve">}}{% </w:t>
+            <w:proofErr w:type="spellEnd"/>
+            <w:proofErr w:type="gramStart"/>
+            <w:r>
+              <w:rPr>
+                <w:rFonts w:eastAsia="Times New Roman" w:cs="Times New Roman"/>
+                <w:bCs/>
+                <w:color w:val="000000"/>
+                <w:sz w:val="18"/>
+                <w:szCs w:val="18"/>
+                <w:lang w:val="en-US" w:eastAsia="ru-RU"/>
+              </w:rPr>
+              <w:t>}}{</w:t>
+            </w:r>
+            <w:proofErr w:type="gramEnd"/>
+            <w:r>
+              <w:rPr>
+                <w:rFonts w:eastAsia="Times New Roman" w:cs="Times New Roman"/>
+                <w:bCs/>
+                <w:color w:val="000000"/>
+                <w:sz w:val="18"/>
+                <w:szCs w:val="18"/>
+                <w:lang w:val="en-US" w:eastAsia="ru-RU"/>
+              </w:rPr>
+              <w:t xml:space="preserve">% </w:t>
             </w:r>
             <w:r>
               <w:rPr>
@@ -25036,8 +28563,8 @@
       </w:pPr>
     </w:p>
     <w:sectPr>
-      <w:headerReference w:type="default" r:id="rId19"/>
-      <w:headerReference w:type="first" r:id="rId20"/>
+      <w:headerReference w:type="default" r:id="rId22"/>
+      <w:headerReference w:type="first" r:id="rId23"/>
       <w:pgSz w:w="11906" w:h="16838"/>
       <w:pgMar w:top="720" w:right="720" w:bottom="720" w:left="964" w:header="170" w:footer="709" w:gutter="0"/>
       <w:cols w:space="708"/>
@@ -26902,10 +30429,6 @@
 </file>
 
 <file path=customXml/item1.xml><?xml version="1.0" encoding="utf-8"?>
-<b:Sources xmlns:b="http://schemas.openxmlformats.org/officeDocument/2006/bibliography" xmlns="http://schemas.openxmlformats.org/officeDocument/2006/bibliography" SelectedStyle="\APASixthEditionOfficeOnline.xsl" StyleName="APA" Version="6"/>
-</file>
-
-<file path=customXml/item2.xml><?xml version="1.0" encoding="utf-8"?>
 <s:customData xmlns="http://www.wps.cn/officeDocument/2013/wpsCustomData" xmlns:s="http://www.wps.cn/officeDocument/2013/wpsCustomData">
   <customSectProps/>
   <customShpExts>
@@ -26914,18 +30437,22 @@
 </s:customData>
 </file>
 
+<file path=customXml/item2.xml><?xml version="1.0" encoding="utf-8"?>
+<b:Sources xmlns:b="http://schemas.openxmlformats.org/officeDocument/2006/bibliography" xmlns="http://schemas.openxmlformats.org/officeDocument/2006/bibliography" SelectedStyle="\APASixthEditionOfficeOnline.xsl" StyleName="APA" Version="6"/>
+</file>
+
 <file path=customXml/itemProps1.xml><?xml version="1.0" encoding="utf-8"?>
+<ds:datastoreItem xmlns:ds="http://schemas.openxmlformats.org/officeDocument/2006/customXml" ds:itemID="{B1977F7D-205B-4081-913C-38D41E755F92}">
+  <ds:schemaRefs>
+    <ds:schemaRef ds:uri="http://www.wps.cn/officeDocument/2013/wpsCustomData"/>
+  </ds:schemaRefs>
+</ds:datastoreItem>
+</file>
+
+<file path=customXml/itemProps2.xml><?xml version="1.0" encoding="utf-8"?>
 <ds:datastoreItem xmlns:ds="http://schemas.openxmlformats.org/officeDocument/2006/customXml" ds:itemID="{4C5C553C-55F3-4821-94C2-BF1D67BC649E}">
   <ds:schemaRefs>
     <ds:schemaRef ds:uri="http://schemas.openxmlformats.org/officeDocument/2006/bibliography"/>
   </ds:schemaRefs>
 </ds:datastoreItem>
-</file>
-
-<file path=customXml/itemProps2.xml><?xml version="1.0" encoding="utf-8"?>
-<ds:datastoreItem xmlns:ds="http://schemas.openxmlformats.org/officeDocument/2006/customXml" ds:itemID="{B1977F7D-205B-4081-913C-38D41E755F92}">
-  <ds:schemaRefs>
-    <ds:schemaRef ds:uri="http://www.wps.cn/officeDocument/2013/wpsCustomData"/>
-  </ds:schemaRefs>
-</ds:datastoreItem>
 </file>
--- a/docact.docx
+++ b/docact.docx
@@ -1,6 +1,6 @@
 
 <file path=word/document.xml><?xml version="1.0" encoding="utf-8"?>
-<w:document xmlns:wpc="http://schemas.microsoft.com/office/word/2010/wordprocessingCanvas" xmlns:cx="http://schemas.microsoft.com/office/drawing/2014/chartex" xmlns:cx1="http://schemas.microsoft.com/office/drawing/2015/9/8/chartex" xmlns:cx2="http://schemas.microsoft.com/office/drawing/2015/10/21/chartex" xmlns:cx3="http://schemas.microsoft.com/office/drawing/2016/5/9/chartex" xmlns:cx4="http://schemas.microsoft.com/office/drawing/2016/5/10/chartex" xmlns:cx5="http://schemas.microsoft.com/office/drawing/2016/5/11/chartex" xmlns:cx6="http://schemas.microsoft.com/office/drawing/2016/5/12/chartex" xmlns:cx7="http://schemas.microsoft.com/office/drawing/2016/5/13/chartex" xmlns:cx8="http://schemas.microsoft.com/office/drawing/2016/5/14/chartex" xmlns:mc="http://schemas.openxmlformats.org/markup-compatibility/2006" xmlns:aink="http://schemas.microsoft.com/office/drawing/2016/ink" xmlns:am3d="http://schemas.microsoft.com/office/drawing/2017/model3d" xmlns:o="urn:schemas-microsoft-com:office:office" xmlns:oel="http://schemas.microsoft.com/office/2019/extlst" xmlns:r="http://schemas.openxmlformats.org/officeDocument/2006/relationships" xmlns:m="http://schemas.openxmlformats.org/officeDocument/2006/math" xmlns:v="urn:schemas-microsoft-com:vml" xmlns:wp14="http://schemas.microsoft.com/office/word/2010/wordprocessingDrawing" xmlns:wp="http://schemas.openxmlformats.org/drawingml/2006/wordprocessingDrawing" xmlns:w10="urn:schemas-microsoft-com:office:word" xmlns:w="http://schemas.openxmlformats.org/wordprocessingml/2006/main" xmlns:w14="http://schemas.microsoft.com/office/word/2010/wordml" xmlns:w15="http://schemas.microsoft.com/office/word/2012/wordml" xmlns:w16cex="http://schemas.microsoft.com/office/word/2018/wordml/cex" xmlns:w16cid="http://schemas.microsoft.com/office/word/2016/wordml/cid" xmlns:w16="http://schemas.microsoft.com/office/word/2018/wordml" xmlns:w16du="http://schemas.microsoft.com/office/word/2023/wordml/word16du" xmlns:w16sdtdh="http://schemas.microsoft.com/office/word/2020/wordml/sdtdatahash" xmlns:w16sdtfl="http://schemas.microsoft.com/office/word/2024/wordml/sdtformatlock" xmlns:w16se="http://schemas.microsoft.com/office/word/2015/wordml/symex" xmlns:wpg="http://schemas.microsoft.com/office/word/2010/wordprocessingGroup" xmlns:wpi="http://schemas.microsoft.com/office/word/2010/wordprocessingInk" xmlns:wne="http://schemas.microsoft.com/office/word/2006/wordml" xmlns:wps="http://schemas.microsoft.com/office/word/2010/wordprocessingShape" mc:Ignorable="w14 w15 w16se w16cid w16 w16cex w16sdtdh w16sdtfl w16du wp14">
+<w:document xmlns:wpc="http://schemas.microsoft.com/office/word/2010/wordprocessingCanvas" xmlns:mc="http://schemas.openxmlformats.org/markup-compatibility/2006" xmlns:o="urn:schemas-microsoft-com:office:office" xmlns:r="http://schemas.openxmlformats.org/officeDocument/2006/relationships" xmlns:m="http://schemas.openxmlformats.org/officeDocument/2006/math" xmlns:v="urn:schemas-microsoft-com:vml" xmlns:wp14="http://schemas.microsoft.com/office/word/2010/wordprocessingDrawing" xmlns:wp="http://schemas.openxmlformats.org/drawingml/2006/wordprocessingDrawing" xmlns:w10="urn:schemas-microsoft-com:office:word" xmlns:w="http://schemas.openxmlformats.org/wordprocessingml/2006/main" xmlns:w14="http://schemas.microsoft.com/office/word/2010/wordml" xmlns:w15="http://schemas.microsoft.com/office/word/2012/wordml" xmlns:wpg="http://schemas.microsoft.com/office/word/2010/wordprocessingGroup" xmlns:wpi="http://schemas.microsoft.com/office/word/2010/wordprocessingInk" xmlns:wne="http://schemas.microsoft.com/office/word/2006/wordml" xmlns:wps="http://schemas.microsoft.com/office/word/2010/wordprocessingShape" mc:Ignorable="w14 w15 wp14">
   <w:body>
     <w:p>
       <w:pPr>
@@ -148,6 +148,7 @@
                               <w:t>{{</w:t>
                             </w:r>
                             <w:proofErr w:type="spellStart"/>
+                            <w:proofErr w:type="gramStart"/>
                             <w:r>
                               <w:rPr>
                                 <w:rFonts w:ascii="Arial" w:hAnsi="Arial" w:cs="Arial"/>
@@ -182,7 +183,7 @@
                               <w:t>ate</w:t>
                             </w:r>
                             <w:proofErr w:type="spellEnd"/>
-                            <w:proofErr w:type="gramStart"/>
+                            <w:proofErr w:type="gramEnd"/>
                             <w:r>
                               <w:rPr>
                                 <w:rFonts w:ascii="Arial" w:hAnsi="Arial" w:cs="Arial"/>
@@ -204,7 +205,6 @@
                               </w:rPr>
                               <w:t>г.</w:t>
                             </w:r>
-                            <w:proofErr w:type="gramEnd"/>
                           </w:p>
                         </w:txbxContent>
                       </wps:txbx>
@@ -217,7 +217,7 @@
               </wp:anchor>
             </w:drawing>
           </mc:Choice>
-          <mc:Fallback>
+          <mc:Fallback xmlns:w16se="http://schemas.microsoft.com/office/word/2015/wordml/symex" xmlns:w16sdtfl="http://schemas.microsoft.com/office/word/2024/wordml/sdtformatlock" xmlns:w16sdtdh="http://schemas.microsoft.com/office/word/2020/wordml/sdtdatahash" xmlns:w16du="http://schemas.microsoft.com/office/word/2023/wordml/word16du" xmlns:w16="http://schemas.microsoft.com/office/word/2018/wordml" xmlns:w16cid="http://schemas.microsoft.com/office/word/2016/wordml/cid" xmlns:w16cex="http://schemas.microsoft.com/office/word/2018/wordml/cex" xmlns:oel="http://schemas.microsoft.com/office/2019/extlst" xmlns:am3d="http://schemas.microsoft.com/office/drawing/2017/model3d" xmlns:aink="http://schemas.microsoft.com/office/drawing/2016/ink" xmlns:cx8="http://schemas.microsoft.com/office/drawing/2016/5/14/chartex" xmlns:cx7="http://schemas.microsoft.com/office/drawing/2016/5/13/chartex" xmlns:cx6="http://schemas.microsoft.com/office/drawing/2016/5/12/chartex" xmlns:cx5="http://schemas.microsoft.com/office/drawing/2016/5/11/chartex" xmlns:cx4="http://schemas.microsoft.com/office/drawing/2016/5/10/chartex" xmlns:cx3="http://schemas.microsoft.com/office/drawing/2016/5/9/chartex" xmlns:cx2="http://schemas.microsoft.com/office/drawing/2015/10/21/chartex" xmlns:cx1="http://schemas.microsoft.com/office/drawing/2015/9/8/chartex" xmlns:cx="http://schemas.microsoft.com/office/drawing/2014/chartex">
             <w:pict>
               <v:shapetype w14:anchorId="0BCA0E09" id="_x0000_t202" coordsize="21600,21600" o:spt="202" path="m,l,21600r21600,l21600,xe">
                 <v:stroke joinstyle="miter"/>
@@ -767,7 +767,7 @@
               </wp:anchor>
             </w:drawing>
           </mc:Choice>
-          <mc:Fallback>
+          <mc:Fallback xmlns:w16se="http://schemas.microsoft.com/office/word/2015/wordml/symex" xmlns:w16sdtfl="http://schemas.microsoft.com/office/word/2024/wordml/sdtformatlock" xmlns:w16sdtdh="http://schemas.microsoft.com/office/word/2020/wordml/sdtdatahash" xmlns:w16du="http://schemas.microsoft.com/office/word/2023/wordml/word16du" xmlns:w16="http://schemas.microsoft.com/office/word/2018/wordml" xmlns:w16cid="http://schemas.microsoft.com/office/word/2016/wordml/cid" xmlns:w16cex="http://schemas.microsoft.com/office/word/2018/wordml/cex" xmlns:oel="http://schemas.microsoft.com/office/2019/extlst" xmlns:am3d="http://schemas.microsoft.com/office/drawing/2017/model3d" xmlns:aink="http://schemas.microsoft.com/office/drawing/2016/ink" xmlns:cx8="http://schemas.microsoft.com/office/drawing/2016/5/14/chartex" xmlns:cx7="http://schemas.microsoft.com/office/drawing/2016/5/13/chartex" xmlns:cx6="http://schemas.microsoft.com/office/drawing/2016/5/12/chartex" xmlns:cx5="http://schemas.microsoft.com/office/drawing/2016/5/11/chartex" xmlns:cx4="http://schemas.microsoft.com/office/drawing/2016/5/10/chartex" xmlns:cx3="http://schemas.microsoft.com/office/drawing/2016/5/9/chartex" xmlns:cx2="http://schemas.microsoft.com/office/drawing/2015/10/21/chartex" xmlns:cx1="http://schemas.microsoft.com/office/drawing/2015/9/8/chartex" xmlns:cx="http://schemas.microsoft.com/office/drawing/2014/chartex">
             <w:pict>
               <v:shape w14:anchorId="650F6AAB" id="Надпись 1" o:spid="_x0000_s1027" type="#_x0000_t202" style="position:absolute;left:0;text-align:left;margin-left:445.3pt;margin-top:.5pt;width:496.5pt;height:93.75pt;z-index:251660288;visibility:visible;mso-wrap-style:square;mso-wrap-distance-left:9pt;mso-wrap-distance-top:0;mso-wrap-distance-right:9pt;mso-wrap-distance-bottom:0;mso-position-horizontal:right;mso-position-horizontal-relative:margin;mso-position-vertical:absolute;mso-position-vertical-relative:text;v-text-anchor:top" o:gfxdata="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" fillcolor="window" strokecolor="window" strokeweight=".5pt">
                 <v:textbox>
@@ -1229,7 +1229,7 @@
               </wp:anchor>
             </w:drawing>
           </mc:Choice>
-          <mc:Fallback>
+          <mc:Fallback xmlns:w16se="http://schemas.microsoft.com/office/word/2015/wordml/symex" xmlns:w16sdtfl="http://schemas.microsoft.com/office/word/2024/wordml/sdtformatlock" xmlns:w16sdtdh="http://schemas.microsoft.com/office/word/2020/wordml/sdtdatahash" xmlns:w16du="http://schemas.microsoft.com/office/word/2023/wordml/word16du" xmlns:w16="http://schemas.microsoft.com/office/word/2018/wordml" xmlns:w16cid="http://schemas.microsoft.com/office/word/2016/wordml/cid" xmlns:w16cex="http://schemas.microsoft.com/office/word/2018/wordml/cex" xmlns:oel="http://schemas.microsoft.com/office/2019/extlst" xmlns:am3d="http://schemas.microsoft.com/office/drawing/2017/model3d" xmlns:aink="http://schemas.microsoft.com/office/drawing/2016/ink" xmlns:cx8="http://schemas.microsoft.com/office/drawing/2016/5/14/chartex" xmlns:cx7="http://schemas.microsoft.com/office/drawing/2016/5/13/chartex" xmlns:cx6="http://schemas.microsoft.com/office/drawing/2016/5/12/chartex" xmlns:cx5="http://schemas.microsoft.com/office/drawing/2016/5/11/chartex" xmlns:cx4="http://schemas.microsoft.com/office/drawing/2016/5/10/chartex" xmlns:cx3="http://schemas.microsoft.com/office/drawing/2016/5/9/chartex" xmlns:cx2="http://schemas.microsoft.com/office/drawing/2015/10/21/chartex" xmlns:cx1="http://schemas.microsoft.com/office/drawing/2015/9/8/chartex" xmlns:cx="http://schemas.microsoft.com/office/drawing/2014/chartex">
             <w:pict>
               <v:shapetype w14:anchorId="32793491" id="_x0000_t202" coordsize="21600,21600" o:spt="202" path="m,l,21600r21600,l21600,xe">
                 <v:stroke joinstyle="miter"/>
@@ -1392,7 +1392,7 @@
               </wp:anchor>
             </w:drawing>
           </mc:Choice>
-          <mc:Fallback>
+          <mc:Fallback xmlns:w16se="http://schemas.microsoft.com/office/word/2015/wordml/symex" xmlns:w16sdtfl="http://schemas.microsoft.com/office/word/2024/wordml/sdtformatlock" xmlns:w16sdtdh="http://schemas.microsoft.com/office/word/2020/wordml/sdtdatahash" xmlns:w16du="http://schemas.microsoft.com/office/word/2023/wordml/word16du" xmlns:w16="http://schemas.microsoft.com/office/word/2018/wordml" xmlns:w16cid="http://schemas.microsoft.com/office/word/2016/wordml/cid" xmlns:w16cex="http://schemas.microsoft.com/office/word/2018/wordml/cex" xmlns:oel="http://schemas.microsoft.com/office/2019/extlst" xmlns:am3d="http://schemas.microsoft.com/office/drawing/2017/model3d" xmlns:aink="http://schemas.microsoft.com/office/drawing/2016/ink" xmlns:cx8="http://schemas.microsoft.com/office/drawing/2016/5/14/chartex" xmlns:cx7="http://schemas.microsoft.com/office/drawing/2016/5/13/chartex" xmlns:cx6="http://schemas.microsoft.com/office/drawing/2016/5/12/chartex" xmlns:cx5="http://schemas.microsoft.com/office/drawing/2016/5/11/chartex" xmlns:cx4="http://schemas.microsoft.com/office/drawing/2016/5/10/chartex" xmlns:cx3="http://schemas.microsoft.com/office/drawing/2016/5/9/chartex" xmlns:cx2="http://schemas.microsoft.com/office/drawing/2015/10/21/chartex" xmlns:cx1="http://schemas.microsoft.com/office/drawing/2015/9/8/chartex" xmlns:cx="http://schemas.microsoft.com/office/drawing/2014/chartex">
             <w:pict>
               <v:shape w14:anchorId="079F75FB" id="_x0000_s1029" type="#_x0000_t202" style="position:absolute;left:0;text-align:left;margin-left:156.15pt;margin-top:8pt;width:22pt;height:23.85pt;z-index:251693056;visibility:visible;mso-wrap-style:square;mso-width-percent:0;mso-height-percent:0;mso-wrap-distance-left:9pt;mso-wrap-distance-top:3.6pt;mso-wrap-distance-right:9pt;mso-wrap-distance-bottom:3.6pt;mso-position-horizontal:absolute;mso-position-horizontal-relative:text;mso-position-vertical:absolute;mso-position-vertical-relative:text;mso-width-percent:0;mso-height-percent:0;mso-width-relative:margin;mso-height-relative:margin;v-text-anchor:top" o:gfxdata="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" filled="f" stroked="f">
                 <v:textbox>
@@ -1514,7 +1514,7 @@
               </wp:anchor>
             </w:drawing>
           </mc:Choice>
-          <mc:Fallback>
+          <mc:Fallback xmlns:w16se="http://schemas.microsoft.com/office/word/2015/wordml/symex" xmlns:w16sdtfl="http://schemas.microsoft.com/office/word/2024/wordml/sdtformatlock" xmlns:w16sdtdh="http://schemas.microsoft.com/office/word/2020/wordml/sdtdatahash" xmlns:w16du="http://schemas.microsoft.com/office/word/2023/wordml/word16du" xmlns:w16="http://schemas.microsoft.com/office/word/2018/wordml" xmlns:w16cid="http://schemas.microsoft.com/office/word/2016/wordml/cid" xmlns:w16cex="http://schemas.microsoft.com/office/word/2018/wordml/cex" xmlns:oel="http://schemas.microsoft.com/office/2019/extlst" xmlns:am3d="http://schemas.microsoft.com/office/drawing/2017/model3d" xmlns:aink="http://schemas.microsoft.com/office/drawing/2016/ink" xmlns:cx8="http://schemas.microsoft.com/office/drawing/2016/5/14/chartex" xmlns:cx7="http://schemas.microsoft.com/office/drawing/2016/5/13/chartex" xmlns:cx6="http://schemas.microsoft.com/office/drawing/2016/5/12/chartex" xmlns:cx5="http://schemas.microsoft.com/office/drawing/2016/5/11/chartex" xmlns:cx4="http://schemas.microsoft.com/office/drawing/2016/5/10/chartex" xmlns:cx3="http://schemas.microsoft.com/office/drawing/2016/5/9/chartex" xmlns:cx2="http://schemas.microsoft.com/office/drawing/2015/10/21/chartex" xmlns:cx1="http://schemas.microsoft.com/office/drawing/2015/9/8/chartex" xmlns:cx="http://schemas.microsoft.com/office/drawing/2014/chartex">
             <w:pict>
               <v:rect w14:anchorId="68F5FA1B" id="Прямоугольник 57" o:spid="_x0000_s1026" style="position:absolute;margin-left:4in;margin-top:12.7pt;width:18.45pt;height:15.25pt;z-index:251663360;visibility:visible;mso-wrap-style:square;mso-wrap-distance-left:9pt;mso-wrap-distance-top:0;mso-wrap-distance-right:9pt;mso-wrap-distance-bottom:0;mso-position-horizontal:absolute;mso-position-horizontal-relative:text;mso-position-vertical:absolute;mso-position-vertical-relative:text;v-text-anchor:middle" o:gfxdata="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" fillcolor="white [3212]" strokecolor="black [3213]" strokeweight="1.5pt"/>
             </w:pict>
@@ -1591,7 +1591,7 @@
               </wp:anchor>
             </w:drawing>
           </mc:Choice>
-          <mc:Fallback xmlns:wpsCustomData="http://www.wps.cn/officeDocument/2013/wpsCustomData">
+          <mc:Fallback xmlns:wpsCustomData="http://www.wps.cn/officeDocument/2013/wpsCustomData" xmlns:w16se="http://schemas.microsoft.com/office/word/2015/wordml/symex" xmlns:w16sdtfl="http://schemas.microsoft.com/office/word/2024/wordml/sdtformatlock" xmlns:w16sdtdh="http://schemas.microsoft.com/office/word/2020/wordml/sdtdatahash" xmlns:w16du="http://schemas.microsoft.com/office/word/2023/wordml/word16du" xmlns:w16="http://schemas.microsoft.com/office/word/2018/wordml" xmlns:w16cid="http://schemas.microsoft.com/office/word/2016/wordml/cid" xmlns:w16cex="http://schemas.microsoft.com/office/word/2018/wordml/cex" xmlns:oel="http://schemas.microsoft.com/office/2019/extlst" xmlns:am3d="http://schemas.microsoft.com/office/drawing/2017/model3d" xmlns:aink="http://schemas.microsoft.com/office/drawing/2016/ink" xmlns:cx8="http://schemas.microsoft.com/office/drawing/2016/5/14/chartex" xmlns:cx7="http://schemas.microsoft.com/office/drawing/2016/5/13/chartex" xmlns:cx6="http://schemas.microsoft.com/office/drawing/2016/5/12/chartex" xmlns:cx5="http://schemas.microsoft.com/office/drawing/2016/5/11/chartex" xmlns:cx4="http://schemas.microsoft.com/office/drawing/2016/5/10/chartex" xmlns:cx3="http://schemas.microsoft.com/office/drawing/2016/5/9/chartex" xmlns:cx2="http://schemas.microsoft.com/office/drawing/2015/10/21/chartex" xmlns:cx1="http://schemas.microsoft.com/office/drawing/2015/9/8/chartex" xmlns:cx="http://schemas.microsoft.com/office/drawing/2014/chartex">
             <w:pict>
               <v:rect id="_x0000_s1026" o:spid="_x0000_s1026" o:spt="1" style="position:absolute;left:0pt;margin-left:216.95pt;margin-top:12.4pt;height:15.25pt;width:18.45pt;z-index:251662336;v-text-anchor:middle;mso-width-relative:page;mso-height-relative:page;" fillcolor="#FFFFFF [3212]" filled="t" stroked="t" coordsize="21600,21600" o:gfxdata="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">
                 <v:fill on="t" focussize="0,0"/>
@@ -1682,7 +1682,7 @@
               </wp:anchor>
             </w:drawing>
           </mc:Choice>
-          <mc:Fallback>
+          <mc:Fallback xmlns:w16se="http://schemas.microsoft.com/office/word/2015/wordml/symex" xmlns:w16sdtfl="http://schemas.microsoft.com/office/word/2024/wordml/sdtformatlock" xmlns:w16sdtdh="http://schemas.microsoft.com/office/word/2020/wordml/sdtdatahash" xmlns:w16du="http://schemas.microsoft.com/office/word/2023/wordml/word16du" xmlns:w16="http://schemas.microsoft.com/office/word/2018/wordml" xmlns:w16cid="http://schemas.microsoft.com/office/word/2016/wordml/cid" xmlns:w16cex="http://schemas.microsoft.com/office/word/2018/wordml/cex" xmlns:oel="http://schemas.microsoft.com/office/2019/extlst" xmlns:am3d="http://schemas.microsoft.com/office/drawing/2017/model3d" xmlns:aink="http://schemas.microsoft.com/office/drawing/2016/ink" xmlns:cx8="http://schemas.microsoft.com/office/drawing/2016/5/14/chartex" xmlns:cx7="http://schemas.microsoft.com/office/drawing/2016/5/13/chartex" xmlns:cx6="http://schemas.microsoft.com/office/drawing/2016/5/12/chartex" xmlns:cx5="http://schemas.microsoft.com/office/drawing/2016/5/11/chartex" xmlns:cx4="http://schemas.microsoft.com/office/drawing/2016/5/10/chartex" xmlns:cx3="http://schemas.microsoft.com/office/drawing/2016/5/9/chartex" xmlns:cx2="http://schemas.microsoft.com/office/drawing/2015/10/21/chartex" xmlns:cx1="http://schemas.microsoft.com/office/drawing/2015/9/8/chartex" xmlns:cx="http://schemas.microsoft.com/office/drawing/2014/chartex">
             <w:pict>
               <v:rect w14:anchorId="070A7725" id="Прямоугольник 43" o:spid="_x0000_s1030" style="position:absolute;left:0;text-align:left;margin-left:159.8pt;margin-top:11.95pt;width:18.45pt;height:15.25pt;z-index:251661312;visibility:visible;mso-wrap-style:square;mso-wrap-distance-left:9pt;mso-wrap-distance-top:0;mso-wrap-distance-right:9pt;mso-wrap-distance-bottom:0;mso-position-horizontal:absolute;mso-position-horizontal-relative:text;mso-position-vertical:absolute;mso-position-vertical-relative:text;v-text-anchor:middle" o:gfxdata="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" fillcolor="white [3212]" strokecolor="black [3213]" strokeweight="1.5pt">
                 <v:textbox>
@@ -1771,27 +1771,17 @@
                 <w:szCs w:val="22"/>
                 <w:lang w:eastAsia="ru-RU"/>
               </w:rPr>
-              <w:t>_type_</w:t>
-            </w:r>
-            <w:proofErr w:type="gramStart"/>
+              <w:t>_type_circles</w:t>
+            </w:r>
+            <w:proofErr w:type="spellEnd"/>
             <w:r>
               <w:rPr>
                 <w:sz w:val="22"/>
                 <w:szCs w:val="22"/>
                 <w:lang w:eastAsia="ru-RU"/>
               </w:rPr>
-              <w:t>circles</w:t>
-            </w:r>
-            <w:proofErr w:type="spellEnd"/>
-            <w:r>
-              <w:rPr>
-                <w:sz w:val="22"/>
-                <w:szCs w:val="22"/>
-                <w:lang w:eastAsia="ru-RU"/>
-              </w:rPr>
               <w:t>[</w:t>
             </w:r>
-            <w:proofErr w:type="gramEnd"/>
             <w:r>
               <w:rPr>
                 <w:sz w:val="22"/>
@@ -1867,14 +1857,7 @@
               <w:rPr>
                 <w:lang w:eastAsia="ru-RU"/>
               </w:rPr>
-              <w:t>_type_</w:t>
-            </w:r>
-            <w:proofErr w:type="gramStart"/>
-            <w:r>
-              <w:rPr>
-                <w:lang w:eastAsia="ru-RU"/>
-              </w:rPr>
-              <w:t>circles</w:t>
+              <w:t>_type_circles</w:t>
             </w:r>
             <w:proofErr w:type="spellEnd"/>
             <w:r>
@@ -1883,7 +1866,6 @@
               </w:rPr>
               <w:t>[</w:t>
             </w:r>
-            <w:proofErr w:type="gramEnd"/>
             <w:r>
               <w:rPr>
                 <w:lang w:val="kk-KZ" w:eastAsia="ru-RU"/>
@@ -1955,14 +1937,7 @@
               <w:rPr>
                 <w:lang w:eastAsia="ru-RU"/>
               </w:rPr>
-              <w:t>_type_</w:t>
-            </w:r>
-            <w:proofErr w:type="gramStart"/>
-            <w:r>
-              <w:rPr>
-                <w:lang w:eastAsia="ru-RU"/>
-              </w:rPr>
-              <w:t>circles</w:t>
+              <w:t>_type_circles</w:t>
             </w:r>
             <w:proofErr w:type="spellEnd"/>
             <w:r>
@@ -1971,7 +1946,6 @@
               </w:rPr>
               <w:t>[</w:t>
             </w:r>
-            <w:proofErr w:type="gramEnd"/>
             <w:r>
               <w:rPr>
                 <w:lang w:val="kk-KZ" w:eastAsia="ru-RU"/>
@@ -2056,14 +2030,7 @@
               <w:rPr>
                 <w:lang w:eastAsia="ru-RU"/>
               </w:rPr>
-              <w:t>_type_</w:t>
-            </w:r>
-            <w:proofErr w:type="gramStart"/>
-            <w:r>
-              <w:rPr>
-                <w:lang w:eastAsia="ru-RU"/>
-              </w:rPr>
-              <w:t>circles</w:t>
+              <w:t>_type_circles</w:t>
             </w:r>
             <w:proofErr w:type="spellEnd"/>
             <w:r>
@@ -2072,7 +2039,6 @@
               </w:rPr>
               <w:t>[</w:t>
             </w:r>
-            <w:proofErr w:type="gramEnd"/>
             <w:r>
               <w:rPr>
                 <w:lang w:val="kk-KZ" w:eastAsia="ru-RU"/>
@@ -2157,27 +2123,17 @@
                 <w:szCs w:val="22"/>
                 <w:lang w:eastAsia="ru-RU"/>
               </w:rPr>
-              <w:t>_type_</w:t>
-            </w:r>
-            <w:proofErr w:type="gramStart"/>
+              <w:t>_type_circles</w:t>
+            </w:r>
+            <w:proofErr w:type="spellEnd"/>
             <w:r>
               <w:rPr>
                 <w:sz w:val="22"/>
                 <w:szCs w:val="22"/>
                 <w:lang w:eastAsia="ru-RU"/>
               </w:rPr>
-              <w:t>circles</w:t>
-            </w:r>
-            <w:proofErr w:type="spellEnd"/>
-            <w:r>
-              <w:rPr>
-                <w:sz w:val="22"/>
-                <w:szCs w:val="22"/>
-                <w:lang w:eastAsia="ru-RU"/>
-              </w:rPr>
               <w:t>[</w:t>
             </w:r>
-            <w:proofErr w:type="gramEnd"/>
             <w:r>
               <w:rPr>
                 <w:sz w:val="22"/>
@@ -2253,14 +2209,7 @@
               <w:rPr>
                 <w:lang w:eastAsia="ru-RU"/>
               </w:rPr>
-              <w:t>_type_</w:t>
-            </w:r>
-            <w:proofErr w:type="gramStart"/>
-            <w:r>
-              <w:rPr>
-                <w:lang w:eastAsia="ru-RU"/>
-              </w:rPr>
-              <w:t>circles</w:t>
+              <w:t>_type_circles</w:t>
             </w:r>
             <w:proofErr w:type="spellEnd"/>
             <w:r>
@@ -2269,7 +2218,6 @@
               </w:rPr>
               <w:t>[</w:t>
             </w:r>
-            <w:proofErr w:type="gramEnd"/>
             <w:r>
               <w:rPr>
                 <w:lang w:val="kk-KZ" w:eastAsia="ru-RU"/>
@@ -2341,14 +2289,7 @@
               <w:rPr>
                 <w:lang w:eastAsia="ru-RU"/>
               </w:rPr>
-              <w:t>_type_</w:t>
-            </w:r>
-            <w:proofErr w:type="gramStart"/>
-            <w:r>
-              <w:rPr>
-                <w:lang w:eastAsia="ru-RU"/>
-              </w:rPr>
-              <w:t>circles</w:t>
+              <w:t>_type_circles</w:t>
             </w:r>
             <w:proofErr w:type="spellEnd"/>
             <w:r>
@@ -2357,7 +2298,6 @@
               </w:rPr>
               <w:t>[</w:t>
             </w:r>
-            <w:proofErr w:type="gramEnd"/>
             <w:r>
               <w:rPr>
                 <w:lang w:val="kk-KZ" w:eastAsia="ru-RU"/>
@@ -2429,14 +2369,7 @@
               <w:rPr>
                 <w:lang w:eastAsia="ru-RU"/>
               </w:rPr>
-              <w:t>_type_</w:t>
-            </w:r>
-            <w:proofErr w:type="gramStart"/>
-            <w:r>
-              <w:rPr>
-                <w:lang w:eastAsia="ru-RU"/>
-              </w:rPr>
-              <w:t>circles</w:t>
+              <w:t>_type_circles</w:t>
             </w:r>
             <w:proofErr w:type="spellEnd"/>
             <w:r>
@@ -2445,7 +2378,6 @@
               </w:rPr>
               <w:t>[</w:t>
             </w:r>
-            <w:proofErr w:type="gramEnd"/>
             <w:r>
               <w:rPr>
                 <w:lang w:val="kk-KZ" w:eastAsia="ru-RU"/>
@@ -2538,27 +2470,17 @@
                 <w:szCs w:val="22"/>
                 <w:lang w:eastAsia="ru-RU"/>
               </w:rPr>
-              <w:t>_type_</w:t>
-            </w:r>
-            <w:proofErr w:type="gramStart"/>
+              <w:t>_type_circles</w:t>
+            </w:r>
+            <w:proofErr w:type="spellEnd"/>
             <w:r>
               <w:rPr>
                 <w:sz w:val="22"/>
                 <w:szCs w:val="22"/>
                 <w:lang w:eastAsia="ru-RU"/>
               </w:rPr>
-              <w:t>circles</w:t>
-            </w:r>
-            <w:proofErr w:type="spellEnd"/>
-            <w:r>
-              <w:rPr>
-                <w:sz w:val="22"/>
-                <w:szCs w:val="22"/>
-                <w:lang w:eastAsia="ru-RU"/>
-              </w:rPr>
               <w:t>[</w:t>
             </w:r>
-            <w:proofErr w:type="gramEnd"/>
             <w:r>
               <w:rPr>
                 <w:sz w:val="22"/>
@@ -2636,14 +2558,7 @@
               <w:rPr>
                 <w:lang w:eastAsia="ru-RU"/>
               </w:rPr>
-              <w:t>_type_</w:t>
-            </w:r>
-            <w:proofErr w:type="gramStart"/>
-            <w:r>
-              <w:rPr>
-                <w:lang w:eastAsia="ru-RU"/>
-              </w:rPr>
-              <w:t>circles</w:t>
+              <w:t>_type_circles</w:t>
             </w:r>
             <w:proofErr w:type="spellEnd"/>
             <w:r>
@@ -2652,7 +2567,6 @@
               </w:rPr>
               <w:t>[</w:t>
             </w:r>
-            <w:proofErr w:type="gramEnd"/>
             <w:r>
               <w:rPr>
                 <w:lang w:val="kk-KZ" w:eastAsia="ru-RU"/>
@@ -2744,14 +2658,7 @@
               <w:rPr>
                 <w:lang w:eastAsia="ru-RU"/>
               </w:rPr>
-              <w:t>_type_</w:t>
-            </w:r>
-            <w:proofErr w:type="gramStart"/>
-            <w:r>
-              <w:rPr>
-                <w:lang w:eastAsia="ru-RU"/>
-              </w:rPr>
-              <w:t>circles</w:t>
+              <w:t>_type_circles</w:t>
             </w:r>
             <w:proofErr w:type="spellEnd"/>
             <w:r>
@@ -2760,7 +2667,6 @@
               </w:rPr>
               <w:t>[</w:t>
             </w:r>
-            <w:proofErr w:type="gramEnd"/>
             <w:r>
               <w:rPr>
                 <w:lang w:val="kk-KZ" w:eastAsia="ru-RU"/>
@@ -2852,14 +2758,7 @@
               <w:rPr>
                 <w:lang w:eastAsia="ru-RU"/>
               </w:rPr>
-              <w:t>_type_</w:t>
-            </w:r>
-            <w:proofErr w:type="gramStart"/>
-            <w:r>
-              <w:rPr>
-                <w:lang w:eastAsia="ru-RU"/>
-              </w:rPr>
-              <w:t>circles</w:t>
+              <w:t>_type_circles</w:t>
             </w:r>
             <w:proofErr w:type="spellEnd"/>
             <w:r>
@@ -2868,7 +2767,6 @@
               </w:rPr>
               <w:t>[</w:t>
             </w:r>
-            <w:proofErr w:type="gramEnd"/>
             <w:r>
               <w:rPr>
                 <w:lang w:val="kk-KZ" w:eastAsia="ru-RU"/>
@@ -2955,6 +2853,7 @@
                 <w:szCs w:val="22"/>
                 <w:lang w:eastAsia="ru-RU"/>
               </w:rPr>
+              <w:lastRenderedPageBreak/>
               <w:t xml:space="preserve">{{ </w:t>
             </w:r>
             <w:proofErr w:type="spellStart"/>
@@ -2973,27 +2872,17 @@
                 <w:szCs w:val="22"/>
                 <w:lang w:eastAsia="ru-RU"/>
               </w:rPr>
-              <w:t>_type_</w:t>
-            </w:r>
-            <w:proofErr w:type="gramStart"/>
+              <w:t>_type_circles</w:t>
+            </w:r>
+            <w:proofErr w:type="spellEnd"/>
             <w:r>
               <w:rPr>
                 <w:sz w:val="22"/>
                 <w:szCs w:val="22"/>
                 <w:lang w:eastAsia="ru-RU"/>
               </w:rPr>
-              <w:t>circles</w:t>
-            </w:r>
-            <w:proofErr w:type="spellEnd"/>
-            <w:r>
-              <w:rPr>
-                <w:sz w:val="22"/>
-                <w:szCs w:val="22"/>
-                <w:lang w:eastAsia="ru-RU"/>
-              </w:rPr>
               <w:t>[</w:t>
             </w:r>
-            <w:proofErr w:type="gramEnd"/>
             <w:r>
               <w:rPr>
                 <w:sz w:val="22"/>
@@ -3101,14 +2990,7 @@
               <w:rPr>
                 <w:lang w:eastAsia="ru-RU"/>
               </w:rPr>
-              <w:t>_type_</w:t>
-            </w:r>
-            <w:proofErr w:type="gramStart"/>
-            <w:r>
-              <w:rPr>
-                <w:lang w:eastAsia="ru-RU"/>
-              </w:rPr>
-              <w:t>circles</w:t>
+              <w:t>_type_circles</w:t>
             </w:r>
             <w:proofErr w:type="spellEnd"/>
             <w:r>
@@ -3117,7 +2999,6 @@
               </w:rPr>
               <w:t>[</w:t>
             </w:r>
-            <w:proofErr w:type="gramEnd"/>
             <w:r>
               <w:rPr>
                 <w:lang w:val="kk-KZ" w:eastAsia="ru-RU"/>
@@ -3209,14 +3090,7 @@
               <w:rPr>
                 <w:lang w:eastAsia="ru-RU"/>
               </w:rPr>
-              <w:t>_type_</w:t>
-            </w:r>
-            <w:proofErr w:type="gramStart"/>
-            <w:r>
-              <w:rPr>
-                <w:lang w:eastAsia="ru-RU"/>
-              </w:rPr>
-              <w:t>circles</w:t>
+              <w:t>_type_circles</w:t>
             </w:r>
             <w:proofErr w:type="spellEnd"/>
             <w:r>
@@ -3225,7 +3099,6 @@
               </w:rPr>
               <w:t>[</w:t>
             </w:r>
-            <w:proofErr w:type="gramEnd"/>
             <w:r>
               <w:rPr>
                 <w:lang w:val="kk-KZ" w:eastAsia="ru-RU"/>
@@ -3297,14 +3170,7 @@
               <w:rPr>
                 <w:lang w:eastAsia="ru-RU"/>
               </w:rPr>
-              <w:t>_type_</w:t>
-            </w:r>
-            <w:proofErr w:type="gramStart"/>
-            <w:r>
-              <w:rPr>
-                <w:lang w:eastAsia="ru-RU"/>
-              </w:rPr>
-              <w:t>circles</w:t>
+              <w:t>_type_circles</w:t>
             </w:r>
             <w:proofErr w:type="spellEnd"/>
             <w:r>
@@ -3313,7 +3179,6 @@
               </w:rPr>
               <w:t>[</w:t>
             </w:r>
-            <w:proofErr w:type="gramEnd"/>
             <w:r>
               <w:rPr>
                 <w:lang w:val="kk-KZ" w:eastAsia="ru-RU"/>
@@ -3435,27 +3300,17 @@
                 <w:szCs w:val="22"/>
                 <w:lang w:eastAsia="ru-RU"/>
               </w:rPr>
-              <w:t>_type_</w:t>
-            </w:r>
-            <w:proofErr w:type="gramStart"/>
+              <w:t>_type_circles</w:t>
+            </w:r>
+            <w:proofErr w:type="spellEnd"/>
             <w:r>
               <w:rPr>
                 <w:sz w:val="22"/>
                 <w:szCs w:val="22"/>
                 <w:lang w:eastAsia="ru-RU"/>
               </w:rPr>
-              <w:t>circles</w:t>
-            </w:r>
-            <w:proofErr w:type="spellEnd"/>
-            <w:r>
-              <w:rPr>
-                <w:sz w:val="22"/>
-                <w:szCs w:val="22"/>
-                <w:lang w:eastAsia="ru-RU"/>
-              </w:rPr>
               <w:t>[</w:t>
             </w:r>
-            <w:proofErr w:type="gramEnd"/>
             <w:r>
               <w:rPr>
                 <w:sz w:val="22"/>
@@ -3532,14 +3387,7 @@
               <w:rPr>
                 <w:lang w:eastAsia="ru-RU"/>
               </w:rPr>
-              <w:t>_type_</w:t>
-            </w:r>
-            <w:proofErr w:type="gramStart"/>
-            <w:r>
-              <w:rPr>
-                <w:lang w:eastAsia="ru-RU"/>
-              </w:rPr>
-              <w:t>circles</w:t>
+              <w:t>_type_circles</w:t>
             </w:r>
             <w:proofErr w:type="spellEnd"/>
             <w:r>
@@ -3548,7 +3396,6 @@
               </w:rPr>
               <w:t>[</w:t>
             </w:r>
-            <w:proofErr w:type="gramEnd"/>
             <w:r>
               <w:rPr>
                 <w:lang w:val="kk-KZ" w:eastAsia="ru-RU"/>
@@ -3620,14 +3467,7 @@
               <w:rPr>
                 <w:lang w:eastAsia="ru-RU"/>
               </w:rPr>
-              <w:t>_type_</w:t>
-            </w:r>
-            <w:proofErr w:type="gramStart"/>
-            <w:r>
-              <w:rPr>
-                <w:lang w:eastAsia="ru-RU"/>
-              </w:rPr>
-              <w:t>circles</w:t>
+              <w:t>_type_circles</w:t>
             </w:r>
             <w:proofErr w:type="spellEnd"/>
             <w:r>
@@ -3636,7 +3476,6 @@
               </w:rPr>
               <w:t>[</w:t>
             </w:r>
-            <w:proofErr w:type="gramEnd"/>
             <w:r>
               <w:rPr>
                 <w:lang w:val="kk-KZ" w:eastAsia="ru-RU"/>
@@ -3728,14 +3567,7 @@
               <w:rPr>
                 <w:lang w:eastAsia="ru-RU"/>
               </w:rPr>
-              <w:t>_type_</w:t>
-            </w:r>
-            <w:proofErr w:type="gramStart"/>
-            <w:r>
-              <w:rPr>
-                <w:lang w:eastAsia="ru-RU"/>
-              </w:rPr>
-              <w:t>circles</w:t>
+              <w:t>_type_circles</w:t>
             </w:r>
             <w:proofErr w:type="spellEnd"/>
             <w:r>
@@ -3744,7 +3576,6 @@
               </w:rPr>
               <w:t>[</w:t>
             </w:r>
-            <w:proofErr w:type="gramEnd"/>
             <w:r>
               <w:rPr>
                 <w:lang w:val="kk-KZ" w:eastAsia="ru-RU"/>
@@ -3823,6 +3654,7 @@
           <w:u w:val="single"/>
           <w:lang w:eastAsia="ru-RU" w:bidi="ru-RU"/>
         </w:rPr>
+        <w:lastRenderedPageBreak/>
         <w:t>Геометрические характеристики лесов:</w:t>
       </w:r>
       <w:r>
@@ -4257,7 +4089,7 @@
               </wp:anchor>
             </w:drawing>
           </mc:Choice>
-          <mc:Fallback>
+          <mc:Fallback xmlns:w16se="http://schemas.microsoft.com/office/word/2015/wordml/symex" xmlns:w16sdtfl="http://schemas.microsoft.com/office/word/2024/wordml/sdtformatlock" xmlns:w16sdtdh="http://schemas.microsoft.com/office/word/2020/wordml/sdtdatahash" xmlns:w16du="http://schemas.microsoft.com/office/word/2023/wordml/word16du" xmlns:w16="http://schemas.microsoft.com/office/word/2018/wordml" xmlns:w16cid="http://schemas.microsoft.com/office/word/2016/wordml/cid" xmlns:w16cex="http://schemas.microsoft.com/office/word/2018/wordml/cex" xmlns:oel="http://schemas.microsoft.com/office/2019/extlst" xmlns:am3d="http://schemas.microsoft.com/office/drawing/2017/model3d" xmlns:aink="http://schemas.microsoft.com/office/drawing/2016/ink" xmlns:cx8="http://schemas.microsoft.com/office/drawing/2016/5/14/chartex" xmlns:cx7="http://schemas.microsoft.com/office/drawing/2016/5/13/chartex" xmlns:cx6="http://schemas.microsoft.com/office/drawing/2016/5/12/chartex" xmlns:cx5="http://schemas.microsoft.com/office/drawing/2016/5/11/chartex" xmlns:cx4="http://schemas.microsoft.com/office/drawing/2016/5/10/chartex" xmlns:cx3="http://schemas.microsoft.com/office/drawing/2016/5/9/chartex" xmlns:cx2="http://schemas.microsoft.com/office/drawing/2015/10/21/chartex" xmlns:cx1="http://schemas.microsoft.com/office/drawing/2015/9/8/chartex" xmlns:cx="http://schemas.microsoft.com/office/drawing/2014/chartex">
             <w:pict>
               <v:shape w14:anchorId="2F42479D" id="Надпись 12" o:spid="_x0000_s1031" type="#_x0000_t202" style="position:absolute;left:0;text-align:left;margin-left:0;margin-top:.6pt;width:109pt;height:1in;z-index:251676672;visibility:visible;mso-wrap-style:square;mso-wrap-distance-left:9pt;mso-wrap-distance-top:0;mso-wrap-distance-right:9pt;mso-wrap-distance-bottom:0;mso-position-horizontal:left;mso-position-horizontal-relative:margin;mso-position-vertical:absolute;mso-position-vertical-relative:text;v-text-anchor:top" o:gfxdata="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" fillcolor="white [3201]" strokecolor="white [3212]" strokeweight=".5pt">
                 <v:textbox>
@@ -5368,7 +5200,7 @@
               </wp:anchor>
             </w:drawing>
           </mc:Choice>
-          <mc:Fallback>
+          <mc:Fallback xmlns:w16se="http://schemas.microsoft.com/office/word/2015/wordml/symex" xmlns:w16sdtfl="http://schemas.microsoft.com/office/word/2024/wordml/sdtformatlock" xmlns:w16sdtdh="http://schemas.microsoft.com/office/word/2020/wordml/sdtdatahash" xmlns:w16du="http://schemas.microsoft.com/office/word/2023/wordml/word16du" xmlns:w16="http://schemas.microsoft.com/office/word/2018/wordml" xmlns:w16cid="http://schemas.microsoft.com/office/word/2016/wordml/cid" xmlns:w16cex="http://schemas.microsoft.com/office/word/2018/wordml/cex" xmlns:oel="http://schemas.microsoft.com/office/2019/extlst" xmlns:am3d="http://schemas.microsoft.com/office/drawing/2017/model3d" xmlns:aink="http://schemas.microsoft.com/office/drawing/2016/ink" xmlns:cx8="http://schemas.microsoft.com/office/drawing/2016/5/14/chartex" xmlns:cx7="http://schemas.microsoft.com/office/drawing/2016/5/13/chartex" xmlns:cx6="http://schemas.microsoft.com/office/drawing/2016/5/12/chartex" xmlns:cx5="http://schemas.microsoft.com/office/drawing/2016/5/11/chartex" xmlns:cx4="http://schemas.microsoft.com/office/drawing/2016/5/10/chartex" xmlns:cx3="http://schemas.microsoft.com/office/drawing/2016/5/9/chartex" xmlns:cx2="http://schemas.microsoft.com/office/drawing/2015/10/21/chartex" xmlns:cx1="http://schemas.microsoft.com/office/drawing/2015/9/8/chartex" xmlns:cx="http://schemas.microsoft.com/office/drawing/2014/chartex">
             <w:pict>
               <v:shape w14:anchorId="5FBE062F" id="Надпись 145" o:spid="_x0000_s1032" type="#_x0000_t202" style="position:absolute;left:0;text-align:left;margin-left:221.75pt;margin-top:.7pt;width:149.95pt;height:77.35pt;z-index:251675648;visibility:visible;mso-wrap-style:square;mso-wrap-distance-left:9pt;mso-wrap-distance-top:0;mso-wrap-distance-right:9pt;mso-wrap-distance-bottom:0;mso-position-horizontal:absolute;mso-position-horizontal-relative:text;mso-position-vertical:absolute;mso-position-vertical-relative:text;v-text-anchor:top" o:gfxdata="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" fillcolor="white [3201]" strokecolor="white [3212]" strokeweight=".5pt">
                 <v:textbox>
@@ -6474,7 +6306,7 @@
               </wp:anchor>
             </w:drawing>
           </mc:Choice>
-          <mc:Fallback>
+          <mc:Fallback xmlns:w16se="http://schemas.microsoft.com/office/word/2015/wordml/symex" xmlns:w16sdtfl="http://schemas.microsoft.com/office/word/2024/wordml/sdtformatlock" xmlns:w16sdtdh="http://schemas.microsoft.com/office/word/2020/wordml/sdtdatahash" xmlns:w16du="http://schemas.microsoft.com/office/word/2023/wordml/word16du" xmlns:w16="http://schemas.microsoft.com/office/word/2018/wordml" xmlns:w16cid="http://schemas.microsoft.com/office/word/2016/wordml/cid" xmlns:w16cex="http://schemas.microsoft.com/office/word/2018/wordml/cex" xmlns:oel="http://schemas.microsoft.com/office/2019/extlst" xmlns:am3d="http://schemas.microsoft.com/office/drawing/2017/model3d" xmlns:aink="http://schemas.microsoft.com/office/drawing/2016/ink" xmlns:cx8="http://schemas.microsoft.com/office/drawing/2016/5/14/chartex" xmlns:cx7="http://schemas.microsoft.com/office/drawing/2016/5/13/chartex" xmlns:cx6="http://schemas.microsoft.com/office/drawing/2016/5/12/chartex" xmlns:cx5="http://schemas.microsoft.com/office/drawing/2016/5/11/chartex" xmlns:cx4="http://schemas.microsoft.com/office/drawing/2016/5/10/chartex" xmlns:cx3="http://schemas.microsoft.com/office/drawing/2016/5/9/chartex" xmlns:cx2="http://schemas.microsoft.com/office/drawing/2015/10/21/chartex" xmlns:cx1="http://schemas.microsoft.com/office/drawing/2015/9/8/chartex" xmlns:cx="http://schemas.microsoft.com/office/drawing/2014/chartex">
             <w:pict>
               <v:shape w14:anchorId="5855107C" id="Надпись 45" o:spid="_x0000_s1033" type="#_x0000_t202" style="position:absolute;left:0;text-align:left;margin-left:106.65pt;margin-top:.6pt;width:121pt;height:68pt;z-index:251671552;visibility:visible;mso-wrap-style:square;mso-wrap-distance-left:9pt;mso-wrap-distance-top:0;mso-wrap-distance-right:9pt;mso-wrap-distance-bottom:0;mso-position-horizontal:absolute;mso-position-horizontal-relative:text;mso-position-vertical:absolute;mso-position-vertical-relative:text;v-text-anchor:top" o:gfxdata="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" fillcolor="white [3201]" strokecolor="white [3212]" strokeweight=".5pt">
                 <v:textbox>
@@ -7092,7 +6924,7 @@
               </wp:anchor>
             </w:drawing>
           </mc:Choice>
-          <mc:Fallback>
+          <mc:Fallback xmlns:w16se="http://schemas.microsoft.com/office/word/2015/wordml/symex" xmlns:w16sdtfl="http://schemas.microsoft.com/office/word/2024/wordml/sdtformatlock" xmlns:w16sdtdh="http://schemas.microsoft.com/office/word/2020/wordml/sdtdatahash" xmlns:w16du="http://schemas.microsoft.com/office/word/2023/wordml/word16du" xmlns:w16="http://schemas.microsoft.com/office/word/2018/wordml" xmlns:w16cid="http://schemas.microsoft.com/office/word/2016/wordml/cid" xmlns:w16cex="http://schemas.microsoft.com/office/word/2018/wordml/cex" xmlns:oel="http://schemas.microsoft.com/office/2019/extlst" xmlns:am3d="http://schemas.microsoft.com/office/drawing/2017/model3d" xmlns:aink="http://schemas.microsoft.com/office/drawing/2016/ink" xmlns:cx8="http://schemas.microsoft.com/office/drawing/2016/5/14/chartex" xmlns:cx7="http://schemas.microsoft.com/office/drawing/2016/5/13/chartex" xmlns:cx6="http://schemas.microsoft.com/office/drawing/2016/5/12/chartex" xmlns:cx5="http://schemas.microsoft.com/office/drawing/2016/5/11/chartex" xmlns:cx4="http://schemas.microsoft.com/office/drawing/2016/5/10/chartex" xmlns:cx3="http://schemas.microsoft.com/office/drawing/2016/5/9/chartex" xmlns:cx2="http://schemas.microsoft.com/office/drawing/2015/10/21/chartex" xmlns:cx1="http://schemas.microsoft.com/office/drawing/2015/9/8/chartex" xmlns:cx="http://schemas.microsoft.com/office/drawing/2014/chartex">
             <w:pict>
               <v:shape w14:anchorId="3ACEB660" id="Надпись 46" o:spid="_x0000_s1034" type="#_x0000_t202" style="position:absolute;left:0;text-align:left;margin-left:61.3pt;margin-top:.6pt;width:112.5pt;height:62.1pt;z-index:251677696;visibility:visible;mso-wrap-style:square;mso-wrap-distance-left:9pt;mso-wrap-distance-top:0;mso-wrap-distance-right:9pt;mso-wrap-distance-bottom:0;mso-position-horizontal:right;mso-position-horizontal-relative:margin;mso-position-vertical:absolute;mso-position-vertical-relative:text;v-text-anchor:top" o:gfxdata="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" fillcolor="white [3201]" strokecolor="white [3212]" strokeweight=".5pt">
                 <v:textbox>
@@ -7403,7 +7235,7 @@
               </wp:anchor>
             </w:drawing>
           </mc:Choice>
-          <mc:Fallback>
+          <mc:Fallback xmlns:w16se="http://schemas.microsoft.com/office/word/2015/wordml/symex" xmlns:w16sdtfl="http://schemas.microsoft.com/office/word/2024/wordml/sdtformatlock" xmlns:w16sdtdh="http://schemas.microsoft.com/office/word/2020/wordml/sdtdatahash" xmlns:w16du="http://schemas.microsoft.com/office/word/2023/wordml/word16du" xmlns:w16="http://schemas.microsoft.com/office/word/2018/wordml" xmlns:w16cid="http://schemas.microsoft.com/office/word/2016/wordml/cid" xmlns:w16cex="http://schemas.microsoft.com/office/word/2018/wordml/cex" xmlns:oel="http://schemas.microsoft.com/office/2019/extlst" xmlns:am3d="http://schemas.microsoft.com/office/drawing/2017/model3d" xmlns:aink="http://schemas.microsoft.com/office/drawing/2016/ink" xmlns:cx8="http://schemas.microsoft.com/office/drawing/2016/5/14/chartex" xmlns:cx7="http://schemas.microsoft.com/office/drawing/2016/5/13/chartex" xmlns:cx6="http://schemas.microsoft.com/office/drawing/2016/5/12/chartex" xmlns:cx5="http://schemas.microsoft.com/office/drawing/2016/5/11/chartex" xmlns:cx4="http://schemas.microsoft.com/office/drawing/2016/5/10/chartex" xmlns:cx3="http://schemas.microsoft.com/office/drawing/2016/5/9/chartex" xmlns:cx2="http://schemas.microsoft.com/office/drawing/2015/10/21/chartex" xmlns:cx1="http://schemas.microsoft.com/office/drawing/2015/9/8/chartex" xmlns:cx="http://schemas.microsoft.com/office/drawing/2014/chartex">
             <w:pict>
               <v:shape w14:anchorId="7A2E094E" id="_x0000_s1035" type="#_x0000_t202" style="position:absolute;left:0;text-align:left;margin-left:185.95pt;margin-top:11.8pt;width:18.75pt;height:21pt;z-index:251699200;visibility:visible;mso-wrap-style:square;mso-width-percent:0;mso-height-percent:0;mso-wrap-distance-left:9pt;mso-wrap-distance-top:3.6pt;mso-wrap-distance-right:9pt;mso-wrap-distance-bottom:3.6pt;mso-position-horizontal:absolute;mso-position-horizontal-relative:margin;mso-position-vertical:absolute;mso-position-vertical-relative:text;mso-width-percent:0;mso-height-percent:0;mso-width-relative:margin;mso-height-relative:margin;v-text-anchor:top" o:gfxdata="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" filled="f" stroked="f">
                 <v:textbox>
@@ -7531,7 +7363,7 @@
               </wp:anchor>
             </w:drawing>
           </mc:Choice>
-          <mc:Fallback>
+          <mc:Fallback xmlns:w16se="http://schemas.microsoft.com/office/word/2015/wordml/symex" xmlns:w16sdtfl="http://schemas.microsoft.com/office/word/2024/wordml/sdtformatlock" xmlns:w16sdtdh="http://schemas.microsoft.com/office/word/2020/wordml/sdtdatahash" xmlns:w16du="http://schemas.microsoft.com/office/word/2023/wordml/word16du" xmlns:w16="http://schemas.microsoft.com/office/word/2018/wordml" xmlns:w16cid="http://schemas.microsoft.com/office/word/2016/wordml/cid" xmlns:w16cex="http://schemas.microsoft.com/office/word/2018/wordml/cex" xmlns:oel="http://schemas.microsoft.com/office/2019/extlst" xmlns:am3d="http://schemas.microsoft.com/office/drawing/2017/model3d" xmlns:aink="http://schemas.microsoft.com/office/drawing/2016/ink" xmlns:cx8="http://schemas.microsoft.com/office/drawing/2016/5/14/chartex" xmlns:cx7="http://schemas.microsoft.com/office/drawing/2016/5/13/chartex" xmlns:cx6="http://schemas.microsoft.com/office/drawing/2016/5/12/chartex" xmlns:cx5="http://schemas.microsoft.com/office/drawing/2016/5/11/chartex" xmlns:cx4="http://schemas.microsoft.com/office/drawing/2016/5/10/chartex" xmlns:cx3="http://schemas.microsoft.com/office/drawing/2016/5/9/chartex" xmlns:cx2="http://schemas.microsoft.com/office/drawing/2015/10/21/chartex" xmlns:cx1="http://schemas.microsoft.com/office/drawing/2015/9/8/chartex" xmlns:cx="http://schemas.microsoft.com/office/drawing/2014/chartex">
             <w:pict>
               <v:shape w14:anchorId="15F1483E" id="Надпись 11" o:spid="_x0000_s1036" type="#_x0000_t202" style="position:absolute;left:0;text-align:left;margin-left:67.15pt;margin-top:12.15pt;width:19.4pt;height:21.35pt;z-index:251697152;visibility:visible;mso-wrap-style:square;mso-width-percent:0;mso-height-percent:0;mso-wrap-distance-left:9pt;mso-wrap-distance-top:0;mso-wrap-distance-right:9pt;mso-wrap-distance-bottom:0;mso-position-horizontal:absolute;mso-position-horizontal-relative:text;mso-position-vertical:absolute;mso-position-vertical-relative:text;mso-width-percent:0;mso-height-percent:0;mso-width-relative:margin;mso-height-relative:margin;v-text-anchor:top" o:gfxdata="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" filled="f" stroked="f" strokeweight=".5pt">
                 <v:textbox>
@@ -7648,7 +7480,7 @@
               </wp:anchor>
             </w:drawing>
           </mc:Choice>
-          <mc:Fallback>
+          <mc:Fallback xmlns:w16se="http://schemas.microsoft.com/office/word/2015/wordml/symex" xmlns:w16sdtfl="http://schemas.microsoft.com/office/word/2024/wordml/sdtformatlock" xmlns:w16sdtdh="http://schemas.microsoft.com/office/word/2020/wordml/sdtdatahash" xmlns:w16du="http://schemas.microsoft.com/office/word/2023/wordml/word16du" xmlns:w16="http://schemas.microsoft.com/office/word/2018/wordml" xmlns:w16cid="http://schemas.microsoft.com/office/word/2016/wordml/cid" xmlns:w16cex="http://schemas.microsoft.com/office/word/2018/wordml/cex" xmlns:oel="http://schemas.microsoft.com/office/2019/extlst" xmlns:am3d="http://schemas.microsoft.com/office/drawing/2017/model3d" xmlns:aink="http://schemas.microsoft.com/office/drawing/2016/ink" xmlns:cx8="http://schemas.microsoft.com/office/drawing/2016/5/14/chartex" xmlns:cx7="http://schemas.microsoft.com/office/drawing/2016/5/13/chartex" xmlns:cx6="http://schemas.microsoft.com/office/drawing/2016/5/12/chartex" xmlns:cx5="http://schemas.microsoft.com/office/drawing/2016/5/11/chartex" xmlns:cx4="http://schemas.microsoft.com/office/drawing/2016/5/10/chartex" xmlns:cx3="http://schemas.microsoft.com/office/drawing/2016/5/9/chartex" xmlns:cx2="http://schemas.microsoft.com/office/drawing/2015/10/21/chartex" xmlns:cx1="http://schemas.microsoft.com/office/drawing/2015/9/8/chartex" xmlns:cx="http://schemas.microsoft.com/office/drawing/2014/chartex">
             <w:pict>
               <v:shape w14:anchorId="5D6CA2DD" id="_x0000_s1036" type="#_x0000_t202" style="position:absolute;left:0;text-align:left;margin-left:440.75pt;margin-top:9.1pt;width:19.55pt;height:23.35pt;z-index:251701248;visibility:visible;mso-wrap-style:square;mso-width-percent:0;mso-height-percent:0;mso-wrap-distance-left:9pt;mso-wrap-distance-top:3.6pt;mso-wrap-distance-right:9pt;mso-wrap-distance-bottom:3.6pt;mso-position-horizontal:absolute;mso-position-horizontal-relative:text;mso-position-vertical:absolute;mso-position-vertical-relative:text;mso-width-percent:0;mso-height-percent:0;mso-width-relative:margin;mso-height-relative:margin;v-text-anchor:top" o:gfxdata="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" filled="f" stroked="f">
                 <v:textbox>
@@ -8291,7 +8123,7 @@
               </wp:anchor>
             </w:drawing>
           </mc:Choice>
-          <mc:Fallback>
+          <mc:Fallback xmlns:w16se="http://schemas.microsoft.com/office/word/2015/wordml/symex" xmlns:w16sdtfl="http://schemas.microsoft.com/office/word/2024/wordml/sdtformatlock" xmlns:w16sdtdh="http://schemas.microsoft.com/office/word/2020/wordml/sdtdatahash" xmlns:w16du="http://schemas.microsoft.com/office/word/2023/wordml/word16du" xmlns:w16="http://schemas.microsoft.com/office/word/2018/wordml" xmlns:w16cid="http://schemas.microsoft.com/office/word/2016/wordml/cid" xmlns:w16cex="http://schemas.microsoft.com/office/word/2018/wordml/cex" xmlns:oel="http://schemas.microsoft.com/office/2019/extlst" xmlns:am3d="http://schemas.microsoft.com/office/drawing/2017/model3d" xmlns:aink="http://schemas.microsoft.com/office/drawing/2016/ink" xmlns:cx8="http://schemas.microsoft.com/office/drawing/2016/5/14/chartex" xmlns:cx7="http://schemas.microsoft.com/office/drawing/2016/5/13/chartex" xmlns:cx6="http://schemas.microsoft.com/office/drawing/2016/5/12/chartex" xmlns:cx5="http://schemas.microsoft.com/office/drawing/2016/5/11/chartex" xmlns:cx4="http://schemas.microsoft.com/office/drawing/2016/5/10/chartex" xmlns:cx3="http://schemas.microsoft.com/office/drawing/2016/5/9/chartex" xmlns:cx2="http://schemas.microsoft.com/office/drawing/2015/10/21/chartex" xmlns:cx1="http://schemas.microsoft.com/office/drawing/2015/9/8/chartex" xmlns:cx="http://schemas.microsoft.com/office/drawing/2014/chartex">
             <w:pict>
               <v:group w14:anchorId="322131D7" id="Группа 4" o:spid="_x0000_s1038" style="position:absolute;left:0;text-align:left;margin-left:216.95pt;margin-top:17.1pt;width:85.95pt;height:78.8pt;z-index:251673600" coordorigin=",120" coordsize="10921,10018" o:gfxdata="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">
                 <v:group id="Группа 64" o:spid="_x0000_s1039" style="position:absolute;top:1296;width:10921;height:8842" coordorigin=",147" coordsize="11309,8928" o:gfxdata="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">
@@ -9007,7 +8839,7 @@
               </wp:anchor>
             </w:drawing>
           </mc:Choice>
-          <mc:Fallback>
+          <mc:Fallback xmlns:w16se="http://schemas.microsoft.com/office/word/2015/wordml/symex" xmlns:w16sdtfl="http://schemas.microsoft.com/office/word/2024/wordml/sdtformatlock" xmlns:w16sdtdh="http://schemas.microsoft.com/office/word/2020/wordml/sdtdatahash" xmlns:w16du="http://schemas.microsoft.com/office/word/2023/wordml/word16du" xmlns:w16="http://schemas.microsoft.com/office/word/2018/wordml" xmlns:w16cid="http://schemas.microsoft.com/office/word/2016/wordml/cid" xmlns:w16cex="http://schemas.microsoft.com/office/word/2018/wordml/cex" xmlns:oel="http://schemas.microsoft.com/office/2019/extlst" xmlns:am3d="http://schemas.microsoft.com/office/drawing/2017/model3d" xmlns:aink="http://schemas.microsoft.com/office/drawing/2016/ink" xmlns:cx8="http://schemas.microsoft.com/office/drawing/2016/5/14/chartex" xmlns:cx7="http://schemas.microsoft.com/office/drawing/2016/5/13/chartex" xmlns:cx6="http://schemas.microsoft.com/office/drawing/2016/5/12/chartex" xmlns:cx5="http://schemas.microsoft.com/office/drawing/2016/5/11/chartex" xmlns:cx4="http://schemas.microsoft.com/office/drawing/2016/5/10/chartex" xmlns:cx3="http://schemas.microsoft.com/office/drawing/2016/5/9/chartex" xmlns:cx2="http://schemas.microsoft.com/office/drawing/2015/10/21/chartex" xmlns:cx1="http://schemas.microsoft.com/office/drawing/2015/9/8/chartex" xmlns:cx="http://schemas.microsoft.com/office/drawing/2014/chartex">
             <w:pict>
               <v:group w14:anchorId="141CA093" id="Группа 51" o:spid="_x0000_s1049" style="position:absolute;left:0;text-align:left;margin-left:17.15pt;margin-top:21.95pt;width:65.5pt;height:111.75pt;z-index:251665408" coordorigin="2276,7771" coordsize="14868,14331" o:gfxdata="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">
                 <v:shape id="Надпись 20" o:spid="_x0000_s1050" type="#_x0000_t202" style="position:absolute;left:2296;top:19583;width:13714;height:2520;visibility:visible;mso-wrap-style:square;v-text-anchor:top" o:gfxdata="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" fillcolor="white [3201]" strokeweight=".5pt">
@@ -9695,7 +9527,7 @@
               </wp:anchor>
             </w:drawing>
           </mc:Choice>
-          <mc:Fallback>
+          <mc:Fallback xmlns:w16se="http://schemas.microsoft.com/office/word/2015/wordml/symex" xmlns:w16sdtfl="http://schemas.microsoft.com/office/word/2024/wordml/sdtformatlock" xmlns:w16sdtdh="http://schemas.microsoft.com/office/word/2020/wordml/sdtdatahash" xmlns:w16du="http://schemas.microsoft.com/office/word/2023/wordml/word16du" xmlns:w16="http://schemas.microsoft.com/office/word/2018/wordml" xmlns:w16cid="http://schemas.microsoft.com/office/word/2016/wordml/cid" xmlns:w16cex="http://schemas.microsoft.com/office/word/2018/wordml/cex" xmlns:oel="http://schemas.microsoft.com/office/2019/extlst" xmlns:am3d="http://schemas.microsoft.com/office/drawing/2017/model3d" xmlns:aink="http://schemas.microsoft.com/office/drawing/2016/ink" xmlns:cx8="http://schemas.microsoft.com/office/drawing/2016/5/14/chartex" xmlns:cx7="http://schemas.microsoft.com/office/drawing/2016/5/13/chartex" xmlns:cx6="http://schemas.microsoft.com/office/drawing/2016/5/12/chartex" xmlns:cx5="http://schemas.microsoft.com/office/drawing/2016/5/11/chartex" xmlns:cx4="http://schemas.microsoft.com/office/drawing/2016/5/10/chartex" xmlns:cx3="http://schemas.microsoft.com/office/drawing/2016/5/9/chartex" xmlns:cx2="http://schemas.microsoft.com/office/drawing/2015/10/21/chartex" xmlns:cx1="http://schemas.microsoft.com/office/drawing/2015/9/8/chartex" xmlns:cx="http://schemas.microsoft.com/office/drawing/2014/chartex">
             <w:pict>
               <v:group w14:anchorId="5C275F24" id="Группа 70" o:spid="_x0000_s1058" style="position:absolute;left:0;text-align:left;margin-left:417.5pt;margin-top:22.05pt;width:77.6pt;height:48.2pt;z-index:251666432" coordorigin="615,10649" coordsize="10211,6183" o:gfxdata="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">
                 <v:shape id="Надпись 8" o:spid="_x0000_s1059" type="#_x0000_t202" style="position:absolute;left:615;top:14313;width:7336;height:2520;visibility:visible;mso-wrap-style:square;v-text-anchor:top" o:gfxdata="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" fillcolor="white [3201]" strokeweight=".5pt">
@@ -10448,7 +10280,7 @@
               </wp:anchor>
             </w:drawing>
           </mc:Choice>
-          <mc:Fallback>
+          <mc:Fallback xmlns:w16se="http://schemas.microsoft.com/office/word/2015/wordml/symex" xmlns:w16sdtfl="http://schemas.microsoft.com/office/word/2024/wordml/sdtformatlock" xmlns:w16sdtdh="http://schemas.microsoft.com/office/word/2020/wordml/sdtdatahash" xmlns:w16du="http://schemas.microsoft.com/office/word/2023/wordml/word16du" xmlns:w16="http://schemas.microsoft.com/office/word/2018/wordml" xmlns:w16cid="http://schemas.microsoft.com/office/word/2016/wordml/cid" xmlns:w16cex="http://schemas.microsoft.com/office/word/2018/wordml/cex" xmlns:oel="http://schemas.microsoft.com/office/2019/extlst" xmlns:am3d="http://schemas.microsoft.com/office/drawing/2017/model3d" xmlns:aink="http://schemas.microsoft.com/office/drawing/2016/ink" xmlns:cx8="http://schemas.microsoft.com/office/drawing/2016/5/14/chartex" xmlns:cx7="http://schemas.microsoft.com/office/drawing/2016/5/13/chartex" xmlns:cx6="http://schemas.microsoft.com/office/drawing/2016/5/12/chartex" xmlns:cx5="http://schemas.microsoft.com/office/drawing/2016/5/11/chartex" xmlns:cx4="http://schemas.microsoft.com/office/drawing/2016/5/10/chartex" xmlns:cx3="http://schemas.microsoft.com/office/drawing/2016/5/9/chartex" xmlns:cx2="http://schemas.microsoft.com/office/drawing/2015/10/21/chartex" xmlns:cx1="http://schemas.microsoft.com/office/drawing/2015/9/8/chartex" xmlns:cx="http://schemas.microsoft.com/office/drawing/2014/chartex">
             <w:pict>
               <v:group w14:anchorId="72E3281C" id="Группа 6" o:spid="_x0000_s1063" style="position:absolute;left:0;text-align:left;margin-left:305.8pt;margin-top:.6pt;width:81.4pt;height:68.95pt;z-index:251674624" coordsize="10338,8754" o:gfxdata="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">
                 <v:group id="Группа 5" o:spid="_x0000_s1064" style="position:absolute;width:10338;height:8754" coordsize="10338,8754" o:gfxdata="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">
@@ -10814,7 +10646,7 @@
               </wp:anchor>
             </w:drawing>
           </mc:Choice>
-          <mc:Fallback>
+          <mc:Fallback xmlns:w16se="http://schemas.microsoft.com/office/word/2015/wordml/symex" xmlns:w16sdtfl="http://schemas.microsoft.com/office/word/2024/wordml/sdtformatlock" xmlns:w16sdtdh="http://schemas.microsoft.com/office/word/2020/wordml/sdtdatahash" xmlns:w16du="http://schemas.microsoft.com/office/word/2023/wordml/word16du" xmlns:w16="http://schemas.microsoft.com/office/word/2018/wordml" xmlns:w16cid="http://schemas.microsoft.com/office/word/2016/wordml/cid" xmlns:w16cex="http://schemas.microsoft.com/office/word/2018/wordml/cex" xmlns:oel="http://schemas.microsoft.com/office/2019/extlst" xmlns:am3d="http://schemas.microsoft.com/office/drawing/2017/model3d" xmlns:aink="http://schemas.microsoft.com/office/drawing/2016/ink" xmlns:cx8="http://schemas.microsoft.com/office/drawing/2016/5/14/chartex" xmlns:cx7="http://schemas.microsoft.com/office/drawing/2016/5/13/chartex" xmlns:cx6="http://schemas.microsoft.com/office/drawing/2016/5/12/chartex" xmlns:cx5="http://schemas.microsoft.com/office/drawing/2016/5/11/chartex" xmlns:cx4="http://schemas.microsoft.com/office/drawing/2016/5/10/chartex" xmlns:cx3="http://schemas.microsoft.com/office/drawing/2016/5/9/chartex" xmlns:cx2="http://schemas.microsoft.com/office/drawing/2015/10/21/chartex" xmlns:cx1="http://schemas.microsoft.com/office/drawing/2015/9/8/chartex" xmlns:cx="http://schemas.microsoft.com/office/drawing/2014/chartex">
             <w:pict>
               <v:shape w14:anchorId="3CFF59C3" id="Надпись 122" o:spid="_x0000_s1075" type="#_x0000_t202" style="position:absolute;left:0;text-align:left;margin-left:222.85pt;margin-top:2.55pt;width:16.05pt;height:15.55pt;z-index:251672576;visibility:visible;mso-wrap-style:square;mso-wrap-distance-left:9pt;mso-wrap-distance-top:0;mso-wrap-distance-right:9pt;mso-wrap-distance-bottom:0;mso-position-horizontal:absolute;mso-position-horizontal-relative:text;mso-position-vertical:absolute;mso-position-vertical-relative:text;v-text-anchor:top" o:gfxdata="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" filled="f" stroked="f">
                 <v:textbox>
@@ -11067,7 +10899,7 @@
               </wp:anchor>
             </w:drawing>
           </mc:Choice>
-          <mc:Fallback>
+          <mc:Fallback xmlns:w16se="http://schemas.microsoft.com/office/word/2015/wordml/symex" xmlns:w16sdtfl="http://schemas.microsoft.com/office/word/2024/wordml/sdtformatlock" xmlns:w16sdtdh="http://schemas.microsoft.com/office/word/2020/wordml/sdtdatahash" xmlns:w16du="http://schemas.microsoft.com/office/word/2023/wordml/word16du" xmlns:w16="http://schemas.microsoft.com/office/word/2018/wordml" xmlns:w16cid="http://schemas.microsoft.com/office/word/2016/wordml/cid" xmlns:w16cex="http://schemas.microsoft.com/office/word/2018/wordml/cex" xmlns:oel="http://schemas.microsoft.com/office/2019/extlst" xmlns:am3d="http://schemas.microsoft.com/office/drawing/2017/model3d" xmlns:aink="http://schemas.microsoft.com/office/drawing/2016/ink" xmlns:cx8="http://schemas.microsoft.com/office/drawing/2016/5/14/chartex" xmlns:cx7="http://schemas.microsoft.com/office/drawing/2016/5/13/chartex" xmlns:cx6="http://schemas.microsoft.com/office/drawing/2016/5/12/chartex" xmlns:cx5="http://schemas.microsoft.com/office/drawing/2016/5/11/chartex" xmlns:cx4="http://schemas.microsoft.com/office/drawing/2016/5/10/chartex" xmlns:cx3="http://schemas.microsoft.com/office/drawing/2016/5/9/chartex" xmlns:cx2="http://schemas.microsoft.com/office/drawing/2015/10/21/chartex" xmlns:cx1="http://schemas.microsoft.com/office/drawing/2015/9/8/chartex" xmlns:cx="http://schemas.microsoft.com/office/drawing/2014/chartex">
             <w:pict>
               <v:group w14:anchorId="08B1EB5C" id="Группа 52" o:spid="_x0000_s1076" style="position:absolute;left:0;text-align:left;margin-left:136.15pt;margin-top:11.85pt;width:68pt;height:56.2pt;z-index:251667456" coordorigin="1272,1107" coordsize="7854,7204" o:gfxdata="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">
                 <v:shape id="Надпись 31" o:spid="_x0000_s1077" type="#_x0000_t202" style="position:absolute;left:1272;top:4997;width:1582;height:2134;visibility:visible;mso-wrap-style:square;v-text-anchor:top" o:gfxdata="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" filled="f" stroked="f">
@@ -11666,6 +11498,7 @@
                                       <w:lang w:val="sr-Cyrl-RS"/>
                                     </w:rPr>
                                   </w:pPr>
+                                  <w:proofErr w:type="gramStart"/>
                                   <w:r>
                                     <w:rPr>
                                       <w:b/>
@@ -11675,6 +11508,7 @@
                                     </w:rPr>
                                     <w:t>d</w:t>
                                   </w:r>
+                                  <w:proofErr w:type="gramEnd"/>
                                   <w:r>
                                     <w:rPr>
                                       <w:b/>
@@ -11801,27 +11635,7 @@
                                       <w:sz w:val="16"/>
                                       <w:lang w:val="sr-Cyrl-RS"/>
                                     </w:rPr>
-                                    <w:t xml:space="preserve"> </w:t>
-                                  </w:r>
-                                  <w:proofErr w:type="gramStart"/>
-                                  <w:r>
-                                    <w:rPr>
-                                      <w:bCs/>
-                                      <w:i/>
-                                      <w:sz w:val="16"/>
-                                      <w:lang w:val="sr-Cyrl-RS"/>
-                                    </w:rPr>
-                                    <w:t>как  ТИП</w:t>
-                                  </w:r>
-                                  <w:proofErr w:type="gramEnd"/>
-                                  <w:r>
-                                    <w:rPr>
-                                      <w:bCs/>
-                                      <w:i/>
-                                      <w:sz w:val="16"/>
-                                      <w:lang w:val="sr-Cyrl-RS"/>
-                                    </w:rPr>
-                                    <w:t>2, либо ТИП</w:t>
+                                    <w:t xml:space="preserve"> как  ТИП2, либо ТИП</w:t>
                                   </w:r>
                                   <w:r>
                                     <w:rPr>
@@ -12412,7 +12226,7 @@
               </wp:anchor>
             </w:drawing>
           </mc:Choice>
-          <mc:Fallback>
+          <mc:Fallback xmlns:w16se="http://schemas.microsoft.com/office/word/2015/wordml/symex" xmlns:w16sdtfl="http://schemas.microsoft.com/office/word/2024/wordml/sdtformatlock" xmlns:w16sdtdh="http://schemas.microsoft.com/office/word/2020/wordml/sdtdatahash" xmlns:w16du="http://schemas.microsoft.com/office/word/2023/wordml/word16du" xmlns:w16="http://schemas.microsoft.com/office/word/2018/wordml" xmlns:w16cid="http://schemas.microsoft.com/office/word/2016/wordml/cid" xmlns:w16cex="http://schemas.microsoft.com/office/word/2018/wordml/cex" xmlns:oel="http://schemas.microsoft.com/office/2019/extlst" xmlns:am3d="http://schemas.microsoft.com/office/drawing/2017/model3d" xmlns:aink="http://schemas.microsoft.com/office/drawing/2016/ink" xmlns:cx8="http://schemas.microsoft.com/office/drawing/2016/5/14/chartex" xmlns:cx7="http://schemas.microsoft.com/office/drawing/2016/5/13/chartex" xmlns:cx6="http://schemas.microsoft.com/office/drawing/2016/5/12/chartex" xmlns:cx5="http://schemas.microsoft.com/office/drawing/2016/5/11/chartex" xmlns:cx4="http://schemas.microsoft.com/office/drawing/2016/5/10/chartex" xmlns:cx3="http://schemas.microsoft.com/office/drawing/2016/5/9/chartex" xmlns:cx2="http://schemas.microsoft.com/office/drawing/2015/10/21/chartex" xmlns:cx1="http://schemas.microsoft.com/office/drawing/2015/9/8/chartex" xmlns:cx="http://schemas.microsoft.com/office/drawing/2014/chartex">
             <w:pict>
               <v:group w14:anchorId="66B72918" id="Группа 18" o:spid="_x0000_s1080" style="position:absolute;left:0;text-align:left;margin-left:202.8pt;margin-top:9.6pt;width:181.6pt;height:109.25pt;z-index:251678720" coordorigin="-2" coordsize="23009,10010" o:gfxdata="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">
                 <v:group id="Группа 150" o:spid="_x0000_s1081" style="position:absolute;width:23006;height:7692" coordsize="23012,7692" o:gfxdata="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">
@@ -13363,7 +13177,7 @@
               </wp:anchor>
             </w:drawing>
           </mc:Choice>
-          <mc:Fallback>
+          <mc:Fallback xmlns:w16se="http://schemas.microsoft.com/office/word/2015/wordml/symex" xmlns:w16sdtfl="http://schemas.microsoft.com/office/word/2024/wordml/sdtformatlock" xmlns:w16sdtdh="http://schemas.microsoft.com/office/word/2020/wordml/sdtdatahash" xmlns:w16du="http://schemas.microsoft.com/office/word/2023/wordml/word16du" xmlns:w16="http://schemas.microsoft.com/office/word/2018/wordml" xmlns:w16cid="http://schemas.microsoft.com/office/word/2016/wordml/cid" xmlns:w16cex="http://schemas.microsoft.com/office/word/2018/wordml/cex" xmlns:oel="http://schemas.microsoft.com/office/2019/extlst" xmlns:am3d="http://schemas.microsoft.com/office/drawing/2017/model3d" xmlns:aink="http://schemas.microsoft.com/office/drawing/2016/ink" xmlns:cx8="http://schemas.microsoft.com/office/drawing/2016/5/14/chartex" xmlns:cx7="http://schemas.microsoft.com/office/drawing/2016/5/13/chartex" xmlns:cx6="http://schemas.microsoft.com/office/drawing/2016/5/12/chartex" xmlns:cx5="http://schemas.microsoft.com/office/drawing/2016/5/11/chartex" xmlns:cx4="http://schemas.microsoft.com/office/drawing/2016/5/10/chartex" xmlns:cx3="http://schemas.microsoft.com/office/drawing/2016/5/9/chartex" xmlns:cx2="http://schemas.microsoft.com/office/drawing/2015/10/21/chartex" xmlns:cx1="http://schemas.microsoft.com/office/drawing/2015/9/8/chartex" xmlns:cx="http://schemas.microsoft.com/office/drawing/2014/chartex">
             <w:pict>
               <v:shape w14:anchorId="5985DED1" id="Надпись 53" o:spid="_x0000_s1099" type="#_x0000_t202" style="position:absolute;left:0;text-align:left;margin-left:383.5pt;margin-top:.65pt;width:128.95pt;height:24.2pt;z-index:251681792;visibility:visible;mso-wrap-style:square;mso-wrap-distance-left:9pt;mso-wrap-distance-top:0;mso-wrap-distance-right:9pt;mso-wrap-distance-bottom:0;mso-position-horizontal:absolute;mso-position-horizontal-relative:margin;mso-position-vertical:absolute;mso-position-vertical-relative:text;v-text-anchor:top" o:gfxdata="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" fillcolor="white [3201]" strokecolor="white [3212]" strokeweight=".5pt">
                 <v:textbox>
@@ -13545,7 +13359,7 @@
               </wp:anchor>
             </w:drawing>
           </mc:Choice>
-          <mc:Fallback>
+          <mc:Fallback xmlns:w16se="http://schemas.microsoft.com/office/word/2015/wordml/symex" xmlns:w16sdtfl="http://schemas.microsoft.com/office/word/2024/wordml/sdtformatlock" xmlns:w16sdtdh="http://schemas.microsoft.com/office/word/2020/wordml/sdtdatahash" xmlns:w16du="http://schemas.microsoft.com/office/word/2023/wordml/word16du" xmlns:w16="http://schemas.microsoft.com/office/word/2018/wordml" xmlns:w16cid="http://schemas.microsoft.com/office/word/2016/wordml/cid" xmlns:w16cex="http://schemas.microsoft.com/office/word/2018/wordml/cex" xmlns:oel="http://schemas.microsoft.com/office/2019/extlst" xmlns:am3d="http://schemas.microsoft.com/office/drawing/2017/model3d" xmlns:aink="http://schemas.microsoft.com/office/drawing/2016/ink" xmlns:cx8="http://schemas.microsoft.com/office/drawing/2016/5/14/chartex" xmlns:cx7="http://schemas.microsoft.com/office/drawing/2016/5/13/chartex" xmlns:cx6="http://schemas.microsoft.com/office/drawing/2016/5/12/chartex" xmlns:cx5="http://schemas.microsoft.com/office/drawing/2016/5/11/chartex" xmlns:cx4="http://schemas.microsoft.com/office/drawing/2016/5/10/chartex" xmlns:cx3="http://schemas.microsoft.com/office/drawing/2016/5/9/chartex" xmlns:cx2="http://schemas.microsoft.com/office/drawing/2015/10/21/chartex" xmlns:cx1="http://schemas.microsoft.com/office/drawing/2015/9/8/chartex" xmlns:cx="http://schemas.microsoft.com/office/drawing/2014/chartex">
             <w:pict>
               <v:shape w14:anchorId="48FB04FD" id="Надпись 21" o:spid="_x0000_s1100" type="#_x0000_t202" style="position:absolute;left:0;text-align:left;margin-left:128.65pt;margin-top:9.1pt;width:50.5pt;height:19.65pt;z-index:251668480;visibility:visible;mso-wrap-style:square;mso-wrap-distance-left:9pt;mso-wrap-distance-top:0;mso-wrap-distance-right:9pt;mso-wrap-distance-bottom:0;mso-position-horizontal:absolute;mso-position-horizontal-relative:text;mso-position-vertical:absolute;mso-position-vertical-relative:text;v-text-anchor:top" o:gfxdata="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" fillcolor="white [3201]" strokeweight=".5pt">
                 <v:textbox>
@@ -13994,7 +13808,7 @@
               </wp:anchor>
             </w:drawing>
           </mc:Choice>
-          <mc:Fallback>
+          <mc:Fallback xmlns:w16se="http://schemas.microsoft.com/office/word/2015/wordml/symex" xmlns:w16sdtfl="http://schemas.microsoft.com/office/word/2024/wordml/sdtformatlock" xmlns:w16sdtdh="http://schemas.microsoft.com/office/word/2020/wordml/sdtdatahash" xmlns:w16du="http://schemas.microsoft.com/office/word/2023/wordml/word16du" xmlns:w16="http://schemas.microsoft.com/office/word/2018/wordml" xmlns:w16cid="http://schemas.microsoft.com/office/word/2016/wordml/cid" xmlns:w16cex="http://schemas.microsoft.com/office/word/2018/wordml/cex" xmlns:oel="http://schemas.microsoft.com/office/2019/extlst" xmlns:am3d="http://schemas.microsoft.com/office/drawing/2017/model3d" xmlns:aink="http://schemas.microsoft.com/office/drawing/2016/ink" xmlns:cx8="http://schemas.microsoft.com/office/drawing/2016/5/14/chartex" xmlns:cx7="http://schemas.microsoft.com/office/drawing/2016/5/13/chartex" xmlns:cx6="http://schemas.microsoft.com/office/drawing/2016/5/12/chartex" xmlns:cx5="http://schemas.microsoft.com/office/drawing/2016/5/11/chartex" xmlns:cx4="http://schemas.microsoft.com/office/drawing/2016/5/10/chartex" xmlns:cx3="http://schemas.microsoft.com/office/drawing/2016/5/9/chartex" xmlns:cx2="http://schemas.microsoft.com/office/drawing/2015/10/21/chartex" xmlns:cx1="http://schemas.microsoft.com/office/drawing/2015/9/8/chartex" xmlns:cx="http://schemas.microsoft.com/office/drawing/2014/chartex">
             <w:pict>
               <v:group w14:anchorId="20011926" id="Группа 73" o:spid="_x0000_s1101" style="position:absolute;left:0;text-align:left;margin-left:372.15pt;margin-top:9.45pt;width:158.25pt;height:81.1pt;z-index:251682816" coordorigin="1391,-624" coordsize="18580,10304" o:gfxdata="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">
                 <v:shape id="Надпись 59" o:spid="_x0000_s1102" style="position:absolute;left:10764;top:-624;width:9208;height:10303;visibility:visible;mso-wrap-style:square;v-text-anchor:top" coordsize="920750,634365" o:spt="100" o:gfxdata="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" adj="-11796480,,5400" path="m,l627323,10726,920750,634365,,634365,,xe" fillcolor="white [3201]" strokecolor="white [3212]" strokeweight=".5pt">
@@ -14358,17 +14172,17 @@
         <mc:AlternateContent>
           <mc:Choice Requires="wps">
             <w:drawing>
-              <wp:anchor distT="45720" distB="45720" distL="114300" distR="114300" simplePos="0" relativeHeight="251703296" behindDoc="0" locked="0" layoutInCell="1" allowOverlap="1" wp14:anchorId="34527586" wp14:editId="16D701B8">
+              <wp:anchor distT="45720" distB="45720" distL="114300" distR="114300" simplePos="0" relativeHeight="251703296" behindDoc="0" locked="0" layoutInCell="1" allowOverlap="1" wp14:anchorId="34527586" wp14:editId="1681EDD6">
                 <wp:simplePos x="0" y="0"/>
                 <wp:positionH relativeFrom="column">
-                  <wp:posOffset>169321</wp:posOffset>
+                  <wp:posOffset>167917</wp:posOffset>
                 </wp:positionH>
                 <wp:positionV relativeFrom="paragraph">
-                  <wp:posOffset>117416</wp:posOffset>
+                  <wp:posOffset>116331</wp:posOffset>
                 </wp:positionV>
                 <wp:extent cx="206375" cy="276860"/>
                 <wp:effectExtent l="0" t="0" r="0" b="0"/>
-                <wp:wrapSquare wrapText="bothSides"/>
+                <wp:wrapNone/>
                 <wp:docPr id="180" name="Надпись 2"/>
                 <wp:cNvGraphicFramePr>
                   <a:graphicFrameLocks xmlns:a="http://schemas.openxmlformats.org/drawingml/2006/main"/>
@@ -14435,7 +14249,11 @@
           </mc:Choice>
           <mc:Fallback>
             <w:pict>
-              <v:shape w14:anchorId="34527586" id="_x0000_s1104" type="#_x0000_t202" style="position:absolute;margin-left:13.35pt;margin-top:9.25pt;width:16.25pt;height:21.8pt;z-index:251703296;visibility:visible;mso-wrap-style:square;mso-width-percent:0;mso-height-percent:0;mso-wrap-distance-left:9pt;mso-wrap-distance-top:3.6pt;mso-wrap-distance-right:9pt;mso-wrap-distance-bottom:3.6pt;mso-position-horizontal:absolute;mso-position-horizontal-relative:text;mso-position-vertical:absolute;mso-position-vertical-relative:text;mso-width-percent:0;mso-height-percent:0;mso-width-relative:margin;mso-height-relative:margin;v-text-anchor:top" o:gfxdata="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" filled="f" stroked="f">
+              <v:shapetype w14:anchorId="34527586" id="_x0000_t202" coordsize="21600,21600" o:spt="202" path="m,l,21600r21600,l21600,xe">
+                <v:stroke joinstyle="miter"/>
+                <v:path gradientshapeok="t" o:connecttype="rect"/>
+              </v:shapetype>
+              <v:shape id="_x0000_s1104" type="#_x0000_t202" style="position:absolute;margin-left:13.2pt;margin-top:9.15pt;width:16.25pt;height:21.8pt;z-index:251703296;visibility:visible;mso-wrap-style:square;mso-width-percent:0;mso-height-percent:0;mso-wrap-distance-left:9pt;mso-wrap-distance-top:3.6pt;mso-wrap-distance-right:9pt;mso-wrap-distance-bottom:3.6pt;mso-position-horizontal:absolute;mso-position-horizontal-relative:text;mso-position-vertical:absolute;mso-position-vertical-relative:text;mso-width-percent:0;mso-height-percent:0;mso-width-relative:margin;mso-height-relative:margin;v-text-anchor:top" o:gfxdata="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" filled="f" stroked="f">
                 <v:textbox>
                   <w:txbxContent>
                     <w:p>
@@ -14454,12 +14272,22 @@
                           <w:szCs w:val="24"/>
                           <w:lang w:val="en-US"/>
                         </w:rPr>
-                        <w:t>{{type5}}</w:t>
+                        <w:t>{</w:t>
+                      </w:r>
+                      <w:bookmarkStart w:id="1" w:name="_GoBack"/>
+                      <w:bookmarkEnd w:id="1"/>
+                      <w:r>
+                        <w:rPr>
+                          <w:b/>
+                          <w:sz w:val="24"/>
+                          <w:szCs w:val="24"/>
+                          <w:lang w:val="en-US"/>
+                        </w:rPr>
+                        <w:t>{type5}}</w:t>
                       </w:r>
                     </w:p>
                   </w:txbxContent>
                 </v:textbox>
-                <w10:wrap type="square"/>
               </v:shape>
             </w:pict>
           </mc:Fallback>
@@ -14532,7 +14360,7 @@
               </wp:anchor>
             </w:drawing>
           </mc:Choice>
-          <mc:Fallback>
+          <mc:Fallback xmlns:w16se="http://schemas.microsoft.com/office/word/2015/wordml/symex" xmlns:w16sdtfl="http://schemas.microsoft.com/office/word/2024/wordml/sdtformatlock" xmlns:w16sdtdh="http://schemas.microsoft.com/office/word/2020/wordml/sdtdatahash" xmlns:w16du="http://schemas.microsoft.com/office/word/2023/wordml/word16du" xmlns:w16="http://schemas.microsoft.com/office/word/2018/wordml" xmlns:w16cid="http://schemas.microsoft.com/office/word/2016/wordml/cid" xmlns:w16cex="http://schemas.microsoft.com/office/word/2018/wordml/cex" xmlns:oel="http://schemas.microsoft.com/office/2019/extlst" xmlns:am3d="http://schemas.microsoft.com/office/drawing/2017/model3d" xmlns:aink="http://schemas.microsoft.com/office/drawing/2016/ink" xmlns:cx8="http://schemas.microsoft.com/office/drawing/2016/5/14/chartex" xmlns:cx7="http://schemas.microsoft.com/office/drawing/2016/5/13/chartex" xmlns:cx6="http://schemas.microsoft.com/office/drawing/2016/5/12/chartex" xmlns:cx5="http://schemas.microsoft.com/office/drawing/2016/5/11/chartex" xmlns:cx4="http://schemas.microsoft.com/office/drawing/2016/5/10/chartex" xmlns:cx3="http://schemas.microsoft.com/office/drawing/2016/5/9/chartex" xmlns:cx2="http://schemas.microsoft.com/office/drawing/2015/10/21/chartex" xmlns:cx1="http://schemas.microsoft.com/office/drawing/2015/9/8/chartex" xmlns:cx="http://schemas.microsoft.com/office/drawing/2014/chartex">
             <w:pict>
               <v:rect w14:anchorId="5BA24472" id="Прямоугольник 75" o:spid="_x0000_s1026" style="position:absolute;margin-left:15.9pt;margin-top:18.15pt;width:19pt;height:9.05pt;z-index:251684864;visibility:visible;mso-wrap-style:square;mso-wrap-distance-left:9pt;mso-wrap-distance-top:0;mso-wrap-distance-right:9pt;mso-wrap-distance-bottom:0;mso-position-horizontal:absolute;mso-position-horizontal-relative:text;mso-position-vertical:absolute;mso-position-vertical-relative:text;v-text-anchor:middle" o:gfxdata="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" fillcolor="white [3212]" strokecolor="black [3213]" strokeweight="2pt"/>
             </w:pict>
@@ -14547,16 +14375,16 @@
         <mc:AlternateContent>
           <mc:Choice Requires="wps">
             <w:drawing>
-              <wp:anchor distT="0" distB="0" distL="114300" distR="114300" simplePos="0" relativeHeight="251683840" behindDoc="0" locked="0" layoutInCell="1" allowOverlap="1" wp14:anchorId="1299FA9F" wp14:editId="383071F7">
+              <wp:anchor distT="0" distB="0" distL="114300" distR="114300" simplePos="0" relativeHeight="251683840" behindDoc="0" locked="0" layoutInCell="1" allowOverlap="1" wp14:anchorId="1299FA9F" wp14:editId="5DA5AD79">
                 <wp:simplePos x="0" y="0"/>
                 <wp:positionH relativeFrom="column">
-                  <wp:posOffset>212725</wp:posOffset>
+                  <wp:posOffset>211253</wp:posOffset>
                 </wp:positionH>
                 <wp:positionV relativeFrom="paragraph">
-                  <wp:posOffset>1905</wp:posOffset>
+                  <wp:posOffset>3657</wp:posOffset>
                 </wp:positionV>
                 <wp:extent cx="241300" cy="114935"/>
-                <wp:effectExtent l="0" t="0" r="26035" b="19050"/>
+                <wp:effectExtent l="0" t="0" r="25400" b="18415"/>
                 <wp:wrapNone/>
                 <wp:docPr id="74" name="Прямоугольник 74"/>
                 <wp:cNvGraphicFramePr/>
@@ -14567,7 +14395,7 @@
                       <wps:spPr>
                         <a:xfrm>
                           <a:off x="0" y="0"/>
-                          <a:ext cx="241222" cy="114928"/>
+                          <a:ext cx="241300" cy="114935"/>
                         </a:xfrm>
                         <a:prstGeom prst="rect">
                           <a:avLst/>
@@ -14606,14 +14434,9 @@
               </wp:anchor>
             </w:drawing>
           </mc:Choice>
-          <mc:Fallback xmlns:wpsCustomData="http://www.wps.cn/officeDocument/2013/wpsCustomData">
+          <mc:Fallback>
             <w:pict>
-              <v:rect id="_x0000_s1026" o:spid="_x0000_s1026" o:spt="1" style="position:absolute;left:0pt;margin-left:16.75pt;margin-top:0.15pt;height:9.05pt;width:19pt;z-index:251683840;v-text-anchor:middle;mso-width-relative:page;mso-height-relative:page;" fillcolor="#FFFFFF [3212]" filled="t" stroked="t" coordsize="21600,21600" o:gfxdata="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">
-                <v:fill on="t" focussize="0,0"/>
-                <v:stroke weight="2pt" color="#000000 [3213]" joinstyle="round"/>
-                <v:imagedata o:title=""/>
-                <o:lock v:ext="edit" aspectratio="f"/>
-              </v:rect>
+              <v:rect w14:anchorId="6D4AE5CE" id="Прямоугольник 74" o:spid="_x0000_s1026" style="position:absolute;margin-left:16.65pt;margin-top:.3pt;width:19pt;height:9.05pt;z-index:251683840;visibility:visible;mso-wrap-style:square;mso-wrap-distance-left:9pt;mso-wrap-distance-top:0;mso-wrap-distance-right:9pt;mso-wrap-distance-bottom:0;mso-position-horizontal:absolute;mso-position-horizontal-relative:text;mso-position-vertical:absolute;mso-position-vertical-relative:text;v-text-anchor:middle" o:gfxdata="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" fillcolor="white [3212]" strokecolor="black [3213]" strokeweight="2pt"/>
             </w:pict>
           </mc:Fallback>
         </mc:AlternateContent>
@@ -14625,6 +14448,14 @@
           <w:lang w:eastAsia="ru-RU"/>
         </w:rPr>
         <w:t xml:space="preserve">  </w:t>
+      </w:r>
+      <w:r>
+        <w:rPr>
+          <w:sz w:val="12"/>
+          <w:szCs w:val="12"/>
+          <w:lang w:val="kk-KZ" w:eastAsia="ru-RU"/>
+        </w:rPr>
+        <w:t xml:space="preserve">                             </w:t>
       </w:r>
       <w:r>
         <w:rPr>
@@ -14660,9 +14491,33 @@
         <w:rPr>
           <w:sz w:val="12"/>
           <w:szCs w:val="12"/>
+          <w:lang w:val="kk-KZ" w:eastAsia="ru-RU"/>
+        </w:rPr>
+        <w:t xml:space="preserve">                            </w:t>
+      </w:r>
+      <w:r>
+        <w:rPr>
+          <w:sz w:val="12"/>
+          <w:szCs w:val="12"/>
           <w:lang w:eastAsia="ru-RU"/>
         </w:rPr>
-        <w:t>-Подъем строительных лесов ручным способом</w:t>
+        <w:t>-</w:t>
+      </w:r>
+      <w:r>
+        <w:rPr>
+          <w:sz w:val="12"/>
+          <w:szCs w:val="12"/>
+          <w:lang w:val="kk-KZ" w:eastAsia="ru-RU"/>
+        </w:rPr>
+        <w:t xml:space="preserve"> </w:t>
+      </w:r>
+      <w:r>
+        <w:rPr>
+          <w:sz w:val="12"/>
+          <w:szCs w:val="12"/>
+          <w:lang w:eastAsia="ru-RU"/>
+        </w:rPr>
+        <w:t>Подъем строительных лесов ручным способом</w:t>
       </w:r>
       <w:r>
         <w:rPr>
@@ -14698,16 +14553,16 @@
         <mc:AlternateContent>
           <mc:Choice Requires="wps">
             <w:drawing>
-              <wp:anchor distT="0" distB="0" distL="114300" distR="114300" simplePos="0" relativeHeight="251685888" behindDoc="0" locked="0" layoutInCell="1" allowOverlap="1" wp14:anchorId="3590E028" wp14:editId="7E946338">
+              <wp:anchor distT="0" distB="0" distL="114300" distR="114300" simplePos="0" relativeHeight="251685888" behindDoc="0" locked="0" layoutInCell="1" allowOverlap="1" wp14:anchorId="3590E028" wp14:editId="7BD24CE1">
                 <wp:simplePos x="0" y="0"/>
                 <wp:positionH relativeFrom="column">
-                  <wp:posOffset>200025</wp:posOffset>
+                  <wp:posOffset>198252</wp:posOffset>
                 </wp:positionH>
                 <wp:positionV relativeFrom="paragraph">
-                  <wp:posOffset>11430</wp:posOffset>
+                  <wp:posOffset>12363</wp:posOffset>
                 </wp:positionV>
                 <wp:extent cx="241300" cy="114935"/>
-                <wp:effectExtent l="0" t="0" r="26035" b="19050"/>
+                <wp:effectExtent l="0" t="0" r="25400" b="18415"/>
                 <wp:wrapNone/>
                 <wp:docPr id="76" name="Прямоугольник 76"/>
                 <wp:cNvGraphicFramePr/>
@@ -14718,7 +14573,7 @@
                       <wps:spPr>
                         <a:xfrm>
                           <a:off x="0" y="0"/>
-                          <a:ext cx="241222" cy="114928"/>
+                          <a:ext cx="241300" cy="114935"/>
                         </a:xfrm>
                         <a:prstGeom prst="rect">
                           <a:avLst/>
@@ -14757,14 +14612,9 @@
               </wp:anchor>
             </w:drawing>
           </mc:Choice>
-          <mc:Fallback xmlns:wpsCustomData="http://www.wps.cn/officeDocument/2013/wpsCustomData">
+          <mc:Fallback>
             <w:pict>
-              <v:rect id="_x0000_s1026" o:spid="_x0000_s1026" o:spt="1" style="position:absolute;left:0pt;margin-left:15.75pt;margin-top:0.9pt;height:9.05pt;width:19pt;z-index:251685888;v-text-anchor:middle;mso-width-relative:page;mso-height-relative:page;" fillcolor="#FFFFFF [3212]" filled="t" stroked="t" coordsize="21600,21600" o:gfxdata="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">
-                <v:fill on="t" focussize="0,0"/>
-                <v:stroke weight="2pt" color="#000000 [3213]" joinstyle="round"/>
-                <v:imagedata o:title=""/>
-                <o:lock v:ext="edit" aspectratio="f"/>
-              </v:rect>
+              <v:rect w14:anchorId="4C625BAA" id="Прямоугольник 76" o:spid="_x0000_s1026" style="position:absolute;margin-left:15.6pt;margin-top:.95pt;width:19pt;height:9.05pt;z-index:251685888;visibility:visible;mso-wrap-style:square;mso-wrap-distance-left:9pt;mso-wrap-distance-top:0;mso-wrap-distance-right:9pt;mso-wrap-distance-bottom:0;mso-position-horizontal:absolute;mso-position-horizontal-relative:text;mso-position-vertical:absolute;mso-position-vertical-relative:text;v-text-anchor:middle" o:gfxdata="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" fillcolor="white [3212]" strokecolor="black [3213]" strokeweight="2pt"/>
             </w:pict>
           </mc:Fallback>
         </mc:AlternateContent>
@@ -14807,7 +14657,23 @@
           <w:szCs w:val="12"/>
           <w:lang w:eastAsia="ru-RU"/>
         </w:rPr>
-        <w:t xml:space="preserve">-Не нуждается в подъеме </w:t>
+        <w:t>-</w:t>
+      </w:r>
+      <w:r>
+        <w:rPr>
+          <w:sz w:val="12"/>
+          <w:szCs w:val="12"/>
+          <w:lang w:val="kk-KZ" w:eastAsia="ru-RU"/>
+        </w:rPr>
+        <w:t xml:space="preserve"> </w:t>
+      </w:r>
+      <w:r>
+        <w:rPr>
+          <w:sz w:val="12"/>
+          <w:szCs w:val="12"/>
+          <w:lang w:eastAsia="ru-RU"/>
+        </w:rPr>
+        <w:t xml:space="preserve">Не нуждается в подъеме </w:t>
       </w:r>
     </w:p>
     <w:p>
@@ -15326,7 +15192,7 @@
               </wp:anchor>
             </w:drawing>
           </mc:Choice>
-          <mc:Fallback>
+          <mc:Fallback xmlns:w16se="http://schemas.microsoft.com/office/word/2015/wordml/symex" xmlns:w16sdtfl="http://schemas.microsoft.com/office/word/2024/wordml/sdtformatlock" xmlns:w16sdtdh="http://schemas.microsoft.com/office/word/2020/wordml/sdtdatahash" xmlns:w16du="http://schemas.microsoft.com/office/word/2023/wordml/word16du" xmlns:w16="http://schemas.microsoft.com/office/word/2018/wordml" xmlns:w16cid="http://schemas.microsoft.com/office/word/2016/wordml/cid" xmlns:w16cex="http://schemas.microsoft.com/office/word/2018/wordml/cex" xmlns:oel="http://schemas.microsoft.com/office/2019/extlst" xmlns:am3d="http://schemas.microsoft.com/office/drawing/2017/model3d" xmlns:aink="http://schemas.microsoft.com/office/drawing/2016/ink" xmlns:cx8="http://schemas.microsoft.com/office/drawing/2016/5/14/chartex" xmlns:cx7="http://schemas.microsoft.com/office/drawing/2016/5/13/chartex" xmlns:cx6="http://schemas.microsoft.com/office/drawing/2016/5/12/chartex" xmlns:cx5="http://schemas.microsoft.com/office/drawing/2016/5/11/chartex" xmlns:cx4="http://schemas.microsoft.com/office/drawing/2016/5/10/chartex" xmlns:cx3="http://schemas.microsoft.com/office/drawing/2016/5/9/chartex" xmlns:cx2="http://schemas.microsoft.com/office/drawing/2015/10/21/chartex" xmlns:cx1="http://schemas.microsoft.com/office/drawing/2015/9/8/chartex" xmlns:cx="http://schemas.microsoft.com/office/drawing/2014/chartex">
             <w:pict>
               <v:shape w14:anchorId="5E7D04B4" id="Надпись 78" o:spid="_x0000_s1105" type="#_x0000_t202" style="position:absolute;left:0;text-align:left;margin-left:0;margin-top:7.8pt;width:255.9pt;height:81.25pt;z-index:251679744;visibility:visible;mso-wrap-style:square;mso-wrap-distance-left:9pt;mso-wrap-distance-top:0;mso-wrap-distance-right:9pt;mso-wrap-distance-bottom:0;mso-position-horizontal:left;mso-position-horizontal-relative:margin;mso-position-vertical:absolute;mso-position-vertical-relative:text;v-text-anchor:top" o:gfxdata="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" fillcolor="window" strokecolor="window" strokeweight=".5pt">
                 <v:textbox>
@@ -15737,7 +15603,7 @@
               </wp:anchor>
             </w:drawing>
           </mc:Choice>
-          <mc:Fallback>
+          <mc:Fallback xmlns:w16se="http://schemas.microsoft.com/office/word/2015/wordml/symex" xmlns:w16sdtfl="http://schemas.microsoft.com/office/word/2024/wordml/sdtformatlock" xmlns:w16sdtdh="http://schemas.microsoft.com/office/word/2020/wordml/sdtdatahash" xmlns:w16du="http://schemas.microsoft.com/office/word/2023/wordml/word16du" xmlns:w16="http://schemas.microsoft.com/office/word/2018/wordml" xmlns:w16cid="http://schemas.microsoft.com/office/word/2016/wordml/cid" xmlns:w16cex="http://schemas.microsoft.com/office/word/2018/wordml/cex" xmlns:oel="http://schemas.microsoft.com/office/2019/extlst" xmlns:am3d="http://schemas.microsoft.com/office/drawing/2017/model3d" xmlns:aink="http://schemas.microsoft.com/office/drawing/2016/ink" xmlns:cx8="http://schemas.microsoft.com/office/drawing/2016/5/14/chartex" xmlns:cx7="http://schemas.microsoft.com/office/drawing/2016/5/13/chartex" xmlns:cx6="http://schemas.microsoft.com/office/drawing/2016/5/12/chartex" xmlns:cx5="http://schemas.microsoft.com/office/drawing/2016/5/11/chartex" xmlns:cx4="http://schemas.microsoft.com/office/drawing/2016/5/10/chartex" xmlns:cx3="http://schemas.microsoft.com/office/drawing/2016/5/9/chartex" xmlns:cx2="http://schemas.microsoft.com/office/drawing/2015/10/21/chartex" xmlns:cx1="http://schemas.microsoft.com/office/drawing/2015/9/8/chartex" xmlns:cx="http://schemas.microsoft.com/office/drawing/2014/chartex">
             <w:pict>
               <v:line w14:anchorId="0A6A15EA" id="Прямая соединительная линия 27" o:spid="_x0000_s1026" style="position:absolute;flip:y;z-index:251712512;visibility:visible;mso-wrap-style:square;mso-width-percent:0;mso-height-percent:0;mso-wrap-distance-left:9pt;mso-wrap-distance-top:0;mso-wrap-distance-right:9pt;mso-wrap-distance-bottom:0;mso-position-horizontal:absolute;mso-position-horizontal-relative:text;mso-position-vertical:absolute;mso-position-vertical-relative:text;mso-width-percent:0;mso-height-percent:0;mso-width-relative:margin;mso-height-relative:margin" from="394.9pt,16.45pt" to="477.1pt,16.45pt" o:gfxdata="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" strokecolor="black [3040]" strokeweight=".5pt">
                 <v:shadow on="t" type="perspective" color="black" offset="0,0" matrix="655f,,,655f"/>
@@ -15813,7 +15679,7 @@
               </wp:anchor>
             </w:drawing>
           </mc:Choice>
-          <mc:Fallback>
+          <mc:Fallback xmlns:w16se="http://schemas.microsoft.com/office/word/2015/wordml/symex" xmlns:w16sdtfl="http://schemas.microsoft.com/office/word/2024/wordml/sdtformatlock" xmlns:w16sdtdh="http://schemas.microsoft.com/office/word/2020/wordml/sdtdatahash" xmlns:w16du="http://schemas.microsoft.com/office/word/2023/wordml/word16du" xmlns:w16="http://schemas.microsoft.com/office/word/2018/wordml" xmlns:w16cid="http://schemas.microsoft.com/office/word/2016/wordml/cid" xmlns:w16cex="http://schemas.microsoft.com/office/word/2018/wordml/cex" xmlns:oel="http://schemas.microsoft.com/office/2019/extlst" xmlns:am3d="http://schemas.microsoft.com/office/drawing/2017/model3d" xmlns:aink="http://schemas.microsoft.com/office/drawing/2016/ink" xmlns:cx8="http://schemas.microsoft.com/office/drawing/2016/5/14/chartex" xmlns:cx7="http://schemas.microsoft.com/office/drawing/2016/5/13/chartex" xmlns:cx6="http://schemas.microsoft.com/office/drawing/2016/5/12/chartex" xmlns:cx5="http://schemas.microsoft.com/office/drawing/2016/5/11/chartex" xmlns:cx4="http://schemas.microsoft.com/office/drawing/2016/5/10/chartex" xmlns:cx3="http://schemas.microsoft.com/office/drawing/2016/5/9/chartex" xmlns:cx2="http://schemas.microsoft.com/office/drawing/2015/10/21/chartex" xmlns:cx1="http://schemas.microsoft.com/office/drawing/2015/9/8/chartex" xmlns:cx="http://schemas.microsoft.com/office/drawing/2014/chartex">
             <w:pict>
               <v:line w14:anchorId="6F6FBD14" id="Прямая соединительная линия 19" o:spid="_x0000_s1026" style="position:absolute;flip:y;z-index:251704320;visibility:visible;mso-wrap-style:square;mso-width-percent:0;mso-height-percent:0;mso-wrap-distance-left:9pt;mso-wrap-distance-top:0;mso-wrap-distance-right:9pt;mso-wrap-distance-bottom:0;mso-position-horizontal:absolute;mso-position-horizontal-relative:text;mso-position-vertical:absolute;mso-position-vertical-relative:text;mso-width-percent:0;mso-height-percent:0;mso-width-relative:margin;mso-height-relative:margin" from="149.4pt,11.35pt" to="231.6pt,11.35pt" o:gfxdata="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" strokecolor="black [3040]" strokeweight=".5pt">
                 <v:shadow on="t" type="perspective" color="black" offset="0,0" matrix="655f,,,655f"/>
@@ -16127,7 +15993,7 @@
               </wp:anchor>
             </w:drawing>
           </mc:Choice>
-          <mc:Fallback>
+          <mc:Fallback xmlns:w16se="http://schemas.microsoft.com/office/word/2015/wordml/symex" xmlns:w16sdtfl="http://schemas.microsoft.com/office/word/2024/wordml/sdtformatlock" xmlns:w16sdtdh="http://schemas.microsoft.com/office/word/2020/wordml/sdtdatahash" xmlns:w16du="http://schemas.microsoft.com/office/word/2023/wordml/word16du" xmlns:w16="http://schemas.microsoft.com/office/word/2018/wordml" xmlns:w16cid="http://schemas.microsoft.com/office/word/2016/wordml/cid" xmlns:w16cex="http://schemas.microsoft.com/office/word/2018/wordml/cex" xmlns:oel="http://schemas.microsoft.com/office/2019/extlst" xmlns:am3d="http://schemas.microsoft.com/office/drawing/2017/model3d" xmlns:aink="http://schemas.microsoft.com/office/drawing/2016/ink" xmlns:cx8="http://schemas.microsoft.com/office/drawing/2016/5/14/chartex" xmlns:cx7="http://schemas.microsoft.com/office/drawing/2016/5/13/chartex" xmlns:cx6="http://schemas.microsoft.com/office/drawing/2016/5/12/chartex" xmlns:cx5="http://schemas.microsoft.com/office/drawing/2016/5/11/chartex" xmlns:cx4="http://schemas.microsoft.com/office/drawing/2016/5/10/chartex" xmlns:cx3="http://schemas.microsoft.com/office/drawing/2016/5/9/chartex" xmlns:cx2="http://schemas.microsoft.com/office/drawing/2015/10/21/chartex" xmlns:cx1="http://schemas.microsoft.com/office/drawing/2015/9/8/chartex" xmlns:cx="http://schemas.microsoft.com/office/drawing/2014/chartex">
             <w:pict>
               <v:shape w14:anchorId="5BEF9D9A" id="Надпись 107" o:spid="_x0000_s1106" type="#_x0000_t202" style="position:absolute;left:0;text-align:left;margin-left:245.65pt;margin-top:.95pt;width:261.5pt;height:80.35pt;z-index:251680768;visibility:visible;mso-wrap-style:square;mso-wrap-distance-left:9pt;mso-wrap-distance-top:0;mso-wrap-distance-right:9pt;mso-wrap-distance-bottom:0;mso-position-horizontal:absolute;mso-position-horizontal-relative:margin;mso-position-vertical:absolute;mso-position-vertical-relative:text;v-text-anchor:top" o:gfxdata="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" fillcolor="window" strokecolor="window" strokeweight=".5pt">
                 <v:textbox>
@@ -16473,7 +16339,7 @@
               </wp:anchor>
             </w:drawing>
           </mc:Choice>
-          <mc:Fallback>
+          <mc:Fallback xmlns:w16se="http://schemas.microsoft.com/office/word/2015/wordml/symex" xmlns:w16sdtfl="http://schemas.microsoft.com/office/word/2024/wordml/sdtformatlock" xmlns:w16sdtdh="http://schemas.microsoft.com/office/word/2020/wordml/sdtdatahash" xmlns:w16du="http://schemas.microsoft.com/office/word/2023/wordml/word16du" xmlns:w16="http://schemas.microsoft.com/office/word/2018/wordml" xmlns:w16cid="http://schemas.microsoft.com/office/word/2016/wordml/cid" xmlns:w16cex="http://schemas.microsoft.com/office/word/2018/wordml/cex" xmlns:oel="http://schemas.microsoft.com/office/2019/extlst" xmlns:am3d="http://schemas.microsoft.com/office/drawing/2017/model3d" xmlns:aink="http://schemas.microsoft.com/office/drawing/2016/ink" xmlns:cx8="http://schemas.microsoft.com/office/drawing/2016/5/14/chartex" xmlns:cx7="http://schemas.microsoft.com/office/drawing/2016/5/13/chartex" xmlns:cx6="http://schemas.microsoft.com/office/drawing/2016/5/12/chartex" xmlns:cx5="http://schemas.microsoft.com/office/drawing/2016/5/11/chartex" xmlns:cx4="http://schemas.microsoft.com/office/drawing/2016/5/10/chartex" xmlns:cx3="http://schemas.microsoft.com/office/drawing/2016/5/9/chartex" xmlns:cx2="http://schemas.microsoft.com/office/drawing/2015/10/21/chartex" xmlns:cx1="http://schemas.microsoft.com/office/drawing/2015/9/8/chartex" xmlns:cx="http://schemas.microsoft.com/office/drawing/2014/chartex">
             <w:pict>
               <v:line w14:anchorId="32F5D48B" id="Прямая соединительная линия 24" o:spid="_x0000_s1026" style="position:absolute;flip:y;z-index:251706368;visibility:visible;mso-wrap-style:square;mso-width-percent:0;mso-height-percent:0;mso-wrap-distance-left:9pt;mso-wrap-distance-top:0;mso-wrap-distance-right:9pt;mso-wrap-distance-bottom:0;mso-position-horizontal:absolute;mso-position-horizontal-relative:text;mso-position-vertical:absolute;mso-position-vertical-relative:text;mso-width-percent:0;mso-height-percent:0;mso-width-relative:margin;mso-height-relative:margin" from="149.4pt,5.65pt" to="231.6pt,5.65pt" o:gfxdata="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" strokecolor="black [3040]" strokeweight=".5pt">
                 <v:shadow on="t" type="perspective" color="black" offset="0,0" matrix="655f,,,655f"/>
@@ -16561,7 +16427,7 @@
               </wp:anchor>
             </w:drawing>
           </mc:Choice>
-          <mc:Fallback>
+          <mc:Fallback xmlns:w16se="http://schemas.microsoft.com/office/word/2015/wordml/symex" xmlns:w16sdtfl="http://schemas.microsoft.com/office/word/2024/wordml/sdtformatlock" xmlns:w16sdtdh="http://schemas.microsoft.com/office/word/2020/wordml/sdtdatahash" xmlns:w16du="http://schemas.microsoft.com/office/word/2023/wordml/word16du" xmlns:w16="http://schemas.microsoft.com/office/word/2018/wordml" xmlns:w16cid="http://schemas.microsoft.com/office/word/2016/wordml/cid" xmlns:w16cex="http://schemas.microsoft.com/office/word/2018/wordml/cex" xmlns:oel="http://schemas.microsoft.com/office/2019/extlst" xmlns:am3d="http://schemas.microsoft.com/office/drawing/2017/model3d" xmlns:aink="http://schemas.microsoft.com/office/drawing/2016/ink" xmlns:cx8="http://schemas.microsoft.com/office/drawing/2016/5/14/chartex" xmlns:cx7="http://schemas.microsoft.com/office/drawing/2016/5/13/chartex" xmlns:cx6="http://schemas.microsoft.com/office/drawing/2016/5/12/chartex" xmlns:cx5="http://schemas.microsoft.com/office/drawing/2016/5/11/chartex" xmlns:cx4="http://schemas.microsoft.com/office/drawing/2016/5/10/chartex" xmlns:cx3="http://schemas.microsoft.com/office/drawing/2016/5/9/chartex" xmlns:cx2="http://schemas.microsoft.com/office/drawing/2015/10/21/chartex" xmlns:cx1="http://schemas.microsoft.com/office/drawing/2015/9/8/chartex" xmlns:cx="http://schemas.microsoft.com/office/drawing/2014/chartex">
             <w:pict>
               <v:line w14:anchorId="2A578879" id="Прямая соединительная линия 41" o:spid="_x0000_s1026" style="position:absolute;flip:y;z-index:251714560;visibility:visible;mso-wrap-style:square;mso-width-percent:0;mso-height-percent:0;mso-wrap-distance-left:9pt;mso-wrap-distance-top:0;mso-wrap-distance-right:9pt;mso-wrap-distance-bottom:0;mso-position-horizontal:absolute;mso-position-horizontal-relative:text;mso-position-vertical:absolute;mso-position-vertical-relative:text;mso-width-percent:0;mso-height-percent:0;mso-width-relative:margin;mso-height-relative:margin" from="394.9pt,10.75pt" to="477.1pt,10.75pt" o:gfxdata="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" strokecolor="black [3040]" strokeweight=".5pt">
                 <v:shadow on="t" type="perspective" color="black" offset="0,0" matrix="655f,,,655f"/>
@@ -16637,7 +16503,7 @@
               </wp:anchor>
             </w:drawing>
           </mc:Choice>
-          <mc:Fallback>
+          <mc:Fallback xmlns:w16se="http://schemas.microsoft.com/office/word/2015/wordml/symex" xmlns:w16sdtfl="http://schemas.microsoft.com/office/word/2024/wordml/sdtformatlock" xmlns:w16sdtdh="http://schemas.microsoft.com/office/word/2020/wordml/sdtdatahash" xmlns:w16du="http://schemas.microsoft.com/office/word/2023/wordml/word16du" xmlns:w16="http://schemas.microsoft.com/office/word/2018/wordml" xmlns:w16cid="http://schemas.microsoft.com/office/word/2016/wordml/cid" xmlns:w16cex="http://schemas.microsoft.com/office/word/2018/wordml/cex" xmlns:oel="http://schemas.microsoft.com/office/2019/extlst" xmlns:am3d="http://schemas.microsoft.com/office/drawing/2017/model3d" xmlns:aink="http://schemas.microsoft.com/office/drawing/2016/ink" xmlns:cx8="http://schemas.microsoft.com/office/drawing/2016/5/14/chartex" xmlns:cx7="http://schemas.microsoft.com/office/drawing/2016/5/13/chartex" xmlns:cx6="http://schemas.microsoft.com/office/drawing/2016/5/12/chartex" xmlns:cx5="http://schemas.microsoft.com/office/drawing/2016/5/11/chartex" xmlns:cx4="http://schemas.microsoft.com/office/drawing/2016/5/10/chartex" xmlns:cx3="http://schemas.microsoft.com/office/drawing/2016/5/9/chartex" xmlns:cx2="http://schemas.microsoft.com/office/drawing/2015/10/21/chartex" xmlns:cx1="http://schemas.microsoft.com/office/drawing/2015/9/8/chartex" xmlns:cx="http://schemas.microsoft.com/office/drawing/2014/chartex">
             <w:pict>
               <v:line w14:anchorId="235523FD" id="Прямая соединительная линия 26" o:spid="_x0000_s1026" style="position:absolute;flip:y;z-index:251710464;visibility:visible;mso-wrap-style:square;mso-width-percent:0;mso-height-percent:0;mso-wrap-distance-left:9pt;mso-wrap-distance-top:0;mso-wrap-distance-right:9pt;mso-wrap-distance-bottom:0;mso-position-horizontal:absolute;mso-position-horizontal-relative:text;mso-position-vertical:absolute;mso-position-vertical-relative:text;mso-width-percent:0;mso-height-percent:0;mso-width-relative:margin;mso-height-relative:margin" from="149.4pt,24.1pt" to="231.6pt,24.1pt" o:gfxdata="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" strokecolor="black [3040]" strokeweight=".5pt">
                 <v:shadow on="t" type="perspective" color="black" offset="0,0" matrix="655f,,,655f"/>
@@ -16713,7 +16579,7 @@
               </wp:anchor>
             </w:drawing>
           </mc:Choice>
-          <mc:Fallback>
+          <mc:Fallback xmlns:w16se="http://schemas.microsoft.com/office/word/2015/wordml/symex" xmlns:w16sdtfl="http://schemas.microsoft.com/office/word/2024/wordml/sdtformatlock" xmlns:w16sdtdh="http://schemas.microsoft.com/office/word/2020/wordml/sdtdatahash" xmlns:w16du="http://schemas.microsoft.com/office/word/2023/wordml/word16du" xmlns:w16="http://schemas.microsoft.com/office/word/2018/wordml" xmlns:w16cid="http://schemas.microsoft.com/office/word/2016/wordml/cid" xmlns:w16cex="http://schemas.microsoft.com/office/word/2018/wordml/cex" xmlns:oel="http://schemas.microsoft.com/office/2019/extlst" xmlns:am3d="http://schemas.microsoft.com/office/drawing/2017/model3d" xmlns:aink="http://schemas.microsoft.com/office/drawing/2016/ink" xmlns:cx8="http://schemas.microsoft.com/office/drawing/2016/5/14/chartex" xmlns:cx7="http://schemas.microsoft.com/office/drawing/2016/5/13/chartex" xmlns:cx6="http://schemas.microsoft.com/office/drawing/2016/5/12/chartex" xmlns:cx5="http://schemas.microsoft.com/office/drawing/2016/5/11/chartex" xmlns:cx4="http://schemas.microsoft.com/office/drawing/2016/5/10/chartex" xmlns:cx3="http://schemas.microsoft.com/office/drawing/2016/5/9/chartex" xmlns:cx2="http://schemas.microsoft.com/office/drawing/2015/10/21/chartex" xmlns:cx1="http://schemas.microsoft.com/office/drawing/2015/9/8/chartex" xmlns:cx="http://schemas.microsoft.com/office/drawing/2014/chartex">
             <w:pict>
               <v:line w14:anchorId="30DF7E5B" id="Прямая соединительная линия 25" o:spid="_x0000_s1026" style="position:absolute;flip:y;z-index:251708416;visibility:visible;mso-wrap-style:square;mso-width-percent:0;mso-height-percent:0;mso-wrap-distance-left:9pt;mso-wrap-distance-top:0;mso-wrap-distance-right:9pt;mso-wrap-distance-bottom:0;mso-position-horizontal:absolute;mso-position-horizontal-relative:text;mso-position-vertical:absolute;mso-position-vertical-relative:text;mso-width-percent:0;mso-height-percent:0;mso-width-relative:margin;mso-height-relative:margin" from="149.4pt,5.65pt" to="231.6pt,5.65pt" o:gfxdata="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" strokecolor="black [3040]" strokeweight=".5pt">
                 <v:shadow on="t" type="perspective" color="black" offset="0,0" matrix="655f,,,655f"/>
@@ -17135,68 +17001,35 @@
                 <w:sz w:val="24"/>
                 <w:lang w:eastAsia="ru-RU"/>
               </w:rPr>
-              <w:t xml:space="preserve">«Начальник </w:t>
-            </w:r>
-            <w:proofErr w:type="gramStart"/>
+              <w:t>«Начальник участка»</w:t>
+            </w:r>
             <w:r>
               <w:rPr>
                 <w:i/>
                 <w:sz w:val="24"/>
-                <w:lang w:eastAsia="ru-RU"/>
-              </w:rPr>
-              <w:t>участка»</w:t>
-            </w:r>
+                <w:lang w:val="en-US" w:eastAsia="ru-RU"/>
+              </w:rPr>
+              <w:t xml:space="preserve"> </w:t>
+            </w:r>
+            <w:bookmarkStart w:id="0" w:name="_GoBack"/>
+            <w:bookmarkEnd w:id="0"/>
             <w:r>
               <w:rPr>
                 <w:i/>
                 <w:sz w:val="24"/>
                 <w:lang w:val="en-US" w:eastAsia="ru-RU"/>
               </w:rPr>
-              <w:t xml:space="preserve">  </w:t>
-            </w:r>
-            <w:proofErr w:type="spellStart"/>
+              <w:t xml:space="preserve"> </w:t>
+            </w:r>
             <w:r>
               <w:rPr>
                 <w:b/>
                 <w:bCs/>
                 <w:i/>
                 <w:sz w:val="24"/>
-                <w:lang w:eastAsia="ru-RU"/>
-              </w:rPr>
-              <w:t>Андрийевич</w:t>
-            </w:r>
-            <w:proofErr w:type="spellEnd"/>
-            <w:proofErr w:type="gramEnd"/>
-            <w:r>
-              <w:rPr>
-                <w:b/>
-                <w:bCs/>
-                <w:i/>
-                <w:sz w:val="24"/>
-                <w:lang w:eastAsia="ru-RU"/>
-              </w:rPr>
-              <w:t xml:space="preserve"> </w:t>
-            </w:r>
-            <w:proofErr w:type="gramStart"/>
-            <w:r>
-              <w:rPr>
-                <w:b/>
-                <w:bCs/>
-                <w:i/>
-                <w:sz w:val="24"/>
-                <w:lang w:eastAsia="ru-RU"/>
-              </w:rPr>
-              <w:t>И</w:t>
-            </w:r>
-            <w:r>
-              <w:rPr>
-                <w:b/>
-                <w:bCs/>
-                <w:i/>
-                <w:sz w:val="24"/>
-                <w:lang w:eastAsia="ru-RU"/>
-              </w:rPr>
-              <w:t>.</w:t>
+                <w:lang w:val="en-US" w:eastAsia="ru-RU"/>
+              </w:rPr>
+              <w:t>{{boss}}</w:t>
             </w:r>
             <w:r>
               <w:rPr>
@@ -17209,7 +17042,6 @@
               </w:rPr>
               <w:t>.</w:t>
             </w:r>
-            <w:proofErr w:type="gramEnd"/>
             <w:r>
               <w:rPr>
                 <w:i/>
@@ -17439,7 +17271,7 @@
                 <w:lang w:eastAsia="ru-RU"/>
               </w:rPr>
             </w:pPr>
-            <w:bookmarkStart w:id="0" w:name="RANGE!A1:H21"/>
+            <w:bookmarkStart w:id="1" w:name="RANGE!A1:H21"/>
             <w:r>
               <w:rPr>
                 <w:rFonts w:eastAsia="Times New Roman" w:cs="Times New Roman"/>
@@ -17452,7 +17284,7 @@
               </w:rPr>
               <w:t>АКТ №:</w:t>
             </w:r>
-            <w:bookmarkEnd w:id="0"/>
+            <w:bookmarkEnd w:id="1"/>
           </w:p>
         </w:tc>
         <w:tc>
@@ -18525,8 +18357,8 @@
               <w:rPr>
                 <w:rFonts w:eastAsia="Times New Roman" w:cs="Times New Roman"/>
                 <w:color w:val="000000"/>
-                <w:sz w:val="18"/>
-                <w:szCs w:val="18"/>
+                <w:sz w:val="16"/>
+                <w:szCs w:val="16"/>
                 <w:lang w:val="en-US" w:eastAsia="ru-RU"/>
               </w:rPr>
             </w:pPr>
@@ -18551,8 +18383,8 @@
               <w:rPr>
                 <w:rFonts w:eastAsia="Times New Roman" w:cs="Times New Roman"/>
                 <w:color w:val="000000"/>
-                <w:sz w:val="18"/>
-                <w:szCs w:val="18"/>
+                <w:sz w:val="16"/>
+                <w:szCs w:val="16"/>
                 <w:lang w:val="en-US" w:eastAsia="ru-RU"/>
               </w:rPr>
             </w:pPr>
@@ -18560,8 +18392,8 @@
               <w:rPr>
                 <w:rFonts w:eastAsia="Times New Roman" w:cs="Times New Roman"/>
                 <w:color w:val="000000"/>
-                <w:sz w:val="18"/>
-                <w:szCs w:val="18"/>
+                <w:sz w:val="16"/>
+                <w:szCs w:val="16"/>
                 <w:lang w:val="en-US" w:eastAsia="ru-RU"/>
               </w:rPr>
               <w:t xml:space="preserve">                </w:t>
@@ -18586,8 +18418,8 @@
               <w:rPr>
                 <w:rFonts w:eastAsia="Times New Roman" w:cs="Times New Roman"/>
                 <w:color w:val="000000"/>
-                <w:sz w:val="18"/>
-                <w:szCs w:val="18"/>
+                <w:sz w:val="16"/>
+                <w:szCs w:val="16"/>
                 <w:lang w:val="en-US" w:eastAsia="ru-RU"/>
               </w:rPr>
             </w:pPr>
@@ -18611,8 +18443,8 @@
               <w:rPr>
                 <w:rFonts w:eastAsia="Times New Roman" w:cs="Times New Roman"/>
                 <w:color w:val="000000"/>
-                <w:sz w:val="18"/>
-                <w:szCs w:val="18"/>
+                <w:sz w:val="16"/>
+                <w:szCs w:val="16"/>
                 <w:lang w:val="en-US" w:eastAsia="ru-RU"/>
               </w:rPr>
             </w:pPr>
@@ -18636,8 +18468,8 @@
               <w:rPr>
                 <w:rFonts w:eastAsia="Times New Roman" w:cs="Times New Roman"/>
                 <w:color w:val="000000"/>
-                <w:sz w:val="18"/>
-                <w:szCs w:val="18"/>
+                <w:sz w:val="16"/>
+                <w:szCs w:val="16"/>
                 <w:lang w:val="en-US" w:eastAsia="ru-RU"/>
               </w:rPr>
             </w:pPr>
@@ -18661,8 +18493,8 @@
               <w:rPr>
                 <w:rFonts w:eastAsia="Times New Roman" w:cs="Times New Roman"/>
                 <w:color w:val="000000"/>
-                <w:sz w:val="18"/>
-                <w:szCs w:val="18"/>
+                <w:sz w:val="16"/>
+                <w:szCs w:val="16"/>
                 <w:lang w:val="en-US" w:eastAsia="ru-RU"/>
               </w:rPr>
             </w:pPr>
@@ -18711,8 +18543,8 @@
               <w:rPr>
                 <w:rFonts w:eastAsia="Times New Roman" w:cs="Times New Roman"/>
                 <w:color w:val="000000"/>
-                <w:sz w:val="18"/>
-                <w:szCs w:val="18"/>
+                <w:sz w:val="16"/>
+                <w:szCs w:val="16"/>
                 <w:lang w:val="en-US" w:eastAsia="ru-RU"/>
               </w:rPr>
             </w:pPr>
@@ -18720,8 +18552,8 @@
               <w:rPr>
                 <w:rFonts w:eastAsia="Times New Roman" w:cs="Times New Roman"/>
                 <w:color w:val="000000"/>
-                <w:sz w:val="18"/>
-                <w:szCs w:val="18"/>
+                <w:sz w:val="16"/>
+                <w:szCs w:val="16"/>
                 <w:lang w:val="en-US" w:eastAsia="ru-RU"/>
               </w:rPr>
               <w:t> </w:t>
@@ -18746,8 +18578,8 @@
               <w:rPr>
                 <w:rFonts w:eastAsia="Times New Roman" w:cs="Times New Roman"/>
                 <w:color w:val="000000"/>
-                <w:sz w:val="18"/>
-                <w:szCs w:val="18"/>
+                <w:sz w:val="16"/>
+                <w:szCs w:val="16"/>
                 <w:lang w:val="en-US" w:eastAsia="ru-RU"/>
               </w:rPr>
             </w:pPr>
@@ -18755,8 +18587,8 @@
               <w:rPr>
                 <w:rFonts w:eastAsia="Times New Roman" w:cs="Times New Roman"/>
                 <w:color w:val="000000"/>
-                <w:sz w:val="18"/>
-                <w:szCs w:val="18"/>
+                <w:sz w:val="16"/>
+                <w:szCs w:val="16"/>
                 <w:lang w:val="en-US" w:eastAsia="ru-RU"/>
               </w:rPr>
               <w:t> </w:t>
@@ -18781,8 +18613,8 @@
               <w:rPr>
                 <w:rFonts w:eastAsia="Times New Roman" w:cs="Times New Roman"/>
                 <w:color w:val="000000"/>
-                <w:sz w:val="18"/>
-                <w:szCs w:val="18"/>
+                <w:sz w:val="16"/>
+                <w:szCs w:val="16"/>
                 <w:lang w:val="en-US" w:eastAsia="ru-RU"/>
               </w:rPr>
             </w:pPr>
@@ -18790,8 +18622,8 @@
               <w:rPr>
                 <w:rFonts w:eastAsia="Times New Roman" w:cs="Times New Roman"/>
                 <w:color w:val="000000"/>
-                <w:sz w:val="18"/>
-                <w:szCs w:val="18"/>
+                <w:sz w:val="16"/>
+                <w:szCs w:val="16"/>
                 <w:lang w:val="en-US" w:eastAsia="ru-RU"/>
               </w:rPr>
               <w:t> </w:t>
@@ -18816,8 +18648,8 @@
               <w:rPr>
                 <w:rFonts w:eastAsia="Times New Roman" w:cs="Times New Roman"/>
                 <w:color w:val="000000"/>
-                <w:sz w:val="18"/>
-                <w:szCs w:val="18"/>
+                <w:sz w:val="16"/>
+                <w:szCs w:val="16"/>
                 <w:lang w:val="en-US" w:eastAsia="ru-RU"/>
               </w:rPr>
             </w:pPr>
@@ -18825,8 +18657,8 @@
               <w:rPr>
                 <w:rFonts w:eastAsia="Times New Roman" w:cs="Times New Roman"/>
                 <w:color w:val="000000"/>
-                <w:sz w:val="18"/>
-                <w:szCs w:val="18"/>
+                <w:sz w:val="16"/>
+                <w:szCs w:val="16"/>
                 <w:lang w:val="en-US" w:eastAsia="ru-RU"/>
               </w:rPr>
               <w:t> </w:t>
@@ -18851,8 +18683,8 @@
               <w:rPr>
                 <w:rFonts w:eastAsia="Times New Roman" w:cs="Times New Roman"/>
                 <w:color w:val="000000"/>
-                <w:sz w:val="18"/>
-                <w:szCs w:val="18"/>
+                <w:sz w:val="16"/>
+                <w:szCs w:val="16"/>
                 <w:lang w:val="en-US" w:eastAsia="ru-RU"/>
               </w:rPr>
             </w:pPr>
@@ -18860,8 +18692,8 @@
               <w:rPr>
                 <w:rFonts w:eastAsia="Times New Roman" w:cs="Times New Roman"/>
                 <w:color w:val="000000"/>
-                <w:sz w:val="18"/>
-                <w:szCs w:val="18"/>
+                <w:sz w:val="16"/>
+                <w:szCs w:val="16"/>
                 <w:lang w:val="en-US" w:eastAsia="ru-RU"/>
               </w:rPr>
               <w:t> </w:t>
@@ -18886,8 +18718,8 @@
               <w:rPr>
                 <w:rFonts w:eastAsia="Times New Roman" w:cs="Times New Roman"/>
                 <w:color w:val="000000"/>
-                <w:sz w:val="18"/>
-                <w:szCs w:val="18"/>
+                <w:sz w:val="16"/>
+                <w:szCs w:val="16"/>
                 <w:lang w:val="en-US" w:eastAsia="ru-RU"/>
               </w:rPr>
             </w:pPr>
@@ -18895,8 +18727,8 @@
               <w:rPr>
                 <w:rFonts w:eastAsia="Times New Roman" w:cs="Times New Roman"/>
                 <w:color w:val="000000"/>
-                <w:sz w:val="18"/>
-                <w:szCs w:val="18"/>
+                <w:sz w:val="16"/>
+                <w:szCs w:val="16"/>
                 <w:lang w:val="en-US" w:eastAsia="ru-RU"/>
               </w:rPr>
               <w:t> </w:t>
@@ -18943,27 +18775,15 @@
               <w:t>{{</w:t>
             </w:r>
             <w:proofErr w:type="spellStart"/>
-            <w:proofErr w:type="gramStart"/>
-            <w:r>
-              <w:rPr>
-                <w:rFonts w:eastAsia="Times New Roman" w:cs="Times New Roman"/>
-                <w:color w:val="000000"/>
-                <w:sz w:val="18"/>
-                <w:szCs w:val="18"/>
-                <w:lang w:val="en-US" w:eastAsia="ru-RU"/>
-              </w:rPr>
-              <w:t>worker.left</w:t>
-            </w:r>
-            <w:proofErr w:type="gramEnd"/>
-            <w:r>
-              <w:rPr>
-                <w:rFonts w:eastAsia="Times New Roman" w:cs="Times New Roman"/>
-                <w:color w:val="000000"/>
-                <w:sz w:val="18"/>
-                <w:szCs w:val="18"/>
-                <w:lang w:val="en-US" w:eastAsia="ru-RU"/>
-              </w:rPr>
-              <w:t>.FullName</w:t>
+            <w:r>
+              <w:rPr>
+                <w:rFonts w:eastAsia="Times New Roman" w:cs="Times New Roman"/>
+                <w:color w:val="000000"/>
+                <w:sz w:val="18"/>
+                <w:szCs w:val="18"/>
+                <w:lang w:val="en-US" w:eastAsia="ru-RU"/>
+              </w:rPr>
+              <w:t>worker.left.FullName</w:t>
             </w:r>
             <w:proofErr w:type="spellEnd"/>
             <w:r>
@@ -18995,8 +18815,8 @@
               <w:rPr>
                 <w:rFonts w:eastAsia="Times New Roman" w:cs="Times New Roman"/>
                 <w:color w:val="000000"/>
-                <w:sz w:val="18"/>
-                <w:szCs w:val="18"/>
+                <w:sz w:val="16"/>
+                <w:szCs w:val="16"/>
                 <w:lang w:eastAsia="ru-RU"/>
               </w:rPr>
             </w:pPr>
@@ -19004,42 +18824,30 @@
               <w:rPr>
                 <w:rFonts w:eastAsia="Times New Roman" w:cs="Times New Roman"/>
                 <w:color w:val="000000"/>
-                <w:sz w:val="18"/>
-                <w:szCs w:val="18"/>
+                <w:sz w:val="16"/>
+                <w:szCs w:val="16"/>
                 <w:lang w:val="en-US" w:eastAsia="ru-RU"/>
               </w:rPr>
               <w:t>{{</w:t>
             </w:r>
             <w:proofErr w:type="spellStart"/>
-            <w:proofErr w:type="gramStart"/>
-            <w:r>
-              <w:rPr>
-                <w:rFonts w:eastAsia="Times New Roman" w:cs="Times New Roman"/>
-                <w:color w:val="000000"/>
-                <w:sz w:val="18"/>
-                <w:szCs w:val="18"/>
-                <w:lang w:val="en-US" w:eastAsia="ru-RU"/>
-              </w:rPr>
-              <w:t>worker.left</w:t>
-            </w:r>
-            <w:proofErr w:type="gramEnd"/>
-            <w:r>
-              <w:rPr>
-                <w:rFonts w:eastAsia="Times New Roman" w:cs="Times New Roman"/>
-                <w:color w:val="000000"/>
-                <w:sz w:val="18"/>
-                <w:szCs w:val="18"/>
-                <w:lang w:val="en-US" w:eastAsia="ru-RU"/>
-              </w:rPr>
-              <w:t>.hour</w:t>
+            <w:r>
+              <w:rPr>
+                <w:rFonts w:eastAsia="Times New Roman" w:cs="Times New Roman"/>
+                <w:color w:val="000000"/>
+                <w:sz w:val="16"/>
+                <w:szCs w:val="16"/>
+                <w:lang w:val="en-US" w:eastAsia="ru-RU"/>
+              </w:rPr>
+              <w:t>worker.left.hour</w:t>
             </w:r>
             <w:proofErr w:type="spellEnd"/>
             <w:r>
               <w:rPr>
                 <w:rFonts w:eastAsia="Times New Roman" w:cs="Times New Roman"/>
                 <w:color w:val="000000"/>
-                <w:sz w:val="18"/>
-                <w:szCs w:val="18"/>
+                <w:sz w:val="16"/>
+                <w:szCs w:val="16"/>
                 <w:lang w:val="en-US" w:eastAsia="ru-RU"/>
               </w:rPr>
               <w:t>}}</w:t>
@@ -19065,8 +18873,8 @@
               <w:rPr>
                 <w:rFonts w:eastAsia="Times New Roman" w:cs="Times New Roman"/>
                 <w:color w:val="000000"/>
-                <w:sz w:val="18"/>
-                <w:szCs w:val="18"/>
+                <w:sz w:val="16"/>
+                <w:szCs w:val="16"/>
                 <w:lang w:eastAsia="ru-RU"/>
               </w:rPr>
             </w:pPr>
@@ -19090,8 +18898,8 @@
               <w:rPr>
                 <w:rFonts w:eastAsia="Times New Roman" w:cs="Times New Roman"/>
                 <w:color w:val="000000"/>
-                <w:sz w:val="18"/>
-                <w:szCs w:val="18"/>
+                <w:sz w:val="16"/>
+                <w:szCs w:val="16"/>
                 <w:lang w:eastAsia="ru-RU"/>
               </w:rPr>
             </w:pPr>
@@ -19115,8 +18923,8 @@
               <w:rPr>
                 <w:rFonts w:eastAsia="Times New Roman" w:cs="Times New Roman"/>
                 <w:color w:val="000000"/>
-                <w:sz w:val="18"/>
-                <w:szCs w:val="18"/>
+                <w:sz w:val="16"/>
+                <w:szCs w:val="16"/>
                 <w:lang w:eastAsia="ru-RU"/>
               </w:rPr>
             </w:pPr>
@@ -19140,8 +18948,8 @@
               <w:rPr>
                 <w:rFonts w:eastAsia="Times New Roman" w:cs="Times New Roman"/>
                 <w:color w:val="000000"/>
-                <w:sz w:val="18"/>
-                <w:szCs w:val="18"/>
+                <w:sz w:val="16"/>
+                <w:szCs w:val="16"/>
                 <w:lang w:eastAsia="ru-RU"/>
               </w:rPr>
             </w:pPr>
@@ -19165,8 +18973,8 @@
               <w:rPr>
                 <w:rFonts w:eastAsia="Times New Roman" w:cs="Times New Roman"/>
                 <w:color w:val="000000"/>
-                <w:sz w:val="18"/>
-                <w:szCs w:val="18"/>
+                <w:sz w:val="16"/>
+                <w:szCs w:val="16"/>
                 <w:lang w:eastAsia="ru-RU"/>
               </w:rPr>
             </w:pPr>
@@ -19206,27 +19014,15 @@
               <w:t>{{</w:t>
             </w:r>
             <w:proofErr w:type="spellStart"/>
-            <w:proofErr w:type="gramStart"/>
-            <w:r>
-              <w:rPr>
-                <w:rFonts w:eastAsia="Times New Roman" w:cs="Times New Roman"/>
-                <w:color w:val="000000"/>
-                <w:sz w:val="18"/>
-                <w:szCs w:val="18"/>
-                <w:lang w:val="en-US" w:eastAsia="ru-RU"/>
-              </w:rPr>
-              <w:t>worker.right</w:t>
-            </w:r>
-            <w:proofErr w:type="gramEnd"/>
-            <w:r>
-              <w:rPr>
-                <w:rFonts w:eastAsia="Times New Roman" w:cs="Times New Roman"/>
-                <w:color w:val="000000"/>
-                <w:sz w:val="18"/>
-                <w:szCs w:val="18"/>
-                <w:lang w:val="en-US" w:eastAsia="ru-RU"/>
-              </w:rPr>
-              <w:t>.FullName</w:t>
+            <w:r>
+              <w:rPr>
+                <w:rFonts w:eastAsia="Times New Roman" w:cs="Times New Roman"/>
+                <w:color w:val="000000"/>
+                <w:sz w:val="18"/>
+                <w:szCs w:val="18"/>
+                <w:lang w:val="en-US" w:eastAsia="ru-RU"/>
+              </w:rPr>
+              <w:t>worker.right.FullName</w:t>
             </w:r>
             <w:proofErr w:type="spellEnd"/>
             <w:r>
@@ -19259,8 +19055,8 @@
               <w:rPr>
                 <w:rFonts w:eastAsia="Times New Roman" w:cs="Times New Roman"/>
                 <w:color w:val="000000"/>
-                <w:sz w:val="18"/>
-                <w:szCs w:val="18"/>
+                <w:sz w:val="16"/>
+                <w:szCs w:val="16"/>
                 <w:lang w:val="en-US" w:eastAsia="ru-RU"/>
               </w:rPr>
             </w:pPr>
@@ -19268,42 +19064,30 @@
               <w:rPr>
                 <w:rFonts w:eastAsia="Times New Roman" w:cs="Times New Roman"/>
                 <w:color w:val="000000"/>
-                <w:sz w:val="18"/>
-                <w:szCs w:val="18"/>
+                <w:sz w:val="16"/>
+                <w:szCs w:val="16"/>
                 <w:lang w:val="en-US" w:eastAsia="ru-RU"/>
               </w:rPr>
               <w:t>{{</w:t>
             </w:r>
             <w:proofErr w:type="spellStart"/>
-            <w:proofErr w:type="gramStart"/>
-            <w:r>
-              <w:rPr>
-                <w:rFonts w:eastAsia="Times New Roman" w:cs="Times New Roman"/>
-                <w:color w:val="000000"/>
-                <w:sz w:val="18"/>
-                <w:szCs w:val="18"/>
-                <w:lang w:val="en-US" w:eastAsia="ru-RU"/>
-              </w:rPr>
-              <w:t>worker.right</w:t>
-            </w:r>
-            <w:proofErr w:type="gramEnd"/>
-            <w:r>
-              <w:rPr>
-                <w:rFonts w:eastAsia="Times New Roman" w:cs="Times New Roman"/>
-                <w:color w:val="000000"/>
-                <w:sz w:val="18"/>
-                <w:szCs w:val="18"/>
-                <w:lang w:val="en-US" w:eastAsia="ru-RU"/>
-              </w:rPr>
-              <w:t>.hour</w:t>
+            <w:r>
+              <w:rPr>
+                <w:rFonts w:eastAsia="Times New Roman" w:cs="Times New Roman"/>
+                <w:color w:val="000000"/>
+                <w:sz w:val="16"/>
+                <w:szCs w:val="16"/>
+                <w:lang w:val="en-US" w:eastAsia="ru-RU"/>
+              </w:rPr>
+              <w:t>worker.right.hour</w:t>
             </w:r>
             <w:proofErr w:type="spellEnd"/>
             <w:r>
               <w:rPr>
                 <w:rFonts w:eastAsia="Times New Roman" w:cs="Times New Roman"/>
                 <w:color w:val="000000"/>
-                <w:sz w:val="18"/>
-                <w:szCs w:val="18"/>
+                <w:sz w:val="16"/>
+                <w:szCs w:val="16"/>
                 <w:lang w:val="en-US" w:eastAsia="ru-RU"/>
               </w:rPr>
               <w:t>}}</w:t>
@@ -19328,8 +19112,8 @@
               <w:rPr>
                 <w:rFonts w:eastAsia="Times New Roman" w:cs="Times New Roman"/>
                 <w:color w:val="000000"/>
-                <w:sz w:val="18"/>
-                <w:szCs w:val="18"/>
+                <w:sz w:val="16"/>
+                <w:szCs w:val="16"/>
                 <w:lang w:eastAsia="ru-RU"/>
               </w:rPr>
             </w:pPr>
@@ -19337,8 +19121,8 @@
               <w:rPr>
                 <w:rFonts w:eastAsia="Times New Roman" w:cs="Times New Roman"/>
                 <w:color w:val="000000"/>
-                <w:sz w:val="18"/>
-                <w:szCs w:val="18"/>
+                <w:sz w:val="16"/>
+                <w:szCs w:val="16"/>
                 <w:lang w:eastAsia="ru-RU"/>
               </w:rPr>
               <w:t> </w:t>
@@ -19363,8 +19147,8 @@
               <w:rPr>
                 <w:rFonts w:eastAsia="Times New Roman" w:cs="Times New Roman"/>
                 <w:color w:val="000000"/>
-                <w:sz w:val="18"/>
-                <w:szCs w:val="18"/>
+                <w:sz w:val="16"/>
+                <w:szCs w:val="16"/>
                 <w:lang w:eastAsia="ru-RU"/>
               </w:rPr>
             </w:pPr>
@@ -19372,8 +19156,8 @@
               <w:rPr>
                 <w:rFonts w:eastAsia="Times New Roman" w:cs="Times New Roman"/>
                 <w:color w:val="000000"/>
-                <w:sz w:val="18"/>
-                <w:szCs w:val="18"/>
+                <w:sz w:val="16"/>
+                <w:szCs w:val="16"/>
                 <w:lang w:eastAsia="ru-RU"/>
               </w:rPr>
               <w:t> </w:t>
@@ -19398,8 +19182,8 @@
               <w:rPr>
                 <w:rFonts w:eastAsia="Times New Roman" w:cs="Times New Roman"/>
                 <w:color w:val="000000"/>
-                <w:sz w:val="18"/>
-                <w:szCs w:val="18"/>
+                <w:sz w:val="16"/>
+                <w:szCs w:val="16"/>
                 <w:lang w:eastAsia="ru-RU"/>
               </w:rPr>
             </w:pPr>
@@ -19407,8 +19191,8 @@
               <w:rPr>
                 <w:rFonts w:eastAsia="Times New Roman" w:cs="Times New Roman"/>
                 <w:color w:val="000000"/>
-                <w:sz w:val="18"/>
-                <w:szCs w:val="18"/>
+                <w:sz w:val="16"/>
+                <w:szCs w:val="16"/>
                 <w:lang w:eastAsia="ru-RU"/>
               </w:rPr>
               <w:t> </w:t>
@@ -19433,8 +19217,8 @@
               <w:rPr>
                 <w:rFonts w:eastAsia="Times New Roman" w:cs="Times New Roman"/>
                 <w:color w:val="000000"/>
-                <w:sz w:val="18"/>
-                <w:szCs w:val="18"/>
+                <w:sz w:val="16"/>
+                <w:szCs w:val="16"/>
                 <w:lang w:eastAsia="ru-RU"/>
               </w:rPr>
             </w:pPr>
@@ -19442,8 +19226,8 @@
               <w:rPr>
                 <w:rFonts w:eastAsia="Times New Roman" w:cs="Times New Roman"/>
                 <w:color w:val="000000"/>
-                <w:sz w:val="18"/>
-                <w:szCs w:val="18"/>
+                <w:sz w:val="16"/>
+                <w:szCs w:val="16"/>
                 <w:lang w:eastAsia="ru-RU"/>
               </w:rPr>
               <w:t> </w:t>
@@ -19468,8 +19252,8 @@
               <w:rPr>
                 <w:rFonts w:eastAsia="Times New Roman" w:cs="Times New Roman"/>
                 <w:color w:val="000000"/>
-                <w:sz w:val="18"/>
-                <w:szCs w:val="18"/>
+                <w:sz w:val="16"/>
+                <w:szCs w:val="16"/>
                 <w:lang w:eastAsia="ru-RU"/>
               </w:rPr>
             </w:pPr>
@@ -19477,8 +19261,8 @@
               <w:rPr>
                 <w:rFonts w:eastAsia="Times New Roman" w:cs="Times New Roman"/>
                 <w:color w:val="000000"/>
-                <w:sz w:val="18"/>
-                <w:szCs w:val="18"/>
+                <w:sz w:val="16"/>
+                <w:szCs w:val="16"/>
                 <w:lang w:eastAsia="ru-RU"/>
               </w:rPr>
               <w:t> </w:t>
@@ -19522,7 +19306,29 @@
                 <w:szCs w:val="18"/>
                 <w:lang w:val="en-US" w:eastAsia="ru-RU"/>
               </w:rPr>
-              <w:t xml:space="preserve">{%tr </w:t>
+              <w:t>{%</w:t>
+            </w:r>
+            <w:proofErr w:type="spellStart"/>
+            <w:r>
+              <w:rPr>
+                <w:rFonts w:eastAsia="Times New Roman" w:cs="Times New Roman"/>
+                <w:color w:val="000000"/>
+                <w:sz w:val="18"/>
+                <w:szCs w:val="18"/>
+                <w:lang w:val="en-US" w:eastAsia="ru-RU"/>
+              </w:rPr>
+              <w:t>tr</w:t>
+            </w:r>
+            <w:proofErr w:type="spellEnd"/>
+            <w:r>
+              <w:rPr>
+                <w:rFonts w:eastAsia="Times New Roman" w:cs="Times New Roman"/>
+                <w:color w:val="000000"/>
+                <w:sz w:val="18"/>
+                <w:szCs w:val="18"/>
+                <w:lang w:val="en-US" w:eastAsia="ru-RU"/>
+              </w:rPr>
+              <w:t xml:space="preserve"> </w:t>
             </w:r>
             <w:proofErr w:type="spellStart"/>
             <w:r>
@@ -19565,8 +19371,8 @@
               <w:rPr>
                 <w:rFonts w:eastAsia="Times New Roman" w:cs="Times New Roman"/>
                 <w:color w:val="000000"/>
-                <w:sz w:val="18"/>
-                <w:szCs w:val="18"/>
+                <w:sz w:val="16"/>
+                <w:szCs w:val="16"/>
                 <w:lang w:eastAsia="ru-RU"/>
               </w:rPr>
             </w:pPr>
@@ -19591,8 +19397,8 @@
               <w:rPr>
                 <w:rFonts w:eastAsia="Times New Roman" w:cs="Times New Roman"/>
                 <w:color w:val="000000"/>
-                <w:sz w:val="18"/>
-                <w:szCs w:val="18"/>
+                <w:sz w:val="16"/>
+                <w:szCs w:val="16"/>
                 <w:lang w:val="en-US" w:eastAsia="ru-RU"/>
               </w:rPr>
             </w:pPr>
@@ -19600,8 +19406,8 @@
               <w:rPr>
                 <w:rFonts w:eastAsia="Times New Roman" w:cs="Times New Roman"/>
                 <w:color w:val="000000"/>
-                <w:sz w:val="18"/>
-                <w:szCs w:val="18"/>
+                <w:sz w:val="16"/>
+                <w:szCs w:val="16"/>
                 <w:lang w:val="en-US" w:eastAsia="ru-RU"/>
               </w:rPr>
               <w:t xml:space="preserve">       </w:t>
@@ -19626,8 +19432,8 @@
               <w:rPr>
                 <w:rFonts w:eastAsia="Times New Roman" w:cs="Times New Roman"/>
                 <w:color w:val="000000"/>
-                <w:sz w:val="18"/>
-                <w:szCs w:val="18"/>
+                <w:sz w:val="16"/>
+                <w:szCs w:val="16"/>
                 <w:lang w:eastAsia="ru-RU"/>
               </w:rPr>
             </w:pPr>
@@ -19651,8 +19457,8 @@
               <w:rPr>
                 <w:rFonts w:eastAsia="Times New Roman" w:cs="Times New Roman"/>
                 <w:color w:val="000000"/>
-                <w:sz w:val="18"/>
-                <w:szCs w:val="18"/>
+                <w:sz w:val="16"/>
+                <w:szCs w:val="16"/>
                 <w:lang w:eastAsia="ru-RU"/>
               </w:rPr>
             </w:pPr>
@@ -19676,8 +19482,8 @@
               <w:rPr>
                 <w:rFonts w:eastAsia="Times New Roman" w:cs="Times New Roman"/>
                 <w:color w:val="000000"/>
-                <w:sz w:val="18"/>
-                <w:szCs w:val="18"/>
+                <w:sz w:val="16"/>
+                <w:szCs w:val="16"/>
                 <w:lang w:eastAsia="ru-RU"/>
               </w:rPr>
             </w:pPr>
@@ -19701,8 +19507,8 @@
               <w:rPr>
                 <w:rFonts w:eastAsia="Times New Roman" w:cs="Times New Roman"/>
                 <w:color w:val="000000"/>
-                <w:sz w:val="18"/>
-                <w:szCs w:val="18"/>
+                <w:sz w:val="16"/>
+                <w:szCs w:val="16"/>
                 <w:lang w:eastAsia="ru-RU"/>
               </w:rPr>
             </w:pPr>
@@ -19753,8 +19559,8 @@
               <w:rPr>
                 <w:rFonts w:eastAsia="Times New Roman" w:cs="Times New Roman"/>
                 <w:color w:val="000000"/>
-                <w:sz w:val="18"/>
-                <w:szCs w:val="18"/>
+                <w:sz w:val="16"/>
+                <w:szCs w:val="16"/>
                 <w:lang w:eastAsia="ru-RU"/>
               </w:rPr>
             </w:pPr>
@@ -19762,8 +19568,8 @@
               <w:rPr>
                 <w:rFonts w:eastAsia="Times New Roman" w:cs="Times New Roman"/>
                 <w:color w:val="000000"/>
-                <w:sz w:val="18"/>
-                <w:szCs w:val="18"/>
+                <w:sz w:val="16"/>
+                <w:szCs w:val="16"/>
                 <w:lang w:eastAsia="ru-RU"/>
               </w:rPr>
               <w:t> </w:t>
@@ -19788,8 +19594,8 @@
               <w:rPr>
                 <w:rFonts w:eastAsia="Times New Roman" w:cs="Times New Roman"/>
                 <w:color w:val="000000"/>
-                <w:sz w:val="18"/>
-                <w:szCs w:val="18"/>
+                <w:sz w:val="16"/>
+                <w:szCs w:val="16"/>
                 <w:lang w:eastAsia="ru-RU"/>
               </w:rPr>
             </w:pPr>
@@ -19797,8 +19603,8 @@
               <w:rPr>
                 <w:rFonts w:eastAsia="Times New Roman" w:cs="Times New Roman"/>
                 <w:color w:val="000000"/>
-                <w:sz w:val="18"/>
-                <w:szCs w:val="18"/>
+                <w:sz w:val="16"/>
+                <w:szCs w:val="16"/>
                 <w:lang w:eastAsia="ru-RU"/>
               </w:rPr>
               <w:t> </w:t>
@@ -19823,8 +19629,8 @@
               <w:rPr>
                 <w:rFonts w:eastAsia="Times New Roman" w:cs="Times New Roman"/>
                 <w:color w:val="000000"/>
-                <w:sz w:val="18"/>
-                <w:szCs w:val="18"/>
+                <w:sz w:val="16"/>
+                <w:szCs w:val="16"/>
                 <w:lang w:eastAsia="ru-RU"/>
               </w:rPr>
             </w:pPr>
@@ -19832,8 +19638,8 @@
               <w:rPr>
                 <w:rFonts w:eastAsia="Times New Roman" w:cs="Times New Roman"/>
                 <w:color w:val="000000"/>
-                <w:sz w:val="18"/>
-                <w:szCs w:val="18"/>
+                <w:sz w:val="16"/>
+                <w:szCs w:val="16"/>
                 <w:lang w:eastAsia="ru-RU"/>
               </w:rPr>
               <w:t> </w:t>
@@ -19858,8 +19664,8 @@
               <w:rPr>
                 <w:rFonts w:eastAsia="Times New Roman" w:cs="Times New Roman"/>
                 <w:color w:val="000000"/>
-                <w:sz w:val="18"/>
-                <w:szCs w:val="18"/>
+                <w:sz w:val="16"/>
+                <w:szCs w:val="16"/>
                 <w:lang w:eastAsia="ru-RU"/>
               </w:rPr>
             </w:pPr>
@@ -19867,8 +19673,8 @@
               <w:rPr>
                 <w:rFonts w:eastAsia="Times New Roman" w:cs="Times New Roman"/>
                 <w:color w:val="000000"/>
-                <w:sz w:val="18"/>
-                <w:szCs w:val="18"/>
+                <w:sz w:val="16"/>
+                <w:szCs w:val="16"/>
                 <w:lang w:eastAsia="ru-RU"/>
               </w:rPr>
               <w:t> </w:t>
@@ -19893,8 +19699,8 @@
               <w:rPr>
                 <w:rFonts w:eastAsia="Times New Roman" w:cs="Times New Roman"/>
                 <w:color w:val="000000"/>
-                <w:sz w:val="18"/>
-                <w:szCs w:val="18"/>
+                <w:sz w:val="16"/>
+                <w:szCs w:val="16"/>
                 <w:lang w:eastAsia="ru-RU"/>
               </w:rPr>
             </w:pPr>
@@ -19902,8 +19708,8 @@
               <w:rPr>
                 <w:rFonts w:eastAsia="Times New Roman" w:cs="Times New Roman"/>
                 <w:color w:val="000000"/>
-                <w:sz w:val="18"/>
-                <w:szCs w:val="18"/>
+                <w:sz w:val="16"/>
+                <w:szCs w:val="16"/>
                 <w:lang w:eastAsia="ru-RU"/>
               </w:rPr>
               <w:t> </w:t>
@@ -19928,8 +19734,8 @@
               <w:rPr>
                 <w:rFonts w:eastAsia="Times New Roman" w:cs="Times New Roman"/>
                 <w:color w:val="000000"/>
-                <w:sz w:val="18"/>
-                <w:szCs w:val="18"/>
+                <w:sz w:val="16"/>
+                <w:szCs w:val="16"/>
                 <w:lang w:eastAsia="ru-RU"/>
               </w:rPr>
             </w:pPr>
@@ -19937,8 +19743,8 @@
               <w:rPr>
                 <w:rFonts w:eastAsia="Times New Roman" w:cs="Times New Roman"/>
                 <w:color w:val="000000"/>
-                <w:sz w:val="18"/>
-                <w:szCs w:val="18"/>
+                <w:sz w:val="16"/>
+                <w:szCs w:val="16"/>
                 <w:lang w:eastAsia="ru-RU"/>
               </w:rPr>
               <w:t> </w:t>
@@ -20227,31 +20033,7 @@
                 <w:szCs w:val="18"/>
                 <w:lang w:eastAsia="ru-RU"/>
               </w:rPr>
-              <w:t xml:space="preserve"> </w:t>
-            </w:r>
-            <w:proofErr w:type="gramStart"/>
-            <w:r>
-              <w:rPr>
-                <w:rFonts w:eastAsia="Times New Roman" w:cs="Times New Roman"/>
-                <w:bCs/>
-                <w:color w:val="000000"/>
-                <w:sz w:val="18"/>
-                <w:szCs w:val="18"/>
-                <w:lang w:eastAsia="ru-RU"/>
-              </w:rPr>
-              <w:t>%}{</w:t>
-            </w:r>
-            <w:proofErr w:type="gramEnd"/>
-            <w:r>
-              <w:rPr>
-                <w:rFonts w:eastAsia="Times New Roman" w:cs="Times New Roman"/>
-                <w:bCs/>
-                <w:color w:val="000000"/>
-                <w:sz w:val="18"/>
-                <w:szCs w:val="18"/>
-                <w:lang w:eastAsia="ru-RU"/>
-              </w:rPr>
-              <w:t>{</w:t>
+              <w:t xml:space="preserve"> %}{{</w:t>
             </w:r>
             <w:proofErr w:type="spellStart"/>
             <w:r>
@@ -20314,29 +20096,16 @@
               <w:t>actHeight</w:t>
             </w:r>
             <w:proofErr w:type="spellEnd"/>
-            <w:proofErr w:type="gramStart"/>
-            <w:r>
-              <w:rPr>
-                <w:rFonts w:eastAsia="Times New Roman" w:cs="Times New Roman"/>
-                <w:bCs/>
-                <w:color w:val="000000"/>
-                <w:sz w:val="18"/>
-                <w:szCs w:val="18"/>
-                <w:lang w:eastAsia="ru-RU"/>
-              </w:rPr>
-              <w:t>}}{</w:t>
-            </w:r>
-            <w:proofErr w:type="gramEnd"/>
-            <w:r>
-              <w:rPr>
-                <w:rFonts w:eastAsia="Times New Roman" w:cs="Times New Roman"/>
-                <w:bCs/>
-                <w:color w:val="000000"/>
-                <w:sz w:val="18"/>
-                <w:szCs w:val="18"/>
-                <w:lang w:eastAsia="ru-RU"/>
-              </w:rPr>
-              <w:t>%</w:t>
+            <w:r>
+              <w:rPr>
+                <w:rFonts w:eastAsia="Times New Roman" w:cs="Times New Roman"/>
+                <w:bCs/>
+                <w:color w:val="000000"/>
+                <w:sz w:val="18"/>
+                <w:szCs w:val="18"/>
+                <w:lang w:eastAsia="ru-RU"/>
+              </w:rPr>
+              <w:t>}}{%</w:t>
             </w:r>
             <w:r>
               <w:rPr>
@@ -20608,31 +20377,7 @@
                 <w:szCs w:val="18"/>
                 <w:lang w:eastAsia="ru-RU"/>
               </w:rPr>
-              <w:t xml:space="preserve"> &lt;= 32 </w:t>
-            </w:r>
-            <w:proofErr w:type="gramStart"/>
-            <w:r>
-              <w:rPr>
-                <w:rFonts w:eastAsia="Times New Roman" w:cs="Times New Roman"/>
-                <w:bCs/>
-                <w:color w:val="000000"/>
-                <w:sz w:val="18"/>
-                <w:szCs w:val="18"/>
-                <w:lang w:eastAsia="ru-RU"/>
-              </w:rPr>
-              <w:t>%}{</w:t>
-            </w:r>
-            <w:proofErr w:type="gramEnd"/>
-            <w:r>
-              <w:rPr>
-                <w:rFonts w:eastAsia="Times New Roman" w:cs="Times New Roman"/>
-                <w:bCs/>
-                <w:color w:val="000000"/>
-                <w:sz w:val="18"/>
-                <w:szCs w:val="18"/>
-                <w:lang w:eastAsia="ru-RU"/>
-              </w:rPr>
-              <w:t>{</w:t>
+              <w:t xml:space="preserve"> &lt;= 32 %}{{</w:t>
             </w:r>
             <w:proofErr w:type="spellStart"/>
             <w:r>
@@ -20695,29 +20440,16 @@
               <w:t>actHeight</w:t>
             </w:r>
             <w:proofErr w:type="spellEnd"/>
-            <w:proofErr w:type="gramStart"/>
-            <w:r>
-              <w:rPr>
-                <w:rFonts w:eastAsia="Times New Roman" w:cs="Times New Roman"/>
-                <w:bCs/>
-                <w:color w:val="000000"/>
-                <w:sz w:val="18"/>
-                <w:szCs w:val="18"/>
-                <w:lang w:eastAsia="ru-RU"/>
-              </w:rPr>
-              <w:t>}}{</w:t>
-            </w:r>
-            <w:proofErr w:type="gramEnd"/>
-            <w:r>
-              <w:rPr>
-                <w:rFonts w:eastAsia="Times New Roman" w:cs="Times New Roman"/>
-                <w:bCs/>
-                <w:color w:val="000000"/>
-                <w:sz w:val="18"/>
-                <w:szCs w:val="18"/>
-                <w:lang w:eastAsia="ru-RU"/>
-              </w:rPr>
-              <w:t>%</w:t>
+            <w:r>
+              <w:rPr>
+                <w:rFonts w:eastAsia="Times New Roman" w:cs="Times New Roman"/>
+                <w:bCs/>
+                <w:color w:val="000000"/>
+                <w:sz w:val="18"/>
+                <w:szCs w:val="18"/>
+                <w:lang w:eastAsia="ru-RU"/>
+              </w:rPr>
+              <w:t>}}{%</w:t>
             </w:r>
             <w:r>
               <w:rPr>
@@ -20787,7 +20519,6 @@
                 <w:lang w:eastAsia="ru-RU"/>
               </w:rPr>
             </w:pPr>
-            <w:proofErr w:type="gramStart"/>
             <w:r>
               <w:rPr>
                 <w:rFonts w:eastAsia="Times New Roman" w:cs="Times New Roman"/>
@@ -20800,7 +20531,6 @@
               </w:rPr>
               <w:t>Ч-Ч Всего</w:t>
             </w:r>
-            <w:proofErr w:type="gramEnd"/>
           </w:p>
         </w:tc>
         <w:tc>
@@ -20907,7 +20637,6 @@
               </w:rPr>
               <w:t xml:space="preserve"> &lt;= 16 </w:t>
             </w:r>
-            <w:proofErr w:type="gramStart"/>
             <w:r>
               <w:rPr>
                 <w:rFonts w:eastAsia="Times New Roman" w:cs="Times New Roman"/>
@@ -20927,18 +20656,7 @@
                 <w:szCs w:val="18"/>
                 <w:lang w:val="en-US" w:eastAsia="ru-RU"/>
               </w:rPr>
-              <w:t>{</w:t>
-            </w:r>
-            <w:proofErr w:type="gramEnd"/>
-            <w:r>
-              <w:rPr>
-                <w:rFonts w:eastAsia="Times New Roman" w:cs="Times New Roman"/>
-                <w:color w:val="000000"/>
-                <w:sz w:val="18"/>
-                <w:szCs w:val="18"/>
-                <w:lang w:val="en-US" w:eastAsia="ru-RU"/>
-              </w:rPr>
-              <w:t>{</w:t>
+              <w:t>{{</w:t>
             </w:r>
             <w:proofErr w:type="spellStart"/>
             <w:r>
@@ -20952,7 +20670,6 @@
               <w:t>actHour</w:t>
             </w:r>
             <w:proofErr w:type="spellEnd"/>
-            <w:proofErr w:type="gramStart"/>
             <w:r>
               <w:rPr>
                 <w:rFonts w:eastAsia="Times New Roman" w:cs="Times New Roman"/>
@@ -20972,19 +20689,7 @@
                 <w:szCs w:val="18"/>
                 <w:lang w:val="en-US" w:eastAsia="ru-RU"/>
               </w:rPr>
-              <w:t>{</w:t>
-            </w:r>
-            <w:proofErr w:type="gramEnd"/>
-            <w:r>
-              <w:rPr>
-                <w:rFonts w:eastAsia="Times New Roman" w:cs="Times New Roman"/>
-                <w:bCs/>
-                <w:color w:val="000000"/>
-                <w:sz w:val="18"/>
-                <w:szCs w:val="18"/>
-                <w:lang w:val="en-US" w:eastAsia="ru-RU"/>
-              </w:rPr>
-              <w:t>% endif %}</w:t>
+              <w:t>{% endif %}</w:t>
             </w:r>
           </w:p>
         </w:tc>
@@ -21163,7 +20868,6 @@
               </w:rPr>
               <w:t xml:space="preserve"> &lt;= 16 </w:t>
             </w:r>
-            <w:proofErr w:type="gramStart"/>
             <w:r>
               <w:rPr>
                 <w:rFonts w:eastAsia="Times New Roman" w:cs="Times New Roman"/>
@@ -21183,63 +20887,50 @@
                 <w:szCs w:val="18"/>
                 <w:lang w:val="en-US" w:eastAsia="ru-RU"/>
               </w:rPr>
+              <w:t>{{</w:t>
+            </w:r>
+            <w:proofErr w:type="spellStart"/>
+            <w:r>
+              <w:rPr>
+                <w:rFonts w:eastAsia="Times New Roman" w:cs="Times New Roman"/>
+                <w:color w:val="000000"/>
+                <w:sz w:val="18"/>
+                <w:szCs w:val="18"/>
+                <w:lang w:val="en-US" w:eastAsia="ru-RU"/>
+              </w:rPr>
+              <w:t>actV</w:t>
+            </w:r>
+            <w:r>
+              <w:rPr>
+                <w:rFonts w:eastAsia="Times New Roman" w:cs="Times New Roman"/>
+                <w:color w:val="000000"/>
+                <w:sz w:val="18"/>
+                <w:szCs w:val="18"/>
+                <w:lang w:val="en-US" w:eastAsia="ru-RU"/>
+              </w:rPr>
+              <w:t>em</w:t>
+            </w:r>
+            <w:proofErr w:type="spellEnd"/>
+            <w:r>
+              <w:rPr>
+                <w:rFonts w:eastAsia="Times New Roman" w:cs="Times New Roman"/>
+                <w:color w:val="000000"/>
+                <w:sz w:val="18"/>
+                <w:szCs w:val="18"/>
+                <w:lang w:val="en-US" w:eastAsia="ru-RU"/>
+              </w:rPr>
+              <w:t>}}</w:t>
+            </w:r>
+            <w:r>
+              <w:rPr>
+                <w:rFonts w:eastAsia="Times New Roman" w:cs="Times New Roman"/>
+                <w:color w:val="000000"/>
+                <w:sz w:val="18"/>
+                <w:szCs w:val="18"/>
+                <w:lang w:val="en-US" w:eastAsia="ru-RU"/>
+              </w:rPr>
               <w:t>{</w:t>
             </w:r>
-            <w:proofErr w:type="gramEnd"/>
-            <w:r>
-              <w:rPr>
-                <w:rFonts w:eastAsia="Times New Roman" w:cs="Times New Roman"/>
-                <w:color w:val="000000"/>
-                <w:sz w:val="18"/>
-                <w:szCs w:val="18"/>
-                <w:lang w:val="en-US" w:eastAsia="ru-RU"/>
-              </w:rPr>
-              <w:t>{</w:t>
-            </w:r>
-            <w:proofErr w:type="spellStart"/>
-            <w:r>
-              <w:rPr>
-                <w:rFonts w:eastAsia="Times New Roman" w:cs="Times New Roman"/>
-                <w:color w:val="000000"/>
-                <w:sz w:val="18"/>
-                <w:szCs w:val="18"/>
-                <w:lang w:val="en-US" w:eastAsia="ru-RU"/>
-              </w:rPr>
-              <w:t>actV</w:t>
-            </w:r>
-            <w:r>
-              <w:rPr>
-                <w:rFonts w:eastAsia="Times New Roman" w:cs="Times New Roman"/>
-                <w:color w:val="000000"/>
-                <w:sz w:val="18"/>
-                <w:szCs w:val="18"/>
-                <w:lang w:val="en-US" w:eastAsia="ru-RU"/>
-              </w:rPr>
-              <w:t>em</w:t>
-            </w:r>
-            <w:proofErr w:type="spellEnd"/>
-            <w:proofErr w:type="gramStart"/>
-            <w:r>
-              <w:rPr>
-                <w:rFonts w:eastAsia="Times New Roman" w:cs="Times New Roman"/>
-                <w:color w:val="000000"/>
-                <w:sz w:val="18"/>
-                <w:szCs w:val="18"/>
-                <w:lang w:val="en-US" w:eastAsia="ru-RU"/>
-              </w:rPr>
-              <w:t>}}</w:t>
-            </w:r>
-            <w:r>
-              <w:rPr>
-                <w:rFonts w:eastAsia="Times New Roman" w:cs="Times New Roman"/>
-                <w:color w:val="000000"/>
-                <w:sz w:val="18"/>
-                <w:szCs w:val="18"/>
-                <w:lang w:val="en-US" w:eastAsia="ru-RU"/>
-              </w:rPr>
-              <w:t>{</w:t>
-            </w:r>
-            <w:proofErr w:type="gramEnd"/>
             <w:r>
               <w:rPr>
                 <w:rFonts w:eastAsia="Times New Roman" w:cs="Times New Roman"/>
@@ -21279,7 +20970,6 @@
                 <w:lang w:eastAsia="ru-RU"/>
               </w:rPr>
             </w:pPr>
-            <w:proofErr w:type="gramStart"/>
             <w:r>
               <w:rPr>
                 <w:rFonts w:eastAsia="Times New Roman" w:cs="Times New Roman"/>
@@ -21292,7 +20982,6 @@
               </w:rPr>
               <w:t>Ч-Ч Всего</w:t>
             </w:r>
-            <w:proofErr w:type="gramEnd"/>
           </w:p>
         </w:tc>
         <w:tc>
@@ -21410,7 +21099,6 @@
               </w:rPr>
               <w:t xml:space="preserve"> </w:t>
             </w:r>
-            <w:proofErr w:type="gramStart"/>
             <w:r>
               <w:rPr>
                 <w:rFonts w:eastAsia="Times New Roman" w:cs="Times New Roman"/>
@@ -21430,18 +21118,7 @@
                 <w:szCs w:val="18"/>
                 <w:lang w:val="en-US" w:eastAsia="ru-RU"/>
               </w:rPr>
-              <w:t>{</w:t>
-            </w:r>
-            <w:proofErr w:type="gramEnd"/>
-            <w:r>
-              <w:rPr>
-                <w:rFonts w:eastAsia="Times New Roman" w:cs="Times New Roman"/>
-                <w:color w:val="000000"/>
-                <w:sz w:val="18"/>
-                <w:szCs w:val="18"/>
-                <w:lang w:val="en-US" w:eastAsia="ru-RU"/>
-              </w:rPr>
-              <w:t>{</w:t>
+              <w:t>{{</w:t>
             </w:r>
             <w:proofErr w:type="spellStart"/>
             <w:r>
@@ -21455,7 +21132,6 @@
               <w:t>actHour</w:t>
             </w:r>
             <w:proofErr w:type="spellEnd"/>
-            <w:proofErr w:type="gramStart"/>
             <w:r>
               <w:rPr>
                 <w:rFonts w:eastAsia="Times New Roman" w:cs="Times New Roman"/>
@@ -21475,19 +21151,7 @@
                 <w:szCs w:val="18"/>
                 <w:lang w:val="en-US" w:eastAsia="ru-RU"/>
               </w:rPr>
-              <w:t>{</w:t>
-            </w:r>
-            <w:proofErr w:type="gramEnd"/>
-            <w:r>
-              <w:rPr>
-                <w:rFonts w:eastAsia="Times New Roman" w:cs="Times New Roman"/>
-                <w:bCs/>
-                <w:color w:val="000000"/>
-                <w:sz w:val="18"/>
-                <w:szCs w:val="18"/>
-                <w:lang w:val="en-US" w:eastAsia="ru-RU"/>
-              </w:rPr>
-              <w:t>% endif %}</w:t>
+              <w:t>{% endif %}</w:t>
             </w:r>
           </w:p>
         </w:tc>
@@ -21651,7 +21315,6 @@
               </w:rPr>
               <w:t xml:space="preserve"> &lt;= 32 </w:t>
             </w:r>
-            <w:proofErr w:type="gramStart"/>
             <w:r>
               <w:rPr>
                 <w:rFonts w:eastAsia="Times New Roman" w:cs="Times New Roman"/>
@@ -21671,63 +21334,50 @@
                 <w:szCs w:val="18"/>
                 <w:lang w:val="en-US" w:eastAsia="ru-RU"/>
               </w:rPr>
+              <w:t>{{</w:t>
+            </w:r>
+            <w:proofErr w:type="spellStart"/>
+            <w:r>
+              <w:rPr>
+                <w:rFonts w:eastAsia="Times New Roman" w:cs="Times New Roman"/>
+                <w:color w:val="000000"/>
+                <w:sz w:val="18"/>
+                <w:szCs w:val="18"/>
+                <w:lang w:val="en-US" w:eastAsia="ru-RU"/>
+              </w:rPr>
+              <w:t>actV</w:t>
+            </w:r>
+            <w:r>
+              <w:rPr>
+                <w:rFonts w:eastAsia="Times New Roman" w:cs="Times New Roman"/>
+                <w:color w:val="000000"/>
+                <w:sz w:val="18"/>
+                <w:szCs w:val="18"/>
+                <w:lang w:val="en-US" w:eastAsia="ru-RU"/>
+              </w:rPr>
+              <w:t>em</w:t>
+            </w:r>
+            <w:proofErr w:type="spellEnd"/>
+            <w:r>
+              <w:rPr>
+                <w:rFonts w:eastAsia="Times New Roman" w:cs="Times New Roman"/>
+                <w:color w:val="000000"/>
+                <w:sz w:val="18"/>
+                <w:szCs w:val="18"/>
+                <w:lang w:val="en-US" w:eastAsia="ru-RU"/>
+              </w:rPr>
+              <w:t>}}</w:t>
+            </w:r>
+            <w:r>
+              <w:rPr>
+                <w:rFonts w:eastAsia="Times New Roman" w:cs="Times New Roman"/>
+                <w:color w:val="000000"/>
+                <w:sz w:val="18"/>
+                <w:szCs w:val="18"/>
+                <w:lang w:val="en-US" w:eastAsia="ru-RU"/>
+              </w:rPr>
               <w:t>{</w:t>
             </w:r>
-            <w:proofErr w:type="gramEnd"/>
-            <w:r>
-              <w:rPr>
-                <w:rFonts w:eastAsia="Times New Roman" w:cs="Times New Roman"/>
-                <w:color w:val="000000"/>
-                <w:sz w:val="18"/>
-                <w:szCs w:val="18"/>
-                <w:lang w:val="en-US" w:eastAsia="ru-RU"/>
-              </w:rPr>
-              <w:t>{</w:t>
-            </w:r>
-            <w:proofErr w:type="spellStart"/>
-            <w:r>
-              <w:rPr>
-                <w:rFonts w:eastAsia="Times New Roman" w:cs="Times New Roman"/>
-                <w:color w:val="000000"/>
-                <w:sz w:val="18"/>
-                <w:szCs w:val="18"/>
-                <w:lang w:val="en-US" w:eastAsia="ru-RU"/>
-              </w:rPr>
-              <w:t>actV</w:t>
-            </w:r>
-            <w:r>
-              <w:rPr>
-                <w:rFonts w:eastAsia="Times New Roman" w:cs="Times New Roman"/>
-                <w:color w:val="000000"/>
-                <w:sz w:val="18"/>
-                <w:szCs w:val="18"/>
-                <w:lang w:val="en-US" w:eastAsia="ru-RU"/>
-              </w:rPr>
-              <w:t>em</w:t>
-            </w:r>
-            <w:proofErr w:type="spellEnd"/>
-            <w:proofErr w:type="gramStart"/>
-            <w:r>
-              <w:rPr>
-                <w:rFonts w:eastAsia="Times New Roman" w:cs="Times New Roman"/>
-                <w:color w:val="000000"/>
-                <w:sz w:val="18"/>
-                <w:szCs w:val="18"/>
-                <w:lang w:val="en-US" w:eastAsia="ru-RU"/>
-              </w:rPr>
-              <w:t>}}</w:t>
-            </w:r>
-            <w:r>
-              <w:rPr>
-                <w:rFonts w:eastAsia="Times New Roman" w:cs="Times New Roman"/>
-                <w:color w:val="000000"/>
-                <w:sz w:val="18"/>
-                <w:szCs w:val="18"/>
-                <w:lang w:val="en-US" w:eastAsia="ru-RU"/>
-              </w:rPr>
-              <w:t>{</w:t>
-            </w:r>
-            <w:proofErr w:type="gramEnd"/>
             <w:r>
               <w:rPr>
                 <w:rFonts w:eastAsia="Times New Roman" w:cs="Times New Roman"/>
@@ -21955,31 +21605,7 @@
                 <w:szCs w:val="18"/>
                 <w:lang w:val="en-US" w:eastAsia="ru-RU"/>
               </w:rPr>
-              <w:t xml:space="preserve"> </w:t>
-            </w:r>
-            <w:proofErr w:type="gramStart"/>
-            <w:r>
-              <w:rPr>
-                <w:rFonts w:eastAsia="Times New Roman" w:cs="Times New Roman"/>
-                <w:bCs/>
-                <w:color w:val="000000"/>
-                <w:sz w:val="18"/>
-                <w:szCs w:val="18"/>
-                <w:lang w:val="en-US" w:eastAsia="ru-RU"/>
-              </w:rPr>
-              <w:t>%}{</w:t>
-            </w:r>
-            <w:proofErr w:type="gramEnd"/>
-            <w:r>
-              <w:rPr>
-                <w:rFonts w:eastAsia="Times New Roman" w:cs="Times New Roman"/>
-                <w:bCs/>
-                <w:color w:val="000000"/>
-                <w:sz w:val="18"/>
-                <w:szCs w:val="18"/>
-                <w:lang w:val="en-US" w:eastAsia="ru-RU"/>
-              </w:rPr>
-              <w:t>{</w:t>
+              <w:t xml:space="preserve"> %}{{</w:t>
             </w:r>
             <w:proofErr w:type="spellStart"/>
             <w:r>
@@ -21991,29 +21617,16 @@
               <w:t>actBrigadir</w:t>
             </w:r>
             <w:proofErr w:type="spellEnd"/>
-            <w:proofErr w:type="gramStart"/>
-            <w:r>
-              <w:rPr>
-                <w:rFonts w:eastAsia="Times New Roman" w:cs="Times New Roman"/>
-                <w:bCs/>
-                <w:color w:val="000000"/>
-                <w:sz w:val="18"/>
-                <w:szCs w:val="18"/>
-                <w:lang w:val="en-US" w:eastAsia="ru-RU"/>
-              </w:rPr>
-              <w:t>}}{</w:t>
-            </w:r>
-            <w:proofErr w:type="gramEnd"/>
-            <w:r>
-              <w:rPr>
-                <w:rFonts w:eastAsia="Times New Roman" w:cs="Times New Roman"/>
-                <w:bCs/>
-                <w:color w:val="000000"/>
-                <w:sz w:val="18"/>
-                <w:szCs w:val="18"/>
-                <w:lang w:val="en-US" w:eastAsia="ru-RU"/>
-              </w:rPr>
-              <w:t xml:space="preserve">% </w:t>
+            <w:r>
+              <w:rPr>
+                <w:rFonts w:eastAsia="Times New Roman" w:cs="Times New Roman"/>
+                <w:bCs/>
+                <w:color w:val="000000"/>
+                <w:sz w:val="18"/>
+                <w:szCs w:val="18"/>
+                <w:lang w:val="en-US" w:eastAsia="ru-RU"/>
+              </w:rPr>
+              <w:t xml:space="preserve">}}{% </w:t>
             </w:r>
             <w:r>
               <w:rPr>
@@ -22237,31 +21850,7 @@
                 <w:szCs w:val="18"/>
                 <w:lang w:val="en-US" w:eastAsia="ru-RU"/>
               </w:rPr>
-              <w:t xml:space="preserve"> </w:t>
-            </w:r>
-            <w:proofErr w:type="gramStart"/>
-            <w:r>
-              <w:rPr>
-                <w:rFonts w:eastAsia="Times New Roman" w:cs="Times New Roman"/>
-                <w:bCs/>
-                <w:color w:val="000000"/>
-                <w:sz w:val="18"/>
-                <w:szCs w:val="18"/>
-                <w:lang w:val="en-US" w:eastAsia="ru-RU"/>
-              </w:rPr>
-              <w:t>%}{</w:t>
-            </w:r>
-            <w:proofErr w:type="gramEnd"/>
-            <w:r>
-              <w:rPr>
-                <w:rFonts w:eastAsia="Times New Roman" w:cs="Times New Roman"/>
-                <w:bCs/>
-                <w:color w:val="000000"/>
-                <w:sz w:val="18"/>
-                <w:szCs w:val="18"/>
-                <w:lang w:val="en-US" w:eastAsia="ru-RU"/>
-              </w:rPr>
-              <w:t>{</w:t>
+              <w:t xml:space="preserve"> %}{{</w:t>
             </w:r>
             <w:proofErr w:type="spellStart"/>
             <w:r>
@@ -22273,29 +21862,16 @@
               <w:t>actBrigadir</w:t>
             </w:r>
             <w:proofErr w:type="spellEnd"/>
-            <w:proofErr w:type="gramStart"/>
-            <w:r>
-              <w:rPr>
-                <w:rFonts w:eastAsia="Times New Roman" w:cs="Times New Roman"/>
-                <w:bCs/>
-                <w:color w:val="000000"/>
-                <w:sz w:val="18"/>
-                <w:szCs w:val="18"/>
-                <w:lang w:val="en-US" w:eastAsia="ru-RU"/>
-              </w:rPr>
-              <w:t>}}{</w:t>
-            </w:r>
-            <w:proofErr w:type="gramEnd"/>
-            <w:r>
-              <w:rPr>
-                <w:rFonts w:eastAsia="Times New Roman" w:cs="Times New Roman"/>
-                <w:bCs/>
-                <w:color w:val="000000"/>
-                <w:sz w:val="18"/>
-                <w:szCs w:val="18"/>
-                <w:lang w:val="en-US" w:eastAsia="ru-RU"/>
-              </w:rPr>
-              <w:t xml:space="preserve">% </w:t>
+            <w:r>
+              <w:rPr>
+                <w:rFonts w:eastAsia="Times New Roman" w:cs="Times New Roman"/>
+                <w:bCs/>
+                <w:color w:val="000000"/>
+                <w:sz w:val="18"/>
+                <w:szCs w:val="18"/>
+                <w:lang w:val="en-US" w:eastAsia="ru-RU"/>
+              </w:rPr>
+              <w:t xml:space="preserve">}}{% </w:t>
             </w:r>
             <w:r>
               <w:rPr>
@@ -22526,29 +22102,16 @@
               </w:rPr>
               <w:t xml:space="preserve"> &lt;= 16 </w:t>
             </w:r>
-            <w:proofErr w:type="gramStart"/>
-            <w:r>
-              <w:rPr>
-                <w:rFonts w:eastAsia="Times New Roman" w:cs="Times New Roman"/>
-                <w:bCs/>
-                <w:color w:val="000000"/>
-                <w:sz w:val="18"/>
-                <w:szCs w:val="18"/>
-                <w:lang w:val="en-US" w:eastAsia="ru-RU"/>
-              </w:rPr>
-              <w:t>%}{</w:t>
-            </w:r>
-            <w:proofErr w:type="gramEnd"/>
-            <w:r>
-              <w:rPr>
-                <w:rFonts w:eastAsia="Times New Roman" w:cs="Times New Roman"/>
-                <w:bCs/>
-                <w:color w:val="000000"/>
-                <w:sz w:val="18"/>
-                <w:szCs w:val="18"/>
-                <w:lang w:val="en-US" w:eastAsia="ru-RU"/>
-              </w:rPr>
-              <w:t>{</w:t>
+            <w:r>
+              <w:rPr>
+                <w:rFonts w:eastAsia="Times New Roman" w:cs="Times New Roman"/>
+                <w:bCs/>
+                <w:color w:val="000000"/>
+                <w:sz w:val="18"/>
+                <w:szCs w:val="18"/>
+                <w:lang w:val="en-US" w:eastAsia="ru-RU"/>
+              </w:rPr>
+              <w:t>%}{{</w:t>
             </w:r>
             <w:proofErr w:type="spellStart"/>
             <w:r>
@@ -22563,29 +22126,16 @@
               <w:t>actMaster</w:t>
             </w:r>
             <w:proofErr w:type="spellEnd"/>
-            <w:proofErr w:type="gramStart"/>
-            <w:r>
-              <w:rPr>
-                <w:rFonts w:eastAsia="Times New Roman" w:cs="Times New Roman"/>
-                <w:bCs/>
-                <w:color w:val="000000"/>
-                <w:sz w:val="18"/>
-                <w:szCs w:val="18"/>
-                <w:lang w:val="en-US" w:eastAsia="ru-RU"/>
-              </w:rPr>
-              <w:t>}}{</w:t>
-            </w:r>
-            <w:proofErr w:type="gramEnd"/>
-            <w:r>
-              <w:rPr>
-                <w:rFonts w:eastAsia="Times New Roman" w:cs="Times New Roman"/>
-                <w:bCs/>
-                <w:color w:val="000000"/>
-                <w:sz w:val="18"/>
-                <w:szCs w:val="18"/>
-                <w:lang w:val="en-US" w:eastAsia="ru-RU"/>
-              </w:rPr>
-              <w:t xml:space="preserve">% </w:t>
+            <w:r>
+              <w:rPr>
+                <w:rFonts w:eastAsia="Times New Roman" w:cs="Times New Roman"/>
+                <w:bCs/>
+                <w:color w:val="000000"/>
+                <w:sz w:val="18"/>
+                <w:szCs w:val="18"/>
+                <w:lang w:val="en-US" w:eastAsia="ru-RU"/>
+              </w:rPr>
+              <w:t xml:space="preserve">}}{% </w:t>
             </w:r>
             <w:r>
               <w:rPr>
@@ -22789,29 +22339,16 @@
               </w:rPr>
               <w:t xml:space="preserve"> &lt;= 32 </w:t>
             </w:r>
-            <w:proofErr w:type="gramStart"/>
-            <w:r>
-              <w:rPr>
-                <w:rFonts w:eastAsia="Times New Roman" w:cs="Times New Roman"/>
-                <w:bCs/>
-                <w:color w:val="000000"/>
-                <w:sz w:val="18"/>
-                <w:szCs w:val="18"/>
-                <w:lang w:val="en-US" w:eastAsia="ru-RU"/>
-              </w:rPr>
-              <w:t>%}{</w:t>
-            </w:r>
-            <w:proofErr w:type="gramEnd"/>
-            <w:r>
-              <w:rPr>
-                <w:rFonts w:eastAsia="Times New Roman" w:cs="Times New Roman"/>
-                <w:bCs/>
-                <w:color w:val="000000"/>
-                <w:sz w:val="18"/>
-                <w:szCs w:val="18"/>
-                <w:lang w:val="en-US" w:eastAsia="ru-RU"/>
-              </w:rPr>
-              <w:t>{</w:t>
+            <w:r>
+              <w:rPr>
+                <w:rFonts w:eastAsia="Times New Roman" w:cs="Times New Roman"/>
+                <w:bCs/>
+                <w:color w:val="000000"/>
+                <w:sz w:val="18"/>
+                <w:szCs w:val="18"/>
+                <w:lang w:val="en-US" w:eastAsia="ru-RU"/>
+              </w:rPr>
+              <w:t>%}{{</w:t>
             </w:r>
             <w:proofErr w:type="spellStart"/>
             <w:r>
@@ -22826,29 +22363,16 @@
               <w:t>actMaster</w:t>
             </w:r>
             <w:proofErr w:type="spellEnd"/>
-            <w:proofErr w:type="gramStart"/>
-            <w:r>
-              <w:rPr>
-                <w:rFonts w:eastAsia="Times New Roman" w:cs="Times New Roman"/>
-                <w:bCs/>
-                <w:color w:val="000000"/>
-                <w:sz w:val="18"/>
-                <w:szCs w:val="18"/>
-                <w:lang w:val="en-US" w:eastAsia="ru-RU"/>
-              </w:rPr>
-              <w:t>}}{</w:t>
-            </w:r>
-            <w:proofErr w:type="gramEnd"/>
-            <w:r>
-              <w:rPr>
-                <w:rFonts w:eastAsia="Times New Roman" w:cs="Times New Roman"/>
-                <w:bCs/>
-                <w:color w:val="000000"/>
-                <w:sz w:val="18"/>
-                <w:szCs w:val="18"/>
-                <w:lang w:val="en-US" w:eastAsia="ru-RU"/>
-              </w:rPr>
-              <w:t xml:space="preserve">% </w:t>
+            <w:r>
+              <w:rPr>
+                <w:rFonts w:eastAsia="Times New Roman" w:cs="Times New Roman"/>
+                <w:bCs/>
+                <w:color w:val="000000"/>
+                <w:sz w:val="18"/>
+                <w:szCs w:val="18"/>
+                <w:lang w:val="en-US" w:eastAsia="ru-RU"/>
+              </w:rPr>
+              <w:t xml:space="preserve">}}{% </w:t>
             </w:r>
             <w:r>
               <w:rPr>
@@ -23339,7 +22863,6 @@
                 <w:szCs w:val="18"/>
                 <w:lang w:eastAsia="ru-RU"/>
               </w:rPr>
-              <w:lastRenderedPageBreak/>
               <w:t>ФИО</w:t>
             </w:r>
             <w:r>
@@ -23917,6 +23440,7 @@
                 <w:szCs w:val="18"/>
                 <w:lang w:val="en-US" w:eastAsia="ru-RU"/>
               </w:rPr>
+              <w:lastRenderedPageBreak/>
               <w:t xml:space="preserve">{%tr for worker in </w:t>
             </w:r>
             <w:proofErr w:type="spellStart"/>
@@ -23971,8 +23495,8 @@
               <w:rPr>
                 <w:rFonts w:eastAsia="Times New Roman" w:cs="Times New Roman"/>
                 <w:color w:val="000000"/>
-                <w:sz w:val="18"/>
-                <w:szCs w:val="18"/>
+                <w:sz w:val="16"/>
+                <w:szCs w:val="16"/>
                 <w:lang w:val="en-US" w:eastAsia="ru-RU"/>
               </w:rPr>
             </w:pPr>
@@ -23980,8 +23504,8 @@
               <w:rPr>
                 <w:rFonts w:eastAsia="Times New Roman" w:cs="Times New Roman"/>
                 <w:color w:val="000000"/>
-                <w:sz w:val="18"/>
-                <w:szCs w:val="18"/>
+                <w:sz w:val="16"/>
+                <w:szCs w:val="16"/>
                 <w:lang w:val="en-US" w:eastAsia="ru-RU"/>
               </w:rPr>
               <w:t> </w:t>
@@ -24006,8 +23530,8 @@
               <w:rPr>
                 <w:rFonts w:eastAsia="Times New Roman" w:cs="Times New Roman"/>
                 <w:color w:val="000000"/>
-                <w:sz w:val="18"/>
-                <w:szCs w:val="18"/>
+                <w:sz w:val="16"/>
+                <w:szCs w:val="16"/>
                 <w:lang w:val="en-US" w:eastAsia="ru-RU"/>
               </w:rPr>
             </w:pPr>
@@ -24015,8 +23539,8 @@
               <w:rPr>
                 <w:rFonts w:eastAsia="Times New Roman" w:cs="Times New Roman"/>
                 <w:color w:val="000000"/>
-                <w:sz w:val="18"/>
-                <w:szCs w:val="18"/>
+                <w:sz w:val="16"/>
+                <w:szCs w:val="16"/>
                 <w:lang w:val="en-US" w:eastAsia="ru-RU"/>
               </w:rPr>
               <w:t> </w:t>
@@ -24042,8 +23566,8 @@
               <w:rPr>
                 <w:rFonts w:eastAsia="Times New Roman" w:cs="Times New Roman"/>
                 <w:color w:val="000000"/>
-                <w:sz w:val="18"/>
-                <w:szCs w:val="18"/>
+                <w:sz w:val="16"/>
+                <w:szCs w:val="16"/>
                 <w:lang w:val="en-US" w:eastAsia="ru-RU"/>
               </w:rPr>
             </w:pPr>
@@ -24051,8 +23575,8 @@
               <w:rPr>
                 <w:rFonts w:eastAsia="Times New Roman" w:cs="Times New Roman"/>
                 <w:color w:val="000000"/>
-                <w:sz w:val="18"/>
-                <w:szCs w:val="18"/>
+                <w:sz w:val="16"/>
+                <w:szCs w:val="16"/>
                 <w:lang w:val="en-US" w:eastAsia="ru-RU"/>
               </w:rPr>
               <w:t> </w:t>
@@ -24077,8 +23601,8 @@
               <w:rPr>
                 <w:rFonts w:eastAsia="Times New Roman" w:cs="Times New Roman"/>
                 <w:color w:val="000000"/>
-                <w:sz w:val="18"/>
-                <w:szCs w:val="18"/>
+                <w:sz w:val="16"/>
+                <w:szCs w:val="16"/>
                 <w:lang w:val="en-US" w:eastAsia="ru-RU"/>
               </w:rPr>
             </w:pPr>
@@ -24086,8 +23610,8 @@
               <w:rPr>
                 <w:rFonts w:eastAsia="Times New Roman" w:cs="Times New Roman"/>
                 <w:color w:val="000000"/>
-                <w:sz w:val="18"/>
-                <w:szCs w:val="18"/>
+                <w:sz w:val="16"/>
+                <w:szCs w:val="16"/>
                 <w:lang w:val="en-US" w:eastAsia="ru-RU"/>
               </w:rPr>
               <w:t> </w:t>
@@ -24112,8 +23636,8 @@
               <w:rPr>
                 <w:rFonts w:eastAsia="Times New Roman" w:cs="Times New Roman"/>
                 <w:color w:val="000000"/>
-                <w:sz w:val="18"/>
-                <w:szCs w:val="18"/>
+                <w:sz w:val="16"/>
+                <w:szCs w:val="16"/>
                 <w:lang w:val="en-US" w:eastAsia="ru-RU"/>
               </w:rPr>
             </w:pPr>
@@ -24121,8 +23645,8 @@
               <w:rPr>
                 <w:rFonts w:eastAsia="Times New Roman" w:cs="Times New Roman"/>
                 <w:color w:val="000000"/>
-                <w:sz w:val="18"/>
-                <w:szCs w:val="18"/>
+                <w:sz w:val="16"/>
+                <w:szCs w:val="16"/>
                 <w:lang w:val="en-US" w:eastAsia="ru-RU"/>
               </w:rPr>
               <w:t> </w:t>
@@ -24147,8 +23671,8 @@
               <w:rPr>
                 <w:rFonts w:eastAsia="Times New Roman" w:cs="Times New Roman"/>
                 <w:color w:val="000000"/>
-                <w:sz w:val="18"/>
-                <w:szCs w:val="18"/>
+                <w:sz w:val="16"/>
+                <w:szCs w:val="16"/>
                 <w:lang w:val="en-US" w:eastAsia="ru-RU"/>
               </w:rPr>
             </w:pPr>
@@ -24156,8 +23680,8 @@
               <w:rPr>
                 <w:rFonts w:eastAsia="Times New Roman" w:cs="Times New Roman"/>
                 <w:color w:val="000000"/>
-                <w:sz w:val="18"/>
-                <w:szCs w:val="18"/>
+                <w:sz w:val="16"/>
+                <w:szCs w:val="16"/>
                 <w:lang w:val="en-US" w:eastAsia="ru-RU"/>
               </w:rPr>
               <w:t> </w:t>
@@ -24219,8 +23743,8 @@
               <w:rPr>
                 <w:rFonts w:eastAsia="Times New Roman" w:cs="Times New Roman"/>
                 <w:color w:val="000000"/>
-                <w:sz w:val="18"/>
-                <w:szCs w:val="18"/>
+                <w:sz w:val="16"/>
+                <w:szCs w:val="16"/>
                 <w:lang w:val="en-US" w:eastAsia="ru-RU"/>
               </w:rPr>
             </w:pPr>
@@ -24228,8 +23752,8 @@
               <w:rPr>
                 <w:rFonts w:eastAsia="Times New Roman" w:cs="Times New Roman"/>
                 <w:color w:val="000000"/>
-                <w:sz w:val="18"/>
-                <w:szCs w:val="18"/>
+                <w:sz w:val="16"/>
+                <w:szCs w:val="16"/>
                 <w:lang w:val="en-US" w:eastAsia="ru-RU"/>
               </w:rPr>
               <w:t> </w:t>
@@ -24254,8 +23778,8 @@
               <w:rPr>
                 <w:rFonts w:eastAsia="Times New Roman" w:cs="Times New Roman"/>
                 <w:color w:val="000000"/>
-                <w:sz w:val="18"/>
-                <w:szCs w:val="18"/>
+                <w:sz w:val="16"/>
+                <w:szCs w:val="16"/>
                 <w:lang w:val="en-US" w:eastAsia="ru-RU"/>
               </w:rPr>
             </w:pPr>
@@ -24263,8 +23787,8 @@
               <w:rPr>
                 <w:rFonts w:eastAsia="Times New Roman" w:cs="Times New Roman"/>
                 <w:color w:val="000000"/>
-                <w:sz w:val="18"/>
-                <w:szCs w:val="18"/>
+                <w:sz w:val="16"/>
+                <w:szCs w:val="16"/>
                 <w:lang w:val="en-US" w:eastAsia="ru-RU"/>
               </w:rPr>
               <w:t> </w:t>
@@ -24289,8 +23813,8 @@
               <w:rPr>
                 <w:rFonts w:eastAsia="Times New Roman" w:cs="Times New Roman"/>
                 <w:color w:val="000000"/>
-                <w:sz w:val="18"/>
-                <w:szCs w:val="18"/>
+                <w:sz w:val="16"/>
+                <w:szCs w:val="16"/>
                 <w:lang w:val="en-US" w:eastAsia="ru-RU"/>
               </w:rPr>
             </w:pPr>
@@ -24298,8 +23822,8 @@
               <w:rPr>
                 <w:rFonts w:eastAsia="Times New Roman" w:cs="Times New Roman"/>
                 <w:color w:val="000000"/>
-                <w:sz w:val="18"/>
-                <w:szCs w:val="18"/>
+                <w:sz w:val="16"/>
+                <w:szCs w:val="16"/>
                 <w:lang w:val="en-US" w:eastAsia="ru-RU"/>
               </w:rPr>
               <w:t> </w:t>
@@ -24324,8 +23848,8 @@
               <w:rPr>
                 <w:rFonts w:eastAsia="Times New Roman" w:cs="Times New Roman"/>
                 <w:color w:val="000000"/>
-                <w:sz w:val="18"/>
-                <w:szCs w:val="18"/>
+                <w:sz w:val="16"/>
+                <w:szCs w:val="16"/>
                 <w:lang w:val="en-US" w:eastAsia="ru-RU"/>
               </w:rPr>
             </w:pPr>
@@ -24333,8 +23857,8 @@
               <w:rPr>
                 <w:rFonts w:eastAsia="Times New Roman" w:cs="Times New Roman"/>
                 <w:color w:val="000000"/>
-                <w:sz w:val="18"/>
-                <w:szCs w:val="18"/>
+                <w:sz w:val="16"/>
+                <w:szCs w:val="16"/>
                 <w:lang w:val="en-US" w:eastAsia="ru-RU"/>
               </w:rPr>
               <w:t> </w:t>
@@ -24359,8 +23883,8 @@
               <w:rPr>
                 <w:rFonts w:eastAsia="Times New Roman" w:cs="Times New Roman"/>
                 <w:color w:val="000000"/>
-                <w:sz w:val="18"/>
-                <w:szCs w:val="18"/>
+                <w:sz w:val="16"/>
+                <w:szCs w:val="16"/>
                 <w:lang w:val="en-US" w:eastAsia="ru-RU"/>
               </w:rPr>
             </w:pPr>
@@ -24368,8 +23892,8 @@
               <w:rPr>
                 <w:rFonts w:eastAsia="Times New Roman" w:cs="Times New Roman"/>
                 <w:color w:val="000000"/>
-                <w:sz w:val="18"/>
-                <w:szCs w:val="18"/>
+                <w:sz w:val="16"/>
+                <w:szCs w:val="16"/>
                 <w:lang w:val="en-US" w:eastAsia="ru-RU"/>
               </w:rPr>
               <w:t> </w:t>
@@ -24394,8 +23918,8 @@
               <w:rPr>
                 <w:rFonts w:eastAsia="Times New Roman" w:cs="Times New Roman"/>
                 <w:color w:val="000000"/>
-                <w:sz w:val="18"/>
-                <w:szCs w:val="18"/>
+                <w:sz w:val="16"/>
+                <w:szCs w:val="16"/>
                 <w:lang w:val="en-US" w:eastAsia="ru-RU"/>
               </w:rPr>
             </w:pPr>
@@ -24403,8 +23927,8 @@
               <w:rPr>
                 <w:rFonts w:eastAsia="Times New Roman" w:cs="Times New Roman"/>
                 <w:color w:val="000000"/>
-                <w:sz w:val="18"/>
-                <w:szCs w:val="18"/>
+                <w:sz w:val="16"/>
+                <w:szCs w:val="16"/>
                 <w:lang w:val="en-US" w:eastAsia="ru-RU"/>
               </w:rPr>
               <w:t> </w:t>
@@ -24451,27 +23975,15 @@
               <w:t>{{</w:t>
             </w:r>
             <w:proofErr w:type="spellStart"/>
-            <w:proofErr w:type="gramStart"/>
-            <w:r>
-              <w:rPr>
-                <w:rFonts w:eastAsia="Times New Roman" w:cs="Times New Roman"/>
-                <w:color w:val="000000"/>
-                <w:sz w:val="18"/>
-                <w:szCs w:val="18"/>
-                <w:lang w:val="en-US" w:eastAsia="ru-RU"/>
-              </w:rPr>
-              <w:t>worker.left</w:t>
-            </w:r>
-            <w:proofErr w:type="gramEnd"/>
-            <w:r>
-              <w:rPr>
-                <w:rFonts w:eastAsia="Times New Roman" w:cs="Times New Roman"/>
-                <w:color w:val="000000"/>
-                <w:sz w:val="18"/>
-                <w:szCs w:val="18"/>
-                <w:lang w:val="en-US" w:eastAsia="ru-RU"/>
-              </w:rPr>
-              <w:t>.FullName</w:t>
+            <w:r>
+              <w:rPr>
+                <w:rFonts w:eastAsia="Times New Roman" w:cs="Times New Roman"/>
+                <w:color w:val="000000"/>
+                <w:sz w:val="18"/>
+                <w:szCs w:val="18"/>
+                <w:lang w:val="en-US" w:eastAsia="ru-RU"/>
+              </w:rPr>
+              <w:t>worker.left.FullName</w:t>
             </w:r>
             <w:proofErr w:type="spellEnd"/>
             <w:r>
@@ -24514,8 +24026,8 @@
               <w:rPr>
                 <w:rFonts w:eastAsia="Times New Roman" w:cs="Times New Roman"/>
                 <w:color w:val="000000"/>
-                <w:sz w:val="18"/>
-                <w:szCs w:val="18"/>
+                <w:sz w:val="16"/>
+                <w:szCs w:val="16"/>
                 <w:lang w:val="en-US" w:eastAsia="ru-RU"/>
               </w:rPr>
             </w:pPr>
@@ -24523,42 +24035,30 @@
               <w:rPr>
                 <w:rFonts w:eastAsia="Times New Roman" w:cs="Times New Roman"/>
                 <w:color w:val="000000"/>
-                <w:sz w:val="18"/>
-                <w:szCs w:val="18"/>
+                <w:sz w:val="16"/>
+                <w:szCs w:val="16"/>
                 <w:lang w:val="en-US" w:eastAsia="ru-RU"/>
               </w:rPr>
               <w:t>{{</w:t>
             </w:r>
             <w:proofErr w:type="spellStart"/>
-            <w:proofErr w:type="gramStart"/>
-            <w:r>
-              <w:rPr>
-                <w:rFonts w:eastAsia="Times New Roman" w:cs="Times New Roman"/>
-                <w:color w:val="000000"/>
-                <w:sz w:val="18"/>
-                <w:szCs w:val="18"/>
-                <w:lang w:val="en-US" w:eastAsia="ru-RU"/>
-              </w:rPr>
-              <w:t>worker.left</w:t>
-            </w:r>
-            <w:proofErr w:type="gramEnd"/>
-            <w:r>
-              <w:rPr>
-                <w:rFonts w:eastAsia="Times New Roman" w:cs="Times New Roman"/>
-                <w:color w:val="000000"/>
-                <w:sz w:val="18"/>
-                <w:szCs w:val="18"/>
-                <w:lang w:val="en-US" w:eastAsia="ru-RU"/>
-              </w:rPr>
-              <w:t>.hour</w:t>
+            <w:r>
+              <w:rPr>
+                <w:rFonts w:eastAsia="Times New Roman" w:cs="Times New Roman"/>
+                <w:color w:val="000000"/>
+                <w:sz w:val="16"/>
+                <w:szCs w:val="16"/>
+                <w:lang w:val="en-US" w:eastAsia="ru-RU"/>
+              </w:rPr>
+              <w:t>worker.left.hour</w:t>
             </w:r>
             <w:proofErr w:type="spellEnd"/>
             <w:r>
               <w:rPr>
                 <w:rFonts w:eastAsia="Times New Roman" w:cs="Times New Roman"/>
                 <w:color w:val="000000"/>
-                <w:sz w:val="18"/>
-                <w:szCs w:val="18"/>
+                <w:sz w:val="16"/>
+                <w:szCs w:val="16"/>
                 <w:lang w:val="en-US" w:eastAsia="ru-RU"/>
               </w:rPr>
               <w:t>}}</w:t>
@@ -24583,8 +24083,8 @@
               <w:rPr>
                 <w:rFonts w:eastAsia="Times New Roman" w:cs="Times New Roman"/>
                 <w:color w:val="000000"/>
-                <w:sz w:val="18"/>
-                <w:szCs w:val="18"/>
+                <w:sz w:val="16"/>
+                <w:szCs w:val="16"/>
                 <w:lang w:val="en-US" w:eastAsia="ru-RU"/>
               </w:rPr>
             </w:pPr>
@@ -24592,8 +24092,8 @@
               <w:rPr>
                 <w:rFonts w:eastAsia="Times New Roman" w:cs="Times New Roman"/>
                 <w:color w:val="000000"/>
-                <w:sz w:val="18"/>
-                <w:szCs w:val="18"/>
+                <w:sz w:val="16"/>
+                <w:szCs w:val="16"/>
                 <w:lang w:val="en-US" w:eastAsia="ru-RU"/>
               </w:rPr>
               <w:t> </w:t>
@@ -24619,8 +24119,8 @@
               <w:rPr>
                 <w:rFonts w:eastAsia="Times New Roman" w:cs="Times New Roman"/>
                 <w:color w:val="000000"/>
-                <w:sz w:val="18"/>
-                <w:szCs w:val="18"/>
+                <w:sz w:val="16"/>
+                <w:szCs w:val="16"/>
                 <w:lang w:val="en-US" w:eastAsia="ru-RU"/>
               </w:rPr>
             </w:pPr>
@@ -24628,8 +24128,8 @@
               <w:rPr>
                 <w:rFonts w:eastAsia="Times New Roman" w:cs="Times New Roman"/>
                 <w:color w:val="000000"/>
-                <w:sz w:val="18"/>
-                <w:szCs w:val="18"/>
+                <w:sz w:val="16"/>
+                <w:szCs w:val="16"/>
                 <w:lang w:val="en-US" w:eastAsia="ru-RU"/>
               </w:rPr>
               <w:t> </w:t>
@@ -24654,8 +24154,8 @@
               <w:rPr>
                 <w:rFonts w:eastAsia="Times New Roman" w:cs="Times New Roman"/>
                 <w:color w:val="000000"/>
-                <w:sz w:val="18"/>
-                <w:szCs w:val="18"/>
+                <w:sz w:val="16"/>
+                <w:szCs w:val="16"/>
                 <w:lang w:val="en-US" w:eastAsia="ru-RU"/>
               </w:rPr>
             </w:pPr>
@@ -24663,8 +24163,8 @@
               <w:rPr>
                 <w:rFonts w:eastAsia="Times New Roman" w:cs="Times New Roman"/>
                 <w:color w:val="000000"/>
-                <w:sz w:val="18"/>
-                <w:szCs w:val="18"/>
+                <w:sz w:val="16"/>
+                <w:szCs w:val="16"/>
                 <w:lang w:val="en-US" w:eastAsia="ru-RU"/>
               </w:rPr>
               <w:t> </w:t>
@@ -24689,8 +24189,8 @@
               <w:rPr>
                 <w:rFonts w:eastAsia="Times New Roman" w:cs="Times New Roman"/>
                 <w:color w:val="000000"/>
-                <w:sz w:val="18"/>
-                <w:szCs w:val="18"/>
+                <w:sz w:val="16"/>
+                <w:szCs w:val="16"/>
                 <w:lang w:val="en-US" w:eastAsia="ru-RU"/>
               </w:rPr>
             </w:pPr>
@@ -24698,8 +24198,8 @@
               <w:rPr>
                 <w:rFonts w:eastAsia="Times New Roman" w:cs="Times New Roman"/>
                 <w:color w:val="000000"/>
-                <w:sz w:val="18"/>
-                <w:szCs w:val="18"/>
+                <w:sz w:val="16"/>
+                <w:szCs w:val="16"/>
                 <w:lang w:val="en-US" w:eastAsia="ru-RU"/>
               </w:rPr>
               <w:t> </w:t>
@@ -24724,8 +24224,8 @@
               <w:rPr>
                 <w:rFonts w:eastAsia="Times New Roman" w:cs="Times New Roman"/>
                 <w:color w:val="000000"/>
-                <w:sz w:val="18"/>
-                <w:szCs w:val="18"/>
+                <w:sz w:val="16"/>
+                <w:szCs w:val="16"/>
                 <w:lang w:val="en-US" w:eastAsia="ru-RU"/>
               </w:rPr>
             </w:pPr>
@@ -24733,8 +24233,8 @@
               <w:rPr>
                 <w:rFonts w:eastAsia="Times New Roman" w:cs="Times New Roman"/>
                 <w:color w:val="000000"/>
-                <w:sz w:val="18"/>
-                <w:szCs w:val="18"/>
+                <w:sz w:val="16"/>
+                <w:szCs w:val="16"/>
                 <w:lang w:val="en-US" w:eastAsia="ru-RU"/>
               </w:rPr>
               <w:t> </w:t>
@@ -24776,27 +24276,15 @@
               <w:t>{{</w:t>
             </w:r>
             <w:proofErr w:type="spellStart"/>
-            <w:proofErr w:type="gramStart"/>
-            <w:r>
-              <w:rPr>
-                <w:rFonts w:eastAsia="Times New Roman" w:cs="Times New Roman"/>
-                <w:color w:val="000000"/>
-                <w:sz w:val="18"/>
-                <w:szCs w:val="18"/>
-                <w:lang w:val="en-US" w:eastAsia="ru-RU"/>
-              </w:rPr>
-              <w:t>worker.right</w:t>
-            </w:r>
-            <w:proofErr w:type="gramEnd"/>
-            <w:r>
-              <w:rPr>
-                <w:rFonts w:eastAsia="Times New Roman" w:cs="Times New Roman"/>
-                <w:color w:val="000000"/>
-                <w:sz w:val="18"/>
-                <w:szCs w:val="18"/>
-                <w:lang w:val="en-US" w:eastAsia="ru-RU"/>
-              </w:rPr>
-              <w:t>.FullName</w:t>
+            <w:r>
+              <w:rPr>
+                <w:rFonts w:eastAsia="Times New Roman" w:cs="Times New Roman"/>
+                <w:color w:val="000000"/>
+                <w:sz w:val="18"/>
+                <w:szCs w:val="18"/>
+                <w:lang w:val="en-US" w:eastAsia="ru-RU"/>
+              </w:rPr>
+              <w:t>worker.right.FullName</w:t>
             </w:r>
             <w:proofErr w:type="spellEnd"/>
             <w:r>
@@ -24839,8 +24327,8 @@
               <w:rPr>
                 <w:rFonts w:eastAsia="Times New Roman" w:cs="Times New Roman"/>
                 <w:color w:val="000000"/>
-                <w:sz w:val="18"/>
-                <w:szCs w:val="18"/>
+                <w:sz w:val="16"/>
+                <w:szCs w:val="16"/>
                 <w:lang w:val="en-US" w:eastAsia="ru-RU"/>
               </w:rPr>
             </w:pPr>
@@ -24848,42 +24336,30 @@
               <w:rPr>
                 <w:rFonts w:eastAsia="Times New Roman" w:cs="Times New Roman"/>
                 <w:color w:val="000000"/>
-                <w:sz w:val="18"/>
-                <w:szCs w:val="18"/>
+                <w:sz w:val="16"/>
+                <w:szCs w:val="16"/>
                 <w:lang w:val="en-US" w:eastAsia="ru-RU"/>
               </w:rPr>
               <w:t>{{</w:t>
             </w:r>
             <w:proofErr w:type="spellStart"/>
-            <w:proofErr w:type="gramStart"/>
-            <w:r>
-              <w:rPr>
-                <w:rFonts w:eastAsia="Times New Roman" w:cs="Times New Roman"/>
-                <w:color w:val="000000"/>
-                <w:sz w:val="18"/>
-                <w:szCs w:val="18"/>
-                <w:lang w:val="en-US" w:eastAsia="ru-RU"/>
-              </w:rPr>
-              <w:t>worker.right</w:t>
-            </w:r>
-            <w:proofErr w:type="gramEnd"/>
-            <w:r>
-              <w:rPr>
-                <w:rFonts w:eastAsia="Times New Roman" w:cs="Times New Roman"/>
-                <w:color w:val="000000"/>
-                <w:sz w:val="18"/>
-                <w:szCs w:val="18"/>
-                <w:lang w:val="en-US" w:eastAsia="ru-RU"/>
-              </w:rPr>
-              <w:t>.hour</w:t>
+            <w:r>
+              <w:rPr>
+                <w:rFonts w:eastAsia="Times New Roman" w:cs="Times New Roman"/>
+                <w:color w:val="000000"/>
+                <w:sz w:val="16"/>
+                <w:szCs w:val="16"/>
+                <w:lang w:val="en-US" w:eastAsia="ru-RU"/>
+              </w:rPr>
+              <w:t>worker.right.hour</w:t>
             </w:r>
             <w:proofErr w:type="spellEnd"/>
             <w:r>
               <w:rPr>
                 <w:rFonts w:eastAsia="Times New Roman" w:cs="Times New Roman"/>
                 <w:color w:val="000000"/>
-                <w:sz w:val="18"/>
-                <w:szCs w:val="18"/>
+                <w:sz w:val="16"/>
+                <w:szCs w:val="16"/>
                 <w:lang w:val="en-US" w:eastAsia="ru-RU"/>
               </w:rPr>
               <w:t>}}</w:t>
@@ -24892,8 +24368,8 @@
               <w:rPr>
                 <w:rFonts w:eastAsia="Times New Roman" w:cs="Times New Roman"/>
                 <w:color w:val="000000"/>
-                <w:sz w:val="18"/>
-                <w:szCs w:val="18"/>
+                <w:sz w:val="16"/>
+                <w:szCs w:val="16"/>
                 <w:lang w:val="en-US" w:eastAsia="ru-RU"/>
               </w:rPr>
               <w:t> </w:t>
@@ -24918,8 +24394,8 @@
               <w:rPr>
                 <w:rFonts w:eastAsia="Times New Roman" w:cs="Times New Roman"/>
                 <w:color w:val="000000"/>
-                <w:sz w:val="18"/>
-                <w:szCs w:val="18"/>
+                <w:sz w:val="16"/>
+                <w:szCs w:val="16"/>
                 <w:lang w:val="en-US" w:eastAsia="ru-RU"/>
               </w:rPr>
             </w:pPr>
@@ -24927,8 +24403,8 @@
               <w:rPr>
                 <w:rFonts w:eastAsia="Times New Roman" w:cs="Times New Roman"/>
                 <w:color w:val="000000"/>
-                <w:sz w:val="18"/>
-                <w:szCs w:val="18"/>
+                <w:sz w:val="16"/>
+                <w:szCs w:val="16"/>
                 <w:lang w:val="en-US" w:eastAsia="ru-RU"/>
               </w:rPr>
               <w:t> </w:t>
@@ -24953,8 +24429,8 @@
               <w:rPr>
                 <w:rFonts w:eastAsia="Times New Roman" w:cs="Times New Roman"/>
                 <w:color w:val="000000"/>
-                <w:sz w:val="18"/>
-                <w:szCs w:val="18"/>
+                <w:sz w:val="16"/>
+                <w:szCs w:val="16"/>
                 <w:lang w:val="en-US" w:eastAsia="ru-RU"/>
               </w:rPr>
             </w:pPr>
@@ -24962,8 +24438,8 @@
               <w:rPr>
                 <w:rFonts w:eastAsia="Times New Roman" w:cs="Times New Roman"/>
                 <w:color w:val="000000"/>
-                <w:sz w:val="18"/>
-                <w:szCs w:val="18"/>
+                <w:sz w:val="16"/>
+                <w:szCs w:val="16"/>
                 <w:lang w:val="en-US" w:eastAsia="ru-RU"/>
               </w:rPr>
               <w:t> </w:t>
@@ -24988,8 +24464,8 @@
               <w:rPr>
                 <w:rFonts w:eastAsia="Times New Roman" w:cs="Times New Roman"/>
                 <w:color w:val="000000"/>
-                <w:sz w:val="18"/>
-                <w:szCs w:val="18"/>
+                <w:sz w:val="16"/>
+                <w:szCs w:val="16"/>
                 <w:lang w:val="en-US" w:eastAsia="ru-RU"/>
               </w:rPr>
             </w:pPr>
@@ -24997,8 +24473,8 @@
               <w:rPr>
                 <w:rFonts w:eastAsia="Times New Roman" w:cs="Times New Roman"/>
                 <w:color w:val="000000"/>
-                <w:sz w:val="18"/>
-                <w:szCs w:val="18"/>
+                <w:sz w:val="16"/>
+                <w:szCs w:val="16"/>
                 <w:lang w:val="en-US" w:eastAsia="ru-RU"/>
               </w:rPr>
               <w:t> </w:t>
@@ -25023,8 +24499,8 @@
               <w:rPr>
                 <w:rFonts w:eastAsia="Times New Roman" w:cs="Times New Roman"/>
                 <w:color w:val="000000"/>
-                <w:sz w:val="18"/>
-                <w:szCs w:val="18"/>
+                <w:sz w:val="16"/>
+                <w:szCs w:val="16"/>
                 <w:lang w:val="en-US" w:eastAsia="ru-RU"/>
               </w:rPr>
             </w:pPr>
@@ -25032,8 +24508,8 @@
               <w:rPr>
                 <w:rFonts w:eastAsia="Times New Roman" w:cs="Times New Roman"/>
                 <w:color w:val="000000"/>
-                <w:sz w:val="18"/>
-                <w:szCs w:val="18"/>
+                <w:sz w:val="16"/>
+                <w:szCs w:val="16"/>
                 <w:lang w:val="en-US" w:eastAsia="ru-RU"/>
               </w:rPr>
               <w:t> </w:t>
@@ -25058,8 +24534,8 @@
               <w:rPr>
                 <w:rFonts w:eastAsia="Times New Roman" w:cs="Times New Roman"/>
                 <w:color w:val="000000"/>
-                <w:sz w:val="18"/>
-                <w:szCs w:val="18"/>
+                <w:sz w:val="16"/>
+                <w:szCs w:val="16"/>
                 <w:lang w:val="en-US" w:eastAsia="ru-RU"/>
               </w:rPr>
             </w:pPr>
@@ -25067,8 +24543,8 @@
               <w:rPr>
                 <w:rFonts w:eastAsia="Times New Roman" w:cs="Times New Roman"/>
                 <w:color w:val="000000"/>
-                <w:sz w:val="18"/>
-                <w:szCs w:val="18"/>
+                <w:sz w:val="16"/>
+                <w:szCs w:val="16"/>
                 <w:lang w:val="en-US" w:eastAsia="ru-RU"/>
               </w:rPr>
               <w:t> </w:t>
@@ -25112,7 +24588,29 @@
                 <w:szCs w:val="18"/>
                 <w:lang w:val="en-US" w:eastAsia="ru-RU"/>
               </w:rPr>
-              <w:t xml:space="preserve">{%tr </w:t>
+              <w:t>{%</w:t>
+            </w:r>
+            <w:proofErr w:type="spellStart"/>
+            <w:r>
+              <w:rPr>
+                <w:rFonts w:eastAsia="Times New Roman" w:cs="Times New Roman"/>
+                <w:color w:val="000000"/>
+                <w:sz w:val="18"/>
+                <w:szCs w:val="18"/>
+                <w:lang w:val="en-US" w:eastAsia="ru-RU"/>
+              </w:rPr>
+              <w:t>tr</w:t>
+            </w:r>
+            <w:proofErr w:type="spellEnd"/>
+            <w:r>
+              <w:rPr>
+                <w:rFonts w:eastAsia="Times New Roman" w:cs="Times New Roman"/>
+                <w:color w:val="000000"/>
+                <w:sz w:val="18"/>
+                <w:szCs w:val="18"/>
+                <w:lang w:val="en-US" w:eastAsia="ru-RU"/>
+              </w:rPr>
+              <w:t xml:space="preserve"> </w:t>
             </w:r>
             <w:proofErr w:type="spellStart"/>
             <w:r>
@@ -25166,8 +24664,8 @@
               <w:rPr>
                 <w:rFonts w:eastAsia="Times New Roman" w:cs="Times New Roman"/>
                 <w:color w:val="000000"/>
-                <w:sz w:val="18"/>
-                <w:szCs w:val="18"/>
+                <w:sz w:val="16"/>
+                <w:szCs w:val="16"/>
                 <w:lang w:val="en-US" w:eastAsia="ru-RU"/>
               </w:rPr>
             </w:pPr>
@@ -25175,8 +24673,8 @@
               <w:rPr>
                 <w:rFonts w:eastAsia="Times New Roman" w:cs="Times New Roman"/>
                 <w:color w:val="000000"/>
-                <w:sz w:val="18"/>
-                <w:szCs w:val="18"/>
+                <w:sz w:val="16"/>
+                <w:szCs w:val="16"/>
                 <w:lang w:val="en-US" w:eastAsia="ru-RU"/>
               </w:rPr>
               <w:t> </w:t>
@@ -25201,8 +24699,8 @@
               <w:rPr>
                 <w:rFonts w:eastAsia="Times New Roman" w:cs="Times New Roman"/>
                 <w:color w:val="000000"/>
-                <w:sz w:val="18"/>
-                <w:szCs w:val="18"/>
+                <w:sz w:val="16"/>
+                <w:szCs w:val="16"/>
                 <w:lang w:val="en-US" w:eastAsia="ru-RU"/>
               </w:rPr>
             </w:pPr>
@@ -25210,8 +24708,8 @@
               <w:rPr>
                 <w:rFonts w:eastAsia="Times New Roman" w:cs="Times New Roman"/>
                 <w:color w:val="000000"/>
-                <w:sz w:val="18"/>
-                <w:szCs w:val="18"/>
+                <w:sz w:val="16"/>
+                <w:szCs w:val="16"/>
                 <w:lang w:val="en-US" w:eastAsia="ru-RU"/>
               </w:rPr>
               <w:t> </w:t>
@@ -25237,8 +24735,8 @@
               <w:rPr>
                 <w:rFonts w:eastAsia="Times New Roman" w:cs="Times New Roman"/>
                 <w:color w:val="000000"/>
-                <w:sz w:val="18"/>
-                <w:szCs w:val="18"/>
+                <w:sz w:val="16"/>
+                <w:szCs w:val="16"/>
                 <w:lang w:val="en-US" w:eastAsia="ru-RU"/>
               </w:rPr>
             </w:pPr>
@@ -25246,8 +24744,8 @@
               <w:rPr>
                 <w:rFonts w:eastAsia="Times New Roman" w:cs="Times New Roman"/>
                 <w:color w:val="000000"/>
-                <w:sz w:val="18"/>
-                <w:szCs w:val="18"/>
+                <w:sz w:val="16"/>
+                <w:szCs w:val="16"/>
                 <w:lang w:val="en-US" w:eastAsia="ru-RU"/>
               </w:rPr>
               <w:t> </w:t>
@@ -25272,8 +24770,8 @@
               <w:rPr>
                 <w:rFonts w:eastAsia="Times New Roman" w:cs="Times New Roman"/>
                 <w:color w:val="000000"/>
-                <w:sz w:val="18"/>
-                <w:szCs w:val="18"/>
+                <w:sz w:val="16"/>
+                <w:szCs w:val="16"/>
                 <w:lang w:val="en-US" w:eastAsia="ru-RU"/>
               </w:rPr>
             </w:pPr>
@@ -25281,8 +24779,8 @@
               <w:rPr>
                 <w:rFonts w:eastAsia="Times New Roman" w:cs="Times New Roman"/>
                 <w:color w:val="000000"/>
-                <w:sz w:val="18"/>
-                <w:szCs w:val="18"/>
+                <w:sz w:val="16"/>
+                <w:szCs w:val="16"/>
                 <w:lang w:val="en-US" w:eastAsia="ru-RU"/>
               </w:rPr>
               <w:t> </w:t>
@@ -25307,8 +24805,8 @@
               <w:rPr>
                 <w:rFonts w:eastAsia="Times New Roman" w:cs="Times New Roman"/>
                 <w:color w:val="000000"/>
-                <w:sz w:val="18"/>
-                <w:szCs w:val="18"/>
+                <w:sz w:val="16"/>
+                <w:szCs w:val="16"/>
                 <w:lang w:val="en-US" w:eastAsia="ru-RU"/>
               </w:rPr>
             </w:pPr>
@@ -25316,8 +24814,8 @@
               <w:rPr>
                 <w:rFonts w:eastAsia="Times New Roman" w:cs="Times New Roman"/>
                 <w:color w:val="000000"/>
-                <w:sz w:val="18"/>
-                <w:szCs w:val="18"/>
+                <w:sz w:val="16"/>
+                <w:szCs w:val="16"/>
                 <w:lang w:val="en-US" w:eastAsia="ru-RU"/>
               </w:rPr>
               <w:t> </w:t>
@@ -25342,8 +24840,8 @@
               <w:rPr>
                 <w:rFonts w:eastAsia="Times New Roman" w:cs="Times New Roman"/>
                 <w:color w:val="000000"/>
-                <w:sz w:val="18"/>
-                <w:szCs w:val="18"/>
+                <w:sz w:val="16"/>
+                <w:szCs w:val="16"/>
                 <w:lang w:val="en-US" w:eastAsia="ru-RU"/>
               </w:rPr>
             </w:pPr>
@@ -25351,8 +24849,8 @@
               <w:rPr>
                 <w:rFonts w:eastAsia="Times New Roman" w:cs="Times New Roman"/>
                 <w:color w:val="000000"/>
-                <w:sz w:val="18"/>
-                <w:szCs w:val="18"/>
+                <w:sz w:val="16"/>
+                <w:szCs w:val="16"/>
                 <w:lang w:val="en-US" w:eastAsia="ru-RU"/>
               </w:rPr>
               <w:t> </w:t>
@@ -25414,8 +24912,8 @@
               <w:rPr>
                 <w:rFonts w:eastAsia="Times New Roman" w:cs="Times New Roman"/>
                 <w:color w:val="000000"/>
-                <w:sz w:val="18"/>
-                <w:szCs w:val="18"/>
+                <w:sz w:val="16"/>
+                <w:szCs w:val="16"/>
                 <w:lang w:val="en-US" w:eastAsia="ru-RU"/>
               </w:rPr>
             </w:pPr>
@@ -25423,8 +24921,8 @@
               <w:rPr>
                 <w:rFonts w:eastAsia="Times New Roman" w:cs="Times New Roman"/>
                 <w:color w:val="000000"/>
-                <w:sz w:val="18"/>
-                <w:szCs w:val="18"/>
+                <w:sz w:val="16"/>
+                <w:szCs w:val="16"/>
                 <w:lang w:val="en-US" w:eastAsia="ru-RU"/>
               </w:rPr>
               <w:t> </w:t>
@@ -25449,8 +24947,8 @@
               <w:rPr>
                 <w:rFonts w:eastAsia="Times New Roman" w:cs="Times New Roman"/>
                 <w:color w:val="000000"/>
-                <w:sz w:val="18"/>
-                <w:szCs w:val="18"/>
+                <w:sz w:val="16"/>
+                <w:szCs w:val="16"/>
                 <w:lang w:val="en-US" w:eastAsia="ru-RU"/>
               </w:rPr>
             </w:pPr>
@@ -25458,8 +24956,8 @@
               <w:rPr>
                 <w:rFonts w:eastAsia="Times New Roman" w:cs="Times New Roman"/>
                 <w:color w:val="000000"/>
-                <w:sz w:val="18"/>
-                <w:szCs w:val="18"/>
+                <w:sz w:val="16"/>
+                <w:szCs w:val="16"/>
                 <w:lang w:val="en-US" w:eastAsia="ru-RU"/>
               </w:rPr>
               <w:t> </w:t>
@@ -25484,8 +24982,8 @@
               <w:rPr>
                 <w:rFonts w:eastAsia="Times New Roman" w:cs="Times New Roman"/>
                 <w:color w:val="000000"/>
-                <w:sz w:val="18"/>
-                <w:szCs w:val="18"/>
+                <w:sz w:val="16"/>
+                <w:szCs w:val="16"/>
                 <w:lang w:val="en-US" w:eastAsia="ru-RU"/>
               </w:rPr>
             </w:pPr>
@@ -25493,8 +24991,8 @@
               <w:rPr>
                 <w:rFonts w:eastAsia="Times New Roman" w:cs="Times New Roman"/>
                 <w:color w:val="000000"/>
-                <w:sz w:val="18"/>
-                <w:szCs w:val="18"/>
+                <w:sz w:val="16"/>
+                <w:szCs w:val="16"/>
                 <w:lang w:val="en-US" w:eastAsia="ru-RU"/>
               </w:rPr>
               <w:t> </w:t>
@@ -25519,8 +25017,8 @@
               <w:rPr>
                 <w:rFonts w:eastAsia="Times New Roman" w:cs="Times New Roman"/>
                 <w:color w:val="000000"/>
-                <w:sz w:val="18"/>
-                <w:szCs w:val="18"/>
+                <w:sz w:val="16"/>
+                <w:szCs w:val="16"/>
                 <w:lang w:val="en-US" w:eastAsia="ru-RU"/>
               </w:rPr>
             </w:pPr>
@@ -25528,8 +25026,8 @@
               <w:rPr>
                 <w:rFonts w:eastAsia="Times New Roman" w:cs="Times New Roman"/>
                 <w:color w:val="000000"/>
-                <w:sz w:val="18"/>
-                <w:szCs w:val="18"/>
+                <w:sz w:val="16"/>
+                <w:szCs w:val="16"/>
                 <w:lang w:val="en-US" w:eastAsia="ru-RU"/>
               </w:rPr>
               <w:t> </w:t>
@@ -25554,8 +25052,8 @@
               <w:rPr>
                 <w:rFonts w:eastAsia="Times New Roman" w:cs="Times New Roman"/>
                 <w:color w:val="000000"/>
-                <w:sz w:val="18"/>
-                <w:szCs w:val="18"/>
+                <w:sz w:val="16"/>
+                <w:szCs w:val="16"/>
                 <w:lang w:val="en-US" w:eastAsia="ru-RU"/>
               </w:rPr>
             </w:pPr>
@@ -25563,8 +25061,8 @@
               <w:rPr>
                 <w:rFonts w:eastAsia="Times New Roman" w:cs="Times New Roman"/>
                 <w:color w:val="000000"/>
-                <w:sz w:val="18"/>
-                <w:szCs w:val="18"/>
+                <w:sz w:val="16"/>
+                <w:szCs w:val="16"/>
                 <w:lang w:val="en-US" w:eastAsia="ru-RU"/>
               </w:rPr>
               <w:t> </w:t>
@@ -25589,8 +25087,8 @@
               <w:rPr>
                 <w:rFonts w:eastAsia="Times New Roman" w:cs="Times New Roman"/>
                 <w:color w:val="000000"/>
-                <w:sz w:val="18"/>
-                <w:szCs w:val="18"/>
+                <w:sz w:val="16"/>
+                <w:szCs w:val="16"/>
                 <w:lang w:val="en-US" w:eastAsia="ru-RU"/>
               </w:rPr>
             </w:pPr>
@@ -25598,8 +25096,8 @@
               <w:rPr>
                 <w:rFonts w:eastAsia="Times New Roman" w:cs="Times New Roman"/>
                 <w:color w:val="000000"/>
-                <w:sz w:val="18"/>
-                <w:szCs w:val="18"/>
+                <w:sz w:val="16"/>
+                <w:szCs w:val="16"/>
                 <w:lang w:val="en-US" w:eastAsia="ru-RU"/>
               </w:rPr>
               <w:t> </w:t>
@@ -25888,31 +25386,7 @@
                 <w:szCs w:val="18"/>
                 <w:lang w:eastAsia="ru-RU"/>
               </w:rPr>
-              <w:t xml:space="preserve"> </w:t>
-            </w:r>
-            <w:proofErr w:type="gramStart"/>
-            <w:r>
-              <w:rPr>
-                <w:rFonts w:eastAsia="Times New Roman" w:cs="Times New Roman"/>
-                <w:bCs/>
-                <w:color w:val="000000"/>
-                <w:sz w:val="18"/>
-                <w:szCs w:val="18"/>
-                <w:lang w:eastAsia="ru-RU"/>
-              </w:rPr>
-              <w:t>%}{</w:t>
-            </w:r>
-            <w:proofErr w:type="gramEnd"/>
-            <w:r>
-              <w:rPr>
-                <w:rFonts w:eastAsia="Times New Roman" w:cs="Times New Roman"/>
-                <w:bCs/>
-                <w:color w:val="000000"/>
-                <w:sz w:val="18"/>
-                <w:szCs w:val="18"/>
-                <w:lang w:eastAsia="ru-RU"/>
-              </w:rPr>
-              <w:t>{</w:t>
+              <w:t xml:space="preserve"> %}{{</w:t>
             </w:r>
             <w:proofErr w:type="spellStart"/>
             <w:r>
@@ -25975,29 +25449,16 @@
               <w:t>actHeight</w:t>
             </w:r>
             <w:proofErr w:type="spellEnd"/>
-            <w:proofErr w:type="gramStart"/>
-            <w:r>
-              <w:rPr>
-                <w:rFonts w:eastAsia="Times New Roman" w:cs="Times New Roman"/>
-                <w:bCs/>
-                <w:color w:val="000000"/>
-                <w:sz w:val="18"/>
-                <w:szCs w:val="18"/>
-                <w:lang w:eastAsia="ru-RU"/>
-              </w:rPr>
-              <w:t>}}{</w:t>
-            </w:r>
-            <w:proofErr w:type="gramEnd"/>
-            <w:r>
-              <w:rPr>
-                <w:rFonts w:eastAsia="Times New Roman" w:cs="Times New Roman"/>
-                <w:bCs/>
-                <w:color w:val="000000"/>
-                <w:sz w:val="18"/>
-                <w:szCs w:val="18"/>
-                <w:lang w:eastAsia="ru-RU"/>
-              </w:rPr>
-              <w:t>%</w:t>
+            <w:r>
+              <w:rPr>
+                <w:rFonts w:eastAsia="Times New Roman" w:cs="Times New Roman"/>
+                <w:bCs/>
+                <w:color w:val="000000"/>
+                <w:sz w:val="18"/>
+                <w:szCs w:val="18"/>
+                <w:lang w:eastAsia="ru-RU"/>
+              </w:rPr>
+              <w:t>}}{%</w:t>
             </w:r>
             <w:r>
               <w:rPr>
@@ -26323,31 +25784,7 @@
                 <w:szCs w:val="18"/>
                 <w:lang w:eastAsia="ru-RU"/>
               </w:rPr>
-              <w:t xml:space="preserve"> </w:t>
-            </w:r>
-            <w:proofErr w:type="gramStart"/>
-            <w:r>
-              <w:rPr>
-                <w:rFonts w:eastAsia="Times New Roman" w:cs="Times New Roman"/>
-                <w:bCs/>
-                <w:color w:val="000000"/>
-                <w:sz w:val="18"/>
-                <w:szCs w:val="18"/>
-                <w:lang w:eastAsia="ru-RU"/>
-              </w:rPr>
-              <w:t>%}{</w:t>
-            </w:r>
-            <w:proofErr w:type="gramEnd"/>
-            <w:r>
-              <w:rPr>
-                <w:rFonts w:eastAsia="Times New Roman" w:cs="Times New Roman"/>
-                <w:bCs/>
-                <w:color w:val="000000"/>
-                <w:sz w:val="18"/>
-                <w:szCs w:val="18"/>
-                <w:lang w:eastAsia="ru-RU"/>
-              </w:rPr>
-              <w:t>{</w:t>
+              <w:t xml:space="preserve"> %}{{</w:t>
             </w:r>
             <w:proofErr w:type="spellStart"/>
             <w:r>
@@ -26410,29 +25847,16 @@
               <w:t>actHeight</w:t>
             </w:r>
             <w:proofErr w:type="spellEnd"/>
-            <w:proofErr w:type="gramStart"/>
-            <w:r>
-              <w:rPr>
-                <w:rFonts w:eastAsia="Times New Roman" w:cs="Times New Roman"/>
-                <w:bCs/>
-                <w:color w:val="000000"/>
-                <w:sz w:val="18"/>
-                <w:szCs w:val="18"/>
-                <w:lang w:eastAsia="ru-RU"/>
-              </w:rPr>
-              <w:t>}}{</w:t>
-            </w:r>
-            <w:proofErr w:type="gramEnd"/>
-            <w:r>
-              <w:rPr>
-                <w:rFonts w:eastAsia="Times New Roman" w:cs="Times New Roman"/>
-                <w:bCs/>
-                <w:color w:val="000000"/>
-                <w:sz w:val="18"/>
-                <w:szCs w:val="18"/>
-                <w:lang w:eastAsia="ru-RU"/>
-              </w:rPr>
-              <w:t>%</w:t>
+            <w:r>
+              <w:rPr>
+                <w:rFonts w:eastAsia="Times New Roman" w:cs="Times New Roman"/>
+                <w:bCs/>
+                <w:color w:val="000000"/>
+                <w:sz w:val="18"/>
+                <w:szCs w:val="18"/>
+                <w:lang w:eastAsia="ru-RU"/>
+              </w:rPr>
+              <w:t>}}{%</w:t>
             </w:r>
             <w:r>
               <w:rPr>
@@ -26512,7 +25936,6 @@
                 <w:lang w:eastAsia="ru-RU"/>
               </w:rPr>
             </w:pPr>
-            <w:proofErr w:type="gramStart"/>
             <w:r>
               <w:rPr>
                 <w:rFonts w:eastAsia="Times New Roman" w:cs="Times New Roman"/>
@@ -26525,7 +25948,6 @@
               </w:rPr>
               <w:t>Ч-Ч Всего</w:t>
             </w:r>
-            <w:proofErr w:type="gramEnd"/>
           </w:p>
         </w:tc>
         <w:tc>
@@ -26632,7 +26054,6 @@
               </w:rPr>
               <w:t xml:space="preserve"> &lt;= 48 </w:t>
             </w:r>
-            <w:proofErr w:type="gramStart"/>
             <w:r>
               <w:rPr>
                 <w:rFonts w:eastAsia="Times New Roman" w:cs="Times New Roman"/>
@@ -26652,18 +26073,7 @@
                 <w:szCs w:val="18"/>
                 <w:lang w:val="en-US" w:eastAsia="ru-RU"/>
               </w:rPr>
-              <w:t>{</w:t>
-            </w:r>
-            <w:proofErr w:type="gramEnd"/>
-            <w:r>
-              <w:rPr>
-                <w:rFonts w:eastAsia="Times New Roman" w:cs="Times New Roman"/>
-                <w:color w:val="000000"/>
-                <w:sz w:val="18"/>
-                <w:szCs w:val="18"/>
-                <w:lang w:val="en-US" w:eastAsia="ru-RU"/>
-              </w:rPr>
-              <w:t>{</w:t>
+              <w:t>{{</w:t>
             </w:r>
             <w:proofErr w:type="spellStart"/>
             <w:r>
@@ -26677,7 +26087,6 @@
               <w:t>actHour</w:t>
             </w:r>
             <w:proofErr w:type="spellEnd"/>
-            <w:proofErr w:type="gramStart"/>
             <w:r>
               <w:rPr>
                 <w:rFonts w:eastAsia="Times New Roman" w:cs="Times New Roman"/>
@@ -26697,19 +26106,7 @@
                 <w:szCs w:val="18"/>
                 <w:lang w:val="en-US" w:eastAsia="ru-RU"/>
               </w:rPr>
-              <w:t>{</w:t>
-            </w:r>
-            <w:proofErr w:type="gramEnd"/>
-            <w:r>
-              <w:rPr>
-                <w:rFonts w:eastAsia="Times New Roman" w:cs="Times New Roman"/>
-                <w:bCs/>
-                <w:color w:val="000000"/>
-                <w:sz w:val="18"/>
-                <w:szCs w:val="18"/>
-                <w:lang w:val="en-US" w:eastAsia="ru-RU"/>
-              </w:rPr>
-              <w:t>% endif %}</w:t>
+              <w:t>{% endif %}</w:t>
             </w:r>
           </w:p>
         </w:tc>
@@ -26838,7 +26235,6 @@
               </w:rPr>
               <w:t xml:space="preserve"> &lt;= 48 </w:t>
             </w:r>
-            <w:proofErr w:type="gramStart"/>
             <w:r>
               <w:rPr>
                 <w:rFonts w:eastAsia="Times New Roman" w:cs="Times New Roman"/>
@@ -26858,63 +26254,50 @@
                 <w:szCs w:val="18"/>
                 <w:lang w:val="en-US" w:eastAsia="ru-RU"/>
               </w:rPr>
+              <w:t>{{</w:t>
+            </w:r>
+            <w:proofErr w:type="spellStart"/>
+            <w:r>
+              <w:rPr>
+                <w:rFonts w:eastAsia="Times New Roman" w:cs="Times New Roman"/>
+                <w:color w:val="000000"/>
+                <w:sz w:val="18"/>
+                <w:szCs w:val="18"/>
+                <w:lang w:val="en-US" w:eastAsia="ru-RU"/>
+              </w:rPr>
+              <w:t>actV</w:t>
+            </w:r>
+            <w:r>
+              <w:rPr>
+                <w:rFonts w:eastAsia="Times New Roman" w:cs="Times New Roman"/>
+                <w:color w:val="000000"/>
+                <w:sz w:val="18"/>
+                <w:szCs w:val="18"/>
+                <w:lang w:val="en-US" w:eastAsia="ru-RU"/>
+              </w:rPr>
+              <w:t>em</w:t>
+            </w:r>
+            <w:proofErr w:type="spellEnd"/>
+            <w:r>
+              <w:rPr>
+                <w:rFonts w:eastAsia="Times New Roman" w:cs="Times New Roman"/>
+                <w:color w:val="000000"/>
+                <w:sz w:val="18"/>
+                <w:szCs w:val="18"/>
+                <w:lang w:val="en-US" w:eastAsia="ru-RU"/>
+              </w:rPr>
+              <w:t>}}</w:t>
+            </w:r>
+            <w:r>
+              <w:rPr>
+                <w:rFonts w:eastAsia="Times New Roman" w:cs="Times New Roman"/>
+                <w:color w:val="000000"/>
+                <w:sz w:val="18"/>
+                <w:szCs w:val="18"/>
+                <w:lang w:val="en-US" w:eastAsia="ru-RU"/>
+              </w:rPr>
               <w:t>{</w:t>
             </w:r>
-            <w:proofErr w:type="gramEnd"/>
-            <w:r>
-              <w:rPr>
-                <w:rFonts w:eastAsia="Times New Roman" w:cs="Times New Roman"/>
-                <w:color w:val="000000"/>
-                <w:sz w:val="18"/>
-                <w:szCs w:val="18"/>
-                <w:lang w:val="en-US" w:eastAsia="ru-RU"/>
-              </w:rPr>
-              <w:t>{</w:t>
-            </w:r>
-            <w:proofErr w:type="spellStart"/>
-            <w:r>
-              <w:rPr>
-                <w:rFonts w:eastAsia="Times New Roman" w:cs="Times New Roman"/>
-                <w:color w:val="000000"/>
-                <w:sz w:val="18"/>
-                <w:szCs w:val="18"/>
-                <w:lang w:val="en-US" w:eastAsia="ru-RU"/>
-              </w:rPr>
-              <w:t>actV</w:t>
-            </w:r>
-            <w:r>
-              <w:rPr>
-                <w:rFonts w:eastAsia="Times New Roman" w:cs="Times New Roman"/>
-                <w:color w:val="000000"/>
-                <w:sz w:val="18"/>
-                <w:szCs w:val="18"/>
-                <w:lang w:val="en-US" w:eastAsia="ru-RU"/>
-              </w:rPr>
-              <w:t>em</w:t>
-            </w:r>
-            <w:proofErr w:type="spellEnd"/>
-            <w:proofErr w:type="gramStart"/>
-            <w:r>
-              <w:rPr>
-                <w:rFonts w:eastAsia="Times New Roman" w:cs="Times New Roman"/>
-                <w:color w:val="000000"/>
-                <w:sz w:val="18"/>
-                <w:szCs w:val="18"/>
-                <w:lang w:val="en-US" w:eastAsia="ru-RU"/>
-              </w:rPr>
-              <w:t>}}</w:t>
-            </w:r>
-            <w:r>
-              <w:rPr>
-                <w:rFonts w:eastAsia="Times New Roman" w:cs="Times New Roman"/>
-                <w:color w:val="000000"/>
-                <w:sz w:val="18"/>
-                <w:szCs w:val="18"/>
-                <w:lang w:val="en-US" w:eastAsia="ru-RU"/>
-              </w:rPr>
-              <w:t>{</w:t>
-            </w:r>
-            <w:proofErr w:type="gramEnd"/>
             <w:r>
               <w:rPr>
                 <w:rFonts w:eastAsia="Times New Roman" w:cs="Times New Roman"/>
@@ -26964,7 +26347,6 @@
                 <w:lang w:eastAsia="ru-RU"/>
               </w:rPr>
             </w:pPr>
-            <w:proofErr w:type="gramStart"/>
             <w:r>
               <w:rPr>
                 <w:rFonts w:eastAsia="Times New Roman" w:cs="Times New Roman"/>
@@ -26977,7 +26359,6 @@
               </w:rPr>
               <w:t>Ч-Ч Всего</w:t>
             </w:r>
-            <w:proofErr w:type="gramEnd"/>
           </w:p>
         </w:tc>
         <w:tc>
@@ -27084,7 +26465,6 @@
               </w:rPr>
               <w:t xml:space="preserve"> &lt;= 64 </w:t>
             </w:r>
-            <w:proofErr w:type="gramStart"/>
             <w:r>
               <w:rPr>
                 <w:rFonts w:eastAsia="Times New Roman" w:cs="Times New Roman"/>
@@ -27104,18 +26484,7 @@
                 <w:szCs w:val="18"/>
                 <w:lang w:val="en-US" w:eastAsia="ru-RU"/>
               </w:rPr>
-              <w:t>{</w:t>
-            </w:r>
-            <w:proofErr w:type="gramEnd"/>
-            <w:r>
-              <w:rPr>
-                <w:rFonts w:eastAsia="Times New Roman" w:cs="Times New Roman"/>
-                <w:color w:val="000000"/>
-                <w:sz w:val="18"/>
-                <w:szCs w:val="18"/>
-                <w:lang w:val="en-US" w:eastAsia="ru-RU"/>
-              </w:rPr>
-              <w:t>{</w:t>
+              <w:t>{{</w:t>
             </w:r>
             <w:proofErr w:type="spellStart"/>
             <w:r>
@@ -27129,7 +26498,6 @@
               <w:t>actHour</w:t>
             </w:r>
             <w:proofErr w:type="spellEnd"/>
-            <w:proofErr w:type="gramStart"/>
             <w:r>
               <w:rPr>
                 <w:rFonts w:eastAsia="Times New Roman" w:cs="Times New Roman"/>
@@ -27149,19 +26517,7 @@
                 <w:szCs w:val="18"/>
                 <w:lang w:val="en-US" w:eastAsia="ru-RU"/>
               </w:rPr>
-              <w:t>{</w:t>
-            </w:r>
-            <w:proofErr w:type="gramEnd"/>
-            <w:r>
-              <w:rPr>
-                <w:rFonts w:eastAsia="Times New Roman" w:cs="Times New Roman"/>
-                <w:bCs/>
-                <w:color w:val="000000"/>
-                <w:sz w:val="18"/>
-                <w:szCs w:val="18"/>
-                <w:lang w:val="en-US" w:eastAsia="ru-RU"/>
-              </w:rPr>
-              <w:t>% endif %}</w:t>
+              <w:t>{% endif %}</w:t>
             </w:r>
           </w:p>
         </w:tc>
@@ -27290,7 +26646,6 @@
               </w:rPr>
               <w:t xml:space="preserve"> &lt;= 64 </w:t>
             </w:r>
-            <w:proofErr w:type="gramStart"/>
             <w:r>
               <w:rPr>
                 <w:rFonts w:eastAsia="Times New Roman" w:cs="Times New Roman"/>
@@ -27310,63 +26665,50 @@
                 <w:szCs w:val="18"/>
                 <w:lang w:val="en-US" w:eastAsia="ru-RU"/>
               </w:rPr>
+              <w:t>{{</w:t>
+            </w:r>
+            <w:proofErr w:type="spellStart"/>
+            <w:r>
+              <w:rPr>
+                <w:rFonts w:eastAsia="Times New Roman" w:cs="Times New Roman"/>
+                <w:color w:val="000000"/>
+                <w:sz w:val="18"/>
+                <w:szCs w:val="18"/>
+                <w:lang w:val="en-US" w:eastAsia="ru-RU"/>
+              </w:rPr>
+              <w:t>actV</w:t>
+            </w:r>
+            <w:r>
+              <w:rPr>
+                <w:rFonts w:eastAsia="Times New Roman" w:cs="Times New Roman"/>
+                <w:color w:val="000000"/>
+                <w:sz w:val="18"/>
+                <w:szCs w:val="18"/>
+                <w:lang w:val="en-US" w:eastAsia="ru-RU"/>
+              </w:rPr>
+              <w:t>em</w:t>
+            </w:r>
+            <w:proofErr w:type="spellEnd"/>
+            <w:r>
+              <w:rPr>
+                <w:rFonts w:eastAsia="Times New Roman" w:cs="Times New Roman"/>
+                <w:color w:val="000000"/>
+                <w:sz w:val="18"/>
+                <w:szCs w:val="18"/>
+                <w:lang w:val="en-US" w:eastAsia="ru-RU"/>
+              </w:rPr>
+              <w:t>}}</w:t>
+            </w:r>
+            <w:r>
+              <w:rPr>
+                <w:rFonts w:eastAsia="Times New Roman" w:cs="Times New Roman"/>
+                <w:color w:val="000000"/>
+                <w:sz w:val="18"/>
+                <w:szCs w:val="18"/>
+                <w:lang w:val="en-US" w:eastAsia="ru-RU"/>
+              </w:rPr>
               <w:t>{</w:t>
             </w:r>
-            <w:proofErr w:type="gramEnd"/>
-            <w:r>
-              <w:rPr>
-                <w:rFonts w:eastAsia="Times New Roman" w:cs="Times New Roman"/>
-                <w:color w:val="000000"/>
-                <w:sz w:val="18"/>
-                <w:szCs w:val="18"/>
-                <w:lang w:val="en-US" w:eastAsia="ru-RU"/>
-              </w:rPr>
-              <w:t>{</w:t>
-            </w:r>
-            <w:proofErr w:type="spellStart"/>
-            <w:r>
-              <w:rPr>
-                <w:rFonts w:eastAsia="Times New Roman" w:cs="Times New Roman"/>
-                <w:color w:val="000000"/>
-                <w:sz w:val="18"/>
-                <w:szCs w:val="18"/>
-                <w:lang w:val="en-US" w:eastAsia="ru-RU"/>
-              </w:rPr>
-              <w:t>actV</w:t>
-            </w:r>
-            <w:r>
-              <w:rPr>
-                <w:rFonts w:eastAsia="Times New Roman" w:cs="Times New Roman"/>
-                <w:color w:val="000000"/>
-                <w:sz w:val="18"/>
-                <w:szCs w:val="18"/>
-                <w:lang w:val="en-US" w:eastAsia="ru-RU"/>
-              </w:rPr>
-              <w:t>em</w:t>
-            </w:r>
-            <w:proofErr w:type="spellEnd"/>
-            <w:proofErr w:type="gramStart"/>
-            <w:r>
-              <w:rPr>
-                <w:rFonts w:eastAsia="Times New Roman" w:cs="Times New Roman"/>
-                <w:color w:val="000000"/>
-                <w:sz w:val="18"/>
-                <w:szCs w:val="18"/>
-                <w:lang w:val="en-US" w:eastAsia="ru-RU"/>
-              </w:rPr>
-              <w:t>}}</w:t>
-            </w:r>
-            <w:r>
-              <w:rPr>
-                <w:rFonts w:eastAsia="Times New Roman" w:cs="Times New Roman"/>
-                <w:color w:val="000000"/>
-                <w:sz w:val="18"/>
-                <w:szCs w:val="18"/>
-                <w:lang w:val="en-US" w:eastAsia="ru-RU"/>
-              </w:rPr>
-              <w:t>{</w:t>
-            </w:r>
-            <w:proofErr w:type="gramEnd"/>
             <w:r>
               <w:rPr>
                 <w:rFonts w:eastAsia="Times New Roman" w:cs="Times New Roman"/>
@@ -27594,31 +26936,7 @@
                 <w:szCs w:val="18"/>
                 <w:lang w:val="en-US" w:eastAsia="ru-RU"/>
               </w:rPr>
-              <w:t xml:space="preserve"> </w:t>
-            </w:r>
-            <w:proofErr w:type="gramStart"/>
-            <w:r>
-              <w:rPr>
-                <w:rFonts w:eastAsia="Times New Roman" w:cs="Times New Roman"/>
-                <w:bCs/>
-                <w:color w:val="000000"/>
-                <w:sz w:val="18"/>
-                <w:szCs w:val="18"/>
-                <w:lang w:val="en-US" w:eastAsia="ru-RU"/>
-              </w:rPr>
-              <w:t>%}{</w:t>
-            </w:r>
-            <w:proofErr w:type="gramEnd"/>
-            <w:r>
-              <w:rPr>
-                <w:rFonts w:eastAsia="Times New Roman" w:cs="Times New Roman"/>
-                <w:bCs/>
-                <w:color w:val="000000"/>
-                <w:sz w:val="18"/>
-                <w:szCs w:val="18"/>
-                <w:lang w:val="en-US" w:eastAsia="ru-RU"/>
-              </w:rPr>
-              <w:t>{</w:t>
+              <w:t xml:space="preserve"> %}{{</w:t>
             </w:r>
             <w:proofErr w:type="spellStart"/>
             <w:r>
@@ -27630,29 +26948,16 @@
               <w:t>actBrigadir</w:t>
             </w:r>
             <w:proofErr w:type="spellEnd"/>
-            <w:proofErr w:type="gramStart"/>
-            <w:r>
-              <w:rPr>
-                <w:rFonts w:eastAsia="Times New Roman" w:cs="Times New Roman"/>
-                <w:bCs/>
-                <w:color w:val="000000"/>
-                <w:sz w:val="18"/>
-                <w:szCs w:val="18"/>
-                <w:lang w:val="en-US" w:eastAsia="ru-RU"/>
-              </w:rPr>
-              <w:t>}}{</w:t>
-            </w:r>
-            <w:proofErr w:type="gramEnd"/>
-            <w:r>
-              <w:rPr>
-                <w:rFonts w:eastAsia="Times New Roman" w:cs="Times New Roman"/>
-                <w:bCs/>
-                <w:color w:val="000000"/>
-                <w:sz w:val="18"/>
-                <w:szCs w:val="18"/>
-                <w:lang w:val="en-US" w:eastAsia="ru-RU"/>
-              </w:rPr>
-              <w:t xml:space="preserve">% </w:t>
+            <w:r>
+              <w:rPr>
+                <w:rFonts w:eastAsia="Times New Roman" w:cs="Times New Roman"/>
+                <w:bCs/>
+                <w:color w:val="000000"/>
+                <w:sz w:val="18"/>
+                <w:szCs w:val="18"/>
+                <w:lang w:val="en-US" w:eastAsia="ru-RU"/>
+              </w:rPr>
+              <w:t xml:space="preserve">}}{% </w:t>
             </w:r>
             <w:r>
               <w:rPr>
@@ -27887,31 +27192,7 @@
                 <w:szCs w:val="18"/>
                 <w:lang w:val="en-US" w:eastAsia="ru-RU"/>
               </w:rPr>
-              <w:t xml:space="preserve"> </w:t>
-            </w:r>
-            <w:proofErr w:type="gramStart"/>
-            <w:r>
-              <w:rPr>
-                <w:rFonts w:eastAsia="Times New Roman" w:cs="Times New Roman"/>
-                <w:bCs/>
-                <w:color w:val="000000"/>
-                <w:sz w:val="18"/>
-                <w:szCs w:val="18"/>
-                <w:lang w:val="en-US" w:eastAsia="ru-RU"/>
-              </w:rPr>
-              <w:t>%}{</w:t>
-            </w:r>
-            <w:proofErr w:type="gramEnd"/>
-            <w:r>
-              <w:rPr>
-                <w:rFonts w:eastAsia="Times New Roman" w:cs="Times New Roman"/>
-                <w:bCs/>
-                <w:color w:val="000000"/>
-                <w:sz w:val="18"/>
-                <w:szCs w:val="18"/>
-                <w:lang w:val="en-US" w:eastAsia="ru-RU"/>
-              </w:rPr>
-              <w:t>{</w:t>
+              <w:t xml:space="preserve"> %}{{</w:t>
             </w:r>
             <w:proofErr w:type="spellStart"/>
             <w:r>
@@ -27923,29 +27204,16 @@
               <w:t>actBrigadir</w:t>
             </w:r>
             <w:proofErr w:type="spellEnd"/>
-            <w:proofErr w:type="gramStart"/>
-            <w:r>
-              <w:rPr>
-                <w:rFonts w:eastAsia="Times New Roman" w:cs="Times New Roman"/>
-                <w:bCs/>
-                <w:color w:val="000000"/>
-                <w:sz w:val="18"/>
-                <w:szCs w:val="18"/>
-                <w:lang w:val="en-US" w:eastAsia="ru-RU"/>
-              </w:rPr>
-              <w:t>}}{</w:t>
-            </w:r>
-            <w:proofErr w:type="gramEnd"/>
-            <w:r>
-              <w:rPr>
-                <w:rFonts w:eastAsia="Times New Roman" w:cs="Times New Roman"/>
-                <w:bCs/>
-                <w:color w:val="000000"/>
-                <w:sz w:val="18"/>
-                <w:szCs w:val="18"/>
-                <w:lang w:val="en-US" w:eastAsia="ru-RU"/>
-              </w:rPr>
-              <w:t xml:space="preserve">% </w:t>
+            <w:r>
+              <w:rPr>
+                <w:rFonts w:eastAsia="Times New Roman" w:cs="Times New Roman"/>
+                <w:bCs/>
+                <w:color w:val="000000"/>
+                <w:sz w:val="18"/>
+                <w:szCs w:val="18"/>
+                <w:lang w:val="en-US" w:eastAsia="ru-RU"/>
+              </w:rPr>
+              <w:t xml:space="preserve">}}{% </w:t>
             </w:r>
             <w:r>
               <w:rPr>
@@ -28176,29 +27444,16 @@
               </w:rPr>
               <w:t xml:space="preserve"> &lt;= 48 </w:t>
             </w:r>
-            <w:proofErr w:type="gramStart"/>
-            <w:r>
-              <w:rPr>
-                <w:rFonts w:eastAsia="Times New Roman" w:cs="Times New Roman"/>
-                <w:bCs/>
-                <w:color w:val="000000"/>
-                <w:sz w:val="18"/>
-                <w:szCs w:val="18"/>
-                <w:lang w:val="en-US" w:eastAsia="ru-RU"/>
-              </w:rPr>
-              <w:t>%}{</w:t>
-            </w:r>
-            <w:proofErr w:type="gramEnd"/>
-            <w:r>
-              <w:rPr>
-                <w:rFonts w:eastAsia="Times New Roman" w:cs="Times New Roman"/>
-                <w:bCs/>
-                <w:color w:val="000000"/>
-                <w:sz w:val="18"/>
-                <w:szCs w:val="18"/>
-                <w:lang w:val="en-US" w:eastAsia="ru-RU"/>
-              </w:rPr>
-              <w:t>{</w:t>
+            <w:r>
+              <w:rPr>
+                <w:rFonts w:eastAsia="Times New Roman" w:cs="Times New Roman"/>
+                <w:bCs/>
+                <w:color w:val="000000"/>
+                <w:sz w:val="18"/>
+                <w:szCs w:val="18"/>
+                <w:lang w:val="en-US" w:eastAsia="ru-RU"/>
+              </w:rPr>
+              <w:t>%}{{</w:t>
             </w:r>
             <w:proofErr w:type="spellStart"/>
             <w:r>
@@ -28213,29 +27468,16 @@
               <w:t>actMaster</w:t>
             </w:r>
             <w:proofErr w:type="spellEnd"/>
-            <w:proofErr w:type="gramStart"/>
-            <w:r>
-              <w:rPr>
-                <w:rFonts w:eastAsia="Times New Roman" w:cs="Times New Roman"/>
-                <w:bCs/>
-                <w:color w:val="000000"/>
-                <w:sz w:val="18"/>
-                <w:szCs w:val="18"/>
-                <w:lang w:val="en-US" w:eastAsia="ru-RU"/>
-              </w:rPr>
-              <w:t>}}{</w:t>
-            </w:r>
-            <w:proofErr w:type="gramEnd"/>
-            <w:r>
-              <w:rPr>
-                <w:rFonts w:eastAsia="Times New Roman" w:cs="Times New Roman"/>
-                <w:bCs/>
-                <w:color w:val="000000"/>
-                <w:sz w:val="18"/>
-                <w:szCs w:val="18"/>
-                <w:lang w:val="en-US" w:eastAsia="ru-RU"/>
-              </w:rPr>
-              <w:t xml:space="preserve">% </w:t>
+            <w:r>
+              <w:rPr>
+                <w:rFonts w:eastAsia="Times New Roman" w:cs="Times New Roman"/>
+                <w:bCs/>
+                <w:color w:val="000000"/>
+                <w:sz w:val="18"/>
+                <w:szCs w:val="18"/>
+                <w:lang w:val="en-US" w:eastAsia="ru-RU"/>
+              </w:rPr>
+              <w:t xml:space="preserve">}}{% </w:t>
             </w:r>
             <w:r>
               <w:rPr>
@@ -28461,29 +27703,16 @@
               </w:rPr>
               <w:t xml:space="preserve"> &lt;= 64 </w:t>
             </w:r>
-            <w:proofErr w:type="gramStart"/>
-            <w:r>
-              <w:rPr>
-                <w:rFonts w:eastAsia="Times New Roman" w:cs="Times New Roman"/>
-                <w:bCs/>
-                <w:color w:val="000000"/>
-                <w:sz w:val="18"/>
-                <w:szCs w:val="18"/>
-                <w:lang w:val="en-US" w:eastAsia="ru-RU"/>
-              </w:rPr>
-              <w:t>%}{</w:t>
-            </w:r>
-            <w:proofErr w:type="gramEnd"/>
-            <w:r>
-              <w:rPr>
-                <w:rFonts w:eastAsia="Times New Roman" w:cs="Times New Roman"/>
-                <w:bCs/>
-                <w:color w:val="000000"/>
-                <w:sz w:val="18"/>
-                <w:szCs w:val="18"/>
-                <w:lang w:val="en-US" w:eastAsia="ru-RU"/>
-              </w:rPr>
-              <w:t>{</w:t>
+            <w:r>
+              <w:rPr>
+                <w:rFonts w:eastAsia="Times New Roman" w:cs="Times New Roman"/>
+                <w:bCs/>
+                <w:color w:val="000000"/>
+                <w:sz w:val="18"/>
+                <w:szCs w:val="18"/>
+                <w:lang w:val="en-US" w:eastAsia="ru-RU"/>
+              </w:rPr>
+              <w:t>%}{{</w:t>
             </w:r>
             <w:proofErr w:type="spellStart"/>
             <w:r>
@@ -28498,29 +27727,16 @@
               <w:t>actMaster</w:t>
             </w:r>
             <w:proofErr w:type="spellEnd"/>
-            <w:proofErr w:type="gramStart"/>
-            <w:r>
-              <w:rPr>
-                <w:rFonts w:eastAsia="Times New Roman" w:cs="Times New Roman"/>
-                <w:bCs/>
-                <w:color w:val="000000"/>
-                <w:sz w:val="18"/>
-                <w:szCs w:val="18"/>
-                <w:lang w:val="en-US" w:eastAsia="ru-RU"/>
-              </w:rPr>
-              <w:t>}}{</w:t>
-            </w:r>
-            <w:proofErr w:type="gramEnd"/>
-            <w:r>
-              <w:rPr>
-                <w:rFonts w:eastAsia="Times New Roman" w:cs="Times New Roman"/>
-                <w:bCs/>
-                <w:color w:val="000000"/>
-                <w:sz w:val="18"/>
-                <w:szCs w:val="18"/>
-                <w:lang w:val="en-US" w:eastAsia="ru-RU"/>
-              </w:rPr>
-              <w:t xml:space="preserve">% </w:t>
+            <w:r>
+              <w:rPr>
+                <w:rFonts w:eastAsia="Times New Roman" w:cs="Times New Roman"/>
+                <w:bCs/>
+                <w:color w:val="000000"/>
+                <w:sz w:val="18"/>
+                <w:szCs w:val="18"/>
+                <w:lang w:val="en-US" w:eastAsia="ru-RU"/>
+              </w:rPr>
+              <w:t xml:space="preserve">}}{% </w:t>
             </w:r>
             <w:r>
               <w:rPr>
@@ -28576,7 +27792,7 @@
 </file>
 
 <file path=word/endnotes.xml><?xml version="1.0" encoding="utf-8"?>
-<w:endnotes xmlns:wpc="http://schemas.microsoft.com/office/word/2010/wordprocessingCanvas" xmlns:cx="http://schemas.microsoft.com/office/drawing/2014/chartex" xmlns:cx1="http://schemas.microsoft.com/office/drawing/2015/9/8/chartex" xmlns:cx2="http://schemas.microsoft.com/office/drawing/2015/10/21/chartex" xmlns:cx3="http://schemas.microsoft.com/office/drawing/2016/5/9/chartex" xmlns:cx4="http://schemas.microsoft.com/office/drawing/2016/5/10/chartex" xmlns:cx5="http://schemas.microsoft.com/office/drawing/2016/5/11/chartex" xmlns:cx6="http://schemas.microsoft.com/office/drawing/2016/5/12/chartex" xmlns:cx7="http://schemas.microsoft.com/office/drawing/2016/5/13/chartex" xmlns:cx8="http://schemas.microsoft.com/office/drawing/2016/5/14/chartex" xmlns:mc="http://schemas.openxmlformats.org/markup-compatibility/2006" xmlns:aink="http://schemas.microsoft.com/office/drawing/2016/ink" xmlns:am3d="http://schemas.microsoft.com/office/drawing/2017/model3d" xmlns:o="urn:schemas-microsoft-com:office:office" xmlns:oel="http://schemas.microsoft.com/office/2019/extlst" xmlns:r="http://schemas.openxmlformats.org/officeDocument/2006/relationships" xmlns:m="http://schemas.openxmlformats.org/officeDocument/2006/math" xmlns:v="urn:schemas-microsoft-com:vml" xmlns:wp14="http://schemas.microsoft.com/office/word/2010/wordprocessingDrawing" xmlns:wp="http://schemas.openxmlformats.org/drawingml/2006/wordprocessingDrawing" xmlns:w10="urn:schemas-microsoft-com:office:word" xmlns:w="http://schemas.openxmlformats.org/wordprocessingml/2006/main" xmlns:w14="http://schemas.microsoft.com/office/word/2010/wordml" xmlns:w15="http://schemas.microsoft.com/office/word/2012/wordml" xmlns:w16cex="http://schemas.microsoft.com/office/word/2018/wordml/cex" xmlns:w16cid="http://schemas.microsoft.com/office/word/2016/wordml/cid" xmlns:w16="http://schemas.microsoft.com/office/word/2018/wordml" xmlns:w16du="http://schemas.microsoft.com/office/word/2023/wordml/word16du" xmlns:w16sdtdh="http://schemas.microsoft.com/office/word/2020/wordml/sdtdatahash" xmlns:w16sdtfl="http://schemas.microsoft.com/office/word/2024/wordml/sdtformatlock" xmlns:w16se="http://schemas.microsoft.com/office/word/2015/wordml/symex" xmlns:wpg="http://schemas.microsoft.com/office/word/2010/wordprocessingGroup" xmlns:wpi="http://schemas.microsoft.com/office/word/2010/wordprocessingInk" xmlns:wne="http://schemas.microsoft.com/office/word/2006/wordml" xmlns:wps="http://schemas.microsoft.com/office/word/2010/wordprocessingShape" mc:Ignorable="w14 w15 w16se w16cid w16 w16cex w16sdtdh w16sdtfl w16du wp14">
+<w:endnotes xmlns:wpc="http://schemas.microsoft.com/office/word/2010/wordprocessingCanvas" xmlns:mc="http://schemas.openxmlformats.org/markup-compatibility/2006" xmlns:o="urn:schemas-microsoft-com:office:office" xmlns:r="http://schemas.openxmlformats.org/officeDocument/2006/relationships" xmlns:m="http://schemas.openxmlformats.org/officeDocument/2006/math" xmlns:v="urn:schemas-microsoft-com:vml" xmlns:wp14="http://schemas.microsoft.com/office/word/2010/wordprocessingDrawing" xmlns:wp="http://schemas.openxmlformats.org/drawingml/2006/wordprocessingDrawing" xmlns:w10="urn:schemas-microsoft-com:office:word" xmlns:w="http://schemas.openxmlformats.org/wordprocessingml/2006/main" xmlns:w14="http://schemas.microsoft.com/office/word/2010/wordml" xmlns:w15="http://schemas.microsoft.com/office/word/2012/wordml" xmlns:wpg="http://schemas.microsoft.com/office/word/2010/wordprocessingGroup" xmlns:wpi="http://schemas.microsoft.com/office/word/2010/wordprocessingInk" xmlns:wne="http://schemas.microsoft.com/office/word/2006/wordml" xmlns:wps="http://schemas.microsoft.com/office/word/2010/wordprocessingShape" mc:Ignorable="w14 w15 wp14">
   <w:endnote w:type="separator" w:id="-1">
     <w:p>
       <w:pPr>
@@ -28601,7 +27817,7 @@
 </file>
 
 <file path=word/footnotes.xml><?xml version="1.0" encoding="utf-8"?>
-<w:footnotes xmlns:wpc="http://schemas.microsoft.com/office/word/2010/wordprocessingCanvas" xmlns:cx="http://schemas.microsoft.com/office/drawing/2014/chartex" xmlns:cx1="http://schemas.microsoft.com/office/drawing/2015/9/8/chartex" xmlns:cx2="http://schemas.microsoft.com/office/drawing/2015/10/21/chartex" xmlns:cx3="http://schemas.microsoft.com/office/drawing/2016/5/9/chartex" xmlns:cx4="http://schemas.microsoft.com/office/drawing/2016/5/10/chartex" xmlns:cx5="http://schemas.microsoft.com/office/drawing/2016/5/11/chartex" xmlns:cx6="http://schemas.microsoft.com/office/drawing/2016/5/12/chartex" xmlns:cx7="http://schemas.microsoft.com/office/drawing/2016/5/13/chartex" xmlns:cx8="http://schemas.microsoft.com/office/drawing/2016/5/14/chartex" xmlns:mc="http://schemas.openxmlformats.org/markup-compatibility/2006" xmlns:aink="http://schemas.microsoft.com/office/drawing/2016/ink" xmlns:am3d="http://schemas.microsoft.com/office/drawing/2017/model3d" xmlns:o="urn:schemas-microsoft-com:office:office" xmlns:oel="http://schemas.microsoft.com/office/2019/extlst" xmlns:r="http://schemas.openxmlformats.org/officeDocument/2006/relationships" xmlns:m="http://schemas.openxmlformats.org/officeDocument/2006/math" xmlns:v="urn:schemas-microsoft-com:vml" xmlns:wp14="http://schemas.microsoft.com/office/word/2010/wordprocessingDrawing" xmlns:wp="http://schemas.openxmlformats.org/drawingml/2006/wordprocessingDrawing" xmlns:w10="urn:schemas-microsoft-com:office:word" xmlns:w="http://schemas.openxmlformats.org/wordprocessingml/2006/main" xmlns:w14="http://schemas.microsoft.com/office/word/2010/wordml" xmlns:w15="http://schemas.microsoft.com/office/word/2012/wordml" xmlns:w16cex="http://schemas.microsoft.com/office/word/2018/wordml/cex" xmlns:w16cid="http://schemas.microsoft.com/office/word/2016/wordml/cid" xmlns:w16="http://schemas.microsoft.com/office/word/2018/wordml" xmlns:w16du="http://schemas.microsoft.com/office/word/2023/wordml/word16du" xmlns:w16sdtdh="http://schemas.microsoft.com/office/word/2020/wordml/sdtdatahash" xmlns:w16sdtfl="http://schemas.microsoft.com/office/word/2024/wordml/sdtformatlock" xmlns:w16se="http://schemas.microsoft.com/office/word/2015/wordml/symex" xmlns:wpg="http://schemas.microsoft.com/office/word/2010/wordprocessingGroup" xmlns:wpi="http://schemas.microsoft.com/office/word/2010/wordprocessingInk" xmlns:wne="http://schemas.microsoft.com/office/word/2006/wordml" xmlns:wps="http://schemas.microsoft.com/office/word/2010/wordprocessingShape" mc:Ignorable="w14 w15 w16se w16cid w16 w16cex w16sdtdh w16sdtfl w16du wp14">
+<w:footnotes xmlns:wpc="http://schemas.microsoft.com/office/word/2010/wordprocessingCanvas" xmlns:mc="http://schemas.openxmlformats.org/markup-compatibility/2006" xmlns:o="urn:schemas-microsoft-com:office:office" xmlns:r="http://schemas.openxmlformats.org/officeDocument/2006/relationships" xmlns:m="http://schemas.openxmlformats.org/officeDocument/2006/math" xmlns:v="urn:schemas-microsoft-com:vml" xmlns:wp14="http://schemas.microsoft.com/office/word/2010/wordprocessingDrawing" xmlns:wp="http://schemas.openxmlformats.org/drawingml/2006/wordprocessingDrawing" xmlns:w10="urn:schemas-microsoft-com:office:word" xmlns:w="http://schemas.openxmlformats.org/wordprocessingml/2006/main" xmlns:w14="http://schemas.microsoft.com/office/word/2010/wordml" xmlns:w15="http://schemas.microsoft.com/office/word/2012/wordml" xmlns:wpg="http://schemas.microsoft.com/office/word/2010/wordprocessingGroup" xmlns:wpi="http://schemas.microsoft.com/office/word/2010/wordprocessingInk" xmlns:wne="http://schemas.microsoft.com/office/word/2006/wordml" xmlns:wps="http://schemas.microsoft.com/office/word/2010/wordprocessingShape" mc:Ignorable="w14 w15 wp14">
   <w:footnote w:type="separator" w:id="-1">
     <w:p>
       <w:pPr>
@@ -28626,7 +27842,7 @@
 </file>
 
 <file path=word/header1.xml><?xml version="1.0" encoding="utf-8"?>
-<w:hdr xmlns:wpc="http://schemas.microsoft.com/office/word/2010/wordprocessingCanvas" xmlns:cx="http://schemas.microsoft.com/office/drawing/2014/chartex" xmlns:cx1="http://schemas.microsoft.com/office/drawing/2015/9/8/chartex" xmlns:cx2="http://schemas.microsoft.com/office/drawing/2015/10/21/chartex" xmlns:cx3="http://schemas.microsoft.com/office/drawing/2016/5/9/chartex" xmlns:cx4="http://schemas.microsoft.com/office/drawing/2016/5/10/chartex" xmlns:cx5="http://schemas.microsoft.com/office/drawing/2016/5/11/chartex" xmlns:cx6="http://schemas.microsoft.com/office/drawing/2016/5/12/chartex" xmlns:cx7="http://schemas.microsoft.com/office/drawing/2016/5/13/chartex" xmlns:cx8="http://schemas.microsoft.com/office/drawing/2016/5/14/chartex" xmlns:mc="http://schemas.openxmlformats.org/markup-compatibility/2006" xmlns:aink="http://schemas.microsoft.com/office/drawing/2016/ink" xmlns:am3d="http://schemas.microsoft.com/office/drawing/2017/model3d" xmlns:o="urn:schemas-microsoft-com:office:office" xmlns:oel="http://schemas.microsoft.com/office/2019/extlst" xmlns:r="http://schemas.openxmlformats.org/officeDocument/2006/relationships" xmlns:m="http://schemas.openxmlformats.org/officeDocument/2006/math" xmlns:v="urn:schemas-microsoft-com:vml" xmlns:wp14="http://schemas.microsoft.com/office/word/2010/wordprocessingDrawing" xmlns:wp="http://schemas.openxmlformats.org/drawingml/2006/wordprocessingDrawing" xmlns:w10="urn:schemas-microsoft-com:office:word" xmlns:w="http://schemas.openxmlformats.org/wordprocessingml/2006/main" xmlns:w14="http://schemas.microsoft.com/office/word/2010/wordml" xmlns:w15="http://schemas.microsoft.com/office/word/2012/wordml" xmlns:w16cex="http://schemas.microsoft.com/office/word/2018/wordml/cex" xmlns:w16cid="http://schemas.microsoft.com/office/word/2016/wordml/cid" xmlns:w16="http://schemas.microsoft.com/office/word/2018/wordml" xmlns:w16du="http://schemas.microsoft.com/office/word/2023/wordml/word16du" xmlns:w16sdtdh="http://schemas.microsoft.com/office/word/2020/wordml/sdtdatahash" xmlns:w16sdtfl="http://schemas.microsoft.com/office/word/2024/wordml/sdtformatlock" xmlns:w16se="http://schemas.microsoft.com/office/word/2015/wordml/symex" xmlns:wpg="http://schemas.microsoft.com/office/word/2010/wordprocessingGroup" xmlns:wpi="http://schemas.microsoft.com/office/word/2010/wordprocessingInk" xmlns:wne="http://schemas.microsoft.com/office/word/2006/wordml" xmlns:wps="http://schemas.microsoft.com/office/word/2010/wordprocessingShape" mc:Ignorable="w14 w15 w16se w16cid w16 w16cex w16sdtdh w16sdtfl w16du wp14">
+<w:hdr xmlns:wpc="http://schemas.microsoft.com/office/word/2010/wordprocessingCanvas" xmlns:mc="http://schemas.openxmlformats.org/markup-compatibility/2006" xmlns:o="urn:schemas-microsoft-com:office:office" xmlns:r="http://schemas.openxmlformats.org/officeDocument/2006/relationships" xmlns:m="http://schemas.openxmlformats.org/officeDocument/2006/math" xmlns:v="urn:schemas-microsoft-com:vml" xmlns:wp14="http://schemas.microsoft.com/office/word/2010/wordprocessingDrawing" xmlns:wp="http://schemas.openxmlformats.org/drawingml/2006/wordprocessingDrawing" xmlns:w10="urn:schemas-microsoft-com:office:word" xmlns:w="http://schemas.openxmlformats.org/wordprocessingml/2006/main" xmlns:w14="http://schemas.microsoft.com/office/word/2010/wordml" xmlns:w15="http://schemas.microsoft.com/office/word/2012/wordml" xmlns:wpg="http://schemas.microsoft.com/office/word/2010/wordprocessingGroup" xmlns:wpi="http://schemas.microsoft.com/office/word/2010/wordprocessingInk" xmlns:wne="http://schemas.microsoft.com/office/word/2006/wordml" xmlns:wps="http://schemas.microsoft.com/office/word/2010/wordprocessingShape" mc:Ignorable="w14 w15 wp14">
   <w:p>
     <w:pPr>
       <w:pStyle w:val="a8"/>
@@ -28696,7 +27912,7 @@
 </file>
 
 <file path=word/header2.xml><?xml version="1.0" encoding="utf-8"?>
-<w:hdr xmlns:wpc="http://schemas.microsoft.com/office/word/2010/wordprocessingCanvas" xmlns:cx="http://schemas.microsoft.com/office/drawing/2014/chartex" xmlns:cx1="http://schemas.microsoft.com/office/drawing/2015/9/8/chartex" xmlns:cx2="http://schemas.microsoft.com/office/drawing/2015/10/21/chartex" xmlns:cx3="http://schemas.microsoft.com/office/drawing/2016/5/9/chartex" xmlns:cx4="http://schemas.microsoft.com/office/drawing/2016/5/10/chartex" xmlns:cx5="http://schemas.microsoft.com/office/drawing/2016/5/11/chartex" xmlns:cx6="http://schemas.microsoft.com/office/drawing/2016/5/12/chartex" xmlns:cx7="http://schemas.microsoft.com/office/drawing/2016/5/13/chartex" xmlns:cx8="http://schemas.microsoft.com/office/drawing/2016/5/14/chartex" xmlns:mc="http://schemas.openxmlformats.org/markup-compatibility/2006" xmlns:aink="http://schemas.microsoft.com/office/drawing/2016/ink" xmlns:am3d="http://schemas.microsoft.com/office/drawing/2017/model3d" xmlns:o="urn:schemas-microsoft-com:office:office" xmlns:oel="http://schemas.microsoft.com/office/2019/extlst" xmlns:r="http://schemas.openxmlformats.org/officeDocument/2006/relationships" xmlns:m="http://schemas.openxmlformats.org/officeDocument/2006/math" xmlns:v="urn:schemas-microsoft-com:vml" xmlns:wp14="http://schemas.microsoft.com/office/word/2010/wordprocessingDrawing" xmlns:wp="http://schemas.openxmlformats.org/drawingml/2006/wordprocessingDrawing" xmlns:w10="urn:schemas-microsoft-com:office:word" xmlns:w="http://schemas.openxmlformats.org/wordprocessingml/2006/main" xmlns:w14="http://schemas.microsoft.com/office/word/2010/wordml" xmlns:w15="http://schemas.microsoft.com/office/word/2012/wordml" xmlns:w16cex="http://schemas.microsoft.com/office/word/2018/wordml/cex" xmlns:w16cid="http://schemas.microsoft.com/office/word/2016/wordml/cid" xmlns:w16="http://schemas.microsoft.com/office/word/2018/wordml" xmlns:w16du="http://schemas.microsoft.com/office/word/2023/wordml/word16du" xmlns:w16sdtdh="http://schemas.microsoft.com/office/word/2020/wordml/sdtdatahash" xmlns:w16sdtfl="http://schemas.microsoft.com/office/word/2024/wordml/sdtformatlock" xmlns:w16se="http://schemas.microsoft.com/office/word/2015/wordml/symex" xmlns:wpg="http://schemas.microsoft.com/office/word/2010/wordprocessingGroup" xmlns:wpi="http://schemas.microsoft.com/office/word/2010/wordprocessingInk" xmlns:wne="http://schemas.microsoft.com/office/word/2006/wordml" xmlns:wps="http://schemas.microsoft.com/office/word/2010/wordprocessingShape" mc:Ignorable="w14 w15 w16se w16cid w16 w16cex w16sdtdh w16sdtfl w16du wp14">
+<w:hdr xmlns:wpc="http://schemas.microsoft.com/office/word/2010/wordprocessingCanvas" xmlns:mc="http://schemas.openxmlformats.org/markup-compatibility/2006" xmlns:o="urn:schemas-microsoft-com:office:office" xmlns:r="http://schemas.openxmlformats.org/officeDocument/2006/relationships" xmlns:m="http://schemas.openxmlformats.org/officeDocument/2006/math" xmlns:v="urn:schemas-microsoft-com:vml" xmlns:wp14="http://schemas.microsoft.com/office/word/2010/wordprocessingDrawing" xmlns:wp="http://schemas.openxmlformats.org/drawingml/2006/wordprocessingDrawing" xmlns:w10="urn:schemas-microsoft-com:office:word" xmlns:w="http://schemas.openxmlformats.org/wordprocessingml/2006/main" xmlns:w14="http://schemas.microsoft.com/office/word/2010/wordml" xmlns:w15="http://schemas.microsoft.com/office/word/2012/wordml" xmlns:wpg="http://schemas.microsoft.com/office/word/2010/wordprocessingGroup" xmlns:wpi="http://schemas.microsoft.com/office/word/2010/wordprocessingInk" xmlns:wne="http://schemas.microsoft.com/office/word/2006/wordml" xmlns:wps="http://schemas.microsoft.com/office/word/2010/wordprocessingShape" mc:Ignorable="w14 w15 wp14">
   <w:p>
     <w:pPr>
       <w:pStyle w:val="a8"/>
@@ -28756,8 +27972,8 @@
 </file>
 
 <file path=word/numbering.xml><?xml version="1.0" encoding="utf-8"?>
-<w:numbering xmlns:wpc="http://schemas.microsoft.com/office/word/2010/wordprocessingCanvas" xmlns:cx="http://schemas.microsoft.com/office/drawing/2014/chartex" xmlns:cx1="http://schemas.microsoft.com/office/drawing/2015/9/8/chartex" xmlns:cx2="http://schemas.microsoft.com/office/drawing/2015/10/21/chartex" xmlns:cx3="http://schemas.microsoft.com/office/drawing/2016/5/9/chartex" xmlns:cx4="http://schemas.microsoft.com/office/drawing/2016/5/10/chartex" xmlns:cx5="http://schemas.microsoft.com/office/drawing/2016/5/11/chartex" xmlns:cx6="http://schemas.microsoft.com/office/drawing/2016/5/12/chartex" xmlns:cx7="http://schemas.microsoft.com/office/drawing/2016/5/13/chartex" xmlns:cx8="http://schemas.microsoft.com/office/drawing/2016/5/14/chartex" xmlns:mc="http://schemas.openxmlformats.org/markup-compatibility/2006" xmlns:aink="http://schemas.microsoft.com/office/drawing/2016/ink" xmlns:am3d="http://schemas.microsoft.com/office/drawing/2017/model3d" xmlns:o="urn:schemas-microsoft-com:office:office" xmlns:oel="http://schemas.microsoft.com/office/2019/extlst" xmlns:r="http://schemas.openxmlformats.org/officeDocument/2006/relationships" xmlns:m="http://schemas.openxmlformats.org/officeDocument/2006/math" xmlns:v="urn:schemas-microsoft-com:vml" xmlns:wp14="http://schemas.microsoft.com/office/word/2010/wordprocessingDrawing" xmlns:wp="http://schemas.openxmlformats.org/drawingml/2006/wordprocessingDrawing" xmlns:w10="urn:schemas-microsoft-com:office:word" xmlns:w="http://schemas.openxmlformats.org/wordprocessingml/2006/main" xmlns:w14="http://schemas.microsoft.com/office/word/2010/wordml" xmlns:w15="http://schemas.microsoft.com/office/word/2012/wordml" xmlns:w16cex="http://schemas.microsoft.com/office/word/2018/wordml/cex" xmlns:w16cid="http://schemas.microsoft.com/office/word/2016/wordml/cid" xmlns:w16="http://schemas.microsoft.com/office/word/2018/wordml" xmlns:w16du="http://schemas.microsoft.com/office/word/2023/wordml/word16du" xmlns:w16sdtdh="http://schemas.microsoft.com/office/word/2020/wordml/sdtdatahash" xmlns:w16sdtfl="http://schemas.microsoft.com/office/word/2024/wordml/sdtformatlock" xmlns:w16se="http://schemas.microsoft.com/office/word/2015/wordml/symex" xmlns:wpg="http://schemas.microsoft.com/office/word/2010/wordprocessingGroup" xmlns:wpi="http://schemas.microsoft.com/office/word/2010/wordprocessingInk" xmlns:wne="http://schemas.microsoft.com/office/word/2006/wordml" xmlns:wps="http://schemas.microsoft.com/office/word/2010/wordprocessingShape" mc:Ignorable="w14 w15 w16se w16cid w16 w16cex w16sdtdh w16sdtfl w16du wp14">
-  <w:abstractNum w:abstractNumId="0" w15:restartNumberingAfterBreak="0">
+<w:numbering xmlns:wpc="http://schemas.microsoft.com/office/word/2010/wordprocessingCanvas" xmlns:mc="http://schemas.openxmlformats.org/markup-compatibility/2006" xmlns:o="urn:schemas-microsoft-com:office:office" xmlns:r="http://schemas.openxmlformats.org/officeDocument/2006/relationships" xmlns:m="http://schemas.openxmlformats.org/officeDocument/2006/math" xmlns:v="urn:schemas-microsoft-com:vml" xmlns:wp14="http://schemas.microsoft.com/office/word/2010/wordprocessingDrawing" xmlns:wp="http://schemas.openxmlformats.org/drawingml/2006/wordprocessingDrawing" xmlns:w10="urn:schemas-microsoft-com:office:word" xmlns:w="http://schemas.openxmlformats.org/wordprocessingml/2006/main" xmlns:w14="http://schemas.microsoft.com/office/word/2010/wordml" xmlns:w15="http://schemas.microsoft.com/office/word/2012/wordml" xmlns:wpg="http://schemas.microsoft.com/office/word/2010/wordprocessingGroup" xmlns:wpi="http://schemas.microsoft.com/office/word/2010/wordprocessingInk" xmlns:wne="http://schemas.microsoft.com/office/word/2006/wordml" xmlns:wps="http://schemas.microsoft.com/office/word/2010/wordprocessingShape" mc:Ignorable="w14 w15 wp14">
+  <w:abstractNum w:abstractNumId="0">
     <w:nsid w:val="1BF13319"/>
     <w:multiLevelType w:val="multilevel"/>
     <w:tmpl w:val="1BF13319"/>
@@ -28846,7 +28062,7 @@
       </w:pPr>
     </w:lvl>
   </w:abstractNum>
-  <w:abstractNum w:abstractNumId="1" w15:restartNumberingAfterBreak="0">
+  <w:abstractNum w:abstractNumId="1">
     <w:nsid w:val="5A9B425B"/>
     <w:multiLevelType w:val="multilevel"/>
     <w:tmpl w:val="5A9B425B"/>
@@ -28932,7 +28148,7 @@
       </w:pPr>
     </w:lvl>
   </w:abstractNum>
-  <w:abstractNum w:abstractNumId="2" w15:restartNumberingAfterBreak="0">
+  <w:abstractNum w:abstractNumId="2">
     <w:nsid w:val="5D8F05B1"/>
     <w:multiLevelType w:val="multilevel"/>
     <w:tmpl w:val="5D8F05B1"/>
@@ -29021,20 +28237,20 @@
       </w:pPr>
     </w:lvl>
   </w:abstractNum>
-  <w:num w:numId="1" w16cid:durableId="57022908">
+  <w:num w:numId="1">
     <w:abstractNumId w:val="1"/>
   </w:num>
-  <w:num w:numId="2" w16cid:durableId="921330598">
+  <w:num w:numId="2">
     <w:abstractNumId w:val="2"/>
   </w:num>
-  <w:num w:numId="3" w16cid:durableId="190579364">
+  <w:num w:numId="3">
     <w:abstractNumId w:val="0"/>
   </w:num>
 </w:numbering>
 </file>
 
 <file path=word/styles.xml><?xml version="1.0" encoding="utf-8"?>
-<w:styles xmlns:mc="http://schemas.openxmlformats.org/markup-compatibility/2006" xmlns:r="http://schemas.openxmlformats.org/officeDocument/2006/relationships" xmlns:w="http://schemas.openxmlformats.org/wordprocessingml/2006/main" xmlns:w14="http://schemas.microsoft.com/office/word/2010/wordml" xmlns:w15="http://schemas.microsoft.com/office/word/2012/wordml" xmlns:w16cex="http://schemas.microsoft.com/office/word/2018/wordml/cex" xmlns:w16cid="http://schemas.microsoft.com/office/word/2016/wordml/cid" xmlns:w16="http://schemas.microsoft.com/office/word/2018/wordml" xmlns:w16du="http://schemas.microsoft.com/office/word/2023/wordml/word16du" xmlns:w16sdtdh="http://schemas.microsoft.com/office/word/2020/wordml/sdtdatahash" xmlns:w16sdtfl="http://schemas.microsoft.com/office/word/2024/wordml/sdtformatlock" xmlns:w16se="http://schemas.microsoft.com/office/word/2015/wordml/symex" mc:Ignorable="w14 w15 w16se w16cid w16 w16cex w16sdtdh w16sdtfl w16du">
+<w:styles xmlns:mc="http://schemas.openxmlformats.org/markup-compatibility/2006" xmlns:r="http://schemas.openxmlformats.org/officeDocument/2006/relationships" xmlns:w="http://schemas.openxmlformats.org/wordprocessingml/2006/main" xmlns:w14="http://schemas.microsoft.com/office/word/2010/wordml" xmlns:w15="http://schemas.microsoft.com/office/word/2012/wordml" mc:Ignorable="w14 w15">
   <w:docDefaults>
     <w:rPrDefault>
       <w:rPr>
@@ -29044,7 +28260,7 @@
     </w:rPrDefault>
     <w:pPrDefault/>
   </w:docDefaults>
-  <w:latentStyles w:defLockedState="0" w:defUIPriority="99" w:defSemiHidden="0" w:defUnhideWhenUsed="0" w:defQFormat="0" w:count="376">
+  <w:latentStyles w:defLockedState="0" w:defUIPriority="99" w:defSemiHidden="0" w:defUnhideWhenUsed="0" w:defQFormat="0" w:count="371">
     <w:lsdException w:name="Normal" w:uiPriority="0" w:qFormat="1"/>
     <w:lsdException w:name="heading 1" w:uiPriority="9" w:qFormat="1"/>
     <w:lsdException w:name="heading 2" w:semiHidden="1" w:uiPriority="9" w:unhideWhenUsed="1" w:qFormat="1"/>
@@ -29416,11 +28632,6 @@
     <w:lsdException w:name="List Table 5 Dark Accent 6" w:uiPriority="50"/>
     <w:lsdException w:name="List Table 6 Colorful Accent 6" w:uiPriority="51"/>
     <w:lsdException w:name="List Table 7 Colorful Accent 6" w:uiPriority="52"/>
-    <w:lsdException w:name="Mention" w:semiHidden="1" w:unhideWhenUsed="1"/>
-    <w:lsdException w:name="Smart Hyperlink" w:semiHidden="1" w:unhideWhenUsed="1"/>
-    <w:lsdException w:name="Hashtag" w:semiHidden="1" w:unhideWhenUsed="1"/>
-    <w:lsdException w:name="Unresolved Mention" w:semiHidden="1" w:unhideWhenUsed="1"/>
-    <w:lsdException w:name="Smart Link" w:semiHidden="1" w:unhideWhenUsed="1"/>
   </w:latentStyles>
   <w:style w:type="paragraph" w:default="1" w:styleId="a">
     <w:name w:val="Normal"/>
@@ -29784,6 +28995,7 @@
     <w:uiPriority w:val="59"/>
     <w:qFormat/>
     <w:tblPr>
+      <w:tblInd w:w="0" w:type="dxa"/>
       <w:tblBorders>
         <w:top w:val="single" w:sz="4" w:space="0" w:color="auto"/>
         <w:left w:val="single" w:sz="4" w:space="0" w:color="auto"/>
@@ -29792,6 +29004,12 @@
         <w:insideH w:val="single" w:sz="4" w:space="0" w:color="auto"/>
         <w:insideV w:val="single" w:sz="4" w:space="0" w:color="auto"/>
       </w:tblBorders>
+      <w:tblCellMar>
+        <w:top w:w="0" w:type="dxa"/>
+        <w:left w:w="108" w:type="dxa"/>
+        <w:bottom w:w="0" w:type="dxa"/>
+        <w:right w:w="108" w:type="dxa"/>
+      </w:tblCellMar>
     </w:tblPr>
   </w:style>
   <w:style w:type="character" w:customStyle="1" w:styleId="a6">
@@ -29835,6 +29053,7 @@
     <w:uiPriority w:val="40"/>
     <w:qFormat/>
     <w:tblPr>
+      <w:tblInd w:w="0" w:type="dxa"/>
       <w:tblBorders>
         <w:top w:val="single" w:sz="4" w:space="0" w:color="BFBFBF" w:themeColor="background1" w:themeShade="BF"/>
         <w:left w:val="single" w:sz="4" w:space="0" w:color="BFBFBF" w:themeColor="background1" w:themeShade="BF"/>
@@ -29843,6 +29062,12 @@
         <w:insideH w:val="single" w:sz="4" w:space="0" w:color="BFBFBF" w:themeColor="background1" w:themeShade="BF"/>
         <w:insideV w:val="single" w:sz="4" w:space="0" w:color="BFBFBF" w:themeColor="background1" w:themeShade="BF"/>
       </w:tblBorders>
+      <w:tblCellMar>
+        <w:top w:w="0" w:type="dxa"/>
+        <w:left w:w="108" w:type="dxa"/>
+        <w:bottom w:w="0" w:type="dxa"/>
+        <w:right w:w="108" w:type="dxa"/>
+      </w:tblCellMar>
     </w:tblPr>
   </w:style>
   <w:style w:type="character" w:customStyle="1" w:styleId="10">
@@ -29978,7 +29203,7 @@
     </w:rPr>
   </w:style>
   <w:style w:type="character" w:customStyle="1" w:styleId="ab">
-    <w:name w:val="Заголовок Знак"/>
+    <w:name w:val="Название Знак"/>
     <w:basedOn w:val="a0"/>
     <w:link w:val="aa"/>
     <w:uiPriority w:val="10"/>
@@ -30450,7 +29675,7 @@
 </file>
 
 <file path=customXml/itemProps2.xml><?xml version="1.0" encoding="utf-8"?>
-<ds:datastoreItem xmlns:ds="http://schemas.openxmlformats.org/officeDocument/2006/customXml" ds:itemID="{4C5C553C-55F3-4821-94C2-BF1D67BC649E}">
+<ds:datastoreItem xmlns:ds="http://schemas.openxmlformats.org/officeDocument/2006/customXml" ds:itemID="{3C695EE0-A9B2-4713-9F91-9F3501C071BF}">
   <ds:schemaRefs>
     <ds:schemaRef ds:uri="http://schemas.openxmlformats.org/officeDocument/2006/bibliography"/>
   </ds:schemaRefs>
